--- a/answers-of-three-digit_number_multiplied_by_one-digit_number.docx
+++ b/answers-of-three-digit_number_multiplied_by_one-digit_number.docx
@@ -40,7 +40,7 @@
                 <w:rFonts w:ascii="TimeNewRoman" w:hAnsi="TimeNewRoman"/>
                 <w:sz w:val="30"/>
               </w:rPr>
-              <w:t>141×8=1128</w:t>
+              <w:t>583×8=4664</w:t>
             </w:r>
           </w:p>
         </w:tc>
@@ -57,7 +57,7 @@
                 <w:rFonts w:ascii="TimeNewRoman" w:hAnsi="TimeNewRoman"/>
                 <w:sz w:val="30"/>
               </w:rPr>
-              <w:t>815×6=4890</w:t>
+              <w:t>512×6=3072</w:t>
             </w:r>
           </w:p>
         </w:tc>
@@ -74,7 +74,7 @@
                 <w:rFonts w:ascii="TimeNewRoman" w:hAnsi="TimeNewRoman"/>
                 <w:sz w:val="30"/>
               </w:rPr>
-              <w:t>683×7=4781</w:t>
+              <w:t>642×3=1926</w:t>
             </w:r>
           </w:p>
         </w:tc>
@@ -91,7 +91,7 @@
                 <w:rFonts w:ascii="TimeNewRoman" w:hAnsi="TimeNewRoman"/>
                 <w:sz w:val="30"/>
               </w:rPr>
-              <w:t>232×4=928</w:t>
+              <w:t>194×7=1358</w:t>
             </w:r>
           </w:p>
         </w:tc>
@@ -108,7 +108,7 @@
                 <w:rFonts w:ascii="TimeNewRoman" w:hAnsi="TimeNewRoman"/>
                 <w:sz w:val="30"/>
               </w:rPr>
-              <w:t>621×8=4968</w:t>
+              <w:t>488×7=3416</w:t>
             </w:r>
           </w:p>
         </w:tc>
@@ -223,7 +223,7 @@
                 <w:rFonts w:ascii="TimeNewRoman" w:hAnsi="TimeNewRoman"/>
                 <w:sz w:val="30"/>
               </w:rPr>
-              <w:t>612×6=3672</w:t>
+              <w:t>904×2=1808</w:t>
             </w:r>
           </w:p>
         </w:tc>
@@ -240,7 +240,7 @@
                 <w:rFonts w:ascii="TimeNewRoman" w:hAnsi="TimeNewRoman"/>
                 <w:sz w:val="30"/>
               </w:rPr>
-              <w:t>760×3=2280</w:t>
+              <w:t>577×2=1154</w:t>
             </w:r>
           </w:p>
         </w:tc>
@@ -257,7 +257,7 @@
                 <w:rFonts w:ascii="TimeNewRoman" w:hAnsi="TimeNewRoman"/>
                 <w:sz w:val="30"/>
               </w:rPr>
-              <w:t>927×5=4635</w:t>
+              <w:t>619×4=2476</w:t>
             </w:r>
           </w:p>
         </w:tc>
@@ -274,7 +274,7 @@
                 <w:rFonts w:ascii="TimeNewRoman" w:hAnsi="TimeNewRoman"/>
                 <w:sz w:val="30"/>
               </w:rPr>
-              <w:t>643×3=1929</w:t>
+              <w:t>908×2=1816</w:t>
             </w:r>
           </w:p>
         </w:tc>
@@ -291,7 +291,7 @@
                 <w:rFonts w:ascii="TimeNewRoman" w:hAnsi="TimeNewRoman"/>
                 <w:sz w:val="30"/>
               </w:rPr>
-              <w:t>934×8=7472</w:t>
+              <w:t>815×5=4075</w:t>
             </w:r>
           </w:p>
         </w:tc>
@@ -438,7 +438,7 @@
                 <w:rFonts w:ascii="TimeNewRoman" w:hAnsi="TimeNewRoman"/>
                 <w:sz w:val="30"/>
               </w:rPr>
-              <w:t>240×7=1680</w:t>
+              <w:t>678×7=4746</w:t>
             </w:r>
           </w:p>
         </w:tc>
@@ -455,7 +455,7 @@
                 <w:rFonts w:ascii="TimeNewRoman" w:hAnsi="TimeNewRoman"/>
                 <w:sz w:val="30"/>
               </w:rPr>
-              <w:t>655×2=1310</w:t>
+              <w:t>483×6=2898</w:t>
             </w:r>
           </w:p>
         </w:tc>
@@ -472,7 +472,7 @@
                 <w:rFonts w:ascii="TimeNewRoman" w:hAnsi="TimeNewRoman"/>
                 <w:sz w:val="30"/>
               </w:rPr>
-              <w:t>438×2=876</w:t>
+              <w:t>537×4=2148</w:t>
             </w:r>
           </w:p>
         </w:tc>
@@ -489,7 +489,7 @@
                 <w:rFonts w:ascii="TimeNewRoman" w:hAnsi="TimeNewRoman"/>
                 <w:sz w:val="30"/>
               </w:rPr>
-              <w:t>119×4=476</w:t>
+              <w:t>345×7=2415</w:t>
             </w:r>
           </w:p>
         </w:tc>
@@ -506,7 +506,7 @@
                 <w:rFonts w:ascii="TimeNewRoman" w:hAnsi="TimeNewRoman"/>
                 <w:sz w:val="30"/>
               </w:rPr>
-              <w:t>324×4=1296</w:t>
+              <w:t>596×9=5364</w:t>
             </w:r>
           </w:p>
         </w:tc>
@@ -653,7 +653,7 @@
                 <w:rFonts w:ascii="TimeNewRoman" w:hAnsi="TimeNewRoman"/>
                 <w:sz w:val="30"/>
               </w:rPr>
-              <w:t>846×2=1692</w:t>
+              <w:t>881×3=2643</w:t>
             </w:r>
           </w:p>
         </w:tc>
@@ -670,7 +670,7 @@
                 <w:rFonts w:ascii="TimeNewRoman" w:hAnsi="TimeNewRoman"/>
                 <w:sz w:val="30"/>
               </w:rPr>
-              <w:t>598×8=4784</w:t>
+              <w:t>529×2=1058</w:t>
             </w:r>
           </w:p>
         </w:tc>
@@ -687,7 +687,7 @@
                 <w:rFonts w:ascii="TimeNewRoman" w:hAnsi="TimeNewRoman"/>
                 <w:sz w:val="30"/>
               </w:rPr>
-              <w:t>609×7=4263</w:t>
+              <w:t>490×2=980</w:t>
             </w:r>
           </w:p>
         </w:tc>
@@ -704,7 +704,7 @@
                 <w:rFonts w:ascii="TimeNewRoman" w:hAnsi="TimeNewRoman"/>
                 <w:sz w:val="30"/>
               </w:rPr>
-              <w:t>378×6=2268</w:t>
+              <w:t>795×7=5565</w:t>
             </w:r>
           </w:p>
         </w:tc>
@@ -721,7 +721,7 @@
                 <w:rFonts w:ascii="TimeNewRoman" w:hAnsi="TimeNewRoman"/>
                 <w:sz w:val="30"/>
               </w:rPr>
-              <w:t>560×2=1120</w:t>
+              <w:t>126×2=252</w:t>
             </w:r>
           </w:p>
         </w:tc>
@@ -868,7 +868,7 @@
                 <w:rFonts w:ascii="TimeNewRoman" w:hAnsi="TimeNewRoman"/>
                 <w:sz w:val="30"/>
               </w:rPr>
-              <w:t>413×6=2478</w:t>
+              <w:t>174×4=696</w:t>
             </w:r>
           </w:p>
         </w:tc>
@@ -885,7 +885,7 @@
                 <w:rFonts w:ascii="TimeNewRoman" w:hAnsi="TimeNewRoman"/>
                 <w:sz w:val="30"/>
               </w:rPr>
-              <w:t>625×6=3750</w:t>
+              <w:t>919×7=6433</w:t>
             </w:r>
           </w:p>
         </w:tc>
@@ -902,7 +902,7 @@
                 <w:rFonts w:ascii="TimeNewRoman" w:hAnsi="TimeNewRoman"/>
                 <w:sz w:val="30"/>
               </w:rPr>
-              <w:t>894×2=1788</w:t>
+              <w:t>515×3=1545</w:t>
             </w:r>
           </w:p>
         </w:tc>
@@ -919,7 +919,7 @@
                 <w:rFonts w:ascii="TimeNewRoman" w:hAnsi="TimeNewRoman"/>
                 <w:sz w:val="30"/>
               </w:rPr>
-              <w:t>244×3=732</w:t>
+              <w:t>371×8=2968</w:t>
             </w:r>
           </w:p>
         </w:tc>
@@ -936,7 +936,7 @@
                 <w:rFonts w:ascii="TimeNewRoman" w:hAnsi="TimeNewRoman"/>
                 <w:sz w:val="30"/>
               </w:rPr>
-              <w:t>546×6=3276</w:t>
+              <w:t>899×9=8091</w:t>
             </w:r>
           </w:p>
         </w:tc>

--- a/answers-of-three-digit_number_multiplied_by_one-digit_number.docx
+++ b/answers-of-three-digit_number_multiplied_by_one-digit_number.docx
@@ -11,7 +11,7 @@
           <w:rFonts w:ascii="Arial" w:hAnsi="Arial"/>
           <w:sz w:val="30"/>
         </w:rPr>
-        <w:t>2026-09-12 Saturday</w:t>
+        <w:t>2026-09-13 Sunday</w:t>
       </w:r>
     </w:p>
     <w:tbl>
@@ -40,7 +40,7 @@
                 <w:rFonts w:ascii="TimeNewRoman" w:hAnsi="TimeNewRoman"/>
                 <w:sz w:val="30"/>
               </w:rPr>
-              <w:t>583×8=4664</w:t>
+              <w:t>600×7=4200</w:t>
             </w:r>
           </w:p>
         </w:tc>
@@ -57,7 +57,7 @@
                 <w:rFonts w:ascii="TimeNewRoman" w:hAnsi="TimeNewRoman"/>
                 <w:sz w:val="30"/>
               </w:rPr>
-              <w:t>512×6=3072</w:t>
+              <w:t>940×3=2820</w:t>
             </w:r>
           </w:p>
         </w:tc>
@@ -74,7 +74,7 @@
                 <w:rFonts w:ascii="TimeNewRoman" w:hAnsi="TimeNewRoman"/>
                 <w:sz w:val="30"/>
               </w:rPr>
-              <w:t>642×3=1926</w:t>
+              <w:t>682×3=2046</w:t>
             </w:r>
           </w:p>
         </w:tc>
@@ -91,7 +91,7 @@
                 <w:rFonts w:ascii="TimeNewRoman" w:hAnsi="TimeNewRoman"/>
                 <w:sz w:val="30"/>
               </w:rPr>
-              <w:t>194×7=1358</w:t>
+              <w:t>291×9=2619</w:t>
             </w:r>
           </w:p>
         </w:tc>
@@ -108,7 +108,7 @@
                 <w:rFonts w:ascii="TimeNewRoman" w:hAnsi="TimeNewRoman"/>
                 <w:sz w:val="30"/>
               </w:rPr>
-              <w:t>488×7=3416</w:t>
+              <w:t>139×2=278</w:t>
             </w:r>
           </w:p>
         </w:tc>
@@ -223,7 +223,7 @@
                 <w:rFonts w:ascii="TimeNewRoman" w:hAnsi="TimeNewRoman"/>
                 <w:sz w:val="30"/>
               </w:rPr>
-              <w:t>904×2=1808</w:t>
+              <w:t>864×5=4320</w:t>
             </w:r>
           </w:p>
         </w:tc>
@@ -240,7 +240,7 @@
                 <w:rFonts w:ascii="TimeNewRoman" w:hAnsi="TimeNewRoman"/>
                 <w:sz w:val="30"/>
               </w:rPr>
-              <w:t>577×2=1154</w:t>
+              <w:t>462×7=3234</w:t>
             </w:r>
           </w:p>
         </w:tc>
@@ -257,7 +257,7 @@
                 <w:rFonts w:ascii="TimeNewRoman" w:hAnsi="TimeNewRoman"/>
                 <w:sz w:val="30"/>
               </w:rPr>
-              <w:t>619×4=2476</w:t>
+              <w:t>304×9=2736</w:t>
             </w:r>
           </w:p>
         </w:tc>
@@ -274,7 +274,7 @@
                 <w:rFonts w:ascii="TimeNewRoman" w:hAnsi="TimeNewRoman"/>
                 <w:sz w:val="30"/>
               </w:rPr>
-              <w:t>908×2=1816</w:t>
+              <w:t>167×9=1503</w:t>
             </w:r>
           </w:p>
         </w:tc>
@@ -291,7 +291,7 @@
                 <w:rFonts w:ascii="TimeNewRoman" w:hAnsi="TimeNewRoman"/>
                 <w:sz w:val="30"/>
               </w:rPr>
-              <w:t>815×5=4075</w:t>
+              <w:t>769×2=1538</w:t>
             </w:r>
           </w:p>
         </w:tc>
@@ -438,7 +438,7 @@
                 <w:rFonts w:ascii="TimeNewRoman" w:hAnsi="TimeNewRoman"/>
                 <w:sz w:val="30"/>
               </w:rPr>
-              <w:t>678×7=4746</w:t>
+              <w:t>562×6=3372</w:t>
             </w:r>
           </w:p>
         </w:tc>
@@ -455,7 +455,7 @@
                 <w:rFonts w:ascii="TimeNewRoman" w:hAnsi="TimeNewRoman"/>
                 <w:sz w:val="30"/>
               </w:rPr>
-              <w:t>483×6=2898</w:t>
+              <w:t>830×2=1660</w:t>
             </w:r>
           </w:p>
         </w:tc>
@@ -472,7 +472,7 @@
                 <w:rFonts w:ascii="TimeNewRoman" w:hAnsi="TimeNewRoman"/>
                 <w:sz w:val="30"/>
               </w:rPr>
-              <w:t>537×4=2148</w:t>
+              <w:t>786×5=3930</w:t>
             </w:r>
           </w:p>
         </w:tc>
@@ -489,7 +489,7 @@
                 <w:rFonts w:ascii="TimeNewRoman" w:hAnsi="TimeNewRoman"/>
                 <w:sz w:val="30"/>
               </w:rPr>
-              <w:t>345×7=2415</w:t>
+              <w:t>827×7=5789</w:t>
             </w:r>
           </w:p>
         </w:tc>
@@ -506,7 +506,7 @@
                 <w:rFonts w:ascii="TimeNewRoman" w:hAnsi="TimeNewRoman"/>
                 <w:sz w:val="30"/>
               </w:rPr>
-              <w:t>596×9=5364</w:t>
+              <w:t>261×7=1827</w:t>
             </w:r>
           </w:p>
         </w:tc>
@@ -653,7 +653,7 @@
                 <w:rFonts w:ascii="TimeNewRoman" w:hAnsi="TimeNewRoman"/>
                 <w:sz w:val="30"/>
               </w:rPr>
-              <w:t>881×3=2643</w:t>
+              <w:t>507×7=3549</w:t>
             </w:r>
           </w:p>
         </w:tc>
@@ -670,7 +670,7 @@
                 <w:rFonts w:ascii="TimeNewRoman" w:hAnsi="TimeNewRoman"/>
                 <w:sz w:val="30"/>
               </w:rPr>
-              <w:t>529×2=1058</w:t>
+              <w:t>258×8=2064</w:t>
             </w:r>
           </w:p>
         </w:tc>
@@ -687,7 +687,7 @@
                 <w:rFonts w:ascii="TimeNewRoman" w:hAnsi="TimeNewRoman"/>
                 <w:sz w:val="30"/>
               </w:rPr>
-              <w:t>490×2=980</w:t>
+              <w:t>516×6=3096</w:t>
             </w:r>
           </w:p>
         </w:tc>
@@ -704,7 +704,7 @@
                 <w:rFonts w:ascii="TimeNewRoman" w:hAnsi="TimeNewRoman"/>
                 <w:sz w:val="30"/>
               </w:rPr>
-              <w:t>795×7=5565</w:t>
+              <w:t>346×2=692</w:t>
             </w:r>
           </w:p>
         </w:tc>
@@ -721,7 +721,7 @@
                 <w:rFonts w:ascii="TimeNewRoman" w:hAnsi="TimeNewRoman"/>
                 <w:sz w:val="30"/>
               </w:rPr>
-              <w:t>126×2=252</w:t>
+              <w:t>590×6=3540</w:t>
             </w:r>
           </w:p>
         </w:tc>
@@ -868,7 +868,7 @@
                 <w:rFonts w:ascii="TimeNewRoman" w:hAnsi="TimeNewRoman"/>
                 <w:sz w:val="30"/>
               </w:rPr>
-              <w:t>174×4=696</w:t>
+              <w:t>253×5=1265</w:t>
             </w:r>
           </w:p>
         </w:tc>
@@ -885,7 +885,7 @@
                 <w:rFonts w:ascii="TimeNewRoman" w:hAnsi="TimeNewRoman"/>
                 <w:sz w:val="30"/>
               </w:rPr>
-              <w:t>919×7=6433</w:t>
+              <w:t>513×6=3078</w:t>
             </w:r>
           </w:p>
         </w:tc>
@@ -902,7 +902,7 @@
                 <w:rFonts w:ascii="TimeNewRoman" w:hAnsi="TimeNewRoman"/>
                 <w:sz w:val="30"/>
               </w:rPr>
-              <w:t>515×3=1545</w:t>
+              <w:t>180×7=1260</w:t>
             </w:r>
           </w:p>
         </w:tc>
@@ -919,7 +919,7 @@
                 <w:rFonts w:ascii="TimeNewRoman" w:hAnsi="TimeNewRoman"/>
                 <w:sz w:val="30"/>
               </w:rPr>
-              <w:t>371×8=2968</w:t>
+              <w:t>479×6=2874</w:t>
             </w:r>
           </w:p>
         </w:tc>
@@ -936,7 +936,7 @@
                 <w:rFonts w:ascii="TimeNewRoman" w:hAnsi="TimeNewRoman"/>
                 <w:sz w:val="30"/>
               </w:rPr>
-              <w:t>899×9=8091</w:t>
+              <w:t>174×3=522</w:t>
             </w:r>
           </w:p>
         </w:tc>

--- a/answers-of-three-digit_number_multiplied_by_one-digit_number.docx
+++ b/answers-of-three-digit_number_multiplied_by_one-digit_number.docx
@@ -40,7 +40,7 @@
                 <w:rFonts w:ascii="TimeNewRoman" w:hAnsi="TimeNewRoman"/>
                 <w:sz w:val="30"/>
               </w:rPr>
-              <w:t>600×7=4200</w:t>
+              <w:t>999×5=4995</w:t>
             </w:r>
           </w:p>
         </w:tc>
@@ -57,7 +57,7 @@
                 <w:rFonts w:ascii="TimeNewRoman" w:hAnsi="TimeNewRoman"/>
                 <w:sz w:val="30"/>
               </w:rPr>
-              <w:t>940×3=2820</w:t>
+              <w:t>744×7=5208</w:t>
             </w:r>
           </w:p>
         </w:tc>
@@ -74,7 +74,7 @@
                 <w:rFonts w:ascii="TimeNewRoman" w:hAnsi="TimeNewRoman"/>
                 <w:sz w:val="30"/>
               </w:rPr>
-              <w:t>682×3=2046</w:t>
+              <w:t>147×6=882</w:t>
             </w:r>
           </w:p>
         </w:tc>
@@ -91,7 +91,7 @@
                 <w:rFonts w:ascii="TimeNewRoman" w:hAnsi="TimeNewRoman"/>
                 <w:sz w:val="30"/>
               </w:rPr>
-              <w:t>291×9=2619</w:t>
+              <w:t>550×8=4400</w:t>
             </w:r>
           </w:p>
         </w:tc>
@@ -108,7 +108,7 @@
                 <w:rFonts w:ascii="TimeNewRoman" w:hAnsi="TimeNewRoman"/>
                 <w:sz w:val="30"/>
               </w:rPr>
-              <w:t>139×2=278</w:t>
+              <w:t>267×5=1335</w:t>
             </w:r>
           </w:p>
         </w:tc>
@@ -223,7 +223,7 @@
                 <w:rFonts w:ascii="TimeNewRoman" w:hAnsi="TimeNewRoman"/>
                 <w:sz w:val="30"/>
               </w:rPr>
-              <w:t>864×5=4320</w:t>
+              <w:t>264×9=2376</w:t>
             </w:r>
           </w:p>
         </w:tc>
@@ -240,7 +240,7 @@
                 <w:rFonts w:ascii="TimeNewRoman" w:hAnsi="TimeNewRoman"/>
                 <w:sz w:val="30"/>
               </w:rPr>
-              <w:t>462×7=3234</w:t>
+              <w:t>897×8=7176</w:t>
             </w:r>
           </w:p>
         </w:tc>
@@ -257,7 +257,7 @@
                 <w:rFonts w:ascii="TimeNewRoman" w:hAnsi="TimeNewRoman"/>
                 <w:sz w:val="30"/>
               </w:rPr>
-              <w:t>304×9=2736</w:t>
+              <w:t>665×2=1330</w:t>
             </w:r>
           </w:p>
         </w:tc>
@@ -274,7 +274,7 @@
                 <w:rFonts w:ascii="TimeNewRoman" w:hAnsi="TimeNewRoman"/>
                 <w:sz w:val="30"/>
               </w:rPr>
-              <w:t>167×9=1503</w:t>
+              <w:t>893×4=3572</w:t>
             </w:r>
           </w:p>
         </w:tc>
@@ -291,7 +291,7 @@
                 <w:rFonts w:ascii="TimeNewRoman" w:hAnsi="TimeNewRoman"/>
                 <w:sz w:val="30"/>
               </w:rPr>
-              <w:t>769×2=1538</w:t>
+              <w:t>684×2=1368</w:t>
             </w:r>
           </w:p>
         </w:tc>
@@ -438,7 +438,7 @@
                 <w:rFonts w:ascii="TimeNewRoman" w:hAnsi="TimeNewRoman"/>
                 <w:sz w:val="30"/>
               </w:rPr>
-              <w:t>562×6=3372</w:t>
+              <w:t>924×3=2772</w:t>
             </w:r>
           </w:p>
         </w:tc>
@@ -455,7 +455,7 @@
                 <w:rFonts w:ascii="TimeNewRoman" w:hAnsi="TimeNewRoman"/>
                 <w:sz w:val="30"/>
               </w:rPr>
-              <w:t>830×2=1660</w:t>
+              <w:t>416×7=2912</w:t>
             </w:r>
           </w:p>
         </w:tc>
@@ -472,7 +472,7 @@
                 <w:rFonts w:ascii="TimeNewRoman" w:hAnsi="TimeNewRoman"/>
                 <w:sz w:val="30"/>
               </w:rPr>
-              <w:t>786×5=3930</w:t>
+              <w:t>887×8=7096</w:t>
             </w:r>
           </w:p>
         </w:tc>
@@ -489,7 +489,7 @@
                 <w:rFonts w:ascii="TimeNewRoman" w:hAnsi="TimeNewRoman"/>
                 <w:sz w:val="30"/>
               </w:rPr>
-              <w:t>827×7=5789</w:t>
+              <w:t>806×8=6448</w:t>
             </w:r>
           </w:p>
         </w:tc>
@@ -506,7 +506,7 @@
                 <w:rFonts w:ascii="TimeNewRoman" w:hAnsi="TimeNewRoman"/>
                 <w:sz w:val="30"/>
               </w:rPr>
-              <w:t>261×7=1827</w:t>
+              <w:t>568×8=4544</w:t>
             </w:r>
           </w:p>
         </w:tc>
@@ -653,7 +653,7 @@
                 <w:rFonts w:ascii="TimeNewRoman" w:hAnsi="TimeNewRoman"/>
                 <w:sz w:val="30"/>
               </w:rPr>
-              <w:t>507×7=3549</w:t>
+              <w:t>807×2=1614</w:t>
             </w:r>
           </w:p>
         </w:tc>
@@ -670,7 +670,7 @@
                 <w:rFonts w:ascii="TimeNewRoman" w:hAnsi="TimeNewRoman"/>
                 <w:sz w:val="30"/>
               </w:rPr>
-              <w:t>258×8=2064</w:t>
+              <w:t>781×5=3905</w:t>
             </w:r>
           </w:p>
         </w:tc>
@@ -687,7 +687,7 @@
                 <w:rFonts w:ascii="TimeNewRoman" w:hAnsi="TimeNewRoman"/>
                 <w:sz w:val="30"/>
               </w:rPr>
-              <w:t>516×6=3096</w:t>
+              <w:t>778×8=6224</w:t>
             </w:r>
           </w:p>
         </w:tc>
@@ -704,7 +704,7 @@
                 <w:rFonts w:ascii="TimeNewRoman" w:hAnsi="TimeNewRoman"/>
                 <w:sz w:val="30"/>
               </w:rPr>
-              <w:t>346×2=692</w:t>
+              <w:t>195×2=390</w:t>
             </w:r>
           </w:p>
         </w:tc>
@@ -721,7 +721,7 @@
                 <w:rFonts w:ascii="TimeNewRoman" w:hAnsi="TimeNewRoman"/>
                 <w:sz w:val="30"/>
               </w:rPr>
-              <w:t>590×6=3540</w:t>
+              <w:t>398×5=1990</w:t>
             </w:r>
           </w:p>
         </w:tc>
@@ -868,7 +868,7 @@
                 <w:rFonts w:ascii="TimeNewRoman" w:hAnsi="TimeNewRoman"/>
                 <w:sz w:val="30"/>
               </w:rPr>
-              <w:t>253×5=1265</w:t>
+              <w:t>274×4=1096</w:t>
             </w:r>
           </w:p>
         </w:tc>
@@ -885,7 +885,7 @@
                 <w:rFonts w:ascii="TimeNewRoman" w:hAnsi="TimeNewRoman"/>
                 <w:sz w:val="30"/>
               </w:rPr>
-              <w:t>513×6=3078</w:t>
+              <w:t>191×9=1719</w:t>
             </w:r>
           </w:p>
         </w:tc>
@@ -902,7 +902,7 @@
                 <w:rFonts w:ascii="TimeNewRoman" w:hAnsi="TimeNewRoman"/>
                 <w:sz w:val="30"/>
               </w:rPr>
-              <w:t>180×7=1260</w:t>
+              <w:t>376×3=1128</w:t>
             </w:r>
           </w:p>
         </w:tc>
@@ -919,7 +919,7 @@
                 <w:rFonts w:ascii="TimeNewRoman" w:hAnsi="TimeNewRoman"/>
                 <w:sz w:val="30"/>
               </w:rPr>
-              <w:t>479×6=2874</w:t>
+              <w:t>760×9=6840</w:t>
             </w:r>
           </w:p>
         </w:tc>
@@ -936,7 +936,7 @@
                 <w:rFonts w:ascii="TimeNewRoman" w:hAnsi="TimeNewRoman"/>
                 <w:sz w:val="30"/>
               </w:rPr>
-              <w:t>174×3=522</w:t>
+              <w:t>278×4=1112</w:t>
             </w:r>
           </w:p>
         </w:tc>

--- a/answers-of-three-digit_number_multiplied_by_one-digit_number.docx
+++ b/answers-of-three-digit_number_multiplied_by_one-digit_number.docx
@@ -11,7 +11,7 @@
           <w:rFonts w:ascii="Arial" w:hAnsi="Arial"/>
           <w:sz w:val="30"/>
         </w:rPr>
-        <w:t>2026-09-13 Sunday</w:t>
+        <w:t>2026-09-14 Monday</w:t>
       </w:r>
     </w:p>
     <w:tbl>
@@ -40,7 +40,7 @@
                 <w:rFonts w:ascii="TimeNewRoman" w:hAnsi="TimeNewRoman"/>
                 <w:sz w:val="30"/>
               </w:rPr>
-              <w:t>999×5=4995</w:t>
+              <w:t>242×8=1936</w:t>
             </w:r>
           </w:p>
         </w:tc>
@@ -57,7 +57,7 @@
                 <w:rFonts w:ascii="TimeNewRoman" w:hAnsi="TimeNewRoman"/>
                 <w:sz w:val="30"/>
               </w:rPr>
-              <w:t>744×7=5208</w:t>
+              <w:t>321×8=2568</w:t>
             </w:r>
           </w:p>
         </w:tc>
@@ -74,7 +74,7 @@
                 <w:rFonts w:ascii="TimeNewRoman" w:hAnsi="TimeNewRoman"/>
                 <w:sz w:val="30"/>
               </w:rPr>
-              <w:t>147×6=882</w:t>
+              <w:t>276×8=2208</w:t>
             </w:r>
           </w:p>
         </w:tc>
@@ -91,7 +91,7 @@
                 <w:rFonts w:ascii="TimeNewRoman" w:hAnsi="TimeNewRoman"/>
                 <w:sz w:val="30"/>
               </w:rPr>
-              <w:t>550×8=4400</w:t>
+              <w:t>498×7=3486</w:t>
             </w:r>
           </w:p>
         </w:tc>
@@ -108,7 +108,7 @@
                 <w:rFonts w:ascii="TimeNewRoman" w:hAnsi="TimeNewRoman"/>
                 <w:sz w:val="30"/>
               </w:rPr>
-              <w:t>267×5=1335</w:t>
+              <w:t>284×5=1420</w:t>
             </w:r>
           </w:p>
         </w:tc>
@@ -223,7 +223,7 @@
                 <w:rFonts w:ascii="TimeNewRoman" w:hAnsi="TimeNewRoman"/>
                 <w:sz w:val="30"/>
               </w:rPr>
-              <w:t>264×9=2376</w:t>
+              <w:t>908×3=2724</w:t>
             </w:r>
           </w:p>
         </w:tc>
@@ -240,7 +240,7 @@
                 <w:rFonts w:ascii="TimeNewRoman" w:hAnsi="TimeNewRoman"/>
                 <w:sz w:val="30"/>
               </w:rPr>
-              <w:t>897×8=7176</w:t>
+              <w:t>331×4=1324</w:t>
             </w:r>
           </w:p>
         </w:tc>
@@ -257,7 +257,7 @@
                 <w:rFonts w:ascii="TimeNewRoman" w:hAnsi="TimeNewRoman"/>
                 <w:sz w:val="30"/>
               </w:rPr>
-              <w:t>665×2=1330</w:t>
+              <w:t>236×8=1888</w:t>
             </w:r>
           </w:p>
         </w:tc>
@@ -274,7 +274,7 @@
                 <w:rFonts w:ascii="TimeNewRoman" w:hAnsi="TimeNewRoman"/>
                 <w:sz w:val="30"/>
               </w:rPr>
-              <w:t>893×4=3572</w:t>
+              <w:t>915×8=7320</w:t>
             </w:r>
           </w:p>
         </w:tc>
@@ -291,7 +291,7 @@
                 <w:rFonts w:ascii="TimeNewRoman" w:hAnsi="TimeNewRoman"/>
                 <w:sz w:val="30"/>
               </w:rPr>
-              <w:t>684×2=1368</w:t>
+              <w:t>591×2=1182</w:t>
             </w:r>
           </w:p>
         </w:tc>
@@ -438,7 +438,7 @@
                 <w:rFonts w:ascii="TimeNewRoman" w:hAnsi="TimeNewRoman"/>
                 <w:sz w:val="30"/>
               </w:rPr>
-              <w:t>924×3=2772</w:t>
+              <w:t>957×6=5742</w:t>
             </w:r>
           </w:p>
         </w:tc>
@@ -455,7 +455,7 @@
                 <w:rFonts w:ascii="TimeNewRoman" w:hAnsi="TimeNewRoman"/>
                 <w:sz w:val="30"/>
               </w:rPr>
-              <w:t>416×7=2912</w:t>
+              <w:t>523×8=4184</w:t>
             </w:r>
           </w:p>
         </w:tc>
@@ -472,7 +472,7 @@
                 <w:rFonts w:ascii="TimeNewRoman" w:hAnsi="TimeNewRoman"/>
                 <w:sz w:val="30"/>
               </w:rPr>
-              <w:t>887×8=7096</w:t>
+              <w:t>508×3=1524</w:t>
             </w:r>
           </w:p>
         </w:tc>
@@ -489,7 +489,7 @@
                 <w:rFonts w:ascii="TimeNewRoman" w:hAnsi="TimeNewRoman"/>
                 <w:sz w:val="30"/>
               </w:rPr>
-              <w:t>806×8=6448</w:t>
+              <w:t>203×9=1827</w:t>
             </w:r>
           </w:p>
         </w:tc>
@@ -506,7 +506,7 @@
                 <w:rFonts w:ascii="TimeNewRoman" w:hAnsi="TimeNewRoman"/>
                 <w:sz w:val="30"/>
               </w:rPr>
-              <w:t>568×8=4544</w:t>
+              <w:t>613×3=1839</w:t>
             </w:r>
           </w:p>
         </w:tc>
@@ -653,7 +653,7 @@
                 <w:rFonts w:ascii="TimeNewRoman" w:hAnsi="TimeNewRoman"/>
                 <w:sz w:val="30"/>
               </w:rPr>
-              <w:t>807×2=1614</w:t>
+              <w:t>824×4=3296</w:t>
             </w:r>
           </w:p>
         </w:tc>
@@ -670,7 +670,7 @@
                 <w:rFonts w:ascii="TimeNewRoman" w:hAnsi="TimeNewRoman"/>
                 <w:sz w:val="30"/>
               </w:rPr>
-              <w:t>781×5=3905</w:t>
+              <w:t>919×3=2757</w:t>
             </w:r>
           </w:p>
         </w:tc>
@@ -687,7 +687,7 @@
                 <w:rFonts w:ascii="TimeNewRoman" w:hAnsi="TimeNewRoman"/>
                 <w:sz w:val="30"/>
               </w:rPr>
-              <w:t>778×8=6224</w:t>
+              <w:t>809×2=1618</w:t>
             </w:r>
           </w:p>
         </w:tc>
@@ -704,7 +704,7 @@
                 <w:rFonts w:ascii="TimeNewRoman" w:hAnsi="TimeNewRoman"/>
                 <w:sz w:val="30"/>
               </w:rPr>
-              <w:t>195×2=390</w:t>
+              <w:t>988×2=1976</w:t>
             </w:r>
           </w:p>
         </w:tc>
@@ -721,7 +721,7 @@
                 <w:rFonts w:ascii="TimeNewRoman" w:hAnsi="TimeNewRoman"/>
                 <w:sz w:val="30"/>
               </w:rPr>
-              <w:t>398×5=1990</w:t>
+              <w:t>795×9=7155</w:t>
             </w:r>
           </w:p>
         </w:tc>
@@ -868,7 +868,7 @@
                 <w:rFonts w:ascii="TimeNewRoman" w:hAnsi="TimeNewRoman"/>
                 <w:sz w:val="30"/>
               </w:rPr>
-              <w:t>274×4=1096</w:t>
+              <w:t>485×3=1455</w:t>
             </w:r>
           </w:p>
         </w:tc>
@@ -885,7 +885,7 @@
                 <w:rFonts w:ascii="TimeNewRoman" w:hAnsi="TimeNewRoman"/>
                 <w:sz w:val="30"/>
               </w:rPr>
-              <w:t>191×9=1719</w:t>
+              <w:t>222×7=1554</w:t>
             </w:r>
           </w:p>
         </w:tc>
@@ -902,7 +902,7 @@
                 <w:rFonts w:ascii="TimeNewRoman" w:hAnsi="TimeNewRoman"/>
                 <w:sz w:val="30"/>
               </w:rPr>
-              <w:t>376×3=1128</w:t>
+              <w:t>413×2=826</w:t>
             </w:r>
           </w:p>
         </w:tc>
@@ -919,7 +919,7 @@
                 <w:rFonts w:ascii="TimeNewRoman" w:hAnsi="TimeNewRoman"/>
                 <w:sz w:val="30"/>
               </w:rPr>
-              <w:t>760×9=6840</w:t>
+              <w:t>254×5=1270</w:t>
             </w:r>
           </w:p>
         </w:tc>
@@ -936,7 +936,7 @@
                 <w:rFonts w:ascii="TimeNewRoman" w:hAnsi="TimeNewRoman"/>
                 <w:sz w:val="30"/>
               </w:rPr>
-              <w:t>278×4=1112</w:t>
+              <w:t>972×6=5832</w:t>
             </w:r>
           </w:p>
         </w:tc>

--- a/answers-of-three-digit_number_multiplied_by_one-digit_number.docx
+++ b/answers-of-three-digit_number_multiplied_by_one-digit_number.docx
@@ -40,7 +40,7 @@
                 <w:rFonts w:ascii="TimeNewRoman" w:hAnsi="TimeNewRoman"/>
                 <w:sz w:val="30"/>
               </w:rPr>
-              <w:t>242×8=1936</w:t>
+              <w:t>863×6=5178</w:t>
             </w:r>
           </w:p>
         </w:tc>
@@ -57,7 +57,7 @@
                 <w:rFonts w:ascii="TimeNewRoman" w:hAnsi="TimeNewRoman"/>
                 <w:sz w:val="30"/>
               </w:rPr>
-              <w:t>321×8=2568</w:t>
+              <w:t>586×8=4688</w:t>
             </w:r>
           </w:p>
         </w:tc>
@@ -74,7 +74,7 @@
                 <w:rFonts w:ascii="TimeNewRoman" w:hAnsi="TimeNewRoman"/>
                 <w:sz w:val="30"/>
               </w:rPr>
-              <w:t>276×8=2208</w:t>
+              <w:t>119×7=833</w:t>
             </w:r>
           </w:p>
         </w:tc>
@@ -91,7 +91,7 @@
                 <w:rFonts w:ascii="TimeNewRoman" w:hAnsi="TimeNewRoman"/>
                 <w:sz w:val="30"/>
               </w:rPr>
-              <w:t>498×7=3486</w:t>
+              <w:t>612×2=1224</w:t>
             </w:r>
           </w:p>
         </w:tc>
@@ -108,7 +108,7 @@
                 <w:rFonts w:ascii="TimeNewRoman" w:hAnsi="TimeNewRoman"/>
                 <w:sz w:val="30"/>
               </w:rPr>
-              <w:t>284×5=1420</w:t>
+              <w:t>541×6=3246</w:t>
             </w:r>
           </w:p>
         </w:tc>
@@ -223,7 +223,7 @@
                 <w:rFonts w:ascii="TimeNewRoman" w:hAnsi="TimeNewRoman"/>
                 <w:sz w:val="30"/>
               </w:rPr>
-              <w:t>908×3=2724</w:t>
+              <w:t>600×5=3000</w:t>
             </w:r>
           </w:p>
         </w:tc>
@@ -240,7 +240,7 @@
                 <w:rFonts w:ascii="TimeNewRoman" w:hAnsi="TimeNewRoman"/>
                 <w:sz w:val="30"/>
               </w:rPr>
-              <w:t>331×4=1324</w:t>
+              <w:t>835×5=4175</w:t>
             </w:r>
           </w:p>
         </w:tc>
@@ -257,7 +257,7 @@
                 <w:rFonts w:ascii="TimeNewRoman" w:hAnsi="TimeNewRoman"/>
                 <w:sz w:val="30"/>
               </w:rPr>
-              <w:t>236×8=1888</w:t>
+              <w:t>448×9=4032</w:t>
             </w:r>
           </w:p>
         </w:tc>
@@ -274,7 +274,7 @@
                 <w:rFonts w:ascii="TimeNewRoman" w:hAnsi="TimeNewRoman"/>
                 <w:sz w:val="30"/>
               </w:rPr>
-              <w:t>915×8=7320</w:t>
+              <w:t>744×2=1488</w:t>
             </w:r>
           </w:p>
         </w:tc>
@@ -291,7 +291,7 @@
                 <w:rFonts w:ascii="TimeNewRoman" w:hAnsi="TimeNewRoman"/>
                 <w:sz w:val="30"/>
               </w:rPr>
-              <w:t>591×2=1182</w:t>
+              <w:t>452×2=904</w:t>
             </w:r>
           </w:p>
         </w:tc>
@@ -438,7 +438,7 @@
                 <w:rFonts w:ascii="TimeNewRoman" w:hAnsi="TimeNewRoman"/>
                 <w:sz w:val="30"/>
               </w:rPr>
-              <w:t>957×6=5742</w:t>
+              <w:t>461×3=1383</w:t>
             </w:r>
           </w:p>
         </w:tc>
@@ -455,7 +455,7 @@
                 <w:rFonts w:ascii="TimeNewRoman" w:hAnsi="TimeNewRoman"/>
                 <w:sz w:val="30"/>
               </w:rPr>
-              <w:t>523×8=4184</w:t>
+              <w:t>250×6=1500</w:t>
             </w:r>
           </w:p>
         </w:tc>
@@ -472,7 +472,7 @@
                 <w:rFonts w:ascii="TimeNewRoman" w:hAnsi="TimeNewRoman"/>
                 <w:sz w:val="30"/>
               </w:rPr>
-              <w:t>508×3=1524</w:t>
+              <w:t>456×6=2736</w:t>
             </w:r>
           </w:p>
         </w:tc>
@@ -489,7 +489,7 @@
                 <w:rFonts w:ascii="TimeNewRoman" w:hAnsi="TimeNewRoman"/>
                 <w:sz w:val="30"/>
               </w:rPr>
-              <w:t>203×9=1827</w:t>
+              <w:t>308×6=1848</w:t>
             </w:r>
           </w:p>
         </w:tc>
@@ -506,7 +506,7 @@
                 <w:rFonts w:ascii="TimeNewRoman" w:hAnsi="TimeNewRoman"/>
                 <w:sz w:val="30"/>
               </w:rPr>
-              <w:t>613×3=1839</w:t>
+              <w:t>954×2=1908</w:t>
             </w:r>
           </w:p>
         </w:tc>
@@ -653,7 +653,7 @@
                 <w:rFonts w:ascii="TimeNewRoman" w:hAnsi="TimeNewRoman"/>
                 <w:sz w:val="30"/>
               </w:rPr>
-              <w:t>824×4=3296</w:t>
+              <w:t>430×9=3870</w:t>
             </w:r>
           </w:p>
         </w:tc>
@@ -670,7 +670,7 @@
                 <w:rFonts w:ascii="TimeNewRoman" w:hAnsi="TimeNewRoman"/>
                 <w:sz w:val="30"/>
               </w:rPr>
-              <w:t>919×3=2757</w:t>
+              <w:t>486×8=3888</w:t>
             </w:r>
           </w:p>
         </w:tc>
@@ -687,7 +687,7 @@
                 <w:rFonts w:ascii="TimeNewRoman" w:hAnsi="TimeNewRoman"/>
                 <w:sz w:val="30"/>
               </w:rPr>
-              <w:t>809×2=1618</w:t>
+              <w:t>336×3=1008</w:t>
             </w:r>
           </w:p>
         </w:tc>
@@ -704,7 +704,7 @@
                 <w:rFonts w:ascii="TimeNewRoman" w:hAnsi="TimeNewRoman"/>
                 <w:sz w:val="30"/>
               </w:rPr>
-              <w:t>988×2=1976</w:t>
+              <w:t>819×3=2457</w:t>
             </w:r>
           </w:p>
         </w:tc>
@@ -721,7 +721,7 @@
                 <w:rFonts w:ascii="TimeNewRoman" w:hAnsi="TimeNewRoman"/>
                 <w:sz w:val="30"/>
               </w:rPr>
-              <w:t>795×9=7155</w:t>
+              <w:t>138×7=966</w:t>
             </w:r>
           </w:p>
         </w:tc>
@@ -868,7 +868,7 @@
                 <w:rFonts w:ascii="TimeNewRoman" w:hAnsi="TimeNewRoman"/>
                 <w:sz w:val="30"/>
               </w:rPr>
-              <w:t>485×3=1455</w:t>
+              <w:t>572×7=4004</w:t>
             </w:r>
           </w:p>
         </w:tc>
@@ -885,7 +885,7 @@
                 <w:rFonts w:ascii="TimeNewRoman" w:hAnsi="TimeNewRoman"/>
                 <w:sz w:val="30"/>
               </w:rPr>
-              <w:t>222×7=1554</w:t>
+              <w:t>301×8=2408</w:t>
             </w:r>
           </w:p>
         </w:tc>
@@ -902,7 +902,7 @@
                 <w:rFonts w:ascii="TimeNewRoman" w:hAnsi="TimeNewRoman"/>
                 <w:sz w:val="30"/>
               </w:rPr>
-              <w:t>413×2=826</w:t>
+              <w:t>523×6=3138</w:t>
             </w:r>
           </w:p>
         </w:tc>
@@ -919,7 +919,7 @@
                 <w:rFonts w:ascii="TimeNewRoman" w:hAnsi="TimeNewRoman"/>
                 <w:sz w:val="30"/>
               </w:rPr>
-              <w:t>254×5=1270</w:t>
+              <w:t>802×2=1604</w:t>
             </w:r>
           </w:p>
         </w:tc>
@@ -936,7 +936,7 @@
                 <w:rFonts w:ascii="TimeNewRoman" w:hAnsi="TimeNewRoman"/>
                 <w:sz w:val="30"/>
               </w:rPr>
-              <w:t>972×6=5832</w:t>
+              <w:t>403×4=1612</w:t>
             </w:r>
           </w:p>
         </w:tc>

--- a/answers-of-three-digit_number_multiplied_by_one-digit_number.docx
+++ b/answers-of-three-digit_number_multiplied_by_one-digit_number.docx
@@ -11,7 +11,7 @@
           <w:rFonts w:ascii="Arial" w:hAnsi="Arial"/>
           <w:sz w:val="30"/>
         </w:rPr>
-        <w:t>2026-09-14 Monday</w:t>
+        <w:t>2026-09-15 Tuesday</w:t>
       </w:r>
     </w:p>
     <w:tbl>
@@ -40,7 +40,7 @@
                 <w:rFonts w:ascii="TimeNewRoman" w:hAnsi="TimeNewRoman"/>
                 <w:sz w:val="30"/>
               </w:rPr>
-              <w:t>863×6=5178</w:t>
+              <w:t>991×8=7928</w:t>
             </w:r>
           </w:p>
         </w:tc>
@@ -57,7 +57,7 @@
                 <w:rFonts w:ascii="TimeNewRoman" w:hAnsi="TimeNewRoman"/>
                 <w:sz w:val="30"/>
               </w:rPr>
-              <w:t>586×8=4688</w:t>
+              <w:t>109×2=218</w:t>
             </w:r>
           </w:p>
         </w:tc>
@@ -74,7 +74,7 @@
                 <w:rFonts w:ascii="TimeNewRoman" w:hAnsi="TimeNewRoman"/>
                 <w:sz w:val="30"/>
               </w:rPr>
-              <w:t>119×7=833</w:t>
+              <w:t>233×7=1631</w:t>
             </w:r>
           </w:p>
         </w:tc>
@@ -91,7 +91,7 @@
                 <w:rFonts w:ascii="TimeNewRoman" w:hAnsi="TimeNewRoman"/>
                 <w:sz w:val="30"/>
               </w:rPr>
-              <w:t>612×2=1224</w:t>
+              <w:t>968×5=4840</w:t>
             </w:r>
           </w:p>
         </w:tc>
@@ -108,7 +108,7 @@
                 <w:rFonts w:ascii="TimeNewRoman" w:hAnsi="TimeNewRoman"/>
                 <w:sz w:val="30"/>
               </w:rPr>
-              <w:t>541×6=3246</w:t>
+              <w:t>970×7=6790</w:t>
             </w:r>
           </w:p>
         </w:tc>
@@ -223,7 +223,7 @@
                 <w:rFonts w:ascii="TimeNewRoman" w:hAnsi="TimeNewRoman"/>
                 <w:sz w:val="30"/>
               </w:rPr>
-              <w:t>600×5=3000</w:t>
+              <w:t>725×5=3625</w:t>
             </w:r>
           </w:p>
         </w:tc>
@@ -240,7 +240,7 @@
                 <w:rFonts w:ascii="TimeNewRoman" w:hAnsi="TimeNewRoman"/>
                 <w:sz w:val="30"/>
               </w:rPr>
-              <w:t>835×5=4175</w:t>
+              <w:t>847×7=5929</w:t>
             </w:r>
           </w:p>
         </w:tc>
@@ -257,7 +257,7 @@
                 <w:rFonts w:ascii="TimeNewRoman" w:hAnsi="TimeNewRoman"/>
                 <w:sz w:val="30"/>
               </w:rPr>
-              <w:t>448×9=4032</w:t>
+              <w:t>967×7=6769</w:t>
             </w:r>
           </w:p>
         </w:tc>
@@ -274,7 +274,7 @@
                 <w:rFonts w:ascii="TimeNewRoman" w:hAnsi="TimeNewRoman"/>
                 <w:sz w:val="30"/>
               </w:rPr>
-              <w:t>744×2=1488</w:t>
+              <w:t>432×9=3888</w:t>
             </w:r>
           </w:p>
         </w:tc>
@@ -291,7 +291,7 @@
                 <w:rFonts w:ascii="TimeNewRoman" w:hAnsi="TimeNewRoman"/>
                 <w:sz w:val="30"/>
               </w:rPr>
-              <w:t>452×2=904</w:t>
+              <w:t>199×2=398</w:t>
             </w:r>
           </w:p>
         </w:tc>
@@ -438,7 +438,7 @@
                 <w:rFonts w:ascii="TimeNewRoman" w:hAnsi="TimeNewRoman"/>
                 <w:sz w:val="30"/>
               </w:rPr>
-              <w:t>461×3=1383</w:t>
+              <w:t>738×9=6642</w:t>
             </w:r>
           </w:p>
         </w:tc>
@@ -455,7 +455,7 @@
                 <w:rFonts w:ascii="TimeNewRoman" w:hAnsi="TimeNewRoman"/>
                 <w:sz w:val="30"/>
               </w:rPr>
-              <w:t>250×6=1500</w:t>
+              <w:t>351×9=3159</w:t>
             </w:r>
           </w:p>
         </w:tc>
@@ -472,7 +472,7 @@
                 <w:rFonts w:ascii="TimeNewRoman" w:hAnsi="TimeNewRoman"/>
                 <w:sz w:val="30"/>
               </w:rPr>
-              <w:t>456×6=2736</w:t>
+              <w:t>386×2=772</w:t>
             </w:r>
           </w:p>
         </w:tc>
@@ -489,7 +489,7 @@
                 <w:rFonts w:ascii="TimeNewRoman" w:hAnsi="TimeNewRoman"/>
                 <w:sz w:val="30"/>
               </w:rPr>
-              <w:t>308×6=1848</w:t>
+              <w:t>846×2=1692</w:t>
             </w:r>
           </w:p>
         </w:tc>
@@ -506,7 +506,7 @@
                 <w:rFonts w:ascii="TimeNewRoman" w:hAnsi="TimeNewRoman"/>
                 <w:sz w:val="30"/>
               </w:rPr>
-              <w:t>954×2=1908</w:t>
+              <w:t>265×8=2120</w:t>
             </w:r>
           </w:p>
         </w:tc>
@@ -653,7 +653,7 @@
                 <w:rFonts w:ascii="TimeNewRoman" w:hAnsi="TimeNewRoman"/>
                 <w:sz w:val="30"/>
               </w:rPr>
-              <w:t>430×9=3870</w:t>
+              <w:t>748×7=5236</w:t>
             </w:r>
           </w:p>
         </w:tc>
@@ -670,7 +670,7 @@
                 <w:rFonts w:ascii="TimeNewRoman" w:hAnsi="TimeNewRoman"/>
                 <w:sz w:val="30"/>
               </w:rPr>
-              <w:t>486×8=3888</w:t>
+              <w:t>199×9=1791</w:t>
             </w:r>
           </w:p>
         </w:tc>
@@ -687,7 +687,7 @@
                 <w:rFonts w:ascii="TimeNewRoman" w:hAnsi="TimeNewRoman"/>
                 <w:sz w:val="30"/>
               </w:rPr>
-              <w:t>336×3=1008</w:t>
+              <w:t>519×6=3114</w:t>
             </w:r>
           </w:p>
         </w:tc>
@@ -704,7 +704,7 @@
                 <w:rFonts w:ascii="TimeNewRoman" w:hAnsi="TimeNewRoman"/>
                 <w:sz w:val="30"/>
               </w:rPr>
-              <w:t>819×3=2457</w:t>
+              <w:t>296×5=1480</w:t>
             </w:r>
           </w:p>
         </w:tc>
@@ -721,7 +721,7 @@
                 <w:rFonts w:ascii="TimeNewRoman" w:hAnsi="TimeNewRoman"/>
                 <w:sz w:val="30"/>
               </w:rPr>
-              <w:t>138×7=966</w:t>
+              <w:t>254×3=762</w:t>
             </w:r>
           </w:p>
         </w:tc>
@@ -868,7 +868,7 @@
                 <w:rFonts w:ascii="TimeNewRoman" w:hAnsi="TimeNewRoman"/>
                 <w:sz w:val="30"/>
               </w:rPr>
-              <w:t>572×7=4004</w:t>
+              <w:t>239×6=1434</w:t>
             </w:r>
           </w:p>
         </w:tc>
@@ -885,7 +885,7 @@
                 <w:rFonts w:ascii="TimeNewRoman" w:hAnsi="TimeNewRoman"/>
                 <w:sz w:val="30"/>
               </w:rPr>
-              <w:t>301×8=2408</w:t>
+              <w:t>398×4=1592</w:t>
             </w:r>
           </w:p>
         </w:tc>
@@ -902,7 +902,7 @@
                 <w:rFonts w:ascii="TimeNewRoman" w:hAnsi="TimeNewRoman"/>
                 <w:sz w:val="30"/>
               </w:rPr>
-              <w:t>523×6=3138</w:t>
+              <w:t>999×5=4995</w:t>
             </w:r>
           </w:p>
         </w:tc>
@@ -919,7 +919,7 @@
                 <w:rFonts w:ascii="TimeNewRoman" w:hAnsi="TimeNewRoman"/>
                 <w:sz w:val="30"/>
               </w:rPr>
-              <w:t>802×2=1604</w:t>
+              <w:t>520×5=2600</w:t>
             </w:r>
           </w:p>
         </w:tc>
@@ -936,7 +936,7 @@
                 <w:rFonts w:ascii="TimeNewRoman" w:hAnsi="TimeNewRoman"/>
                 <w:sz w:val="30"/>
               </w:rPr>
-              <w:t>403×4=1612</w:t>
+              <w:t>990×8=7920</w:t>
             </w:r>
           </w:p>
         </w:tc>

--- a/answers-of-three-digit_number_multiplied_by_one-digit_number.docx
+++ b/answers-of-three-digit_number_multiplied_by_one-digit_number.docx
@@ -40,7 +40,7 @@
                 <w:rFonts w:ascii="TimeNewRoman" w:hAnsi="TimeNewRoman"/>
                 <w:sz w:val="30"/>
               </w:rPr>
-              <w:t>991×8=7928</w:t>
+              <w:t>176×4=704</w:t>
             </w:r>
           </w:p>
         </w:tc>
@@ -57,7 +57,7 @@
                 <w:rFonts w:ascii="TimeNewRoman" w:hAnsi="TimeNewRoman"/>
                 <w:sz w:val="30"/>
               </w:rPr>
-              <w:t>109×2=218</w:t>
+              <w:t>840×4=3360</w:t>
             </w:r>
           </w:p>
         </w:tc>
@@ -74,7 +74,7 @@
                 <w:rFonts w:ascii="TimeNewRoman" w:hAnsi="TimeNewRoman"/>
                 <w:sz w:val="30"/>
               </w:rPr>
-              <w:t>233×7=1631</w:t>
+              <w:t>981×2=1962</w:t>
             </w:r>
           </w:p>
         </w:tc>
@@ -91,7 +91,7 @@
                 <w:rFonts w:ascii="TimeNewRoman" w:hAnsi="TimeNewRoman"/>
                 <w:sz w:val="30"/>
               </w:rPr>
-              <w:t>968×5=4840</w:t>
+              <w:t>475×7=3325</w:t>
             </w:r>
           </w:p>
         </w:tc>
@@ -108,7 +108,7 @@
                 <w:rFonts w:ascii="TimeNewRoman" w:hAnsi="TimeNewRoman"/>
                 <w:sz w:val="30"/>
               </w:rPr>
-              <w:t>970×7=6790</w:t>
+              <w:t>786×6=4716</w:t>
             </w:r>
           </w:p>
         </w:tc>
@@ -223,7 +223,7 @@
                 <w:rFonts w:ascii="TimeNewRoman" w:hAnsi="TimeNewRoman"/>
                 <w:sz w:val="30"/>
               </w:rPr>
-              <w:t>725×5=3625</w:t>
+              <w:t>879×7=6153</w:t>
             </w:r>
           </w:p>
         </w:tc>
@@ -240,7 +240,7 @@
                 <w:rFonts w:ascii="TimeNewRoman" w:hAnsi="TimeNewRoman"/>
                 <w:sz w:val="30"/>
               </w:rPr>
-              <w:t>847×7=5929</w:t>
+              <w:t>494×6=2964</w:t>
             </w:r>
           </w:p>
         </w:tc>
@@ -257,7 +257,7 @@
                 <w:rFonts w:ascii="TimeNewRoman" w:hAnsi="TimeNewRoman"/>
                 <w:sz w:val="30"/>
               </w:rPr>
-              <w:t>967×7=6769</w:t>
+              <w:t>774×9=6966</w:t>
             </w:r>
           </w:p>
         </w:tc>
@@ -274,7 +274,7 @@
                 <w:rFonts w:ascii="TimeNewRoman" w:hAnsi="TimeNewRoman"/>
                 <w:sz w:val="30"/>
               </w:rPr>
-              <w:t>432×9=3888</w:t>
+              <w:t>526×3=1578</w:t>
             </w:r>
           </w:p>
         </w:tc>
@@ -291,7 +291,7 @@
                 <w:rFonts w:ascii="TimeNewRoman" w:hAnsi="TimeNewRoman"/>
                 <w:sz w:val="30"/>
               </w:rPr>
-              <w:t>199×2=398</w:t>
+              <w:t>202×3=606</w:t>
             </w:r>
           </w:p>
         </w:tc>
@@ -438,7 +438,7 @@
                 <w:rFonts w:ascii="TimeNewRoman" w:hAnsi="TimeNewRoman"/>
                 <w:sz w:val="30"/>
               </w:rPr>
-              <w:t>738×9=6642</w:t>
+              <w:t>214×5=1070</w:t>
             </w:r>
           </w:p>
         </w:tc>
@@ -455,7 +455,7 @@
                 <w:rFonts w:ascii="TimeNewRoman" w:hAnsi="TimeNewRoman"/>
                 <w:sz w:val="30"/>
               </w:rPr>
-              <w:t>351×9=3159</w:t>
+              <w:t>505×8=4040</w:t>
             </w:r>
           </w:p>
         </w:tc>
@@ -472,7 +472,7 @@
                 <w:rFonts w:ascii="TimeNewRoman" w:hAnsi="TimeNewRoman"/>
                 <w:sz w:val="30"/>
               </w:rPr>
-              <w:t>386×2=772</w:t>
+              <w:t>558×6=3348</w:t>
             </w:r>
           </w:p>
         </w:tc>
@@ -489,7 +489,7 @@
                 <w:rFonts w:ascii="TimeNewRoman" w:hAnsi="TimeNewRoman"/>
                 <w:sz w:val="30"/>
               </w:rPr>
-              <w:t>846×2=1692</w:t>
+              <w:t>659×6=3954</w:t>
             </w:r>
           </w:p>
         </w:tc>
@@ -506,7 +506,7 @@
                 <w:rFonts w:ascii="TimeNewRoman" w:hAnsi="TimeNewRoman"/>
                 <w:sz w:val="30"/>
               </w:rPr>
-              <w:t>265×8=2120</w:t>
+              <w:t>799×4=3196</w:t>
             </w:r>
           </w:p>
         </w:tc>
@@ -653,7 +653,7 @@
                 <w:rFonts w:ascii="TimeNewRoman" w:hAnsi="TimeNewRoman"/>
                 <w:sz w:val="30"/>
               </w:rPr>
-              <w:t>748×7=5236</w:t>
+              <w:t>889×8=7112</w:t>
             </w:r>
           </w:p>
         </w:tc>
@@ -670,7 +670,7 @@
                 <w:rFonts w:ascii="TimeNewRoman" w:hAnsi="TimeNewRoman"/>
                 <w:sz w:val="30"/>
               </w:rPr>
-              <w:t>199×9=1791</w:t>
+              <w:t>265×7=1855</w:t>
             </w:r>
           </w:p>
         </w:tc>
@@ -687,7 +687,7 @@
                 <w:rFonts w:ascii="TimeNewRoman" w:hAnsi="TimeNewRoman"/>
                 <w:sz w:val="30"/>
               </w:rPr>
-              <w:t>519×6=3114</w:t>
+              <w:t>125×5=625</w:t>
             </w:r>
           </w:p>
         </w:tc>
@@ -704,7 +704,7 @@
                 <w:rFonts w:ascii="TimeNewRoman" w:hAnsi="TimeNewRoman"/>
                 <w:sz w:val="30"/>
               </w:rPr>
-              <w:t>296×5=1480</w:t>
+              <w:t>481×5=2405</w:t>
             </w:r>
           </w:p>
         </w:tc>
@@ -721,7 +721,7 @@
                 <w:rFonts w:ascii="TimeNewRoman" w:hAnsi="TimeNewRoman"/>
                 <w:sz w:val="30"/>
               </w:rPr>
-              <w:t>254×3=762</w:t>
+              <w:t>614×5=3070</w:t>
             </w:r>
           </w:p>
         </w:tc>
@@ -868,7 +868,7 @@
                 <w:rFonts w:ascii="TimeNewRoman" w:hAnsi="TimeNewRoman"/>
                 <w:sz w:val="30"/>
               </w:rPr>
-              <w:t>239×6=1434</w:t>
+              <w:t>482×6=2892</w:t>
             </w:r>
           </w:p>
         </w:tc>
@@ -885,7 +885,7 @@
                 <w:rFonts w:ascii="TimeNewRoman" w:hAnsi="TimeNewRoman"/>
                 <w:sz w:val="30"/>
               </w:rPr>
-              <w:t>398×4=1592</w:t>
+              <w:t>800×4=3200</w:t>
             </w:r>
           </w:p>
         </w:tc>
@@ -902,7 +902,7 @@
                 <w:rFonts w:ascii="TimeNewRoman" w:hAnsi="TimeNewRoman"/>
                 <w:sz w:val="30"/>
               </w:rPr>
-              <w:t>999×5=4995</w:t>
+              <w:t>607×7=4249</w:t>
             </w:r>
           </w:p>
         </w:tc>
@@ -919,7 +919,7 @@
                 <w:rFonts w:ascii="TimeNewRoman" w:hAnsi="TimeNewRoman"/>
                 <w:sz w:val="30"/>
               </w:rPr>
-              <w:t>520×5=2600</w:t>
+              <w:t>138×4=552</w:t>
             </w:r>
           </w:p>
         </w:tc>
@@ -936,7 +936,7 @@
                 <w:rFonts w:ascii="TimeNewRoman" w:hAnsi="TimeNewRoman"/>
                 <w:sz w:val="30"/>
               </w:rPr>
-              <w:t>990×8=7920</w:t>
+              <w:t>137×7=959</w:t>
             </w:r>
           </w:p>
         </w:tc>

--- a/answers-of-three-digit_number_multiplied_by_one-digit_number.docx
+++ b/answers-of-three-digit_number_multiplied_by_one-digit_number.docx
@@ -11,7 +11,7 @@
           <w:rFonts w:ascii="Arial" w:hAnsi="Arial"/>
           <w:sz w:val="30"/>
         </w:rPr>
-        <w:t>2026-09-15 Tuesday</w:t>
+        <w:t>2026-09-16 Wednesday</w:t>
       </w:r>
     </w:p>
     <w:tbl>
@@ -40,7 +40,7 @@
                 <w:rFonts w:ascii="TimeNewRoman" w:hAnsi="TimeNewRoman"/>
                 <w:sz w:val="30"/>
               </w:rPr>
-              <w:t>176×4=704</w:t>
+              <w:t>718×2=1436</w:t>
             </w:r>
           </w:p>
         </w:tc>
@@ -57,7 +57,7 @@
                 <w:rFonts w:ascii="TimeNewRoman" w:hAnsi="TimeNewRoman"/>
                 <w:sz w:val="30"/>
               </w:rPr>
-              <w:t>840×4=3360</w:t>
+              <w:t>267×6=1602</w:t>
             </w:r>
           </w:p>
         </w:tc>
@@ -74,7 +74,7 @@
                 <w:rFonts w:ascii="TimeNewRoman" w:hAnsi="TimeNewRoman"/>
                 <w:sz w:val="30"/>
               </w:rPr>
-              <w:t>981×2=1962</w:t>
+              <w:t>366×4=1464</w:t>
             </w:r>
           </w:p>
         </w:tc>
@@ -91,7 +91,7 @@
                 <w:rFonts w:ascii="TimeNewRoman" w:hAnsi="TimeNewRoman"/>
                 <w:sz w:val="30"/>
               </w:rPr>
-              <w:t>475×7=3325</w:t>
+              <w:t>369×6=2214</w:t>
             </w:r>
           </w:p>
         </w:tc>
@@ -108,7 +108,7 @@
                 <w:rFonts w:ascii="TimeNewRoman" w:hAnsi="TimeNewRoman"/>
                 <w:sz w:val="30"/>
               </w:rPr>
-              <w:t>786×6=4716</w:t>
+              <w:t>568×9=5112</w:t>
             </w:r>
           </w:p>
         </w:tc>
@@ -223,7 +223,7 @@
                 <w:rFonts w:ascii="TimeNewRoman" w:hAnsi="TimeNewRoman"/>
                 <w:sz w:val="30"/>
               </w:rPr>
-              <w:t>879×7=6153</w:t>
+              <w:t>674×5=3370</w:t>
             </w:r>
           </w:p>
         </w:tc>
@@ -240,7 +240,7 @@
                 <w:rFonts w:ascii="TimeNewRoman" w:hAnsi="TimeNewRoman"/>
                 <w:sz w:val="30"/>
               </w:rPr>
-              <w:t>494×6=2964</w:t>
+              <w:t>775×6=4650</w:t>
             </w:r>
           </w:p>
         </w:tc>
@@ -257,7 +257,7 @@
                 <w:rFonts w:ascii="TimeNewRoman" w:hAnsi="TimeNewRoman"/>
                 <w:sz w:val="30"/>
               </w:rPr>
-              <w:t>774×9=6966</w:t>
+              <w:t>498×8=3984</w:t>
             </w:r>
           </w:p>
         </w:tc>
@@ -274,7 +274,7 @@
                 <w:rFonts w:ascii="TimeNewRoman" w:hAnsi="TimeNewRoman"/>
                 <w:sz w:val="30"/>
               </w:rPr>
-              <w:t>526×3=1578</w:t>
+              <w:t>854×3=2562</w:t>
             </w:r>
           </w:p>
         </w:tc>
@@ -291,7 +291,7 @@
                 <w:rFonts w:ascii="TimeNewRoman" w:hAnsi="TimeNewRoman"/>
                 <w:sz w:val="30"/>
               </w:rPr>
-              <w:t>202×3=606</w:t>
+              <w:t>243×5=1215</w:t>
             </w:r>
           </w:p>
         </w:tc>
@@ -438,7 +438,7 @@
                 <w:rFonts w:ascii="TimeNewRoman" w:hAnsi="TimeNewRoman"/>
                 <w:sz w:val="30"/>
               </w:rPr>
-              <w:t>214×5=1070</w:t>
+              <w:t>330×4=1320</w:t>
             </w:r>
           </w:p>
         </w:tc>
@@ -455,7 +455,7 @@
                 <w:rFonts w:ascii="TimeNewRoman" w:hAnsi="TimeNewRoman"/>
                 <w:sz w:val="30"/>
               </w:rPr>
-              <w:t>505×8=4040</w:t>
+              <w:t>117×9=1053</w:t>
             </w:r>
           </w:p>
         </w:tc>
@@ -472,7 +472,7 @@
                 <w:rFonts w:ascii="TimeNewRoman" w:hAnsi="TimeNewRoman"/>
                 <w:sz w:val="30"/>
               </w:rPr>
-              <w:t>558×6=3348</w:t>
+              <w:t>863×2=1726</w:t>
             </w:r>
           </w:p>
         </w:tc>
@@ -489,7 +489,7 @@
                 <w:rFonts w:ascii="TimeNewRoman" w:hAnsi="TimeNewRoman"/>
                 <w:sz w:val="30"/>
               </w:rPr>
-              <w:t>659×6=3954</w:t>
+              <w:t>595×3=1785</w:t>
             </w:r>
           </w:p>
         </w:tc>
@@ -506,7 +506,7 @@
                 <w:rFonts w:ascii="TimeNewRoman" w:hAnsi="TimeNewRoman"/>
                 <w:sz w:val="30"/>
               </w:rPr>
-              <w:t>799×4=3196</w:t>
+              <w:t>212×7=1484</w:t>
             </w:r>
           </w:p>
         </w:tc>
@@ -653,7 +653,7 @@
                 <w:rFonts w:ascii="TimeNewRoman" w:hAnsi="TimeNewRoman"/>
                 <w:sz w:val="30"/>
               </w:rPr>
-              <w:t>889×8=7112</w:t>
+              <w:t>662×7=4634</w:t>
             </w:r>
           </w:p>
         </w:tc>
@@ -670,7 +670,7 @@
                 <w:rFonts w:ascii="TimeNewRoman" w:hAnsi="TimeNewRoman"/>
                 <w:sz w:val="30"/>
               </w:rPr>
-              <w:t>265×7=1855</w:t>
+              <w:t>945×3=2835</w:t>
             </w:r>
           </w:p>
         </w:tc>
@@ -687,7 +687,7 @@
                 <w:rFonts w:ascii="TimeNewRoman" w:hAnsi="TimeNewRoman"/>
                 <w:sz w:val="30"/>
               </w:rPr>
-              <w:t>125×5=625</w:t>
+              <w:t>393×9=3537</w:t>
             </w:r>
           </w:p>
         </w:tc>
@@ -704,7 +704,7 @@
                 <w:rFonts w:ascii="TimeNewRoman" w:hAnsi="TimeNewRoman"/>
                 <w:sz w:val="30"/>
               </w:rPr>
-              <w:t>481×5=2405</w:t>
+              <w:t>237×9=2133</w:t>
             </w:r>
           </w:p>
         </w:tc>
@@ -721,7 +721,7 @@
                 <w:rFonts w:ascii="TimeNewRoman" w:hAnsi="TimeNewRoman"/>
                 <w:sz w:val="30"/>
               </w:rPr>
-              <w:t>614×5=3070</w:t>
+              <w:t>611×7=4277</w:t>
             </w:r>
           </w:p>
         </w:tc>
@@ -868,7 +868,7 @@
                 <w:rFonts w:ascii="TimeNewRoman" w:hAnsi="TimeNewRoman"/>
                 <w:sz w:val="30"/>
               </w:rPr>
-              <w:t>482×6=2892</w:t>
+              <w:t>954×5=4770</w:t>
             </w:r>
           </w:p>
         </w:tc>
@@ -885,7 +885,7 @@
                 <w:rFonts w:ascii="TimeNewRoman" w:hAnsi="TimeNewRoman"/>
                 <w:sz w:val="30"/>
               </w:rPr>
-              <w:t>800×4=3200</w:t>
+              <w:t>808×4=3232</w:t>
             </w:r>
           </w:p>
         </w:tc>
@@ -902,7 +902,7 @@
                 <w:rFonts w:ascii="TimeNewRoman" w:hAnsi="TimeNewRoman"/>
                 <w:sz w:val="30"/>
               </w:rPr>
-              <w:t>607×7=4249</w:t>
+              <w:t>646×6=3876</w:t>
             </w:r>
           </w:p>
         </w:tc>
@@ -919,7 +919,7 @@
                 <w:rFonts w:ascii="TimeNewRoman" w:hAnsi="TimeNewRoman"/>
                 <w:sz w:val="30"/>
               </w:rPr>
-              <w:t>138×4=552</w:t>
+              <w:t>939×4=3756</w:t>
             </w:r>
           </w:p>
         </w:tc>
@@ -936,7 +936,7 @@
                 <w:rFonts w:ascii="TimeNewRoman" w:hAnsi="TimeNewRoman"/>
                 <w:sz w:val="30"/>
               </w:rPr>
-              <w:t>137×7=959</w:t>
+              <w:t>266×9=2394</w:t>
             </w:r>
           </w:p>
         </w:tc>

--- a/answers-of-three-digit_number_multiplied_by_one-digit_number.docx
+++ b/answers-of-three-digit_number_multiplied_by_one-digit_number.docx
@@ -40,7 +40,7 @@
                 <w:rFonts w:ascii="TimeNewRoman" w:hAnsi="TimeNewRoman"/>
                 <w:sz w:val="30"/>
               </w:rPr>
-              <w:t>718×2=1436</w:t>
+              <w:t>393×5=1965</w:t>
             </w:r>
           </w:p>
         </w:tc>
@@ -57,7 +57,7 @@
                 <w:rFonts w:ascii="TimeNewRoman" w:hAnsi="TimeNewRoman"/>
                 <w:sz w:val="30"/>
               </w:rPr>
-              <w:t>267×6=1602</w:t>
+              <w:t>558×2=1116</w:t>
             </w:r>
           </w:p>
         </w:tc>
@@ -74,7 +74,7 @@
                 <w:rFonts w:ascii="TimeNewRoman" w:hAnsi="TimeNewRoman"/>
                 <w:sz w:val="30"/>
               </w:rPr>
-              <w:t>366×4=1464</w:t>
+              <w:t>341×5=1705</w:t>
             </w:r>
           </w:p>
         </w:tc>
@@ -91,7 +91,7 @@
                 <w:rFonts w:ascii="TimeNewRoman" w:hAnsi="TimeNewRoman"/>
                 <w:sz w:val="30"/>
               </w:rPr>
-              <w:t>369×6=2214</w:t>
+              <w:t>874×2=1748</w:t>
             </w:r>
           </w:p>
         </w:tc>
@@ -108,7 +108,7 @@
                 <w:rFonts w:ascii="TimeNewRoman" w:hAnsi="TimeNewRoman"/>
                 <w:sz w:val="30"/>
               </w:rPr>
-              <w:t>568×9=5112</w:t>
+              <w:t>865×9=7785</w:t>
             </w:r>
           </w:p>
         </w:tc>
@@ -223,7 +223,7 @@
                 <w:rFonts w:ascii="TimeNewRoman" w:hAnsi="TimeNewRoman"/>
                 <w:sz w:val="30"/>
               </w:rPr>
-              <w:t>674×5=3370</w:t>
+              <w:t>311×7=2177</w:t>
             </w:r>
           </w:p>
         </w:tc>
@@ -240,7 +240,7 @@
                 <w:rFonts w:ascii="TimeNewRoman" w:hAnsi="TimeNewRoman"/>
                 <w:sz w:val="30"/>
               </w:rPr>
-              <w:t>775×6=4650</w:t>
+              <w:t>192×2=384</w:t>
             </w:r>
           </w:p>
         </w:tc>
@@ -257,7 +257,7 @@
                 <w:rFonts w:ascii="TimeNewRoman" w:hAnsi="TimeNewRoman"/>
                 <w:sz w:val="30"/>
               </w:rPr>
-              <w:t>498×8=3984</w:t>
+              <w:t>509×2=1018</w:t>
             </w:r>
           </w:p>
         </w:tc>
@@ -274,7 +274,7 @@
                 <w:rFonts w:ascii="TimeNewRoman" w:hAnsi="TimeNewRoman"/>
                 <w:sz w:val="30"/>
               </w:rPr>
-              <w:t>854×3=2562</w:t>
+              <w:t>440×8=3520</w:t>
             </w:r>
           </w:p>
         </w:tc>
@@ -291,7 +291,7 @@
                 <w:rFonts w:ascii="TimeNewRoman" w:hAnsi="TimeNewRoman"/>
                 <w:sz w:val="30"/>
               </w:rPr>
-              <w:t>243×5=1215</w:t>
+              <w:t>903×7=6321</w:t>
             </w:r>
           </w:p>
         </w:tc>
@@ -438,7 +438,7 @@
                 <w:rFonts w:ascii="TimeNewRoman" w:hAnsi="TimeNewRoman"/>
                 <w:sz w:val="30"/>
               </w:rPr>
-              <w:t>330×4=1320</w:t>
+              <w:t>103×2=206</w:t>
             </w:r>
           </w:p>
         </w:tc>
@@ -455,7 +455,7 @@
                 <w:rFonts w:ascii="TimeNewRoman" w:hAnsi="TimeNewRoman"/>
                 <w:sz w:val="30"/>
               </w:rPr>
-              <w:t>117×9=1053</w:t>
+              <w:t>517×8=4136</w:t>
             </w:r>
           </w:p>
         </w:tc>
@@ -472,7 +472,7 @@
                 <w:rFonts w:ascii="TimeNewRoman" w:hAnsi="TimeNewRoman"/>
                 <w:sz w:val="30"/>
               </w:rPr>
-              <w:t>863×2=1726</w:t>
+              <w:t>999×7=6993</w:t>
             </w:r>
           </w:p>
         </w:tc>
@@ -489,7 +489,7 @@
                 <w:rFonts w:ascii="TimeNewRoman" w:hAnsi="TimeNewRoman"/>
                 <w:sz w:val="30"/>
               </w:rPr>
-              <w:t>595×3=1785</w:t>
+              <w:t>399×3=1197</w:t>
             </w:r>
           </w:p>
         </w:tc>
@@ -506,7 +506,7 @@
                 <w:rFonts w:ascii="TimeNewRoman" w:hAnsi="TimeNewRoman"/>
                 <w:sz w:val="30"/>
               </w:rPr>
-              <w:t>212×7=1484</w:t>
+              <w:t>513×7=3591</w:t>
             </w:r>
           </w:p>
         </w:tc>
@@ -653,7 +653,7 @@
                 <w:rFonts w:ascii="TimeNewRoman" w:hAnsi="TimeNewRoman"/>
                 <w:sz w:val="30"/>
               </w:rPr>
-              <w:t>662×7=4634</w:t>
+              <w:t>596×6=3576</w:t>
             </w:r>
           </w:p>
         </w:tc>
@@ -670,7 +670,7 @@
                 <w:rFonts w:ascii="TimeNewRoman" w:hAnsi="TimeNewRoman"/>
                 <w:sz w:val="30"/>
               </w:rPr>
-              <w:t>945×3=2835</w:t>
+              <w:t>334×2=668</w:t>
             </w:r>
           </w:p>
         </w:tc>
@@ -687,7 +687,7 @@
                 <w:rFonts w:ascii="TimeNewRoman" w:hAnsi="TimeNewRoman"/>
                 <w:sz w:val="30"/>
               </w:rPr>
-              <w:t>393×9=3537</w:t>
+              <w:t>380×9=3420</w:t>
             </w:r>
           </w:p>
         </w:tc>
@@ -704,7 +704,7 @@
                 <w:rFonts w:ascii="TimeNewRoman" w:hAnsi="TimeNewRoman"/>
                 <w:sz w:val="30"/>
               </w:rPr>
-              <w:t>237×9=2133</w:t>
+              <w:t>722×6=4332</w:t>
             </w:r>
           </w:p>
         </w:tc>
@@ -721,7 +721,7 @@
                 <w:rFonts w:ascii="TimeNewRoman" w:hAnsi="TimeNewRoman"/>
                 <w:sz w:val="30"/>
               </w:rPr>
-              <w:t>611×7=4277</w:t>
+              <w:t>815×3=2445</w:t>
             </w:r>
           </w:p>
         </w:tc>
@@ -868,7 +868,7 @@
                 <w:rFonts w:ascii="TimeNewRoman" w:hAnsi="TimeNewRoman"/>
                 <w:sz w:val="30"/>
               </w:rPr>
-              <w:t>954×5=4770</w:t>
+              <w:t>663×4=2652</w:t>
             </w:r>
           </w:p>
         </w:tc>
@@ -885,7 +885,7 @@
                 <w:rFonts w:ascii="TimeNewRoman" w:hAnsi="TimeNewRoman"/>
                 <w:sz w:val="30"/>
               </w:rPr>
-              <w:t>808×4=3232</w:t>
+              <w:t>885×3=2655</w:t>
             </w:r>
           </w:p>
         </w:tc>
@@ -902,7 +902,7 @@
                 <w:rFonts w:ascii="TimeNewRoman" w:hAnsi="TimeNewRoman"/>
                 <w:sz w:val="30"/>
               </w:rPr>
-              <w:t>646×6=3876</w:t>
+              <w:t>608×5=3040</w:t>
             </w:r>
           </w:p>
         </w:tc>
@@ -919,7 +919,7 @@
                 <w:rFonts w:ascii="TimeNewRoman" w:hAnsi="TimeNewRoman"/>
                 <w:sz w:val="30"/>
               </w:rPr>
-              <w:t>939×4=3756</w:t>
+              <w:t>674×9=6066</w:t>
             </w:r>
           </w:p>
         </w:tc>
@@ -936,7 +936,7 @@
                 <w:rFonts w:ascii="TimeNewRoman" w:hAnsi="TimeNewRoman"/>
                 <w:sz w:val="30"/>
               </w:rPr>
-              <w:t>266×9=2394</w:t>
+              <w:t>894×3=2682</w:t>
             </w:r>
           </w:p>
         </w:tc>

--- a/answers-of-three-digit_number_multiplied_by_one-digit_number.docx
+++ b/answers-of-three-digit_number_multiplied_by_one-digit_number.docx
@@ -11,7 +11,7 @@
           <w:rFonts w:ascii="Arial" w:hAnsi="Arial"/>
           <w:sz w:val="30"/>
         </w:rPr>
-        <w:t>2026-09-16 Wednesday</w:t>
+        <w:t>2026-09-17 Thursday</w:t>
       </w:r>
     </w:p>
     <w:tbl>
@@ -40,7 +40,7 @@
                 <w:rFonts w:ascii="TimeNewRoman" w:hAnsi="TimeNewRoman"/>
                 <w:sz w:val="30"/>
               </w:rPr>
-              <w:t>393×5=1965</w:t>
+              <w:t>519×9=4671</w:t>
             </w:r>
           </w:p>
         </w:tc>
@@ -57,7 +57,7 @@
                 <w:rFonts w:ascii="TimeNewRoman" w:hAnsi="TimeNewRoman"/>
                 <w:sz w:val="30"/>
               </w:rPr>
-              <w:t>558×2=1116</w:t>
+              <w:t>481×9=4329</w:t>
             </w:r>
           </w:p>
         </w:tc>
@@ -74,7 +74,7 @@
                 <w:rFonts w:ascii="TimeNewRoman" w:hAnsi="TimeNewRoman"/>
                 <w:sz w:val="30"/>
               </w:rPr>
-              <w:t>341×5=1705</w:t>
+              <w:t>886×9=7974</w:t>
             </w:r>
           </w:p>
         </w:tc>
@@ -91,7 +91,7 @@
                 <w:rFonts w:ascii="TimeNewRoman" w:hAnsi="TimeNewRoman"/>
                 <w:sz w:val="30"/>
               </w:rPr>
-              <w:t>874×2=1748</w:t>
+              <w:t>968×6=5808</w:t>
             </w:r>
           </w:p>
         </w:tc>
@@ -108,7 +108,7 @@
                 <w:rFonts w:ascii="TimeNewRoman" w:hAnsi="TimeNewRoman"/>
                 <w:sz w:val="30"/>
               </w:rPr>
-              <w:t>865×9=7785</w:t>
+              <w:t>661×7=4627</w:t>
             </w:r>
           </w:p>
         </w:tc>
@@ -223,7 +223,7 @@
                 <w:rFonts w:ascii="TimeNewRoman" w:hAnsi="TimeNewRoman"/>
                 <w:sz w:val="30"/>
               </w:rPr>
-              <w:t>311×7=2177</w:t>
+              <w:t>709×5=3545</w:t>
             </w:r>
           </w:p>
         </w:tc>
@@ -240,7 +240,7 @@
                 <w:rFonts w:ascii="TimeNewRoman" w:hAnsi="TimeNewRoman"/>
                 <w:sz w:val="30"/>
               </w:rPr>
-              <w:t>192×2=384</w:t>
+              <w:t>519×4=2076</w:t>
             </w:r>
           </w:p>
         </w:tc>
@@ -257,7 +257,7 @@
                 <w:rFonts w:ascii="TimeNewRoman" w:hAnsi="TimeNewRoman"/>
                 <w:sz w:val="30"/>
               </w:rPr>
-              <w:t>509×2=1018</w:t>
+              <w:t>157×8=1256</w:t>
             </w:r>
           </w:p>
         </w:tc>
@@ -274,7 +274,7 @@
                 <w:rFonts w:ascii="TimeNewRoman" w:hAnsi="TimeNewRoman"/>
                 <w:sz w:val="30"/>
               </w:rPr>
-              <w:t>440×8=3520</w:t>
+              <w:t>209×7=1463</w:t>
             </w:r>
           </w:p>
         </w:tc>
@@ -291,7 +291,7 @@
                 <w:rFonts w:ascii="TimeNewRoman" w:hAnsi="TimeNewRoman"/>
                 <w:sz w:val="30"/>
               </w:rPr>
-              <w:t>903×7=6321</w:t>
+              <w:t>439×6=2634</w:t>
             </w:r>
           </w:p>
         </w:tc>
@@ -438,7 +438,7 @@
                 <w:rFonts w:ascii="TimeNewRoman" w:hAnsi="TimeNewRoman"/>
                 <w:sz w:val="30"/>
               </w:rPr>
-              <w:t>103×2=206</w:t>
+              <w:t>770×2=1540</w:t>
             </w:r>
           </w:p>
         </w:tc>
@@ -455,7 +455,7 @@
                 <w:rFonts w:ascii="TimeNewRoman" w:hAnsi="TimeNewRoman"/>
                 <w:sz w:val="30"/>
               </w:rPr>
-              <w:t>517×8=4136</w:t>
+              <w:t>155×3=465</w:t>
             </w:r>
           </w:p>
         </w:tc>
@@ -472,7 +472,7 @@
                 <w:rFonts w:ascii="TimeNewRoman" w:hAnsi="TimeNewRoman"/>
                 <w:sz w:val="30"/>
               </w:rPr>
-              <w:t>999×7=6993</w:t>
+              <w:t>765×9=6885</w:t>
             </w:r>
           </w:p>
         </w:tc>
@@ -489,7 +489,7 @@
                 <w:rFonts w:ascii="TimeNewRoman" w:hAnsi="TimeNewRoman"/>
                 <w:sz w:val="30"/>
               </w:rPr>
-              <w:t>399×3=1197</w:t>
+              <w:t>623×4=2492</w:t>
             </w:r>
           </w:p>
         </w:tc>
@@ -506,7 +506,7 @@
                 <w:rFonts w:ascii="TimeNewRoman" w:hAnsi="TimeNewRoman"/>
                 <w:sz w:val="30"/>
               </w:rPr>
-              <w:t>513×7=3591</w:t>
+              <w:t>915×6=5490</w:t>
             </w:r>
           </w:p>
         </w:tc>
@@ -653,7 +653,7 @@
                 <w:rFonts w:ascii="TimeNewRoman" w:hAnsi="TimeNewRoman"/>
                 <w:sz w:val="30"/>
               </w:rPr>
-              <w:t>596×6=3576</w:t>
+              <w:t>228×6=1368</w:t>
             </w:r>
           </w:p>
         </w:tc>
@@ -670,7 +670,7 @@
                 <w:rFonts w:ascii="TimeNewRoman" w:hAnsi="TimeNewRoman"/>
                 <w:sz w:val="30"/>
               </w:rPr>
-              <w:t>334×2=668</w:t>
+              <w:t>706×3=2118</w:t>
             </w:r>
           </w:p>
         </w:tc>
@@ -687,7 +687,7 @@
                 <w:rFonts w:ascii="TimeNewRoman" w:hAnsi="TimeNewRoman"/>
                 <w:sz w:val="30"/>
               </w:rPr>
-              <w:t>380×9=3420</w:t>
+              <w:t>283×3=849</w:t>
             </w:r>
           </w:p>
         </w:tc>
@@ -704,7 +704,7 @@
                 <w:rFonts w:ascii="TimeNewRoman" w:hAnsi="TimeNewRoman"/>
                 <w:sz w:val="30"/>
               </w:rPr>
-              <w:t>722×6=4332</w:t>
+              <w:t>201×6=1206</w:t>
             </w:r>
           </w:p>
         </w:tc>
@@ -721,7 +721,7 @@
                 <w:rFonts w:ascii="TimeNewRoman" w:hAnsi="TimeNewRoman"/>
                 <w:sz w:val="30"/>
               </w:rPr>
-              <w:t>815×3=2445</w:t>
+              <w:t>974×4=3896</w:t>
             </w:r>
           </w:p>
         </w:tc>
@@ -868,7 +868,7 @@
                 <w:rFonts w:ascii="TimeNewRoman" w:hAnsi="TimeNewRoman"/>
                 <w:sz w:val="30"/>
               </w:rPr>
-              <w:t>663×4=2652</w:t>
+              <w:t>394×8=3152</w:t>
             </w:r>
           </w:p>
         </w:tc>
@@ -885,7 +885,7 @@
                 <w:rFonts w:ascii="TimeNewRoman" w:hAnsi="TimeNewRoman"/>
                 <w:sz w:val="30"/>
               </w:rPr>
-              <w:t>885×3=2655</w:t>
+              <w:t>814×9=7326</w:t>
             </w:r>
           </w:p>
         </w:tc>
@@ -902,7 +902,7 @@
                 <w:rFonts w:ascii="TimeNewRoman" w:hAnsi="TimeNewRoman"/>
                 <w:sz w:val="30"/>
               </w:rPr>
-              <w:t>608×5=3040</w:t>
+              <w:t>542×5=2710</w:t>
             </w:r>
           </w:p>
         </w:tc>
@@ -919,7 +919,7 @@
                 <w:rFonts w:ascii="TimeNewRoman" w:hAnsi="TimeNewRoman"/>
                 <w:sz w:val="30"/>
               </w:rPr>
-              <w:t>674×9=6066</w:t>
+              <w:t>297×8=2376</w:t>
             </w:r>
           </w:p>
         </w:tc>
@@ -936,7 +936,7 @@
                 <w:rFonts w:ascii="TimeNewRoman" w:hAnsi="TimeNewRoman"/>
                 <w:sz w:val="30"/>
               </w:rPr>
-              <w:t>894×3=2682</w:t>
+              <w:t>861×8=6888</w:t>
             </w:r>
           </w:p>
         </w:tc>

--- a/answers-of-three-digit_number_multiplied_by_one-digit_number.docx
+++ b/answers-of-three-digit_number_multiplied_by_one-digit_number.docx
@@ -40,7 +40,7 @@
                 <w:rFonts w:ascii="TimeNewRoman" w:hAnsi="TimeNewRoman"/>
                 <w:sz w:val="30"/>
               </w:rPr>
-              <w:t>519×9=4671</w:t>
+              <w:t>965×8=7720</w:t>
             </w:r>
           </w:p>
         </w:tc>
@@ -57,7 +57,7 @@
                 <w:rFonts w:ascii="TimeNewRoman" w:hAnsi="TimeNewRoman"/>
                 <w:sz w:val="30"/>
               </w:rPr>
-              <w:t>481×9=4329</w:t>
+              <w:t>726×7=5082</w:t>
             </w:r>
           </w:p>
         </w:tc>
@@ -74,7 +74,7 @@
                 <w:rFonts w:ascii="TimeNewRoman" w:hAnsi="TimeNewRoman"/>
                 <w:sz w:val="30"/>
               </w:rPr>
-              <w:t>886×9=7974</w:t>
+              <w:t>500×5=2500</w:t>
             </w:r>
           </w:p>
         </w:tc>
@@ -91,7 +91,7 @@
                 <w:rFonts w:ascii="TimeNewRoman" w:hAnsi="TimeNewRoman"/>
                 <w:sz w:val="30"/>
               </w:rPr>
-              <w:t>968×6=5808</w:t>
+              <w:t>692×2=1384</w:t>
             </w:r>
           </w:p>
         </w:tc>
@@ -108,7 +108,7 @@
                 <w:rFonts w:ascii="TimeNewRoman" w:hAnsi="TimeNewRoman"/>
                 <w:sz w:val="30"/>
               </w:rPr>
-              <w:t>661×7=4627</w:t>
+              <w:t>722×6=4332</w:t>
             </w:r>
           </w:p>
         </w:tc>
@@ -223,7 +223,7 @@
                 <w:rFonts w:ascii="TimeNewRoman" w:hAnsi="TimeNewRoman"/>
                 <w:sz w:val="30"/>
               </w:rPr>
-              <w:t>709×5=3545</w:t>
+              <w:t>667×5=3335</w:t>
             </w:r>
           </w:p>
         </w:tc>
@@ -240,7 +240,7 @@
                 <w:rFonts w:ascii="TimeNewRoman" w:hAnsi="TimeNewRoman"/>
                 <w:sz w:val="30"/>
               </w:rPr>
-              <w:t>519×4=2076</w:t>
+              <w:t>277×7=1939</w:t>
             </w:r>
           </w:p>
         </w:tc>
@@ -257,7 +257,7 @@
                 <w:rFonts w:ascii="TimeNewRoman" w:hAnsi="TimeNewRoman"/>
                 <w:sz w:val="30"/>
               </w:rPr>
-              <w:t>157×8=1256</w:t>
+              <w:t>697×6=4182</w:t>
             </w:r>
           </w:p>
         </w:tc>
@@ -274,7 +274,7 @@
                 <w:rFonts w:ascii="TimeNewRoman" w:hAnsi="TimeNewRoman"/>
                 <w:sz w:val="30"/>
               </w:rPr>
-              <w:t>209×7=1463</w:t>
+              <w:t>802×8=6416</w:t>
             </w:r>
           </w:p>
         </w:tc>
@@ -291,7 +291,7 @@
                 <w:rFonts w:ascii="TimeNewRoman" w:hAnsi="TimeNewRoman"/>
                 <w:sz w:val="30"/>
               </w:rPr>
-              <w:t>439×6=2634</w:t>
+              <w:t>227×3=681</w:t>
             </w:r>
           </w:p>
         </w:tc>
@@ -438,7 +438,7 @@
                 <w:rFonts w:ascii="TimeNewRoman" w:hAnsi="TimeNewRoman"/>
                 <w:sz w:val="30"/>
               </w:rPr>
-              <w:t>770×2=1540</w:t>
+              <w:t>975×4=3900</w:t>
             </w:r>
           </w:p>
         </w:tc>
@@ -455,7 +455,7 @@
                 <w:rFonts w:ascii="TimeNewRoman" w:hAnsi="TimeNewRoman"/>
                 <w:sz w:val="30"/>
               </w:rPr>
-              <w:t>155×3=465</w:t>
+              <w:t>219×5=1095</w:t>
             </w:r>
           </w:p>
         </w:tc>
@@ -472,7 +472,7 @@
                 <w:rFonts w:ascii="TimeNewRoman" w:hAnsi="TimeNewRoman"/>
                 <w:sz w:val="30"/>
               </w:rPr>
-              <w:t>765×9=6885</w:t>
+              <w:t>504×9=4536</w:t>
             </w:r>
           </w:p>
         </w:tc>
@@ -489,7 +489,7 @@
                 <w:rFonts w:ascii="TimeNewRoman" w:hAnsi="TimeNewRoman"/>
                 <w:sz w:val="30"/>
               </w:rPr>
-              <w:t>623×4=2492</w:t>
+              <w:t>966×3=2898</w:t>
             </w:r>
           </w:p>
         </w:tc>
@@ -506,7 +506,7 @@
                 <w:rFonts w:ascii="TimeNewRoman" w:hAnsi="TimeNewRoman"/>
                 <w:sz w:val="30"/>
               </w:rPr>
-              <w:t>915×6=5490</w:t>
+              <w:t>495×5=2475</w:t>
             </w:r>
           </w:p>
         </w:tc>
@@ -653,7 +653,7 @@
                 <w:rFonts w:ascii="TimeNewRoman" w:hAnsi="TimeNewRoman"/>
                 <w:sz w:val="30"/>
               </w:rPr>
-              <w:t>228×6=1368</w:t>
+              <w:t>879×9=7911</w:t>
             </w:r>
           </w:p>
         </w:tc>
@@ -670,7 +670,7 @@
                 <w:rFonts w:ascii="TimeNewRoman" w:hAnsi="TimeNewRoman"/>
                 <w:sz w:val="30"/>
               </w:rPr>
-              <w:t>706×3=2118</w:t>
+              <w:t>321×4=1284</w:t>
             </w:r>
           </w:p>
         </w:tc>
@@ -687,7 +687,7 @@
                 <w:rFonts w:ascii="TimeNewRoman" w:hAnsi="TimeNewRoman"/>
                 <w:sz w:val="30"/>
               </w:rPr>
-              <w:t>283×3=849</w:t>
+              <w:t>522×9=4698</w:t>
             </w:r>
           </w:p>
         </w:tc>
@@ -704,7 +704,7 @@
                 <w:rFonts w:ascii="TimeNewRoman" w:hAnsi="TimeNewRoman"/>
                 <w:sz w:val="30"/>
               </w:rPr>
-              <w:t>201×6=1206</w:t>
+              <w:t>353×9=3177</w:t>
             </w:r>
           </w:p>
         </w:tc>
@@ -721,7 +721,7 @@
                 <w:rFonts w:ascii="TimeNewRoman" w:hAnsi="TimeNewRoman"/>
                 <w:sz w:val="30"/>
               </w:rPr>
-              <w:t>974×4=3896</w:t>
+              <w:t>660×2=1320</w:t>
             </w:r>
           </w:p>
         </w:tc>
@@ -868,7 +868,7 @@
                 <w:rFonts w:ascii="TimeNewRoman" w:hAnsi="TimeNewRoman"/>
                 <w:sz w:val="30"/>
               </w:rPr>
-              <w:t>394×8=3152</w:t>
+              <w:t>714×6=4284</w:t>
             </w:r>
           </w:p>
         </w:tc>
@@ -885,7 +885,7 @@
                 <w:rFonts w:ascii="TimeNewRoman" w:hAnsi="TimeNewRoman"/>
                 <w:sz w:val="30"/>
               </w:rPr>
-              <w:t>814×9=7326</w:t>
+              <w:t>334×2=668</w:t>
             </w:r>
           </w:p>
         </w:tc>
@@ -902,7 +902,7 @@
                 <w:rFonts w:ascii="TimeNewRoman" w:hAnsi="TimeNewRoman"/>
                 <w:sz w:val="30"/>
               </w:rPr>
-              <w:t>542×5=2710</w:t>
+              <w:t>976×2=1952</w:t>
             </w:r>
           </w:p>
         </w:tc>
@@ -919,7 +919,7 @@
                 <w:rFonts w:ascii="TimeNewRoman" w:hAnsi="TimeNewRoman"/>
                 <w:sz w:val="30"/>
               </w:rPr>
-              <w:t>297×8=2376</w:t>
+              <w:t>507×2=1014</w:t>
             </w:r>
           </w:p>
         </w:tc>
@@ -936,7 +936,7 @@
                 <w:rFonts w:ascii="TimeNewRoman" w:hAnsi="TimeNewRoman"/>
                 <w:sz w:val="30"/>
               </w:rPr>
-              <w:t>861×8=6888</w:t>
+              <w:t>314×9=2826</w:t>
             </w:r>
           </w:p>
         </w:tc>

--- a/answers-of-three-digit_number_multiplied_by_one-digit_number.docx
+++ b/answers-of-three-digit_number_multiplied_by_one-digit_number.docx
@@ -11,7 +11,7 @@
           <w:rFonts w:ascii="Arial" w:hAnsi="Arial"/>
           <w:sz w:val="30"/>
         </w:rPr>
-        <w:t>2026-09-17 Thursday</w:t>
+        <w:t>2026-09-18 Friday</w:t>
       </w:r>
     </w:p>
     <w:tbl>
@@ -40,7 +40,7 @@
                 <w:rFonts w:ascii="TimeNewRoman" w:hAnsi="TimeNewRoman"/>
                 <w:sz w:val="30"/>
               </w:rPr>
-              <w:t>965×8=7720</w:t>
+              <w:t>763×2=1526</w:t>
             </w:r>
           </w:p>
         </w:tc>
@@ -57,7 +57,7 @@
                 <w:rFonts w:ascii="TimeNewRoman" w:hAnsi="TimeNewRoman"/>
                 <w:sz w:val="30"/>
               </w:rPr>
-              <w:t>726×7=5082</w:t>
+              <w:t>705×6=4230</w:t>
             </w:r>
           </w:p>
         </w:tc>
@@ -74,7 +74,7 @@
                 <w:rFonts w:ascii="TimeNewRoman" w:hAnsi="TimeNewRoman"/>
                 <w:sz w:val="30"/>
               </w:rPr>
-              <w:t>500×5=2500</w:t>
+              <w:t>684×5=3420</w:t>
             </w:r>
           </w:p>
         </w:tc>
@@ -91,7 +91,7 @@
                 <w:rFonts w:ascii="TimeNewRoman" w:hAnsi="TimeNewRoman"/>
                 <w:sz w:val="30"/>
               </w:rPr>
-              <w:t>692×2=1384</w:t>
+              <w:t>303×9=2727</w:t>
             </w:r>
           </w:p>
         </w:tc>
@@ -108,7 +108,7 @@
                 <w:rFonts w:ascii="TimeNewRoman" w:hAnsi="TimeNewRoman"/>
                 <w:sz w:val="30"/>
               </w:rPr>
-              <w:t>722×6=4332</w:t>
+              <w:t>689×4=2756</w:t>
             </w:r>
           </w:p>
         </w:tc>
@@ -223,7 +223,7 @@
                 <w:rFonts w:ascii="TimeNewRoman" w:hAnsi="TimeNewRoman"/>
                 <w:sz w:val="30"/>
               </w:rPr>
-              <w:t>667×5=3335</w:t>
+              <w:t>395×2=790</w:t>
             </w:r>
           </w:p>
         </w:tc>
@@ -240,7 +240,7 @@
                 <w:rFonts w:ascii="TimeNewRoman" w:hAnsi="TimeNewRoman"/>
                 <w:sz w:val="30"/>
               </w:rPr>
-              <w:t>277×7=1939</w:t>
+              <w:t>983×8=7864</w:t>
             </w:r>
           </w:p>
         </w:tc>
@@ -257,7 +257,7 @@
                 <w:rFonts w:ascii="TimeNewRoman" w:hAnsi="TimeNewRoman"/>
                 <w:sz w:val="30"/>
               </w:rPr>
-              <w:t>697×6=4182</w:t>
+              <w:t>473×3=1419</w:t>
             </w:r>
           </w:p>
         </w:tc>
@@ -274,7 +274,7 @@
                 <w:rFonts w:ascii="TimeNewRoman" w:hAnsi="TimeNewRoman"/>
                 <w:sz w:val="30"/>
               </w:rPr>
-              <w:t>802×8=6416</w:t>
+              <w:t>349×7=2443</w:t>
             </w:r>
           </w:p>
         </w:tc>
@@ -291,7 +291,7 @@
                 <w:rFonts w:ascii="TimeNewRoman" w:hAnsi="TimeNewRoman"/>
                 <w:sz w:val="30"/>
               </w:rPr>
-              <w:t>227×3=681</w:t>
+              <w:t>577×3=1731</w:t>
             </w:r>
           </w:p>
         </w:tc>
@@ -438,7 +438,7 @@
                 <w:rFonts w:ascii="TimeNewRoman" w:hAnsi="TimeNewRoman"/>
                 <w:sz w:val="30"/>
               </w:rPr>
-              <w:t>975×4=3900</w:t>
+              <w:t>138×3=414</w:t>
             </w:r>
           </w:p>
         </w:tc>
@@ -455,7 +455,7 @@
                 <w:rFonts w:ascii="TimeNewRoman" w:hAnsi="TimeNewRoman"/>
                 <w:sz w:val="30"/>
               </w:rPr>
-              <w:t>219×5=1095</w:t>
+              <w:t>164×4=656</w:t>
             </w:r>
           </w:p>
         </w:tc>
@@ -472,7 +472,7 @@
                 <w:rFonts w:ascii="TimeNewRoman" w:hAnsi="TimeNewRoman"/>
                 <w:sz w:val="30"/>
               </w:rPr>
-              <w:t>504×9=4536</w:t>
+              <w:t>187×7=1309</w:t>
             </w:r>
           </w:p>
         </w:tc>
@@ -489,7 +489,7 @@
                 <w:rFonts w:ascii="TimeNewRoman" w:hAnsi="TimeNewRoman"/>
                 <w:sz w:val="30"/>
               </w:rPr>
-              <w:t>966×3=2898</w:t>
+              <w:t>379×2=758</w:t>
             </w:r>
           </w:p>
         </w:tc>
@@ -506,7 +506,7 @@
                 <w:rFonts w:ascii="TimeNewRoman" w:hAnsi="TimeNewRoman"/>
                 <w:sz w:val="30"/>
               </w:rPr>
-              <w:t>495×5=2475</w:t>
+              <w:t>229×8=1832</w:t>
             </w:r>
           </w:p>
         </w:tc>
@@ -653,7 +653,7 @@
                 <w:rFonts w:ascii="TimeNewRoman" w:hAnsi="TimeNewRoman"/>
                 <w:sz w:val="30"/>
               </w:rPr>
-              <w:t>879×9=7911</w:t>
+              <w:t>604×6=3624</w:t>
             </w:r>
           </w:p>
         </w:tc>
@@ -670,7 +670,7 @@
                 <w:rFonts w:ascii="TimeNewRoman" w:hAnsi="TimeNewRoman"/>
                 <w:sz w:val="30"/>
               </w:rPr>
-              <w:t>321×4=1284</w:t>
+              <w:t>542×9=4878</w:t>
             </w:r>
           </w:p>
         </w:tc>
@@ -687,7 +687,7 @@
                 <w:rFonts w:ascii="TimeNewRoman" w:hAnsi="TimeNewRoman"/>
                 <w:sz w:val="30"/>
               </w:rPr>
-              <w:t>522×9=4698</w:t>
+              <w:t>385×7=2695</w:t>
             </w:r>
           </w:p>
         </w:tc>
@@ -704,7 +704,7 @@
                 <w:rFonts w:ascii="TimeNewRoman" w:hAnsi="TimeNewRoman"/>
                 <w:sz w:val="30"/>
               </w:rPr>
-              <w:t>353×9=3177</w:t>
+              <w:t>633×2=1266</w:t>
             </w:r>
           </w:p>
         </w:tc>
@@ -721,7 +721,7 @@
                 <w:rFonts w:ascii="TimeNewRoman" w:hAnsi="TimeNewRoman"/>
                 <w:sz w:val="30"/>
               </w:rPr>
-              <w:t>660×2=1320</w:t>
+              <w:t>370×6=2220</w:t>
             </w:r>
           </w:p>
         </w:tc>
@@ -868,7 +868,7 @@
                 <w:rFonts w:ascii="TimeNewRoman" w:hAnsi="TimeNewRoman"/>
                 <w:sz w:val="30"/>
               </w:rPr>
-              <w:t>714×6=4284</w:t>
+              <w:t>276×7=1932</w:t>
             </w:r>
           </w:p>
         </w:tc>
@@ -885,7 +885,7 @@
                 <w:rFonts w:ascii="TimeNewRoman" w:hAnsi="TimeNewRoman"/>
                 <w:sz w:val="30"/>
               </w:rPr>
-              <w:t>334×2=668</w:t>
+              <w:t>973×2=1946</w:t>
             </w:r>
           </w:p>
         </w:tc>
@@ -902,7 +902,7 @@
                 <w:rFonts w:ascii="TimeNewRoman" w:hAnsi="TimeNewRoman"/>
                 <w:sz w:val="30"/>
               </w:rPr>
-              <w:t>976×2=1952</w:t>
+              <w:t>617×8=4936</w:t>
             </w:r>
           </w:p>
         </w:tc>
@@ -919,7 +919,7 @@
                 <w:rFonts w:ascii="TimeNewRoman" w:hAnsi="TimeNewRoman"/>
                 <w:sz w:val="30"/>
               </w:rPr>
-              <w:t>507×2=1014</w:t>
+              <w:t>492×2=984</w:t>
             </w:r>
           </w:p>
         </w:tc>
@@ -936,7 +936,7 @@
                 <w:rFonts w:ascii="TimeNewRoman" w:hAnsi="TimeNewRoman"/>
                 <w:sz w:val="30"/>
               </w:rPr>
-              <w:t>314×9=2826</w:t>
+              <w:t>594×4=2376</w:t>
             </w:r>
           </w:p>
         </w:tc>

--- a/answers-of-three-digit_number_multiplied_by_one-digit_number.docx
+++ b/answers-of-three-digit_number_multiplied_by_one-digit_number.docx
@@ -40,7 +40,7 @@
                 <w:rFonts w:ascii="TimeNewRoman" w:hAnsi="TimeNewRoman"/>
                 <w:sz w:val="30"/>
               </w:rPr>
-              <w:t>763×2=1526</w:t>
+              <w:t>285×6=1710</w:t>
             </w:r>
           </w:p>
         </w:tc>
@@ -57,7 +57,7 @@
                 <w:rFonts w:ascii="TimeNewRoman" w:hAnsi="TimeNewRoman"/>
                 <w:sz w:val="30"/>
               </w:rPr>
-              <w:t>705×6=4230</w:t>
+              <w:t>448×4=1792</w:t>
             </w:r>
           </w:p>
         </w:tc>
@@ -74,7 +74,7 @@
                 <w:rFonts w:ascii="TimeNewRoman" w:hAnsi="TimeNewRoman"/>
                 <w:sz w:val="30"/>
               </w:rPr>
-              <w:t>684×5=3420</w:t>
+              <w:t>198×9=1782</w:t>
             </w:r>
           </w:p>
         </w:tc>
@@ -91,7 +91,7 @@
                 <w:rFonts w:ascii="TimeNewRoman" w:hAnsi="TimeNewRoman"/>
                 <w:sz w:val="30"/>
               </w:rPr>
-              <w:t>303×9=2727</w:t>
+              <w:t>381×2=762</w:t>
             </w:r>
           </w:p>
         </w:tc>
@@ -108,7 +108,7 @@
                 <w:rFonts w:ascii="TimeNewRoman" w:hAnsi="TimeNewRoman"/>
                 <w:sz w:val="30"/>
               </w:rPr>
-              <w:t>689×4=2756</w:t>
+              <w:t>668×2=1336</w:t>
             </w:r>
           </w:p>
         </w:tc>
@@ -223,7 +223,7 @@
                 <w:rFonts w:ascii="TimeNewRoman" w:hAnsi="TimeNewRoman"/>
                 <w:sz w:val="30"/>
               </w:rPr>
-              <w:t>395×2=790</w:t>
+              <w:t>667×4=2668</w:t>
             </w:r>
           </w:p>
         </w:tc>
@@ -240,7 +240,7 @@
                 <w:rFonts w:ascii="TimeNewRoman" w:hAnsi="TimeNewRoman"/>
                 <w:sz w:val="30"/>
               </w:rPr>
-              <w:t>983×8=7864</w:t>
+              <w:t>146×7=1022</w:t>
             </w:r>
           </w:p>
         </w:tc>
@@ -257,7 +257,7 @@
                 <w:rFonts w:ascii="TimeNewRoman" w:hAnsi="TimeNewRoman"/>
                 <w:sz w:val="30"/>
               </w:rPr>
-              <w:t>473×3=1419</w:t>
+              <w:t>943×7=6601</w:t>
             </w:r>
           </w:p>
         </w:tc>
@@ -274,7 +274,7 @@
                 <w:rFonts w:ascii="TimeNewRoman" w:hAnsi="TimeNewRoman"/>
                 <w:sz w:val="30"/>
               </w:rPr>
-              <w:t>349×7=2443</w:t>
+              <w:t>885×4=3540</w:t>
             </w:r>
           </w:p>
         </w:tc>
@@ -291,7 +291,7 @@
                 <w:rFonts w:ascii="TimeNewRoman" w:hAnsi="TimeNewRoman"/>
                 <w:sz w:val="30"/>
               </w:rPr>
-              <w:t>577×3=1731</w:t>
+              <w:t>450×6=2700</w:t>
             </w:r>
           </w:p>
         </w:tc>
@@ -438,7 +438,7 @@
                 <w:rFonts w:ascii="TimeNewRoman" w:hAnsi="TimeNewRoman"/>
                 <w:sz w:val="30"/>
               </w:rPr>
-              <w:t>138×3=414</w:t>
+              <w:t>798×3=2394</w:t>
             </w:r>
           </w:p>
         </w:tc>
@@ -455,7 +455,7 @@
                 <w:rFonts w:ascii="TimeNewRoman" w:hAnsi="TimeNewRoman"/>
                 <w:sz w:val="30"/>
               </w:rPr>
-              <w:t>164×4=656</w:t>
+              <w:t>298×6=1788</w:t>
             </w:r>
           </w:p>
         </w:tc>
@@ -472,7 +472,7 @@
                 <w:rFonts w:ascii="TimeNewRoman" w:hAnsi="TimeNewRoman"/>
                 <w:sz w:val="30"/>
               </w:rPr>
-              <w:t>187×7=1309</w:t>
+              <w:t>404×5=2020</w:t>
             </w:r>
           </w:p>
         </w:tc>
@@ -489,7 +489,7 @@
                 <w:rFonts w:ascii="TimeNewRoman" w:hAnsi="TimeNewRoman"/>
                 <w:sz w:val="30"/>
               </w:rPr>
-              <w:t>379×2=758</w:t>
+              <w:t>885×6=5310</w:t>
             </w:r>
           </w:p>
         </w:tc>
@@ -506,7 +506,7 @@
                 <w:rFonts w:ascii="TimeNewRoman" w:hAnsi="TimeNewRoman"/>
                 <w:sz w:val="30"/>
               </w:rPr>
-              <w:t>229×8=1832</w:t>
+              <w:t>237×6=1422</w:t>
             </w:r>
           </w:p>
         </w:tc>
@@ -653,7 +653,7 @@
                 <w:rFonts w:ascii="TimeNewRoman" w:hAnsi="TimeNewRoman"/>
                 <w:sz w:val="30"/>
               </w:rPr>
-              <w:t>604×6=3624</w:t>
+              <w:t>317×8=2536</w:t>
             </w:r>
           </w:p>
         </w:tc>
@@ -670,7 +670,7 @@
                 <w:rFonts w:ascii="TimeNewRoman" w:hAnsi="TimeNewRoman"/>
                 <w:sz w:val="30"/>
               </w:rPr>
-              <w:t>542×9=4878</w:t>
+              <w:t>233×8=1864</w:t>
             </w:r>
           </w:p>
         </w:tc>
@@ -687,7 +687,7 @@
                 <w:rFonts w:ascii="TimeNewRoman" w:hAnsi="TimeNewRoman"/>
                 <w:sz w:val="30"/>
               </w:rPr>
-              <w:t>385×7=2695</w:t>
+              <w:t>641×2=1282</w:t>
             </w:r>
           </w:p>
         </w:tc>
@@ -704,7 +704,7 @@
                 <w:rFonts w:ascii="TimeNewRoman" w:hAnsi="TimeNewRoman"/>
                 <w:sz w:val="30"/>
               </w:rPr>
-              <w:t>633×2=1266</w:t>
+              <w:t>782×3=2346</w:t>
             </w:r>
           </w:p>
         </w:tc>
@@ -721,7 +721,7 @@
                 <w:rFonts w:ascii="TimeNewRoman" w:hAnsi="TimeNewRoman"/>
                 <w:sz w:val="30"/>
               </w:rPr>
-              <w:t>370×6=2220</w:t>
+              <w:t>619×8=4952</w:t>
             </w:r>
           </w:p>
         </w:tc>
@@ -868,7 +868,7 @@
                 <w:rFonts w:ascii="TimeNewRoman" w:hAnsi="TimeNewRoman"/>
                 <w:sz w:val="30"/>
               </w:rPr>
-              <w:t>276×7=1932</w:t>
+              <w:t>554×4=2216</w:t>
             </w:r>
           </w:p>
         </w:tc>
@@ -885,7 +885,7 @@
                 <w:rFonts w:ascii="TimeNewRoman" w:hAnsi="TimeNewRoman"/>
                 <w:sz w:val="30"/>
               </w:rPr>
-              <w:t>973×2=1946</w:t>
+              <w:t>778×3=2334</w:t>
             </w:r>
           </w:p>
         </w:tc>
@@ -902,7 +902,7 @@
                 <w:rFonts w:ascii="TimeNewRoman" w:hAnsi="TimeNewRoman"/>
                 <w:sz w:val="30"/>
               </w:rPr>
-              <w:t>617×8=4936</w:t>
+              <w:t>952×9=8568</w:t>
             </w:r>
           </w:p>
         </w:tc>
@@ -919,7 +919,7 @@
                 <w:rFonts w:ascii="TimeNewRoman" w:hAnsi="TimeNewRoman"/>
                 <w:sz w:val="30"/>
               </w:rPr>
-              <w:t>492×2=984</w:t>
+              <w:t>859×5=4295</w:t>
             </w:r>
           </w:p>
         </w:tc>
@@ -936,7 +936,7 @@
                 <w:rFonts w:ascii="TimeNewRoman" w:hAnsi="TimeNewRoman"/>
                 <w:sz w:val="30"/>
               </w:rPr>
-              <w:t>594×4=2376</w:t>
+              <w:t>815×7=5705</w:t>
             </w:r>
           </w:p>
         </w:tc>

--- a/answers-of-three-digit_number_multiplied_by_one-digit_number.docx
+++ b/answers-of-three-digit_number_multiplied_by_one-digit_number.docx
@@ -11,7 +11,7 @@
           <w:rFonts w:ascii="Arial" w:hAnsi="Arial"/>
           <w:sz w:val="30"/>
         </w:rPr>
-        <w:t>2026-09-18 Friday</w:t>
+        <w:t>2026-09-19 Saturday</w:t>
       </w:r>
     </w:p>
     <w:tbl>
@@ -40,7 +40,7 @@
                 <w:rFonts w:ascii="TimeNewRoman" w:hAnsi="TimeNewRoman"/>
                 <w:sz w:val="30"/>
               </w:rPr>
-              <w:t>285×6=1710</w:t>
+              <w:t>289×8=2312</w:t>
             </w:r>
           </w:p>
         </w:tc>
@@ -57,7 +57,7 @@
                 <w:rFonts w:ascii="TimeNewRoman" w:hAnsi="TimeNewRoman"/>
                 <w:sz w:val="30"/>
               </w:rPr>
-              <w:t>448×4=1792</w:t>
+              <w:t>807×5=4035</w:t>
             </w:r>
           </w:p>
         </w:tc>
@@ -74,7 +74,7 @@
                 <w:rFonts w:ascii="TimeNewRoman" w:hAnsi="TimeNewRoman"/>
                 <w:sz w:val="30"/>
               </w:rPr>
-              <w:t>198×9=1782</w:t>
+              <w:t>578×6=3468</w:t>
             </w:r>
           </w:p>
         </w:tc>
@@ -91,7 +91,7 @@
                 <w:rFonts w:ascii="TimeNewRoman" w:hAnsi="TimeNewRoman"/>
                 <w:sz w:val="30"/>
               </w:rPr>
-              <w:t>381×2=762</w:t>
+              <w:t>823×7=5761</w:t>
             </w:r>
           </w:p>
         </w:tc>
@@ -108,7 +108,7 @@
                 <w:rFonts w:ascii="TimeNewRoman" w:hAnsi="TimeNewRoman"/>
                 <w:sz w:val="30"/>
               </w:rPr>
-              <w:t>668×2=1336</w:t>
+              <w:t>257×3=771</w:t>
             </w:r>
           </w:p>
         </w:tc>
@@ -223,7 +223,7 @@
                 <w:rFonts w:ascii="TimeNewRoman" w:hAnsi="TimeNewRoman"/>
                 <w:sz w:val="30"/>
               </w:rPr>
-              <w:t>667×4=2668</w:t>
+              <w:t>442×4=1768</w:t>
             </w:r>
           </w:p>
         </w:tc>
@@ -240,7 +240,7 @@
                 <w:rFonts w:ascii="TimeNewRoman" w:hAnsi="TimeNewRoman"/>
                 <w:sz w:val="30"/>
               </w:rPr>
-              <w:t>146×7=1022</w:t>
+              <w:t>212×8=1696</w:t>
             </w:r>
           </w:p>
         </w:tc>
@@ -257,7 +257,7 @@
                 <w:rFonts w:ascii="TimeNewRoman" w:hAnsi="TimeNewRoman"/>
                 <w:sz w:val="30"/>
               </w:rPr>
-              <w:t>943×7=6601</w:t>
+              <w:t>650×3=1950</w:t>
             </w:r>
           </w:p>
         </w:tc>
@@ -274,7 +274,7 @@
                 <w:rFonts w:ascii="TimeNewRoman" w:hAnsi="TimeNewRoman"/>
                 <w:sz w:val="30"/>
               </w:rPr>
-              <w:t>885×4=3540</w:t>
+              <w:t>252×4=1008</w:t>
             </w:r>
           </w:p>
         </w:tc>
@@ -291,7 +291,7 @@
                 <w:rFonts w:ascii="TimeNewRoman" w:hAnsi="TimeNewRoman"/>
                 <w:sz w:val="30"/>
               </w:rPr>
-              <w:t>450×6=2700</w:t>
+              <w:t>954×8=7632</w:t>
             </w:r>
           </w:p>
         </w:tc>
@@ -438,7 +438,7 @@
                 <w:rFonts w:ascii="TimeNewRoman" w:hAnsi="TimeNewRoman"/>
                 <w:sz w:val="30"/>
               </w:rPr>
-              <w:t>798×3=2394</w:t>
+              <w:t>755×2=1510</w:t>
             </w:r>
           </w:p>
         </w:tc>
@@ -455,7 +455,7 @@
                 <w:rFonts w:ascii="TimeNewRoman" w:hAnsi="TimeNewRoman"/>
                 <w:sz w:val="30"/>
               </w:rPr>
-              <w:t>298×6=1788</w:t>
+              <w:t>284×9=2556</w:t>
             </w:r>
           </w:p>
         </w:tc>
@@ -472,7 +472,7 @@
                 <w:rFonts w:ascii="TimeNewRoman" w:hAnsi="TimeNewRoman"/>
                 <w:sz w:val="30"/>
               </w:rPr>
-              <w:t>404×5=2020</w:t>
+              <w:t>734×7=5138</w:t>
             </w:r>
           </w:p>
         </w:tc>
@@ -489,7 +489,7 @@
                 <w:rFonts w:ascii="TimeNewRoman" w:hAnsi="TimeNewRoman"/>
                 <w:sz w:val="30"/>
               </w:rPr>
-              <w:t>885×6=5310</w:t>
+              <w:t>505×2=1010</w:t>
             </w:r>
           </w:p>
         </w:tc>
@@ -506,7 +506,7 @@
                 <w:rFonts w:ascii="TimeNewRoman" w:hAnsi="TimeNewRoman"/>
                 <w:sz w:val="30"/>
               </w:rPr>
-              <w:t>237×6=1422</w:t>
+              <w:t>149×6=894</w:t>
             </w:r>
           </w:p>
         </w:tc>
@@ -653,7 +653,7 @@
                 <w:rFonts w:ascii="TimeNewRoman" w:hAnsi="TimeNewRoman"/>
                 <w:sz w:val="30"/>
               </w:rPr>
-              <w:t>317×8=2536</w:t>
+              <w:t>784×3=2352</w:t>
             </w:r>
           </w:p>
         </w:tc>
@@ -670,7 +670,7 @@
                 <w:rFonts w:ascii="TimeNewRoman" w:hAnsi="TimeNewRoman"/>
                 <w:sz w:val="30"/>
               </w:rPr>
-              <w:t>233×8=1864</w:t>
+              <w:t>807×2=1614</w:t>
             </w:r>
           </w:p>
         </w:tc>
@@ -687,7 +687,7 @@
                 <w:rFonts w:ascii="TimeNewRoman" w:hAnsi="TimeNewRoman"/>
                 <w:sz w:val="30"/>
               </w:rPr>
-              <w:t>641×2=1282</w:t>
+              <w:t>768×8=6144</w:t>
             </w:r>
           </w:p>
         </w:tc>
@@ -704,7 +704,7 @@
                 <w:rFonts w:ascii="TimeNewRoman" w:hAnsi="TimeNewRoman"/>
                 <w:sz w:val="30"/>
               </w:rPr>
-              <w:t>782×3=2346</w:t>
+              <w:t>577×2=1154</w:t>
             </w:r>
           </w:p>
         </w:tc>
@@ -721,7 +721,7 @@
                 <w:rFonts w:ascii="TimeNewRoman" w:hAnsi="TimeNewRoman"/>
                 <w:sz w:val="30"/>
               </w:rPr>
-              <w:t>619×8=4952</w:t>
+              <w:t>352×5=1760</w:t>
             </w:r>
           </w:p>
         </w:tc>
@@ -868,7 +868,7 @@
                 <w:rFonts w:ascii="TimeNewRoman" w:hAnsi="TimeNewRoman"/>
                 <w:sz w:val="30"/>
               </w:rPr>
-              <w:t>554×4=2216</w:t>
+              <w:t>699×8=5592</w:t>
             </w:r>
           </w:p>
         </w:tc>
@@ -885,7 +885,7 @@
                 <w:rFonts w:ascii="TimeNewRoman" w:hAnsi="TimeNewRoman"/>
                 <w:sz w:val="30"/>
               </w:rPr>
-              <w:t>778×3=2334</w:t>
+              <w:t>662×5=3310</w:t>
             </w:r>
           </w:p>
         </w:tc>
@@ -902,7 +902,7 @@
                 <w:rFonts w:ascii="TimeNewRoman" w:hAnsi="TimeNewRoman"/>
                 <w:sz w:val="30"/>
               </w:rPr>
-              <w:t>952×9=8568</w:t>
+              <w:t>105×8=840</w:t>
             </w:r>
           </w:p>
         </w:tc>
@@ -919,7 +919,7 @@
                 <w:rFonts w:ascii="TimeNewRoman" w:hAnsi="TimeNewRoman"/>
                 <w:sz w:val="30"/>
               </w:rPr>
-              <w:t>859×5=4295</w:t>
+              <w:t>268×3=804</w:t>
             </w:r>
           </w:p>
         </w:tc>
@@ -936,7 +936,7 @@
                 <w:rFonts w:ascii="TimeNewRoman" w:hAnsi="TimeNewRoman"/>
                 <w:sz w:val="30"/>
               </w:rPr>
-              <w:t>815×7=5705</w:t>
+              <w:t>334×7=2338</w:t>
             </w:r>
           </w:p>
         </w:tc>

--- a/answers-of-three-digit_number_multiplied_by_one-digit_number.docx
+++ b/answers-of-three-digit_number_multiplied_by_one-digit_number.docx
@@ -40,7 +40,7 @@
                 <w:rFonts w:ascii="TimeNewRoman" w:hAnsi="TimeNewRoman"/>
                 <w:sz w:val="30"/>
               </w:rPr>
-              <w:t>289×8=2312</w:t>
+              <w:t>427×2=854</w:t>
             </w:r>
           </w:p>
         </w:tc>
@@ -57,7 +57,7 @@
                 <w:rFonts w:ascii="TimeNewRoman" w:hAnsi="TimeNewRoman"/>
                 <w:sz w:val="30"/>
               </w:rPr>
-              <w:t>807×5=4035</w:t>
+              <w:t>282×5=1410</w:t>
             </w:r>
           </w:p>
         </w:tc>
@@ -74,7 +74,7 @@
                 <w:rFonts w:ascii="TimeNewRoman" w:hAnsi="TimeNewRoman"/>
                 <w:sz w:val="30"/>
               </w:rPr>
-              <w:t>578×6=3468</w:t>
+              <w:t>195×6=1170</w:t>
             </w:r>
           </w:p>
         </w:tc>
@@ -91,7 +91,7 @@
                 <w:rFonts w:ascii="TimeNewRoman" w:hAnsi="TimeNewRoman"/>
                 <w:sz w:val="30"/>
               </w:rPr>
-              <w:t>823×7=5761</w:t>
+              <w:t>741×8=5928</w:t>
             </w:r>
           </w:p>
         </w:tc>
@@ -108,7 +108,7 @@
                 <w:rFonts w:ascii="TimeNewRoman" w:hAnsi="TimeNewRoman"/>
                 <w:sz w:val="30"/>
               </w:rPr>
-              <w:t>257×3=771</w:t>
+              <w:t>387×2=774</w:t>
             </w:r>
           </w:p>
         </w:tc>
@@ -223,7 +223,7 @@
                 <w:rFonts w:ascii="TimeNewRoman" w:hAnsi="TimeNewRoman"/>
                 <w:sz w:val="30"/>
               </w:rPr>
-              <w:t>442×4=1768</w:t>
+              <w:t>968×2=1936</w:t>
             </w:r>
           </w:p>
         </w:tc>
@@ -240,7 +240,7 @@
                 <w:rFonts w:ascii="TimeNewRoman" w:hAnsi="TimeNewRoman"/>
                 <w:sz w:val="30"/>
               </w:rPr>
-              <w:t>212×8=1696</w:t>
+              <w:t>845×3=2535</w:t>
             </w:r>
           </w:p>
         </w:tc>
@@ -257,7 +257,7 @@
                 <w:rFonts w:ascii="TimeNewRoman" w:hAnsi="TimeNewRoman"/>
                 <w:sz w:val="30"/>
               </w:rPr>
-              <w:t>650×3=1950</w:t>
+              <w:t>764×7=5348</w:t>
             </w:r>
           </w:p>
         </w:tc>
@@ -274,7 +274,7 @@
                 <w:rFonts w:ascii="TimeNewRoman" w:hAnsi="TimeNewRoman"/>
                 <w:sz w:val="30"/>
               </w:rPr>
-              <w:t>252×4=1008</w:t>
+              <w:t>215×5=1075</w:t>
             </w:r>
           </w:p>
         </w:tc>
@@ -291,7 +291,7 @@
                 <w:rFonts w:ascii="TimeNewRoman" w:hAnsi="TimeNewRoman"/>
                 <w:sz w:val="30"/>
               </w:rPr>
-              <w:t>954×8=7632</w:t>
+              <w:t>323×2=646</w:t>
             </w:r>
           </w:p>
         </w:tc>
@@ -438,7 +438,7 @@
                 <w:rFonts w:ascii="TimeNewRoman" w:hAnsi="TimeNewRoman"/>
                 <w:sz w:val="30"/>
               </w:rPr>
-              <w:t>755×2=1510</w:t>
+              <w:t>101×4=404</w:t>
             </w:r>
           </w:p>
         </w:tc>
@@ -455,7 +455,7 @@
                 <w:rFonts w:ascii="TimeNewRoman" w:hAnsi="TimeNewRoman"/>
                 <w:sz w:val="30"/>
               </w:rPr>
-              <w:t>284×9=2556</w:t>
+              <w:t>288×3=864</w:t>
             </w:r>
           </w:p>
         </w:tc>
@@ -472,7 +472,7 @@
                 <w:rFonts w:ascii="TimeNewRoman" w:hAnsi="TimeNewRoman"/>
                 <w:sz w:val="30"/>
               </w:rPr>
-              <w:t>734×7=5138</w:t>
+              <w:t>482×5=2410</w:t>
             </w:r>
           </w:p>
         </w:tc>
@@ -489,7 +489,7 @@
                 <w:rFonts w:ascii="TimeNewRoman" w:hAnsi="TimeNewRoman"/>
                 <w:sz w:val="30"/>
               </w:rPr>
-              <w:t>505×2=1010</w:t>
+              <w:t>685×8=5480</w:t>
             </w:r>
           </w:p>
         </w:tc>
@@ -506,7 +506,7 @@
                 <w:rFonts w:ascii="TimeNewRoman" w:hAnsi="TimeNewRoman"/>
                 <w:sz w:val="30"/>
               </w:rPr>
-              <w:t>149×6=894</w:t>
+              <w:t>570×3=1710</w:t>
             </w:r>
           </w:p>
         </w:tc>
@@ -653,7 +653,7 @@
                 <w:rFonts w:ascii="TimeNewRoman" w:hAnsi="TimeNewRoman"/>
                 <w:sz w:val="30"/>
               </w:rPr>
-              <w:t>784×3=2352</w:t>
+              <w:t>668×2=1336</w:t>
             </w:r>
           </w:p>
         </w:tc>
@@ -670,7 +670,7 @@
                 <w:rFonts w:ascii="TimeNewRoman" w:hAnsi="TimeNewRoman"/>
                 <w:sz w:val="30"/>
               </w:rPr>
-              <w:t>807×2=1614</w:t>
+              <w:t>937×2=1874</w:t>
             </w:r>
           </w:p>
         </w:tc>
@@ -687,7 +687,7 @@
                 <w:rFonts w:ascii="TimeNewRoman" w:hAnsi="TimeNewRoman"/>
                 <w:sz w:val="30"/>
               </w:rPr>
-              <w:t>768×8=6144</w:t>
+              <w:t>741×2=1482</w:t>
             </w:r>
           </w:p>
         </w:tc>
@@ -704,7 +704,7 @@
                 <w:rFonts w:ascii="TimeNewRoman" w:hAnsi="TimeNewRoman"/>
                 <w:sz w:val="30"/>
               </w:rPr>
-              <w:t>577×2=1154</w:t>
+              <w:t>369×8=2952</w:t>
             </w:r>
           </w:p>
         </w:tc>
@@ -721,7 +721,7 @@
                 <w:rFonts w:ascii="TimeNewRoman" w:hAnsi="TimeNewRoman"/>
                 <w:sz w:val="30"/>
               </w:rPr>
-              <w:t>352×5=1760</w:t>
+              <w:t>282×8=2256</w:t>
             </w:r>
           </w:p>
         </w:tc>
@@ -868,7 +868,7 @@
                 <w:rFonts w:ascii="TimeNewRoman" w:hAnsi="TimeNewRoman"/>
                 <w:sz w:val="30"/>
               </w:rPr>
-              <w:t>699×8=5592</w:t>
+              <w:t>247×2=494</w:t>
             </w:r>
           </w:p>
         </w:tc>
@@ -885,7 +885,7 @@
                 <w:rFonts w:ascii="TimeNewRoman" w:hAnsi="TimeNewRoman"/>
                 <w:sz w:val="30"/>
               </w:rPr>
-              <w:t>662×5=3310</w:t>
+              <w:t>353×4=1412</w:t>
             </w:r>
           </w:p>
         </w:tc>
@@ -902,7 +902,7 @@
                 <w:rFonts w:ascii="TimeNewRoman" w:hAnsi="TimeNewRoman"/>
                 <w:sz w:val="30"/>
               </w:rPr>
-              <w:t>105×8=840</w:t>
+              <w:t>434×8=3472</w:t>
             </w:r>
           </w:p>
         </w:tc>
@@ -919,7 +919,7 @@
                 <w:rFonts w:ascii="TimeNewRoman" w:hAnsi="TimeNewRoman"/>
                 <w:sz w:val="30"/>
               </w:rPr>
-              <w:t>268×3=804</w:t>
+              <w:t>494×7=3458</w:t>
             </w:r>
           </w:p>
         </w:tc>
@@ -936,7 +936,7 @@
                 <w:rFonts w:ascii="TimeNewRoman" w:hAnsi="TimeNewRoman"/>
                 <w:sz w:val="30"/>
               </w:rPr>
-              <w:t>334×7=2338</w:t>
+              <w:t>134×6=804</w:t>
             </w:r>
           </w:p>
         </w:tc>

--- a/answers-of-three-digit_number_multiplied_by_one-digit_number.docx
+++ b/answers-of-three-digit_number_multiplied_by_one-digit_number.docx
@@ -11,7 +11,7 @@
           <w:rFonts w:ascii="Arial" w:hAnsi="Arial"/>
           <w:sz w:val="30"/>
         </w:rPr>
-        <w:t>2026-09-19 Saturday</w:t>
+        <w:t>2026-09-20 Sunday</w:t>
       </w:r>
     </w:p>
     <w:tbl>
@@ -40,7 +40,7 @@
                 <w:rFonts w:ascii="TimeNewRoman" w:hAnsi="TimeNewRoman"/>
                 <w:sz w:val="30"/>
               </w:rPr>
-              <w:t>427×2=854</w:t>
+              <w:t>154×6=924</w:t>
             </w:r>
           </w:p>
         </w:tc>
@@ -57,7 +57,7 @@
                 <w:rFonts w:ascii="TimeNewRoman" w:hAnsi="TimeNewRoman"/>
                 <w:sz w:val="30"/>
               </w:rPr>
-              <w:t>282×5=1410</w:t>
+              <w:t>201×9=1809</w:t>
             </w:r>
           </w:p>
         </w:tc>
@@ -74,7 +74,7 @@
                 <w:rFonts w:ascii="TimeNewRoman" w:hAnsi="TimeNewRoman"/>
                 <w:sz w:val="30"/>
               </w:rPr>
-              <w:t>195×6=1170</w:t>
+              <w:t>587×3=1761</w:t>
             </w:r>
           </w:p>
         </w:tc>
@@ -91,7 +91,7 @@
                 <w:rFonts w:ascii="TimeNewRoman" w:hAnsi="TimeNewRoman"/>
                 <w:sz w:val="30"/>
               </w:rPr>
-              <w:t>741×8=5928</w:t>
+              <w:t>680×5=3400</w:t>
             </w:r>
           </w:p>
         </w:tc>
@@ -108,7 +108,7 @@
                 <w:rFonts w:ascii="TimeNewRoman" w:hAnsi="TimeNewRoman"/>
                 <w:sz w:val="30"/>
               </w:rPr>
-              <w:t>387×2=774</w:t>
+              <w:t>196×7=1372</w:t>
             </w:r>
           </w:p>
         </w:tc>
@@ -223,7 +223,7 @@
                 <w:rFonts w:ascii="TimeNewRoman" w:hAnsi="TimeNewRoman"/>
                 <w:sz w:val="30"/>
               </w:rPr>
-              <w:t>968×2=1936</w:t>
+              <w:t>376×6=2256</w:t>
             </w:r>
           </w:p>
         </w:tc>
@@ -240,7 +240,7 @@
                 <w:rFonts w:ascii="TimeNewRoman" w:hAnsi="TimeNewRoman"/>
                 <w:sz w:val="30"/>
               </w:rPr>
-              <w:t>845×3=2535</w:t>
+              <w:t>454×2=908</w:t>
             </w:r>
           </w:p>
         </w:tc>
@@ -257,7 +257,7 @@
                 <w:rFonts w:ascii="TimeNewRoman" w:hAnsi="TimeNewRoman"/>
                 <w:sz w:val="30"/>
               </w:rPr>
-              <w:t>764×7=5348</w:t>
+              <w:t>979×6=5874</w:t>
             </w:r>
           </w:p>
         </w:tc>
@@ -274,7 +274,7 @@
                 <w:rFonts w:ascii="TimeNewRoman" w:hAnsi="TimeNewRoman"/>
                 <w:sz w:val="30"/>
               </w:rPr>
-              <w:t>215×5=1075</w:t>
+              <w:t>991×7=6937</w:t>
             </w:r>
           </w:p>
         </w:tc>
@@ -291,7 +291,7 @@
                 <w:rFonts w:ascii="TimeNewRoman" w:hAnsi="TimeNewRoman"/>
                 <w:sz w:val="30"/>
               </w:rPr>
-              <w:t>323×2=646</w:t>
+              <w:t>809×3=2427</w:t>
             </w:r>
           </w:p>
         </w:tc>
@@ -438,7 +438,7 @@
                 <w:rFonts w:ascii="TimeNewRoman" w:hAnsi="TimeNewRoman"/>
                 <w:sz w:val="30"/>
               </w:rPr>
-              <w:t>101×4=404</w:t>
+              <w:t>467×8=3736</w:t>
             </w:r>
           </w:p>
         </w:tc>
@@ -455,7 +455,7 @@
                 <w:rFonts w:ascii="TimeNewRoman" w:hAnsi="TimeNewRoman"/>
                 <w:sz w:val="30"/>
               </w:rPr>
-              <w:t>288×3=864</w:t>
+              <w:t>236×7=1652</w:t>
             </w:r>
           </w:p>
         </w:tc>
@@ -472,7 +472,7 @@
                 <w:rFonts w:ascii="TimeNewRoman" w:hAnsi="TimeNewRoman"/>
                 <w:sz w:val="30"/>
               </w:rPr>
-              <w:t>482×5=2410</w:t>
+              <w:t>488×5=2440</w:t>
             </w:r>
           </w:p>
         </w:tc>
@@ -489,7 +489,7 @@
                 <w:rFonts w:ascii="TimeNewRoman" w:hAnsi="TimeNewRoman"/>
                 <w:sz w:val="30"/>
               </w:rPr>
-              <w:t>685×8=5480</w:t>
+              <w:t>889×5=4445</w:t>
             </w:r>
           </w:p>
         </w:tc>
@@ -506,7 +506,7 @@
                 <w:rFonts w:ascii="TimeNewRoman" w:hAnsi="TimeNewRoman"/>
                 <w:sz w:val="30"/>
               </w:rPr>
-              <w:t>570×3=1710</w:t>
+              <w:t>556×5=2780</w:t>
             </w:r>
           </w:p>
         </w:tc>
@@ -653,7 +653,7 @@
                 <w:rFonts w:ascii="TimeNewRoman" w:hAnsi="TimeNewRoman"/>
                 <w:sz w:val="30"/>
               </w:rPr>
-              <w:t>668×2=1336</w:t>
+              <w:t>932×3=2796</w:t>
             </w:r>
           </w:p>
         </w:tc>
@@ -670,7 +670,7 @@
                 <w:rFonts w:ascii="TimeNewRoman" w:hAnsi="TimeNewRoman"/>
                 <w:sz w:val="30"/>
               </w:rPr>
-              <w:t>937×2=1874</w:t>
+              <w:t>111×9=999</w:t>
             </w:r>
           </w:p>
         </w:tc>
@@ -687,7 +687,7 @@
                 <w:rFonts w:ascii="TimeNewRoman" w:hAnsi="TimeNewRoman"/>
                 <w:sz w:val="30"/>
               </w:rPr>
-              <w:t>741×2=1482</w:t>
+              <w:t>813×6=4878</w:t>
             </w:r>
           </w:p>
         </w:tc>
@@ -704,7 +704,7 @@
                 <w:rFonts w:ascii="TimeNewRoman" w:hAnsi="TimeNewRoman"/>
                 <w:sz w:val="30"/>
               </w:rPr>
-              <w:t>369×8=2952</w:t>
+              <w:t>817×8=6536</w:t>
             </w:r>
           </w:p>
         </w:tc>
@@ -721,7 +721,7 @@
                 <w:rFonts w:ascii="TimeNewRoman" w:hAnsi="TimeNewRoman"/>
                 <w:sz w:val="30"/>
               </w:rPr>
-              <w:t>282×8=2256</w:t>
+              <w:t>184×9=1656</w:t>
             </w:r>
           </w:p>
         </w:tc>
@@ -868,7 +868,7 @@
                 <w:rFonts w:ascii="TimeNewRoman" w:hAnsi="TimeNewRoman"/>
                 <w:sz w:val="30"/>
               </w:rPr>
-              <w:t>247×2=494</w:t>
+              <w:t>974×7=6818</w:t>
             </w:r>
           </w:p>
         </w:tc>
@@ -885,7 +885,7 @@
                 <w:rFonts w:ascii="TimeNewRoman" w:hAnsi="TimeNewRoman"/>
                 <w:sz w:val="30"/>
               </w:rPr>
-              <w:t>353×4=1412</w:t>
+              <w:t>268×2=536</w:t>
             </w:r>
           </w:p>
         </w:tc>
@@ -902,7 +902,7 @@
                 <w:rFonts w:ascii="TimeNewRoman" w:hAnsi="TimeNewRoman"/>
                 <w:sz w:val="30"/>
               </w:rPr>
-              <w:t>434×8=3472</w:t>
+              <w:t>453×3=1359</w:t>
             </w:r>
           </w:p>
         </w:tc>
@@ -919,7 +919,7 @@
                 <w:rFonts w:ascii="TimeNewRoman" w:hAnsi="TimeNewRoman"/>
                 <w:sz w:val="30"/>
               </w:rPr>
-              <w:t>494×7=3458</w:t>
+              <w:t>835×2=1670</w:t>
             </w:r>
           </w:p>
         </w:tc>
@@ -936,7 +936,7 @@
                 <w:rFonts w:ascii="TimeNewRoman" w:hAnsi="TimeNewRoman"/>
                 <w:sz w:val="30"/>
               </w:rPr>
-              <w:t>134×6=804</w:t>
+              <w:t>695×3=2085</w:t>
             </w:r>
           </w:p>
         </w:tc>

--- a/answers-of-three-digit_number_multiplied_by_one-digit_number.docx
+++ b/answers-of-three-digit_number_multiplied_by_one-digit_number.docx
@@ -40,7 +40,7 @@
                 <w:rFonts w:ascii="TimeNewRoman" w:hAnsi="TimeNewRoman"/>
                 <w:sz w:val="30"/>
               </w:rPr>
-              <w:t>154×6=924</w:t>
+              <w:t>234×6=1404</w:t>
             </w:r>
           </w:p>
         </w:tc>
@@ -57,7 +57,7 @@
                 <w:rFonts w:ascii="TimeNewRoman" w:hAnsi="TimeNewRoman"/>
                 <w:sz w:val="30"/>
               </w:rPr>
-              <w:t>201×9=1809</w:t>
+              <w:t>896×7=6272</w:t>
             </w:r>
           </w:p>
         </w:tc>
@@ -74,7 +74,7 @@
                 <w:rFonts w:ascii="TimeNewRoman" w:hAnsi="TimeNewRoman"/>
                 <w:sz w:val="30"/>
               </w:rPr>
-              <w:t>587×3=1761</w:t>
+              <w:t>123×2=246</w:t>
             </w:r>
           </w:p>
         </w:tc>
@@ -91,7 +91,7 @@
                 <w:rFonts w:ascii="TimeNewRoman" w:hAnsi="TimeNewRoman"/>
                 <w:sz w:val="30"/>
               </w:rPr>
-              <w:t>680×5=3400</w:t>
+              <w:t>864×7=6048</w:t>
             </w:r>
           </w:p>
         </w:tc>
@@ -108,7 +108,7 @@
                 <w:rFonts w:ascii="TimeNewRoman" w:hAnsi="TimeNewRoman"/>
                 <w:sz w:val="30"/>
               </w:rPr>
-              <w:t>196×7=1372</w:t>
+              <w:t>221×6=1326</w:t>
             </w:r>
           </w:p>
         </w:tc>
@@ -223,7 +223,7 @@
                 <w:rFonts w:ascii="TimeNewRoman" w:hAnsi="TimeNewRoman"/>
                 <w:sz w:val="30"/>
               </w:rPr>
-              <w:t>376×6=2256</w:t>
+              <w:t>130×5=650</w:t>
             </w:r>
           </w:p>
         </w:tc>
@@ -240,7 +240,7 @@
                 <w:rFonts w:ascii="TimeNewRoman" w:hAnsi="TimeNewRoman"/>
                 <w:sz w:val="30"/>
               </w:rPr>
-              <w:t>454×2=908</w:t>
+              <w:t>342×5=1710</w:t>
             </w:r>
           </w:p>
         </w:tc>
@@ -257,7 +257,7 @@
                 <w:rFonts w:ascii="TimeNewRoman" w:hAnsi="TimeNewRoman"/>
                 <w:sz w:val="30"/>
               </w:rPr>
-              <w:t>979×6=5874</w:t>
+              <w:t>628×2=1256</w:t>
             </w:r>
           </w:p>
         </w:tc>
@@ -274,7 +274,7 @@
                 <w:rFonts w:ascii="TimeNewRoman" w:hAnsi="TimeNewRoman"/>
                 <w:sz w:val="30"/>
               </w:rPr>
-              <w:t>991×7=6937</w:t>
+              <w:t>452×9=4068</w:t>
             </w:r>
           </w:p>
         </w:tc>
@@ -291,7 +291,7 @@
                 <w:rFonts w:ascii="TimeNewRoman" w:hAnsi="TimeNewRoman"/>
                 <w:sz w:val="30"/>
               </w:rPr>
-              <w:t>809×3=2427</w:t>
+              <w:t>198×8=1584</w:t>
             </w:r>
           </w:p>
         </w:tc>
@@ -438,7 +438,7 @@
                 <w:rFonts w:ascii="TimeNewRoman" w:hAnsi="TimeNewRoman"/>
                 <w:sz w:val="30"/>
               </w:rPr>
-              <w:t>467×8=3736</w:t>
+              <w:t>134×9=1206</w:t>
             </w:r>
           </w:p>
         </w:tc>
@@ -455,7 +455,7 @@
                 <w:rFonts w:ascii="TimeNewRoman" w:hAnsi="TimeNewRoman"/>
                 <w:sz w:val="30"/>
               </w:rPr>
-              <w:t>236×7=1652</w:t>
+              <w:t>619×8=4952</w:t>
             </w:r>
           </w:p>
         </w:tc>
@@ -472,7 +472,7 @@
                 <w:rFonts w:ascii="TimeNewRoman" w:hAnsi="TimeNewRoman"/>
                 <w:sz w:val="30"/>
               </w:rPr>
-              <w:t>488×5=2440</w:t>
+              <w:t>977×7=6839</w:t>
             </w:r>
           </w:p>
         </w:tc>
@@ -489,7 +489,7 @@
                 <w:rFonts w:ascii="TimeNewRoman" w:hAnsi="TimeNewRoman"/>
                 <w:sz w:val="30"/>
               </w:rPr>
-              <w:t>889×5=4445</w:t>
+              <w:t>614×9=5526</w:t>
             </w:r>
           </w:p>
         </w:tc>
@@ -506,7 +506,7 @@
                 <w:rFonts w:ascii="TimeNewRoman" w:hAnsi="TimeNewRoman"/>
                 <w:sz w:val="30"/>
               </w:rPr>
-              <w:t>556×5=2780</w:t>
+              <w:t>163×7=1141</w:t>
             </w:r>
           </w:p>
         </w:tc>
@@ -653,7 +653,7 @@
                 <w:rFonts w:ascii="TimeNewRoman" w:hAnsi="TimeNewRoman"/>
                 <w:sz w:val="30"/>
               </w:rPr>
-              <w:t>932×3=2796</w:t>
+              <w:t>856×7=5992</w:t>
             </w:r>
           </w:p>
         </w:tc>
@@ -670,7 +670,7 @@
                 <w:rFonts w:ascii="TimeNewRoman" w:hAnsi="TimeNewRoman"/>
                 <w:sz w:val="30"/>
               </w:rPr>
-              <w:t>111×9=999</w:t>
+              <w:t>324×2=648</w:t>
             </w:r>
           </w:p>
         </w:tc>
@@ -687,7 +687,7 @@
                 <w:rFonts w:ascii="TimeNewRoman" w:hAnsi="TimeNewRoman"/>
                 <w:sz w:val="30"/>
               </w:rPr>
-              <w:t>813×6=4878</w:t>
+              <w:t>792×6=4752</w:t>
             </w:r>
           </w:p>
         </w:tc>
@@ -704,7 +704,7 @@
                 <w:rFonts w:ascii="TimeNewRoman" w:hAnsi="TimeNewRoman"/>
                 <w:sz w:val="30"/>
               </w:rPr>
-              <w:t>817×8=6536</w:t>
+              <w:t>553×6=3318</w:t>
             </w:r>
           </w:p>
         </w:tc>
@@ -721,7 +721,7 @@
                 <w:rFonts w:ascii="TimeNewRoman" w:hAnsi="TimeNewRoman"/>
                 <w:sz w:val="30"/>
               </w:rPr>
-              <w:t>184×9=1656</w:t>
+              <w:t>311×2=622</w:t>
             </w:r>
           </w:p>
         </w:tc>
@@ -868,7 +868,7 @@
                 <w:rFonts w:ascii="TimeNewRoman" w:hAnsi="TimeNewRoman"/>
                 <w:sz w:val="30"/>
               </w:rPr>
-              <w:t>974×7=6818</w:t>
+              <w:t>343×7=2401</w:t>
             </w:r>
           </w:p>
         </w:tc>
@@ -885,7 +885,7 @@
                 <w:rFonts w:ascii="TimeNewRoman" w:hAnsi="TimeNewRoman"/>
                 <w:sz w:val="30"/>
               </w:rPr>
-              <w:t>268×2=536</w:t>
+              <w:t>211×4=844</w:t>
             </w:r>
           </w:p>
         </w:tc>
@@ -902,7 +902,7 @@
                 <w:rFonts w:ascii="TimeNewRoman" w:hAnsi="TimeNewRoman"/>
                 <w:sz w:val="30"/>
               </w:rPr>
-              <w:t>453×3=1359</w:t>
+              <w:t>953×7=6671</w:t>
             </w:r>
           </w:p>
         </w:tc>
@@ -919,7 +919,7 @@
                 <w:rFonts w:ascii="TimeNewRoman" w:hAnsi="TimeNewRoman"/>
                 <w:sz w:val="30"/>
               </w:rPr>
-              <w:t>835×2=1670</w:t>
+              <w:t>400×2=800</w:t>
             </w:r>
           </w:p>
         </w:tc>
@@ -936,7 +936,7 @@
                 <w:rFonts w:ascii="TimeNewRoman" w:hAnsi="TimeNewRoman"/>
                 <w:sz w:val="30"/>
               </w:rPr>
-              <w:t>695×3=2085</w:t>
+              <w:t>751×8=6008</w:t>
             </w:r>
           </w:p>
         </w:tc>

--- a/answers-of-three-digit_number_multiplied_by_one-digit_number.docx
+++ b/answers-of-three-digit_number_multiplied_by_one-digit_number.docx
@@ -11,7 +11,7 @@
           <w:rFonts w:ascii="Arial" w:hAnsi="Arial"/>
           <w:sz w:val="30"/>
         </w:rPr>
-        <w:t>2026-09-20 Sunday</w:t>
+        <w:t>2026-09-21 Monday</w:t>
       </w:r>
     </w:p>
     <w:tbl>
@@ -40,7 +40,7 @@
                 <w:rFonts w:ascii="TimeNewRoman" w:hAnsi="TimeNewRoman"/>
                 <w:sz w:val="30"/>
               </w:rPr>
-              <w:t>234×6=1404</w:t>
+              <w:t>898×3=2694</w:t>
             </w:r>
           </w:p>
         </w:tc>
@@ -57,7 +57,7 @@
                 <w:rFonts w:ascii="TimeNewRoman" w:hAnsi="TimeNewRoman"/>
                 <w:sz w:val="30"/>
               </w:rPr>
-              <w:t>896×7=6272</w:t>
+              <w:t>985×7=6895</w:t>
             </w:r>
           </w:p>
         </w:tc>
@@ -74,7 +74,7 @@
                 <w:rFonts w:ascii="TimeNewRoman" w:hAnsi="TimeNewRoman"/>
                 <w:sz w:val="30"/>
               </w:rPr>
-              <w:t>123×2=246</w:t>
+              <w:t>810×7=5670</w:t>
             </w:r>
           </w:p>
         </w:tc>
@@ -91,7 +91,7 @@
                 <w:rFonts w:ascii="TimeNewRoman" w:hAnsi="TimeNewRoman"/>
                 <w:sz w:val="30"/>
               </w:rPr>
-              <w:t>864×7=6048</w:t>
+              <w:t>985×5=4925</w:t>
             </w:r>
           </w:p>
         </w:tc>
@@ -108,7 +108,7 @@
                 <w:rFonts w:ascii="TimeNewRoman" w:hAnsi="TimeNewRoman"/>
                 <w:sz w:val="30"/>
               </w:rPr>
-              <w:t>221×6=1326</w:t>
+              <w:t>736×6=4416</w:t>
             </w:r>
           </w:p>
         </w:tc>
@@ -223,7 +223,7 @@
                 <w:rFonts w:ascii="TimeNewRoman" w:hAnsi="TimeNewRoman"/>
                 <w:sz w:val="30"/>
               </w:rPr>
-              <w:t>130×5=650</w:t>
+              <w:t>663×2=1326</w:t>
             </w:r>
           </w:p>
         </w:tc>
@@ -240,7 +240,7 @@
                 <w:rFonts w:ascii="TimeNewRoman" w:hAnsi="TimeNewRoman"/>
                 <w:sz w:val="30"/>
               </w:rPr>
-              <w:t>342×5=1710</w:t>
+              <w:t>108×4=432</w:t>
             </w:r>
           </w:p>
         </w:tc>
@@ -257,7 +257,7 @@
                 <w:rFonts w:ascii="TimeNewRoman" w:hAnsi="TimeNewRoman"/>
                 <w:sz w:val="30"/>
               </w:rPr>
-              <w:t>628×2=1256</w:t>
+              <w:t>582×6=3492</w:t>
             </w:r>
           </w:p>
         </w:tc>
@@ -274,7 +274,7 @@
                 <w:rFonts w:ascii="TimeNewRoman" w:hAnsi="TimeNewRoman"/>
                 <w:sz w:val="30"/>
               </w:rPr>
-              <w:t>452×9=4068</w:t>
+              <w:t>817×3=2451</w:t>
             </w:r>
           </w:p>
         </w:tc>
@@ -291,7 +291,7 @@
                 <w:rFonts w:ascii="TimeNewRoman" w:hAnsi="TimeNewRoman"/>
                 <w:sz w:val="30"/>
               </w:rPr>
-              <w:t>198×8=1584</w:t>
+              <w:t>572×9=5148</w:t>
             </w:r>
           </w:p>
         </w:tc>
@@ -438,7 +438,7 @@
                 <w:rFonts w:ascii="TimeNewRoman" w:hAnsi="TimeNewRoman"/>
                 <w:sz w:val="30"/>
               </w:rPr>
-              <w:t>134×9=1206</w:t>
+              <w:t>246×9=2214</w:t>
             </w:r>
           </w:p>
         </w:tc>
@@ -455,7 +455,7 @@
                 <w:rFonts w:ascii="TimeNewRoman" w:hAnsi="TimeNewRoman"/>
                 <w:sz w:val="30"/>
               </w:rPr>
-              <w:t>619×8=4952</w:t>
+              <w:t>187×3=561</w:t>
             </w:r>
           </w:p>
         </w:tc>
@@ -472,7 +472,7 @@
                 <w:rFonts w:ascii="TimeNewRoman" w:hAnsi="TimeNewRoman"/>
                 <w:sz w:val="30"/>
               </w:rPr>
-              <w:t>977×7=6839</w:t>
+              <w:t>942×7=6594</w:t>
             </w:r>
           </w:p>
         </w:tc>
@@ -489,7 +489,7 @@
                 <w:rFonts w:ascii="TimeNewRoman" w:hAnsi="TimeNewRoman"/>
                 <w:sz w:val="30"/>
               </w:rPr>
-              <w:t>614×9=5526</w:t>
+              <w:t>324×4=1296</w:t>
             </w:r>
           </w:p>
         </w:tc>
@@ -506,7 +506,7 @@
                 <w:rFonts w:ascii="TimeNewRoman" w:hAnsi="TimeNewRoman"/>
                 <w:sz w:val="30"/>
               </w:rPr>
-              <w:t>163×7=1141</w:t>
+              <w:t>436×8=3488</w:t>
             </w:r>
           </w:p>
         </w:tc>
@@ -653,7 +653,7 @@
                 <w:rFonts w:ascii="TimeNewRoman" w:hAnsi="TimeNewRoman"/>
                 <w:sz w:val="30"/>
               </w:rPr>
-              <w:t>856×7=5992</w:t>
+              <w:t>412×9=3708</w:t>
             </w:r>
           </w:p>
         </w:tc>
@@ -670,7 +670,7 @@
                 <w:rFonts w:ascii="TimeNewRoman" w:hAnsi="TimeNewRoman"/>
                 <w:sz w:val="30"/>
               </w:rPr>
-              <w:t>324×2=648</w:t>
+              <w:t>204×5=1020</w:t>
             </w:r>
           </w:p>
         </w:tc>
@@ -687,7 +687,7 @@
                 <w:rFonts w:ascii="TimeNewRoman" w:hAnsi="TimeNewRoman"/>
                 <w:sz w:val="30"/>
               </w:rPr>
-              <w:t>792×6=4752</w:t>
+              <w:t>102×7=714</w:t>
             </w:r>
           </w:p>
         </w:tc>
@@ -704,7 +704,7 @@
                 <w:rFonts w:ascii="TimeNewRoman" w:hAnsi="TimeNewRoman"/>
                 <w:sz w:val="30"/>
               </w:rPr>
-              <w:t>553×6=3318</w:t>
+              <w:t>556×4=2224</w:t>
             </w:r>
           </w:p>
         </w:tc>
@@ -721,7 +721,7 @@
                 <w:rFonts w:ascii="TimeNewRoman" w:hAnsi="TimeNewRoman"/>
                 <w:sz w:val="30"/>
               </w:rPr>
-              <w:t>311×2=622</w:t>
+              <w:t>107×6=642</w:t>
             </w:r>
           </w:p>
         </w:tc>
@@ -868,7 +868,7 @@
                 <w:rFonts w:ascii="TimeNewRoman" w:hAnsi="TimeNewRoman"/>
                 <w:sz w:val="30"/>
               </w:rPr>
-              <w:t>343×7=2401</w:t>
+              <w:t>120×3=360</w:t>
             </w:r>
           </w:p>
         </w:tc>
@@ -885,7 +885,7 @@
                 <w:rFonts w:ascii="TimeNewRoman" w:hAnsi="TimeNewRoman"/>
                 <w:sz w:val="30"/>
               </w:rPr>
-              <w:t>211×4=844</w:t>
+              <w:t>122×5=610</w:t>
             </w:r>
           </w:p>
         </w:tc>
@@ -902,7 +902,7 @@
                 <w:rFonts w:ascii="TimeNewRoman" w:hAnsi="TimeNewRoman"/>
                 <w:sz w:val="30"/>
               </w:rPr>
-              <w:t>953×7=6671</w:t>
+              <w:t>958×6=5748</w:t>
             </w:r>
           </w:p>
         </w:tc>
@@ -919,7 +919,7 @@
                 <w:rFonts w:ascii="TimeNewRoman" w:hAnsi="TimeNewRoman"/>
                 <w:sz w:val="30"/>
               </w:rPr>
-              <w:t>400×2=800</w:t>
+              <w:t>364×2=728</w:t>
             </w:r>
           </w:p>
         </w:tc>
@@ -936,7 +936,7 @@
                 <w:rFonts w:ascii="TimeNewRoman" w:hAnsi="TimeNewRoman"/>
                 <w:sz w:val="30"/>
               </w:rPr>
-              <w:t>751×8=6008</w:t>
+              <w:t>243×6=1458</w:t>
             </w:r>
           </w:p>
         </w:tc>

--- a/answers-of-three-digit_number_multiplied_by_one-digit_number.docx
+++ b/answers-of-three-digit_number_multiplied_by_one-digit_number.docx
@@ -40,7 +40,7 @@
                 <w:rFonts w:ascii="TimeNewRoman" w:hAnsi="TimeNewRoman"/>
                 <w:sz w:val="30"/>
               </w:rPr>
-              <w:t>898×3=2694</w:t>
+              <w:t>667×9=6003</w:t>
             </w:r>
           </w:p>
         </w:tc>
@@ -57,7 +57,7 @@
                 <w:rFonts w:ascii="TimeNewRoman" w:hAnsi="TimeNewRoman"/>
                 <w:sz w:val="30"/>
               </w:rPr>
-              <w:t>985×7=6895</w:t>
+              <w:t>282×6=1692</w:t>
             </w:r>
           </w:p>
         </w:tc>
@@ -74,7 +74,7 @@
                 <w:rFonts w:ascii="TimeNewRoman" w:hAnsi="TimeNewRoman"/>
                 <w:sz w:val="30"/>
               </w:rPr>
-              <w:t>810×7=5670</w:t>
+              <w:t>800×5=4000</w:t>
             </w:r>
           </w:p>
         </w:tc>
@@ -91,7 +91,7 @@
                 <w:rFonts w:ascii="TimeNewRoman" w:hAnsi="TimeNewRoman"/>
                 <w:sz w:val="30"/>
               </w:rPr>
-              <w:t>985×5=4925</w:t>
+              <w:t>710×3=2130</w:t>
             </w:r>
           </w:p>
         </w:tc>
@@ -108,7 +108,7 @@
                 <w:rFonts w:ascii="TimeNewRoman" w:hAnsi="TimeNewRoman"/>
                 <w:sz w:val="30"/>
               </w:rPr>
-              <w:t>736×6=4416</w:t>
+              <w:t>469×9=4221</w:t>
             </w:r>
           </w:p>
         </w:tc>
@@ -223,7 +223,7 @@
                 <w:rFonts w:ascii="TimeNewRoman" w:hAnsi="TimeNewRoman"/>
                 <w:sz w:val="30"/>
               </w:rPr>
-              <w:t>663×2=1326</w:t>
+              <w:t>218×2=436</w:t>
             </w:r>
           </w:p>
         </w:tc>
@@ -240,7 +240,7 @@
                 <w:rFonts w:ascii="TimeNewRoman" w:hAnsi="TimeNewRoman"/>
                 <w:sz w:val="30"/>
               </w:rPr>
-              <w:t>108×4=432</w:t>
+              <w:t>850×6=5100</w:t>
             </w:r>
           </w:p>
         </w:tc>
@@ -257,7 +257,7 @@
                 <w:rFonts w:ascii="TimeNewRoman" w:hAnsi="TimeNewRoman"/>
                 <w:sz w:val="30"/>
               </w:rPr>
-              <w:t>582×6=3492</w:t>
+              <w:t>123×6=738</w:t>
             </w:r>
           </w:p>
         </w:tc>
@@ -274,7 +274,7 @@
                 <w:rFonts w:ascii="TimeNewRoman" w:hAnsi="TimeNewRoman"/>
                 <w:sz w:val="30"/>
               </w:rPr>
-              <w:t>817×3=2451</w:t>
+              <w:t>680×4=2720</w:t>
             </w:r>
           </w:p>
         </w:tc>
@@ -291,7 +291,7 @@
                 <w:rFonts w:ascii="TimeNewRoman" w:hAnsi="TimeNewRoman"/>
                 <w:sz w:val="30"/>
               </w:rPr>
-              <w:t>572×9=5148</w:t>
+              <w:t>841×4=3364</w:t>
             </w:r>
           </w:p>
         </w:tc>
@@ -438,7 +438,7 @@
                 <w:rFonts w:ascii="TimeNewRoman" w:hAnsi="TimeNewRoman"/>
                 <w:sz w:val="30"/>
               </w:rPr>
-              <w:t>246×9=2214</w:t>
+              <w:t>427×3=1281</w:t>
             </w:r>
           </w:p>
         </w:tc>
@@ -455,7 +455,7 @@
                 <w:rFonts w:ascii="TimeNewRoman" w:hAnsi="TimeNewRoman"/>
                 <w:sz w:val="30"/>
               </w:rPr>
-              <w:t>187×3=561</w:t>
+              <w:t>800×6=4800</w:t>
             </w:r>
           </w:p>
         </w:tc>
@@ -472,7 +472,7 @@
                 <w:rFonts w:ascii="TimeNewRoman" w:hAnsi="TimeNewRoman"/>
                 <w:sz w:val="30"/>
               </w:rPr>
-              <w:t>942×7=6594</w:t>
+              <w:t>237×2=474</w:t>
             </w:r>
           </w:p>
         </w:tc>
@@ -489,7 +489,7 @@
                 <w:rFonts w:ascii="TimeNewRoman" w:hAnsi="TimeNewRoman"/>
                 <w:sz w:val="30"/>
               </w:rPr>
-              <w:t>324×4=1296</w:t>
+              <w:t>378×3=1134</w:t>
             </w:r>
           </w:p>
         </w:tc>
@@ -506,7 +506,7 @@
                 <w:rFonts w:ascii="TimeNewRoman" w:hAnsi="TimeNewRoman"/>
                 <w:sz w:val="30"/>
               </w:rPr>
-              <w:t>436×8=3488</w:t>
+              <w:t>151×5=755</w:t>
             </w:r>
           </w:p>
         </w:tc>
@@ -653,7 +653,7 @@
                 <w:rFonts w:ascii="TimeNewRoman" w:hAnsi="TimeNewRoman"/>
                 <w:sz w:val="30"/>
               </w:rPr>
-              <w:t>412×9=3708</w:t>
+              <w:t>750×7=5250</w:t>
             </w:r>
           </w:p>
         </w:tc>
@@ -670,7 +670,7 @@
                 <w:rFonts w:ascii="TimeNewRoman" w:hAnsi="TimeNewRoman"/>
                 <w:sz w:val="30"/>
               </w:rPr>
-              <w:t>204×5=1020</w:t>
+              <w:t>233×3=699</w:t>
             </w:r>
           </w:p>
         </w:tc>
@@ -687,7 +687,7 @@
                 <w:rFonts w:ascii="TimeNewRoman" w:hAnsi="TimeNewRoman"/>
                 <w:sz w:val="30"/>
               </w:rPr>
-              <w:t>102×7=714</w:t>
+              <w:t>650×3=1950</w:t>
             </w:r>
           </w:p>
         </w:tc>
@@ -704,7 +704,7 @@
                 <w:rFonts w:ascii="TimeNewRoman" w:hAnsi="TimeNewRoman"/>
                 <w:sz w:val="30"/>
               </w:rPr>
-              <w:t>556×4=2224</w:t>
+              <w:t>986×8=7888</w:t>
             </w:r>
           </w:p>
         </w:tc>
@@ -721,7 +721,7 @@
                 <w:rFonts w:ascii="TimeNewRoman" w:hAnsi="TimeNewRoman"/>
                 <w:sz w:val="30"/>
               </w:rPr>
-              <w:t>107×6=642</w:t>
+              <w:t>775×9=6975</w:t>
             </w:r>
           </w:p>
         </w:tc>
@@ -868,7 +868,7 @@
                 <w:rFonts w:ascii="TimeNewRoman" w:hAnsi="TimeNewRoman"/>
                 <w:sz w:val="30"/>
               </w:rPr>
-              <w:t>120×3=360</w:t>
+              <w:t>150×7=1050</w:t>
             </w:r>
           </w:p>
         </w:tc>
@@ -885,7 +885,7 @@
                 <w:rFonts w:ascii="TimeNewRoman" w:hAnsi="TimeNewRoman"/>
                 <w:sz w:val="30"/>
               </w:rPr>
-              <w:t>122×5=610</w:t>
+              <w:t>355×5=1775</w:t>
             </w:r>
           </w:p>
         </w:tc>
@@ -902,7 +902,7 @@
                 <w:rFonts w:ascii="TimeNewRoman" w:hAnsi="TimeNewRoman"/>
                 <w:sz w:val="30"/>
               </w:rPr>
-              <w:t>958×6=5748</w:t>
+              <w:t>107×9=963</w:t>
             </w:r>
           </w:p>
         </w:tc>
@@ -919,7 +919,7 @@
                 <w:rFonts w:ascii="TimeNewRoman" w:hAnsi="TimeNewRoman"/>
                 <w:sz w:val="30"/>
               </w:rPr>
-              <w:t>364×2=728</w:t>
+              <w:t>832×6=4992</w:t>
             </w:r>
           </w:p>
         </w:tc>
@@ -936,7 +936,7 @@
                 <w:rFonts w:ascii="TimeNewRoman" w:hAnsi="TimeNewRoman"/>
                 <w:sz w:val="30"/>
               </w:rPr>
-              <w:t>243×6=1458</w:t>
+              <w:t>325×7=2275</w:t>
             </w:r>
           </w:p>
         </w:tc>

--- a/answers-of-three-digit_number_multiplied_by_one-digit_number.docx
+++ b/answers-of-three-digit_number_multiplied_by_one-digit_number.docx
@@ -11,7 +11,7 @@
           <w:rFonts w:ascii="Arial" w:hAnsi="Arial"/>
           <w:sz w:val="30"/>
         </w:rPr>
-        <w:t>2026-09-21 Monday</w:t>
+        <w:t>2026-09-22 Tuesday</w:t>
       </w:r>
     </w:p>
     <w:tbl>
@@ -40,7 +40,7 @@
                 <w:rFonts w:ascii="TimeNewRoman" w:hAnsi="TimeNewRoman"/>
                 <w:sz w:val="30"/>
               </w:rPr>
-              <w:t>667×9=6003</w:t>
+              <w:t>716×4=2864</w:t>
             </w:r>
           </w:p>
         </w:tc>
@@ -57,7 +57,7 @@
                 <w:rFonts w:ascii="TimeNewRoman" w:hAnsi="TimeNewRoman"/>
                 <w:sz w:val="30"/>
               </w:rPr>
-              <w:t>282×6=1692</w:t>
+              <w:t>549×3=1647</w:t>
             </w:r>
           </w:p>
         </w:tc>
@@ -74,7 +74,7 @@
                 <w:rFonts w:ascii="TimeNewRoman" w:hAnsi="TimeNewRoman"/>
                 <w:sz w:val="30"/>
               </w:rPr>
-              <w:t>800×5=4000</w:t>
+              <w:t>381×2=762</w:t>
             </w:r>
           </w:p>
         </w:tc>
@@ -91,7 +91,7 @@
                 <w:rFonts w:ascii="TimeNewRoman" w:hAnsi="TimeNewRoman"/>
                 <w:sz w:val="30"/>
               </w:rPr>
-              <w:t>710×3=2130</w:t>
+              <w:t>451×4=1804</w:t>
             </w:r>
           </w:p>
         </w:tc>
@@ -108,7 +108,7 @@
                 <w:rFonts w:ascii="TimeNewRoman" w:hAnsi="TimeNewRoman"/>
                 <w:sz w:val="30"/>
               </w:rPr>
-              <w:t>469×9=4221</w:t>
+              <w:t>214×5=1070</w:t>
             </w:r>
           </w:p>
         </w:tc>
@@ -223,7 +223,7 @@
                 <w:rFonts w:ascii="TimeNewRoman" w:hAnsi="TimeNewRoman"/>
                 <w:sz w:val="30"/>
               </w:rPr>
-              <w:t>218×2=436</w:t>
+              <w:t>480×8=3840</w:t>
             </w:r>
           </w:p>
         </w:tc>
@@ -240,7 +240,7 @@
                 <w:rFonts w:ascii="TimeNewRoman" w:hAnsi="TimeNewRoman"/>
                 <w:sz w:val="30"/>
               </w:rPr>
-              <w:t>850×6=5100</w:t>
+              <w:t>493×9=4437</w:t>
             </w:r>
           </w:p>
         </w:tc>
@@ -257,7 +257,7 @@
                 <w:rFonts w:ascii="TimeNewRoman" w:hAnsi="TimeNewRoman"/>
                 <w:sz w:val="30"/>
               </w:rPr>
-              <w:t>123×6=738</w:t>
+              <w:t>355×4=1420</w:t>
             </w:r>
           </w:p>
         </w:tc>
@@ -274,7 +274,7 @@
                 <w:rFonts w:ascii="TimeNewRoman" w:hAnsi="TimeNewRoman"/>
                 <w:sz w:val="30"/>
               </w:rPr>
-              <w:t>680×4=2720</w:t>
+              <w:t>495×7=3465</w:t>
             </w:r>
           </w:p>
         </w:tc>
@@ -291,7 +291,7 @@
                 <w:rFonts w:ascii="TimeNewRoman" w:hAnsi="TimeNewRoman"/>
                 <w:sz w:val="30"/>
               </w:rPr>
-              <w:t>841×4=3364</w:t>
+              <w:t>954×3=2862</w:t>
             </w:r>
           </w:p>
         </w:tc>
@@ -438,7 +438,7 @@
                 <w:rFonts w:ascii="TimeNewRoman" w:hAnsi="TimeNewRoman"/>
                 <w:sz w:val="30"/>
               </w:rPr>
-              <w:t>427×3=1281</w:t>
+              <w:t>487×8=3896</w:t>
             </w:r>
           </w:p>
         </w:tc>
@@ -455,7 +455,7 @@
                 <w:rFonts w:ascii="TimeNewRoman" w:hAnsi="TimeNewRoman"/>
                 <w:sz w:val="30"/>
               </w:rPr>
-              <w:t>800×6=4800</w:t>
+              <w:t>910×3=2730</w:t>
             </w:r>
           </w:p>
         </w:tc>
@@ -472,7 +472,7 @@
                 <w:rFonts w:ascii="TimeNewRoman" w:hAnsi="TimeNewRoman"/>
                 <w:sz w:val="30"/>
               </w:rPr>
-              <w:t>237×2=474</w:t>
+              <w:t>257×9=2313</w:t>
             </w:r>
           </w:p>
         </w:tc>
@@ -489,7 +489,7 @@
                 <w:rFonts w:ascii="TimeNewRoman" w:hAnsi="TimeNewRoman"/>
                 <w:sz w:val="30"/>
               </w:rPr>
-              <w:t>378×3=1134</w:t>
+              <w:t>330×4=1320</w:t>
             </w:r>
           </w:p>
         </w:tc>
@@ -506,7 +506,7 @@
                 <w:rFonts w:ascii="TimeNewRoman" w:hAnsi="TimeNewRoman"/>
                 <w:sz w:val="30"/>
               </w:rPr>
-              <w:t>151×5=755</w:t>
+              <w:t>604×7=4228</w:t>
             </w:r>
           </w:p>
         </w:tc>
@@ -653,7 +653,7 @@
                 <w:rFonts w:ascii="TimeNewRoman" w:hAnsi="TimeNewRoman"/>
                 <w:sz w:val="30"/>
               </w:rPr>
-              <w:t>750×7=5250</w:t>
+              <w:t>323×6=1938</w:t>
             </w:r>
           </w:p>
         </w:tc>
@@ -670,7 +670,7 @@
                 <w:rFonts w:ascii="TimeNewRoman" w:hAnsi="TimeNewRoman"/>
                 <w:sz w:val="30"/>
               </w:rPr>
-              <w:t>233×3=699</w:t>
+              <w:t>336×9=3024</w:t>
             </w:r>
           </w:p>
         </w:tc>
@@ -687,7 +687,7 @@
                 <w:rFonts w:ascii="TimeNewRoman" w:hAnsi="TimeNewRoman"/>
                 <w:sz w:val="30"/>
               </w:rPr>
-              <w:t>650×3=1950</w:t>
+              <w:t>186×9=1674</w:t>
             </w:r>
           </w:p>
         </w:tc>
@@ -704,7 +704,7 @@
                 <w:rFonts w:ascii="TimeNewRoman" w:hAnsi="TimeNewRoman"/>
                 <w:sz w:val="30"/>
               </w:rPr>
-              <w:t>986×8=7888</w:t>
+              <w:t>139×7=973</w:t>
             </w:r>
           </w:p>
         </w:tc>
@@ -721,7 +721,7 @@
                 <w:rFonts w:ascii="TimeNewRoman" w:hAnsi="TimeNewRoman"/>
                 <w:sz w:val="30"/>
               </w:rPr>
-              <w:t>775×9=6975</w:t>
+              <w:t>721×3=2163</w:t>
             </w:r>
           </w:p>
         </w:tc>
@@ -868,7 +868,7 @@
                 <w:rFonts w:ascii="TimeNewRoman" w:hAnsi="TimeNewRoman"/>
                 <w:sz w:val="30"/>
               </w:rPr>
-              <w:t>150×7=1050</w:t>
+              <w:t>825×2=1650</w:t>
             </w:r>
           </w:p>
         </w:tc>
@@ -885,7 +885,7 @@
                 <w:rFonts w:ascii="TimeNewRoman" w:hAnsi="TimeNewRoman"/>
                 <w:sz w:val="30"/>
               </w:rPr>
-              <w:t>355×5=1775</w:t>
+              <w:t>172×5=860</w:t>
             </w:r>
           </w:p>
         </w:tc>
@@ -902,7 +902,7 @@
                 <w:rFonts w:ascii="TimeNewRoman" w:hAnsi="TimeNewRoman"/>
                 <w:sz w:val="30"/>
               </w:rPr>
-              <w:t>107×9=963</w:t>
+              <w:t>566×6=3396</w:t>
             </w:r>
           </w:p>
         </w:tc>
@@ -919,7 +919,7 @@
                 <w:rFonts w:ascii="TimeNewRoman" w:hAnsi="TimeNewRoman"/>
                 <w:sz w:val="30"/>
               </w:rPr>
-              <w:t>832×6=4992</w:t>
+              <w:t>568×6=3408</w:t>
             </w:r>
           </w:p>
         </w:tc>
@@ -936,7 +936,7 @@
                 <w:rFonts w:ascii="TimeNewRoman" w:hAnsi="TimeNewRoman"/>
                 <w:sz w:val="30"/>
               </w:rPr>
-              <w:t>325×7=2275</w:t>
+              <w:t>965×6=5790</w:t>
             </w:r>
           </w:p>
         </w:tc>

--- a/answers-of-three-digit_number_multiplied_by_one-digit_number.docx
+++ b/answers-of-three-digit_number_multiplied_by_one-digit_number.docx
@@ -40,7 +40,7 @@
                 <w:rFonts w:ascii="TimeNewRoman" w:hAnsi="TimeNewRoman"/>
                 <w:sz w:val="30"/>
               </w:rPr>
-              <w:t>716×4=2864</w:t>
+              <w:t>598×2=1196</w:t>
             </w:r>
           </w:p>
         </w:tc>
@@ -57,7 +57,7 @@
                 <w:rFonts w:ascii="TimeNewRoman" w:hAnsi="TimeNewRoman"/>
                 <w:sz w:val="30"/>
               </w:rPr>
-              <w:t>549×3=1647</w:t>
+              <w:t>769×4=3076</w:t>
             </w:r>
           </w:p>
         </w:tc>
@@ -74,7 +74,7 @@
                 <w:rFonts w:ascii="TimeNewRoman" w:hAnsi="TimeNewRoman"/>
                 <w:sz w:val="30"/>
               </w:rPr>
-              <w:t>381×2=762</w:t>
+              <w:t>496×2=992</w:t>
             </w:r>
           </w:p>
         </w:tc>
@@ -91,7 +91,7 @@
                 <w:rFonts w:ascii="TimeNewRoman" w:hAnsi="TimeNewRoman"/>
                 <w:sz w:val="30"/>
               </w:rPr>
-              <w:t>451×4=1804</w:t>
+              <w:t>441×8=3528</w:t>
             </w:r>
           </w:p>
         </w:tc>
@@ -108,7 +108,7 @@
                 <w:rFonts w:ascii="TimeNewRoman" w:hAnsi="TimeNewRoman"/>
                 <w:sz w:val="30"/>
               </w:rPr>
-              <w:t>214×5=1070</w:t>
+              <w:t>357×4=1428</w:t>
             </w:r>
           </w:p>
         </w:tc>
@@ -223,7 +223,7 @@
                 <w:rFonts w:ascii="TimeNewRoman" w:hAnsi="TimeNewRoman"/>
                 <w:sz w:val="30"/>
               </w:rPr>
-              <w:t>480×8=3840</w:t>
+              <w:t>223×6=1338</w:t>
             </w:r>
           </w:p>
         </w:tc>
@@ -240,7 +240,7 @@
                 <w:rFonts w:ascii="TimeNewRoman" w:hAnsi="TimeNewRoman"/>
                 <w:sz w:val="30"/>
               </w:rPr>
-              <w:t>493×9=4437</w:t>
+              <w:t>827×8=6616</w:t>
             </w:r>
           </w:p>
         </w:tc>
@@ -257,7 +257,7 @@
                 <w:rFonts w:ascii="TimeNewRoman" w:hAnsi="TimeNewRoman"/>
                 <w:sz w:val="30"/>
               </w:rPr>
-              <w:t>355×4=1420</w:t>
+              <w:t>293×9=2637</w:t>
             </w:r>
           </w:p>
         </w:tc>
@@ -274,7 +274,7 @@
                 <w:rFonts w:ascii="TimeNewRoman" w:hAnsi="TimeNewRoman"/>
                 <w:sz w:val="30"/>
               </w:rPr>
-              <w:t>495×7=3465</w:t>
+              <w:t>720×9=6480</w:t>
             </w:r>
           </w:p>
         </w:tc>
@@ -291,7 +291,7 @@
                 <w:rFonts w:ascii="TimeNewRoman" w:hAnsi="TimeNewRoman"/>
                 <w:sz w:val="30"/>
               </w:rPr>
-              <w:t>954×3=2862</w:t>
+              <w:t>409×4=1636</w:t>
             </w:r>
           </w:p>
         </w:tc>
@@ -438,7 +438,7 @@
                 <w:rFonts w:ascii="TimeNewRoman" w:hAnsi="TimeNewRoman"/>
                 <w:sz w:val="30"/>
               </w:rPr>
-              <w:t>487×8=3896</w:t>
+              <w:t>610×3=1830</w:t>
             </w:r>
           </w:p>
         </w:tc>
@@ -455,7 +455,7 @@
                 <w:rFonts w:ascii="TimeNewRoman" w:hAnsi="TimeNewRoman"/>
                 <w:sz w:val="30"/>
               </w:rPr>
-              <w:t>910×3=2730</w:t>
+              <w:t>942×2=1884</w:t>
             </w:r>
           </w:p>
         </w:tc>
@@ -472,7 +472,7 @@
                 <w:rFonts w:ascii="TimeNewRoman" w:hAnsi="TimeNewRoman"/>
                 <w:sz w:val="30"/>
               </w:rPr>
-              <w:t>257×9=2313</w:t>
+              <w:t>684×5=3420</w:t>
             </w:r>
           </w:p>
         </w:tc>
@@ -489,7 +489,7 @@
                 <w:rFonts w:ascii="TimeNewRoman" w:hAnsi="TimeNewRoman"/>
                 <w:sz w:val="30"/>
               </w:rPr>
-              <w:t>330×4=1320</w:t>
+              <w:t>796×4=3184</w:t>
             </w:r>
           </w:p>
         </w:tc>
@@ -506,7 +506,7 @@
                 <w:rFonts w:ascii="TimeNewRoman" w:hAnsi="TimeNewRoman"/>
                 <w:sz w:val="30"/>
               </w:rPr>
-              <w:t>604×7=4228</w:t>
+              <w:t>531×4=2124</w:t>
             </w:r>
           </w:p>
         </w:tc>
@@ -653,7 +653,7 @@
                 <w:rFonts w:ascii="TimeNewRoman" w:hAnsi="TimeNewRoman"/>
                 <w:sz w:val="30"/>
               </w:rPr>
-              <w:t>323×6=1938</w:t>
+              <w:t>524×9=4716</w:t>
             </w:r>
           </w:p>
         </w:tc>
@@ -670,7 +670,7 @@
                 <w:rFonts w:ascii="TimeNewRoman" w:hAnsi="TimeNewRoman"/>
                 <w:sz w:val="30"/>
               </w:rPr>
-              <w:t>336×9=3024</w:t>
+              <w:t>782×5=3910</w:t>
             </w:r>
           </w:p>
         </w:tc>
@@ -687,7 +687,7 @@
                 <w:rFonts w:ascii="TimeNewRoman" w:hAnsi="TimeNewRoman"/>
                 <w:sz w:val="30"/>
               </w:rPr>
-              <w:t>186×9=1674</w:t>
+              <w:t>626×7=4382</w:t>
             </w:r>
           </w:p>
         </w:tc>
@@ -704,7 +704,7 @@
                 <w:rFonts w:ascii="TimeNewRoman" w:hAnsi="TimeNewRoman"/>
                 <w:sz w:val="30"/>
               </w:rPr>
-              <w:t>139×7=973</w:t>
+              <w:t>122×5=610</w:t>
             </w:r>
           </w:p>
         </w:tc>
@@ -721,7 +721,7 @@
                 <w:rFonts w:ascii="TimeNewRoman" w:hAnsi="TimeNewRoman"/>
                 <w:sz w:val="30"/>
               </w:rPr>
-              <w:t>721×3=2163</w:t>
+              <w:t>980×6=5880</w:t>
             </w:r>
           </w:p>
         </w:tc>
@@ -868,7 +868,7 @@
                 <w:rFonts w:ascii="TimeNewRoman" w:hAnsi="TimeNewRoman"/>
                 <w:sz w:val="30"/>
               </w:rPr>
-              <w:t>825×2=1650</w:t>
+              <w:t>193×8=1544</w:t>
             </w:r>
           </w:p>
         </w:tc>
@@ -885,7 +885,7 @@
                 <w:rFonts w:ascii="TimeNewRoman" w:hAnsi="TimeNewRoman"/>
                 <w:sz w:val="30"/>
               </w:rPr>
-              <w:t>172×5=860</w:t>
+              <w:t>697×8=5576</w:t>
             </w:r>
           </w:p>
         </w:tc>
@@ -902,7 +902,7 @@
                 <w:rFonts w:ascii="TimeNewRoman" w:hAnsi="TimeNewRoman"/>
                 <w:sz w:val="30"/>
               </w:rPr>
-              <w:t>566×6=3396</w:t>
+              <w:t>742×6=4452</w:t>
             </w:r>
           </w:p>
         </w:tc>
@@ -919,7 +919,7 @@
                 <w:rFonts w:ascii="TimeNewRoman" w:hAnsi="TimeNewRoman"/>
                 <w:sz w:val="30"/>
               </w:rPr>
-              <w:t>568×6=3408</w:t>
+              <w:t>922×3=2766</w:t>
             </w:r>
           </w:p>
         </w:tc>
@@ -936,7 +936,7 @@
                 <w:rFonts w:ascii="TimeNewRoman" w:hAnsi="TimeNewRoman"/>
                 <w:sz w:val="30"/>
               </w:rPr>
-              <w:t>965×6=5790</w:t>
+              <w:t>427×8=3416</w:t>
             </w:r>
           </w:p>
         </w:tc>

--- a/answers-of-three-digit_number_multiplied_by_one-digit_number.docx
+++ b/answers-of-three-digit_number_multiplied_by_one-digit_number.docx
@@ -11,7 +11,7 @@
           <w:rFonts w:ascii="Arial" w:hAnsi="Arial"/>
           <w:sz w:val="30"/>
         </w:rPr>
-        <w:t>2026-09-22 Tuesday</w:t>
+        <w:t>2026-09-23 Wednesday</w:t>
       </w:r>
     </w:p>
     <w:tbl>
@@ -40,7 +40,7 @@
                 <w:rFonts w:ascii="TimeNewRoman" w:hAnsi="TimeNewRoman"/>
                 <w:sz w:val="30"/>
               </w:rPr>
-              <w:t>598×2=1196</w:t>
+              <w:t>846×2=1692</w:t>
             </w:r>
           </w:p>
         </w:tc>
@@ -57,7 +57,7 @@
                 <w:rFonts w:ascii="TimeNewRoman" w:hAnsi="TimeNewRoman"/>
                 <w:sz w:val="30"/>
               </w:rPr>
-              <w:t>769×4=3076</w:t>
+              <w:t>133×4=532</w:t>
             </w:r>
           </w:p>
         </w:tc>
@@ -74,7 +74,7 @@
                 <w:rFonts w:ascii="TimeNewRoman" w:hAnsi="TimeNewRoman"/>
                 <w:sz w:val="30"/>
               </w:rPr>
-              <w:t>496×2=992</w:t>
+              <w:t>943×9=8487</w:t>
             </w:r>
           </w:p>
         </w:tc>
@@ -91,7 +91,7 @@
                 <w:rFonts w:ascii="TimeNewRoman" w:hAnsi="TimeNewRoman"/>
                 <w:sz w:val="30"/>
               </w:rPr>
-              <w:t>441×8=3528</w:t>
+              <w:t>351×9=3159</w:t>
             </w:r>
           </w:p>
         </w:tc>
@@ -108,7 +108,7 @@
                 <w:rFonts w:ascii="TimeNewRoman" w:hAnsi="TimeNewRoman"/>
                 <w:sz w:val="30"/>
               </w:rPr>
-              <w:t>357×4=1428</w:t>
+              <w:t>574×2=1148</w:t>
             </w:r>
           </w:p>
         </w:tc>
@@ -223,7 +223,7 @@
                 <w:rFonts w:ascii="TimeNewRoman" w:hAnsi="TimeNewRoman"/>
                 <w:sz w:val="30"/>
               </w:rPr>
-              <w:t>223×6=1338</w:t>
+              <w:t>286×5=1430</w:t>
             </w:r>
           </w:p>
         </w:tc>
@@ -240,7 +240,7 @@
                 <w:rFonts w:ascii="TimeNewRoman" w:hAnsi="TimeNewRoman"/>
                 <w:sz w:val="30"/>
               </w:rPr>
-              <w:t>827×8=6616</w:t>
+              <w:t>814×3=2442</w:t>
             </w:r>
           </w:p>
         </w:tc>
@@ -257,7 +257,7 @@
                 <w:rFonts w:ascii="TimeNewRoman" w:hAnsi="TimeNewRoman"/>
                 <w:sz w:val="30"/>
               </w:rPr>
-              <w:t>293×9=2637</w:t>
+              <w:t>128×9=1152</w:t>
             </w:r>
           </w:p>
         </w:tc>
@@ -274,7 +274,7 @@
                 <w:rFonts w:ascii="TimeNewRoman" w:hAnsi="TimeNewRoman"/>
                 <w:sz w:val="30"/>
               </w:rPr>
-              <w:t>720×9=6480</w:t>
+              <w:t>761×7=5327</w:t>
             </w:r>
           </w:p>
         </w:tc>
@@ -291,7 +291,7 @@
                 <w:rFonts w:ascii="TimeNewRoman" w:hAnsi="TimeNewRoman"/>
                 <w:sz w:val="30"/>
               </w:rPr>
-              <w:t>409×4=1636</w:t>
+              <w:t>855×8=6840</w:t>
             </w:r>
           </w:p>
         </w:tc>
@@ -438,7 +438,7 @@
                 <w:rFonts w:ascii="TimeNewRoman" w:hAnsi="TimeNewRoman"/>
                 <w:sz w:val="30"/>
               </w:rPr>
-              <w:t>610×3=1830</w:t>
+              <w:t>209×7=1463</w:t>
             </w:r>
           </w:p>
         </w:tc>
@@ -455,7 +455,7 @@
                 <w:rFonts w:ascii="TimeNewRoman" w:hAnsi="TimeNewRoman"/>
                 <w:sz w:val="30"/>
               </w:rPr>
-              <w:t>942×2=1884</w:t>
+              <w:t>806×9=7254</w:t>
             </w:r>
           </w:p>
         </w:tc>
@@ -472,7 +472,7 @@
                 <w:rFonts w:ascii="TimeNewRoman" w:hAnsi="TimeNewRoman"/>
                 <w:sz w:val="30"/>
               </w:rPr>
-              <w:t>684×5=3420</w:t>
+              <w:t>389×6=2334</w:t>
             </w:r>
           </w:p>
         </w:tc>
@@ -489,7 +489,7 @@
                 <w:rFonts w:ascii="TimeNewRoman" w:hAnsi="TimeNewRoman"/>
                 <w:sz w:val="30"/>
               </w:rPr>
-              <w:t>796×4=3184</w:t>
+              <w:t>285×4=1140</w:t>
             </w:r>
           </w:p>
         </w:tc>
@@ -506,7 +506,7 @@
                 <w:rFonts w:ascii="TimeNewRoman" w:hAnsi="TimeNewRoman"/>
                 <w:sz w:val="30"/>
               </w:rPr>
-              <w:t>531×4=2124</w:t>
+              <w:t>771×7=5397</w:t>
             </w:r>
           </w:p>
         </w:tc>
@@ -653,7 +653,7 @@
                 <w:rFonts w:ascii="TimeNewRoman" w:hAnsi="TimeNewRoman"/>
                 <w:sz w:val="30"/>
               </w:rPr>
-              <w:t>524×9=4716</w:t>
+              <w:t>344×3=1032</w:t>
             </w:r>
           </w:p>
         </w:tc>
@@ -670,7 +670,7 @@
                 <w:rFonts w:ascii="TimeNewRoman" w:hAnsi="TimeNewRoman"/>
                 <w:sz w:val="30"/>
               </w:rPr>
-              <w:t>782×5=3910</w:t>
+              <w:t>785×9=7065</w:t>
             </w:r>
           </w:p>
         </w:tc>
@@ -687,7 +687,7 @@
                 <w:rFonts w:ascii="TimeNewRoman" w:hAnsi="TimeNewRoman"/>
                 <w:sz w:val="30"/>
               </w:rPr>
-              <w:t>626×7=4382</w:t>
+              <w:t>732×2=1464</w:t>
             </w:r>
           </w:p>
         </w:tc>
@@ -704,7 +704,7 @@
                 <w:rFonts w:ascii="TimeNewRoman" w:hAnsi="TimeNewRoman"/>
                 <w:sz w:val="30"/>
               </w:rPr>
-              <w:t>122×5=610</w:t>
+              <w:t>423×4=1692</w:t>
             </w:r>
           </w:p>
         </w:tc>
@@ -721,7 +721,7 @@
                 <w:rFonts w:ascii="TimeNewRoman" w:hAnsi="TimeNewRoman"/>
                 <w:sz w:val="30"/>
               </w:rPr>
-              <w:t>980×6=5880</w:t>
+              <w:t>560×4=2240</w:t>
             </w:r>
           </w:p>
         </w:tc>
@@ -868,7 +868,7 @@
                 <w:rFonts w:ascii="TimeNewRoman" w:hAnsi="TimeNewRoman"/>
                 <w:sz w:val="30"/>
               </w:rPr>
-              <w:t>193×8=1544</w:t>
+              <w:t>976×8=7808</w:t>
             </w:r>
           </w:p>
         </w:tc>
@@ -885,7 +885,7 @@
                 <w:rFonts w:ascii="TimeNewRoman" w:hAnsi="TimeNewRoman"/>
                 <w:sz w:val="30"/>
               </w:rPr>
-              <w:t>697×8=5576</w:t>
+              <w:t>577×2=1154</w:t>
             </w:r>
           </w:p>
         </w:tc>
@@ -902,7 +902,7 @@
                 <w:rFonts w:ascii="TimeNewRoman" w:hAnsi="TimeNewRoman"/>
                 <w:sz w:val="30"/>
               </w:rPr>
-              <w:t>742×6=4452</w:t>
+              <w:t>415×9=3735</w:t>
             </w:r>
           </w:p>
         </w:tc>
@@ -919,7 +919,7 @@
                 <w:rFonts w:ascii="TimeNewRoman" w:hAnsi="TimeNewRoman"/>
                 <w:sz w:val="30"/>
               </w:rPr>
-              <w:t>922×3=2766</w:t>
+              <w:t>221×2=442</w:t>
             </w:r>
           </w:p>
         </w:tc>
@@ -936,7 +936,7 @@
                 <w:rFonts w:ascii="TimeNewRoman" w:hAnsi="TimeNewRoman"/>
                 <w:sz w:val="30"/>
               </w:rPr>
-              <w:t>427×8=3416</w:t>
+              <w:t>562×2=1124</w:t>
             </w:r>
           </w:p>
         </w:tc>

--- a/answers-of-three-digit_number_multiplied_by_one-digit_number.docx
+++ b/answers-of-three-digit_number_multiplied_by_one-digit_number.docx
@@ -40,7 +40,7 @@
                 <w:rFonts w:ascii="TimeNewRoman" w:hAnsi="TimeNewRoman"/>
                 <w:sz w:val="30"/>
               </w:rPr>
-              <w:t>846×2=1692</w:t>
+              <w:t>129×6=774</w:t>
             </w:r>
           </w:p>
         </w:tc>
@@ -57,7 +57,7 @@
                 <w:rFonts w:ascii="TimeNewRoman" w:hAnsi="TimeNewRoman"/>
                 <w:sz w:val="30"/>
               </w:rPr>
-              <w:t>133×4=532</w:t>
+              <w:t>845×9=7605</w:t>
             </w:r>
           </w:p>
         </w:tc>
@@ -74,7 +74,7 @@
                 <w:rFonts w:ascii="TimeNewRoman" w:hAnsi="TimeNewRoman"/>
                 <w:sz w:val="30"/>
               </w:rPr>
-              <w:t>943×9=8487</w:t>
+              <w:t>333×2=666</w:t>
             </w:r>
           </w:p>
         </w:tc>
@@ -91,7 +91,7 @@
                 <w:rFonts w:ascii="TimeNewRoman" w:hAnsi="TimeNewRoman"/>
                 <w:sz w:val="30"/>
               </w:rPr>
-              <w:t>351×9=3159</w:t>
+              <w:t>482×4=1928</w:t>
             </w:r>
           </w:p>
         </w:tc>
@@ -108,7 +108,7 @@
                 <w:rFonts w:ascii="TimeNewRoman" w:hAnsi="TimeNewRoman"/>
                 <w:sz w:val="30"/>
               </w:rPr>
-              <w:t>574×2=1148</w:t>
+              <w:t>808×9=7272</w:t>
             </w:r>
           </w:p>
         </w:tc>
@@ -223,7 +223,7 @@
                 <w:rFonts w:ascii="TimeNewRoman" w:hAnsi="TimeNewRoman"/>
                 <w:sz w:val="30"/>
               </w:rPr>
-              <w:t>286×5=1430</w:t>
+              <w:t>339×5=1695</w:t>
             </w:r>
           </w:p>
         </w:tc>
@@ -240,7 +240,7 @@
                 <w:rFonts w:ascii="TimeNewRoman" w:hAnsi="TimeNewRoman"/>
                 <w:sz w:val="30"/>
               </w:rPr>
-              <w:t>814×3=2442</w:t>
+              <w:t>839×3=2517</w:t>
             </w:r>
           </w:p>
         </w:tc>
@@ -257,7 +257,7 @@
                 <w:rFonts w:ascii="TimeNewRoman" w:hAnsi="TimeNewRoman"/>
                 <w:sz w:val="30"/>
               </w:rPr>
-              <w:t>128×9=1152</w:t>
+              <w:t>439×2=878</w:t>
             </w:r>
           </w:p>
         </w:tc>
@@ -274,7 +274,7 @@
                 <w:rFonts w:ascii="TimeNewRoman" w:hAnsi="TimeNewRoman"/>
                 <w:sz w:val="30"/>
               </w:rPr>
-              <w:t>761×7=5327</w:t>
+              <w:t>857×2=1714</w:t>
             </w:r>
           </w:p>
         </w:tc>
@@ -291,7 +291,7 @@
                 <w:rFonts w:ascii="TimeNewRoman" w:hAnsi="TimeNewRoman"/>
                 <w:sz w:val="30"/>
               </w:rPr>
-              <w:t>855×8=6840</w:t>
+              <w:t>230×4=920</w:t>
             </w:r>
           </w:p>
         </w:tc>
@@ -438,7 +438,7 @@
                 <w:rFonts w:ascii="TimeNewRoman" w:hAnsi="TimeNewRoman"/>
                 <w:sz w:val="30"/>
               </w:rPr>
-              <w:t>209×7=1463</w:t>
+              <w:t>102×6=612</w:t>
             </w:r>
           </w:p>
         </w:tc>
@@ -455,7 +455,7 @@
                 <w:rFonts w:ascii="TimeNewRoman" w:hAnsi="TimeNewRoman"/>
                 <w:sz w:val="30"/>
               </w:rPr>
-              <w:t>806×9=7254</w:t>
+              <w:t>328×7=2296</w:t>
             </w:r>
           </w:p>
         </w:tc>
@@ -472,7 +472,7 @@
                 <w:rFonts w:ascii="TimeNewRoman" w:hAnsi="TimeNewRoman"/>
                 <w:sz w:val="30"/>
               </w:rPr>
-              <w:t>389×6=2334</w:t>
+              <w:t>388×5=1940</w:t>
             </w:r>
           </w:p>
         </w:tc>
@@ -489,7 +489,7 @@
                 <w:rFonts w:ascii="TimeNewRoman" w:hAnsi="TimeNewRoman"/>
                 <w:sz w:val="30"/>
               </w:rPr>
-              <w:t>285×4=1140</w:t>
+              <w:t>849×5=4245</w:t>
             </w:r>
           </w:p>
         </w:tc>
@@ -506,7 +506,7 @@
                 <w:rFonts w:ascii="TimeNewRoman" w:hAnsi="TimeNewRoman"/>
                 <w:sz w:val="30"/>
               </w:rPr>
-              <w:t>771×7=5397</w:t>
+              <w:t>757×8=6056</w:t>
             </w:r>
           </w:p>
         </w:tc>
@@ -653,7 +653,7 @@
                 <w:rFonts w:ascii="TimeNewRoman" w:hAnsi="TimeNewRoman"/>
                 <w:sz w:val="30"/>
               </w:rPr>
-              <w:t>344×3=1032</w:t>
+              <w:t>219×8=1752</w:t>
             </w:r>
           </w:p>
         </w:tc>
@@ -670,7 +670,7 @@
                 <w:rFonts w:ascii="TimeNewRoman" w:hAnsi="TimeNewRoman"/>
                 <w:sz w:val="30"/>
               </w:rPr>
-              <w:t>785×9=7065</w:t>
+              <w:t>646×3=1938</w:t>
             </w:r>
           </w:p>
         </w:tc>
@@ -687,7 +687,7 @@
                 <w:rFonts w:ascii="TimeNewRoman" w:hAnsi="TimeNewRoman"/>
                 <w:sz w:val="30"/>
               </w:rPr>
-              <w:t>732×2=1464</w:t>
+              <w:t>264×9=2376</w:t>
             </w:r>
           </w:p>
         </w:tc>
@@ -704,7 +704,7 @@
                 <w:rFonts w:ascii="TimeNewRoman" w:hAnsi="TimeNewRoman"/>
                 <w:sz w:val="30"/>
               </w:rPr>
-              <w:t>423×4=1692</w:t>
+              <w:t>188×3=564</w:t>
             </w:r>
           </w:p>
         </w:tc>
@@ -721,7 +721,7 @@
                 <w:rFonts w:ascii="TimeNewRoman" w:hAnsi="TimeNewRoman"/>
                 <w:sz w:val="30"/>
               </w:rPr>
-              <w:t>560×4=2240</w:t>
+              <w:t>468×4=1872</w:t>
             </w:r>
           </w:p>
         </w:tc>
@@ -868,7 +868,7 @@
                 <w:rFonts w:ascii="TimeNewRoman" w:hAnsi="TimeNewRoman"/>
                 <w:sz w:val="30"/>
               </w:rPr>
-              <w:t>976×8=7808</w:t>
+              <w:t>990×6=5940</w:t>
             </w:r>
           </w:p>
         </w:tc>
@@ -885,7 +885,7 @@
                 <w:rFonts w:ascii="TimeNewRoman" w:hAnsi="TimeNewRoman"/>
                 <w:sz w:val="30"/>
               </w:rPr>
-              <w:t>577×2=1154</w:t>
+              <w:t>550×9=4950</w:t>
             </w:r>
           </w:p>
         </w:tc>
@@ -902,7 +902,7 @@
                 <w:rFonts w:ascii="TimeNewRoman" w:hAnsi="TimeNewRoman"/>
                 <w:sz w:val="30"/>
               </w:rPr>
-              <w:t>415×9=3735</w:t>
+              <w:t>869×4=3476</w:t>
             </w:r>
           </w:p>
         </w:tc>
@@ -919,7 +919,7 @@
                 <w:rFonts w:ascii="TimeNewRoman" w:hAnsi="TimeNewRoman"/>
                 <w:sz w:val="30"/>
               </w:rPr>
-              <w:t>221×2=442</w:t>
+              <w:t>127×2=254</w:t>
             </w:r>
           </w:p>
         </w:tc>
@@ -936,7 +936,7 @@
                 <w:rFonts w:ascii="TimeNewRoman" w:hAnsi="TimeNewRoman"/>
                 <w:sz w:val="30"/>
               </w:rPr>
-              <w:t>562×2=1124</w:t>
+              <w:t>106×4=424</w:t>
             </w:r>
           </w:p>
         </w:tc>

--- a/answers-of-three-digit_number_multiplied_by_one-digit_number.docx
+++ b/answers-of-three-digit_number_multiplied_by_one-digit_number.docx
@@ -11,7 +11,7 @@
           <w:rFonts w:ascii="Arial" w:hAnsi="Arial"/>
           <w:sz w:val="30"/>
         </w:rPr>
-        <w:t>2026-09-23 Wednesday</w:t>
+        <w:t>2026-09-24 Thursday</w:t>
       </w:r>
     </w:p>
     <w:tbl>
@@ -40,7 +40,7 @@
                 <w:rFonts w:ascii="TimeNewRoman" w:hAnsi="TimeNewRoman"/>
                 <w:sz w:val="30"/>
               </w:rPr>
-              <w:t>129×6=774</w:t>
+              <w:t>717×3=2151</w:t>
             </w:r>
           </w:p>
         </w:tc>
@@ -57,7 +57,7 @@
                 <w:rFonts w:ascii="TimeNewRoman" w:hAnsi="TimeNewRoman"/>
                 <w:sz w:val="30"/>
               </w:rPr>
-              <w:t>845×9=7605</w:t>
+              <w:t>245×4=980</w:t>
             </w:r>
           </w:p>
         </w:tc>
@@ -74,7 +74,7 @@
                 <w:rFonts w:ascii="TimeNewRoman" w:hAnsi="TimeNewRoman"/>
                 <w:sz w:val="30"/>
               </w:rPr>
-              <w:t>333×2=666</w:t>
+              <w:t>365×8=2920</w:t>
             </w:r>
           </w:p>
         </w:tc>
@@ -91,7 +91,7 @@
                 <w:rFonts w:ascii="TimeNewRoman" w:hAnsi="TimeNewRoman"/>
                 <w:sz w:val="30"/>
               </w:rPr>
-              <w:t>482×4=1928</w:t>
+              <w:t>964×5=4820</w:t>
             </w:r>
           </w:p>
         </w:tc>
@@ -108,7 +108,7 @@
                 <w:rFonts w:ascii="TimeNewRoman" w:hAnsi="TimeNewRoman"/>
                 <w:sz w:val="30"/>
               </w:rPr>
-              <w:t>808×9=7272</w:t>
+              <w:t>296×8=2368</w:t>
             </w:r>
           </w:p>
         </w:tc>
@@ -223,7 +223,7 @@
                 <w:rFonts w:ascii="TimeNewRoman" w:hAnsi="TimeNewRoman"/>
                 <w:sz w:val="30"/>
               </w:rPr>
-              <w:t>339×5=1695</w:t>
+              <w:t>706×3=2118</w:t>
             </w:r>
           </w:p>
         </w:tc>
@@ -240,7 +240,7 @@
                 <w:rFonts w:ascii="TimeNewRoman" w:hAnsi="TimeNewRoman"/>
                 <w:sz w:val="30"/>
               </w:rPr>
-              <w:t>839×3=2517</w:t>
+              <w:t>517×4=2068</w:t>
             </w:r>
           </w:p>
         </w:tc>
@@ -257,7 +257,7 @@
                 <w:rFonts w:ascii="TimeNewRoman" w:hAnsi="TimeNewRoman"/>
                 <w:sz w:val="30"/>
               </w:rPr>
-              <w:t>439×2=878</w:t>
+              <w:t>257×2=514</w:t>
             </w:r>
           </w:p>
         </w:tc>
@@ -274,7 +274,7 @@
                 <w:rFonts w:ascii="TimeNewRoman" w:hAnsi="TimeNewRoman"/>
                 <w:sz w:val="30"/>
               </w:rPr>
-              <w:t>857×2=1714</w:t>
+              <w:t>192×4=768</w:t>
             </w:r>
           </w:p>
         </w:tc>
@@ -291,7 +291,7 @@
                 <w:rFonts w:ascii="TimeNewRoman" w:hAnsi="TimeNewRoman"/>
                 <w:sz w:val="30"/>
               </w:rPr>
-              <w:t>230×4=920</w:t>
+              <w:t>449×7=3143</w:t>
             </w:r>
           </w:p>
         </w:tc>
@@ -438,7 +438,7 @@
                 <w:rFonts w:ascii="TimeNewRoman" w:hAnsi="TimeNewRoman"/>
                 <w:sz w:val="30"/>
               </w:rPr>
-              <w:t>102×6=612</w:t>
+              <w:t>791×6=4746</w:t>
             </w:r>
           </w:p>
         </w:tc>
@@ -455,7 +455,7 @@
                 <w:rFonts w:ascii="TimeNewRoman" w:hAnsi="TimeNewRoman"/>
                 <w:sz w:val="30"/>
               </w:rPr>
-              <w:t>328×7=2296</w:t>
+              <w:t>190×8=1520</w:t>
             </w:r>
           </w:p>
         </w:tc>
@@ -472,7 +472,7 @@
                 <w:rFonts w:ascii="TimeNewRoman" w:hAnsi="TimeNewRoman"/>
                 <w:sz w:val="30"/>
               </w:rPr>
-              <w:t>388×5=1940</w:t>
+              <w:t>775×5=3875</w:t>
             </w:r>
           </w:p>
         </w:tc>
@@ -489,7 +489,7 @@
                 <w:rFonts w:ascii="TimeNewRoman" w:hAnsi="TimeNewRoman"/>
                 <w:sz w:val="30"/>
               </w:rPr>
-              <w:t>849×5=4245</w:t>
+              <w:t>937×2=1874</w:t>
             </w:r>
           </w:p>
         </w:tc>
@@ -506,7 +506,7 @@
                 <w:rFonts w:ascii="TimeNewRoman" w:hAnsi="TimeNewRoman"/>
                 <w:sz w:val="30"/>
               </w:rPr>
-              <w:t>757×8=6056</w:t>
+              <w:t>175×9=1575</w:t>
             </w:r>
           </w:p>
         </w:tc>
@@ -653,7 +653,7 @@
                 <w:rFonts w:ascii="TimeNewRoman" w:hAnsi="TimeNewRoman"/>
                 <w:sz w:val="30"/>
               </w:rPr>
-              <w:t>219×8=1752</w:t>
+              <w:t>678×2=1356</w:t>
             </w:r>
           </w:p>
         </w:tc>
@@ -670,7 +670,7 @@
                 <w:rFonts w:ascii="TimeNewRoman" w:hAnsi="TimeNewRoman"/>
                 <w:sz w:val="30"/>
               </w:rPr>
-              <w:t>646×3=1938</w:t>
+              <w:t>316×2=632</w:t>
             </w:r>
           </w:p>
         </w:tc>
@@ -687,7 +687,7 @@
                 <w:rFonts w:ascii="TimeNewRoman" w:hAnsi="TimeNewRoman"/>
                 <w:sz w:val="30"/>
               </w:rPr>
-              <w:t>264×9=2376</w:t>
+              <w:t>758×3=2274</w:t>
             </w:r>
           </w:p>
         </w:tc>
@@ -704,7 +704,7 @@
                 <w:rFonts w:ascii="TimeNewRoman" w:hAnsi="TimeNewRoman"/>
                 <w:sz w:val="30"/>
               </w:rPr>
-              <w:t>188×3=564</w:t>
+              <w:t>306×2=612</w:t>
             </w:r>
           </w:p>
         </w:tc>
@@ -721,7 +721,7 @@
                 <w:rFonts w:ascii="TimeNewRoman" w:hAnsi="TimeNewRoman"/>
                 <w:sz w:val="30"/>
               </w:rPr>
-              <w:t>468×4=1872</w:t>
+              <w:t>405×6=2430</w:t>
             </w:r>
           </w:p>
         </w:tc>
@@ -868,7 +868,7 @@
                 <w:rFonts w:ascii="TimeNewRoman" w:hAnsi="TimeNewRoman"/>
                 <w:sz w:val="30"/>
               </w:rPr>
-              <w:t>990×6=5940</w:t>
+              <w:t>588×5=2940</w:t>
             </w:r>
           </w:p>
         </w:tc>
@@ -885,7 +885,7 @@
                 <w:rFonts w:ascii="TimeNewRoman" w:hAnsi="TimeNewRoman"/>
                 <w:sz w:val="30"/>
               </w:rPr>
-              <w:t>550×9=4950</w:t>
+              <w:t>500×9=4500</w:t>
             </w:r>
           </w:p>
         </w:tc>
@@ -902,7 +902,7 @@
                 <w:rFonts w:ascii="TimeNewRoman" w:hAnsi="TimeNewRoman"/>
                 <w:sz w:val="30"/>
               </w:rPr>
-              <w:t>869×4=3476</w:t>
+              <w:t>386×5=1930</w:t>
             </w:r>
           </w:p>
         </w:tc>
@@ -919,7 +919,7 @@
                 <w:rFonts w:ascii="TimeNewRoman" w:hAnsi="TimeNewRoman"/>
                 <w:sz w:val="30"/>
               </w:rPr>
-              <w:t>127×2=254</w:t>
+              <w:t>548×2=1096</w:t>
             </w:r>
           </w:p>
         </w:tc>
@@ -936,7 +936,7 @@
                 <w:rFonts w:ascii="TimeNewRoman" w:hAnsi="TimeNewRoman"/>
                 <w:sz w:val="30"/>
               </w:rPr>
-              <w:t>106×4=424</w:t>
+              <w:t>464×5=2320</w:t>
             </w:r>
           </w:p>
         </w:tc>

--- a/answers-of-three-digit_number_multiplied_by_one-digit_number.docx
+++ b/answers-of-three-digit_number_multiplied_by_one-digit_number.docx
@@ -40,7 +40,7 @@
                 <w:rFonts w:ascii="TimeNewRoman" w:hAnsi="TimeNewRoman"/>
                 <w:sz w:val="30"/>
               </w:rPr>
-              <w:t>717×3=2151</w:t>
+              <w:t>476×3=1428</w:t>
             </w:r>
           </w:p>
         </w:tc>
@@ -57,7 +57,7 @@
                 <w:rFonts w:ascii="TimeNewRoman" w:hAnsi="TimeNewRoman"/>
                 <w:sz w:val="30"/>
               </w:rPr>
-              <w:t>245×4=980</w:t>
+              <w:t>971×9=8739</w:t>
             </w:r>
           </w:p>
         </w:tc>
@@ -74,7 +74,7 @@
                 <w:rFonts w:ascii="TimeNewRoman" w:hAnsi="TimeNewRoman"/>
                 <w:sz w:val="30"/>
               </w:rPr>
-              <w:t>365×8=2920</w:t>
+              <w:t>696×5=3480</w:t>
             </w:r>
           </w:p>
         </w:tc>
@@ -91,7 +91,7 @@
                 <w:rFonts w:ascii="TimeNewRoman" w:hAnsi="TimeNewRoman"/>
                 <w:sz w:val="30"/>
               </w:rPr>
-              <w:t>964×5=4820</w:t>
+              <w:t>937×8=7496</w:t>
             </w:r>
           </w:p>
         </w:tc>
@@ -108,7 +108,7 @@
                 <w:rFonts w:ascii="TimeNewRoman" w:hAnsi="TimeNewRoman"/>
                 <w:sz w:val="30"/>
               </w:rPr>
-              <w:t>296×8=2368</w:t>
+              <w:t>507×2=1014</w:t>
             </w:r>
           </w:p>
         </w:tc>
@@ -223,7 +223,7 @@
                 <w:rFonts w:ascii="TimeNewRoman" w:hAnsi="TimeNewRoman"/>
                 <w:sz w:val="30"/>
               </w:rPr>
-              <w:t>706×3=2118</w:t>
+              <w:t>673×6=4038</w:t>
             </w:r>
           </w:p>
         </w:tc>
@@ -240,7 +240,7 @@
                 <w:rFonts w:ascii="TimeNewRoman" w:hAnsi="TimeNewRoman"/>
                 <w:sz w:val="30"/>
               </w:rPr>
-              <w:t>517×4=2068</w:t>
+              <w:t>752×3=2256</w:t>
             </w:r>
           </w:p>
         </w:tc>
@@ -257,7 +257,7 @@
                 <w:rFonts w:ascii="TimeNewRoman" w:hAnsi="TimeNewRoman"/>
                 <w:sz w:val="30"/>
               </w:rPr>
-              <w:t>257×2=514</w:t>
+              <w:t>200×7=1400</w:t>
             </w:r>
           </w:p>
         </w:tc>
@@ -274,7 +274,7 @@
                 <w:rFonts w:ascii="TimeNewRoman" w:hAnsi="TimeNewRoman"/>
                 <w:sz w:val="30"/>
               </w:rPr>
-              <w:t>192×4=768</w:t>
+              <w:t>138×4=552</w:t>
             </w:r>
           </w:p>
         </w:tc>
@@ -291,7 +291,7 @@
                 <w:rFonts w:ascii="TimeNewRoman" w:hAnsi="TimeNewRoman"/>
                 <w:sz w:val="30"/>
               </w:rPr>
-              <w:t>449×7=3143</w:t>
+              <w:t>514×4=2056</w:t>
             </w:r>
           </w:p>
         </w:tc>
@@ -438,7 +438,7 @@
                 <w:rFonts w:ascii="TimeNewRoman" w:hAnsi="TimeNewRoman"/>
                 <w:sz w:val="30"/>
               </w:rPr>
-              <w:t>791×6=4746</w:t>
+              <w:t>764×8=6112</w:t>
             </w:r>
           </w:p>
         </w:tc>
@@ -455,7 +455,7 @@
                 <w:rFonts w:ascii="TimeNewRoman" w:hAnsi="TimeNewRoman"/>
                 <w:sz w:val="30"/>
               </w:rPr>
-              <w:t>190×8=1520</w:t>
+              <w:t>157×7=1099</w:t>
             </w:r>
           </w:p>
         </w:tc>
@@ -472,7 +472,7 @@
                 <w:rFonts w:ascii="TimeNewRoman" w:hAnsi="TimeNewRoman"/>
                 <w:sz w:val="30"/>
               </w:rPr>
-              <w:t>775×5=3875</w:t>
+              <w:t>596×3=1788</w:t>
             </w:r>
           </w:p>
         </w:tc>
@@ -489,7 +489,7 @@
                 <w:rFonts w:ascii="TimeNewRoman" w:hAnsi="TimeNewRoman"/>
                 <w:sz w:val="30"/>
               </w:rPr>
-              <w:t>937×2=1874</w:t>
+              <w:t>373×2=746</w:t>
             </w:r>
           </w:p>
         </w:tc>
@@ -506,7 +506,7 @@
                 <w:rFonts w:ascii="TimeNewRoman" w:hAnsi="TimeNewRoman"/>
                 <w:sz w:val="30"/>
               </w:rPr>
-              <w:t>175×9=1575</w:t>
+              <w:t>722×3=2166</w:t>
             </w:r>
           </w:p>
         </w:tc>
@@ -653,7 +653,7 @@
                 <w:rFonts w:ascii="TimeNewRoman" w:hAnsi="TimeNewRoman"/>
                 <w:sz w:val="30"/>
               </w:rPr>
-              <w:t>678×2=1356</w:t>
+              <w:t>966×6=5796</w:t>
             </w:r>
           </w:p>
         </w:tc>
@@ -670,7 +670,7 @@
                 <w:rFonts w:ascii="TimeNewRoman" w:hAnsi="TimeNewRoman"/>
                 <w:sz w:val="30"/>
               </w:rPr>
-              <w:t>316×2=632</w:t>
+              <w:t>164×2=328</w:t>
             </w:r>
           </w:p>
         </w:tc>
@@ -687,7 +687,7 @@
                 <w:rFonts w:ascii="TimeNewRoman" w:hAnsi="TimeNewRoman"/>
                 <w:sz w:val="30"/>
               </w:rPr>
-              <w:t>758×3=2274</w:t>
+              <w:t>324×8=2592</w:t>
             </w:r>
           </w:p>
         </w:tc>
@@ -704,7 +704,7 @@
                 <w:rFonts w:ascii="TimeNewRoman" w:hAnsi="TimeNewRoman"/>
                 <w:sz w:val="30"/>
               </w:rPr>
-              <w:t>306×2=612</w:t>
+              <w:t>781×9=7029</w:t>
             </w:r>
           </w:p>
         </w:tc>
@@ -721,7 +721,7 @@
                 <w:rFonts w:ascii="TimeNewRoman" w:hAnsi="TimeNewRoman"/>
                 <w:sz w:val="30"/>
               </w:rPr>
-              <w:t>405×6=2430</w:t>
+              <w:t>452×8=3616</w:t>
             </w:r>
           </w:p>
         </w:tc>
@@ -868,7 +868,7 @@
                 <w:rFonts w:ascii="TimeNewRoman" w:hAnsi="TimeNewRoman"/>
                 <w:sz w:val="30"/>
               </w:rPr>
-              <w:t>588×5=2940</w:t>
+              <w:t>198×3=594</w:t>
             </w:r>
           </w:p>
         </w:tc>
@@ -885,7 +885,7 @@
                 <w:rFonts w:ascii="TimeNewRoman" w:hAnsi="TimeNewRoman"/>
                 <w:sz w:val="30"/>
               </w:rPr>
-              <w:t>500×9=4500</w:t>
+              <w:t>920×6=5520</w:t>
             </w:r>
           </w:p>
         </w:tc>
@@ -902,7 +902,7 @@
                 <w:rFonts w:ascii="TimeNewRoman" w:hAnsi="TimeNewRoman"/>
                 <w:sz w:val="30"/>
               </w:rPr>
-              <w:t>386×5=1930</w:t>
+              <w:t>625×2=1250</w:t>
             </w:r>
           </w:p>
         </w:tc>
@@ -919,7 +919,7 @@
                 <w:rFonts w:ascii="TimeNewRoman" w:hAnsi="TimeNewRoman"/>
                 <w:sz w:val="30"/>
               </w:rPr>
-              <w:t>548×2=1096</w:t>
+              <w:t>727×7=5089</w:t>
             </w:r>
           </w:p>
         </w:tc>
@@ -936,7 +936,7 @@
                 <w:rFonts w:ascii="TimeNewRoman" w:hAnsi="TimeNewRoman"/>
                 <w:sz w:val="30"/>
               </w:rPr>
-              <w:t>464×5=2320</w:t>
+              <w:t>526×2=1052</w:t>
             </w:r>
           </w:p>
         </w:tc>

--- a/answers-of-three-digit_number_multiplied_by_one-digit_number.docx
+++ b/answers-of-three-digit_number_multiplied_by_one-digit_number.docx
@@ -11,7 +11,7 @@
           <w:rFonts w:ascii="Arial" w:hAnsi="Arial"/>
           <w:sz w:val="30"/>
         </w:rPr>
-        <w:t>2026-09-24 Thursday</w:t>
+        <w:t>2026-09-25 Friday</w:t>
       </w:r>
     </w:p>
     <w:tbl>
@@ -40,7 +40,7 @@
                 <w:rFonts w:ascii="TimeNewRoman" w:hAnsi="TimeNewRoman"/>
                 <w:sz w:val="30"/>
               </w:rPr>
-              <w:t>476×3=1428</w:t>
+              <w:t>585×2=1170</w:t>
             </w:r>
           </w:p>
         </w:tc>
@@ -57,7 +57,7 @@
                 <w:rFonts w:ascii="TimeNewRoman" w:hAnsi="TimeNewRoman"/>
                 <w:sz w:val="30"/>
               </w:rPr>
-              <w:t>971×9=8739</w:t>
+              <w:t>109×7=763</w:t>
             </w:r>
           </w:p>
         </w:tc>
@@ -74,7 +74,7 @@
                 <w:rFonts w:ascii="TimeNewRoman" w:hAnsi="TimeNewRoman"/>
                 <w:sz w:val="30"/>
               </w:rPr>
-              <w:t>696×5=3480</w:t>
+              <w:t>977×5=4885</w:t>
             </w:r>
           </w:p>
         </w:tc>
@@ -91,7 +91,7 @@
                 <w:rFonts w:ascii="TimeNewRoman" w:hAnsi="TimeNewRoman"/>
                 <w:sz w:val="30"/>
               </w:rPr>
-              <w:t>937×8=7496</w:t>
+              <w:t>621×4=2484</w:t>
             </w:r>
           </w:p>
         </w:tc>
@@ -108,7 +108,7 @@
                 <w:rFonts w:ascii="TimeNewRoman" w:hAnsi="TimeNewRoman"/>
                 <w:sz w:val="30"/>
               </w:rPr>
-              <w:t>507×2=1014</w:t>
+              <w:t>330×8=2640</w:t>
             </w:r>
           </w:p>
         </w:tc>
@@ -223,7 +223,7 @@
                 <w:rFonts w:ascii="TimeNewRoman" w:hAnsi="TimeNewRoman"/>
                 <w:sz w:val="30"/>
               </w:rPr>
-              <w:t>673×6=4038</w:t>
+              <w:t>893×4=3572</w:t>
             </w:r>
           </w:p>
         </w:tc>
@@ -240,7 +240,7 @@
                 <w:rFonts w:ascii="TimeNewRoman" w:hAnsi="TimeNewRoman"/>
                 <w:sz w:val="30"/>
               </w:rPr>
-              <w:t>752×3=2256</w:t>
+              <w:t>346×7=2422</w:t>
             </w:r>
           </w:p>
         </w:tc>
@@ -257,7 +257,7 @@
                 <w:rFonts w:ascii="TimeNewRoman" w:hAnsi="TimeNewRoman"/>
                 <w:sz w:val="30"/>
               </w:rPr>
-              <w:t>200×7=1400</w:t>
+              <w:t>519×6=3114</w:t>
             </w:r>
           </w:p>
         </w:tc>
@@ -274,7 +274,7 @@
                 <w:rFonts w:ascii="TimeNewRoman" w:hAnsi="TimeNewRoman"/>
                 <w:sz w:val="30"/>
               </w:rPr>
-              <w:t>138×4=552</w:t>
+              <w:t>369×7=2583</w:t>
             </w:r>
           </w:p>
         </w:tc>
@@ -291,7 +291,7 @@
                 <w:rFonts w:ascii="TimeNewRoman" w:hAnsi="TimeNewRoman"/>
                 <w:sz w:val="30"/>
               </w:rPr>
-              <w:t>514×4=2056</w:t>
+              <w:t>799×2=1598</w:t>
             </w:r>
           </w:p>
         </w:tc>
@@ -438,7 +438,7 @@
                 <w:rFonts w:ascii="TimeNewRoman" w:hAnsi="TimeNewRoman"/>
                 <w:sz w:val="30"/>
               </w:rPr>
-              <w:t>764×8=6112</w:t>
+              <w:t>606×4=2424</w:t>
             </w:r>
           </w:p>
         </w:tc>
@@ -455,7 +455,7 @@
                 <w:rFonts w:ascii="TimeNewRoman" w:hAnsi="TimeNewRoman"/>
                 <w:sz w:val="30"/>
               </w:rPr>
-              <w:t>157×7=1099</w:t>
+              <w:t>488×7=3416</w:t>
             </w:r>
           </w:p>
         </w:tc>
@@ -472,7 +472,7 @@
                 <w:rFonts w:ascii="TimeNewRoman" w:hAnsi="TimeNewRoman"/>
                 <w:sz w:val="30"/>
               </w:rPr>
-              <w:t>596×3=1788</w:t>
+              <w:t>202×3=606</w:t>
             </w:r>
           </w:p>
         </w:tc>
@@ -489,7 +489,7 @@
                 <w:rFonts w:ascii="TimeNewRoman" w:hAnsi="TimeNewRoman"/>
                 <w:sz w:val="30"/>
               </w:rPr>
-              <w:t>373×2=746</w:t>
+              <w:t>775×9=6975</w:t>
             </w:r>
           </w:p>
         </w:tc>
@@ -506,7 +506,7 @@
                 <w:rFonts w:ascii="TimeNewRoman" w:hAnsi="TimeNewRoman"/>
                 <w:sz w:val="30"/>
               </w:rPr>
-              <w:t>722×3=2166</w:t>
+              <w:t>509×7=3563</w:t>
             </w:r>
           </w:p>
         </w:tc>
@@ -653,7 +653,7 @@
                 <w:rFonts w:ascii="TimeNewRoman" w:hAnsi="TimeNewRoman"/>
                 <w:sz w:val="30"/>
               </w:rPr>
-              <w:t>966×6=5796</w:t>
+              <w:t>221×3=663</w:t>
             </w:r>
           </w:p>
         </w:tc>
@@ -670,7 +670,7 @@
                 <w:rFonts w:ascii="TimeNewRoman" w:hAnsi="TimeNewRoman"/>
                 <w:sz w:val="30"/>
               </w:rPr>
-              <w:t>164×2=328</w:t>
+              <w:t>773×6=4638</w:t>
             </w:r>
           </w:p>
         </w:tc>
@@ -687,7 +687,7 @@
                 <w:rFonts w:ascii="TimeNewRoman" w:hAnsi="TimeNewRoman"/>
                 <w:sz w:val="30"/>
               </w:rPr>
-              <w:t>324×8=2592</w:t>
+              <w:t>445×3=1335</w:t>
             </w:r>
           </w:p>
         </w:tc>
@@ -704,7 +704,7 @@
                 <w:rFonts w:ascii="TimeNewRoman" w:hAnsi="TimeNewRoman"/>
                 <w:sz w:val="30"/>
               </w:rPr>
-              <w:t>781×9=7029</w:t>
+              <w:t>113×2=226</w:t>
             </w:r>
           </w:p>
         </w:tc>
@@ -721,7 +721,7 @@
                 <w:rFonts w:ascii="TimeNewRoman" w:hAnsi="TimeNewRoman"/>
                 <w:sz w:val="30"/>
               </w:rPr>
-              <w:t>452×8=3616</w:t>
+              <w:t>869×2=1738</w:t>
             </w:r>
           </w:p>
         </w:tc>
@@ -868,7 +868,7 @@
                 <w:rFonts w:ascii="TimeNewRoman" w:hAnsi="TimeNewRoman"/>
                 <w:sz w:val="30"/>
               </w:rPr>
-              <w:t>198×3=594</w:t>
+              <w:t>311×6=1866</w:t>
             </w:r>
           </w:p>
         </w:tc>
@@ -885,7 +885,7 @@
                 <w:rFonts w:ascii="TimeNewRoman" w:hAnsi="TimeNewRoman"/>
                 <w:sz w:val="30"/>
               </w:rPr>
-              <w:t>920×6=5520</w:t>
+              <w:t>225×9=2025</w:t>
             </w:r>
           </w:p>
         </w:tc>
@@ -902,7 +902,7 @@
                 <w:rFonts w:ascii="TimeNewRoman" w:hAnsi="TimeNewRoman"/>
                 <w:sz w:val="30"/>
               </w:rPr>
-              <w:t>625×2=1250</w:t>
+              <w:t>755×2=1510</w:t>
             </w:r>
           </w:p>
         </w:tc>
@@ -919,7 +919,7 @@
                 <w:rFonts w:ascii="TimeNewRoman" w:hAnsi="TimeNewRoman"/>
                 <w:sz w:val="30"/>
               </w:rPr>
-              <w:t>727×7=5089</w:t>
+              <w:t>205×7=1435</w:t>
             </w:r>
           </w:p>
         </w:tc>
@@ -936,7 +936,7 @@
                 <w:rFonts w:ascii="TimeNewRoman" w:hAnsi="TimeNewRoman"/>
                 <w:sz w:val="30"/>
               </w:rPr>
-              <w:t>526×2=1052</w:t>
+              <w:t>289×5=1445</w:t>
             </w:r>
           </w:p>
         </w:tc>

--- a/answers-of-three-digit_number_multiplied_by_one-digit_number.docx
+++ b/answers-of-three-digit_number_multiplied_by_one-digit_number.docx
@@ -40,7 +40,7 @@
                 <w:rFonts w:ascii="TimeNewRoman" w:hAnsi="TimeNewRoman"/>
                 <w:sz w:val="30"/>
               </w:rPr>
-              <w:t>585×2=1170</w:t>
+              <w:t>843×6=5058</w:t>
             </w:r>
           </w:p>
         </w:tc>
@@ -57,7 +57,7 @@
                 <w:rFonts w:ascii="TimeNewRoman" w:hAnsi="TimeNewRoman"/>
                 <w:sz w:val="30"/>
               </w:rPr>
-              <w:t>109×7=763</w:t>
+              <w:t>691×2=1382</w:t>
             </w:r>
           </w:p>
         </w:tc>
@@ -74,7 +74,7 @@
                 <w:rFonts w:ascii="TimeNewRoman" w:hAnsi="TimeNewRoman"/>
                 <w:sz w:val="30"/>
               </w:rPr>
-              <w:t>977×5=4885</w:t>
+              <w:t>680×3=2040</w:t>
             </w:r>
           </w:p>
         </w:tc>
@@ -91,7 +91,7 @@
                 <w:rFonts w:ascii="TimeNewRoman" w:hAnsi="TimeNewRoman"/>
                 <w:sz w:val="30"/>
               </w:rPr>
-              <w:t>621×4=2484</w:t>
+              <w:t>773×4=3092</w:t>
             </w:r>
           </w:p>
         </w:tc>
@@ -108,7 +108,7 @@
                 <w:rFonts w:ascii="TimeNewRoman" w:hAnsi="TimeNewRoman"/>
                 <w:sz w:val="30"/>
               </w:rPr>
-              <w:t>330×8=2640</w:t>
+              <w:t>553×3=1659</w:t>
             </w:r>
           </w:p>
         </w:tc>
@@ -223,7 +223,7 @@
                 <w:rFonts w:ascii="TimeNewRoman" w:hAnsi="TimeNewRoman"/>
                 <w:sz w:val="30"/>
               </w:rPr>
-              <w:t>893×4=3572</w:t>
+              <w:t>466×9=4194</w:t>
             </w:r>
           </w:p>
         </w:tc>
@@ -240,7 +240,7 @@
                 <w:rFonts w:ascii="TimeNewRoman" w:hAnsi="TimeNewRoman"/>
                 <w:sz w:val="30"/>
               </w:rPr>
-              <w:t>346×7=2422</w:t>
+              <w:t>890×3=2670</w:t>
             </w:r>
           </w:p>
         </w:tc>
@@ -257,7 +257,7 @@
                 <w:rFonts w:ascii="TimeNewRoman" w:hAnsi="TimeNewRoman"/>
                 <w:sz w:val="30"/>
               </w:rPr>
-              <w:t>519×6=3114</w:t>
+              <w:t>269×6=1614</w:t>
             </w:r>
           </w:p>
         </w:tc>
@@ -274,7 +274,7 @@
                 <w:rFonts w:ascii="TimeNewRoman" w:hAnsi="TimeNewRoman"/>
                 <w:sz w:val="30"/>
               </w:rPr>
-              <w:t>369×7=2583</w:t>
+              <w:t>727×2=1454</w:t>
             </w:r>
           </w:p>
         </w:tc>
@@ -291,7 +291,7 @@
                 <w:rFonts w:ascii="TimeNewRoman" w:hAnsi="TimeNewRoman"/>
                 <w:sz w:val="30"/>
               </w:rPr>
-              <w:t>799×2=1598</w:t>
+              <w:t>762×9=6858</w:t>
             </w:r>
           </w:p>
         </w:tc>
@@ -438,7 +438,7 @@
                 <w:rFonts w:ascii="TimeNewRoman" w:hAnsi="TimeNewRoman"/>
                 <w:sz w:val="30"/>
               </w:rPr>
-              <w:t>606×4=2424</w:t>
+              <w:t>340×7=2380</w:t>
             </w:r>
           </w:p>
         </w:tc>
@@ -455,7 +455,7 @@
                 <w:rFonts w:ascii="TimeNewRoman" w:hAnsi="TimeNewRoman"/>
                 <w:sz w:val="30"/>
               </w:rPr>
-              <w:t>488×7=3416</w:t>
+              <w:t>688×2=1376</w:t>
             </w:r>
           </w:p>
         </w:tc>
@@ -472,7 +472,7 @@
                 <w:rFonts w:ascii="TimeNewRoman" w:hAnsi="TimeNewRoman"/>
                 <w:sz w:val="30"/>
               </w:rPr>
-              <w:t>202×3=606</w:t>
+              <w:t>249×3=747</w:t>
             </w:r>
           </w:p>
         </w:tc>
@@ -489,7 +489,7 @@
                 <w:rFonts w:ascii="TimeNewRoman" w:hAnsi="TimeNewRoman"/>
                 <w:sz w:val="30"/>
               </w:rPr>
-              <w:t>775×9=6975</w:t>
+              <w:t>280×7=1960</w:t>
             </w:r>
           </w:p>
         </w:tc>
@@ -506,7 +506,7 @@
                 <w:rFonts w:ascii="TimeNewRoman" w:hAnsi="TimeNewRoman"/>
                 <w:sz w:val="30"/>
               </w:rPr>
-              <w:t>509×7=3563</w:t>
+              <w:t>269×5=1345</w:t>
             </w:r>
           </w:p>
         </w:tc>
@@ -653,7 +653,7 @@
                 <w:rFonts w:ascii="TimeNewRoman" w:hAnsi="TimeNewRoman"/>
                 <w:sz w:val="30"/>
               </w:rPr>
-              <w:t>221×3=663</w:t>
+              <w:t>520×5=2600</w:t>
             </w:r>
           </w:p>
         </w:tc>
@@ -670,7 +670,7 @@
                 <w:rFonts w:ascii="TimeNewRoman" w:hAnsi="TimeNewRoman"/>
                 <w:sz w:val="30"/>
               </w:rPr>
-              <w:t>773×6=4638</w:t>
+              <w:t>215×7=1505</w:t>
             </w:r>
           </w:p>
         </w:tc>
@@ -687,7 +687,7 @@
                 <w:rFonts w:ascii="TimeNewRoman" w:hAnsi="TimeNewRoman"/>
                 <w:sz w:val="30"/>
               </w:rPr>
-              <w:t>445×3=1335</w:t>
+              <w:t>636×8=5088</w:t>
             </w:r>
           </w:p>
         </w:tc>
@@ -704,7 +704,7 @@
                 <w:rFonts w:ascii="TimeNewRoman" w:hAnsi="TimeNewRoman"/>
                 <w:sz w:val="30"/>
               </w:rPr>
-              <w:t>113×2=226</w:t>
+              <w:t>929×9=8361</w:t>
             </w:r>
           </w:p>
         </w:tc>
@@ -721,7 +721,7 @@
                 <w:rFonts w:ascii="TimeNewRoman" w:hAnsi="TimeNewRoman"/>
                 <w:sz w:val="30"/>
               </w:rPr>
-              <w:t>869×2=1738</w:t>
+              <w:t>115×8=920</w:t>
             </w:r>
           </w:p>
         </w:tc>
@@ -868,7 +868,7 @@
                 <w:rFonts w:ascii="TimeNewRoman" w:hAnsi="TimeNewRoman"/>
                 <w:sz w:val="30"/>
               </w:rPr>
-              <w:t>311×6=1866</w:t>
+              <w:t>689×8=5512</w:t>
             </w:r>
           </w:p>
         </w:tc>
@@ -885,7 +885,7 @@
                 <w:rFonts w:ascii="TimeNewRoman" w:hAnsi="TimeNewRoman"/>
                 <w:sz w:val="30"/>
               </w:rPr>
-              <w:t>225×9=2025</w:t>
+              <w:t>844×7=5908</w:t>
             </w:r>
           </w:p>
         </w:tc>
@@ -902,7 +902,7 @@
                 <w:rFonts w:ascii="TimeNewRoman" w:hAnsi="TimeNewRoman"/>
                 <w:sz w:val="30"/>
               </w:rPr>
-              <w:t>755×2=1510</w:t>
+              <w:t>607×2=1214</w:t>
             </w:r>
           </w:p>
         </w:tc>
@@ -919,7 +919,7 @@
                 <w:rFonts w:ascii="TimeNewRoman" w:hAnsi="TimeNewRoman"/>
                 <w:sz w:val="30"/>
               </w:rPr>
-              <w:t>205×7=1435</w:t>
+              <w:t>951×3=2853</w:t>
             </w:r>
           </w:p>
         </w:tc>
@@ -936,7 +936,7 @@
                 <w:rFonts w:ascii="TimeNewRoman" w:hAnsi="TimeNewRoman"/>
                 <w:sz w:val="30"/>
               </w:rPr>
-              <w:t>289×5=1445</w:t>
+              <w:t>653×8=5224</w:t>
             </w:r>
           </w:p>
         </w:tc>

--- a/answers-of-three-digit_number_multiplied_by_one-digit_number.docx
+++ b/answers-of-three-digit_number_multiplied_by_one-digit_number.docx
@@ -11,7 +11,7 @@
           <w:rFonts w:ascii="Arial" w:hAnsi="Arial"/>
           <w:sz w:val="30"/>
         </w:rPr>
-        <w:t>2026-09-25 Friday</w:t>
+        <w:t>2026-09-26 Saturday</w:t>
       </w:r>
     </w:p>
     <w:tbl>
@@ -40,7 +40,7 @@
                 <w:rFonts w:ascii="TimeNewRoman" w:hAnsi="TimeNewRoman"/>
                 <w:sz w:val="30"/>
               </w:rPr>
-              <w:t>843×6=5058</w:t>
+              <w:t>995×2=1990</w:t>
             </w:r>
           </w:p>
         </w:tc>
@@ -57,7 +57,7 @@
                 <w:rFonts w:ascii="TimeNewRoman" w:hAnsi="TimeNewRoman"/>
                 <w:sz w:val="30"/>
               </w:rPr>
-              <w:t>691×2=1382</w:t>
+              <w:t>471×9=4239</w:t>
             </w:r>
           </w:p>
         </w:tc>
@@ -74,7 +74,7 @@
                 <w:rFonts w:ascii="TimeNewRoman" w:hAnsi="TimeNewRoman"/>
                 <w:sz w:val="30"/>
               </w:rPr>
-              <w:t>680×3=2040</w:t>
+              <w:t>261×2=522</w:t>
             </w:r>
           </w:p>
         </w:tc>
@@ -91,7 +91,7 @@
                 <w:rFonts w:ascii="TimeNewRoman" w:hAnsi="TimeNewRoman"/>
                 <w:sz w:val="30"/>
               </w:rPr>
-              <w:t>773×4=3092</w:t>
+              <w:t>860×4=3440</w:t>
             </w:r>
           </w:p>
         </w:tc>
@@ -108,7 +108,7 @@
                 <w:rFonts w:ascii="TimeNewRoman" w:hAnsi="TimeNewRoman"/>
                 <w:sz w:val="30"/>
               </w:rPr>
-              <w:t>553×3=1659</w:t>
+              <w:t>509×9=4581</w:t>
             </w:r>
           </w:p>
         </w:tc>
@@ -223,7 +223,7 @@
                 <w:rFonts w:ascii="TimeNewRoman" w:hAnsi="TimeNewRoman"/>
                 <w:sz w:val="30"/>
               </w:rPr>
-              <w:t>466×9=4194</w:t>
+              <w:t>495×8=3960</w:t>
             </w:r>
           </w:p>
         </w:tc>
@@ -240,7 +240,7 @@
                 <w:rFonts w:ascii="TimeNewRoman" w:hAnsi="TimeNewRoman"/>
                 <w:sz w:val="30"/>
               </w:rPr>
-              <w:t>890×3=2670</w:t>
+              <w:t>517×6=3102</w:t>
             </w:r>
           </w:p>
         </w:tc>
@@ -257,7 +257,7 @@
                 <w:rFonts w:ascii="TimeNewRoman" w:hAnsi="TimeNewRoman"/>
                 <w:sz w:val="30"/>
               </w:rPr>
-              <w:t>269×6=1614</w:t>
+              <w:t>272×5=1360</w:t>
             </w:r>
           </w:p>
         </w:tc>
@@ -274,7 +274,7 @@
                 <w:rFonts w:ascii="TimeNewRoman" w:hAnsi="TimeNewRoman"/>
                 <w:sz w:val="30"/>
               </w:rPr>
-              <w:t>727×2=1454</w:t>
+              <w:t>528×4=2112</w:t>
             </w:r>
           </w:p>
         </w:tc>
@@ -291,7 +291,7 @@
                 <w:rFonts w:ascii="TimeNewRoman" w:hAnsi="TimeNewRoman"/>
                 <w:sz w:val="30"/>
               </w:rPr>
-              <w:t>762×9=6858</w:t>
+              <w:t>452×4=1808</w:t>
             </w:r>
           </w:p>
         </w:tc>
@@ -438,7 +438,7 @@
                 <w:rFonts w:ascii="TimeNewRoman" w:hAnsi="TimeNewRoman"/>
                 <w:sz w:val="30"/>
               </w:rPr>
-              <w:t>340×7=2380</w:t>
+              <w:t>133×3=399</w:t>
             </w:r>
           </w:p>
         </w:tc>
@@ -455,7 +455,7 @@
                 <w:rFonts w:ascii="TimeNewRoman" w:hAnsi="TimeNewRoman"/>
                 <w:sz w:val="30"/>
               </w:rPr>
-              <w:t>688×2=1376</w:t>
+              <w:t>966×7=6762</w:t>
             </w:r>
           </w:p>
         </w:tc>
@@ -472,7 +472,7 @@
                 <w:rFonts w:ascii="TimeNewRoman" w:hAnsi="TimeNewRoman"/>
                 <w:sz w:val="30"/>
               </w:rPr>
-              <w:t>249×3=747</w:t>
+              <w:t>656×5=3280</w:t>
             </w:r>
           </w:p>
         </w:tc>
@@ -489,7 +489,7 @@
                 <w:rFonts w:ascii="TimeNewRoman" w:hAnsi="TimeNewRoman"/>
                 <w:sz w:val="30"/>
               </w:rPr>
-              <w:t>280×7=1960</w:t>
+              <w:t>285×7=1995</w:t>
             </w:r>
           </w:p>
         </w:tc>
@@ -506,7 +506,7 @@
                 <w:rFonts w:ascii="TimeNewRoman" w:hAnsi="TimeNewRoman"/>
                 <w:sz w:val="30"/>
               </w:rPr>
-              <w:t>269×5=1345</w:t>
+              <w:t>636×2=1272</w:t>
             </w:r>
           </w:p>
         </w:tc>
@@ -653,7 +653,7 @@
                 <w:rFonts w:ascii="TimeNewRoman" w:hAnsi="TimeNewRoman"/>
                 <w:sz w:val="30"/>
               </w:rPr>
-              <w:t>520×5=2600</w:t>
+              <w:t>553×8=4424</w:t>
             </w:r>
           </w:p>
         </w:tc>
@@ -670,7 +670,7 @@
                 <w:rFonts w:ascii="TimeNewRoman" w:hAnsi="TimeNewRoman"/>
                 <w:sz w:val="30"/>
               </w:rPr>
-              <w:t>215×7=1505</w:t>
+              <w:t>759×6=4554</w:t>
             </w:r>
           </w:p>
         </w:tc>
@@ -687,7 +687,7 @@
                 <w:rFonts w:ascii="TimeNewRoman" w:hAnsi="TimeNewRoman"/>
                 <w:sz w:val="30"/>
               </w:rPr>
-              <w:t>636×8=5088</w:t>
+              <w:t>774×2=1548</w:t>
             </w:r>
           </w:p>
         </w:tc>
@@ -704,7 +704,7 @@
                 <w:rFonts w:ascii="TimeNewRoman" w:hAnsi="TimeNewRoman"/>
                 <w:sz w:val="30"/>
               </w:rPr>
-              <w:t>929×9=8361</w:t>
+              <w:t>928×9=8352</w:t>
             </w:r>
           </w:p>
         </w:tc>
@@ -721,7 +721,7 @@
                 <w:rFonts w:ascii="TimeNewRoman" w:hAnsi="TimeNewRoman"/>
                 <w:sz w:val="30"/>
               </w:rPr>
-              <w:t>115×8=920</w:t>
+              <w:t>994×4=3976</w:t>
             </w:r>
           </w:p>
         </w:tc>
@@ -868,7 +868,7 @@
                 <w:rFonts w:ascii="TimeNewRoman" w:hAnsi="TimeNewRoman"/>
                 <w:sz w:val="30"/>
               </w:rPr>
-              <w:t>689×8=5512</w:t>
+              <w:t>510×7=3570</w:t>
             </w:r>
           </w:p>
         </w:tc>
@@ -885,7 +885,7 @@
                 <w:rFonts w:ascii="TimeNewRoman" w:hAnsi="TimeNewRoman"/>
                 <w:sz w:val="30"/>
               </w:rPr>
-              <w:t>844×7=5908</w:t>
+              <w:t>273×8=2184</w:t>
             </w:r>
           </w:p>
         </w:tc>
@@ -902,7 +902,7 @@
                 <w:rFonts w:ascii="TimeNewRoman" w:hAnsi="TimeNewRoman"/>
                 <w:sz w:val="30"/>
               </w:rPr>
-              <w:t>607×2=1214</w:t>
+              <w:t>998×6=5988</w:t>
             </w:r>
           </w:p>
         </w:tc>
@@ -919,7 +919,7 @@
                 <w:rFonts w:ascii="TimeNewRoman" w:hAnsi="TimeNewRoman"/>
                 <w:sz w:val="30"/>
               </w:rPr>
-              <w:t>951×3=2853</w:t>
+              <w:t>326×5=1630</w:t>
             </w:r>
           </w:p>
         </w:tc>
@@ -936,7 +936,7 @@
                 <w:rFonts w:ascii="TimeNewRoman" w:hAnsi="TimeNewRoman"/>
                 <w:sz w:val="30"/>
               </w:rPr>
-              <w:t>653×8=5224</w:t>
+              <w:t>458×5=2290</w:t>
             </w:r>
           </w:p>
         </w:tc>

--- a/answers-of-three-digit_number_multiplied_by_one-digit_number.docx
+++ b/answers-of-three-digit_number_multiplied_by_one-digit_number.docx
@@ -40,7 +40,7 @@
                 <w:rFonts w:ascii="TimeNewRoman" w:hAnsi="TimeNewRoman"/>
                 <w:sz w:val="30"/>
               </w:rPr>
-              <w:t>995×2=1990</w:t>
+              <w:t>212×7=1484</w:t>
             </w:r>
           </w:p>
         </w:tc>
@@ -57,7 +57,7 @@
                 <w:rFonts w:ascii="TimeNewRoman" w:hAnsi="TimeNewRoman"/>
                 <w:sz w:val="30"/>
               </w:rPr>
-              <w:t>471×9=4239</w:t>
+              <w:t>340×6=2040</w:t>
             </w:r>
           </w:p>
         </w:tc>
@@ -74,7 +74,7 @@
                 <w:rFonts w:ascii="TimeNewRoman" w:hAnsi="TimeNewRoman"/>
                 <w:sz w:val="30"/>
               </w:rPr>
-              <w:t>261×2=522</w:t>
+              <w:t>101×5=505</w:t>
             </w:r>
           </w:p>
         </w:tc>
@@ -91,7 +91,7 @@
                 <w:rFonts w:ascii="TimeNewRoman" w:hAnsi="TimeNewRoman"/>
                 <w:sz w:val="30"/>
               </w:rPr>
-              <w:t>860×4=3440</w:t>
+              <w:t>181×3=543</w:t>
             </w:r>
           </w:p>
         </w:tc>
@@ -108,7 +108,7 @@
                 <w:rFonts w:ascii="TimeNewRoman" w:hAnsi="TimeNewRoman"/>
                 <w:sz w:val="30"/>
               </w:rPr>
-              <w:t>509×9=4581</w:t>
+              <w:t>381×9=3429</w:t>
             </w:r>
           </w:p>
         </w:tc>
@@ -223,7 +223,7 @@
                 <w:rFonts w:ascii="TimeNewRoman" w:hAnsi="TimeNewRoman"/>
                 <w:sz w:val="30"/>
               </w:rPr>
-              <w:t>495×8=3960</w:t>
+              <w:t>711×2=1422</w:t>
             </w:r>
           </w:p>
         </w:tc>
@@ -240,7 +240,7 @@
                 <w:rFonts w:ascii="TimeNewRoman" w:hAnsi="TimeNewRoman"/>
                 <w:sz w:val="30"/>
               </w:rPr>
-              <w:t>517×6=3102</w:t>
+              <w:t>316×3=948</w:t>
             </w:r>
           </w:p>
         </w:tc>
@@ -257,7 +257,7 @@
                 <w:rFonts w:ascii="TimeNewRoman" w:hAnsi="TimeNewRoman"/>
                 <w:sz w:val="30"/>
               </w:rPr>
-              <w:t>272×5=1360</w:t>
+              <w:t>646×5=3230</w:t>
             </w:r>
           </w:p>
         </w:tc>
@@ -274,7 +274,7 @@
                 <w:rFonts w:ascii="TimeNewRoman" w:hAnsi="TimeNewRoman"/>
                 <w:sz w:val="30"/>
               </w:rPr>
-              <w:t>528×4=2112</w:t>
+              <w:t>219×7=1533</w:t>
             </w:r>
           </w:p>
         </w:tc>
@@ -291,7 +291,7 @@
                 <w:rFonts w:ascii="TimeNewRoman" w:hAnsi="TimeNewRoman"/>
                 <w:sz w:val="30"/>
               </w:rPr>
-              <w:t>452×4=1808</w:t>
+              <w:t>260×8=2080</w:t>
             </w:r>
           </w:p>
         </w:tc>
@@ -438,7 +438,7 @@
                 <w:rFonts w:ascii="TimeNewRoman" w:hAnsi="TimeNewRoman"/>
                 <w:sz w:val="30"/>
               </w:rPr>
-              <w:t>133×3=399</w:t>
+              <w:t>648×4=2592</w:t>
             </w:r>
           </w:p>
         </w:tc>
@@ -455,7 +455,7 @@
                 <w:rFonts w:ascii="TimeNewRoman" w:hAnsi="TimeNewRoman"/>
                 <w:sz w:val="30"/>
               </w:rPr>
-              <w:t>966×7=6762</w:t>
+              <w:t>469×3=1407</w:t>
             </w:r>
           </w:p>
         </w:tc>
@@ -472,7 +472,7 @@
                 <w:rFonts w:ascii="TimeNewRoman" w:hAnsi="TimeNewRoman"/>
                 <w:sz w:val="30"/>
               </w:rPr>
-              <w:t>656×5=3280</w:t>
+              <w:t>827×7=5789</w:t>
             </w:r>
           </w:p>
         </w:tc>
@@ -489,7 +489,7 @@
                 <w:rFonts w:ascii="TimeNewRoman" w:hAnsi="TimeNewRoman"/>
                 <w:sz w:val="30"/>
               </w:rPr>
-              <w:t>285×7=1995</w:t>
+              <w:t>495×7=3465</w:t>
             </w:r>
           </w:p>
         </w:tc>
@@ -506,7 +506,7 @@
                 <w:rFonts w:ascii="TimeNewRoman" w:hAnsi="TimeNewRoman"/>
                 <w:sz w:val="30"/>
               </w:rPr>
-              <w:t>636×2=1272</w:t>
+              <w:t>124×6=744</w:t>
             </w:r>
           </w:p>
         </w:tc>
@@ -653,7 +653,7 @@
                 <w:rFonts w:ascii="TimeNewRoman" w:hAnsi="TimeNewRoman"/>
                 <w:sz w:val="30"/>
               </w:rPr>
-              <w:t>553×8=4424</w:t>
+              <w:t>640×9=5760</w:t>
             </w:r>
           </w:p>
         </w:tc>
@@ -670,7 +670,7 @@
                 <w:rFonts w:ascii="TimeNewRoman" w:hAnsi="TimeNewRoman"/>
                 <w:sz w:val="30"/>
               </w:rPr>
-              <w:t>759×6=4554</w:t>
+              <w:t>945×7=6615</w:t>
             </w:r>
           </w:p>
         </w:tc>
@@ -687,7 +687,7 @@
                 <w:rFonts w:ascii="TimeNewRoman" w:hAnsi="TimeNewRoman"/>
                 <w:sz w:val="30"/>
               </w:rPr>
-              <w:t>774×2=1548</w:t>
+              <w:t>340×4=1360</w:t>
             </w:r>
           </w:p>
         </w:tc>
@@ -704,7 +704,7 @@
                 <w:rFonts w:ascii="TimeNewRoman" w:hAnsi="TimeNewRoman"/>
                 <w:sz w:val="30"/>
               </w:rPr>
-              <w:t>928×9=8352</w:t>
+              <w:t>897×3=2691</w:t>
             </w:r>
           </w:p>
         </w:tc>
@@ -721,7 +721,7 @@
                 <w:rFonts w:ascii="TimeNewRoman" w:hAnsi="TimeNewRoman"/>
                 <w:sz w:val="30"/>
               </w:rPr>
-              <w:t>994×4=3976</w:t>
+              <w:t>746×2=1492</w:t>
             </w:r>
           </w:p>
         </w:tc>
@@ -868,7 +868,7 @@
                 <w:rFonts w:ascii="TimeNewRoman" w:hAnsi="TimeNewRoman"/>
                 <w:sz w:val="30"/>
               </w:rPr>
-              <w:t>510×7=3570</w:t>
+              <w:t>932×6=5592</w:t>
             </w:r>
           </w:p>
         </w:tc>
@@ -885,7 +885,7 @@
                 <w:rFonts w:ascii="TimeNewRoman" w:hAnsi="TimeNewRoman"/>
                 <w:sz w:val="30"/>
               </w:rPr>
-              <w:t>273×8=2184</w:t>
+              <w:t>487×8=3896</w:t>
             </w:r>
           </w:p>
         </w:tc>
@@ -902,7 +902,7 @@
                 <w:rFonts w:ascii="TimeNewRoman" w:hAnsi="TimeNewRoman"/>
                 <w:sz w:val="30"/>
               </w:rPr>
-              <w:t>998×6=5988</w:t>
+              <w:t>684×9=6156</w:t>
             </w:r>
           </w:p>
         </w:tc>
@@ -919,7 +919,7 @@
                 <w:rFonts w:ascii="TimeNewRoman" w:hAnsi="TimeNewRoman"/>
                 <w:sz w:val="30"/>
               </w:rPr>
-              <w:t>326×5=1630</w:t>
+              <w:t>898×4=3592</w:t>
             </w:r>
           </w:p>
         </w:tc>
@@ -936,7 +936,7 @@
                 <w:rFonts w:ascii="TimeNewRoman" w:hAnsi="TimeNewRoman"/>
                 <w:sz w:val="30"/>
               </w:rPr>
-              <w:t>458×5=2290</w:t>
+              <w:t>600×8=4800</w:t>
             </w:r>
           </w:p>
         </w:tc>

--- a/answers-of-three-digit_number_multiplied_by_one-digit_number.docx
+++ b/answers-of-three-digit_number_multiplied_by_one-digit_number.docx
@@ -11,7 +11,7 @@
           <w:rFonts w:ascii="Arial" w:hAnsi="Arial"/>
           <w:sz w:val="30"/>
         </w:rPr>
-        <w:t>2026-09-26 Saturday</w:t>
+        <w:t>2026-09-27 Sunday</w:t>
       </w:r>
     </w:p>
     <w:tbl>
@@ -40,7 +40,7 @@
                 <w:rFonts w:ascii="TimeNewRoman" w:hAnsi="TimeNewRoman"/>
                 <w:sz w:val="30"/>
               </w:rPr>
-              <w:t>212×7=1484</w:t>
+              <w:t>608×8=4864</w:t>
             </w:r>
           </w:p>
         </w:tc>
@@ -57,7 +57,7 @@
                 <w:rFonts w:ascii="TimeNewRoman" w:hAnsi="TimeNewRoman"/>
                 <w:sz w:val="30"/>
               </w:rPr>
-              <w:t>340×6=2040</w:t>
+              <w:t>829×9=7461</w:t>
             </w:r>
           </w:p>
         </w:tc>
@@ -74,7 +74,7 @@
                 <w:rFonts w:ascii="TimeNewRoman" w:hAnsi="TimeNewRoman"/>
                 <w:sz w:val="30"/>
               </w:rPr>
-              <w:t>101×5=505</w:t>
+              <w:t>133×2=266</w:t>
             </w:r>
           </w:p>
         </w:tc>
@@ -91,7 +91,7 @@
                 <w:rFonts w:ascii="TimeNewRoman" w:hAnsi="TimeNewRoman"/>
                 <w:sz w:val="30"/>
               </w:rPr>
-              <w:t>181×3=543</w:t>
+              <w:t>836×4=3344</w:t>
             </w:r>
           </w:p>
         </w:tc>
@@ -108,7 +108,7 @@
                 <w:rFonts w:ascii="TimeNewRoman" w:hAnsi="TimeNewRoman"/>
                 <w:sz w:val="30"/>
               </w:rPr>
-              <w:t>381×9=3429</w:t>
+              <w:t>856×3=2568</w:t>
             </w:r>
           </w:p>
         </w:tc>
@@ -223,7 +223,7 @@
                 <w:rFonts w:ascii="TimeNewRoman" w:hAnsi="TimeNewRoman"/>
                 <w:sz w:val="30"/>
               </w:rPr>
-              <w:t>711×2=1422</w:t>
+              <w:t>743×2=1486</w:t>
             </w:r>
           </w:p>
         </w:tc>
@@ -240,7 +240,7 @@
                 <w:rFonts w:ascii="TimeNewRoman" w:hAnsi="TimeNewRoman"/>
                 <w:sz w:val="30"/>
               </w:rPr>
-              <w:t>316×3=948</w:t>
+              <w:t>230×8=1840</w:t>
             </w:r>
           </w:p>
         </w:tc>
@@ -257,7 +257,7 @@
                 <w:rFonts w:ascii="TimeNewRoman" w:hAnsi="TimeNewRoman"/>
                 <w:sz w:val="30"/>
               </w:rPr>
-              <w:t>646×5=3230</w:t>
+              <w:t>727×9=6543</w:t>
             </w:r>
           </w:p>
         </w:tc>
@@ -274,7 +274,7 @@
                 <w:rFonts w:ascii="TimeNewRoman" w:hAnsi="TimeNewRoman"/>
                 <w:sz w:val="30"/>
               </w:rPr>
-              <w:t>219×7=1533</w:t>
+              <w:t>696×3=2088</w:t>
             </w:r>
           </w:p>
         </w:tc>
@@ -291,7 +291,7 @@
                 <w:rFonts w:ascii="TimeNewRoman" w:hAnsi="TimeNewRoman"/>
                 <w:sz w:val="30"/>
               </w:rPr>
-              <w:t>260×8=2080</w:t>
+              <w:t>510×2=1020</w:t>
             </w:r>
           </w:p>
         </w:tc>
@@ -438,7 +438,7 @@
                 <w:rFonts w:ascii="TimeNewRoman" w:hAnsi="TimeNewRoman"/>
                 <w:sz w:val="30"/>
               </w:rPr>
-              <w:t>648×4=2592</w:t>
+              <w:t>412×3=1236</w:t>
             </w:r>
           </w:p>
         </w:tc>
@@ -455,7 +455,7 @@
                 <w:rFonts w:ascii="TimeNewRoman" w:hAnsi="TimeNewRoman"/>
                 <w:sz w:val="30"/>
               </w:rPr>
-              <w:t>469×3=1407</w:t>
+              <w:t>667×3=2001</w:t>
             </w:r>
           </w:p>
         </w:tc>
@@ -472,7 +472,7 @@
                 <w:rFonts w:ascii="TimeNewRoman" w:hAnsi="TimeNewRoman"/>
                 <w:sz w:val="30"/>
               </w:rPr>
-              <w:t>827×7=5789</w:t>
+              <w:t>749×7=5243</w:t>
             </w:r>
           </w:p>
         </w:tc>
@@ -489,7 +489,7 @@
                 <w:rFonts w:ascii="TimeNewRoman" w:hAnsi="TimeNewRoman"/>
                 <w:sz w:val="30"/>
               </w:rPr>
-              <w:t>495×7=3465</w:t>
+              <w:t>284×5=1420</w:t>
             </w:r>
           </w:p>
         </w:tc>
@@ -506,7 +506,7 @@
                 <w:rFonts w:ascii="TimeNewRoman" w:hAnsi="TimeNewRoman"/>
                 <w:sz w:val="30"/>
               </w:rPr>
-              <w:t>124×6=744</w:t>
+              <w:t>709×3=2127</w:t>
             </w:r>
           </w:p>
         </w:tc>
@@ -653,7 +653,7 @@
                 <w:rFonts w:ascii="TimeNewRoman" w:hAnsi="TimeNewRoman"/>
                 <w:sz w:val="30"/>
               </w:rPr>
-              <w:t>640×9=5760</w:t>
+              <w:t>319×2=638</w:t>
             </w:r>
           </w:p>
         </w:tc>
@@ -670,7 +670,7 @@
                 <w:rFonts w:ascii="TimeNewRoman" w:hAnsi="TimeNewRoman"/>
                 <w:sz w:val="30"/>
               </w:rPr>
-              <w:t>945×7=6615</w:t>
+              <w:t>837×3=2511</w:t>
             </w:r>
           </w:p>
         </w:tc>
@@ -687,7 +687,7 @@
                 <w:rFonts w:ascii="TimeNewRoman" w:hAnsi="TimeNewRoman"/>
                 <w:sz w:val="30"/>
               </w:rPr>
-              <w:t>340×4=1360</w:t>
+              <w:t>938×8=7504</w:t>
             </w:r>
           </w:p>
         </w:tc>
@@ -704,7 +704,7 @@
                 <w:rFonts w:ascii="TimeNewRoman" w:hAnsi="TimeNewRoman"/>
                 <w:sz w:val="30"/>
               </w:rPr>
-              <w:t>897×3=2691</w:t>
+              <w:t>439×2=878</w:t>
             </w:r>
           </w:p>
         </w:tc>
@@ -721,7 +721,7 @@
                 <w:rFonts w:ascii="TimeNewRoman" w:hAnsi="TimeNewRoman"/>
                 <w:sz w:val="30"/>
               </w:rPr>
-              <w:t>746×2=1492</w:t>
+              <w:t>276×8=2208</w:t>
             </w:r>
           </w:p>
         </w:tc>
@@ -868,7 +868,7 @@
                 <w:rFonts w:ascii="TimeNewRoman" w:hAnsi="TimeNewRoman"/>
                 <w:sz w:val="30"/>
               </w:rPr>
-              <w:t>932×6=5592</w:t>
+              <w:t>446×8=3568</w:t>
             </w:r>
           </w:p>
         </w:tc>
@@ -885,7 +885,7 @@
                 <w:rFonts w:ascii="TimeNewRoman" w:hAnsi="TimeNewRoman"/>
                 <w:sz w:val="30"/>
               </w:rPr>
-              <w:t>487×8=3896</w:t>
+              <w:t>695×7=4865</w:t>
             </w:r>
           </w:p>
         </w:tc>
@@ -902,7 +902,7 @@
                 <w:rFonts w:ascii="TimeNewRoman" w:hAnsi="TimeNewRoman"/>
                 <w:sz w:val="30"/>
               </w:rPr>
-              <w:t>684×9=6156</w:t>
+              <w:t>190×3=570</w:t>
             </w:r>
           </w:p>
         </w:tc>
@@ -919,7 +919,7 @@
                 <w:rFonts w:ascii="TimeNewRoman" w:hAnsi="TimeNewRoman"/>
                 <w:sz w:val="30"/>
               </w:rPr>
-              <w:t>898×4=3592</w:t>
+              <w:t>472×3=1416</w:t>
             </w:r>
           </w:p>
         </w:tc>
@@ -936,7 +936,7 @@
                 <w:rFonts w:ascii="TimeNewRoman" w:hAnsi="TimeNewRoman"/>
                 <w:sz w:val="30"/>
               </w:rPr>
-              <w:t>600×8=4800</w:t>
+              <w:t>426×3=1278</w:t>
             </w:r>
           </w:p>
         </w:tc>

--- a/answers-of-three-digit_number_multiplied_by_one-digit_number.docx
+++ b/answers-of-three-digit_number_multiplied_by_one-digit_number.docx
@@ -40,7 +40,7 @@
                 <w:rFonts w:ascii="TimeNewRoman" w:hAnsi="TimeNewRoman"/>
                 <w:sz w:val="30"/>
               </w:rPr>
-              <w:t>608×8=4864</w:t>
+              <w:t>887×3=2661</w:t>
             </w:r>
           </w:p>
         </w:tc>
@@ -57,7 +57,7 @@
                 <w:rFonts w:ascii="TimeNewRoman" w:hAnsi="TimeNewRoman"/>
                 <w:sz w:val="30"/>
               </w:rPr>
-              <w:t>829×9=7461</w:t>
+              <w:t>958×3=2874</w:t>
             </w:r>
           </w:p>
         </w:tc>
@@ -74,7 +74,7 @@
                 <w:rFonts w:ascii="TimeNewRoman" w:hAnsi="TimeNewRoman"/>
                 <w:sz w:val="30"/>
               </w:rPr>
-              <w:t>133×2=266</w:t>
+              <w:t>776×6=4656</w:t>
             </w:r>
           </w:p>
         </w:tc>
@@ -91,7 +91,7 @@
                 <w:rFonts w:ascii="TimeNewRoman" w:hAnsi="TimeNewRoman"/>
                 <w:sz w:val="30"/>
               </w:rPr>
-              <w:t>836×4=3344</w:t>
+              <w:t>436×8=3488</w:t>
             </w:r>
           </w:p>
         </w:tc>
@@ -108,7 +108,7 @@
                 <w:rFonts w:ascii="TimeNewRoman" w:hAnsi="TimeNewRoman"/>
                 <w:sz w:val="30"/>
               </w:rPr>
-              <w:t>856×3=2568</w:t>
+              <w:t>442×2=884</w:t>
             </w:r>
           </w:p>
         </w:tc>
@@ -223,7 +223,7 @@
                 <w:rFonts w:ascii="TimeNewRoman" w:hAnsi="TimeNewRoman"/>
                 <w:sz w:val="30"/>
               </w:rPr>
-              <w:t>743×2=1486</w:t>
+              <w:t>159×3=477</w:t>
             </w:r>
           </w:p>
         </w:tc>
@@ -240,7 +240,7 @@
                 <w:rFonts w:ascii="TimeNewRoman" w:hAnsi="TimeNewRoman"/>
                 <w:sz w:val="30"/>
               </w:rPr>
-              <w:t>230×8=1840</w:t>
+              <w:t>815×6=4890</w:t>
             </w:r>
           </w:p>
         </w:tc>
@@ -257,7 +257,7 @@
                 <w:rFonts w:ascii="TimeNewRoman" w:hAnsi="TimeNewRoman"/>
                 <w:sz w:val="30"/>
               </w:rPr>
-              <w:t>727×9=6543</w:t>
+              <w:t>572×3=1716</w:t>
             </w:r>
           </w:p>
         </w:tc>
@@ -274,7 +274,7 @@
                 <w:rFonts w:ascii="TimeNewRoman" w:hAnsi="TimeNewRoman"/>
                 <w:sz w:val="30"/>
               </w:rPr>
-              <w:t>696×3=2088</w:t>
+              <w:t>370×2=740</w:t>
             </w:r>
           </w:p>
         </w:tc>
@@ -291,7 +291,7 @@
                 <w:rFonts w:ascii="TimeNewRoman" w:hAnsi="TimeNewRoman"/>
                 <w:sz w:val="30"/>
               </w:rPr>
-              <w:t>510×2=1020</w:t>
+              <w:t>730×9=6570</w:t>
             </w:r>
           </w:p>
         </w:tc>
@@ -438,7 +438,7 @@
                 <w:rFonts w:ascii="TimeNewRoman" w:hAnsi="TimeNewRoman"/>
                 <w:sz w:val="30"/>
               </w:rPr>
-              <w:t>412×3=1236</w:t>
+              <w:t>226×5=1130</w:t>
             </w:r>
           </w:p>
         </w:tc>
@@ -455,7 +455,7 @@
                 <w:rFonts w:ascii="TimeNewRoman" w:hAnsi="TimeNewRoman"/>
                 <w:sz w:val="30"/>
               </w:rPr>
-              <w:t>667×3=2001</w:t>
+              <w:t>598×5=2990</w:t>
             </w:r>
           </w:p>
         </w:tc>
@@ -472,7 +472,7 @@
                 <w:rFonts w:ascii="TimeNewRoman" w:hAnsi="TimeNewRoman"/>
                 <w:sz w:val="30"/>
               </w:rPr>
-              <w:t>749×7=5243</w:t>
+              <w:t>500×5=2500</w:t>
             </w:r>
           </w:p>
         </w:tc>
@@ -489,7 +489,7 @@
                 <w:rFonts w:ascii="TimeNewRoman" w:hAnsi="TimeNewRoman"/>
                 <w:sz w:val="30"/>
               </w:rPr>
-              <w:t>284×5=1420</w:t>
+              <w:t>248×6=1488</w:t>
             </w:r>
           </w:p>
         </w:tc>
@@ -506,7 +506,7 @@
                 <w:rFonts w:ascii="TimeNewRoman" w:hAnsi="TimeNewRoman"/>
                 <w:sz w:val="30"/>
               </w:rPr>
-              <w:t>709×3=2127</w:t>
+              <w:t>578×8=4624</w:t>
             </w:r>
           </w:p>
         </w:tc>
@@ -653,7 +653,7 @@
                 <w:rFonts w:ascii="TimeNewRoman" w:hAnsi="TimeNewRoman"/>
                 <w:sz w:val="30"/>
               </w:rPr>
-              <w:t>319×2=638</w:t>
+              <w:t>489×3=1467</w:t>
             </w:r>
           </w:p>
         </w:tc>
@@ -670,7 +670,7 @@
                 <w:rFonts w:ascii="TimeNewRoman" w:hAnsi="TimeNewRoman"/>
                 <w:sz w:val="30"/>
               </w:rPr>
-              <w:t>837×3=2511</w:t>
+              <w:t>254×9=2286</w:t>
             </w:r>
           </w:p>
         </w:tc>
@@ -687,7 +687,7 @@
                 <w:rFonts w:ascii="TimeNewRoman" w:hAnsi="TimeNewRoman"/>
                 <w:sz w:val="30"/>
               </w:rPr>
-              <w:t>938×8=7504</w:t>
+              <w:t>329×3=987</w:t>
             </w:r>
           </w:p>
         </w:tc>
@@ -704,7 +704,7 @@
                 <w:rFonts w:ascii="TimeNewRoman" w:hAnsi="TimeNewRoman"/>
                 <w:sz w:val="30"/>
               </w:rPr>
-              <w:t>439×2=878</w:t>
+              <w:t>965×2=1930</w:t>
             </w:r>
           </w:p>
         </w:tc>
@@ -721,7 +721,7 @@
                 <w:rFonts w:ascii="TimeNewRoman" w:hAnsi="TimeNewRoman"/>
                 <w:sz w:val="30"/>
               </w:rPr>
-              <w:t>276×8=2208</w:t>
+              <w:t>133×7=931</w:t>
             </w:r>
           </w:p>
         </w:tc>
@@ -868,7 +868,7 @@
                 <w:rFonts w:ascii="TimeNewRoman" w:hAnsi="TimeNewRoman"/>
                 <w:sz w:val="30"/>
               </w:rPr>
-              <w:t>446×8=3568</w:t>
+              <w:t>685×8=5480</w:t>
             </w:r>
           </w:p>
         </w:tc>
@@ -885,7 +885,7 @@
                 <w:rFonts w:ascii="TimeNewRoman" w:hAnsi="TimeNewRoman"/>
                 <w:sz w:val="30"/>
               </w:rPr>
-              <w:t>695×7=4865</w:t>
+              <w:t>129×8=1032</w:t>
             </w:r>
           </w:p>
         </w:tc>
@@ -902,7 +902,7 @@
                 <w:rFonts w:ascii="TimeNewRoman" w:hAnsi="TimeNewRoman"/>
                 <w:sz w:val="30"/>
               </w:rPr>
-              <w:t>190×3=570</w:t>
+              <w:t>852×9=7668</w:t>
             </w:r>
           </w:p>
         </w:tc>
@@ -919,7 +919,7 @@
                 <w:rFonts w:ascii="TimeNewRoman" w:hAnsi="TimeNewRoman"/>
                 <w:sz w:val="30"/>
               </w:rPr>
-              <w:t>472×3=1416</w:t>
+              <w:t>601×6=3606</w:t>
             </w:r>
           </w:p>
         </w:tc>
@@ -936,7 +936,7 @@
                 <w:rFonts w:ascii="TimeNewRoman" w:hAnsi="TimeNewRoman"/>
                 <w:sz w:val="30"/>
               </w:rPr>
-              <w:t>426×3=1278</w:t>
+              <w:t>437×7=3059</w:t>
             </w:r>
           </w:p>
         </w:tc>

--- a/answers-of-three-digit_number_multiplied_by_one-digit_number.docx
+++ b/answers-of-three-digit_number_multiplied_by_one-digit_number.docx
@@ -11,7 +11,7 @@
           <w:rFonts w:ascii="Arial" w:hAnsi="Arial"/>
           <w:sz w:val="30"/>
         </w:rPr>
-        <w:t>2026-09-27 Sunday</w:t>
+        <w:t>2026-09-28 Monday</w:t>
       </w:r>
     </w:p>
     <w:tbl>
@@ -40,7 +40,7 @@
                 <w:rFonts w:ascii="TimeNewRoman" w:hAnsi="TimeNewRoman"/>
                 <w:sz w:val="30"/>
               </w:rPr>
-              <w:t>887×3=2661</w:t>
+              <w:t>669×3=2007</w:t>
             </w:r>
           </w:p>
         </w:tc>
@@ -57,7 +57,7 @@
                 <w:rFonts w:ascii="TimeNewRoman" w:hAnsi="TimeNewRoman"/>
                 <w:sz w:val="30"/>
               </w:rPr>
-              <w:t>958×3=2874</w:t>
+              <w:t>907×3=2721</w:t>
             </w:r>
           </w:p>
         </w:tc>
@@ -74,7 +74,7 @@
                 <w:rFonts w:ascii="TimeNewRoman" w:hAnsi="TimeNewRoman"/>
                 <w:sz w:val="30"/>
               </w:rPr>
-              <w:t>776×6=4656</w:t>
+              <w:t>481×6=2886</w:t>
             </w:r>
           </w:p>
         </w:tc>
@@ -91,7 +91,7 @@
                 <w:rFonts w:ascii="TimeNewRoman" w:hAnsi="TimeNewRoman"/>
                 <w:sz w:val="30"/>
               </w:rPr>
-              <w:t>436×8=3488</w:t>
+              <w:t>798×5=3990</w:t>
             </w:r>
           </w:p>
         </w:tc>
@@ -108,7 +108,7 @@
                 <w:rFonts w:ascii="TimeNewRoman" w:hAnsi="TimeNewRoman"/>
                 <w:sz w:val="30"/>
               </w:rPr>
-              <w:t>442×2=884</w:t>
+              <w:t>564×8=4512</w:t>
             </w:r>
           </w:p>
         </w:tc>
@@ -223,7 +223,7 @@
                 <w:rFonts w:ascii="TimeNewRoman" w:hAnsi="TimeNewRoman"/>
                 <w:sz w:val="30"/>
               </w:rPr>
-              <w:t>159×3=477</w:t>
+              <w:t>301×3=903</w:t>
             </w:r>
           </w:p>
         </w:tc>
@@ -240,7 +240,7 @@
                 <w:rFonts w:ascii="TimeNewRoman" w:hAnsi="TimeNewRoman"/>
                 <w:sz w:val="30"/>
               </w:rPr>
-              <w:t>815×6=4890</w:t>
+              <w:t>609×5=3045</w:t>
             </w:r>
           </w:p>
         </w:tc>
@@ -257,7 +257,7 @@
                 <w:rFonts w:ascii="TimeNewRoman" w:hAnsi="TimeNewRoman"/>
                 <w:sz w:val="30"/>
               </w:rPr>
-              <w:t>572×3=1716</w:t>
+              <w:t>866×6=5196</w:t>
             </w:r>
           </w:p>
         </w:tc>
@@ -274,7 +274,7 @@
                 <w:rFonts w:ascii="TimeNewRoman" w:hAnsi="TimeNewRoman"/>
                 <w:sz w:val="30"/>
               </w:rPr>
-              <w:t>370×2=740</w:t>
+              <w:t>269×5=1345</w:t>
             </w:r>
           </w:p>
         </w:tc>
@@ -291,7 +291,7 @@
                 <w:rFonts w:ascii="TimeNewRoman" w:hAnsi="TimeNewRoman"/>
                 <w:sz w:val="30"/>
               </w:rPr>
-              <w:t>730×9=6570</w:t>
+              <w:t>711×4=2844</w:t>
             </w:r>
           </w:p>
         </w:tc>
@@ -438,7 +438,7 @@
                 <w:rFonts w:ascii="TimeNewRoman" w:hAnsi="TimeNewRoman"/>
                 <w:sz w:val="30"/>
               </w:rPr>
-              <w:t>226×5=1130</w:t>
+              <w:t>506×4=2024</w:t>
             </w:r>
           </w:p>
         </w:tc>
@@ -455,7 +455,7 @@
                 <w:rFonts w:ascii="TimeNewRoman" w:hAnsi="TimeNewRoman"/>
                 <w:sz w:val="30"/>
               </w:rPr>
-              <w:t>598×5=2990</w:t>
+              <w:t>399×6=2394</w:t>
             </w:r>
           </w:p>
         </w:tc>
@@ -472,7 +472,7 @@
                 <w:rFonts w:ascii="TimeNewRoman" w:hAnsi="TimeNewRoman"/>
                 <w:sz w:val="30"/>
               </w:rPr>
-              <w:t>500×5=2500</w:t>
+              <w:t>932×6=5592</w:t>
             </w:r>
           </w:p>
         </w:tc>
@@ -489,7 +489,7 @@
                 <w:rFonts w:ascii="TimeNewRoman" w:hAnsi="TimeNewRoman"/>
                 <w:sz w:val="30"/>
               </w:rPr>
-              <w:t>248×6=1488</w:t>
+              <w:t>525×6=3150</w:t>
             </w:r>
           </w:p>
         </w:tc>
@@ -506,7 +506,7 @@
                 <w:rFonts w:ascii="TimeNewRoman" w:hAnsi="TimeNewRoman"/>
                 <w:sz w:val="30"/>
               </w:rPr>
-              <w:t>578×8=4624</w:t>
+              <w:t>789×7=5523</w:t>
             </w:r>
           </w:p>
         </w:tc>
@@ -653,7 +653,7 @@
                 <w:rFonts w:ascii="TimeNewRoman" w:hAnsi="TimeNewRoman"/>
                 <w:sz w:val="30"/>
               </w:rPr>
-              <w:t>489×3=1467</w:t>
+              <w:t>819×7=5733</w:t>
             </w:r>
           </w:p>
         </w:tc>
@@ -670,7 +670,7 @@
                 <w:rFonts w:ascii="TimeNewRoman" w:hAnsi="TimeNewRoman"/>
                 <w:sz w:val="30"/>
               </w:rPr>
-              <w:t>254×9=2286</w:t>
+              <w:t>638×4=2552</w:t>
             </w:r>
           </w:p>
         </w:tc>
@@ -687,7 +687,7 @@
                 <w:rFonts w:ascii="TimeNewRoman" w:hAnsi="TimeNewRoman"/>
                 <w:sz w:val="30"/>
               </w:rPr>
-              <w:t>329×3=987</w:t>
+              <w:t>590×4=2360</w:t>
             </w:r>
           </w:p>
         </w:tc>
@@ -704,7 +704,7 @@
                 <w:rFonts w:ascii="TimeNewRoman" w:hAnsi="TimeNewRoman"/>
                 <w:sz w:val="30"/>
               </w:rPr>
-              <w:t>965×2=1930</w:t>
+              <w:t>745×2=1490</w:t>
             </w:r>
           </w:p>
         </w:tc>
@@ -721,7 +721,7 @@
                 <w:rFonts w:ascii="TimeNewRoman" w:hAnsi="TimeNewRoman"/>
                 <w:sz w:val="30"/>
               </w:rPr>
-              <w:t>133×7=931</w:t>
+              <w:t>183×2=366</w:t>
             </w:r>
           </w:p>
         </w:tc>
@@ -868,7 +868,7 @@
                 <w:rFonts w:ascii="TimeNewRoman" w:hAnsi="TimeNewRoman"/>
                 <w:sz w:val="30"/>
               </w:rPr>
-              <w:t>685×8=5480</w:t>
+              <w:t>689×3=2067</w:t>
             </w:r>
           </w:p>
         </w:tc>
@@ -885,7 +885,7 @@
                 <w:rFonts w:ascii="TimeNewRoman" w:hAnsi="TimeNewRoman"/>
                 <w:sz w:val="30"/>
               </w:rPr>
-              <w:t>129×8=1032</w:t>
+              <w:t>366×6=2196</w:t>
             </w:r>
           </w:p>
         </w:tc>
@@ -902,7 +902,7 @@
                 <w:rFonts w:ascii="TimeNewRoman" w:hAnsi="TimeNewRoman"/>
                 <w:sz w:val="30"/>
               </w:rPr>
-              <w:t>852×9=7668</w:t>
+              <w:t>911×8=7288</w:t>
             </w:r>
           </w:p>
         </w:tc>
@@ -919,7 +919,7 @@
                 <w:rFonts w:ascii="TimeNewRoman" w:hAnsi="TimeNewRoman"/>
                 <w:sz w:val="30"/>
               </w:rPr>
-              <w:t>601×6=3606</w:t>
+              <w:t>105×8=840</w:t>
             </w:r>
           </w:p>
         </w:tc>
@@ -936,7 +936,7 @@
                 <w:rFonts w:ascii="TimeNewRoman" w:hAnsi="TimeNewRoman"/>
                 <w:sz w:val="30"/>
               </w:rPr>
-              <w:t>437×7=3059</w:t>
+              <w:t>947×7=6629</w:t>
             </w:r>
           </w:p>
         </w:tc>

--- a/answers-of-three-digit_number_multiplied_by_one-digit_number.docx
+++ b/answers-of-three-digit_number_multiplied_by_one-digit_number.docx
@@ -40,7 +40,7 @@
                 <w:rFonts w:ascii="TimeNewRoman" w:hAnsi="TimeNewRoman"/>
                 <w:sz w:val="30"/>
               </w:rPr>
-              <w:t>669×3=2007</w:t>
+              <w:t>117×3=351</w:t>
             </w:r>
           </w:p>
         </w:tc>
@@ -57,7 +57,7 @@
                 <w:rFonts w:ascii="TimeNewRoman" w:hAnsi="TimeNewRoman"/>
                 <w:sz w:val="30"/>
               </w:rPr>
-              <w:t>907×3=2721</w:t>
+              <w:t>918×7=6426</w:t>
             </w:r>
           </w:p>
         </w:tc>
@@ -74,7 +74,7 @@
                 <w:rFonts w:ascii="TimeNewRoman" w:hAnsi="TimeNewRoman"/>
                 <w:sz w:val="30"/>
               </w:rPr>
-              <w:t>481×6=2886</w:t>
+              <w:t>352×5=1760</w:t>
             </w:r>
           </w:p>
         </w:tc>
@@ -91,7 +91,7 @@
                 <w:rFonts w:ascii="TimeNewRoman" w:hAnsi="TimeNewRoman"/>
                 <w:sz w:val="30"/>
               </w:rPr>
-              <w:t>798×5=3990</w:t>
+              <w:t>629×6=3774</w:t>
             </w:r>
           </w:p>
         </w:tc>
@@ -108,7 +108,7 @@
                 <w:rFonts w:ascii="TimeNewRoman" w:hAnsi="TimeNewRoman"/>
                 <w:sz w:val="30"/>
               </w:rPr>
-              <w:t>564×8=4512</w:t>
+              <w:t>839×6=5034</w:t>
             </w:r>
           </w:p>
         </w:tc>
@@ -223,7 +223,7 @@
                 <w:rFonts w:ascii="TimeNewRoman" w:hAnsi="TimeNewRoman"/>
                 <w:sz w:val="30"/>
               </w:rPr>
-              <w:t>301×3=903</w:t>
+              <w:t>968×4=3872</w:t>
             </w:r>
           </w:p>
         </w:tc>
@@ -240,7 +240,7 @@
                 <w:rFonts w:ascii="TimeNewRoman" w:hAnsi="TimeNewRoman"/>
                 <w:sz w:val="30"/>
               </w:rPr>
-              <w:t>609×5=3045</w:t>
+              <w:t>367×3=1101</w:t>
             </w:r>
           </w:p>
         </w:tc>
@@ -257,7 +257,7 @@
                 <w:rFonts w:ascii="TimeNewRoman" w:hAnsi="TimeNewRoman"/>
                 <w:sz w:val="30"/>
               </w:rPr>
-              <w:t>866×6=5196</w:t>
+              <w:t>123×9=1107</w:t>
             </w:r>
           </w:p>
         </w:tc>
@@ -274,7 +274,7 @@
                 <w:rFonts w:ascii="TimeNewRoman" w:hAnsi="TimeNewRoman"/>
                 <w:sz w:val="30"/>
               </w:rPr>
-              <w:t>269×5=1345</w:t>
+              <w:t>572×2=1144</w:t>
             </w:r>
           </w:p>
         </w:tc>
@@ -291,7 +291,7 @@
                 <w:rFonts w:ascii="TimeNewRoman" w:hAnsi="TimeNewRoman"/>
                 <w:sz w:val="30"/>
               </w:rPr>
-              <w:t>711×4=2844</w:t>
+              <w:t>324×3=972</w:t>
             </w:r>
           </w:p>
         </w:tc>
@@ -438,7 +438,7 @@
                 <w:rFonts w:ascii="TimeNewRoman" w:hAnsi="TimeNewRoman"/>
                 <w:sz w:val="30"/>
               </w:rPr>
-              <w:t>506×4=2024</w:t>
+              <w:t>687×2=1374</w:t>
             </w:r>
           </w:p>
         </w:tc>
@@ -455,7 +455,7 @@
                 <w:rFonts w:ascii="TimeNewRoman" w:hAnsi="TimeNewRoman"/>
                 <w:sz w:val="30"/>
               </w:rPr>
-              <w:t>399×6=2394</w:t>
+              <w:t>772×3=2316</w:t>
             </w:r>
           </w:p>
         </w:tc>
@@ -472,7 +472,7 @@
                 <w:rFonts w:ascii="TimeNewRoman" w:hAnsi="TimeNewRoman"/>
                 <w:sz w:val="30"/>
               </w:rPr>
-              <w:t>932×6=5592</w:t>
+              <w:t>922×9=8298</w:t>
             </w:r>
           </w:p>
         </w:tc>
@@ -489,7 +489,7 @@
                 <w:rFonts w:ascii="TimeNewRoman" w:hAnsi="TimeNewRoman"/>
                 <w:sz w:val="30"/>
               </w:rPr>
-              <w:t>525×6=3150</w:t>
+              <w:t>126×9=1134</w:t>
             </w:r>
           </w:p>
         </w:tc>
@@ -506,7 +506,7 @@
                 <w:rFonts w:ascii="TimeNewRoman" w:hAnsi="TimeNewRoman"/>
                 <w:sz w:val="30"/>
               </w:rPr>
-              <w:t>789×7=5523</w:t>
+              <w:t>704×3=2112</w:t>
             </w:r>
           </w:p>
         </w:tc>
@@ -653,7 +653,7 @@
                 <w:rFonts w:ascii="TimeNewRoman" w:hAnsi="TimeNewRoman"/>
                 <w:sz w:val="30"/>
               </w:rPr>
-              <w:t>819×7=5733</w:t>
+              <w:t>661×4=2644</w:t>
             </w:r>
           </w:p>
         </w:tc>
@@ -670,7 +670,7 @@
                 <w:rFonts w:ascii="TimeNewRoman" w:hAnsi="TimeNewRoman"/>
                 <w:sz w:val="30"/>
               </w:rPr>
-              <w:t>638×4=2552</w:t>
+              <w:t>502×4=2008</w:t>
             </w:r>
           </w:p>
         </w:tc>
@@ -687,7 +687,7 @@
                 <w:rFonts w:ascii="TimeNewRoman" w:hAnsi="TimeNewRoman"/>
                 <w:sz w:val="30"/>
               </w:rPr>
-              <w:t>590×4=2360</w:t>
+              <w:t>766×6=4596</w:t>
             </w:r>
           </w:p>
         </w:tc>
@@ -704,7 +704,7 @@
                 <w:rFonts w:ascii="TimeNewRoman" w:hAnsi="TimeNewRoman"/>
                 <w:sz w:val="30"/>
               </w:rPr>
-              <w:t>745×2=1490</w:t>
+              <w:t>652×8=5216</w:t>
             </w:r>
           </w:p>
         </w:tc>
@@ -721,7 +721,7 @@
                 <w:rFonts w:ascii="TimeNewRoman" w:hAnsi="TimeNewRoman"/>
                 <w:sz w:val="30"/>
               </w:rPr>
-              <w:t>183×2=366</w:t>
+              <w:t>219×8=1752</w:t>
             </w:r>
           </w:p>
         </w:tc>
@@ -868,7 +868,7 @@
                 <w:rFonts w:ascii="TimeNewRoman" w:hAnsi="TimeNewRoman"/>
                 <w:sz w:val="30"/>
               </w:rPr>
-              <w:t>689×3=2067</w:t>
+              <w:t>998×4=3992</w:t>
             </w:r>
           </w:p>
         </w:tc>
@@ -885,7 +885,7 @@
                 <w:rFonts w:ascii="TimeNewRoman" w:hAnsi="TimeNewRoman"/>
                 <w:sz w:val="30"/>
               </w:rPr>
-              <w:t>366×6=2196</w:t>
+              <w:t>640×9=5760</w:t>
             </w:r>
           </w:p>
         </w:tc>
@@ -902,7 +902,7 @@
                 <w:rFonts w:ascii="TimeNewRoman" w:hAnsi="TimeNewRoman"/>
                 <w:sz w:val="30"/>
               </w:rPr>
-              <w:t>911×8=7288</w:t>
+              <w:t>290×7=2030</w:t>
             </w:r>
           </w:p>
         </w:tc>
@@ -919,7 +919,7 @@
                 <w:rFonts w:ascii="TimeNewRoman" w:hAnsi="TimeNewRoman"/>
                 <w:sz w:val="30"/>
               </w:rPr>
-              <w:t>105×8=840</w:t>
+              <w:t>428×6=2568</w:t>
             </w:r>
           </w:p>
         </w:tc>
@@ -936,7 +936,7 @@
                 <w:rFonts w:ascii="TimeNewRoman" w:hAnsi="TimeNewRoman"/>
                 <w:sz w:val="30"/>
               </w:rPr>
-              <w:t>947×7=6629</w:t>
+              <w:t>886×8=7088</w:t>
             </w:r>
           </w:p>
         </w:tc>

--- a/answers-of-three-digit_number_multiplied_by_one-digit_number.docx
+++ b/answers-of-three-digit_number_multiplied_by_one-digit_number.docx
@@ -11,7 +11,7 @@
           <w:rFonts w:ascii="Arial" w:hAnsi="Arial"/>
           <w:sz w:val="30"/>
         </w:rPr>
-        <w:t>2026-09-28 Monday</w:t>
+        <w:t>2026-09-29 Tuesday</w:t>
       </w:r>
     </w:p>
     <w:tbl>
@@ -40,7 +40,7 @@
                 <w:rFonts w:ascii="TimeNewRoman" w:hAnsi="TimeNewRoman"/>
                 <w:sz w:val="30"/>
               </w:rPr>
-              <w:t>117×3=351</w:t>
+              <w:t>515×3=1545</w:t>
             </w:r>
           </w:p>
         </w:tc>
@@ -57,7 +57,7 @@
                 <w:rFonts w:ascii="TimeNewRoman" w:hAnsi="TimeNewRoman"/>
                 <w:sz w:val="30"/>
               </w:rPr>
-              <w:t>918×7=6426</w:t>
+              <w:t>207×4=828</w:t>
             </w:r>
           </w:p>
         </w:tc>
@@ -74,7 +74,7 @@
                 <w:rFonts w:ascii="TimeNewRoman" w:hAnsi="TimeNewRoman"/>
                 <w:sz w:val="30"/>
               </w:rPr>
-              <w:t>352×5=1760</w:t>
+              <w:t>374×9=3366</w:t>
             </w:r>
           </w:p>
         </w:tc>
@@ -91,7 +91,7 @@
                 <w:rFonts w:ascii="TimeNewRoman" w:hAnsi="TimeNewRoman"/>
                 <w:sz w:val="30"/>
               </w:rPr>
-              <w:t>629×6=3774</w:t>
+              <w:t>836×2=1672</w:t>
             </w:r>
           </w:p>
         </w:tc>
@@ -108,7 +108,7 @@
                 <w:rFonts w:ascii="TimeNewRoman" w:hAnsi="TimeNewRoman"/>
                 <w:sz w:val="30"/>
               </w:rPr>
-              <w:t>839×6=5034</w:t>
+              <w:t>722×5=3610</w:t>
             </w:r>
           </w:p>
         </w:tc>
@@ -223,7 +223,7 @@
                 <w:rFonts w:ascii="TimeNewRoman" w:hAnsi="TimeNewRoman"/>
                 <w:sz w:val="30"/>
               </w:rPr>
-              <w:t>968×4=3872</w:t>
+              <w:t>302×5=1510</w:t>
             </w:r>
           </w:p>
         </w:tc>
@@ -240,7 +240,7 @@
                 <w:rFonts w:ascii="TimeNewRoman" w:hAnsi="TimeNewRoman"/>
                 <w:sz w:val="30"/>
               </w:rPr>
-              <w:t>367×3=1101</w:t>
+              <w:t>101×2=202</w:t>
             </w:r>
           </w:p>
         </w:tc>
@@ -257,7 +257,7 @@
                 <w:rFonts w:ascii="TimeNewRoman" w:hAnsi="TimeNewRoman"/>
                 <w:sz w:val="30"/>
               </w:rPr>
-              <w:t>123×9=1107</w:t>
+              <w:t>132×6=792</w:t>
             </w:r>
           </w:p>
         </w:tc>
@@ -274,7 +274,7 @@
                 <w:rFonts w:ascii="TimeNewRoman" w:hAnsi="TimeNewRoman"/>
                 <w:sz w:val="30"/>
               </w:rPr>
-              <w:t>572×2=1144</w:t>
+              <w:t>452×2=904</w:t>
             </w:r>
           </w:p>
         </w:tc>
@@ -291,7 +291,7 @@
                 <w:rFonts w:ascii="TimeNewRoman" w:hAnsi="TimeNewRoman"/>
                 <w:sz w:val="30"/>
               </w:rPr>
-              <w:t>324×3=972</w:t>
+              <w:t>797×5=3985</w:t>
             </w:r>
           </w:p>
         </w:tc>
@@ -438,7 +438,7 @@
                 <w:rFonts w:ascii="TimeNewRoman" w:hAnsi="TimeNewRoman"/>
                 <w:sz w:val="30"/>
               </w:rPr>
-              <w:t>687×2=1374</w:t>
+              <w:t>864×5=4320</w:t>
             </w:r>
           </w:p>
         </w:tc>
@@ -455,7 +455,7 @@
                 <w:rFonts w:ascii="TimeNewRoman" w:hAnsi="TimeNewRoman"/>
                 <w:sz w:val="30"/>
               </w:rPr>
-              <w:t>772×3=2316</w:t>
+              <w:t>802×2=1604</w:t>
             </w:r>
           </w:p>
         </w:tc>
@@ -472,7 +472,7 @@
                 <w:rFonts w:ascii="TimeNewRoman" w:hAnsi="TimeNewRoman"/>
                 <w:sz w:val="30"/>
               </w:rPr>
-              <w:t>922×9=8298</w:t>
+              <w:t>143×4=572</w:t>
             </w:r>
           </w:p>
         </w:tc>
@@ -489,7 +489,7 @@
                 <w:rFonts w:ascii="TimeNewRoman" w:hAnsi="TimeNewRoman"/>
                 <w:sz w:val="30"/>
               </w:rPr>
-              <w:t>126×9=1134</w:t>
+              <w:t>979×4=3916</w:t>
             </w:r>
           </w:p>
         </w:tc>
@@ -506,7 +506,7 @@
                 <w:rFonts w:ascii="TimeNewRoman" w:hAnsi="TimeNewRoman"/>
                 <w:sz w:val="30"/>
               </w:rPr>
-              <w:t>704×3=2112</w:t>
+              <w:t>479×8=3832</w:t>
             </w:r>
           </w:p>
         </w:tc>
@@ -653,7 +653,7 @@
                 <w:rFonts w:ascii="TimeNewRoman" w:hAnsi="TimeNewRoman"/>
                 <w:sz w:val="30"/>
               </w:rPr>
-              <w:t>661×4=2644</w:t>
+              <w:t>106×5=530</w:t>
             </w:r>
           </w:p>
         </w:tc>
@@ -670,7 +670,7 @@
                 <w:rFonts w:ascii="TimeNewRoman" w:hAnsi="TimeNewRoman"/>
                 <w:sz w:val="30"/>
               </w:rPr>
-              <w:t>502×4=2008</w:t>
+              <w:t>505×2=1010</w:t>
             </w:r>
           </w:p>
         </w:tc>
@@ -687,7 +687,7 @@
                 <w:rFonts w:ascii="TimeNewRoman" w:hAnsi="TimeNewRoman"/>
                 <w:sz w:val="30"/>
               </w:rPr>
-              <w:t>766×6=4596</w:t>
+              <w:t>259×8=2072</w:t>
             </w:r>
           </w:p>
         </w:tc>
@@ -704,7 +704,7 @@
                 <w:rFonts w:ascii="TimeNewRoman" w:hAnsi="TimeNewRoman"/>
                 <w:sz w:val="30"/>
               </w:rPr>
-              <w:t>652×8=5216</w:t>
+              <w:t>329×2=658</w:t>
             </w:r>
           </w:p>
         </w:tc>
@@ -721,7 +721,7 @@
                 <w:rFonts w:ascii="TimeNewRoman" w:hAnsi="TimeNewRoman"/>
                 <w:sz w:val="30"/>
               </w:rPr>
-              <w:t>219×8=1752</w:t>
+              <w:t>297×8=2376</w:t>
             </w:r>
           </w:p>
         </w:tc>
@@ -868,7 +868,7 @@
                 <w:rFonts w:ascii="TimeNewRoman" w:hAnsi="TimeNewRoman"/>
                 <w:sz w:val="30"/>
               </w:rPr>
-              <w:t>998×4=3992</w:t>
+              <w:t>239×7=1673</w:t>
             </w:r>
           </w:p>
         </w:tc>
@@ -885,7 +885,7 @@
                 <w:rFonts w:ascii="TimeNewRoman" w:hAnsi="TimeNewRoman"/>
                 <w:sz w:val="30"/>
               </w:rPr>
-              <w:t>640×9=5760</w:t>
+              <w:t>606×9=5454</w:t>
             </w:r>
           </w:p>
         </w:tc>
@@ -902,7 +902,7 @@
                 <w:rFonts w:ascii="TimeNewRoman" w:hAnsi="TimeNewRoman"/>
                 <w:sz w:val="30"/>
               </w:rPr>
-              <w:t>290×7=2030</w:t>
+              <w:t>348×2=696</w:t>
             </w:r>
           </w:p>
         </w:tc>
@@ -919,7 +919,7 @@
                 <w:rFonts w:ascii="TimeNewRoman" w:hAnsi="TimeNewRoman"/>
                 <w:sz w:val="30"/>
               </w:rPr>
-              <w:t>428×6=2568</w:t>
+              <w:t>712×3=2136</w:t>
             </w:r>
           </w:p>
         </w:tc>
@@ -936,7 +936,7 @@
                 <w:rFonts w:ascii="TimeNewRoman" w:hAnsi="TimeNewRoman"/>
                 <w:sz w:val="30"/>
               </w:rPr>
-              <w:t>886×8=7088</w:t>
+              <w:t>168×4=672</w:t>
             </w:r>
           </w:p>
         </w:tc>

--- a/answers-of-three-digit_number_multiplied_by_one-digit_number.docx
+++ b/answers-of-three-digit_number_multiplied_by_one-digit_number.docx
@@ -40,7 +40,7 @@
                 <w:rFonts w:ascii="TimeNewRoman" w:hAnsi="TimeNewRoman"/>
                 <w:sz w:val="30"/>
               </w:rPr>
-              <w:t>515×3=1545</w:t>
+              <w:t>600×2=1200</w:t>
             </w:r>
           </w:p>
         </w:tc>
@@ -57,7 +57,7 @@
                 <w:rFonts w:ascii="TimeNewRoman" w:hAnsi="TimeNewRoman"/>
                 <w:sz w:val="30"/>
               </w:rPr>
-              <w:t>207×4=828</w:t>
+              <w:t>948×9=8532</w:t>
             </w:r>
           </w:p>
         </w:tc>
@@ -74,7 +74,7 @@
                 <w:rFonts w:ascii="TimeNewRoman" w:hAnsi="TimeNewRoman"/>
                 <w:sz w:val="30"/>
               </w:rPr>
-              <w:t>374×9=3366</w:t>
+              <w:t>609×5=3045</w:t>
             </w:r>
           </w:p>
         </w:tc>
@@ -91,7 +91,7 @@
                 <w:rFonts w:ascii="TimeNewRoman" w:hAnsi="TimeNewRoman"/>
                 <w:sz w:val="30"/>
               </w:rPr>
-              <w:t>836×2=1672</w:t>
+              <w:t>382×3=1146</w:t>
             </w:r>
           </w:p>
         </w:tc>
@@ -108,7 +108,7 @@
                 <w:rFonts w:ascii="TimeNewRoman" w:hAnsi="TimeNewRoman"/>
                 <w:sz w:val="30"/>
               </w:rPr>
-              <w:t>722×5=3610</w:t>
+              <w:t>890×9=8010</w:t>
             </w:r>
           </w:p>
         </w:tc>
@@ -223,7 +223,7 @@
                 <w:rFonts w:ascii="TimeNewRoman" w:hAnsi="TimeNewRoman"/>
                 <w:sz w:val="30"/>
               </w:rPr>
-              <w:t>302×5=1510</w:t>
+              <w:t>682×4=2728</w:t>
             </w:r>
           </w:p>
         </w:tc>
@@ -240,7 +240,7 @@
                 <w:rFonts w:ascii="TimeNewRoman" w:hAnsi="TimeNewRoman"/>
                 <w:sz w:val="30"/>
               </w:rPr>
-              <w:t>101×2=202</w:t>
+              <w:t>170×6=1020</w:t>
             </w:r>
           </w:p>
         </w:tc>
@@ -257,7 +257,7 @@
                 <w:rFonts w:ascii="TimeNewRoman" w:hAnsi="TimeNewRoman"/>
                 <w:sz w:val="30"/>
               </w:rPr>
-              <w:t>132×6=792</w:t>
+              <w:t>964×8=7712</w:t>
             </w:r>
           </w:p>
         </w:tc>
@@ -274,7 +274,7 @@
                 <w:rFonts w:ascii="TimeNewRoman" w:hAnsi="TimeNewRoman"/>
                 <w:sz w:val="30"/>
               </w:rPr>
-              <w:t>452×2=904</w:t>
+              <w:t>327×4=1308</w:t>
             </w:r>
           </w:p>
         </w:tc>
@@ -291,7 +291,7 @@
                 <w:rFonts w:ascii="TimeNewRoman" w:hAnsi="TimeNewRoman"/>
                 <w:sz w:val="30"/>
               </w:rPr>
-              <w:t>797×5=3985</w:t>
+              <w:t>193×5=965</w:t>
             </w:r>
           </w:p>
         </w:tc>
@@ -438,7 +438,7 @@
                 <w:rFonts w:ascii="TimeNewRoman" w:hAnsi="TimeNewRoman"/>
                 <w:sz w:val="30"/>
               </w:rPr>
-              <w:t>864×5=4320</w:t>
+              <w:t>316×6=1896</w:t>
             </w:r>
           </w:p>
         </w:tc>
@@ -455,7 +455,7 @@
                 <w:rFonts w:ascii="TimeNewRoman" w:hAnsi="TimeNewRoman"/>
                 <w:sz w:val="30"/>
               </w:rPr>
-              <w:t>802×2=1604</w:t>
+              <w:t>648×4=2592</w:t>
             </w:r>
           </w:p>
         </w:tc>
@@ -472,7 +472,7 @@
                 <w:rFonts w:ascii="TimeNewRoman" w:hAnsi="TimeNewRoman"/>
                 <w:sz w:val="30"/>
               </w:rPr>
-              <w:t>143×4=572</w:t>
+              <w:t>578×4=2312</w:t>
             </w:r>
           </w:p>
         </w:tc>
@@ -489,7 +489,7 @@
                 <w:rFonts w:ascii="TimeNewRoman" w:hAnsi="TimeNewRoman"/>
                 <w:sz w:val="30"/>
               </w:rPr>
-              <w:t>979×4=3916</w:t>
+              <w:t>460×2=920</w:t>
             </w:r>
           </w:p>
         </w:tc>
@@ -506,7 +506,7 @@
                 <w:rFonts w:ascii="TimeNewRoman" w:hAnsi="TimeNewRoman"/>
                 <w:sz w:val="30"/>
               </w:rPr>
-              <w:t>479×8=3832</w:t>
+              <w:t>348×3=1044</w:t>
             </w:r>
           </w:p>
         </w:tc>
@@ -653,7 +653,7 @@
                 <w:rFonts w:ascii="TimeNewRoman" w:hAnsi="TimeNewRoman"/>
                 <w:sz w:val="30"/>
               </w:rPr>
-              <w:t>106×5=530</w:t>
+              <w:t>394×5=1970</w:t>
             </w:r>
           </w:p>
         </w:tc>
@@ -670,7 +670,7 @@
                 <w:rFonts w:ascii="TimeNewRoman" w:hAnsi="TimeNewRoman"/>
                 <w:sz w:val="30"/>
               </w:rPr>
-              <w:t>505×2=1010</w:t>
+              <w:t>345×6=2070</w:t>
             </w:r>
           </w:p>
         </w:tc>
@@ -687,7 +687,7 @@
                 <w:rFonts w:ascii="TimeNewRoman" w:hAnsi="TimeNewRoman"/>
                 <w:sz w:val="30"/>
               </w:rPr>
-              <w:t>259×8=2072</w:t>
+              <w:t>691×6=4146</w:t>
             </w:r>
           </w:p>
         </w:tc>
@@ -704,7 +704,7 @@
                 <w:rFonts w:ascii="TimeNewRoman" w:hAnsi="TimeNewRoman"/>
                 <w:sz w:val="30"/>
               </w:rPr>
-              <w:t>329×2=658</w:t>
+              <w:t>236×4=944</w:t>
             </w:r>
           </w:p>
         </w:tc>
@@ -721,7 +721,7 @@
                 <w:rFonts w:ascii="TimeNewRoman" w:hAnsi="TimeNewRoman"/>
                 <w:sz w:val="30"/>
               </w:rPr>
-              <w:t>297×8=2376</w:t>
+              <w:t>918×8=7344</w:t>
             </w:r>
           </w:p>
         </w:tc>
@@ -868,7 +868,7 @@
                 <w:rFonts w:ascii="TimeNewRoman" w:hAnsi="TimeNewRoman"/>
                 <w:sz w:val="30"/>
               </w:rPr>
-              <w:t>239×7=1673</w:t>
+              <w:t>468×7=3276</w:t>
             </w:r>
           </w:p>
         </w:tc>
@@ -885,7 +885,7 @@
                 <w:rFonts w:ascii="TimeNewRoman" w:hAnsi="TimeNewRoman"/>
                 <w:sz w:val="30"/>
               </w:rPr>
-              <w:t>606×9=5454</w:t>
+              <w:t>979×4=3916</w:t>
             </w:r>
           </w:p>
         </w:tc>
@@ -902,7 +902,7 @@
                 <w:rFonts w:ascii="TimeNewRoman" w:hAnsi="TimeNewRoman"/>
                 <w:sz w:val="30"/>
               </w:rPr>
-              <w:t>348×2=696</w:t>
+              <w:t>826×8=6608</w:t>
             </w:r>
           </w:p>
         </w:tc>
@@ -919,7 +919,7 @@
                 <w:rFonts w:ascii="TimeNewRoman" w:hAnsi="TimeNewRoman"/>
                 <w:sz w:val="30"/>
               </w:rPr>
-              <w:t>712×3=2136</w:t>
+              <w:t>693×9=6237</w:t>
             </w:r>
           </w:p>
         </w:tc>
@@ -936,7 +936,7 @@
                 <w:rFonts w:ascii="TimeNewRoman" w:hAnsi="TimeNewRoman"/>
                 <w:sz w:val="30"/>
               </w:rPr>
-              <w:t>168×4=672</w:t>
+              <w:t>854×6=5124</w:t>
             </w:r>
           </w:p>
         </w:tc>

--- a/answers-of-three-digit_number_multiplied_by_one-digit_number.docx
+++ b/answers-of-three-digit_number_multiplied_by_one-digit_number.docx
@@ -11,7 +11,7 @@
           <w:rFonts w:ascii="Arial" w:hAnsi="Arial"/>
           <w:sz w:val="30"/>
         </w:rPr>
-        <w:t>2026-09-29 Tuesday</w:t>
+        <w:t>2026-09-30 Wednesday</w:t>
       </w:r>
     </w:p>
     <w:tbl>
@@ -40,7 +40,7 @@
                 <w:rFonts w:ascii="TimeNewRoman" w:hAnsi="TimeNewRoman"/>
                 <w:sz w:val="30"/>
               </w:rPr>
-              <w:t>600×2=1200</w:t>
+              <w:t>172×6=1032</w:t>
             </w:r>
           </w:p>
         </w:tc>
@@ -57,7 +57,7 @@
                 <w:rFonts w:ascii="TimeNewRoman" w:hAnsi="TimeNewRoman"/>
                 <w:sz w:val="30"/>
               </w:rPr>
-              <w:t>948×9=8532</w:t>
+              <w:t>507×2=1014</w:t>
             </w:r>
           </w:p>
         </w:tc>
@@ -74,7 +74,7 @@
                 <w:rFonts w:ascii="TimeNewRoman" w:hAnsi="TimeNewRoman"/>
                 <w:sz w:val="30"/>
               </w:rPr>
-              <w:t>609×5=3045</w:t>
+              <w:t>170×9=1530</w:t>
             </w:r>
           </w:p>
         </w:tc>
@@ -91,7 +91,7 @@
                 <w:rFonts w:ascii="TimeNewRoman" w:hAnsi="TimeNewRoman"/>
                 <w:sz w:val="30"/>
               </w:rPr>
-              <w:t>382×3=1146</w:t>
+              <w:t>795×9=7155</w:t>
             </w:r>
           </w:p>
         </w:tc>
@@ -108,7 +108,7 @@
                 <w:rFonts w:ascii="TimeNewRoman" w:hAnsi="TimeNewRoman"/>
                 <w:sz w:val="30"/>
               </w:rPr>
-              <w:t>890×9=8010</w:t>
+              <w:t>718×7=5026</w:t>
             </w:r>
           </w:p>
         </w:tc>
@@ -223,7 +223,7 @@
                 <w:rFonts w:ascii="TimeNewRoman" w:hAnsi="TimeNewRoman"/>
                 <w:sz w:val="30"/>
               </w:rPr>
-              <w:t>682×4=2728</w:t>
+              <w:t>879×4=3516</w:t>
             </w:r>
           </w:p>
         </w:tc>
@@ -240,7 +240,7 @@
                 <w:rFonts w:ascii="TimeNewRoman" w:hAnsi="TimeNewRoman"/>
                 <w:sz w:val="30"/>
               </w:rPr>
-              <w:t>170×6=1020</w:t>
+              <w:t>105×6=630</w:t>
             </w:r>
           </w:p>
         </w:tc>
@@ -257,7 +257,7 @@
                 <w:rFonts w:ascii="TimeNewRoman" w:hAnsi="TimeNewRoman"/>
                 <w:sz w:val="30"/>
               </w:rPr>
-              <w:t>964×8=7712</w:t>
+              <w:t>918×7=6426</w:t>
             </w:r>
           </w:p>
         </w:tc>
@@ -274,7 +274,7 @@
                 <w:rFonts w:ascii="TimeNewRoman" w:hAnsi="TimeNewRoman"/>
                 <w:sz w:val="30"/>
               </w:rPr>
-              <w:t>327×4=1308</w:t>
+              <w:t>952×7=6664</w:t>
             </w:r>
           </w:p>
         </w:tc>
@@ -291,7 +291,7 @@
                 <w:rFonts w:ascii="TimeNewRoman" w:hAnsi="TimeNewRoman"/>
                 <w:sz w:val="30"/>
               </w:rPr>
-              <w:t>193×5=965</w:t>
+              <w:t>217×3=651</w:t>
             </w:r>
           </w:p>
         </w:tc>
@@ -438,7 +438,7 @@
                 <w:rFonts w:ascii="TimeNewRoman" w:hAnsi="TimeNewRoman"/>
                 <w:sz w:val="30"/>
               </w:rPr>
-              <w:t>316×6=1896</w:t>
+              <w:t>895×4=3580</w:t>
             </w:r>
           </w:p>
         </w:tc>
@@ -455,7 +455,7 @@
                 <w:rFonts w:ascii="TimeNewRoman" w:hAnsi="TimeNewRoman"/>
                 <w:sz w:val="30"/>
               </w:rPr>
-              <w:t>648×4=2592</w:t>
+              <w:t>352×2=704</w:t>
             </w:r>
           </w:p>
         </w:tc>
@@ -472,7 +472,7 @@
                 <w:rFonts w:ascii="TimeNewRoman" w:hAnsi="TimeNewRoman"/>
                 <w:sz w:val="30"/>
               </w:rPr>
-              <w:t>578×4=2312</w:t>
+              <w:t>473×7=3311</w:t>
             </w:r>
           </w:p>
         </w:tc>
@@ -489,7 +489,7 @@
                 <w:rFonts w:ascii="TimeNewRoman" w:hAnsi="TimeNewRoman"/>
                 <w:sz w:val="30"/>
               </w:rPr>
-              <w:t>460×2=920</w:t>
+              <w:t>995×5=4975</w:t>
             </w:r>
           </w:p>
         </w:tc>
@@ -506,7 +506,7 @@
                 <w:rFonts w:ascii="TimeNewRoman" w:hAnsi="TimeNewRoman"/>
                 <w:sz w:val="30"/>
               </w:rPr>
-              <w:t>348×3=1044</w:t>
+              <w:t>622×8=4976</w:t>
             </w:r>
           </w:p>
         </w:tc>
@@ -653,7 +653,7 @@
                 <w:rFonts w:ascii="TimeNewRoman" w:hAnsi="TimeNewRoman"/>
                 <w:sz w:val="30"/>
               </w:rPr>
-              <w:t>394×5=1970</w:t>
+              <w:t>210×8=1680</w:t>
             </w:r>
           </w:p>
         </w:tc>
@@ -670,7 +670,7 @@
                 <w:rFonts w:ascii="TimeNewRoman" w:hAnsi="TimeNewRoman"/>
                 <w:sz w:val="30"/>
               </w:rPr>
-              <w:t>345×6=2070</w:t>
+              <w:t>463×5=2315</w:t>
             </w:r>
           </w:p>
         </w:tc>
@@ -687,7 +687,7 @@
                 <w:rFonts w:ascii="TimeNewRoman" w:hAnsi="TimeNewRoman"/>
                 <w:sz w:val="30"/>
               </w:rPr>
-              <w:t>691×6=4146</w:t>
+              <w:t>208×4=832</w:t>
             </w:r>
           </w:p>
         </w:tc>
@@ -704,7 +704,7 @@
                 <w:rFonts w:ascii="TimeNewRoman" w:hAnsi="TimeNewRoman"/>
                 <w:sz w:val="30"/>
               </w:rPr>
-              <w:t>236×4=944</w:t>
+              <w:t>779×5=3895</w:t>
             </w:r>
           </w:p>
         </w:tc>
@@ -721,7 +721,7 @@
                 <w:rFonts w:ascii="TimeNewRoman" w:hAnsi="TimeNewRoman"/>
                 <w:sz w:val="30"/>
               </w:rPr>
-              <w:t>918×8=7344</w:t>
+              <w:t>722×8=5776</w:t>
             </w:r>
           </w:p>
         </w:tc>
@@ -868,7 +868,7 @@
                 <w:rFonts w:ascii="TimeNewRoman" w:hAnsi="TimeNewRoman"/>
                 <w:sz w:val="30"/>
               </w:rPr>
-              <w:t>468×7=3276</w:t>
+              <w:t>282×4=1128</w:t>
             </w:r>
           </w:p>
         </w:tc>
@@ -885,7 +885,7 @@
                 <w:rFonts w:ascii="TimeNewRoman" w:hAnsi="TimeNewRoman"/>
                 <w:sz w:val="30"/>
               </w:rPr>
-              <w:t>979×4=3916</w:t>
+              <w:t>738×9=6642</w:t>
             </w:r>
           </w:p>
         </w:tc>
@@ -902,7 +902,7 @@
                 <w:rFonts w:ascii="TimeNewRoman" w:hAnsi="TimeNewRoman"/>
                 <w:sz w:val="30"/>
               </w:rPr>
-              <w:t>826×8=6608</w:t>
+              <w:t>227×7=1589</w:t>
             </w:r>
           </w:p>
         </w:tc>
@@ -919,7 +919,7 @@
                 <w:rFonts w:ascii="TimeNewRoman" w:hAnsi="TimeNewRoman"/>
                 <w:sz w:val="30"/>
               </w:rPr>
-              <w:t>693×9=6237</w:t>
+              <w:t>180×2=360</w:t>
             </w:r>
           </w:p>
         </w:tc>
@@ -936,7 +936,7 @@
                 <w:rFonts w:ascii="TimeNewRoman" w:hAnsi="TimeNewRoman"/>
                 <w:sz w:val="30"/>
               </w:rPr>
-              <w:t>854×6=5124</w:t>
+              <w:t>305×4=1220</w:t>
             </w:r>
           </w:p>
         </w:tc>

--- a/answers-of-three-digit_number_multiplied_by_one-digit_number.docx
+++ b/answers-of-three-digit_number_multiplied_by_one-digit_number.docx
@@ -40,7 +40,7 @@
                 <w:rFonts w:ascii="TimeNewRoman" w:hAnsi="TimeNewRoman"/>
                 <w:sz w:val="30"/>
               </w:rPr>
-              <w:t>172×6=1032</w:t>
+              <w:t>295×8=2360</w:t>
             </w:r>
           </w:p>
         </w:tc>
@@ -57,7 +57,7 @@
                 <w:rFonts w:ascii="TimeNewRoman" w:hAnsi="TimeNewRoman"/>
                 <w:sz w:val="30"/>
               </w:rPr>
-              <w:t>507×2=1014</w:t>
+              <w:t>887×4=3548</w:t>
             </w:r>
           </w:p>
         </w:tc>
@@ -74,7 +74,7 @@
                 <w:rFonts w:ascii="TimeNewRoman" w:hAnsi="TimeNewRoman"/>
                 <w:sz w:val="30"/>
               </w:rPr>
-              <w:t>170×9=1530</w:t>
+              <w:t>189×5=945</w:t>
             </w:r>
           </w:p>
         </w:tc>
@@ -91,7 +91,7 @@
                 <w:rFonts w:ascii="TimeNewRoman" w:hAnsi="TimeNewRoman"/>
                 <w:sz w:val="30"/>
               </w:rPr>
-              <w:t>795×9=7155</w:t>
+              <w:t>845×4=3380</w:t>
             </w:r>
           </w:p>
         </w:tc>
@@ -108,7 +108,7 @@
                 <w:rFonts w:ascii="TimeNewRoman" w:hAnsi="TimeNewRoman"/>
                 <w:sz w:val="30"/>
               </w:rPr>
-              <w:t>718×7=5026</w:t>
+              <w:t>564×5=2820</w:t>
             </w:r>
           </w:p>
         </w:tc>
@@ -223,7 +223,7 @@
                 <w:rFonts w:ascii="TimeNewRoman" w:hAnsi="TimeNewRoman"/>
                 <w:sz w:val="30"/>
               </w:rPr>
-              <w:t>879×4=3516</w:t>
+              <w:t>779×4=3116</w:t>
             </w:r>
           </w:p>
         </w:tc>
@@ -240,7 +240,7 @@
                 <w:rFonts w:ascii="TimeNewRoman" w:hAnsi="TimeNewRoman"/>
                 <w:sz w:val="30"/>
               </w:rPr>
-              <w:t>105×6=630</w:t>
+              <w:t>128×8=1024</w:t>
             </w:r>
           </w:p>
         </w:tc>
@@ -257,7 +257,7 @@
                 <w:rFonts w:ascii="TimeNewRoman" w:hAnsi="TimeNewRoman"/>
                 <w:sz w:val="30"/>
               </w:rPr>
-              <w:t>918×7=6426</w:t>
+              <w:t>649×8=5192</w:t>
             </w:r>
           </w:p>
         </w:tc>
@@ -274,7 +274,7 @@
                 <w:rFonts w:ascii="TimeNewRoman" w:hAnsi="TimeNewRoman"/>
                 <w:sz w:val="30"/>
               </w:rPr>
-              <w:t>952×7=6664</w:t>
+              <w:t>529×2=1058</w:t>
             </w:r>
           </w:p>
         </w:tc>
@@ -291,7 +291,7 @@
                 <w:rFonts w:ascii="TimeNewRoman" w:hAnsi="TimeNewRoman"/>
                 <w:sz w:val="30"/>
               </w:rPr>
-              <w:t>217×3=651</w:t>
+              <w:t>473×3=1419</w:t>
             </w:r>
           </w:p>
         </w:tc>
@@ -438,7 +438,7 @@
                 <w:rFonts w:ascii="TimeNewRoman" w:hAnsi="TimeNewRoman"/>
                 <w:sz w:val="30"/>
               </w:rPr>
-              <w:t>895×4=3580</w:t>
+              <w:t>232×6=1392</w:t>
             </w:r>
           </w:p>
         </w:tc>
@@ -455,7 +455,7 @@
                 <w:rFonts w:ascii="TimeNewRoman" w:hAnsi="TimeNewRoman"/>
                 <w:sz w:val="30"/>
               </w:rPr>
-              <w:t>352×2=704</w:t>
+              <w:t>439×2=878</w:t>
             </w:r>
           </w:p>
         </w:tc>
@@ -472,7 +472,7 @@
                 <w:rFonts w:ascii="TimeNewRoman" w:hAnsi="TimeNewRoman"/>
                 <w:sz w:val="30"/>
               </w:rPr>
-              <w:t>473×7=3311</w:t>
+              <w:t>846×6=5076</w:t>
             </w:r>
           </w:p>
         </w:tc>
@@ -489,7 +489,7 @@
                 <w:rFonts w:ascii="TimeNewRoman" w:hAnsi="TimeNewRoman"/>
                 <w:sz w:val="30"/>
               </w:rPr>
-              <w:t>995×5=4975</w:t>
+              <w:t>602×5=3010</w:t>
             </w:r>
           </w:p>
         </w:tc>
@@ -506,7 +506,7 @@
                 <w:rFonts w:ascii="TimeNewRoman" w:hAnsi="TimeNewRoman"/>
                 <w:sz w:val="30"/>
               </w:rPr>
-              <w:t>622×8=4976</w:t>
+              <w:t>703×9=6327</w:t>
             </w:r>
           </w:p>
         </w:tc>
@@ -653,7 +653,7 @@
                 <w:rFonts w:ascii="TimeNewRoman" w:hAnsi="TimeNewRoman"/>
                 <w:sz w:val="30"/>
               </w:rPr>
-              <w:t>210×8=1680</w:t>
+              <w:t>907×3=2721</w:t>
             </w:r>
           </w:p>
         </w:tc>
@@ -670,7 +670,7 @@
                 <w:rFonts w:ascii="TimeNewRoman" w:hAnsi="TimeNewRoman"/>
                 <w:sz w:val="30"/>
               </w:rPr>
-              <w:t>463×5=2315</w:t>
+              <w:t>694×6=4164</w:t>
             </w:r>
           </w:p>
         </w:tc>
@@ -687,7 +687,7 @@
                 <w:rFonts w:ascii="TimeNewRoman" w:hAnsi="TimeNewRoman"/>
                 <w:sz w:val="30"/>
               </w:rPr>
-              <w:t>208×4=832</w:t>
+              <w:t>169×6=1014</w:t>
             </w:r>
           </w:p>
         </w:tc>
@@ -704,7 +704,7 @@
                 <w:rFonts w:ascii="TimeNewRoman" w:hAnsi="TimeNewRoman"/>
                 <w:sz w:val="30"/>
               </w:rPr>
-              <w:t>779×5=3895</w:t>
+              <w:t>289×3=867</w:t>
             </w:r>
           </w:p>
         </w:tc>
@@ -721,7 +721,7 @@
                 <w:rFonts w:ascii="TimeNewRoman" w:hAnsi="TimeNewRoman"/>
                 <w:sz w:val="30"/>
               </w:rPr>
-              <w:t>722×8=5776</w:t>
+              <w:t>143×6=858</w:t>
             </w:r>
           </w:p>
         </w:tc>
@@ -868,7 +868,7 @@
                 <w:rFonts w:ascii="TimeNewRoman" w:hAnsi="TimeNewRoman"/>
                 <w:sz w:val="30"/>
               </w:rPr>
-              <w:t>282×4=1128</w:t>
+              <w:t>232×9=2088</w:t>
             </w:r>
           </w:p>
         </w:tc>
@@ -885,7 +885,7 @@
                 <w:rFonts w:ascii="TimeNewRoman" w:hAnsi="TimeNewRoman"/>
                 <w:sz w:val="30"/>
               </w:rPr>
-              <w:t>738×9=6642</w:t>
+              <w:t>200×8=1600</w:t>
             </w:r>
           </w:p>
         </w:tc>
@@ -902,7 +902,7 @@
                 <w:rFonts w:ascii="TimeNewRoman" w:hAnsi="TimeNewRoman"/>
                 <w:sz w:val="30"/>
               </w:rPr>
-              <w:t>227×7=1589</w:t>
+              <w:t>224×9=2016</w:t>
             </w:r>
           </w:p>
         </w:tc>
@@ -919,7 +919,7 @@
                 <w:rFonts w:ascii="TimeNewRoman" w:hAnsi="TimeNewRoman"/>
                 <w:sz w:val="30"/>
               </w:rPr>
-              <w:t>180×2=360</w:t>
+              <w:t>289×8=2312</w:t>
             </w:r>
           </w:p>
         </w:tc>
@@ -936,7 +936,7 @@
                 <w:rFonts w:ascii="TimeNewRoman" w:hAnsi="TimeNewRoman"/>
                 <w:sz w:val="30"/>
               </w:rPr>
-              <w:t>305×4=1220</w:t>
+              <w:t>711×5=3555</w:t>
             </w:r>
           </w:p>
         </w:tc>

--- a/answers-of-three-digit_number_multiplied_by_one-digit_number.docx
+++ b/answers-of-three-digit_number_multiplied_by_one-digit_number.docx
@@ -11,7 +11,7 @@
           <w:rFonts w:ascii="Arial" w:hAnsi="Arial"/>
           <w:sz w:val="30"/>
         </w:rPr>
-        <w:t>2026-09-30 Wednesday</w:t>
+        <w:t>2026-10-01 Thursday</w:t>
       </w:r>
     </w:p>
     <w:tbl>
@@ -40,7 +40,7 @@
                 <w:rFonts w:ascii="TimeNewRoman" w:hAnsi="TimeNewRoman"/>
                 <w:sz w:val="30"/>
               </w:rPr>
-              <w:t>295×8=2360</w:t>
+              <w:t>651×5=3255</w:t>
             </w:r>
           </w:p>
         </w:tc>
@@ -57,7 +57,7 @@
                 <w:rFonts w:ascii="TimeNewRoman" w:hAnsi="TimeNewRoman"/>
                 <w:sz w:val="30"/>
               </w:rPr>
-              <w:t>887×4=3548</w:t>
+              <w:t>515×6=3090</w:t>
             </w:r>
           </w:p>
         </w:tc>
@@ -74,7 +74,7 @@
                 <w:rFonts w:ascii="TimeNewRoman" w:hAnsi="TimeNewRoman"/>
                 <w:sz w:val="30"/>
               </w:rPr>
-              <w:t>189×5=945</w:t>
+              <w:t>750×7=5250</w:t>
             </w:r>
           </w:p>
         </w:tc>
@@ -91,7 +91,7 @@
                 <w:rFonts w:ascii="TimeNewRoman" w:hAnsi="TimeNewRoman"/>
                 <w:sz w:val="30"/>
               </w:rPr>
-              <w:t>845×4=3380</w:t>
+              <w:t>434×9=3906</w:t>
             </w:r>
           </w:p>
         </w:tc>
@@ -108,7 +108,7 @@
                 <w:rFonts w:ascii="TimeNewRoman" w:hAnsi="TimeNewRoman"/>
                 <w:sz w:val="30"/>
               </w:rPr>
-              <w:t>564×5=2820</w:t>
+              <w:t>422×9=3798</w:t>
             </w:r>
           </w:p>
         </w:tc>
@@ -223,7 +223,7 @@
                 <w:rFonts w:ascii="TimeNewRoman" w:hAnsi="TimeNewRoman"/>
                 <w:sz w:val="30"/>
               </w:rPr>
-              <w:t>779×4=3116</w:t>
+              <w:t>992×3=2976</w:t>
             </w:r>
           </w:p>
         </w:tc>
@@ -240,7 +240,7 @@
                 <w:rFonts w:ascii="TimeNewRoman" w:hAnsi="TimeNewRoman"/>
                 <w:sz w:val="30"/>
               </w:rPr>
-              <w:t>128×8=1024</w:t>
+              <w:t>948×6=5688</w:t>
             </w:r>
           </w:p>
         </w:tc>
@@ -257,7 +257,7 @@
                 <w:rFonts w:ascii="TimeNewRoman" w:hAnsi="TimeNewRoman"/>
                 <w:sz w:val="30"/>
               </w:rPr>
-              <w:t>649×8=5192</w:t>
+              <w:t>568×9=5112</w:t>
             </w:r>
           </w:p>
         </w:tc>
@@ -274,7 +274,7 @@
                 <w:rFonts w:ascii="TimeNewRoman" w:hAnsi="TimeNewRoman"/>
                 <w:sz w:val="30"/>
               </w:rPr>
-              <w:t>529×2=1058</w:t>
+              <w:t>167×6=1002</w:t>
             </w:r>
           </w:p>
         </w:tc>
@@ -291,7 +291,7 @@
                 <w:rFonts w:ascii="TimeNewRoman" w:hAnsi="TimeNewRoman"/>
                 <w:sz w:val="30"/>
               </w:rPr>
-              <w:t>473×3=1419</w:t>
+              <w:t>531×4=2124</w:t>
             </w:r>
           </w:p>
         </w:tc>
@@ -438,7 +438,7 @@
                 <w:rFonts w:ascii="TimeNewRoman" w:hAnsi="TimeNewRoman"/>
                 <w:sz w:val="30"/>
               </w:rPr>
-              <w:t>232×6=1392</w:t>
+              <w:t>878×9=7902</w:t>
             </w:r>
           </w:p>
         </w:tc>
@@ -455,7 +455,7 @@
                 <w:rFonts w:ascii="TimeNewRoman" w:hAnsi="TimeNewRoman"/>
                 <w:sz w:val="30"/>
               </w:rPr>
-              <w:t>439×2=878</w:t>
+              <w:t>751×2=1502</w:t>
             </w:r>
           </w:p>
         </w:tc>
@@ -472,7 +472,7 @@
                 <w:rFonts w:ascii="TimeNewRoman" w:hAnsi="TimeNewRoman"/>
                 <w:sz w:val="30"/>
               </w:rPr>
-              <w:t>846×6=5076</w:t>
+              <w:t>908×8=7264</w:t>
             </w:r>
           </w:p>
         </w:tc>
@@ -489,7 +489,7 @@
                 <w:rFonts w:ascii="TimeNewRoman" w:hAnsi="TimeNewRoman"/>
                 <w:sz w:val="30"/>
               </w:rPr>
-              <w:t>602×5=3010</w:t>
+              <w:t>408×2=816</w:t>
             </w:r>
           </w:p>
         </w:tc>
@@ -506,7 +506,7 @@
                 <w:rFonts w:ascii="TimeNewRoman" w:hAnsi="TimeNewRoman"/>
                 <w:sz w:val="30"/>
               </w:rPr>
-              <w:t>703×9=6327</w:t>
+              <w:t>590×3=1770</w:t>
             </w:r>
           </w:p>
         </w:tc>
@@ -653,7 +653,7 @@
                 <w:rFonts w:ascii="TimeNewRoman" w:hAnsi="TimeNewRoman"/>
                 <w:sz w:val="30"/>
               </w:rPr>
-              <w:t>907×3=2721</w:t>
+              <w:t>997×6=5982</w:t>
             </w:r>
           </w:p>
         </w:tc>
@@ -670,7 +670,7 @@
                 <w:rFonts w:ascii="TimeNewRoman" w:hAnsi="TimeNewRoman"/>
                 <w:sz w:val="30"/>
               </w:rPr>
-              <w:t>694×6=4164</w:t>
+              <w:t>107×9=963</w:t>
             </w:r>
           </w:p>
         </w:tc>
@@ -687,7 +687,7 @@
                 <w:rFonts w:ascii="TimeNewRoman" w:hAnsi="TimeNewRoman"/>
                 <w:sz w:val="30"/>
               </w:rPr>
-              <w:t>169×6=1014</w:t>
+              <w:t>786×8=6288</w:t>
             </w:r>
           </w:p>
         </w:tc>
@@ -704,7 +704,7 @@
                 <w:rFonts w:ascii="TimeNewRoman" w:hAnsi="TimeNewRoman"/>
                 <w:sz w:val="30"/>
               </w:rPr>
-              <w:t>289×3=867</w:t>
+              <w:t>969×2=1938</w:t>
             </w:r>
           </w:p>
         </w:tc>
@@ -721,7 +721,7 @@
                 <w:rFonts w:ascii="TimeNewRoman" w:hAnsi="TimeNewRoman"/>
                 <w:sz w:val="30"/>
               </w:rPr>
-              <w:t>143×6=858</w:t>
+              <w:t>355×2=710</w:t>
             </w:r>
           </w:p>
         </w:tc>
@@ -868,7 +868,7 @@
                 <w:rFonts w:ascii="TimeNewRoman" w:hAnsi="TimeNewRoman"/>
                 <w:sz w:val="30"/>
               </w:rPr>
-              <w:t>232×9=2088</w:t>
+              <w:t>269×2=538</w:t>
             </w:r>
           </w:p>
         </w:tc>
@@ -885,7 +885,7 @@
                 <w:rFonts w:ascii="TimeNewRoman" w:hAnsi="TimeNewRoman"/>
                 <w:sz w:val="30"/>
               </w:rPr>
-              <w:t>200×8=1600</w:t>
+              <w:t>349×2=698</w:t>
             </w:r>
           </w:p>
         </w:tc>
@@ -902,7 +902,7 @@
                 <w:rFonts w:ascii="TimeNewRoman" w:hAnsi="TimeNewRoman"/>
                 <w:sz w:val="30"/>
               </w:rPr>
-              <w:t>224×9=2016</w:t>
+              <w:t>115×4=460</w:t>
             </w:r>
           </w:p>
         </w:tc>
@@ -919,7 +919,7 @@
                 <w:rFonts w:ascii="TimeNewRoman" w:hAnsi="TimeNewRoman"/>
                 <w:sz w:val="30"/>
               </w:rPr>
-              <w:t>289×8=2312</w:t>
+              <w:t>955×8=7640</w:t>
             </w:r>
           </w:p>
         </w:tc>
@@ -936,7 +936,7 @@
                 <w:rFonts w:ascii="TimeNewRoman" w:hAnsi="TimeNewRoman"/>
                 <w:sz w:val="30"/>
               </w:rPr>
-              <w:t>711×5=3555</w:t>
+              <w:t>826×5=4130</w:t>
             </w:r>
           </w:p>
         </w:tc>

--- a/answers-of-three-digit_number_multiplied_by_one-digit_number.docx
+++ b/answers-of-three-digit_number_multiplied_by_one-digit_number.docx
@@ -40,7 +40,7 @@
                 <w:rFonts w:ascii="TimeNewRoman" w:hAnsi="TimeNewRoman"/>
                 <w:sz w:val="30"/>
               </w:rPr>
-              <w:t>651×5=3255</w:t>
+              <w:t>895×5=4475</w:t>
             </w:r>
           </w:p>
         </w:tc>
@@ -57,7 +57,7 @@
                 <w:rFonts w:ascii="TimeNewRoman" w:hAnsi="TimeNewRoman"/>
                 <w:sz w:val="30"/>
               </w:rPr>
-              <w:t>515×6=3090</w:t>
+              <w:t>962×9=8658</w:t>
             </w:r>
           </w:p>
         </w:tc>
@@ -74,7 +74,7 @@
                 <w:rFonts w:ascii="TimeNewRoman" w:hAnsi="TimeNewRoman"/>
                 <w:sz w:val="30"/>
               </w:rPr>
-              <w:t>750×7=5250</w:t>
+              <w:t>145×7=1015</w:t>
             </w:r>
           </w:p>
         </w:tc>
@@ -91,7 +91,7 @@
                 <w:rFonts w:ascii="TimeNewRoman" w:hAnsi="TimeNewRoman"/>
                 <w:sz w:val="30"/>
               </w:rPr>
-              <w:t>434×9=3906</w:t>
+              <w:t>705×5=3525</w:t>
             </w:r>
           </w:p>
         </w:tc>
@@ -108,7 +108,7 @@
                 <w:rFonts w:ascii="TimeNewRoman" w:hAnsi="TimeNewRoman"/>
                 <w:sz w:val="30"/>
               </w:rPr>
-              <w:t>422×9=3798</w:t>
+              <w:t>427×3=1281</w:t>
             </w:r>
           </w:p>
         </w:tc>
@@ -223,7 +223,7 @@
                 <w:rFonts w:ascii="TimeNewRoman" w:hAnsi="TimeNewRoman"/>
                 <w:sz w:val="30"/>
               </w:rPr>
-              <w:t>992×3=2976</w:t>
+              <w:t>625×7=4375</w:t>
             </w:r>
           </w:p>
         </w:tc>
@@ -240,7 +240,7 @@
                 <w:rFonts w:ascii="TimeNewRoman" w:hAnsi="TimeNewRoman"/>
                 <w:sz w:val="30"/>
               </w:rPr>
-              <w:t>948×6=5688</w:t>
+              <w:t>893×9=8037</w:t>
             </w:r>
           </w:p>
         </w:tc>
@@ -257,7 +257,7 @@
                 <w:rFonts w:ascii="TimeNewRoman" w:hAnsi="TimeNewRoman"/>
                 <w:sz w:val="30"/>
               </w:rPr>
-              <w:t>568×9=5112</w:t>
+              <w:t>721×9=6489</w:t>
             </w:r>
           </w:p>
         </w:tc>
@@ -274,7 +274,7 @@
                 <w:rFonts w:ascii="TimeNewRoman" w:hAnsi="TimeNewRoman"/>
                 <w:sz w:val="30"/>
               </w:rPr>
-              <w:t>167×6=1002</w:t>
+              <w:t>914×4=3656</w:t>
             </w:r>
           </w:p>
         </w:tc>
@@ -291,7 +291,7 @@
                 <w:rFonts w:ascii="TimeNewRoman" w:hAnsi="TimeNewRoman"/>
                 <w:sz w:val="30"/>
               </w:rPr>
-              <w:t>531×4=2124</w:t>
+              <w:t>468×5=2340</w:t>
             </w:r>
           </w:p>
         </w:tc>
@@ -438,7 +438,7 @@
                 <w:rFonts w:ascii="TimeNewRoman" w:hAnsi="TimeNewRoman"/>
                 <w:sz w:val="30"/>
               </w:rPr>
-              <w:t>878×9=7902</w:t>
+              <w:t>504×7=3528</w:t>
             </w:r>
           </w:p>
         </w:tc>
@@ -455,7 +455,7 @@
                 <w:rFonts w:ascii="TimeNewRoman" w:hAnsi="TimeNewRoman"/>
                 <w:sz w:val="30"/>
               </w:rPr>
-              <w:t>751×2=1502</w:t>
+              <w:t>330×9=2970</w:t>
             </w:r>
           </w:p>
         </w:tc>
@@ -472,7 +472,7 @@
                 <w:rFonts w:ascii="TimeNewRoman" w:hAnsi="TimeNewRoman"/>
                 <w:sz w:val="30"/>
               </w:rPr>
-              <w:t>908×8=7264</w:t>
+              <w:t>177×4=708</w:t>
             </w:r>
           </w:p>
         </w:tc>
@@ -489,7 +489,7 @@
                 <w:rFonts w:ascii="TimeNewRoman" w:hAnsi="TimeNewRoman"/>
                 <w:sz w:val="30"/>
               </w:rPr>
-              <w:t>408×2=816</w:t>
+              <w:t>892×2=1784</w:t>
             </w:r>
           </w:p>
         </w:tc>
@@ -506,7 +506,7 @@
                 <w:rFonts w:ascii="TimeNewRoman" w:hAnsi="TimeNewRoman"/>
                 <w:sz w:val="30"/>
               </w:rPr>
-              <w:t>590×3=1770</w:t>
+              <w:t>216×2=432</w:t>
             </w:r>
           </w:p>
         </w:tc>
@@ -653,7 +653,7 @@
                 <w:rFonts w:ascii="TimeNewRoman" w:hAnsi="TimeNewRoman"/>
                 <w:sz w:val="30"/>
               </w:rPr>
-              <w:t>997×6=5982</w:t>
+              <w:t>374×5=1870</w:t>
             </w:r>
           </w:p>
         </w:tc>
@@ -670,7 +670,7 @@
                 <w:rFonts w:ascii="TimeNewRoman" w:hAnsi="TimeNewRoman"/>
                 <w:sz w:val="30"/>
               </w:rPr>
-              <w:t>107×9=963</w:t>
+              <w:t>690×9=6210</w:t>
             </w:r>
           </w:p>
         </w:tc>
@@ -687,7 +687,7 @@
                 <w:rFonts w:ascii="TimeNewRoman" w:hAnsi="TimeNewRoman"/>
                 <w:sz w:val="30"/>
               </w:rPr>
-              <w:t>786×8=6288</w:t>
+              <w:t>984×9=8856</w:t>
             </w:r>
           </w:p>
         </w:tc>
@@ -704,7 +704,7 @@
                 <w:rFonts w:ascii="TimeNewRoman" w:hAnsi="TimeNewRoman"/>
                 <w:sz w:val="30"/>
               </w:rPr>
-              <w:t>969×2=1938</w:t>
+              <w:t>314×2=628</w:t>
             </w:r>
           </w:p>
         </w:tc>
@@ -721,7 +721,7 @@
                 <w:rFonts w:ascii="TimeNewRoman" w:hAnsi="TimeNewRoman"/>
                 <w:sz w:val="30"/>
               </w:rPr>
-              <w:t>355×2=710</w:t>
+              <w:t>863×6=5178</w:t>
             </w:r>
           </w:p>
         </w:tc>
@@ -868,7 +868,7 @@
                 <w:rFonts w:ascii="TimeNewRoman" w:hAnsi="TimeNewRoman"/>
                 <w:sz w:val="30"/>
               </w:rPr>
-              <w:t>269×2=538</w:t>
+              <w:t>477×9=4293</w:t>
             </w:r>
           </w:p>
         </w:tc>
@@ -885,7 +885,7 @@
                 <w:rFonts w:ascii="TimeNewRoman" w:hAnsi="TimeNewRoman"/>
                 <w:sz w:val="30"/>
               </w:rPr>
-              <w:t>349×2=698</w:t>
+              <w:t>687×5=3435</w:t>
             </w:r>
           </w:p>
         </w:tc>
@@ -902,7 +902,7 @@
                 <w:rFonts w:ascii="TimeNewRoman" w:hAnsi="TimeNewRoman"/>
                 <w:sz w:val="30"/>
               </w:rPr>
-              <w:t>115×4=460</w:t>
+              <w:t>197×4=788</w:t>
             </w:r>
           </w:p>
         </w:tc>
@@ -919,7 +919,7 @@
                 <w:rFonts w:ascii="TimeNewRoman" w:hAnsi="TimeNewRoman"/>
                 <w:sz w:val="30"/>
               </w:rPr>
-              <w:t>955×8=7640</w:t>
+              <w:t>450×3=1350</w:t>
             </w:r>
           </w:p>
         </w:tc>
@@ -936,7 +936,7 @@
                 <w:rFonts w:ascii="TimeNewRoman" w:hAnsi="TimeNewRoman"/>
                 <w:sz w:val="30"/>
               </w:rPr>
-              <w:t>826×5=4130</w:t>
+              <w:t>152×6=912</w:t>
             </w:r>
           </w:p>
         </w:tc>

--- a/answers-of-three-digit_number_multiplied_by_one-digit_number.docx
+++ b/answers-of-three-digit_number_multiplied_by_one-digit_number.docx
@@ -11,7 +11,7 @@
           <w:rFonts w:ascii="Arial" w:hAnsi="Arial"/>
           <w:sz w:val="30"/>
         </w:rPr>
-        <w:t>2026-10-01 Thursday</w:t>
+        <w:t>2026-10-02 Friday</w:t>
       </w:r>
     </w:p>
     <w:tbl>
@@ -40,7 +40,7 @@
                 <w:rFonts w:ascii="TimeNewRoman" w:hAnsi="TimeNewRoman"/>
                 <w:sz w:val="30"/>
               </w:rPr>
-              <w:t>895×5=4475</w:t>
+              <w:t>558×4=2232</w:t>
             </w:r>
           </w:p>
         </w:tc>
@@ -57,7 +57,7 @@
                 <w:rFonts w:ascii="TimeNewRoman" w:hAnsi="TimeNewRoman"/>
                 <w:sz w:val="30"/>
               </w:rPr>
-              <w:t>962×9=8658</w:t>
+              <w:t>767×9=6903</w:t>
             </w:r>
           </w:p>
         </w:tc>
@@ -74,7 +74,7 @@
                 <w:rFonts w:ascii="TimeNewRoman" w:hAnsi="TimeNewRoman"/>
                 <w:sz w:val="30"/>
               </w:rPr>
-              <w:t>145×7=1015</w:t>
+              <w:t>944×6=5664</w:t>
             </w:r>
           </w:p>
         </w:tc>
@@ -91,7 +91,7 @@
                 <w:rFonts w:ascii="TimeNewRoman" w:hAnsi="TimeNewRoman"/>
                 <w:sz w:val="30"/>
               </w:rPr>
-              <w:t>705×5=3525</w:t>
+              <w:t>765×2=1530</w:t>
             </w:r>
           </w:p>
         </w:tc>
@@ -108,7 +108,7 @@
                 <w:rFonts w:ascii="TimeNewRoman" w:hAnsi="TimeNewRoman"/>
                 <w:sz w:val="30"/>
               </w:rPr>
-              <w:t>427×3=1281</w:t>
+              <w:t>770×8=6160</w:t>
             </w:r>
           </w:p>
         </w:tc>
@@ -223,7 +223,7 @@
                 <w:rFonts w:ascii="TimeNewRoman" w:hAnsi="TimeNewRoman"/>
                 <w:sz w:val="30"/>
               </w:rPr>
-              <w:t>625×7=4375</w:t>
+              <w:t>883×6=5298</w:t>
             </w:r>
           </w:p>
         </w:tc>
@@ -240,7 +240,7 @@
                 <w:rFonts w:ascii="TimeNewRoman" w:hAnsi="TimeNewRoman"/>
                 <w:sz w:val="30"/>
               </w:rPr>
-              <w:t>893×9=8037</w:t>
+              <w:t>524×9=4716</w:t>
             </w:r>
           </w:p>
         </w:tc>
@@ -257,7 +257,7 @@
                 <w:rFonts w:ascii="TimeNewRoman" w:hAnsi="TimeNewRoman"/>
                 <w:sz w:val="30"/>
               </w:rPr>
-              <w:t>721×9=6489</w:t>
+              <w:t>478×5=2390</w:t>
             </w:r>
           </w:p>
         </w:tc>
@@ -274,7 +274,7 @@
                 <w:rFonts w:ascii="TimeNewRoman" w:hAnsi="TimeNewRoman"/>
                 <w:sz w:val="30"/>
               </w:rPr>
-              <w:t>914×4=3656</w:t>
+              <w:t>740×2=1480</w:t>
             </w:r>
           </w:p>
         </w:tc>
@@ -291,7 +291,7 @@
                 <w:rFonts w:ascii="TimeNewRoman" w:hAnsi="TimeNewRoman"/>
                 <w:sz w:val="30"/>
               </w:rPr>
-              <w:t>468×5=2340</w:t>
+              <w:t>918×4=3672</w:t>
             </w:r>
           </w:p>
         </w:tc>
@@ -438,7 +438,7 @@
                 <w:rFonts w:ascii="TimeNewRoman" w:hAnsi="TimeNewRoman"/>
                 <w:sz w:val="30"/>
               </w:rPr>
-              <w:t>504×7=3528</w:t>
+              <w:t>857×2=1714</w:t>
             </w:r>
           </w:p>
         </w:tc>
@@ -455,7 +455,7 @@
                 <w:rFonts w:ascii="TimeNewRoman" w:hAnsi="TimeNewRoman"/>
                 <w:sz w:val="30"/>
               </w:rPr>
-              <w:t>330×9=2970</w:t>
+              <w:t>878×6=5268</w:t>
             </w:r>
           </w:p>
         </w:tc>
@@ -472,7 +472,7 @@
                 <w:rFonts w:ascii="TimeNewRoman" w:hAnsi="TimeNewRoman"/>
                 <w:sz w:val="30"/>
               </w:rPr>
-              <w:t>177×4=708</w:t>
+              <w:t>184×9=1656</w:t>
             </w:r>
           </w:p>
         </w:tc>
@@ -489,7 +489,7 @@
                 <w:rFonts w:ascii="TimeNewRoman" w:hAnsi="TimeNewRoman"/>
                 <w:sz w:val="30"/>
               </w:rPr>
-              <w:t>892×2=1784</w:t>
+              <w:t>273×9=2457</w:t>
             </w:r>
           </w:p>
         </w:tc>
@@ -506,7 +506,7 @@
                 <w:rFonts w:ascii="TimeNewRoman" w:hAnsi="TimeNewRoman"/>
                 <w:sz w:val="30"/>
               </w:rPr>
-              <w:t>216×2=432</w:t>
+              <w:t>756×3=2268</w:t>
             </w:r>
           </w:p>
         </w:tc>
@@ -653,7 +653,7 @@
                 <w:rFonts w:ascii="TimeNewRoman" w:hAnsi="TimeNewRoman"/>
                 <w:sz w:val="30"/>
               </w:rPr>
-              <w:t>374×5=1870</w:t>
+              <w:t>664×3=1992</w:t>
             </w:r>
           </w:p>
         </w:tc>
@@ -670,7 +670,7 @@
                 <w:rFonts w:ascii="TimeNewRoman" w:hAnsi="TimeNewRoman"/>
                 <w:sz w:val="30"/>
               </w:rPr>
-              <w:t>690×9=6210</w:t>
+              <w:t>570×2=1140</w:t>
             </w:r>
           </w:p>
         </w:tc>
@@ -687,7 +687,7 @@
                 <w:rFonts w:ascii="TimeNewRoman" w:hAnsi="TimeNewRoman"/>
                 <w:sz w:val="30"/>
               </w:rPr>
-              <w:t>984×9=8856</w:t>
+              <w:t>625×3=1875</w:t>
             </w:r>
           </w:p>
         </w:tc>
@@ -704,7 +704,7 @@
                 <w:rFonts w:ascii="TimeNewRoman" w:hAnsi="TimeNewRoman"/>
                 <w:sz w:val="30"/>
               </w:rPr>
-              <w:t>314×2=628</w:t>
+              <w:t>506×7=3542</w:t>
             </w:r>
           </w:p>
         </w:tc>
@@ -721,7 +721,7 @@
                 <w:rFonts w:ascii="TimeNewRoman" w:hAnsi="TimeNewRoman"/>
                 <w:sz w:val="30"/>
               </w:rPr>
-              <w:t>863×6=5178</w:t>
+              <w:t>621×3=1863</w:t>
             </w:r>
           </w:p>
         </w:tc>
@@ -868,7 +868,7 @@
                 <w:rFonts w:ascii="TimeNewRoman" w:hAnsi="TimeNewRoman"/>
                 <w:sz w:val="30"/>
               </w:rPr>
-              <w:t>477×9=4293</w:t>
+              <w:t>314×4=1256</w:t>
             </w:r>
           </w:p>
         </w:tc>
@@ -885,7 +885,7 @@
                 <w:rFonts w:ascii="TimeNewRoman" w:hAnsi="TimeNewRoman"/>
                 <w:sz w:val="30"/>
               </w:rPr>
-              <w:t>687×5=3435</w:t>
+              <w:t>739×3=2217</w:t>
             </w:r>
           </w:p>
         </w:tc>
@@ -902,7 +902,7 @@
                 <w:rFonts w:ascii="TimeNewRoman" w:hAnsi="TimeNewRoman"/>
                 <w:sz w:val="30"/>
               </w:rPr>
-              <w:t>197×4=788</w:t>
+              <w:t>459×4=1836</w:t>
             </w:r>
           </w:p>
         </w:tc>
@@ -919,7 +919,7 @@
                 <w:rFonts w:ascii="TimeNewRoman" w:hAnsi="TimeNewRoman"/>
                 <w:sz w:val="30"/>
               </w:rPr>
-              <w:t>450×3=1350</w:t>
+              <w:t>964×2=1928</w:t>
             </w:r>
           </w:p>
         </w:tc>
@@ -936,7 +936,7 @@
                 <w:rFonts w:ascii="TimeNewRoman" w:hAnsi="TimeNewRoman"/>
                 <w:sz w:val="30"/>
               </w:rPr>
-              <w:t>152×6=912</w:t>
+              <w:t>522×7=3654</w:t>
             </w:r>
           </w:p>
         </w:tc>

--- a/answers-of-three-digit_number_multiplied_by_one-digit_number.docx
+++ b/answers-of-three-digit_number_multiplied_by_one-digit_number.docx
@@ -40,7 +40,7 @@
                 <w:rFonts w:ascii="TimeNewRoman" w:hAnsi="TimeNewRoman"/>
                 <w:sz w:val="30"/>
               </w:rPr>
-              <w:t>558×4=2232</w:t>
+              <w:t>505×4=2020</w:t>
             </w:r>
           </w:p>
         </w:tc>
@@ -57,7 +57,7 @@
                 <w:rFonts w:ascii="TimeNewRoman" w:hAnsi="TimeNewRoman"/>
                 <w:sz w:val="30"/>
               </w:rPr>
-              <w:t>767×9=6903</w:t>
+              <w:t>909×5=4545</w:t>
             </w:r>
           </w:p>
         </w:tc>
@@ -74,7 +74,7 @@
                 <w:rFonts w:ascii="TimeNewRoman" w:hAnsi="TimeNewRoman"/>
                 <w:sz w:val="30"/>
               </w:rPr>
-              <w:t>944×6=5664</w:t>
+              <w:t>490×7=3430</w:t>
             </w:r>
           </w:p>
         </w:tc>
@@ -91,7 +91,7 @@
                 <w:rFonts w:ascii="TimeNewRoman" w:hAnsi="TimeNewRoman"/>
                 <w:sz w:val="30"/>
               </w:rPr>
-              <w:t>765×2=1530</w:t>
+              <w:t>240×4=960</w:t>
             </w:r>
           </w:p>
         </w:tc>
@@ -108,7 +108,7 @@
                 <w:rFonts w:ascii="TimeNewRoman" w:hAnsi="TimeNewRoman"/>
                 <w:sz w:val="30"/>
               </w:rPr>
-              <w:t>770×8=6160</w:t>
+              <w:t>270×8=2160</w:t>
             </w:r>
           </w:p>
         </w:tc>
@@ -223,7 +223,7 @@
                 <w:rFonts w:ascii="TimeNewRoman" w:hAnsi="TimeNewRoman"/>
                 <w:sz w:val="30"/>
               </w:rPr>
-              <w:t>883×6=5298</w:t>
+              <w:t>120×2=240</w:t>
             </w:r>
           </w:p>
         </w:tc>
@@ -240,7 +240,7 @@
                 <w:rFonts w:ascii="TimeNewRoman" w:hAnsi="TimeNewRoman"/>
                 <w:sz w:val="30"/>
               </w:rPr>
-              <w:t>524×9=4716</w:t>
+              <w:t>299×9=2691</w:t>
             </w:r>
           </w:p>
         </w:tc>
@@ -257,7 +257,7 @@
                 <w:rFonts w:ascii="TimeNewRoman" w:hAnsi="TimeNewRoman"/>
                 <w:sz w:val="30"/>
               </w:rPr>
-              <w:t>478×5=2390</w:t>
+              <w:t>324×8=2592</w:t>
             </w:r>
           </w:p>
         </w:tc>
@@ -274,7 +274,7 @@
                 <w:rFonts w:ascii="TimeNewRoman" w:hAnsi="TimeNewRoman"/>
                 <w:sz w:val="30"/>
               </w:rPr>
-              <w:t>740×2=1480</w:t>
+              <w:t>317×4=1268</w:t>
             </w:r>
           </w:p>
         </w:tc>
@@ -291,7 +291,7 @@
                 <w:rFonts w:ascii="TimeNewRoman" w:hAnsi="TimeNewRoman"/>
                 <w:sz w:val="30"/>
               </w:rPr>
-              <w:t>918×4=3672</w:t>
+              <w:t>689×7=4823</w:t>
             </w:r>
           </w:p>
         </w:tc>
@@ -438,7 +438,7 @@
                 <w:rFonts w:ascii="TimeNewRoman" w:hAnsi="TimeNewRoman"/>
                 <w:sz w:val="30"/>
               </w:rPr>
-              <w:t>857×2=1714</w:t>
+              <w:t>845×2=1690</w:t>
             </w:r>
           </w:p>
         </w:tc>
@@ -455,7 +455,7 @@
                 <w:rFonts w:ascii="TimeNewRoman" w:hAnsi="TimeNewRoman"/>
                 <w:sz w:val="30"/>
               </w:rPr>
-              <w:t>878×6=5268</w:t>
+              <w:t>347×3=1041</w:t>
             </w:r>
           </w:p>
         </w:tc>
@@ -472,7 +472,7 @@
                 <w:rFonts w:ascii="TimeNewRoman" w:hAnsi="TimeNewRoman"/>
                 <w:sz w:val="30"/>
               </w:rPr>
-              <w:t>184×9=1656</w:t>
+              <w:t>222×7=1554</w:t>
             </w:r>
           </w:p>
         </w:tc>
@@ -489,7 +489,7 @@
                 <w:rFonts w:ascii="TimeNewRoman" w:hAnsi="TimeNewRoman"/>
                 <w:sz w:val="30"/>
               </w:rPr>
-              <w:t>273×9=2457</w:t>
+              <w:t>119×2=238</w:t>
             </w:r>
           </w:p>
         </w:tc>
@@ -506,7 +506,7 @@
                 <w:rFonts w:ascii="TimeNewRoman" w:hAnsi="TimeNewRoman"/>
                 <w:sz w:val="30"/>
               </w:rPr>
-              <w:t>756×3=2268</w:t>
+              <w:t>218×3=654</w:t>
             </w:r>
           </w:p>
         </w:tc>
@@ -653,7 +653,7 @@
                 <w:rFonts w:ascii="TimeNewRoman" w:hAnsi="TimeNewRoman"/>
                 <w:sz w:val="30"/>
               </w:rPr>
-              <w:t>664×3=1992</w:t>
+              <w:t>885×9=7965</w:t>
             </w:r>
           </w:p>
         </w:tc>
@@ -670,7 +670,7 @@
                 <w:rFonts w:ascii="TimeNewRoman" w:hAnsi="TimeNewRoman"/>
                 <w:sz w:val="30"/>
               </w:rPr>
-              <w:t>570×2=1140</w:t>
+              <w:t>399×8=3192</w:t>
             </w:r>
           </w:p>
         </w:tc>
@@ -687,7 +687,7 @@
                 <w:rFonts w:ascii="TimeNewRoman" w:hAnsi="TimeNewRoman"/>
                 <w:sz w:val="30"/>
               </w:rPr>
-              <w:t>625×3=1875</w:t>
+              <w:t>416×3=1248</w:t>
             </w:r>
           </w:p>
         </w:tc>
@@ -704,7 +704,7 @@
                 <w:rFonts w:ascii="TimeNewRoman" w:hAnsi="TimeNewRoman"/>
                 <w:sz w:val="30"/>
               </w:rPr>
-              <w:t>506×7=3542</w:t>
+              <w:t>708×9=6372</w:t>
             </w:r>
           </w:p>
         </w:tc>
@@ -721,7 +721,7 @@
                 <w:rFonts w:ascii="TimeNewRoman" w:hAnsi="TimeNewRoman"/>
                 <w:sz w:val="30"/>
               </w:rPr>
-              <w:t>621×3=1863</w:t>
+              <w:t>712×4=2848</w:t>
             </w:r>
           </w:p>
         </w:tc>
@@ -868,7 +868,7 @@
                 <w:rFonts w:ascii="TimeNewRoman" w:hAnsi="TimeNewRoman"/>
                 <w:sz w:val="30"/>
               </w:rPr>
-              <w:t>314×4=1256</w:t>
+              <w:t>508×2=1016</w:t>
             </w:r>
           </w:p>
         </w:tc>
@@ -885,7 +885,7 @@
                 <w:rFonts w:ascii="TimeNewRoman" w:hAnsi="TimeNewRoman"/>
                 <w:sz w:val="30"/>
               </w:rPr>
-              <w:t>739×3=2217</w:t>
+              <w:t>183×9=1647</w:t>
             </w:r>
           </w:p>
         </w:tc>
@@ -902,7 +902,7 @@
                 <w:rFonts w:ascii="TimeNewRoman" w:hAnsi="TimeNewRoman"/>
                 <w:sz w:val="30"/>
               </w:rPr>
-              <w:t>459×4=1836</w:t>
+              <w:t>329×3=987</w:t>
             </w:r>
           </w:p>
         </w:tc>
@@ -919,7 +919,7 @@
                 <w:rFonts w:ascii="TimeNewRoman" w:hAnsi="TimeNewRoman"/>
                 <w:sz w:val="30"/>
               </w:rPr>
-              <w:t>964×2=1928</w:t>
+              <w:t>488×5=2440</w:t>
             </w:r>
           </w:p>
         </w:tc>
@@ -936,7 +936,7 @@
                 <w:rFonts w:ascii="TimeNewRoman" w:hAnsi="TimeNewRoman"/>
                 <w:sz w:val="30"/>
               </w:rPr>
-              <w:t>522×7=3654</w:t>
+              <w:t>704×7=4928</w:t>
             </w:r>
           </w:p>
         </w:tc>

--- a/answers-of-three-digit_number_multiplied_by_one-digit_number.docx
+++ b/answers-of-three-digit_number_multiplied_by_one-digit_number.docx
@@ -11,7 +11,7 @@
           <w:rFonts w:ascii="Arial" w:hAnsi="Arial"/>
           <w:sz w:val="30"/>
         </w:rPr>
-        <w:t>2026-10-02 Friday</w:t>
+        <w:t>2026-10-03 Saturday</w:t>
       </w:r>
     </w:p>
     <w:tbl>
@@ -40,7 +40,7 @@
                 <w:rFonts w:ascii="TimeNewRoman" w:hAnsi="TimeNewRoman"/>
                 <w:sz w:val="30"/>
               </w:rPr>
-              <w:t>505×4=2020</w:t>
+              <w:t>504×4=2016</w:t>
             </w:r>
           </w:p>
         </w:tc>
@@ -57,7 +57,7 @@
                 <w:rFonts w:ascii="TimeNewRoman" w:hAnsi="TimeNewRoman"/>
                 <w:sz w:val="30"/>
               </w:rPr>
-              <w:t>909×5=4545</w:t>
+              <w:t>514×5=2570</w:t>
             </w:r>
           </w:p>
         </w:tc>
@@ -74,7 +74,7 @@
                 <w:rFonts w:ascii="TimeNewRoman" w:hAnsi="TimeNewRoman"/>
                 <w:sz w:val="30"/>
               </w:rPr>
-              <w:t>490×7=3430</w:t>
+              <w:t>705×8=5640</w:t>
             </w:r>
           </w:p>
         </w:tc>
@@ -91,7 +91,7 @@
                 <w:rFonts w:ascii="TimeNewRoman" w:hAnsi="TimeNewRoman"/>
                 <w:sz w:val="30"/>
               </w:rPr>
-              <w:t>240×4=960</w:t>
+              <w:t>887×6=5322</w:t>
             </w:r>
           </w:p>
         </w:tc>
@@ -108,7 +108,7 @@
                 <w:rFonts w:ascii="TimeNewRoman" w:hAnsi="TimeNewRoman"/>
                 <w:sz w:val="30"/>
               </w:rPr>
-              <w:t>270×8=2160</w:t>
+              <w:t>361×5=1805</w:t>
             </w:r>
           </w:p>
         </w:tc>
@@ -223,7 +223,7 @@
                 <w:rFonts w:ascii="TimeNewRoman" w:hAnsi="TimeNewRoman"/>
                 <w:sz w:val="30"/>
               </w:rPr>
-              <w:t>120×2=240</w:t>
+              <w:t>605×8=4840</w:t>
             </w:r>
           </w:p>
         </w:tc>
@@ -240,7 +240,7 @@
                 <w:rFonts w:ascii="TimeNewRoman" w:hAnsi="TimeNewRoman"/>
                 <w:sz w:val="30"/>
               </w:rPr>
-              <w:t>299×9=2691</w:t>
+              <w:t>961×9=8649</w:t>
             </w:r>
           </w:p>
         </w:tc>
@@ -257,7 +257,7 @@
                 <w:rFonts w:ascii="TimeNewRoman" w:hAnsi="TimeNewRoman"/>
                 <w:sz w:val="30"/>
               </w:rPr>
-              <w:t>324×8=2592</w:t>
+              <w:t>842×8=6736</w:t>
             </w:r>
           </w:p>
         </w:tc>
@@ -274,7 +274,7 @@
                 <w:rFonts w:ascii="TimeNewRoman" w:hAnsi="TimeNewRoman"/>
                 <w:sz w:val="30"/>
               </w:rPr>
-              <w:t>317×4=1268</w:t>
+              <w:t>794×9=7146</w:t>
             </w:r>
           </w:p>
         </w:tc>
@@ -291,7 +291,7 @@
                 <w:rFonts w:ascii="TimeNewRoman" w:hAnsi="TimeNewRoman"/>
                 <w:sz w:val="30"/>
               </w:rPr>
-              <w:t>689×7=4823</w:t>
+              <w:t>262×8=2096</w:t>
             </w:r>
           </w:p>
         </w:tc>
@@ -438,7 +438,7 @@
                 <w:rFonts w:ascii="TimeNewRoman" w:hAnsi="TimeNewRoman"/>
                 <w:sz w:val="30"/>
               </w:rPr>
-              <w:t>845×2=1690</w:t>
+              <w:t>564×2=1128</w:t>
             </w:r>
           </w:p>
         </w:tc>
@@ -455,7 +455,7 @@
                 <w:rFonts w:ascii="TimeNewRoman" w:hAnsi="TimeNewRoman"/>
                 <w:sz w:val="30"/>
               </w:rPr>
-              <w:t>347×3=1041</w:t>
+              <w:t>839×3=2517</w:t>
             </w:r>
           </w:p>
         </w:tc>
@@ -472,7 +472,7 @@
                 <w:rFonts w:ascii="TimeNewRoman" w:hAnsi="TimeNewRoman"/>
                 <w:sz w:val="30"/>
               </w:rPr>
-              <w:t>222×7=1554</w:t>
+              <w:t>157×2=314</w:t>
             </w:r>
           </w:p>
         </w:tc>
@@ -489,7 +489,7 @@
                 <w:rFonts w:ascii="TimeNewRoman" w:hAnsi="TimeNewRoman"/>
                 <w:sz w:val="30"/>
               </w:rPr>
-              <w:t>119×2=238</w:t>
+              <w:t>240×7=1680</w:t>
             </w:r>
           </w:p>
         </w:tc>
@@ -506,7 +506,7 @@
                 <w:rFonts w:ascii="TimeNewRoman" w:hAnsi="TimeNewRoman"/>
                 <w:sz w:val="30"/>
               </w:rPr>
-              <w:t>218×3=654</w:t>
+              <w:t>306×6=1836</w:t>
             </w:r>
           </w:p>
         </w:tc>
@@ -653,7 +653,7 @@
                 <w:rFonts w:ascii="TimeNewRoman" w:hAnsi="TimeNewRoman"/>
                 <w:sz w:val="30"/>
               </w:rPr>
-              <w:t>885×9=7965</w:t>
+              <w:t>440×2=880</w:t>
             </w:r>
           </w:p>
         </w:tc>
@@ -670,7 +670,7 @@
                 <w:rFonts w:ascii="TimeNewRoman" w:hAnsi="TimeNewRoman"/>
                 <w:sz w:val="30"/>
               </w:rPr>
-              <w:t>399×8=3192</w:t>
+              <w:t>732×2=1464</w:t>
             </w:r>
           </w:p>
         </w:tc>
@@ -687,7 +687,7 @@
                 <w:rFonts w:ascii="TimeNewRoman" w:hAnsi="TimeNewRoman"/>
                 <w:sz w:val="30"/>
               </w:rPr>
-              <w:t>416×3=1248</w:t>
+              <w:t>295×3=885</w:t>
             </w:r>
           </w:p>
         </w:tc>
@@ -704,7 +704,7 @@
                 <w:rFonts w:ascii="TimeNewRoman" w:hAnsi="TimeNewRoman"/>
                 <w:sz w:val="30"/>
               </w:rPr>
-              <w:t>708×9=6372</w:t>
+              <w:t>188×9=1692</w:t>
             </w:r>
           </w:p>
         </w:tc>
@@ -721,7 +721,7 @@
                 <w:rFonts w:ascii="TimeNewRoman" w:hAnsi="TimeNewRoman"/>
                 <w:sz w:val="30"/>
               </w:rPr>
-              <w:t>712×4=2848</w:t>
+              <w:t>851×7=5957</w:t>
             </w:r>
           </w:p>
         </w:tc>
@@ -868,7 +868,7 @@
                 <w:rFonts w:ascii="TimeNewRoman" w:hAnsi="TimeNewRoman"/>
                 <w:sz w:val="30"/>
               </w:rPr>
-              <w:t>508×2=1016</w:t>
+              <w:t>756×6=4536</w:t>
             </w:r>
           </w:p>
         </w:tc>
@@ -885,7 +885,7 @@
                 <w:rFonts w:ascii="TimeNewRoman" w:hAnsi="TimeNewRoman"/>
                 <w:sz w:val="30"/>
               </w:rPr>
-              <w:t>183×9=1647</w:t>
+              <w:t>548×2=1096</w:t>
             </w:r>
           </w:p>
         </w:tc>
@@ -902,7 +902,7 @@
                 <w:rFonts w:ascii="TimeNewRoman" w:hAnsi="TimeNewRoman"/>
                 <w:sz w:val="30"/>
               </w:rPr>
-              <w:t>329×3=987</w:t>
+              <w:t>971×2=1942</w:t>
             </w:r>
           </w:p>
         </w:tc>
@@ -919,7 +919,7 @@
                 <w:rFonts w:ascii="TimeNewRoman" w:hAnsi="TimeNewRoman"/>
                 <w:sz w:val="30"/>
               </w:rPr>
-              <w:t>488×5=2440</w:t>
+              <w:t>344×4=1376</w:t>
             </w:r>
           </w:p>
         </w:tc>
@@ -936,7 +936,7 @@
                 <w:rFonts w:ascii="TimeNewRoman" w:hAnsi="TimeNewRoman"/>
                 <w:sz w:val="30"/>
               </w:rPr>
-              <w:t>704×7=4928</w:t>
+              <w:t>409×5=2045</w:t>
             </w:r>
           </w:p>
         </w:tc>

--- a/answers-of-three-digit_number_multiplied_by_one-digit_number.docx
+++ b/answers-of-three-digit_number_multiplied_by_one-digit_number.docx
@@ -40,7 +40,7 @@
                 <w:rFonts w:ascii="TimeNewRoman" w:hAnsi="TimeNewRoman"/>
                 <w:sz w:val="30"/>
               </w:rPr>
-              <w:t>504×4=2016</w:t>
+              <w:t>184×2=368</w:t>
             </w:r>
           </w:p>
         </w:tc>
@@ -57,7 +57,7 @@
                 <w:rFonts w:ascii="TimeNewRoman" w:hAnsi="TimeNewRoman"/>
                 <w:sz w:val="30"/>
               </w:rPr>
-              <w:t>514×5=2570</w:t>
+              <w:t>762×6=4572</w:t>
             </w:r>
           </w:p>
         </w:tc>
@@ -74,7 +74,7 @@
                 <w:rFonts w:ascii="TimeNewRoman" w:hAnsi="TimeNewRoman"/>
                 <w:sz w:val="30"/>
               </w:rPr>
-              <w:t>705×8=5640</w:t>
+              <w:t>143×3=429</w:t>
             </w:r>
           </w:p>
         </w:tc>
@@ -91,7 +91,7 @@
                 <w:rFonts w:ascii="TimeNewRoman" w:hAnsi="TimeNewRoman"/>
                 <w:sz w:val="30"/>
               </w:rPr>
-              <w:t>887×6=5322</w:t>
+              <w:t>738×4=2952</w:t>
             </w:r>
           </w:p>
         </w:tc>
@@ -108,7 +108,7 @@
                 <w:rFonts w:ascii="TimeNewRoman" w:hAnsi="TimeNewRoman"/>
                 <w:sz w:val="30"/>
               </w:rPr>
-              <w:t>361×5=1805</w:t>
+              <w:t>864×8=6912</w:t>
             </w:r>
           </w:p>
         </w:tc>
@@ -223,7 +223,7 @@
                 <w:rFonts w:ascii="TimeNewRoman" w:hAnsi="TimeNewRoman"/>
                 <w:sz w:val="30"/>
               </w:rPr>
-              <w:t>605×8=4840</w:t>
+              <w:t>941×2=1882</w:t>
             </w:r>
           </w:p>
         </w:tc>
@@ -240,7 +240,7 @@
                 <w:rFonts w:ascii="TimeNewRoman" w:hAnsi="TimeNewRoman"/>
                 <w:sz w:val="30"/>
               </w:rPr>
-              <w:t>961×9=8649</w:t>
+              <w:t>719×9=6471</w:t>
             </w:r>
           </w:p>
         </w:tc>
@@ -257,7 +257,7 @@
                 <w:rFonts w:ascii="TimeNewRoman" w:hAnsi="TimeNewRoman"/>
                 <w:sz w:val="30"/>
               </w:rPr>
-              <w:t>842×8=6736</w:t>
+              <w:t>959×6=5754</w:t>
             </w:r>
           </w:p>
         </w:tc>
@@ -274,7 +274,7 @@
                 <w:rFonts w:ascii="TimeNewRoman" w:hAnsi="TimeNewRoman"/>
                 <w:sz w:val="30"/>
               </w:rPr>
-              <w:t>794×9=7146</w:t>
+              <w:t>133×6=798</w:t>
             </w:r>
           </w:p>
         </w:tc>
@@ -291,7 +291,7 @@
                 <w:rFonts w:ascii="TimeNewRoman" w:hAnsi="TimeNewRoman"/>
                 <w:sz w:val="30"/>
               </w:rPr>
-              <w:t>262×8=2096</w:t>
+              <w:t>102×3=306</w:t>
             </w:r>
           </w:p>
         </w:tc>
@@ -438,7 +438,7 @@
                 <w:rFonts w:ascii="TimeNewRoman" w:hAnsi="TimeNewRoman"/>
                 <w:sz w:val="30"/>
               </w:rPr>
-              <w:t>564×2=1128</w:t>
+              <w:t>331×4=1324</w:t>
             </w:r>
           </w:p>
         </w:tc>
@@ -455,7 +455,7 @@
                 <w:rFonts w:ascii="TimeNewRoman" w:hAnsi="TimeNewRoman"/>
                 <w:sz w:val="30"/>
               </w:rPr>
-              <w:t>839×3=2517</w:t>
+              <w:t>738×9=6642</w:t>
             </w:r>
           </w:p>
         </w:tc>
@@ -472,7 +472,7 @@
                 <w:rFonts w:ascii="TimeNewRoman" w:hAnsi="TimeNewRoman"/>
                 <w:sz w:val="30"/>
               </w:rPr>
-              <w:t>157×2=314</w:t>
+              <w:t>949×9=8541</w:t>
             </w:r>
           </w:p>
         </w:tc>
@@ -489,7 +489,7 @@
                 <w:rFonts w:ascii="TimeNewRoman" w:hAnsi="TimeNewRoman"/>
                 <w:sz w:val="30"/>
               </w:rPr>
-              <w:t>240×7=1680</w:t>
+              <w:t>514×2=1028</w:t>
             </w:r>
           </w:p>
         </w:tc>
@@ -506,7 +506,7 @@
                 <w:rFonts w:ascii="TimeNewRoman" w:hAnsi="TimeNewRoman"/>
                 <w:sz w:val="30"/>
               </w:rPr>
-              <w:t>306×6=1836</w:t>
+              <w:t>687×9=6183</w:t>
             </w:r>
           </w:p>
         </w:tc>
@@ -653,7 +653,7 @@
                 <w:rFonts w:ascii="TimeNewRoman" w:hAnsi="TimeNewRoman"/>
                 <w:sz w:val="30"/>
               </w:rPr>
-              <w:t>440×2=880</w:t>
+              <w:t>389×7=2723</w:t>
             </w:r>
           </w:p>
         </w:tc>
@@ -670,7 +670,7 @@
                 <w:rFonts w:ascii="TimeNewRoman" w:hAnsi="TimeNewRoman"/>
                 <w:sz w:val="30"/>
               </w:rPr>
-              <w:t>732×2=1464</w:t>
+              <w:t>960×4=3840</w:t>
             </w:r>
           </w:p>
         </w:tc>
@@ -687,7 +687,7 @@
                 <w:rFonts w:ascii="TimeNewRoman" w:hAnsi="TimeNewRoman"/>
                 <w:sz w:val="30"/>
               </w:rPr>
-              <w:t>295×3=885</w:t>
+              <w:t>779×2=1558</w:t>
             </w:r>
           </w:p>
         </w:tc>
@@ -704,7 +704,7 @@
                 <w:rFonts w:ascii="TimeNewRoman" w:hAnsi="TimeNewRoman"/>
                 <w:sz w:val="30"/>
               </w:rPr>
-              <w:t>188×9=1692</w:t>
+              <w:t>792×3=2376</w:t>
             </w:r>
           </w:p>
         </w:tc>
@@ -721,7 +721,7 @@
                 <w:rFonts w:ascii="TimeNewRoman" w:hAnsi="TimeNewRoman"/>
                 <w:sz w:val="30"/>
               </w:rPr>
-              <w:t>851×7=5957</w:t>
+              <w:t>994×5=4970</w:t>
             </w:r>
           </w:p>
         </w:tc>
@@ -868,7 +868,7 @@
                 <w:rFonts w:ascii="TimeNewRoman" w:hAnsi="TimeNewRoman"/>
                 <w:sz w:val="30"/>
               </w:rPr>
-              <w:t>756×6=4536</w:t>
+              <w:t>570×4=2280</w:t>
             </w:r>
           </w:p>
         </w:tc>
@@ -885,7 +885,7 @@
                 <w:rFonts w:ascii="TimeNewRoman" w:hAnsi="TimeNewRoman"/>
                 <w:sz w:val="30"/>
               </w:rPr>
-              <w:t>548×2=1096</w:t>
+              <w:t>989×4=3956</w:t>
             </w:r>
           </w:p>
         </w:tc>
@@ -902,7 +902,7 @@
                 <w:rFonts w:ascii="TimeNewRoman" w:hAnsi="TimeNewRoman"/>
                 <w:sz w:val="30"/>
               </w:rPr>
-              <w:t>971×2=1942</w:t>
+              <w:t>827×5=4135</w:t>
             </w:r>
           </w:p>
         </w:tc>
@@ -919,7 +919,7 @@
                 <w:rFonts w:ascii="TimeNewRoman" w:hAnsi="TimeNewRoman"/>
                 <w:sz w:val="30"/>
               </w:rPr>
-              <w:t>344×4=1376</w:t>
+              <w:t>404×5=2020</w:t>
             </w:r>
           </w:p>
         </w:tc>
@@ -936,7 +936,7 @@
                 <w:rFonts w:ascii="TimeNewRoman" w:hAnsi="TimeNewRoman"/>
                 <w:sz w:val="30"/>
               </w:rPr>
-              <w:t>409×5=2045</w:t>
+              <w:t>201×6=1206</w:t>
             </w:r>
           </w:p>
         </w:tc>

--- a/answers-of-three-digit_number_multiplied_by_one-digit_number.docx
+++ b/answers-of-three-digit_number_multiplied_by_one-digit_number.docx
@@ -11,7 +11,7 @@
           <w:rFonts w:ascii="Arial" w:hAnsi="Arial"/>
           <w:sz w:val="30"/>
         </w:rPr>
-        <w:t>2026-10-03 Saturday</w:t>
+        <w:t>2026-10-04 Sunday</w:t>
       </w:r>
     </w:p>
     <w:tbl>
@@ -40,7 +40,7 @@
                 <w:rFonts w:ascii="TimeNewRoman" w:hAnsi="TimeNewRoman"/>
                 <w:sz w:val="30"/>
               </w:rPr>
-              <w:t>184×2=368</w:t>
+              <w:t>182×4=728</w:t>
             </w:r>
           </w:p>
         </w:tc>
@@ -57,7 +57,7 @@
                 <w:rFonts w:ascii="TimeNewRoman" w:hAnsi="TimeNewRoman"/>
                 <w:sz w:val="30"/>
               </w:rPr>
-              <w:t>762×6=4572</w:t>
+              <w:t>203×7=1421</w:t>
             </w:r>
           </w:p>
         </w:tc>
@@ -74,7 +74,7 @@
                 <w:rFonts w:ascii="TimeNewRoman" w:hAnsi="TimeNewRoman"/>
                 <w:sz w:val="30"/>
               </w:rPr>
-              <w:t>143×3=429</w:t>
+              <w:t>688×6=4128</w:t>
             </w:r>
           </w:p>
         </w:tc>
@@ -91,7 +91,7 @@
                 <w:rFonts w:ascii="TimeNewRoman" w:hAnsi="TimeNewRoman"/>
                 <w:sz w:val="30"/>
               </w:rPr>
-              <w:t>738×4=2952</w:t>
+              <w:t>690×3=2070</w:t>
             </w:r>
           </w:p>
         </w:tc>
@@ -108,7 +108,7 @@
                 <w:rFonts w:ascii="TimeNewRoman" w:hAnsi="TimeNewRoman"/>
                 <w:sz w:val="30"/>
               </w:rPr>
-              <w:t>864×8=6912</w:t>
+              <w:t>443×6=2658</w:t>
             </w:r>
           </w:p>
         </w:tc>
@@ -223,7 +223,7 @@
                 <w:rFonts w:ascii="TimeNewRoman" w:hAnsi="TimeNewRoman"/>
                 <w:sz w:val="30"/>
               </w:rPr>
-              <w:t>941×2=1882</w:t>
+              <w:t>573×6=3438</w:t>
             </w:r>
           </w:p>
         </w:tc>
@@ -240,7 +240,7 @@
                 <w:rFonts w:ascii="TimeNewRoman" w:hAnsi="TimeNewRoman"/>
                 <w:sz w:val="30"/>
               </w:rPr>
-              <w:t>719×9=6471</w:t>
+              <w:t>785×8=6280</w:t>
             </w:r>
           </w:p>
         </w:tc>
@@ -257,7 +257,7 @@
                 <w:rFonts w:ascii="TimeNewRoman" w:hAnsi="TimeNewRoman"/>
                 <w:sz w:val="30"/>
               </w:rPr>
-              <w:t>959×6=5754</w:t>
+              <w:t>191×8=1528</w:t>
             </w:r>
           </w:p>
         </w:tc>
@@ -274,7 +274,7 @@
                 <w:rFonts w:ascii="TimeNewRoman" w:hAnsi="TimeNewRoman"/>
                 <w:sz w:val="30"/>
               </w:rPr>
-              <w:t>133×6=798</w:t>
+              <w:t>762×5=3810</w:t>
             </w:r>
           </w:p>
         </w:tc>
@@ -291,7 +291,7 @@
                 <w:rFonts w:ascii="TimeNewRoman" w:hAnsi="TimeNewRoman"/>
                 <w:sz w:val="30"/>
               </w:rPr>
-              <w:t>102×3=306</w:t>
+              <w:t>399×6=2394</w:t>
             </w:r>
           </w:p>
         </w:tc>
@@ -438,7 +438,7 @@
                 <w:rFonts w:ascii="TimeNewRoman" w:hAnsi="TimeNewRoman"/>
                 <w:sz w:val="30"/>
               </w:rPr>
-              <w:t>331×4=1324</w:t>
+              <w:t>101×6=606</w:t>
             </w:r>
           </w:p>
         </w:tc>
@@ -455,7 +455,7 @@
                 <w:rFonts w:ascii="TimeNewRoman" w:hAnsi="TimeNewRoman"/>
                 <w:sz w:val="30"/>
               </w:rPr>
-              <w:t>738×9=6642</w:t>
+              <w:t>871×7=6097</w:t>
             </w:r>
           </w:p>
         </w:tc>
@@ -472,7 +472,7 @@
                 <w:rFonts w:ascii="TimeNewRoman" w:hAnsi="TimeNewRoman"/>
                 <w:sz w:val="30"/>
               </w:rPr>
-              <w:t>949×9=8541</w:t>
+              <w:t>365×6=2190</w:t>
             </w:r>
           </w:p>
         </w:tc>
@@ -489,7 +489,7 @@
                 <w:rFonts w:ascii="TimeNewRoman" w:hAnsi="TimeNewRoman"/>
                 <w:sz w:val="30"/>
               </w:rPr>
-              <w:t>514×2=1028</w:t>
+              <w:t>360×9=3240</w:t>
             </w:r>
           </w:p>
         </w:tc>
@@ -506,7 +506,7 @@
                 <w:rFonts w:ascii="TimeNewRoman" w:hAnsi="TimeNewRoman"/>
                 <w:sz w:val="30"/>
               </w:rPr>
-              <w:t>687×9=6183</w:t>
+              <w:t>139×3=417</w:t>
             </w:r>
           </w:p>
         </w:tc>
@@ -653,7 +653,7 @@
                 <w:rFonts w:ascii="TimeNewRoman" w:hAnsi="TimeNewRoman"/>
                 <w:sz w:val="30"/>
               </w:rPr>
-              <w:t>389×7=2723</w:t>
+              <w:t>756×3=2268</w:t>
             </w:r>
           </w:p>
         </w:tc>
@@ -670,7 +670,7 @@
                 <w:rFonts w:ascii="TimeNewRoman" w:hAnsi="TimeNewRoman"/>
                 <w:sz w:val="30"/>
               </w:rPr>
-              <w:t>960×4=3840</w:t>
+              <w:t>781×3=2343</w:t>
             </w:r>
           </w:p>
         </w:tc>
@@ -687,7 +687,7 @@
                 <w:rFonts w:ascii="TimeNewRoman" w:hAnsi="TimeNewRoman"/>
                 <w:sz w:val="30"/>
               </w:rPr>
-              <w:t>779×2=1558</w:t>
+              <w:t>499×3=1497</w:t>
             </w:r>
           </w:p>
         </w:tc>
@@ -704,7 +704,7 @@
                 <w:rFonts w:ascii="TimeNewRoman" w:hAnsi="TimeNewRoman"/>
                 <w:sz w:val="30"/>
               </w:rPr>
-              <w:t>792×3=2376</w:t>
+              <w:t>569×2=1138</w:t>
             </w:r>
           </w:p>
         </w:tc>
@@ -721,7 +721,7 @@
                 <w:rFonts w:ascii="TimeNewRoman" w:hAnsi="TimeNewRoman"/>
                 <w:sz w:val="30"/>
               </w:rPr>
-              <w:t>994×5=4970</w:t>
+              <w:t>351×6=2106</w:t>
             </w:r>
           </w:p>
         </w:tc>
@@ -868,7 +868,7 @@
                 <w:rFonts w:ascii="TimeNewRoman" w:hAnsi="TimeNewRoman"/>
                 <w:sz w:val="30"/>
               </w:rPr>
-              <w:t>570×4=2280</w:t>
+              <w:t>645×4=2580</w:t>
             </w:r>
           </w:p>
         </w:tc>
@@ -885,7 +885,7 @@
                 <w:rFonts w:ascii="TimeNewRoman" w:hAnsi="TimeNewRoman"/>
                 <w:sz w:val="30"/>
               </w:rPr>
-              <w:t>989×4=3956</w:t>
+              <w:t>593×4=2372</w:t>
             </w:r>
           </w:p>
         </w:tc>
@@ -902,7 +902,7 @@
                 <w:rFonts w:ascii="TimeNewRoman" w:hAnsi="TimeNewRoman"/>
                 <w:sz w:val="30"/>
               </w:rPr>
-              <w:t>827×5=4135</w:t>
+              <w:t>623×7=4361</w:t>
             </w:r>
           </w:p>
         </w:tc>
@@ -919,7 +919,7 @@
                 <w:rFonts w:ascii="TimeNewRoman" w:hAnsi="TimeNewRoman"/>
                 <w:sz w:val="30"/>
               </w:rPr>
-              <w:t>404×5=2020</w:t>
+              <w:t>123×8=984</w:t>
             </w:r>
           </w:p>
         </w:tc>
@@ -936,7 +936,7 @@
                 <w:rFonts w:ascii="TimeNewRoman" w:hAnsi="TimeNewRoman"/>
                 <w:sz w:val="30"/>
               </w:rPr>
-              <w:t>201×6=1206</w:t>
+              <w:t>466×4=1864</w:t>
             </w:r>
           </w:p>
         </w:tc>

--- a/answers-of-three-digit_number_multiplied_by_one-digit_number.docx
+++ b/answers-of-three-digit_number_multiplied_by_one-digit_number.docx
@@ -40,7 +40,7 @@
                 <w:rFonts w:ascii="TimeNewRoman" w:hAnsi="TimeNewRoman"/>
                 <w:sz w:val="30"/>
               </w:rPr>
-              <w:t>182×4=728</w:t>
+              <w:t>979×9=8811</w:t>
             </w:r>
           </w:p>
         </w:tc>
@@ -57,7 +57,7 @@
                 <w:rFonts w:ascii="TimeNewRoman" w:hAnsi="TimeNewRoman"/>
                 <w:sz w:val="30"/>
               </w:rPr>
-              <w:t>203×7=1421</w:t>
+              <w:t>670×4=2680</w:t>
             </w:r>
           </w:p>
         </w:tc>
@@ -74,7 +74,7 @@
                 <w:rFonts w:ascii="TimeNewRoman" w:hAnsi="TimeNewRoman"/>
                 <w:sz w:val="30"/>
               </w:rPr>
-              <w:t>688×6=4128</w:t>
+              <w:t>773×8=6184</w:t>
             </w:r>
           </w:p>
         </w:tc>
@@ -91,7 +91,7 @@
                 <w:rFonts w:ascii="TimeNewRoman" w:hAnsi="TimeNewRoman"/>
                 <w:sz w:val="30"/>
               </w:rPr>
-              <w:t>690×3=2070</w:t>
+              <w:t>257×3=771</w:t>
             </w:r>
           </w:p>
         </w:tc>
@@ -108,7 +108,7 @@
                 <w:rFonts w:ascii="TimeNewRoman" w:hAnsi="TimeNewRoman"/>
                 <w:sz w:val="30"/>
               </w:rPr>
-              <w:t>443×6=2658</w:t>
+              <w:t>583×9=5247</w:t>
             </w:r>
           </w:p>
         </w:tc>
@@ -223,7 +223,7 @@
                 <w:rFonts w:ascii="TimeNewRoman" w:hAnsi="TimeNewRoman"/>
                 <w:sz w:val="30"/>
               </w:rPr>
-              <w:t>573×6=3438</w:t>
+              <w:t>899×8=7192</w:t>
             </w:r>
           </w:p>
         </w:tc>
@@ -240,7 +240,7 @@
                 <w:rFonts w:ascii="TimeNewRoman" w:hAnsi="TimeNewRoman"/>
                 <w:sz w:val="30"/>
               </w:rPr>
-              <w:t>785×8=6280</w:t>
+              <w:t>416×8=3328</w:t>
             </w:r>
           </w:p>
         </w:tc>
@@ -257,7 +257,7 @@
                 <w:rFonts w:ascii="TimeNewRoman" w:hAnsi="TimeNewRoman"/>
                 <w:sz w:val="30"/>
               </w:rPr>
-              <w:t>191×8=1528</w:t>
+              <w:t>858×2=1716</w:t>
             </w:r>
           </w:p>
         </w:tc>
@@ -274,7 +274,7 @@
                 <w:rFonts w:ascii="TimeNewRoman" w:hAnsi="TimeNewRoman"/>
                 <w:sz w:val="30"/>
               </w:rPr>
-              <w:t>762×5=3810</w:t>
+              <w:t>741×5=3705</w:t>
             </w:r>
           </w:p>
         </w:tc>
@@ -291,7 +291,7 @@
                 <w:rFonts w:ascii="TimeNewRoman" w:hAnsi="TimeNewRoman"/>
                 <w:sz w:val="30"/>
               </w:rPr>
-              <w:t>399×6=2394</w:t>
+              <w:t>464×2=928</w:t>
             </w:r>
           </w:p>
         </w:tc>
@@ -438,7 +438,7 @@
                 <w:rFonts w:ascii="TimeNewRoman" w:hAnsi="TimeNewRoman"/>
                 <w:sz w:val="30"/>
               </w:rPr>
-              <w:t>101×6=606</w:t>
+              <w:t>733×7=5131</w:t>
             </w:r>
           </w:p>
         </w:tc>
@@ -455,7 +455,7 @@
                 <w:rFonts w:ascii="TimeNewRoman" w:hAnsi="TimeNewRoman"/>
                 <w:sz w:val="30"/>
               </w:rPr>
-              <w:t>871×7=6097</w:t>
+              <w:t>168×8=1344</w:t>
             </w:r>
           </w:p>
         </w:tc>
@@ -472,7 +472,7 @@
                 <w:rFonts w:ascii="TimeNewRoman" w:hAnsi="TimeNewRoman"/>
                 <w:sz w:val="30"/>
               </w:rPr>
-              <w:t>365×6=2190</w:t>
+              <w:t>863×9=7767</w:t>
             </w:r>
           </w:p>
         </w:tc>
@@ -489,7 +489,7 @@
                 <w:rFonts w:ascii="TimeNewRoman" w:hAnsi="TimeNewRoman"/>
                 <w:sz w:val="30"/>
               </w:rPr>
-              <w:t>360×9=3240</w:t>
+              <w:t>383×7=2681</w:t>
             </w:r>
           </w:p>
         </w:tc>
@@ -506,7 +506,7 @@
                 <w:rFonts w:ascii="TimeNewRoman" w:hAnsi="TimeNewRoman"/>
                 <w:sz w:val="30"/>
               </w:rPr>
-              <w:t>139×3=417</w:t>
+              <w:t>993×8=7944</w:t>
             </w:r>
           </w:p>
         </w:tc>
@@ -653,7 +653,7 @@
                 <w:rFonts w:ascii="TimeNewRoman" w:hAnsi="TimeNewRoman"/>
                 <w:sz w:val="30"/>
               </w:rPr>
-              <w:t>756×3=2268</w:t>
+              <w:t>219×5=1095</w:t>
             </w:r>
           </w:p>
         </w:tc>
@@ -670,7 +670,7 @@
                 <w:rFonts w:ascii="TimeNewRoman" w:hAnsi="TimeNewRoman"/>
                 <w:sz w:val="30"/>
               </w:rPr>
-              <w:t>781×3=2343</w:t>
+              <w:t>122×3=366</w:t>
             </w:r>
           </w:p>
         </w:tc>
@@ -687,7 +687,7 @@
                 <w:rFonts w:ascii="TimeNewRoman" w:hAnsi="TimeNewRoman"/>
                 <w:sz w:val="30"/>
               </w:rPr>
-              <w:t>499×3=1497</w:t>
+              <w:t>428×9=3852</w:t>
             </w:r>
           </w:p>
         </w:tc>
@@ -704,7 +704,7 @@
                 <w:rFonts w:ascii="TimeNewRoman" w:hAnsi="TimeNewRoman"/>
                 <w:sz w:val="30"/>
               </w:rPr>
-              <w:t>569×2=1138</w:t>
+              <w:t>296×6=1776</w:t>
             </w:r>
           </w:p>
         </w:tc>
@@ -721,7 +721,7 @@
                 <w:rFonts w:ascii="TimeNewRoman" w:hAnsi="TimeNewRoman"/>
                 <w:sz w:val="30"/>
               </w:rPr>
-              <w:t>351×6=2106</w:t>
+              <w:t>183×4=732</w:t>
             </w:r>
           </w:p>
         </w:tc>
@@ -868,7 +868,7 @@
                 <w:rFonts w:ascii="TimeNewRoman" w:hAnsi="TimeNewRoman"/>
                 <w:sz w:val="30"/>
               </w:rPr>
-              <w:t>645×4=2580</w:t>
+              <w:t>250×7=1750</w:t>
             </w:r>
           </w:p>
         </w:tc>
@@ -885,7 +885,7 @@
                 <w:rFonts w:ascii="TimeNewRoman" w:hAnsi="TimeNewRoman"/>
                 <w:sz w:val="30"/>
               </w:rPr>
-              <w:t>593×4=2372</w:t>
+              <w:t>566×9=5094</w:t>
             </w:r>
           </w:p>
         </w:tc>
@@ -902,7 +902,7 @@
                 <w:rFonts w:ascii="TimeNewRoman" w:hAnsi="TimeNewRoman"/>
                 <w:sz w:val="30"/>
               </w:rPr>
-              <w:t>623×7=4361</w:t>
+              <w:t>433×5=2165</w:t>
             </w:r>
           </w:p>
         </w:tc>
@@ -919,7 +919,7 @@
                 <w:rFonts w:ascii="TimeNewRoman" w:hAnsi="TimeNewRoman"/>
                 <w:sz w:val="30"/>
               </w:rPr>
-              <w:t>123×8=984</w:t>
+              <w:t>803×6=4818</w:t>
             </w:r>
           </w:p>
         </w:tc>
@@ -936,7 +936,7 @@
                 <w:rFonts w:ascii="TimeNewRoman" w:hAnsi="TimeNewRoman"/>
                 <w:sz w:val="30"/>
               </w:rPr>
-              <w:t>466×4=1864</w:t>
+              <w:t>637×7=4459</w:t>
             </w:r>
           </w:p>
         </w:tc>

--- a/answers-of-three-digit_number_multiplied_by_one-digit_number.docx
+++ b/answers-of-three-digit_number_multiplied_by_one-digit_number.docx
@@ -11,7 +11,7 @@
           <w:rFonts w:ascii="Arial" w:hAnsi="Arial"/>
           <w:sz w:val="30"/>
         </w:rPr>
-        <w:t>2026-10-04 Sunday</w:t>
+        <w:t>2026-10-05 Monday</w:t>
       </w:r>
     </w:p>
     <w:tbl>
@@ -40,7 +40,7 @@
                 <w:rFonts w:ascii="TimeNewRoman" w:hAnsi="TimeNewRoman"/>
                 <w:sz w:val="30"/>
               </w:rPr>
-              <w:t>979×9=8811</w:t>
+              <w:t>593×5=2965</w:t>
             </w:r>
           </w:p>
         </w:tc>
@@ -57,7 +57,7 @@
                 <w:rFonts w:ascii="TimeNewRoman" w:hAnsi="TimeNewRoman"/>
                 <w:sz w:val="30"/>
               </w:rPr>
-              <w:t>670×4=2680</w:t>
+              <w:t>607×4=2428</w:t>
             </w:r>
           </w:p>
         </w:tc>
@@ -74,7 +74,7 @@
                 <w:rFonts w:ascii="TimeNewRoman" w:hAnsi="TimeNewRoman"/>
                 <w:sz w:val="30"/>
               </w:rPr>
-              <w:t>773×8=6184</w:t>
+              <w:t>511×2=1022</w:t>
             </w:r>
           </w:p>
         </w:tc>
@@ -91,7 +91,7 @@
                 <w:rFonts w:ascii="TimeNewRoman" w:hAnsi="TimeNewRoman"/>
                 <w:sz w:val="30"/>
               </w:rPr>
-              <w:t>257×3=771</w:t>
+              <w:t>439×5=2195</w:t>
             </w:r>
           </w:p>
         </w:tc>
@@ -108,7 +108,7 @@
                 <w:rFonts w:ascii="TimeNewRoman" w:hAnsi="TimeNewRoman"/>
                 <w:sz w:val="30"/>
               </w:rPr>
-              <w:t>583×9=5247</w:t>
+              <w:t>140×5=700</w:t>
             </w:r>
           </w:p>
         </w:tc>
@@ -223,7 +223,7 @@
                 <w:rFonts w:ascii="TimeNewRoman" w:hAnsi="TimeNewRoman"/>
                 <w:sz w:val="30"/>
               </w:rPr>
-              <w:t>899×8=7192</w:t>
+              <w:t>325×7=2275</w:t>
             </w:r>
           </w:p>
         </w:tc>
@@ -240,7 +240,7 @@
                 <w:rFonts w:ascii="TimeNewRoman" w:hAnsi="TimeNewRoman"/>
                 <w:sz w:val="30"/>
               </w:rPr>
-              <w:t>416×8=3328</w:t>
+              <w:t>329×4=1316</w:t>
             </w:r>
           </w:p>
         </w:tc>
@@ -257,7 +257,7 @@
                 <w:rFonts w:ascii="TimeNewRoman" w:hAnsi="TimeNewRoman"/>
                 <w:sz w:val="30"/>
               </w:rPr>
-              <w:t>858×2=1716</w:t>
+              <w:t>526×3=1578</w:t>
             </w:r>
           </w:p>
         </w:tc>
@@ -274,7 +274,7 @@
                 <w:rFonts w:ascii="TimeNewRoman" w:hAnsi="TimeNewRoman"/>
                 <w:sz w:val="30"/>
               </w:rPr>
-              <w:t>741×5=3705</w:t>
+              <w:t>646×6=3876</w:t>
             </w:r>
           </w:p>
         </w:tc>
@@ -291,7 +291,7 @@
                 <w:rFonts w:ascii="TimeNewRoman" w:hAnsi="TimeNewRoman"/>
                 <w:sz w:val="30"/>
               </w:rPr>
-              <w:t>464×2=928</w:t>
+              <w:t>347×7=2429</w:t>
             </w:r>
           </w:p>
         </w:tc>
@@ -438,7 +438,7 @@
                 <w:rFonts w:ascii="TimeNewRoman" w:hAnsi="TimeNewRoman"/>
                 <w:sz w:val="30"/>
               </w:rPr>
-              <w:t>733×7=5131</w:t>
+              <w:t>437×9=3933</w:t>
             </w:r>
           </w:p>
         </w:tc>
@@ -455,7 +455,7 @@
                 <w:rFonts w:ascii="TimeNewRoman" w:hAnsi="TimeNewRoman"/>
                 <w:sz w:val="30"/>
               </w:rPr>
-              <w:t>168×8=1344</w:t>
+              <w:t>390×4=1560</w:t>
             </w:r>
           </w:p>
         </w:tc>
@@ -472,7 +472,7 @@
                 <w:rFonts w:ascii="TimeNewRoman" w:hAnsi="TimeNewRoman"/>
                 <w:sz w:val="30"/>
               </w:rPr>
-              <w:t>863×9=7767</w:t>
+              <w:t>615×6=3690</w:t>
             </w:r>
           </w:p>
         </w:tc>
@@ -489,7 +489,7 @@
                 <w:rFonts w:ascii="TimeNewRoman" w:hAnsi="TimeNewRoman"/>
                 <w:sz w:val="30"/>
               </w:rPr>
-              <w:t>383×7=2681</w:t>
+              <w:t>401×7=2807</w:t>
             </w:r>
           </w:p>
         </w:tc>
@@ -506,7 +506,7 @@
                 <w:rFonts w:ascii="TimeNewRoman" w:hAnsi="TimeNewRoman"/>
                 <w:sz w:val="30"/>
               </w:rPr>
-              <w:t>993×8=7944</w:t>
+              <w:t>709×6=4254</w:t>
             </w:r>
           </w:p>
         </w:tc>
@@ -653,7 +653,7 @@
                 <w:rFonts w:ascii="TimeNewRoman" w:hAnsi="TimeNewRoman"/>
                 <w:sz w:val="30"/>
               </w:rPr>
-              <w:t>219×5=1095</w:t>
+              <w:t>973×5=4865</w:t>
             </w:r>
           </w:p>
         </w:tc>
@@ -670,7 +670,7 @@
                 <w:rFonts w:ascii="TimeNewRoman" w:hAnsi="TimeNewRoman"/>
                 <w:sz w:val="30"/>
               </w:rPr>
-              <w:t>122×3=366</w:t>
+              <w:t>683×2=1366</w:t>
             </w:r>
           </w:p>
         </w:tc>
@@ -687,7 +687,7 @@
                 <w:rFonts w:ascii="TimeNewRoman" w:hAnsi="TimeNewRoman"/>
                 <w:sz w:val="30"/>
               </w:rPr>
-              <w:t>428×9=3852</w:t>
+              <w:t>765×2=1530</w:t>
             </w:r>
           </w:p>
         </w:tc>
@@ -704,7 +704,7 @@
                 <w:rFonts w:ascii="TimeNewRoman" w:hAnsi="TimeNewRoman"/>
                 <w:sz w:val="30"/>
               </w:rPr>
-              <w:t>296×6=1776</w:t>
+              <w:t>717×2=1434</w:t>
             </w:r>
           </w:p>
         </w:tc>
@@ -721,7 +721,7 @@
                 <w:rFonts w:ascii="TimeNewRoman" w:hAnsi="TimeNewRoman"/>
                 <w:sz w:val="30"/>
               </w:rPr>
-              <w:t>183×4=732</w:t>
+              <w:t>329×6=1974</w:t>
             </w:r>
           </w:p>
         </w:tc>
@@ -868,7 +868,7 @@
                 <w:rFonts w:ascii="TimeNewRoman" w:hAnsi="TimeNewRoman"/>
                 <w:sz w:val="30"/>
               </w:rPr>
-              <w:t>250×7=1750</w:t>
+              <w:t>165×4=660</w:t>
             </w:r>
           </w:p>
         </w:tc>
@@ -885,7 +885,7 @@
                 <w:rFonts w:ascii="TimeNewRoman" w:hAnsi="TimeNewRoman"/>
                 <w:sz w:val="30"/>
               </w:rPr>
-              <w:t>566×9=5094</w:t>
+              <w:t>682×4=2728</w:t>
             </w:r>
           </w:p>
         </w:tc>
@@ -902,7 +902,7 @@
                 <w:rFonts w:ascii="TimeNewRoman" w:hAnsi="TimeNewRoman"/>
                 <w:sz w:val="30"/>
               </w:rPr>
-              <w:t>433×5=2165</w:t>
+              <w:t>408×7=2856</w:t>
             </w:r>
           </w:p>
         </w:tc>
@@ -919,7 +919,7 @@
                 <w:rFonts w:ascii="TimeNewRoman" w:hAnsi="TimeNewRoman"/>
                 <w:sz w:val="30"/>
               </w:rPr>
-              <w:t>803×6=4818</w:t>
+              <w:t>909×5=4545</w:t>
             </w:r>
           </w:p>
         </w:tc>
@@ -936,7 +936,7 @@
                 <w:rFonts w:ascii="TimeNewRoman" w:hAnsi="TimeNewRoman"/>
                 <w:sz w:val="30"/>
               </w:rPr>
-              <w:t>637×7=4459</w:t>
+              <w:t>841×6=5046</w:t>
             </w:r>
           </w:p>
         </w:tc>

--- a/answers-of-three-digit_number_multiplied_by_one-digit_number.docx
+++ b/answers-of-three-digit_number_multiplied_by_one-digit_number.docx
@@ -40,7 +40,7 @@
                 <w:rFonts w:ascii="TimeNewRoman" w:hAnsi="TimeNewRoman"/>
                 <w:sz w:val="30"/>
               </w:rPr>
-              <w:t>593×5=2965</w:t>
+              <w:t>388×3=1164</w:t>
             </w:r>
           </w:p>
         </w:tc>
@@ -57,7 +57,7 @@
                 <w:rFonts w:ascii="TimeNewRoman" w:hAnsi="TimeNewRoman"/>
                 <w:sz w:val="30"/>
               </w:rPr>
-              <w:t>607×4=2428</w:t>
+              <w:t>912×3=2736</w:t>
             </w:r>
           </w:p>
         </w:tc>
@@ -74,7 +74,7 @@
                 <w:rFonts w:ascii="TimeNewRoman" w:hAnsi="TimeNewRoman"/>
                 <w:sz w:val="30"/>
               </w:rPr>
-              <w:t>511×2=1022</w:t>
+              <w:t>296×6=1776</w:t>
             </w:r>
           </w:p>
         </w:tc>
@@ -91,7 +91,7 @@
                 <w:rFonts w:ascii="TimeNewRoman" w:hAnsi="TimeNewRoman"/>
                 <w:sz w:val="30"/>
               </w:rPr>
-              <w:t>439×5=2195</w:t>
+              <w:t>475×9=4275</w:t>
             </w:r>
           </w:p>
         </w:tc>
@@ -108,7 +108,7 @@
                 <w:rFonts w:ascii="TimeNewRoman" w:hAnsi="TimeNewRoman"/>
                 <w:sz w:val="30"/>
               </w:rPr>
-              <w:t>140×5=700</w:t>
+              <w:t>535×7=3745</w:t>
             </w:r>
           </w:p>
         </w:tc>
@@ -223,7 +223,7 @@
                 <w:rFonts w:ascii="TimeNewRoman" w:hAnsi="TimeNewRoman"/>
                 <w:sz w:val="30"/>
               </w:rPr>
-              <w:t>325×7=2275</w:t>
+              <w:t>878×2=1756</w:t>
             </w:r>
           </w:p>
         </w:tc>
@@ -240,7 +240,7 @@
                 <w:rFonts w:ascii="TimeNewRoman" w:hAnsi="TimeNewRoman"/>
                 <w:sz w:val="30"/>
               </w:rPr>
-              <w:t>329×4=1316</w:t>
+              <w:t>961×3=2883</w:t>
             </w:r>
           </w:p>
         </w:tc>
@@ -257,7 +257,7 @@
                 <w:rFonts w:ascii="TimeNewRoman" w:hAnsi="TimeNewRoman"/>
                 <w:sz w:val="30"/>
               </w:rPr>
-              <w:t>526×3=1578</w:t>
+              <w:t>817×6=4902</w:t>
             </w:r>
           </w:p>
         </w:tc>
@@ -274,7 +274,7 @@
                 <w:rFonts w:ascii="TimeNewRoman" w:hAnsi="TimeNewRoman"/>
                 <w:sz w:val="30"/>
               </w:rPr>
-              <w:t>646×6=3876</w:t>
+              <w:t>571×3=1713</w:t>
             </w:r>
           </w:p>
         </w:tc>
@@ -291,7 +291,7 @@
                 <w:rFonts w:ascii="TimeNewRoman" w:hAnsi="TimeNewRoman"/>
                 <w:sz w:val="30"/>
               </w:rPr>
-              <w:t>347×7=2429</w:t>
+              <w:t>956×9=8604</w:t>
             </w:r>
           </w:p>
         </w:tc>
@@ -438,7 +438,7 @@
                 <w:rFonts w:ascii="TimeNewRoman" w:hAnsi="TimeNewRoman"/>
                 <w:sz w:val="30"/>
               </w:rPr>
-              <w:t>437×9=3933</w:t>
+              <w:t>594×8=4752</w:t>
             </w:r>
           </w:p>
         </w:tc>
@@ -455,7 +455,7 @@
                 <w:rFonts w:ascii="TimeNewRoman" w:hAnsi="TimeNewRoman"/>
                 <w:sz w:val="30"/>
               </w:rPr>
-              <w:t>390×4=1560</w:t>
+              <w:t>992×8=7936</w:t>
             </w:r>
           </w:p>
         </w:tc>
@@ -472,7 +472,7 @@
                 <w:rFonts w:ascii="TimeNewRoman" w:hAnsi="TimeNewRoman"/>
                 <w:sz w:val="30"/>
               </w:rPr>
-              <w:t>615×6=3690</w:t>
+              <w:t>389×4=1556</w:t>
             </w:r>
           </w:p>
         </w:tc>
@@ -489,7 +489,7 @@
                 <w:rFonts w:ascii="TimeNewRoman" w:hAnsi="TimeNewRoman"/>
                 <w:sz w:val="30"/>
               </w:rPr>
-              <w:t>401×7=2807</w:t>
+              <w:t>149×9=1341</w:t>
             </w:r>
           </w:p>
         </w:tc>
@@ -506,7 +506,7 @@
                 <w:rFonts w:ascii="TimeNewRoman" w:hAnsi="TimeNewRoman"/>
                 <w:sz w:val="30"/>
               </w:rPr>
-              <w:t>709×6=4254</w:t>
+              <w:t>265×2=530</w:t>
             </w:r>
           </w:p>
         </w:tc>
@@ -653,7 +653,7 @@
                 <w:rFonts w:ascii="TimeNewRoman" w:hAnsi="TimeNewRoman"/>
                 <w:sz w:val="30"/>
               </w:rPr>
-              <w:t>973×5=4865</w:t>
+              <w:t>549×4=2196</w:t>
             </w:r>
           </w:p>
         </w:tc>
@@ -670,7 +670,7 @@
                 <w:rFonts w:ascii="TimeNewRoman" w:hAnsi="TimeNewRoman"/>
                 <w:sz w:val="30"/>
               </w:rPr>
-              <w:t>683×2=1366</w:t>
+              <w:t>968×7=6776</w:t>
             </w:r>
           </w:p>
         </w:tc>
@@ -687,7 +687,7 @@
                 <w:rFonts w:ascii="TimeNewRoman" w:hAnsi="TimeNewRoman"/>
                 <w:sz w:val="30"/>
               </w:rPr>
-              <w:t>765×2=1530</w:t>
+              <w:t>559×2=1118</w:t>
             </w:r>
           </w:p>
         </w:tc>
@@ -704,7 +704,7 @@
                 <w:rFonts w:ascii="TimeNewRoman" w:hAnsi="TimeNewRoman"/>
                 <w:sz w:val="30"/>
               </w:rPr>
-              <w:t>717×2=1434</w:t>
+              <w:t>398×2=796</w:t>
             </w:r>
           </w:p>
         </w:tc>
@@ -721,7 +721,7 @@
                 <w:rFonts w:ascii="TimeNewRoman" w:hAnsi="TimeNewRoman"/>
                 <w:sz w:val="30"/>
               </w:rPr>
-              <w:t>329×6=1974</w:t>
+              <w:t>421×7=2947</w:t>
             </w:r>
           </w:p>
         </w:tc>
@@ -868,7 +868,7 @@
                 <w:rFonts w:ascii="TimeNewRoman" w:hAnsi="TimeNewRoman"/>
                 <w:sz w:val="30"/>
               </w:rPr>
-              <w:t>165×4=660</w:t>
+              <w:t>183×7=1281</w:t>
             </w:r>
           </w:p>
         </w:tc>
@@ -885,7 +885,7 @@
                 <w:rFonts w:ascii="TimeNewRoman" w:hAnsi="TimeNewRoman"/>
                 <w:sz w:val="30"/>
               </w:rPr>
-              <w:t>682×4=2728</w:t>
+              <w:t>597×5=2985</w:t>
             </w:r>
           </w:p>
         </w:tc>
@@ -902,7 +902,7 @@
                 <w:rFonts w:ascii="TimeNewRoman" w:hAnsi="TimeNewRoman"/>
                 <w:sz w:val="30"/>
               </w:rPr>
-              <w:t>408×7=2856</w:t>
+              <w:t>214×4=856</w:t>
             </w:r>
           </w:p>
         </w:tc>
@@ -919,7 +919,7 @@
                 <w:rFonts w:ascii="TimeNewRoman" w:hAnsi="TimeNewRoman"/>
                 <w:sz w:val="30"/>
               </w:rPr>
-              <w:t>909×5=4545</w:t>
+              <w:t>633×2=1266</w:t>
             </w:r>
           </w:p>
         </w:tc>
@@ -936,7 +936,7 @@
                 <w:rFonts w:ascii="TimeNewRoman" w:hAnsi="TimeNewRoman"/>
                 <w:sz w:val="30"/>
               </w:rPr>
-              <w:t>841×6=5046</w:t>
+              <w:t>496×6=2976</w:t>
             </w:r>
           </w:p>
         </w:tc>

--- a/answers-of-three-digit_number_multiplied_by_one-digit_number.docx
+++ b/answers-of-three-digit_number_multiplied_by_one-digit_number.docx
@@ -11,7 +11,7 @@
           <w:rFonts w:ascii="Arial" w:hAnsi="Arial"/>
           <w:sz w:val="30"/>
         </w:rPr>
-        <w:t>2026-10-05 Monday</w:t>
+        <w:t>2026-10-06 Tuesday</w:t>
       </w:r>
     </w:p>
     <w:tbl>
@@ -40,7 +40,7 @@
                 <w:rFonts w:ascii="TimeNewRoman" w:hAnsi="TimeNewRoman"/>
                 <w:sz w:val="30"/>
               </w:rPr>
-              <w:t>388×3=1164</w:t>
+              <w:t>375×7=2625</w:t>
             </w:r>
           </w:p>
         </w:tc>
@@ -57,7 +57,7 @@
                 <w:rFonts w:ascii="TimeNewRoman" w:hAnsi="TimeNewRoman"/>
                 <w:sz w:val="30"/>
               </w:rPr>
-              <w:t>912×3=2736</w:t>
+              <w:t>345×4=1380</w:t>
             </w:r>
           </w:p>
         </w:tc>
@@ -74,7 +74,7 @@
                 <w:rFonts w:ascii="TimeNewRoman" w:hAnsi="TimeNewRoman"/>
                 <w:sz w:val="30"/>
               </w:rPr>
-              <w:t>296×6=1776</w:t>
+              <w:t>191×8=1528</w:t>
             </w:r>
           </w:p>
         </w:tc>
@@ -91,7 +91,7 @@
                 <w:rFonts w:ascii="TimeNewRoman" w:hAnsi="TimeNewRoman"/>
                 <w:sz w:val="30"/>
               </w:rPr>
-              <w:t>475×9=4275</w:t>
+              <w:t>966×4=3864</w:t>
             </w:r>
           </w:p>
         </w:tc>
@@ -108,7 +108,7 @@
                 <w:rFonts w:ascii="TimeNewRoman" w:hAnsi="TimeNewRoman"/>
                 <w:sz w:val="30"/>
               </w:rPr>
-              <w:t>535×7=3745</w:t>
+              <w:t>613×2=1226</w:t>
             </w:r>
           </w:p>
         </w:tc>
@@ -223,7 +223,7 @@
                 <w:rFonts w:ascii="TimeNewRoman" w:hAnsi="TimeNewRoman"/>
                 <w:sz w:val="30"/>
               </w:rPr>
-              <w:t>878×2=1756</w:t>
+              <w:t>534×3=1602</w:t>
             </w:r>
           </w:p>
         </w:tc>
@@ -240,7 +240,7 @@
                 <w:rFonts w:ascii="TimeNewRoman" w:hAnsi="TimeNewRoman"/>
                 <w:sz w:val="30"/>
               </w:rPr>
-              <w:t>961×3=2883</w:t>
+              <w:t>207×9=1863</w:t>
             </w:r>
           </w:p>
         </w:tc>
@@ -257,7 +257,7 @@
                 <w:rFonts w:ascii="TimeNewRoman" w:hAnsi="TimeNewRoman"/>
                 <w:sz w:val="30"/>
               </w:rPr>
-              <w:t>817×6=4902</w:t>
+              <w:t>718×8=5744</w:t>
             </w:r>
           </w:p>
         </w:tc>
@@ -274,7 +274,7 @@
                 <w:rFonts w:ascii="TimeNewRoman" w:hAnsi="TimeNewRoman"/>
                 <w:sz w:val="30"/>
               </w:rPr>
-              <w:t>571×3=1713</w:t>
+              <w:t>904×7=6328</w:t>
             </w:r>
           </w:p>
         </w:tc>
@@ -291,7 +291,7 @@
                 <w:rFonts w:ascii="TimeNewRoman" w:hAnsi="TimeNewRoman"/>
                 <w:sz w:val="30"/>
               </w:rPr>
-              <w:t>956×9=8604</w:t>
+              <w:t>937×6=5622</w:t>
             </w:r>
           </w:p>
         </w:tc>
@@ -438,7 +438,7 @@
                 <w:rFonts w:ascii="TimeNewRoman" w:hAnsi="TimeNewRoman"/>
                 <w:sz w:val="30"/>
               </w:rPr>
-              <w:t>594×8=4752</w:t>
+              <w:t>729×3=2187</w:t>
             </w:r>
           </w:p>
         </w:tc>
@@ -455,7 +455,7 @@
                 <w:rFonts w:ascii="TimeNewRoman" w:hAnsi="TimeNewRoman"/>
                 <w:sz w:val="30"/>
               </w:rPr>
-              <w:t>992×8=7936</w:t>
+              <w:t>199×6=1194</w:t>
             </w:r>
           </w:p>
         </w:tc>
@@ -472,7 +472,7 @@
                 <w:rFonts w:ascii="TimeNewRoman" w:hAnsi="TimeNewRoman"/>
                 <w:sz w:val="30"/>
               </w:rPr>
-              <w:t>389×4=1556</w:t>
+              <w:t>283×5=1415</w:t>
             </w:r>
           </w:p>
         </w:tc>
@@ -489,7 +489,7 @@
                 <w:rFonts w:ascii="TimeNewRoman" w:hAnsi="TimeNewRoman"/>
                 <w:sz w:val="30"/>
               </w:rPr>
-              <w:t>149×9=1341</w:t>
+              <w:t>456×2=912</w:t>
             </w:r>
           </w:p>
         </w:tc>
@@ -506,7 +506,7 @@
                 <w:rFonts w:ascii="TimeNewRoman" w:hAnsi="TimeNewRoman"/>
                 <w:sz w:val="30"/>
               </w:rPr>
-              <w:t>265×2=530</w:t>
+              <w:t>242×3=726</w:t>
             </w:r>
           </w:p>
         </w:tc>
@@ -653,7 +653,7 @@
                 <w:rFonts w:ascii="TimeNewRoman" w:hAnsi="TimeNewRoman"/>
                 <w:sz w:val="30"/>
               </w:rPr>
-              <w:t>549×4=2196</w:t>
+              <w:t>430×7=3010</w:t>
             </w:r>
           </w:p>
         </w:tc>
@@ -670,7 +670,7 @@
                 <w:rFonts w:ascii="TimeNewRoman" w:hAnsi="TimeNewRoman"/>
                 <w:sz w:val="30"/>
               </w:rPr>
-              <w:t>968×7=6776</w:t>
+              <w:t>435×4=1740</w:t>
             </w:r>
           </w:p>
         </w:tc>
@@ -687,7 +687,7 @@
                 <w:rFonts w:ascii="TimeNewRoman" w:hAnsi="TimeNewRoman"/>
                 <w:sz w:val="30"/>
               </w:rPr>
-              <w:t>559×2=1118</w:t>
+              <w:t>533×8=4264</w:t>
             </w:r>
           </w:p>
         </w:tc>
@@ -704,7 +704,7 @@
                 <w:rFonts w:ascii="TimeNewRoman" w:hAnsi="TimeNewRoman"/>
                 <w:sz w:val="30"/>
               </w:rPr>
-              <w:t>398×2=796</w:t>
+              <w:t>835×7=5845</w:t>
             </w:r>
           </w:p>
         </w:tc>
@@ -721,7 +721,7 @@
                 <w:rFonts w:ascii="TimeNewRoman" w:hAnsi="TimeNewRoman"/>
                 <w:sz w:val="30"/>
               </w:rPr>
-              <w:t>421×7=2947</w:t>
+              <w:t>509×4=2036</w:t>
             </w:r>
           </w:p>
         </w:tc>
@@ -868,7 +868,7 @@
                 <w:rFonts w:ascii="TimeNewRoman" w:hAnsi="TimeNewRoman"/>
                 <w:sz w:val="30"/>
               </w:rPr>
-              <w:t>183×7=1281</w:t>
+              <w:t>137×5=685</w:t>
             </w:r>
           </w:p>
         </w:tc>
@@ -885,7 +885,7 @@
                 <w:rFonts w:ascii="TimeNewRoman" w:hAnsi="TimeNewRoman"/>
                 <w:sz w:val="30"/>
               </w:rPr>
-              <w:t>597×5=2985</w:t>
+              <w:t>647×6=3882</w:t>
             </w:r>
           </w:p>
         </w:tc>
@@ -902,7 +902,7 @@
                 <w:rFonts w:ascii="TimeNewRoman" w:hAnsi="TimeNewRoman"/>
                 <w:sz w:val="30"/>
               </w:rPr>
-              <w:t>214×4=856</w:t>
+              <w:t>999×9=8991</w:t>
             </w:r>
           </w:p>
         </w:tc>
@@ -919,7 +919,7 @@
                 <w:rFonts w:ascii="TimeNewRoman" w:hAnsi="TimeNewRoman"/>
                 <w:sz w:val="30"/>
               </w:rPr>
-              <w:t>633×2=1266</w:t>
+              <w:t>364×3=1092</w:t>
             </w:r>
           </w:p>
         </w:tc>
@@ -936,7 +936,7 @@
                 <w:rFonts w:ascii="TimeNewRoman" w:hAnsi="TimeNewRoman"/>
                 <w:sz w:val="30"/>
               </w:rPr>
-              <w:t>496×6=2976</w:t>
+              <w:t>428×3=1284</w:t>
             </w:r>
           </w:p>
         </w:tc>

--- a/answers-of-three-digit_number_multiplied_by_one-digit_number.docx
+++ b/answers-of-three-digit_number_multiplied_by_one-digit_number.docx
@@ -40,7 +40,7 @@
                 <w:rFonts w:ascii="TimeNewRoman" w:hAnsi="TimeNewRoman"/>
                 <w:sz w:val="30"/>
               </w:rPr>
-              <w:t>375×7=2625</w:t>
+              <w:t>785×6=4710</w:t>
             </w:r>
           </w:p>
         </w:tc>
@@ -57,7 +57,7 @@
                 <w:rFonts w:ascii="TimeNewRoman" w:hAnsi="TimeNewRoman"/>
                 <w:sz w:val="30"/>
               </w:rPr>
-              <w:t>345×4=1380</w:t>
+              <w:t>221×8=1768</w:t>
             </w:r>
           </w:p>
         </w:tc>
@@ -74,7 +74,7 @@
                 <w:rFonts w:ascii="TimeNewRoman" w:hAnsi="TimeNewRoman"/>
                 <w:sz w:val="30"/>
               </w:rPr>
-              <w:t>191×8=1528</w:t>
+              <w:t>706×3=2118</w:t>
             </w:r>
           </w:p>
         </w:tc>
@@ -91,7 +91,7 @@
                 <w:rFonts w:ascii="TimeNewRoman" w:hAnsi="TimeNewRoman"/>
                 <w:sz w:val="30"/>
               </w:rPr>
-              <w:t>966×4=3864</w:t>
+              <w:t>526×7=3682</w:t>
             </w:r>
           </w:p>
         </w:tc>
@@ -108,7 +108,7 @@
                 <w:rFonts w:ascii="TimeNewRoman" w:hAnsi="TimeNewRoman"/>
                 <w:sz w:val="30"/>
               </w:rPr>
-              <w:t>613×2=1226</w:t>
+              <w:t>258×4=1032</w:t>
             </w:r>
           </w:p>
         </w:tc>
@@ -223,7 +223,7 @@
                 <w:rFonts w:ascii="TimeNewRoman" w:hAnsi="TimeNewRoman"/>
                 <w:sz w:val="30"/>
               </w:rPr>
-              <w:t>534×3=1602</w:t>
+              <w:t>729×6=4374</w:t>
             </w:r>
           </w:p>
         </w:tc>
@@ -240,7 +240,7 @@
                 <w:rFonts w:ascii="TimeNewRoman" w:hAnsi="TimeNewRoman"/>
                 <w:sz w:val="30"/>
               </w:rPr>
-              <w:t>207×9=1863</w:t>
+              <w:t>313×2=626</w:t>
             </w:r>
           </w:p>
         </w:tc>
@@ -257,7 +257,7 @@
                 <w:rFonts w:ascii="TimeNewRoman" w:hAnsi="TimeNewRoman"/>
                 <w:sz w:val="30"/>
               </w:rPr>
-              <w:t>718×8=5744</w:t>
+              <w:t>317×5=1585</w:t>
             </w:r>
           </w:p>
         </w:tc>
@@ -274,7 +274,7 @@
                 <w:rFonts w:ascii="TimeNewRoman" w:hAnsi="TimeNewRoman"/>
                 <w:sz w:val="30"/>
               </w:rPr>
-              <w:t>904×7=6328</w:t>
+              <w:t>846×9=7614</w:t>
             </w:r>
           </w:p>
         </w:tc>
@@ -291,7 +291,7 @@
                 <w:rFonts w:ascii="TimeNewRoman" w:hAnsi="TimeNewRoman"/>
                 <w:sz w:val="30"/>
               </w:rPr>
-              <w:t>937×6=5622</w:t>
+              <w:t>267×4=1068</w:t>
             </w:r>
           </w:p>
         </w:tc>
@@ -438,7 +438,7 @@
                 <w:rFonts w:ascii="TimeNewRoman" w:hAnsi="TimeNewRoman"/>
                 <w:sz w:val="30"/>
               </w:rPr>
-              <w:t>729×3=2187</w:t>
+              <w:t>437×6=2622</w:t>
             </w:r>
           </w:p>
         </w:tc>
@@ -455,7 +455,7 @@
                 <w:rFonts w:ascii="TimeNewRoman" w:hAnsi="TimeNewRoman"/>
                 <w:sz w:val="30"/>
               </w:rPr>
-              <w:t>199×6=1194</w:t>
+              <w:t>649×7=4543</w:t>
             </w:r>
           </w:p>
         </w:tc>
@@ -472,7 +472,7 @@
                 <w:rFonts w:ascii="TimeNewRoman" w:hAnsi="TimeNewRoman"/>
                 <w:sz w:val="30"/>
               </w:rPr>
-              <w:t>283×5=1415</w:t>
+              <w:t>944×6=5664</w:t>
             </w:r>
           </w:p>
         </w:tc>
@@ -489,7 +489,7 @@
                 <w:rFonts w:ascii="TimeNewRoman" w:hAnsi="TimeNewRoman"/>
                 <w:sz w:val="30"/>
               </w:rPr>
-              <w:t>456×2=912</w:t>
+              <w:t>711×5=3555</w:t>
             </w:r>
           </w:p>
         </w:tc>
@@ -506,7 +506,7 @@
                 <w:rFonts w:ascii="TimeNewRoman" w:hAnsi="TimeNewRoman"/>
                 <w:sz w:val="30"/>
               </w:rPr>
-              <w:t>242×3=726</w:t>
+              <w:t>889×9=8001</w:t>
             </w:r>
           </w:p>
         </w:tc>
@@ -653,7 +653,7 @@
                 <w:rFonts w:ascii="TimeNewRoman" w:hAnsi="TimeNewRoman"/>
                 <w:sz w:val="30"/>
               </w:rPr>
-              <w:t>430×7=3010</w:t>
+              <w:t>434×5=2170</w:t>
             </w:r>
           </w:p>
         </w:tc>
@@ -670,7 +670,7 @@
                 <w:rFonts w:ascii="TimeNewRoman" w:hAnsi="TimeNewRoman"/>
                 <w:sz w:val="30"/>
               </w:rPr>
-              <w:t>435×4=1740</w:t>
+              <w:t>394×2=788</w:t>
             </w:r>
           </w:p>
         </w:tc>
@@ -687,7 +687,7 @@
                 <w:rFonts w:ascii="TimeNewRoman" w:hAnsi="TimeNewRoman"/>
                 <w:sz w:val="30"/>
               </w:rPr>
-              <w:t>533×8=4264</w:t>
+              <w:t>446×3=1338</w:t>
             </w:r>
           </w:p>
         </w:tc>
@@ -704,7 +704,7 @@
                 <w:rFonts w:ascii="TimeNewRoman" w:hAnsi="TimeNewRoman"/>
                 <w:sz w:val="30"/>
               </w:rPr>
-              <w:t>835×7=5845</w:t>
+              <w:t>209×6=1254</w:t>
             </w:r>
           </w:p>
         </w:tc>
@@ -721,7 +721,7 @@
                 <w:rFonts w:ascii="TimeNewRoman" w:hAnsi="TimeNewRoman"/>
                 <w:sz w:val="30"/>
               </w:rPr>
-              <w:t>509×4=2036</w:t>
+              <w:t>292×9=2628</w:t>
             </w:r>
           </w:p>
         </w:tc>
@@ -868,7 +868,7 @@
                 <w:rFonts w:ascii="TimeNewRoman" w:hAnsi="TimeNewRoman"/>
                 <w:sz w:val="30"/>
               </w:rPr>
-              <w:t>137×5=685</w:t>
+              <w:t>125×9=1125</w:t>
             </w:r>
           </w:p>
         </w:tc>
@@ -885,7 +885,7 @@
                 <w:rFonts w:ascii="TimeNewRoman" w:hAnsi="TimeNewRoman"/>
                 <w:sz w:val="30"/>
               </w:rPr>
-              <w:t>647×6=3882</w:t>
+              <w:t>319×8=2552</w:t>
             </w:r>
           </w:p>
         </w:tc>
@@ -902,7 +902,7 @@
                 <w:rFonts w:ascii="TimeNewRoman" w:hAnsi="TimeNewRoman"/>
                 <w:sz w:val="30"/>
               </w:rPr>
-              <w:t>999×9=8991</w:t>
+              <w:t>672×3=2016</w:t>
             </w:r>
           </w:p>
         </w:tc>
@@ -919,7 +919,7 @@
                 <w:rFonts w:ascii="TimeNewRoman" w:hAnsi="TimeNewRoman"/>
                 <w:sz w:val="30"/>
               </w:rPr>
-              <w:t>364×3=1092</w:t>
+              <w:t>569×9=5121</w:t>
             </w:r>
           </w:p>
         </w:tc>
@@ -936,7 +936,7 @@
                 <w:rFonts w:ascii="TimeNewRoman" w:hAnsi="TimeNewRoman"/>
                 <w:sz w:val="30"/>
               </w:rPr>
-              <w:t>428×3=1284</w:t>
+              <w:t>165×8=1320</w:t>
             </w:r>
           </w:p>
         </w:tc>

--- a/answers-of-three-digit_number_multiplied_by_one-digit_number.docx
+++ b/answers-of-three-digit_number_multiplied_by_one-digit_number.docx
@@ -11,7 +11,7 @@
           <w:rFonts w:ascii="Arial" w:hAnsi="Arial"/>
           <w:sz w:val="30"/>
         </w:rPr>
-        <w:t>2026-10-06 Tuesday</w:t>
+        <w:t>2026-10-07 Wednesday</w:t>
       </w:r>
     </w:p>
     <w:tbl>
@@ -40,7 +40,7 @@
                 <w:rFonts w:ascii="TimeNewRoman" w:hAnsi="TimeNewRoman"/>
                 <w:sz w:val="30"/>
               </w:rPr>
-              <w:t>785×6=4710</w:t>
+              <w:t>892×8=7136</w:t>
             </w:r>
           </w:p>
         </w:tc>
@@ -57,7 +57,7 @@
                 <w:rFonts w:ascii="TimeNewRoman" w:hAnsi="TimeNewRoman"/>
                 <w:sz w:val="30"/>
               </w:rPr>
-              <w:t>221×8=1768</w:t>
+              <w:t>248×7=1736</w:t>
             </w:r>
           </w:p>
         </w:tc>
@@ -74,7 +74,7 @@
                 <w:rFonts w:ascii="TimeNewRoman" w:hAnsi="TimeNewRoman"/>
                 <w:sz w:val="30"/>
               </w:rPr>
-              <w:t>706×3=2118</w:t>
+              <w:t>245×7=1715</w:t>
             </w:r>
           </w:p>
         </w:tc>
@@ -91,7 +91,7 @@
                 <w:rFonts w:ascii="TimeNewRoman" w:hAnsi="TimeNewRoman"/>
                 <w:sz w:val="30"/>
               </w:rPr>
-              <w:t>526×7=3682</w:t>
+              <w:t>551×7=3857</w:t>
             </w:r>
           </w:p>
         </w:tc>
@@ -108,7 +108,7 @@
                 <w:rFonts w:ascii="TimeNewRoman" w:hAnsi="TimeNewRoman"/>
                 <w:sz w:val="30"/>
               </w:rPr>
-              <w:t>258×4=1032</w:t>
+              <w:t>896×6=5376</w:t>
             </w:r>
           </w:p>
         </w:tc>
@@ -223,7 +223,7 @@
                 <w:rFonts w:ascii="TimeNewRoman" w:hAnsi="TimeNewRoman"/>
                 <w:sz w:val="30"/>
               </w:rPr>
-              <w:t>729×6=4374</w:t>
+              <w:t>893×4=3572</w:t>
             </w:r>
           </w:p>
         </w:tc>
@@ -240,7 +240,7 @@
                 <w:rFonts w:ascii="TimeNewRoman" w:hAnsi="TimeNewRoman"/>
                 <w:sz w:val="30"/>
               </w:rPr>
-              <w:t>313×2=626</w:t>
+              <w:t>319×8=2552</w:t>
             </w:r>
           </w:p>
         </w:tc>
@@ -257,7 +257,7 @@
                 <w:rFonts w:ascii="TimeNewRoman" w:hAnsi="TimeNewRoman"/>
                 <w:sz w:val="30"/>
               </w:rPr>
-              <w:t>317×5=1585</w:t>
+              <w:t>639×8=5112</w:t>
             </w:r>
           </w:p>
         </w:tc>
@@ -274,7 +274,7 @@
                 <w:rFonts w:ascii="TimeNewRoman" w:hAnsi="TimeNewRoman"/>
                 <w:sz w:val="30"/>
               </w:rPr>
-              <w:t>846×9=7614</w:t>
+              <w:t>206×3=618</w:t>
             </w:r>
           </w:p>
         </w:tc>
@@ -438,7 +438,7 @@
                 <w:rFonts w:ascii="TimeNewRoman" w:hAnsi="TimeNewRoman"/>
                 <w:sz w:val="30"/>
               </w:rPr>
-              <w:t>437×6=2622</w:t>
+              <w:t>442×2=884</w:t>
             </w:r>
           </w:p>
         </w:tc>
@@ -455,7 +455,7 @@
                 <w:rFonts w:ascii="TimeNewRoman" w:hAnsi="TimeNewRoman"/>
                 <w:sz w:val="30"/>
               </w:rPr>
-              <w:t>649×7=4543</w:t>
+              <w:t>490×6=2940</w:t>
             </w:r>
           </w:p>
         </w:tc>
@@ -472,7 +472,7 @@
                 <w:rFonts w:ascii="TimeNewRoman" w:hAnsi="TimeNewRoman"/>
                 <w:sz w:val="30"/>
               </w:rPr>
-              <w:t>944×6=5664</w:t>
+              <w:t>860×2=1720</w:t>
             </w:r>
           </w:p>
         </w:tc>
@@ -489,7 +489,7 @@
                 <w:rFonts w:ascii="TimeNewRoman" w:hAnsi="TimeNewRoman"/>
                 <w:sz w:val="30"/>
               </w:rPr>
-              <w:t>711×5=3555</w:t>
+              <w:t>121×8=968</w:t>
             </w:r>
           </w:p>
         </w:tc>
@@ -506,7 +506,7 @@
                 <w:rFonts w:ascii="TimeNewRoman" w:hAnsi="TimeNewRoman"/>
                 <w:sz w:val="30"/>
               </w:rPr>
-              <w:t>889×9=8001</w:t>
+              <w:t>613×6=3678</w:t>
             </w:r>
           </w:p>
         </w:tc>
@@ -653,7 +653,7 @@
                 <w:rFonts w:ascii="TimeNewRoman" w:hAnsi="TimeNewRoman"/>
                 <w:sz w:val="30"/>
               </w:rPr>
-              <w:t>434×5=2170</w:t>
+              <w:t>235×9=2115</w:t>
             </w:r>
           </w:p>
         </w:tc>
@@ -670,7 +670,7 @@
                 <w:rFonts w:ascii="TimeNewRoman" w:hAnsi="TimeNewRoman"/>
                 <w:sz w:val="30"/>
               </w:rPr>
-              <w:t>394×2=788</w:t>
+              <w:t>443×8=3544</w:t>
             </w:r>
           </w:p>
         </w:tc>
@@ -687,7 +687,7 @@
                 <w:rFonts w:ascii="TimeNewRoman" w:hAnsi="TimeNewRoman"/>
                 <w:sz w:val="30"/>
               </w:rPr>
-              <w:t>446×3=1338</w:t>
+              <w:t>301×8=2408</w:t>
             </w:r>
           </w:p>
         </w:tc>
@@ -704,7 +704,7 @@
                 <w:rFonts w:ascii="TimeNewRoman" w:hAnsi="TimeNewRoman"/>
                 <w:sz w:val="30"/>
               </w:rPr>
-              <w:t>209×6=1254</w:t>
+              <w:t>556×8=4448</w:t>
             </w:r>
           </w:p>
         </w:tc>
@@ -721,7 +721,7 @@
                 <w:rFonts w:ascii="TimeNewRoman" w:hAnsi="TimeNewRoman"/>
                 <w:sz w:val="30"/>
               </w:rPr>
-              <w:t>292×9=2628</w:t>
+              <w:t>534×7=3738</w:t>
             </w:r>
           </w:p>
         </w:tc>
@@ -868,7 +868,7 @@
                 <w:rFonts w:ascii="TimeNewRoman" w:hAnsi="TimeNewRoman"/>
                 <w:sz w:val="30"/>
               </w:rPr>
-              <w:t>125×9=1125</w:t>
+              <w:t>575×5=2875</w:t>
             </w:r>
           </w:p>
         </w:tc>
@@ -885,7 +885,7 @@
                 <w:rFonts w:ascii="TimeNewRoman" w:hAnsi="TimeNewRoman"/>
                 <w:sz w:val="30"/>
               </w:rPr>
-              <w:t>319×8=2552</w:t>
+              <w:t>833×4=3332</w:t>
             </w:r>
           </w:p>
         </w:tc>
@@ -902,7 +902,7 @@
                 <w:rFonts w:ascii="TimeNewRoman" w:hAnsi="TimeNewRoman"/>
                 <w:sz w:val="30"/>
               </w:rPr>
-              <w:t>672×3=2016</w:t>
+              <w:t>759×4=3036</w:t>
             </w:r>
           </w:p>
         </w:tc>
@@ -919,7 +919,7 @@
                 <w:rFonts w:ascii="TimeNewRoman" w:hAnsi="TimeNewRoman"/>
                 <w:sz w:val="30"/>
               </w:rPr>
-              <w:t>569×9=5121</w:t>
+              <w:t>297×3=891</w:t>
             </w:r>
           </w:p>
         </w:tc>
@@ -936,7 +936,7 @@
                 <w:rFonts w:ascii="TimeNewRoman" w:hAnsi="TimeNewRoman"/>
                 <w:sz w:val="30"/>
               </w:rPr>
-              <w:t>165×8=1320</w:t>
+              <w:t>408×4=1632</w:t>
             </w:r>
           </w:p>
         </w:tc>

--- a/answers-of-three-digit_number_multiplied_by_one-digit_number.docx
+++ b/answers-of-three-digit_number_multiplied_by_one-digit_number.docx
@@ -40,7 +40,7 @@
                 <w:rFonts w:ascii="TimeNewRoman" w:hAnsi="TimeNewRoman"/>
                 <w:sz w:val="30"/>
               </w:rPr>
-              <w:t>892×8=7136</w:t>
+              <w:t>940×7=6580</w:t>
             </w:r>
           </w:p>
         </w:tc>
@@ -57,7 +57,7 @@
                 <w:rFonts w:ascii="TimeNewRoman" w:hAnsi="TimeNewRoman"/>
                 <w:sz w:val="30"/>
               </w:rPr>
-              <w:t>248×7=1736</w:t>
+              <w:t>588×3=1764</w:t>
             </w:r>
           </w:p>
         </w:tc>
@@ -74,7 +74,7 @@
                 <w:rFonts w:ascii="TimeNewRoman" w:hAnsi="TimeNewRoman"/>
                 <w:sz w:val="30"/>
               </w:rPr>
-              <w:t>245×7=1715</w:t>
+              <w:t>583×7=4081</w:t>
             </w:r>
           </w:p>
         </w:tc>
@@ -91,7 +91,7 @@
                 <w:rFonts w:ascii="TimeNewRoman" w:hAnsi="TimeNewRoman"/>
                 <w:sz w:val="30"/>
               </w:rPr>
-              <w:t>551×7=3857</w:t>
+              <w:t>238×4=952</w:t>
             </w:r>
           </w:p>
         </w:tc>
@@ -108,7 +108,7 @@
                 <w:rFonts w:ascii="TimeNewRoman" w:hAnsi="TimeNewRoman"/>
                 <w:sz w:val="30"/>
               </w:rPr>
-              <w:t>896×6=5376</w:t>
+              <w:t>251×2=502</w:t>
             </w:r>
           </w:p>
         </w:tc>
@@ -223,7 +223,7 @@
                 <w:rFonts w:ascii="TimeNewRoman" w:hAnsi="TimeNewRoman"/>
                 <w:sz w:val="30"/>
               </w:rPr>
-              <w:t>893×4=3572</w:t>
+              <w:t>775×7=5425</w:t>
             </w:r>
           </w:p>
         </w:tc>
@@ -240,7 +240,7 @@
                 <w:rFonts w:ascii="TimeNewRoman" w:hAnsi="TimeNewRoman"/>
                 <w:sz w:val="30"/>
               </w:rPr>
-              <w:t>319×8=2552</w:t>
+              <w:t>972×4=3888</w:t>
             </w:r>
           </w:p>
         </w:tc>
@@ -257,7 +257,7 @@
                 <w:rFonts w:ascii="TimeNewRoman" w:hAnsi="TimeNewRoman"/>
                 <w:sz w:val="30"/>
               </w:rPr>
-              <w:t>639×8=5112</w:t>
+              <w:t>421×7=2947</w:t>
             </w:r>
           </w:p>
         </w:tc>
@@ -274,7 +274,7 @@
                 <w:rFonts w:ascii="TimeNewRoman" w:hAnsi="TimeNewRoman"/>
                 <w:sz w:val="30"/>
               </w:rPr>
-              <w:t>206×3=618</w:t>
+              <w:t>393×8=3144</w:t>
             </w:r>
           </w:p>
         </w:tc>
@@ -291,7 +291,7 @@
                 <w:rFonts w:ascii="TimeNewRoman" w:hAnsi="TimeNewRoman"/>
                 <w:sz w:val="30"/>
               </w:rPr>
-              <w:t>267×4=1068</w:t>
+              <w:t>552×6=3312</w:t>
             </w:r>
           </w:p>
         </w:tc>
@@ -438,7 +438,7 @@
                 <w:rFonts w:ascii="TimeNewRoman" w:hAnsi="TimeNewRoman"/>
                 <w:sz w:val="30"/>
               </w:rPr>
-              <w:t>442×2=884</w:t>
+              <w:t>878×5=4390</w:t>
             </w:r>
           </w:p>
         </w:tc>
@@ -455,7 +455,7 @@
                 <w:rFonts w:ascii="TimeNewRoman" w:hAnsi="TimeNewRoman"/>
                 <w:sz w:val="30"/>
               </w:rPr>
-              <w:t>490×6=2940</w:t>
+              <w:t>279×3=837</w:t>
             </w:r>
           </w:p>
         </w:tc>
@@ -472,7 +472,7 @@
                 <w:rFonts w:ascii="TimeNewRoman" w:hAnsi="TimeNewRoman"/>
                 <w:sz w:val="30"/>
               </w:rPr>
-              <w:t>860×2=1720</w:t>
+              <w:t>720×9=6480</w:t>
             </w:r>
           </w:p>
         </w:tc>
@@ -489,7 +489,7 @@
                 <w:rFonts w:ascii="TimeNewRoman" w:hAnsi="TimeNewRoman"/>
                 <w:sz w:val="30"/>
               </w:rPr>
-              <w:t>121×8=968</w:t>
+              <w:t>329×5=1645</w:t>
             </w:r>
           </w:p>
         </w:tc>
@@ -506,7 +506,7 @@
                 <w:rFonts w:ascii="TimeNewRoman" w:hAnsi="TimeNewRoman"/>
                 <w:sz w:val="30"/>
               </w:rPr>
-              <w:t>613×6=3678</w:t>
+              <w:t>127×5=635</w:t>
             </w:r>
           </w:p>
         </w:tc>
@@ -653,7 +653,7 @@
                 <w:rFonts w:ascii="TimeNewRoman" w:hAnsi="TimeNewRoman"/>
                 <w:sz w:val="30"/>
               </w:rPr>
-              <w:t>235×9=2115</w:t>
+              <w:t>652×9=5868</w:t>
             </w:r>
           </w:p>
         </w:tc>
@@ -670,7 +670,7 @@
                 <w:rFonts w:ascii="TimeNewRoman" w:hAnsi="TimeNewRoman"/>
                 <w:sz w:val="30"/>
               </w:rPr>
-              <w:t>443×8=3544</w:t>
+              <w:t>235×6=1410</w:t>
             </w:r>
           </w:p>
         </w:tc>
@@ -687,7 +687,7 @@
                 <w:rFonts w:ascii="TimeNewRoman" w:hAnsi="TimeNewRoman"/>
                 <w:sz w:val="30"/>
               </w:rPr>
-              <w:t>301×8=2408</w:t>
+              <w:t>726×6=4356</w:t>
             </w:r>
           </w:p>
         </w:tc>
@@ -704,7 +704,7 @@
                 <w:rFonts w:ascii="TimeNewRoman" w:hAnsi="TimeNewRoman"/>
                 <w:sz w:val="30"/>
               </w:rPr>
-              <w:t>556×8=4448</w:t>
+              <w:t>439×5=2195</w:t>
             </w:r>
           </w:p>
         </w:tc>
@@ -721,7 +721,7 @@
                 <w:rFonts w:ascii="TimeNewRoman" w:hAnsi="TimeNewRoman"/>
                 <w:sz w:val="30"/>
               </w:rPr>
-              <w:t>534×7=3738</w:t>
+              <w:t>969×6=5814</w:t>
             </w:r>
           </w:p>
         </w:tc>
@@ -868,7 +868,7 @@
                 <w:rFonts w:ascii="TimeNewRoman" w:hAnsi="TimeNewRoman"/>
                 <w:sz w:val="30"/>
               </w:rPr>
-              <w:t>575×5=2875</w:t>
+              <w:t>306×8=2448</w:t>
             </w:r>
           </w:p>
         </w:tc>
@@ -885,7 +885,7 @@
                 <w:rFonts w:ascii="TimeNewRoman" w:hAnsi="TimeNewRoman"/>
                 <w:sz w:val="30"/>
               </w:rPr>
-              <w:t>833×4=3332</w:t>
+              <w:t>392×6=2352</w:t>
             </w:r>
           </w:p>
         </w:tc>
@@ -902,7 +902,7 @@
                 <w:rFonts w:ascii="TimeNewRoman" w:hAnsi="TimeNewRoman"/>
                 <w:sz w:val="30"/>
               </w:rPr>
-              <w:t>759×4=3036</w:t>
+              <w:t>600×8=4800</w:t>
             </w:r>
           </w:p>
         </w:tc>
@@ -919,7 +919,7 @@
                 <w:rFonts w:ascii="TimeNewRoman" w:hAnsi="TimeNewRoman"/>
                 <w:sz w:val="30"/>
               </w:rPr>
-              <w:t>297×3=891</w:t>
+              <w:t>412×8=3296</w:t>
             </w:r>
           </w:p>
         </w:tc>
@@ -936,7 +936,7 @@
                 <w:rFonts w:ascii="TimeNewRoman" w:hAnsi="TimeNewRoman"/>
                 <w:sz w:val="30"/>
               </w:rPr>
-              <w:t>408×4=1632</w:t>
+              <w:t>762×2=1524</w:t>
             </w:r>
           </w:p>
         </w:tc>

--- a/answers-of-three-digit_number_multiplied_by_one-digit_number.docx
+++ b/answers-of-three-digit_number_multiplied_by_one-digit_number.docx
@@ -11,7 +11,7 @@
           <w:rFonts w:ascii="Arial" w:hAnsi="Arial"/>
           <w:sz w:val="30"/>
         </w:rPr>
-        <w:t>2026-10-07 Wednesday</w:t>
+        <w:t>2026-10-08 Thursday</w:t>
       </w:r>
     </w:p>
     <w:tbl>
@@ -40,7 +40,7 @@
                 <w:rFonts w:ascii="TimeNewRoman" w:hAnsi="TimeNewRoman"/>
                 <w:sz w:val="30"/>
               </w:rPr>
-              <w:t>940×7=6580</w:t>
+              <w:t>797×2=1594</w:t>
             </w:r>
           </w:p>
         </w:tc>
@@ -57,7 +57,7 @@
                 <w:rFonts w:ascii="TimeNewRoman" w:hAnsi="TimeNewRoman"/>
                 <w:sz w:val="30"/>
               </w:rPr>
-              <w:t>588×3=1764</w:t>
+              <w:t>747×4=2988</w:t>
             </w:r>
           </w:p>
         </w:tc>
@@ -74,7 +74,7 @@
                 <w:rFonts w:ascii="TimeNewRoman" w:hAnsi="TimeNewRoman"/>
                 <w:sz w:val="30"/>
               </w:rPr>
-              <w:t>583×7=4081</w:t>
+              <w:t>551×3=1653</w:t>
             </w:r>
           </w:p>
         </w:tc>
@@ -91,7 +91,7 @@
                 <w:rFonts w:ascii="TimeNewRoman" w:hAnsi="TimeNewRoman"/>
                 <w:sz w:val="30"/>
               </w:rPr>
-              <w:t>238×4=952</w:t>
+              <w:t>463×9=4167</w:t>
             </w:r>
           </w:p>
         </w:tc>
@@ -108,7 +108,7 @@
                 <w:rFonts w:ascii="TimeNewRoman" w:hAnsi="TimeNewRoman"/>
                 <w:sz w:val="30"/>
               </w:rPr>
-              <w:t>251×2=502</w:t>
+              <w:t>431×9=3879</w:t>
             </w:r>
           </w:p>
         </w:tc>
@@ -223,7 +223,7 @@
                 <w:rFonts w:ascii="TimeNewRoman" w:hAnsi="TimeNewRoman"/>
                 <w:sz w:val="30"/>
               </w:rPr>
-              <w:t>775×7=5425</w:t>
+              <w:t>335×5=1675</w:t>
             </w:r>
           </w:p>
         </w:tc>
@@ -240,7 +240,7 @@
                 <w:rFonts w:ascii="TimeNewRoman" w:hAnsi="TimeNewRoman"/>
                 <w:sz w:val="30"/>
               </w:rPr>
-              <w:t>972×4=3888</w:t>
+              <w:t>322×8=2576</w:t>
             </w:r>
           </w:p>
         </w:tc>
@@ -257,7 +257,7 @@
                 <w:rFonts w:ascii="TimeNewRoman" w:hAnsi="TimeNewRoman"/>
                 <w:sz w:val="30"/>
               </w:rPr>
-              <w:t>421×7=2947</w:t>
+              <w:t>841×9=7569</w:t>
             </w:r>
           </w:p>
         </w:tc>
@@ -274,7 +274,7 @@
                 <w:rFonts w:ascii="TimeNewRoman" w:hAnsi="TimeNewRoman"/>
                 <w:sz w:val="30"/>
               </w:rPr>
-              <w:t>393×8=3144</w:t>
+              <w:t>304×7=2128</w:t>
             </w:r>
           </w:p>
         </w:tc>
@@ -291,7 +291,7 @@
                 <w:rFonts w:ascii="TimeNewRoman" w:hAnsi="TimeNewRoman"/>
                 <w:sz w:val="30"/>
               </w:rPr>
-              <w:t>552×6=3312</w:t>
+              <w:t>356×5=1780</w:t>
             </w:r>
           </w:p>
         </w:tc>
@@ -438,7 +438,7 @@
                 <w:rFonts w:ascii="TimeNewRoman" w:hAnsi="TimeNewRoman"/>
                 <w:sz w:val="30"/>
               </w:rPr>
-              <w:t>878×5=4390</w:t>
+              <w:t>716×6=4296</w:t>
             </w:r>
           </w:p>
         </w:tc>
@@ -455,7 +455,7 @@
                 <w:rFonts w:ascii="TimeNewRoman" w:hAnsi="TimeNewRoman"/>
                 <w:sz w:val="30"/>
               </w:rPr>
-              <w:t>279×3=837</w:t>
+              <w:t>633×4=2532</w:t>
             </w:r>
           </w:p>
         </w:tc>
@@ -472,7 +472,7 @@
                 <w:rFonts w:ascii="TimeNewRoman" w:hAnsi="TimeNewRoman"/>
                 <w:sz w:val="30"/>
               </w:rPr>
-              <w:t>720×9=6480</w:t>
+              <w:t>102×3=306</w:t>
             </w:r>
           </w:p>
         </w:tc>
@@ -489,7 +489,7 @@
                 <w:rFonts w:ascii="TimeNewRoman" w:hAnsi="TimeNewRoman"/>
                 <w:sz w:val="30"/>
               </w:rPr>
-              <w:t>329×5=1645</w:t>
+              <w:t>941×4=3764</w:t>
             </w:r>
           </w:p>
         </w:tc>
@@ -506,7 +506,7 @@
                 <w:rFonts w:ascii="TimeNewRoman" w:hAnsi="TimeNewRoman"/>
                 <w:sz w:val="30"/>
               </w:rPr>
-              <w:t>127×5=635</w:t>
+              <w:t>394×2=788</w:t>
             </w:r>
           </w:p>
         </w:tc>
@@ -653,7 +653,7 @@
                 <w:rFonts w:ascii="TimeNewRoman" w:hAnsi="TimeNewRoman"/>
                 <w:sz w:val="30"/>
               </w:rPr>
-              <w:t>652×9=5868</w:t>
+              <w:t>646×2=1292</w:t>
             </w:r>
           </w:p>
         </w:tc>
@@ -670,7 +670,7 @@
                 <w:rFonts w:ascii="TimeNewRoman" w:hAnsi="TimeNewRoman"/>
                 <w:sz w:val="30"/>
               </w:rPr>
-              <w:t>235×6=1410</w:t>
+              <w:t>832×7=5824</w:t>
             </w:r>
           </w:p>
         </w:tc>
@@ -687,7 +687,7 @@
                 <w:rFonts w:ascii="TimeNewRoman" w:hAnsi="TimeNewRoman"/>
                 <w:sz w:val="30"/>
               </w:rPr>
-              <w:t>726×6=4356</w:t>
+              <w:t>723×7=5061</w:t>
             </w:r>
           </w:p>
         </w:tc>
@@ -704,7 +704,7 @@
                 <w:rFonts w:ascii="TimeNewRoman" w:hAnsi="TimeNewRoman"/>
                 <w:sz w:val="30"/>
               </w:rPr>
-              <w:t>439×5=2195</w:t>
+              <w:t>376×2=752</w:t>
             </w:r>
           </w:p>
         </w:tc>
@@ -721,7 +721,7 @@
                 <w:rFonts w:ascii="TimeNewRoman" w:hAnsi="TimeNewRoman"/>
                 <w:sz w:val="30"/>
               </w:rPr>
-              <w:t>969×6=5814</w:t>
+              <w:t>853×5=4265</w:t>
             </w:r>
           </w:p>
         </w:tc>
@@ -868,7 +868,7 @@
                 <w:rFonts w:ascii="TimeNewRoman" w:hAnsi="TimeNewRoman"/>
                 <w:sz w:val="30"/>
               </w:rPr>
-              <w:t>306×8=2448</w:t>
+              <w:t>914×6=5484</w:t>
             </w:r>
           </w:p>
         </w:tc>
@@ -885,7 +885,7 @@
                 <w:rFonts w:ascii="TimeNewRoman" w:hAnsi="TimeNewRoman"/>
                 <w:sz w:val="30"/>
               </w:rPr>
-              <w:t>392×6=2352</w:t>
+              <w:t>869×3=2607</w:t>
             </w:r>
           </w:p>
         </w:tc>
@@ -902,7 +902,7 @@
                 <w:rFonts w:ascii="TimeNewRoman" w:hAnsi="TimeNewRoman"/>
                 <w:sz w:val="30"/>
               </w:rPr>
-              <w:t>600×8=4800</w:t>
+              <w:t>890×6=5340</w:t>
             </w:r>
           </w:p>
         </w:tc>
@@ -919,7 +919,7 @@
                 <w:rFonts w:ascii="TimeNewRoman" w:hAnsi="TimeNewRoman"/>
                 <w:sz w:val="30"/>
               </w:rPr>
-              <w:t>412×8=3296</w:t>
+              <w:t>457×7=3199</w:t>
             </w:r>
           </w:p>
         </w:tc>
@@ -936,7 +936,7 @@
                 <w:rFonts w:ascii="TimeNewRoman" w:hAnsi="TimeNewRoman"/>
                 <w:sz w:val="30"/>
               </w:rPr>
-              <w:t>762×2=1524</w:t>
+              <w:t>689×9=6201</w:t>
             </w:r>
           </w:p>
         </w:tc>

--- a/answers-of-three-digit_number_multiplied_by_one-digit_number.docx
+++ b/answers-of-three-digit_number_multiplied_by_one-digit_number.docx
@@ -40,7 +40,7 @@
                 <w:rFonts w:ascii="TimeNewRoman" w:hAnsi="TimeNewRoman"/>
                 <w:sz w:val="30"/>
               </w:rPr>
-              <w:t>797×2=1594</w:t>
+              <w:t>563×7=3941</w:t>
             </w:r>
           </w:p>
         </w:tc>
@@ -57,7 +57,7 @@
                 <w:rFonts w:ascii="TimeNewRoman" w:hAnsi="TimeNewRoman"/>
                 <w:sz w:val="30"/>
               </w:rPr>
-              <w:t>747×4=2988</w:t>
+              <w:t>197×3=591</w:t>
             </w:r>
           </w:p>
         </w:tc>
@@ -74,7 +74,7 @@
                 <w:rFonts w:ascii="TimeNewRoman" w:hAnsi="TimeNewRoman"/>
                 <w:sz w:val="30"/>
               </w:rPr>
-              <w:t>551×3=1653</w:t>
+              <w:t>109×8=872</w:t>
             </w:r>
           </w:p>
         </w:tc>
@@ -91,7 +91,7 @@
                 <w:rFonts w:ascii="TimeNewRoman" w:hAnsi="TimeNewRoman"/>
                 <w:sz w:val="30"/>
               </w:rPr>
-              <w:t>463×9=4167</w:t>
+              <w:t>829×7=5803</w:t>
             </w:r>
           </w:p>
         </w:tc>
@@ -108,7 +108,7 @@
                 <w:rFonts w:ascii="TimeNewRoman" w:hAnsi="TimeNewRoman"/>
                 <w:sz w:val="30"/>
               </w:rPr>
-              <w:t>431×9=3879</w:t>
+              <w:t>483×7=3381</w:t>
             </w:r>
           </w:p>
         </w:tc>
@@ -223,7 +223,7 @@
                 <w:rFonts w:ascii="TimeNewRoman" w:hAnsi="TimeNewRoman"/>
                 <w:sz w:val="30"/>
               </w:rPr>
-              <w:t>335×5=1675</w:t>
+              <w:t>216×2=432</w:t>
             </w:r>
           </w:p>
         </w:tc>
@@ -240,7 +240,7 @@
                 <w:rFonts w:ascii="TimeNewRoman" w:hAnsi="TimeNewRoman"/>
                 <w:sz w:val="30"/>
               </w:rPr>
-              <w:t>322×8=2576</w:t>
+              <w:t>357×3=1071</w:t>
             </w:r>
           </w:p>
         </w:tc>
@@ -257,7 +257,7 @@
                 <w:rFonts w:ascii="TimeNewRoman" w:hAnsi="TimeNewRoman"/>
                 <w:sz w:val="30"/>
               </w:rPr>
-              <w:t>841×9=7569</w:t>
+              <w:t>496×4=1984</w:t>
             </w:r>
           </w:p>
         </w:tc>
@@ -274,7 +274,7 @@
                 <w:rFonts w:ascii="TimeNewRoman" w:hAnsi="TimeNewRoman"/>
                 <w:sz w:val="30"/>
               </w:rPr>
-              <w:t>304×7=2128</w:t>
+              <w:t>393×3=1179</w:t>
             </w:r>
           </w:p>
         </w:tc>
@@ -291,7 +291,7 @@
                 <w:rFonts w:ascii="TimeNewRoman" w:hAnsi="TimeNewRoman"/>
                 <w:sz w:val="30"/>
               </w:rPr>
-              <w:t>356×5=1780</w:t>
+              <w:t>331×9=2979</w:t>
             </w:r>
           </w:p>
         </w:tc>
@@ -438,7 +438,7 @@
                 <w:rFonts w:ascii="TimeNewRoman" w:hAnsi="TimeNewRoman"/>
                 <w:sz w:val="30"/>
               </w:rPr>
-              <w:t>716×6=4296</w:t>
+              <w:t>823×5=4115</w:t>
             </w:r>
           </w:p>
         </w:tc>
@@ -455,7 +455,7 @@
                 <w:rFonts w:ascii="TimeNewRoman" w:hAnsi="TimeNewRoman"/>
                 <w:sz w:val="30"/>
               </w:rPr>
-              <w:t>633×4=2532</w:t>
+              <w:t>131×7=917</w:t>
             </w:r>
           </w:p>
         </w:tc>
@@ -472,7 +472,7 @@
                 <w:rFonts w:ascii="TimeNewRoman" w:hAnsi="TimeNewRoman"/>
                 <w:sz w:val="30"/>
               </w:rPr>
-              <w:t>102×3=306</w:t>
+              <w:t>978×2=1956</w:t>
             </w:r>
           </w:p>
         </w:tc>
@@ -489,7 +489,7 @@
                 <w:rFonts w:ascii="TimeNewRoman" w:hAnsi="TimeNewRoman"/>
                 <w:sz w:val="30"/>
               </w:rPr>
-              <w:t>941×4=3764</w:t>
+              <w:t>962×4=3848</w:t>
             </w:r>
           </w:p>
         </w:tc>
@@ -506,7 +506,7 @@
                 <w:rFonts w:ascii="TimeNewRoman" w:hAnsi="TimeNewRoman"/>
                 <w:sz w:val="30"/>
               </w:rPr>
-              <w:t>394×2=788</w:t>
+              <w:t>201×5=1005</w:t>
             </w:r>
           </w:p>
         </w:tc>
@@ -653,7 +653,7 @@
                 <w:rFonts w:ascii="TimeNewRoman" w:hAnsi="TimeNewRoman"/>
                 <w:sz w:val="30"/>
               </w:rPr>
-              <w:t>646×2=1292</w:t>
+              <w:t>114×5=570</w:t>
             </w:r>
           </w:p>
         </w:tc>
@@ -670,7 +670,7 @@
                 <w:rFonts w:ascii="TimeNewRoman" w:hAnsi="TimeNewRoman"/>
                 <w:sz w:val="30"/>
               </w:rPr>
-              <w:t>832×7=5824</w:t>
+              <w:t>582×8=4656</w:t>
             </w:r>
           </w:p>
         </w:tc>
@@ -687,7 +687,7 @@
                 <w:rFonts w:ascii="TimeNewRoman" w:hAnsi="TimeNewRoman"/>
                 <w:sz w:val="30"/>
               </w:rPr>
-              <w:t>723×7=5061</w:t>
+              <w:t>834×2=1668</w:t>
             </w:r>
           </w:p>
         </w:tc>
@@ -704,7 +704,7 @@
                 <w:rFonts w:ascii="TimeNewRoman" w:hAnsi="TimeNewRoman"/>
                 <w:sz w:val="30"/>
               </w:rPr>
-              <w:t>376×2=752</w:t>
+              <w:t>433×9=3897</w:t>
             </w:r>
           </w:p>
         </w:tc>
@@ -721,7 +721,7 @@
                 <w:rFonts w:ascii="TimeNewRoman" w:hAnsi="TimeNewRoman"/>
                 <w:sz w:val="30"/>
               </w:rPr>
-              <w:t>853×5=4265</w:t>
+              <w:t>336×6=2016</w:t>
             </w:r>
           </w:p>
         </w:tc>
@@ -868,7 +868,7 @@
                 <w:rFonts w:ascii="TimeNewRoman" w:hAnsi="TimeNewRoman"/>
                 <w:sz w:val="30"/>
               </w:rPr>
-              <w:t>914×6=5484</w:t>
+              <w:t>818×4=3272</w:t>
             </w:r>
           </w:p>
         </w:tc>
@@ -885,7 +885,7 @@
                 <w:rFonts w:ascii="TimeNewRoman" w:hAnsi="TimeNewRoman"/>
                 <w:sz w:val="30"/>
               </w:rPr>
-              <w:t>869×3=2607</w:t>
+              <w:t>970×4=3880</w:t>
             </w:r>
           </w:p>
         </w:tc>
@@ -902,7 +902,7 @@
                 <w:rFonts w:ascii="TimeNewRoman" w:hAnsi="TimeNewRoman"/>
                 <w:sz w:val="30"/>
               </w:rPr>
-              <w:t>890×6=5340</w:t>
+              <w:t>828×8=6624</w:t>
             </w:r>
           </w:p>
         </w:tc>
@@ -919,7 +919,7 @@
                 <w:rFonts w:ascii="TimeNewRoman" w:hAnsi="TimeNewRoman"/>
                 <w:sz w:val="30"/>
               </w:rPr>
-              <w:t>457×7=3199</w:t>
+              <w:t>424×4=1696</w:t>
             </w:r>
           </w:p>
         </w:tc>
@@ -936,7 +936,7 @@
                 <w:rFonts w:ascii="TimeNewRoman" w:hAnsi="TimeNewRoman"/>
                 <w:sz w:val="30"/>
               </w:rPr>
-              <w:t>689×9=6201</w:t>
+              <w:t>753×4=3012</w:t>
             </w:r>
           </w:p>
         </w:tc>

--- a/answers-of-three-digit_number_multiplied_by_one-digit_number.docx
+++ b/answers-of-three-digit_number_multiplied_by_one-digit_number.docx
@@ -11,7 +11,7 @@
           <w:rFonts w:ascii="Arial" w:hAnsi="Arial"/>
           <w:sz w:val="30"/>
         </w:rPr>
-        <w:t>2026-10-08 Thursday</w:t>
+        <w:t>2026-10-09 Friday</w:t>
       </w:r>
     </w:p>
     <w:tbl>
@@ -40,7 +40,7 @@
                 <w:rFonts w:ascii="TimeNewRoman" w:hAnsi="TimeNewRoman"/>
                 <w:sz w:val="30"/>
               </w:rPr>
-              <w:t>563×7=3941</w:t>
+              <w:t>134×2=268</w:t>
             </w:r>
           </w:p>
         </w:tc>
@@ -57,7 +57,7 @@
                 <w:rFonts w:ascii="TimeNewRoman" w:hAnsi="TimeNewRoman"/>
                 <w:sz w:val="30"/>
               </w:rPr>
-              <w:t>197×3=591</w:t>
+              <w:t>918×4=3672</w:t>
             </w:r>
           </w:p>
         </w:tc>
@@ -74,7 +74,7 @@
                 <w:rFonts w:ascii="TimeNewRoman" w:hAnsi="TimeNewRoman"/>
                 <w:sz w:val="30"/>
               </w:rPr>
-              <w:t>109×8=872</w:t>
+              <w:t>923×4=3692</w:t>
             </w:r>
           </w:p>
         </w:tc>
@@ -91,7 +91,7 @@
                 <w:rFonts w:ascii="TimeNewRoman" w:hAnsi="TimeNewRoman"/>
                 <w:sz w:val="30"/>
               </w:rPr>
-              <w:t>829×7=5803</w:t>
+              <w:t>255×8=2040</w:t>
             </w:r>
           </w:p>
         </w:tc>
@@ -108,7 +108,7 @@
                 <w:rFonts w:ascii="TimeNewRoman" w:hAnsi="TimeNewRoman"/>
                 <w:sz w:val="30"/>
               </w:rPr>
-              <w:t>483×7=3381</w:t>
+              <w:t>205×8=1640</w:t>
             </w:r>
           </w:p>
         </w:tc>
@@ -223,7 +223,7 @@
                 <w:rFonts w:ascii="TimeNewRoman" w:hAnsi="TimeNewRoman"/>
                 <w:sz w:val="30"/>
               </w:rPr>
-              <w:t>216×2=432</w:t>
+              <w:t>511×3=1533</w:t>
             </w:r>
           </w:p>
         </w:tc>
@@ -240,7 +240,7 @@
                 <w:rFonts w:ascii="TimeNewRoman" w:hAnsi="TimeNewRoman"/>
                 <w:sz w:val="30"/>
               </w:rPr>
-              <w:t>357×3=1071</w:t>
+              <w:t>704×9=6336</w:t>
             </w:r>
           </w:p>
         </w:tc>
@@ -257,7 +257,7 @@
                 <w:rFonts w:ascii="TimeNewRoman" w:hAnsi="TimeNewRoman"/>
                 <w:sz w:val="30"/>
               </w:rPr>
-              <w:t>496×4=1984</w:t>
+              <w:t>856×4=3424</w:t>
             </w:r>
           </w:p>
         </w:tc>
@@ -274,7 +274,7 @@
                 <w:rFonts w:ascii="TimeNewRoman" w:hAnsi="TimeNewRoman"/>
                 <w:sz w:val="30"/>
               </w:rPr>
-              <w:t>393×3=1179</w:t>
+              <w:t>774×7=5418</w:t>
             </w:r>
           </w:p>
         </w:tc>
@@ -291,7 +291,7 @@
                 <w:rFonts w:ascii="TimeNewRoman" w:hAnsi="TimeNewRoman"/>
                 <w:sz w:val="30"/>
               </w:rPr>
-              <w:t>331×9=2979</w:t>
+              <w:t>449×2=898</w:t>
             </w:r>
           </w:p>
         </w:tc>
@@ -438,7 +438,7 @@
                 <w:rFonts w:ascii="TimeNewRoman" w:hAnsi="TimeNewRoman"/>
                 <w:sz w:val="30"/>
               </w:rPr>
-              <w:t>823×5=4115</w:t>
+              <w:t>496×7=3472</w:t>
             </w:r>
           </w:p>
         </w:tc>
@@ -455,7 +455,7 @@
                 <w:rFonts w:ascii="TimeNewRoman" w:hAnsi="TimeNewRoman"/>
                 <w:sz w:val="30"/>
               </w:rPr>
-              <w:t>131×7=917</w:t>
+              <w:t>862×4=3448</w:t>
             </w:r>
           </w:p>
         </w:tc>
@@ -472,7 +472,7 @@
                 <w:rFonts w:ascii="TimeNewRoman" w:hAnsi="TimeNewRoman"/>
                 <w:sz w:val="30"/>
               </w:rPr>
-              <w:t>978×2=1956</w:t>
+              <w:t>864×9=7776</w:t>
             </w:r>
           </w:p>
         </w:tc>
@@ -489,7 +489,7 @@
                 <w:rFonts w:ascii="TimeNewRoman" w:hAnsi="TimeNewRoman"/>
                 <w:sz w:val="30"/>
               </w:rPr>
-              <w:t>962×4=3848</w:t>
+              <w:t>918×7=6426</w:t>
             </w:r>
           </w:p>
         </w:tc>
@@ -506,7 +506,7 @@
                 <w:rFonts w:ascii="TimeNewRoman" w:hAnsi="TimeNewRoman"/>
                 <w:sz w:val="30"/>
               </w:rPr>
-              <w:t>201×5=1005</w:t>
+              <w:t>942×3=2826</w:t>
             </w:r>
           </w:p>
         </w:tc>
@@ -653,7 +653,7 @@
                 <w:rFonts w:ascii="TimeNewRoman" w:hAnsi="TimeNewRoman"/>
                 <w:sz w:val="30"/>
               </w:rPr>
-              <w:t>114×5=570</w:t>
+              <w:t>189×4=756</w:t>
             </w:r>
           </w:p>
         </w:tc>
@@ -670,7 +670,7 @@
                 <w:rFonts w:ascii="TimeNewRoman" w:hAnsi="TimeNewRoman"/>
                 <w:sz w:val="30"/>
               </w:rPr>
-              <w:t>582×8=4656</w:t>
+              <w:t>920×9=8280</w:t>
             </w:r>
           </w:p>
         </w:tc>
@@ -687,7 +687,7 @@
                 <w:rFonts w:ascii="TimeNewRoman" w:hAnsi="TimeNewRoman"/>
                 <w:sz w:val="30"/>
               </w:rPr>
-              <w:t>834×2=1668</w:t>
+              <w:t>872×6=5232</w:t>
             </w:r>
           </w:p>
         </w:tc>
@@ -704,7 +704,7 @@
                 <w:rFonts w:ascii="TimeNewRoman" w:hAnsi="TimeNewRoman"/>
                 <w:sz w:val="30"/>
               </w:rPr>
-              <w:t>433×9=3897</w:t>
+              <w:t>218×3=654</w:t>
             </w:r>
           </w:p>
         </w:tc>
@@ -721,7 +721,7 @@
                 <w:rFonts w:ascii="TimeNewRoman" w:hAnsi="TimeNewRoman"/>
                 <w:sz w:val="30"/>
               </w:rPr>
-              <w:t>336×6=2016</w:t>
+              <w:t>232×3=696</w:t>
             </w:r>
           </w:p>
         </w:tc>
@@ -868,7 +868,7 @@
                 <w:rFonts w:ascii="TimeNewRoman" w:hAnsi="TimeNewRoman"/>
                 <w:sz w:val="30"/>
               </w:rPr>
-              <w:t>818×4=3272</w:t>
+              <w:t>415×7=2905</w:t>
             </w:r>
           </w:p>
         </w:tc>
@@ -885,7 +885,7 @@
                 <w:rFonts w:ascii="TimeNewRoman" w:hAnsi="TimeNewRoman"/>
                 <w:sz w:val="30"/>
               </w:rPr>
-              <w:t>970×4=3880</w:t>
+              <w:t>346×4=1384</w:t>
             </w:r>
           </w:p>
         </w:tc>
@@ -902,7 +902,7 @@
                 <w:rFonts w:ascii="TimeNewRoman" w:hAnsi="TimeNewRoman"/>
                 <w:sz w:val="30"/>
               </w:rPr>
-              <w:t>828×8=6624</w:t>
+              <w:t>704×5=3520</w:t>
             </w:r>
           </w:p>
         </w:tc>
@@ -919,7 +919,7 @@
                 <w:rFonts w:ascii="TimeNewRoman" w:hAnsi="TimeNewRoman"/>
                 <w:sz w:val="30"/>
               </w:rPr>
-              <w:t>424×4=1696</w:t>
+              <w:t>606×9=5454</w:t>
             </w:r>
           </w:p>
         </w:tc>
@@ -936,7 +936,7 @@
                 <w:rFonts w:ascii="TimeNewRoman" w:hAnsi="TimeNewRoman"/>
                 <w:sz w:val="30"/>
               </w:rPr>
-              <w:t>753×4=3012</w:t>
+              <w:t>625×4=2500</w:t>
             </w:r>
           </w:p>
         </w:tc>

--- a/answers-of-three-digit_number_multiplied_by_one-digit_number.docx
+++ b/answers-of-three-digit_number_multiplied_by_one-digit_number.docx
@@ -40,7 +40,7 @@
                 <w:rFonts w:ascii="TimeNewRoman" w:hAnsi="TimeNewRoman"/>
                 <w:sz w:val="30"/>
               </w:rPr>
-              <w:t>134×2=268</w:t>
+              <w:t>668×6=4008</w:t>
             </w:r>
           </w:p>
         </w:tc>
@@ -57,7 +57,7 @@
                 <w:rFonts w:ascii="TimeNewRoman" w:hAnsi="TimeNewRoman"/>
                 <w:sz w:val="30"/>
               </w:rPr>
-              <w:t>918×4=3672</w:t>
+              <w:t>598×3=1794</w:t>
             </w:r>
           </w:p>
         </w:tc>
@@ -74,7 +74,7 @@
                 <w:rFonts w:ascii="TimeNewRoman" w:hAnsi="TimeNewRoman"/>
                 <w:sz w:val="30"/>
               </w:rPr>
-              <w:t>923×4=3692</w:t>
+              <w:t>884×4=3536</w:t>
             </w:r>
           </w:p>
         </w:tc>
@@ -91,7 +91,7 @@
                 <w:rFonts w:ascii="TimeNewRoman" w:hAnsi="TimeNewRoman"/>
                 <w:sz w:val="30"/>
               </w:rPr>
-              <w:t>255×8=2040</w:t>
+              <w:t>696×3=2088</w:t>
             </w:r>
           </w:p>
         </w:tc>
@@ -108,7 +108,7 @@
                 <w:rFonts w:ascii="TimeNewRoman" w:hAnsi="TimeNewRoman"/>
                 <w:sz w:val="30"/>
               </w:rPr>
-              <w:t>205×8=1640</w:t>
+              <w:t>947×3=2841</w:t>
             </w:r>
           </w:p>
         </w:tc>
@@ -223,7 +223,7 @@
                 <w:rFonts w:ascii="TimeNewRoman" w:hAnsi="TimeNewRoman"/>
                 <w:sz w:val="30"/>
               </w:rPr>
-              <w:t>511×3=1533</w:t>
+              <w:t>443×4=1772</w:t>
             </w:r>
           </w:p>
         </w:tc>
@@ -240,7 +240,7 @@
                 <w:rFonts w:ascii="TimeNewRoman" w:hAnsi="TimeNewRoman"/>
                 <w:sz w:val="30"/>
               </w:rPr>
-              <w:t>704×9=6336</w:t>
+              <w:t>370×8=2960</w:t>
             </w:r>
           </w:p>
         </w:tc>
@@ -257,7 +257,7 @@
                 <w:rFonts w:ascii="TimeNewRoman" w:hAnsi="TimeNewRoman"/>
                 <w:sz w:val="30"/>
               </w:rPr>
-              <w:t>856×4=3424</w:t>
+              <w:t>756×8=6048</w:t>
             </w:r>
           </w:p>
         </w:tc>
@@ -274,7 +274,7 @@
                 <w:rFonts w:ascii="TimeNewRoman" w:hAnsi="TimeNewRoman"/>
                 <w:sz w:val="30"/>
               </w:rPr>
-              <w:t>774×7=5418</w:t>
+              <w:t>649×4=2596</w:t>
             </w:r>
           </w:p>
         </w:tc>
@@ -291,7 +291,7 @@
                 <w:rFonts w:ascii="TimeNewRoman" w:hAnsi="TimeNewRoman"/>
                 <w:sz w:val="30"/>
               </w:rPr>
-              <w:t>449×2=898</w:t>
+              <w:t>571×4=2284</w:t>
             </w:r>
           </w:p>
         </w:tc>
@@ -438,7 +438,7 @@
                 <w:rFonts w:ascii="TimeNewRoman" w:hAnsi="TimeNewRoman"/>
                 <w:sz w:val="30"/>
               </w:rPr>
-              <w:t>496×7=3472</w:t>
+              <w:t>515×6=3090</w:t>
             </w:r>
           </w:p>
         </w:tc>
@@ -455,7 +455,7 @@
                 <w:rFonts w:ascii="TimeNewRoman" w:hAnsi="TimeNewRoman"/>
                 <w:sz w:val="30"/>
               </w:rPr>
-              <w:t>862×4=3448</w:t>
+              <w:t>336×8=2688</w:t>
             </w:r>
           </w:p>
         </w:tc>
@@ -472,7 +472,7 @@
                 <w:rFonts w:ascii="TimeNewRoman" w:hAnsi="TimeNewRoman"/>
                 <w:sz w:val="30"/>
               </w:rPr>
-              <w:t>864×9=7776</w:t>
+              <w:t>999×2=1998</w:t>
             </w:r>
           </w:p>
         </w:tc>
@@ -489,7 +489,7 @@
                 <w:rFonts w:ascii="TimeNewRoman" w:hAnsi="TimeNewRoman"/>
                 <w:sz w:val="30"/>
               </w:rPr>
-              <w:t>918×7=6426</w:t>
+              <w:t>796×7=5572</w:t>
             </w:r>
           </w:p>
         </w:tc>
@@ -506,7 +506,7 @@
                 <w:rFonts w:ascii="TimeNewRoman" w:hAnsi="TimeNewRoman"/>
                 <w:sz w:val="30"/>
               </w:rPr>
-              <w:t>942×3=2826</w:t>
+              <w:t>850×8=6800</w:t>
             </w:r>
           </w:p>
         </w:tc>
@@ -653,7 +653,7 @@
                 <w:rFonts w:ascii="TimeNewRoman" w:hAnsi="TimeNewRoman"/>
                 <w:sz w:val="30"/>
               </w:rPr>
-              <w:t>189×4=756</w:t>
+              <w:t>143×9=1287</w:t>
             </w:r>
           </w:p>
         </w:tc>
@@ -670,7 +670,7 @@
                 <w:rFonts w:ascii="TimeNewRoman" w:hAnsi="TimeNewRoman"/>
                 <w:sz w:val="30"/>
               </w:rPr>
-              <w:t>920×9=8280</w:t>
+              <w:t>859×5=4295</w:t>
             </w:r>
           </w:p>
         </w:tc>
@@ -687,7 +687,7 @@
                 <w:rFonts w:ascii="TimeNewRoman" w:hAnsi="TimeNewRoman"/>
                 <w:sz w:val="30"/>
               </w:rPr>
-              <w:t>872×6=5232</w:t>
+              <w:t>729×3=2187</w:t>
             </w:r>
           </w:p>
         </w:tc>
@@ -704,7 +704,7 @@
                 <w:rFonts w:ascii="TimeNewRoman" w:hAnsi="TimeNewRoman"/>
                 <w:sz w:val="30"/>
               </w:rPr>
-              <w:t>218×3=654</w:t>
+              <w:t>273×4=1092</w:t>
             </w:r>
           </w:p>
         </w:tc>
@@ -721,7 +721,7 @@
                 <w:rFonts w:ascii="TimeNewRoman" w:hAnsi="TimeNewRoman"/>
                 <w:sz w:val="30"/>
               </w:rPr>
-              <w:t>232×3=696</w:t>
+              <w:t>389×2=778</w:t>
             </w:r>
           </w:p>
         </w:tc>
@@ -868,7 +868,7 @@
                 <w:rFonts w:ascii="TimeNewRoman" w:hAnsi="TimeNewRoman"/>
                 <w:sz w:val="30"/>
               </w:rPr>
-              <w:t>415×7=2905</w:t>
+              <w:t>188×8=1504</w:t>
             </w:r>
           </w:p>
         </w:tc>
@@ -885,7 +885,7 @@
                 <w:rFonts w:ascii="TimeNewRoman" w:hAnsi="TimeNewRoman"/>
                 <w:sz w:val="30"/>
               </w:rPr>
-              <w:t>346×4=1384</w:t>
+              <w:t>930×8=7440</w:t>
             </w:r>
           </w:p>
         </w:tc>
@@ -902,7 +902,7 @@
                 <w:rFonts w:ascii="TimeNewRoman" w:hAnsi="TimeNewRoman"/>
                 <w:sz w:val="30"/>
               </w:rPr>
-              <w:t>704×5=3520</w:t>
+              <w:t>536×4=2144</w:t>
             </w:r>
           </w:p>
         </w:tc>
@@ -919,7 +919,7 @@
                 <w:rFonts w:ascii="TimeNewRoman" w:hAnsi="TimeNewRoman"/>
                 <w:sz w:val="30"/>
               </w:rPr>
-              <w:t>606×9=5454</w:t>
+              <w:t>280×6=1680</w:t>
             </w:r>
           </w:p>
         </w:tc>
@@ -936,7 +936,7 @@
                 <w:rFonts w:ascii="TimeNewRoman" w:hAnsi="TimeNewRoman"/>
                 <w:sz w:val="30"/>
               </w:rPr>
-              <w:t>625×4=2500</w:t>
+              <w:t>978×5=4890</w:t>
             </w:r>
           </w:p>
         </w:tc>

--- a/answers-of-three-digit_number_multiplied_by_one-digit_number.docx
+++ b/answers-of-three-digit_number_multiplied_by_one-digit_number.docx
@@ -11,7 +11,7 @@
           <w:rFonts w:ascii="Arial" w:hAnsi="Arial"/>
           <w:sz w:val="30"/>
         </w:rPr>
-        <w:t>2026-10-09 Friday</w:t>
+        <w:t>2026-10-10 Saturday</w:t>
       </w:r>
     </w:p>
     <w:tbl>
@@ -40,7 +40,7 @@
                 <w:rFonts w:ascii="TimeNewRoman" w:hAnsi="TimeNewRoman"/>
                 <w:sz w:val="30"/>
               </w:rPr>
-              <w:t>668×6=4008</w:t>
+              <w:t>759×4=3036</w:t>
             </w:r>
           </w:p>
         </w:tc>
@@ -57,7 +57,7 @@
                 <w:rFonts w:ascii="TimeNewRoman" w:hAnsi="TimeNewRoman"/>
                 <w:sz w:val="30"/>
               </w:rPr>
-              <w:t>598×3=1794</w:t>
+              <w:t>147×6=882</w:t>
             </w:r>
           </w:p>
         </w:tc>
@@ -74,7 +74,7 @@
                 <w:rFonts w:ascii="TimeNewRoman" w:hAnsi="TimeNewRoman"/>
                 <w:sz w:val="30"/>
               </w:rPr>
-              <w:t>884×4=3536</w:t>
+              <w:t>851×8=6808</w:t>
             </w:r>
           </w:p>
         </w:tc>
@@ -91,7 +91,7 @@
                 <w:rFonts w:ascii="TimeNewRoman" w:hAnsi="TimeNewRoman"/>
                 <w:sz w:val="30"/>
               </w:rPr>
-              <w:t>696×3=2088</w:t>
+              <w:t>644×8=5152</w:t>
             </w:r>
           </w:p>
         </w:tc>
@@ -108,7 +108,7 @@
                 <w:rFonts w:ascii="TimeNewRoman" w:hAnsi="TimeNewRoman"/>
                 <w:sz w:val="30"/>
               </w:rPr>
-              <w:t>947×3=2841</w:t>
+              <w:t>622×6=3732</w:t>
             </w:r>
           </w:p>
         </w:tc>
@@ -223,7 +223,7 @@
                 <w:rFonts w:ascii="TimeNewRoman" w:hAnsi="TimeNewRoman"/>
                 <w:sz w:val="30"/>
               </w:rPr>
-              <w:t>443×4=1772</w:t>
+              <w:t>169×8=1352</w:t>
             </w:r>
           </w:p>
         </w:tc>
@@ -240,7 +240,7 @@
                 <w:rFonts w:ascii="TimeNewRoman" w:hAnsi="TimeNewRoman"/>
                 <w:sz w:val="30"/>
               </w:rPr>
-              <w:t>370×8=2960</w:t>
+              <w:t>673×9=6057</w:t>
             </w:r>
           </w:p>
         </w:tc>
@@ -257,7 +257,7 @@
                 <w:rFonts w:ascii="TimeNewRoman" w:hAnsi="TimeNewRoman"/>
                 <w:sz w:val="30"/>
               </w:rPr>
-              <w:t>756×8=6048</w:t>
+              <w:t>627×5=3135</w:t>
             </w:r>
           </w:p>
         </w:tc>
@@ -274,7 +274,7 @@
                 <w:rFonts w:ascii="TimeNewRoman" w:hAnsi="TimeNewRoman"/>
                 <w:sz w:val="30"/>
               </w:rPr>
-              <w:t>649×4=2596</w:t>
+              <w:t>840×8=6720</w:t>
             </w:r>
           </w:p>
         </w:tc>
@@ -291,7 +291,7 @@
                 <w:rFonts w:ascii="TimeNewRoman" w:hAnsi="TimeNewRoman"/>
                 <w:sz w:val="30"/>
               </w:rPr>
-              <w:t>571×4=2284</w:t>
+              <w:t>430×7=3010</w:t>
             </w:r>
           </w:p>
         </w:tc>
@@ -438,7 +438,7 @@
                 <w:rFonts w:ascii="TimeNewRoman" w:hAnsi="TimeNewRoman"/>
                 <w:sz w:val="30"/>
               </w:rPr>
-              <w:t>515×6=3090</w:t>
+              <w:t>725×4=2900</w:t>
             </w:r>
           </w:p>
         </w:tc>
@@ -455,7 +455,7 @@
                 <w:rFonts w:ascii="TimeNewRoman" w:hAnsi="TimeNewRoman"/>
                 <w:sz w:val="30"/>
               </w:rPr>
-              <w:t>336×8=2688</w:t>
+              <w:t>314×5=1570</w:t>
             </w:r>
           </w:p>
         </w:tc>
@@ -472,7 +472,7 @@
                 <w:rFonts w:ascii="TimeNewRoman" w:hAnsi="TimeNewRoman"/>
                 <w:sz w:val="30"/>
               </w:rPr>
-              <w:t>999×2=1998</w:t>
+              <w:t>913×6=5478</w:t>
             </w:r>
           </w:p>
         </w:tc>
@@ -489,7 +489,7 @@
                 <w:rFonts w:ascii="TimeNewRoman" w:hAnsi="TimeNewRoman"/>
                 <w:sz w:val="30"/>
               </w:rPr>
-              <w:t>796×7=5572</w:t>
+              <w:t>650×6=3900</w:t>
             </w:r>
           </w:p>
         </w:tc>
@@ -506,7 +506,7 @@
                 <w:rFonts w:ascii="TimeNewRoman" w:hAnsi="TimeNewRoman"/>
                 <w:sz w:val="30"/>
               </w:rPr>
-              <w:t>850×8=6800</w:t>
+              <w:t>169×7=1183</w:t>
             </w:r>
           </w:p>
         </w:tc>
@@ -653,7 +653,7 @@
                 <w:rFonts w:ascii="TimeNewRoman" w:hAnsi="TimeNewRoman"/>
                 <w:sz w:val="30"/>
               </w:rPr>
-              <w:t>143×9=1287</w:t>
+              <w:t>769×7=5383</w:t>
             </w:r>
           </w:p>
         </w:tc>
@@ -670,7 +670,7 @@
                 <w:rFonts w:ascii="TimeNewRoman" w:hAnsi="TimeNewRoman"/>
                 <w:sz w:val="30"/>
               </w:rPr>
-              <w:t>859×5=4295</w:t>
+              <w:t>603×8=4824</w:t>
             </w:r>
           </w:p>
         </w:tc>
@@ -687,7 +687,7 @@
                 <w:rFonts w:ascii="TimeNewRoman" w:hAnsi="TimeNewRoman"/>
                 <w:sz w:val="30"/>
               </w:rPr>
-              <w:t>729×3=2187</w:t>
+              <w:t>900×2=1800</w:t>
             </w:r>
           </w:p>
         </w:tc>
@@ -704,7 +704,7 @@
                 <w:rFonts w:ascii="TimeNewRoman" w:hAnsi="TimeNewRoman"/>
                 <w:sz w:val="30"/>
               </w:rPr>
-              <w:t>273×4=1092</w:t>
+              <w:t>136×3=408</w:t>
             </w:r>
           </w:p>
         </w:tc>
@@ -721,7 +721,7 @@
                 <w:rFonts w:ascii="TimeNewRoman" w:hAnsi="TimeNewRoman"/>
                 <w:sz w:val="30"/>
               </w:rPr>
-              <w:t>389×2=778</w:t>
+              <w:t>842×6=5052</w:t>
             </w:r>
           </w:p>
         </w:tc>
@@ -868,7 +868,7 @@
                 <w:rFonts w:ascii="TimeNewRoman" w:hAnsi="TimeNewRoman"/>
                 <w:sz w:val="30"/>
               </w:rPr>
-              <w:t>188×8=1504</w:t>
+              <w:t>687×6=4122</w:t>
             </w:r>
           </w:p>
         </w:tc>
@@ -885,7 +885,7 @@
                 <w:rFonts w:ascii="TimeNewRoman" w:hAnsi="TimeNewRoman"/>
                 <w:sz w:val="30"/>
               </w:rPr>
-              <w:t>930×8=7440</w:t>
+              <w:t>873×8=6984</w:t>
             </w:r>
           </w:p>
         </w:tc>
@@ -902,7 +902,7 @@
                 <w:rFonts w:ascii="TimeNewRoman" w:hAnsi="TimeNewRoman"/>
                 <w:sz w:val="30"/>
               </w:rPr>
-              <w:t>536×4=2144</w:t>
+              <w:t>569×3=1707</w:t>
             </w:r>
           </w:p>
         </w:tc>
@@ -919,7 +919,7 @@
                 <w:rFonts w:ascii="TimeNewRoman" w:hAnsi="TimeNewRoman"/>
                 <w:sz w:val="30"/>
               </w:rPr>
-              <w:t>280×6=1680</w:t>
+              <w:t>672×7=4704</w:t>
             </w:r>
           </w:p>
         </w:tc>
@@ -936,7 +936,7 @@
                 <w:rFonts w:ascii="TimeNewRoman" w:hAnsi="TimeNewRoman"/>
                 <w:sz w:val="30"/>
               </w:rPr>
-              <w:t>978×5=4890</w:t>
+              <w:t>951×4=3804</w:t>
             </w:r>
           </w:p>
         </w:tc>

--- a/answers-of-three-digit_number_multiplied_by_one-digit_number.docx
+++ b/answers-of-three-digit_number_multiplied_by_one-digit_number.docx
@@ -40,7 +40,7 @@
                 <w:rFonts w:ascii="TimeNewRoman" w:hAnsi="TimeNewRoman"/>
                 <w:sz w:val="30"/>
               </w:rPr>
-              <w:t>759×4=3036</w:t>
+              <w:t>934×5=4670</w:t>
             </w:r>
           </w:p>
         </w:tc>
@@ -57,7 +57,7 @@
                 <w:rFonts w:ascii="TimeNewRoman" w:hAnsi="TimeNewRoman"/>
                 <w:sz w:val="30"/>
               </w:rPr>
-              <w:t>147×6=882</w:t>
+              <w:t>730×9=6570</w:t>
             </w:r>
           </w:p>
         </w:tc>
@@ -74,7 +74,7 @@
                 <w:rFonts w:ascii="TimeNewRoman" w:hAnsi="TimeNewRoman"/>
                 <w:sz w:val="30"/>
               </w:rPr>
-              <w:t>851×8=6808</w:t>
+              <w:t>120×2=240</w:t>
             </w:r>
           </w:p>
         </w:tc>
@@ -91,7 +91,7 @@
                 <w:rFonts w:ascii="TimeNewRoman" w:hAnsi="TimeNewRoman"/>
                 <w:sz w:val="30"/>
               </w:rPr>
-              <w:t>644×8=5152</w:t>
+              <w:t>340×3=1020</w:t>
             </w:r>
           </w:p>
         </w:tc>
@@ -108,7 +108,7 @@
                 <w:rFonts w:ascii="TimeNewRoman" w:hAnsi="TimeNewRoman"/>
                 <w:sz w:val="30"/>
               </w:rPr>
-              <w:t>622×6=3732</w:t>
+              <w:t>133×9=1197</w:t>
             </w:r>
           </w:p>
         </w:tc>
@@ -223,7 +223,7 @@
                 <w:rFonts w:ascii="TimeNewRoman" w:hAnsi="TimeNewRoman"/>
                 <w:sz w:val="30"/>
               </w:rPr>
-              <w:t>169×8=1352</w:t>
+              <w:t>663×6=3978</w:t>
             </w:r>
           </w:p>
         </w:tc>
@@ -240,7 +240,7 @@
                 <w:rFonts w:ascii="TimeNewRoman" w:hAnsi="TimeNewRoman"/>
                 <w:sz w:val="30"/>
               </w:rPr>
-              <w:t>673×9=6057</w:t>
+              <w:t>140×7=980</w:t>
             </w:r>
           </w:p>
         </w:tc>
@@ -257,7 +257,7 @@
                 <w:rFonts w:ascii="TimeNewRoman" w:hAnsi="TimeNewRoman"/>
                 <w:sz w:val="30"/>
               </w:rPr>
-              <w:t>627×5=3135</w:t>
+              <w:t>168×9=1512</w:t>
             </w:r>
           </w:p>
         </w:tc>
@@ -274,7 +274,7 @@
                 <w:rFonts w:ascii="TimeNewRoman" w:hAnsi="TimeNewRoman"/>
                 <w:sz w:val="30"/>
               </w:rPr>
-              <w:t>840×8=6720</w:t>
+              <w:t>930×9=8370</w:t>
             </w:r>
           </w:p>
         </w:tc>
@@ -291,7 +291,7 @@
                 <w:rFonts w:ascii="TimeNewRoman" w:hAnsi="TimeNewRoman"/>
                 <w:sz w:val="30"/>
               </w:rPr>
-              <w:t>430×7=3010</w:t>
+              <w:t>393×3=1179</w:t>
             </w:r>
           </w:p>
         </w:tc>
@@ -438,7 +438,7 @@
                 <w:rFonts w:ascii="TimeNewRoman" w:hAnsi="TimeNewRoman"/>
                 <w:sz w:val="30"/>
               </w:rPr>
-              <w:t>725×4=2900</w:t>
+              <w:t>850×7=5950</w:t>
             </w:r>
           </w:p>
         </w:tc>
@@ -455,7 +455,7 @@
                 <w:rFonts w:ascii="TimeNewRoman" w:hAnsi="TimeNewRoman"/>
                 <w:sz w:val="30"/>
               </w:rPr>
-              <w:t>314×5=1570</w:t>
+              <w:t>141×2=282</w:t>
             </w:r>
           </w:p>
         </w:tc>
@@ -472,7 +472,7 @@
                 <w:rFonts w:ascii="TimeNewRoman" w:hAnsi="TimeNewRoman"/>
                 <w:sz w:val="30"/>
               </w:rPr>
-              <w:t>913×6=5478</w:t>
+              <w:t>558×5=2790</w:t>
             </w:r>
           </w:p>
         </w:tc>
@@ -489,7 +489,7 @@
                 <w:rFonts w:ascii="TimeNewRoman" w:hAnsi="TimeNewRoman"/>
                 <w:sz w:val="30"/>
               </w:rPr>
-              <w:t>650×6=3900</w:t>
+              <w:t>589×2=1178</w:t>
             </w:r>
           </w:p>
         </w:tc>
@@ -506,7 +506,7 @@
                 <w:rFonts w:ascii="TimeNewRoman" w:hAnsi="TimeNewRoman"/>
                 <w:sz w:val="30"/>
               </w:rPr>
-              <w:t>169×7=1183</w:t>
+              <w:t>799×9=7191</w:t>
             </w:r>
           </w:p>
         </w:tc>
@@ -653,7 +653,7 @@
                 <w:rFonts w:ascii="TimeNewRoman" w:hAnsi="TimeNewRoman"/>
                 <w:sz w:val="30"/>
               </w:rPr>
-              <w:t>769×7=5383</w:t>
+              <w:t>661×3=1983</w:t>
             </w:r>
           </w:p>
         </w:tc>
@@ -670,7 +670,7 @@
                 <w:rFonts w:ascii="TimeNewRoman" w:hAnsi="TimeNewRoman"/>
                 <w:sz w:val="30"/>
               </w:rPr>
-              <w:t>603×8=4824</w:t>
+              <w:t>909×6=5454</w:t>
             </w:r>
           </w:p>
         </w:tc>
@@ -687,7 +687,7 @@
                 <w:rFonts w:ascii="TimeNewRoman" w:hAnsi="TimeNewRoman"/>
                 <w:sz w:val="30"/>
               </w:rPr>
-              <w:t>900×2=1800</w:t>
+              <w:t>374×9=3366</w:t>
             </w:r>
           </w:p>
         </w:tc>
@@ -704,7 +704,7 @@
                 <w:rFonts w:ascii="TimeNewRoman" w:hAnsi="TimeNewRoman"/>
                 <w:sz w:val="30"/>
               </w:rPr>
-              <w:t>136×3=408</w:t>
+              <w:t>970×8=7760</w:t>
             </w:r>
           </w:p>
         </w:tc>
@@ -721,7 +721,7 @@
                 <w:rFonts w:ascii="TimeNewRoman" w:hAnsi="TimeNewRoman"/>
                 <w:sz w:val="30"/>
               </w:rPr>
-              <w:t>842×6=5052</w:t>
+              <w:t>400×2=800</w:t>
             </w:r>
           </w:p>
         </w:tc>
@@ -868,7 +868,7 @@
                 <w:rFonts w:ascii="TimeNewRoman" w:hAnsi="TimeNewRoman"/>
                 <w:sz w:val="30"/>
               </w:rPr>
-              <w:t>687×6=4122</w:t>
+              <w:t>305×7=2135</w:t>
             </w:r>
           </w:p>
         </w:tc>
@@ -885,7 +885,7 @@
                 <w:rFonts w:ascii="TimeNewRoman" w:hAnsi="TimeNewRoman"/>
                 <w:sz w:val="30"/>
               </w:rPr>
-              <w:t>873×8=6984</w:t>
+              <w:t>125×2=250</w:t>
             </w:r>
           </w:p>
         </w:tc>
@@ -902,7 +902,7 @@
                 <w:rFonts w:ascii="TimeNewRoman" w:hAnsi="TimeNewRoman"/>
                 <w:sz w:val="30"/>
               </w:rPr>
-              <w:t>569×3=1707</w:t>
+              <w:t>205×7=1435</w:t>
             </w:r>
           </w:p>
         </w:tc>
@@ -919,7 +919,7 @@
                 <w:rFonts w:ascii="TimeNewRoman" w:hAnsi="TimeNewRoman"/>
                 <w:sz w:val="30"/>
               </w:rPr>
-              <w:t>672×7=4704</w:t>
+              <w:t>212×5=1060</w:t>
             </w:r>
           </w:p>
         </w:tc>
@@ -936,7 +936,7 @@
                 <w:rFonts w:ascii="TimeNewRoman" w:hAnsi="TimeNewRoman"/>
                 <w:sz w:val="30"/>
               </w:rPr>
-              <w:t>951×4=3804</w:t>
+              <w:t>779×8=6232</w:t>
             </w:r>
           </w:p>
         </w:tc>

--- a/answers-of-three-digit_number_multiplied_by_one-digit_number.docx
+++ b/answers-of-three-digit_number_multiplied_by_one-digit_number.docx
@@ -11,7 +11,7 @@
           <w:rFonts w:ascii="Arial" w:hAnsi="Arial"/>
           <w:sz w:val="30"/>
         </w:rPr>
-        <w:t>2026-10-10 Saturday</w:t>
+        <w:t>2026-10-11 Sunday</w:t>
       </w:r>
     </w:p>
     <w:tbl>
@@ -40,7 +40,7 @@
                 <w:rFonts w:ascii="TimeNewRoman" w:hAnsi="TimeNewRoman"/>
                 <w:sz w:val="30"/>
               </w:rPr>
-              <w:t>934×5=4670</w:t>
+              <w:t>169×3=507</w:t>
             </w:r>
           </w:p>
         </w:tc>
@@ -57,7 +57,7 @@
                 <w:rFonts w:ascii="TimeNewRoman" w:hAnsi="TimeNewRoman"/>
                 <w:sz w:val="30"/>
               </w:rPr>
-              <w:t>730×9=6570</w:t>
+              <w:t>275×2=550</w:t>
             </w:r>
           </w:p>
         </w:tc>
@@ -74,7 +74,7 @@
                 <w:rFonts w:ascii="TimeNewRoman" w:hAnsi="TimeNewRoman"/>
                 <w:sz w:val="30"/>
               </w:rPr>
-              <w:t>120×2=240</w:t>
+              <w:t>734×7=5138</w:t>
             </w:r>
           </w:p>
         </w:tc>
@@ -91,7 +91,7 @@
                 <w:rFonts w:ascii="TimeNewRoman" w:hAnsi="TimeNewRoman"/>
                 <w:sz w:val="30"/>
               </w:rPr>
-              <w:t>340×3=1020</w:t>
+              <w:t>879×7=6153</w:t>
             </w:r>
           </w:p>
         </w:tc>
@@ -108,7 +108,7 @@
                 <w:rFonts w:ascii="TimeNewRoman" w:hAnsi="TimeNewRoman"/>
                 <w:sz w:val="30"/>
               </w:rPr>
-              <w:t>133×9=1197</w:t>
+              <w:t>470×5=2350</w:t>
             </w:r>
           </w:p>
         </w:tc>
@@ -223,7 +223,7 @@
                 <w:rFonts w:ascii="TimeNewRoman" w:hAnsi="TimeNewRoman"/>
                 <w:sz w:val="30"/>
               </w:rPr>
-              <w:t>663×6=3978</w:t>
+              <w:t>952×9=8568</w:t>
             </w:r>
           </w:p>
         </w:tc>
@@ -240,7 +240,7 @@
                 <w:rFonts w:ascii="TimeNewRoman" w:hAnsi="TimeNewRoman"/>
                 <w:sz w:val="30"/>
               </w:rPr>
-              <w:t>140×7=980</w:t>
+              <w:t>138×3=414</w:t>
             </w:r>
           </w:p>
         </w:tc>
@@ -257,7 +257,7 @@
                 <w:rFonts w:ascii="TimeNewRoman" w:hAnsi="TimeNewRoman"/>
                 <w:sz w:val="30"/>
               </w:rPr>
-              <w:t>168×9=1512</w:t>
+              <w:t>736×8=5888</w:t>
             </w:r>
           </w:p>
         </w:tc>
@@ -274,7 +274,7 @@
                 <w:rFonts w:ascii="TimeNewRoman" w:hAnsi="TimeNewRoman"/>
                 <w:sz w:val="30"/>
               </w:rPr>
-              <w:t>930×9=8370</w:t>
+              <w:t>657×9=5913</w:t>
             </w:r>
           </w:p>
         </w:tc>
@@ -291,7 +291,7 @@
                 <w:rFonts w:ascii="TimeNewRoman" w:hAnsi="TimeNewRoman"/>
                 <w:sz w:val="30"/>
               </w:rPr>
-              <w:t>393×3=1179</w:t>
+              <w:t>674×2=1348</w:t>
             </w:r>
           </w:p>
         </w:tc>
@@ -438,7 +438,7 @@
                 <w:rFonts w:ascii="TimeNewRoman" w:hAnsi="TimeNewRoman"/>
                 <w:sz w:val="30"/>
               </w:rPr>
-              <w:t>850×7=5950</w:t>
+              <w:t>119×3=357</w:t>
             </w:r>
           </w:p>
         </w:tc>
@@ -455,7 +455,7 @@
                 <w:rFonts w:ascii="TimeNewRoman" w:hAnsi="TimeNewRoman"/>
                 <w:sz w:val="30"/>
               </w:rPr>
-              <w:t>141×2=282</w:t>
+              <w:t>220×7=1540</w:t>
             </w:r>
           </w:p>
         </w:tc>
@@ -472,7 +472,7 @@
                 <w:rFonts w:ascii="TimeNewRoman" w:hAnsi="TimeNewRoman"/>
                 <w:sz w:val="30"/>
               </w:rPr>
-              <w:t>558×5=2790</w:t>
+              <w:t>480×3=1440</w:t>
             </w:r>
           </w:p>
         </w:tc>
@@ -489,7 +489,7 @@
                 <w:rFonts w:ascii="TimeNewRoman" w:hAnsi="TimeNewRoman"/>
                 <w:sz w:val="30"/>
               </w:rPr>
-              <w:t>589×2=1178</w:t>
+              <w:t>947×9=8523</w:t>
             </w:r>
           </w:p>
         </w:tc>
@@ -506,7 +506,7 @@
                 <w:rFonts w:ascii="TimeNewRoman" w:hAnsi="TimeNewRoman"/>
                 <w:sz w:val="30"/>
               </w:rPr>
-              <w:t>799×9=7191</w:t>
+              <w:t>293×4=1172</w:t>
             </w:r>
           </w:p>
         </w:tc>
@@ -653,7 +653,7 @@
                 <w:rFonts w:ascii="TimeNewRoman" w:hAnsi="TimeNewRoman"/>
                 <w:sz w:val="30"/>
               </w:rPr>
-              <w:t>661×3=1983</w:t>
+              <w:t>799×6=4794</w:t>
             </w:r>
           </w:p>
         </w:tc>
@@ -670,7 +670,7 @@
                 <w:rFonts w:ascii="TimeNewRoman" w:hAnsi="TimeNewRoman"/>
                 <w:sz w:val="30"/>
               </w:rPr>
-              <w:t>909×6=5454</w:t>
+              <w:t>310×7=2170</w:t>
             </w:r>
           </w:p>
         </w:tc>
@@ -687,7 +687,7 @@
                 <w:rFonts w:ascii="TimeNewRoman" w:hAnsi="TimeNewRoman"/>
                 <w:sz w:val="30"/>
               </w:rPr>
-              <w:t>374×9=3366</w:t>
+              <w:t>234×2=468</w:t>
             </w:r>
           </w:p>
         </w:tc>
@@ -704,7 +704,7 @@
                 <w:rFonts w:ascii="TimeNewRoman" w:hAnsi="TimeNewRoman"/>
                 <w:sz w:val="30"/>
               </w:rPr>
-              <w:t>970×8=7760</w:t>
+              <w:t>695×5=3475</w:t>
             </w:r>
           </w:p>
         </w:tc>
@@ -721,7 +721,7 @@
                 <w:rFonts w:ascii="TimeNewRoman" w:hAnsi="TimeNewRoman"/>
                 <w:sz w:val="30"/>
               </w:rPr>
-              <w:t>400×2=800</w:t>
+              <w:t>677×4=2708</w:t>
             </w:r>
           </w:p>
         </w:tc>
@@ -868,7 +868,7 @@
                 <w:rFonts w:ascii="TimeNewRoman" w:hAnsi="TimeNewRoman"/>
                 <w:sz w:val="30"/>
               </w:rPr>
-              <w:t>305×7=2135</w:t>
+              <w:t>510×6=3060</w:t>
             </w:r>
           </w:p>
         </w:tc>
@@ -885,7 +885,7 @@
                 <w:rFonts w:ascii="TimeNewRoman" w:hAnsi="TimeNewRoman"/>
                 <w:sz w:val="30"/>
               </w:rPr>
-              <w:t>125×2=250</w:t>
+              <w:t>789×5=3945</w:t>
             </w:r>
           </w:p>
         </w:tc>
@@ -902,7 +902,7 @@
                 <w:rFonts w:ascii="TimeNewRoman" w:hAnsi="TimeNewRoman"/>
                 <w:sz w:val="30"/>
               </w:rPr>
-              <w:t>205×7=1435</w:t>
+              <w:t>313×7=2191</w:t>
             </w:r>
           </w:p>
         </w:tc>
@@ -919,7 +919,7 @@
                 <w:rFonts w:ascii="TimeNewRoman" w:hAnsi="TimeNewRoman"/>
                 <w:sz w:val="30"/>
               </w:rPr>
-              <w:t>212×5=1060</w:t>
+              <w:t>326×9=2934</w:t>
             </w:r>
           </w:p>
         </w:tc>
@@ -936,7 +936,7 @@
                 <w:rFonts w:ascii="TimeNewRoman" w:hAnsi="TimeNewRoman"/>
                 <w:sz w:val="30"/>
               </w:rPr>
-              <w:t>779×8=6232</w:t>
+              <w:t>405×7=2835</w:t>
             </w:r>
           </w:p>
         </w:tc>

--- a/answers-of-three-digit_number_multiplied_by_one-digit_number.docx
+++ b/answers-of-three-digit_number_multiplied_by_one-digit_number.docx
@@ -40,7 +40,7 @@
                 <w:rFonts w:ascii="TimeNewRoman" w:hAnsi="TimeNewRoman"/>
                 <w:sz w:val="30"/>
               </w:rPr>
-              <w:t>169×3=507</w:t>
+              <w:t>845×2=1690</w:t>
             </w:r>
           </w:p>
         </w:tc>
@@ -57,7 +57,7 @@
                 <w:rFonts w:ascii="TimeNewRoman" w:hAnsi="TimeNewRoman"/>
                 <w:sz w:val="30"/>
               </w:rPr>
-              <w:t>275×2=550</w:t>
+              <w:t>844×3=2532</w:t>
             </w:r>
           </w:p>
         </w:tc>
@@ -74,7 +74,7 @@
                 <w:rFonts w:ascii="TimeNewRoman" w:hAnsi="TimeNewRoman"/>
                 <w:sz w:val="30"/>
               </w:rPr>
-              <w:t>734×7=5138</w:t>
+              <w:t>199×3=597</w:t>
             </w:r>
           </w:p>
         </w:tc>
@@ -91,7 +91,7 @@
                 <w:rFonts w:ascii="TimeNewRoman" w:hAnsi="TimeNewRoman"/>
                 <w:sz w:val="30"/>
               </w:rPr>
-              <w:t>879×7=6153</w:t>
+              <w:t>785×4=3140</w:t>
             </w:r>
           </w:p>
         </w:tc>
@@ -108,7 +108,7 @@
                 <w:rFonts w:ascii="TimeNewRoman" w:hAnsi="TimeNewRoman"/>
                 <w:sz w:val="30"/>
               </w:rPr>
-              <w:t>470×5=2350</w:t>
+              <w:t>143×6=858</w:t>
             </w:r>
           </w:p>
         </w:tc>
@@ -223,7 +223,7 @@
                 <w:rFonts w:ascii="TimeNewRoman" w:hAnsi="TimeNewRoman"/>
                 <w:sz w:val="30"/>
               </w:rPr>
-              <w:t>952×9=8568</w:t>
+              <w:t>545×2=1090</w:t>
             </w:r>
           </w:p>
         </w:tc>
@@ -240,7 +240,7 @@
                 <w:rFonts w:ascii="TimeNewRoman" w:hAnsi="TimeNewRoman"/>
                 <w:sz w:val="30"/>
               </w:rPr>
-              <w:t>138×3=414</w:t>
+              <w:t>455×7=3185</w:t>
             </w:r>
           </w:p>
         </w:tc>
@@ -257,7 +257,7 @@
                 <w:rFonts w:ascii="TimeNewRoman" w:hAnsi="TimeNewRoman"/>
                 <w:sz w:val="30"/>
               </w:rPr>
-              <w:t>736×8=5888</w:t>
+              <w:t>509×9=4581</w:t>
             </w:r>
           </w:p>
         </w:tc>
@@ -274,7 +274,7 @@
                 <w:rFonts w:ascii="TimeNewRoman" w:hAnsi="TimeNewRoman"/>
                 <w:sz w:val="30"/>
               </w:rPr>
-              <w:t>657×9=5913</w:t>
+              <w:t>945×3=2835</w:t>
             </w:r>
           </w:p>
         </w:tc>
@@ -291,7 +291,7 @@
                 <w:rFonts w:ascii="TimeNewRoman" w:hAnsi="TimeNewRoman"/>
                 <w:sz w:val="30"/>
               </w:rPr>
-              <w:t>674×2=1348</w:t>
+              <w:t>336×3=1008</w:t>
             </w:r>
           </w:p>
         </w:tc>
@@ -438,7 +438,7 @@
                 <w:rFonts w:ascii="TimeNewRoman" w:hAnsi="TimeNewRoman"/>
                 <w:sz w:val="30"/>
               </w:rPr>
-              <w:t>119×3=357</w:t>
+              <w:t>950×7=6650</w:t>
             </w:r>
           </w:p>
         </w:tc>
@@ -455,7 +455,7 @@
                 <w:rFonts w:ascii="TimeNewRoman" w:hAnsi="TimeNewRoman"/>
                 <w:sz w:val="30"/>
               </w:rPr>
-              <w:t>220×7=1540</w:t>
+              <w:t>211×4=844</w:t>
             </w:r>
           </w:p>
         </w:tc>
@@ -472,7 +472,7 @@
                 <w:rFonts w:ascii="TimeNewRoman" w:hAnsi="TimeNewRoman"/>
                 <w:sz w:val="30"/>
               </w:rPr>
-              <w:t>480×3=1440</w:t>
+              <w:t>312×9=2808</w:t>
             </w:r>
           </w:p>
         </w:tc>
@@ -489,7 +489,7 @@
                 <w:rFonts w:ascii="TimeNewRoman" w:hAnsi="TimeNewRoman"/>
                 <w:sz w:val="30"/>
               </w:rPr>
-              <w:t>947×9=8523</w:t>
+              <w:t>560×7=3920</w:t>
             </w:r>
           </w:p>
         </w:tc>
@@ -506,7 +506,7 @@
                 <w:rFonts w:ascii="TimeNewRoman" w:hAnsi="TimeNewRoman"/>
                 <w:sz w:val="30"/>
               </w:rPr>
-              <w:t>293×4=1172</w:t>
+              <w:t>745×7=5215</w:t>
             </w:r>
           </w:p>
         </w:tc>
@@ -653,7 +653,7 @@
                 <w:rFonts w:ascii="TimeNewRoman" w:hAnsi="TimeNewRoman"/>
                 <w:sz w:val="30"/>
               </w:rPr>
-              <w:t>799×6=4794</w:t>
+              <w:t>651×3=1953</w:t>
             </w:r>
           </w:p>
         </w:tc>
@@ -670,7 +670,7 @@
                 <w:rFonts w:ascii="TimeNewRoman" w:hAnsi="TimeNewRoman"/>
                 <w:sz w:val="30"/>
               </w:rPr>
-              <w:t>310×7=2170</w:t>
+              <w:t>199×7=1393</w:t>
             </w:r>
           </w:p>
         </w:tc>
@@ -687,7 +687,7 @@
                 <w:rFonts w:ascii="TimeNewRoman" w:hAnsi="TimeNewRoman"/>
                 <w:sz w:val="30"/>
               </w:rPr>
-              <w:t>234×2=468</w:t>
+              <w:t>756×3=2268</w:t>
             </w:r>
           </w:p>
         </w:tc>
@@ -704,7 +704,7 @@
                 <w:rFonts w:ascii="TimeNewRoman" w:hAnsi="TimeNewRoman"/>
                 <w:sz w:val="30"/>
               </w:rPr>
-              <w:t>695×5=3475</w:t>
+              <w:t>640×3=1920</w:t>
             </w:r>
           </w:p>
         </w:tc>
@@ -721,7 +721,7 @@
                 <w:rFonts w:ascii="TimeNewRoman" w:hAnsi="TimeNewRoman"/>
                 <w:sz w:val="30"/>
               </w:rPr>
-              <w:t>677×4=2708</w:t>
+              <w:t>901×6=5406</w:t>
             </w:r>
           </w:p>
         </w:tc>
@@ -868,7 +868,7 @@
                 <w:rFonts w:ascii="TimeNewRoman" w:hAnsi="TimeNewRoman"/>
                 <w:sz w:val="30"/>
               </w:rPr>
-              <w:t>510×6=3060</w:t>
+              <w:t>889×9=8001</w:t>
             </w:r>
           </w:p>
         </w:tc>
@@ -885,7 +885,7 @@
                 <w:rFonts w:ascii="TimeNewRoman" w:hAnsi="TimeNewRoman"/>
                 <w:sz w:val="30"/>
               </w:rPr>
-              <w:t>789×5=3945</w:t>
+              <w:t>591×4=2364</w:t>
             </w:r>
           </w:p>
         </w:tc>
@@ -902,7 +902,7 @@
                 <w:rFonts w:ascii="TimeNewRoman" w:hAnsi="TimeNewRoman"/>
                 <w:sz w:val="30"/>
               </w:rPr>
-              <w:t>313×7=2191</w:t>
+              <w:t>648×8=5184</w:t>
             </w:r>
           </w:p>
         </w:tc>
@@ -919,7 +919,7 @@
                 <w:rFonts w:ascii="TimeNewRoman" w:hAnsi="TimeNewRoman"/>
                 <w:sz w:val="30"/>
               </w:rPr>
-              <w:t>326×9=2934</w:t>
+              <w:t>908×2=1816</w:t>
             </w:r>
           </w:p>
         </w:tc>
@@ -936,7 +936,7 @@
                 <w:rFonts w:ascii="TimeNewRoman" w:hAnsi="TimeNewRoman"/>
                 <w:sz w:val="30"/>
               </w:rPr>
-              <w:t>405×7=2835</w:t>
+              <w:t>159×8=1272</w:t>
             </w:r>
           </w:p>
         </w:tc>

--- a/answers-of-three-digit_number_multiplied_by_one-digit_number.docx
+++ b/answers-of-three-digit_number_multiplied_by_one-digit_number.docx
@@ -11,7 +11,7 @@
           <w:rFonts w:ascii="Arial" w:hAnsi="Arial"/>
           <w:sz w:val="30"/>
         </w:rPr>
-        <w:t>2026-10-11 Sunday</w:t>
+        <w:t>2026-10-12 Monday</w:t>
       </w:r>
     </w:p>
     <w:tbl>
@@ -40,7 +40,7 @@
                 <w:rFonts w:ascii="TimeNewRoman" w:hAnsi="TimeNewRoman"/>
                 <w:sz w:val="30"/>
               </w:rPr>
-              <w:t>845×2=1690</w:t>
+              <w:t>472×6=2832</w:t>
             </w:r>
           </w:p>
         </w:tc>
@@ -57,7 +57,7 @@
                 <w:rFonts w:ascii="TimeNewRoman" w:hAnsi="TimeNewRoman"/>
                 <w:sz w:val="30"/>
               </w:rPr>
-              <w:t>844×3=2532</w:t>
+              <w:t>924×9=8316</w:t>
             </w:r>
           </w:p>
         </w:tc>
@@ -74,7 +74,7 @@
                 <w:rFonts w:ascii="TimeNewRoman" w:hAnsi="TimeNewRoman"/>
                 <w:sz w:val="30"/>
               </w:rPr>
-              <w:t>199×3=597</w:t>
+              <w:t>425×4=1700</w:t>
             </w:r>
           </w:p>
         </w:tc>
@@ -91,7 +91,7 @@
                 <w:rFonts w:ascii="TimeNewRoman" w:hAnsi="TimeNewRoman"/>
                 <w:sz w:val="30"/>
               </w:rPr>
-              <w:t>785×4=3140</w:t>
+              <w:t>396×2=792</w:t>
             </w:r>
           </w:p>
         </w:tc>
@@ -108,7 +108,7 @@
                 <w:rFonts w:ascii="TimeNewRoman" w:hAnsi="TimeNewRoman"/>
                 <w:sz w:val="30"/>
               </w:rPr>
-              <w:t>143×6=858</w:t>
+              <w:t>504×2=1008</w:t>
             </w:r>
           </w:p>
         </w:tc>
@@ -223,7 +223,7 @@
                 <w:rFonts w:ascii="TimeNewRoman" w:hAnsi="TimeNewRoman"/>
                 <w:sz w:val="30"/>
               </w:rPr>
-              <w:t>545×2=1090</w:t>
+              <w:t>496×4=1984</w:t>
             </w:r>
           </w:p>
         </w:tc>
@@ -240,7 +240,7 @@
                 <w:rFonts w:ascii="TimeNewRoman" w:hAnsi="TimeNewRoman"/>
                 <w:sz w:val="30"/>
               </w:rPr>
-              <w:t>455×7=3185</w:t>
+              <w:t>569×2=1138</w:t>
             </w:r>
           </w:p>
         </w:tc>
@@ -257,7 +257,7 @@
                 <w:rFonts w:ascii="TimeNewRoman" w:hAnsi="TimeNewRoman"/>
                 <w:sz w:val="30"/>
               </w:rPr>
-              <w:t>509×9=4581</w:t>
+              <w:t>718×2=1436</w:t>
             </w:r>
           </w:p>
         </w:tc>
@@ -274,7 +274,7 @@
                 <w:rFonts w:ascii="TimeNewRoman" w:hAnsi="TimeNewRoman"/>
                 <w:sz w:val="30"/>
               </w:rPr>
-              <w:t>945×3=2835</w:t>
+              <w:t>275×7=1925</w:t>
             </w:r>
           </w:p>
         </w:tc>
@@ -291,7 +291,7 @@
                 <w:rFonts w:ascii="TimeNewRoman" w:hAnsi="TimeNewRoman"/>
                 <w:sz w:val="30"/>
               </w:rPr>
-              <w:t>336×3=1008</w:t>
+              <w:t>817×2=1634</w:t>
             </w:r>
           </w:p>
         </w:tc>
@@ -438,7 +438,7 @@
                 <w:rFonts w:ascii="TimeNewRoman" w:hAnsi="TimeNewRoman"/>
                 <w:sz w:val="30"/>
               </w:rPr>
-              <w:t>950×7=6650</w:t>
+              <w:t>243×6=1458</w:t>
             </w:r>
           </w:p>
         </w:tc>
@@ -455,7 +455,7 @@
                 <w:rFonts w:ascii="TimeNewRoman" w:hAnsi="TimeNewRoman"/>
                 <w:sz w:val="30"/>
               </w:rPr>
-              <w:t>211×4=844</w:t>
+              <w:t>638×8=5104</w:t>
             </w:r>
           </w:p>
         </w:tc>
@@ -472,7 +472,7 @@
                 <w:rFonts w:ascii="TimeNewRoman" w:hAnsi="TimeNewRoman"/>
                 <w:sz w:val="30"/>
               </w:rPr>
-              <w:t>312×9=2808</w:t>
+              <w:t>533×4=2132</w:t>
             </w:r>
           </w:p>
         </w:tc>
@@ -489,7 +489,7 @@
                 <w:rFonts w:ascii="TimeNewRoman" w:hAnsi="TimeNewRoman"/>
                 <w:sz w:val="30"/>
               </w:rPr>
-              <w:t>560×7=3920</w:t>
+              <w:t>255×5=1275</w:t>
             </w:r>
           </w:p>
         </w:tc>
@@ -506,7 +506,7 @@
                 <w:rFonts w:ascii="TimeNewRoman" w:hAnsi="TimeNewRoman"/>
                 <w:sz w:val="30"/>
               </w:rPr>
-              <w:t>745×7=5215</w:t>
+              <w:t>595×5=2975</w:t>
             </w:r>
           </w:p>
         </w:tc>
@@ -653,7 +653,7 @@
                 <w:rFonts w:ascii="TimeNewRoman" w:hAnsi="TimeNewRoman"/>
                 <w:sz w:val="30"/>
               </w:rPr>
-              <w:t>651×3=1953</w:t>
+              <w:t>663×2=1326</w:t>
             </w:r>
           </w:p>
         </w:tc>
@@ -670,7 +670,7 @@
                 <w:rFonts w:ascii="TimeNewRoman" w:hAnsi="TimeNewRoman"/>
                 <w:sz w:val="30"/>
               </w:rPr>
-              <w:t>199×7=1393</w:t>
+              <w:t>494×9=4446</w:t>
             </w:r>
           </w:p>
         </w:tc>
@@ -687,7 +687,7 @@
                 <w:rFonts w:ascii="TimeNewRoman" w:hAnsi="TimeNewRoman"/>
                 <w:sz w:val="30"/>
               </w:rPr>
-              <w:t>756×3=2268</w:t>
+              <w:t>368×7=2576</w:t>
             </w:r>
           </w:p>
         </w:tc>
@@ -704,7 +704,7 @@
                 <w:rFonts w:ascii="TimeNewRoman" w:hAnsi="TimeNewRoman"/>
                 <w:sz w:val="30"/>
               </w:rPr>
-              <w:t>640×3=1920</w:t>
+              <w:t>662×7=4634</w:t>
             </w:r>
           </w:p>
         </w:tc>
@@ -721,7 +721,7 @@
                 <w:rFonts w:ascii="TimeNewRoman" w:hAnsi="TimeNewRoman"/>
                 <w:sz w:val="30"/>
               </w:rPr>
-              <w:t>901×6=5406</w:t>
+              <w:t>618×4=2472</w:t>
             </w:r>
           </w:p>
         </w:tc>
@@ -868,7 +868,7 @@
                 <w:rFonts w:ascii="TimeNewRoman" w:hAnsi="TimeNewRoman"/>
                 <w:sz w:val="30"/>
               </w:rPr>
-              <w:t>889×9=8001</w:t>
+              <w:t>166×5=830</w:t>
             </w:r>
           </w:p>
         </w:tc>
@@ -885,7 +885,7 @@
                 <w:rFonts w:ascii="TimeNewRoman" w:hAnsi="TimeNewRoman"/>
                 <w:sz w:val="30"/>
               </w:rPr>
-              <w:t>591×4=2364</w:t>
+              <w:t>816×9=7344</w:t>
             </w:r>
           </w:p>
         </w:tc>
@@ -902,7 +902,7 @@
                 <w:rFonts w:ascii="TimeNewRoman" w:hAnsi="TimeNewRoman"/>
                 <w:sz w:val="30"/>
               </w:rPr>
-              <w:t>648×8=5184</w:t>
+              <w:t>851×6=5106</w:t>
             </w:r>
           </w:p>
         </w:tc>
@@ -919,7 +919,7 @@
                 <w:rFonts w:ascii="TimeNewRoman" w:hAnsi="TimeNewRoman"/>
                 <w:sz w:val="30"/>
               </w:rPr>
-              <w:t>908×2=1816</w:t>
+              <w:t>224×9=2016</w:t>
             </w:r>
           </w:p>
         </w:tc>
@@ -936,7 +936,7 @@
                 <w:rFonts w:ascii="TimeNewRoman" w:hAnsi="TimeNewRoman"/>
                 <w:sz w:val="30"/>
               </w:rPr>
-              <w:t>159×8=1272</w:t>
+              <w:t>533×5=2665</w:t>
             </w:r>
           </w:p>
         </w:tc>

--- a/answers-of-three-digit_number_multiplied_by_one-digit_number.docx
+++ b/answers-of-three-digit_number_multiplied_by_one-digit_number.docx
@@ -40,7 +40,7 @@
                 <w:rFonts w:ascii="TimeNewRoman" w:hAnsi="TimeNewRoman"/>
                 <w:sz w:val="30"/>
               </w:rPr>
-              <w:t>472×6=2832</w:t>
+              <w:t>693×7=4851</w:t>
             </w:r>
           </w:p>
         </w:tc>
@@ -57,7 +57,7 @@
                 <w:rFonts w:ascii="TimeNewRoman" w:hAnsi="TimeNewRoman"/>
                 <w:sz w:val="30"/>
               </w:rPr>
-              <w:t>924×9=8316</w:t>
+              <w:t>902×4=3608</w:t>
             </w:r>
           </w:p>
         </w:tc>
@@ -74,7 +74,7 @@
                 <w:rFonts w:ascii="TimeNewRoman" w:hAnsi="TimeNewRoman"/>
                 <w:sz w:val="30"/>
               </w:rPr>
-              <w:t>425×4=1700</w:t>
+              <w:t>222×5=1110</w:t>
             </w:r>
           </w:p>
         </w:tc>
@@ -91,7 +91,7 @@
                 <w:rFonts w:ascii="TimeNewRoman" w:hAnsi="TimeNewRoman"/>
                 <w:sz w:val="30"/>
               </w:rPr>
-              <w:t>396×2=792</w:t>
+              <w:t>707×7=4949</w:t>
             </w:r>
           </w:p>
         </w:tc>
@@ -108,7 +108,7 @@
                 <w:rFonts w:ascii="TimeNewRoman" w:hAnsi="TimeNewRoman"/>
                 <w:sz w:val="30"/>
               </w:rPr>
-              <w:t>504×2=1008</w:t>
+              <w:t>921×9=8289</w:t>
             </w:r>
           </w:p>
         </w:tc>
@@ -223,7 +223,7 @@
                 <w:rFonts w:ascii="TimeNewRoman" w:hAnsi="TimeNewRoman"/>
                 <w:sz w:val="30"/>
               </w:rPr>
-              <w:t>496×4=1984</w:t>
+              <w:t>703×6=4218</w:t>
             </w:r>
           </w:p>
         </w:tc>
@@ -240,7 +240,7 @@
                 <w:rFonts w:ascii="TimeNewRoman" w:hAnsi="TimeNewRoman"/>
                 <w:sz w:val="30"/>
               </w:rPr>
-              <w:t>569×2=1138</w:t>
+              <w:t>398×6=2388</w:t>
             </w:r>
           </w:p>
         </w:tc>
@@ -257,7 +257,7 @@
                 <w:rFonts w:ascii="TimeNewRoman" w:hAnsi="TimeNewRoman"/>
                 <w:sz w:val="30"/>
               </w:rPr>
-              <w:t>718×2=1436</w:t>
+              <w:t>246×8=1968</w:t>
             </w:r>
           </w:p>
         </w:tc>
@@ -274,7 +274,7 @@
                 <w:rFonts w:ascii="TimeNewRoman" w:hAnsi="TimeNewRoman"/>
                 <w:sz w:val="30"/>
               </w:rPr>
-              <w:t>275×7=1925</w:t>
+              <w:t>792×5=3960</w:t>
             </w:r>
           </w:p>
         </w:tc>
@@ -291,7 +291,7 @@
                 <w:rFonts w:ascii="TimeNewRoman" w:hAnsi="TimeNewRoman"/>
                 <w:sz w:val="30"/>
               </w:rPr>
-              <w:t>817×2=1634</w:t>
+              <w:t>294×6=1764</w:t>
             </w:r>
           </w:p>
         </w:tc>
@@ -438,7 +438,7 @@
                 <w:rFonts w:ascii="TimeNewRoman" w:hAnsi="TimeNewRoman"/>
                 <w:sz w:val="30"/>
               </w:rPr>
-              <w:t>243×6=1458</w:t>
+              <w:t>249×6=1494</w:t>
             </w:r>
           </w:p>
         </w:tc>
@@ -455,7 +455,7 @@
                 <w:rFonts w:ascii="TimeNewRoman" w:hAnsi="TimeNewRoman"/>
                 <w:sz w:val="30"/>
               </w:rPr>
-              <w:t>638×8=5104</w:t>
+              <w:t>244×9=2196</w:t>
             </w:r>
           </w:p>
         </w:tc>
@@ -472,7 +472,7 @@
                 <w:rFonts w:ascii="TimeNewRoman" w:hAnsi="TimeNewRoman"/>
                 <w:sz w:val="30"/>
               </w:rPr>
-              <w:t>533×4=2132</w:t>
+              <w:t>931×5=4655</w:t>
             </w:r>
           </w:p>
         </w:tc>
@@ -489,7 +489,7 @@
                 <w:rFonts w:ascii="TimeNewRoman" w:hAnsi="TimeNewRoman"/>
                 <w:sz w:val="30"/>
               </w:rPr>
-              <w:t>255×5=1275</w:t>
+              <w:t>549×3=1647</w:t>
             </w:r>
           </w:p>
         </w:tc>
@@ -506,7 +506,7 @@
                 <w:rFonts w:ascii="TimeNewRoman" w:hAnsi="TimeNewRoman"/>
                 <w:sz w:val="30"/>
               </w:rPr>
-              <w:t>595×5=2975</w:t>
+              <w:t>252×3=756</w:t>
             </w:r>
           </w:p>
         </w:tc>
@@ -653,7 +653,7 @@
                 <w:rFonts w:ascii="TimeNewRoman" w:hAnsi="TimeNewRoman"/>
                 <w:sz w:val="30"/>
               </w:rPr>
-              <w:t>663×2=1326</w:t>
+              <w:t>597×7=4179</w:t>
             </w:r>
           </w:p>
         </w:tc>
@@ -670,7 +670,7 @@
                 <w:rFonts w:ascii="TimeNewRoman" w:hAnsi="TimeNewRoman"/>
                 <w:sz w:val="30"/>
               </w:rPr>
-              <w:t>494×9=4446</w:t>
+              <w:t>598×9=5382</w:t>
             </w:r>
           </w:p>
         </w:tc>
@@ -687,7 +687,7 @@
                 <w:rFonts w:ascii="TimeNewRoman" w:hAnsi="TimeNewRoman"/>
                 <w:sz w:val="30"/>
               </w:rPr>
-              <w:t>368×7=2576</w:t>
+              <w:t>484×6=2904</w:t>
             </w:r>
           </w:p>
         </w:tc>
@@ -704,7 +704,7 @@
                 <w:rFonts w:ascii="TimeNewRoman" w:hAnsi="TimeNewRoman"/>
                 <w:sz w:val="30"/>
               </w:rPr>
-              <w:t>662×7=4634</w:t>
+              <w:t>997×2=1994</w:t>
             </w:r>
           </w:p>
         </w:tc>
@@ -721,7 +721,7 @@
                 <w:rFonts w:ascii="TimeNewRoman" w:hAnsi="TimeNewRoman"/>
                 <w:sz w:val="30"/>
               </w:rPr>
-              <w:t>618×4=2472</w:t>
+              <w:t>283×9=2547</w:t>
             </w:r>
           </w:p>
         </w:tc>
@@ -868,7 +868,7 @@
                 <w:rFonts w:ascii="TimeNewRoman" w:hAnsi="TimeNewRoman"/>
                 <w:sz w:val="30"/>
               </w:rPr>
-              <w:t>166×5=830</w:t>
+              <w:t>723×4=2892</w:t>
             </w:r>
           </w:p>
         </w:tc>
@@ -885,7 +885,7 @@
                 <w:rFonts w:ascii="TimeNewRoman" w:hAnsi="TimeNewRoman"/>
                 <w:sz w:val="30"/>
               </w:rPr>
-              <w:t>816×9=7344</w:t>
+              <w:t>644×8=5152</w:t>
             </w:r>
           </w:p>
         </w:tc>
@@ -902,7 +902,7 @@
                 <w:rFonts w:ascii="TimeNewRoman" w:hAnsi="TimeNewRoman"/>
                 <w:sz w:val="30"/>
               </w:rPr>
-              <w:t>851×6=5106</w:t>
+              <w:t>626×2=1252</w:t>
             </w:r>
           </w:p>
         </w:tc>
@@ -919,7 +919,7 @@
                 <w:rFonts w:ascii="TimeNewRoman" w:hAnsi="TimeNewRoman"/>
                 <w:sz w:val="30"/>
               </w:rPr>
-              <w:t>224×9=2016</w:t>
+              <w:t>875×6=5250</w:t>
             </w:r>
           </w:p>
         </w:tc>
@@ -936,7 +936,7 @@
                 <w:rFonts w:ascii="TimeNewRoman" w:hAnsi="TimeNewRoman"/>
                 <w:sz w:val="30"/>
               </w:rPr>
-              <w:t>533×5=2665</w:t>
+              <w:t>741×2=1482</w:t>
             </w:r>
           </w:p>
         </w:tc>

--- a/answers-of-three-digit_number_multiplied_by_one-digit_number.docx
+++ b/answers-of-three-digit_number_multiplied_by_one-digit_number.docx
@@ -11,7 +11,7 @@
           <w:rFonts w:ascii="Arial" w:hAnsi="Arial"/>
           <w:sz w:val="30"/>
         </w:rPr>
-        <w:t>2026-10-12 Monday</w:t>
+        <w:t>2026-10-13 Tuesday</w:t>
       </w:r>
     </w:p>
     <w:tbl>
@@ -40,7 +40,7 @@
                 <w:rFonts w:ascii="TimeNewRoman" w:hAnsi="TimeNewRoman"/>
                 <w:sz w:val="30"/>
               </w:rPr>
-              <w:t>693×7=4851</w:t>
+              <w:t>203×6=1218</w:t>
             </w:r>
           </w:p>
         </w:tc>
@@ -57,7 +57,7 @@
                 <w:rFonts w:ascii="TimeNewRoman" w:hAnsi="TimeNewRoman"/>
                 <w:sz w:val="30"/>
               </w:rPr>
-              <w:t>902×4=3608</w:t>
+              <w:t>221×6=1326</w:t>
             </w:r>
           </w:p>
         </w:tc>
@@ -74,7 +74,7 @@
                 <w:rFonts w:ascii="TimeNewRoman" w:hAnsi="TimeNewRoman"/>
                 <w:sz w:val="30"/>
               </w:rPr>
-              <w:t>222×5=1110</w:t>
+              <w:t>887×2=1774</w:t>
             </w:r>
           </w:p>
         </w:tc>
@@ -91,7 +91,7 @@
                 <w:rFonts w:ascii="TimeNewRoman" w:hAnsi="TimeNewRoman"/>
                 <w:sz w:val="30"/>
               </w:rPr>
-              <w:t>707×7=4949</w:t>
+              <w:t>548×5=2740</w:t>
             </w:r>
           </w:p>
         </w:tc>
@@ -108,7 +108,7 @@
                 <w:rFonts w:ascii="TimeNewRoman" w:hAnsi="TimeNewRoman"/>
                 <w:sz w:val="30"/>
               </w:rPr>
-              <w:t>921×9=8289</w:t>
+              <w:t>729×4=2916</w:t>
             </w:r>
           </w:p>
         </w:tc>
@@ -223,7 +223,7 @@
                 <w:rFonts w:ascii="TimeNewRoman" w:hAnsi="TimeNewRoman"/>
                 <w:sz w:val="30"/>
               </w:rPr>
-              <w:t>703×6=4218</w:t>
+              <w:t>309×8=2472</w:t>
             </w:r>
           </w:p>
         </w:tc>
@@ -240,7 +240,7 @@
                 <w:rFonts w:ascii="TimeNewRoman" w:hAnsi="TimeNewRoman"/>
                 <w:sz w:val="30"/>
               </w:rPr>
-              <w:t>398×6=2388</w:t>
+              <w:t>450×7=3150</w:t>
             </w:r>
           </w:p>
         </w:tc>
@@ -257,7 +257,7 @@
                 <w:rFonts w:ascii="TimeNewRoman" w:hAnsi="TimeNewRoman"/>
                 <w:sz w:val="30"/>
               </w:rPr>
-              <w:t>246×8=1968</w:t>
+              <w:t>132×3=396</w:t>
             </w:r>
           </w:p>
         </w:tc>
@@ -274,7 +274,7 @@
                 <w:rFonts w:ascii="TimeNewRoman" w:hAnsi="TimeNewRoman"/>
                 <w:sz w:val="30"/>
               </w:rPr>
-              <w:t>792×5=3960</w:t>
+              <w:t>819×3=2457</w:t>
             </w:r>
           </w:p>
         </w:tc>
@@ -291,7 +291,7 @@
                 <w:rFonts w:ascii="TimeNewRoman" w:hAnsi="TimeNewRoman"/>
                 <w:sz w:val="30"/>
               </w:rPr>
-              <w:t>294×6=1764</w:t>
+              <w:t>637×8=5096</w:t>
             </w:r>
           </w:p>
         </w:tc>
@@ -438,7 +438,7 @@
                 <w:rFonts w:ascii="TimeNewRoman" w:hAnsi="TimeNewRoman"/>
                 <w:sz w:val="30"/>
               </w:rPr>
-              <w:t>249×6=1494</w:t>
+              <w:t>554×8=4432</w:t>
             </w:r>
           </w:p>
         </w:tc>
@@ -455,7 +455,7 @@
                 <w:rFonts w:ascii="TimeNewRoman" w:hAnsi="TimeNewRoman"/>
                 <w:sz w:val="30"/>
               </w:rPr>
-              <w:t>244×9=2196</w:t>
+              <w:t>477×2=954</w:t>
             </w:r>
           </w:p>
         </w:tc>
@@ -472,7 +472,7 @@
                 <w:rFonts w:ascii="TimeNewRoman" w:hAnsi="TimeNewRoman"/>
                 <w:sz w:val="30"/>
               </w:rPr>
-              <w:t>931×5=4655</w:t>
+              <w:t>182×9=1638</w:t>
             </w:r>
           </w:p>
         </w:tc>
@@ -489,7 +489,7 @@
                 <w:rFonts w:ascii="TimeNewRoman" w:hAnsi="TimeNewRoman"/>
                 <w:sz w:val="30"/>
               </w:rPr>
-              <w:t>549×3=1647</w:t>
+              <w:t>350×3=1050</w:t>
             </w:r>
           </w:p>
         </w:tc>
@@ -506,7 +506,7 @@
                 <w:rFonts w:ascii="TimeNewRoman" w:hAnsi="TimeNewRoman"/>
                 <w:sz w:val="30"/>
               </w:rPr>
-              <w:t>252×3=756</w:t>
+              <w:t>716×3=2148</w:t>
             </w:r>
           </w:p>
         </w:tc>
@@ -653,7 +653,7 @@
                 <w:rFonts w:ascii="TimeNewRoman" w:hAnsi="TimeNewRoman"/>
                 <w:sz w:val="30"/>
               </w:rPr>
-              <w:t>597×7=4179</w:t>
+              <w:t>385×8=3080</w:t>
             </w:r>
           </w:p>
         </w:tc>
@@ -670,7 +670,7 @@
                 <w:rFonts w:ascii="TimeNewRoman" w:hAnsi="TimeNewRoman"/>
                 <w:sz w:val="30"/>
               </w:rPr>
-              <w:t>598×9=5382</w:t>
+              <w:t>370×8=2960</w:t>
             </w:r>
           </w:p>
         </w:tc>
@@ -687,7 +687,7 @@
                 <w:rFonts w:ascii="TimeNewRoman" w:hAnsi="TimeNewRoman"/>
                 <w:sz w:val="30"/>
               </w:rPr>
-              <w:t>484×6=2904</w:t>
+              <w:t>746×6=4476</w:t>
             </w:r>
           </w:p>
         </w:tc>
@@ -704,7 +704,7 @@
                 <w:rFonts w:ascii="TimeNewRoman" w:hAnsi="TimeNewRoman"/>
                 <w:sz w:val="30"/>
               </w:rPr>
-              <w:t>997×2=1994</w:t>
+              <w:t>792×3=2376</w:t>
             </w:r>
           </w:p>
         </w:tc>
@@ -721,7 +721,7 @@
                 <w:rFonts w:ascii="TimeNewRoman" w:hAnsi="TimeNewRoman"/>
                 <w:sz w:val="30"/>
               </w:rPr>
-              <w:t>283×9=2547</w:t>
+              <w:t>411×2=822</w:t>
             </w:r>
           </w:p>
         </w:tc>
@@ -868,7 +868,7 @@
                 <w:rFonts w:ascii="TimeNewRoman" w:hAnsi="TimeNewRoman"/>
                 <w:sz w:val="30"/>
               </w:rPr>
-              <w:t>723×4=2892</w:t>
+              <w:t>738×8=5904</w:t>
             </w:r>
           </w:p>
         </w:tc>
@@ -885,7 +885,7 @@
                 <w:rFonts w:ascii="TimeNewRoman" w:hAnsi="TimeNewRoman"/>
                 <w:sz w:val="30"/>
               </w:rPr>
-              <w:t>644×8=5152</w:t>
+              <w:t>596×8=4768</w:t>
             </w:r>
           </w:p>
         </w:tc>
@@ -902,7 +902,7 @@
                 <w:rFonts w:ascii="TimeNewRoman" w:hAnsi="TimeNewRoman"/>
                 <w:sz w:val="30"/>
               </w:rPr>
-              <w:t>626×2=1252</w:t>
+              <w:t>326×7=2282</w:t>
             </w:r>
           </w:p>
         </w:tc>
@@ -919,7 +919,7 @@
                 <w:rFonts w:ascii="TimeNewRoman" w:hAnsi="TimeNewRoman"/>
                 <w:sz w:val="30"/>
               </w:rPr>
-              <w:t>875×6=5250</w:t>
+              <w:t>419×2=838</w:t>
             </w:r>
           </w:p>
         </w:tc>
@@ -936,7 +936,7 @@
                 <w:rFonts w:ascii="TimeNewRoman" w:hAnsi="TimeNewRoman"/>
                 <w:sz w:val="30"/>
               </w:rPr>
-              <w:t>741×2=1482</w:t>
+              <w:t>180×9=1620</w:t>
             </w:r>
           </w:p>
         </w:tc>

--- a/answers-of-three-digit_number_multiplied_by_one-digit_number.docx
+++ b/answers-of-three-digit_number_multiplied_by_one-digit_number.docx
@@ -40,7 +40,7 @@
                 <w:rFonts w:ascii="TimeNewRoman" w:hAnsi="TimeNewRoman"/>
                 <w:sz w:val="30"/>
               </w:rPr>
-              <w:t>203×6=1218</w:t>
+              <w:t>313×7=2191</w:t>
             </w:r>
           </w:p>
         </w:tc>
@@ -57,7 +57,7 @@
                 <w:rFonts w:ascii="TimeNewRoman" w:hAnsi="TimeNewRoman"/>
                 <w:sz w:val="30"/>
               </w:rPr>
-              <w:t>221×6=1326</w:t>
+              <w:t>932×5=4660</w:t>
             </w:r>
           </w:p>
         </w:tc>
@@ -74,7 +74,7 @@
                 <w:rFonts w:ascii="TimeNewRoman" w:hAnsi="TimeNewRoman"/>
                 <w:sz w:val="30"/>
               </w:rPr>
-              <w:t>887×2=1774</w:t>
+              <w:t>988×5=4940</w:t>
             </w:r>
           </w:p>
         </w:tc>
@@ -91,7 +91,7 @@
                 <w:rFonts w:ascii="TimeNewRoman" w:hAnsi="TimeNewRoman"/>
                 <w:sz w:val="30"/>
               </w:rPr>
-              <w:t>548×5=2740</w:t>
+              <w:t>481×2=962</w:t>
             </w:r>
           </w:p>
         </w:tc>
@@ -108,7 +108,7 @@
                 <w:rFonts w:ascii="TimeNewRoman" w:hAnsi="TimeNewRoman"/>
                 <w:sz w:val="30"/>
               </w:rPr>
-              <w:t>729×4=2916</w:t>
+              <w:t>836×8=6688</w:t>
             </w:r>
           </w:p>
         </w:tc>
@@ -223,7 +223,7 @@
                 <w:rFonts w:ascii="TimeNewRoman" w:hAnsi="TimeNewRoman"/>
                 <w:sz w:val="30"/>
               </w:rPr>
-              <w:t>309×8=2472</w:t>
+              <w:t>872×2=1744</w:t>
             </w:r>
           </w:p>
         </w:tc>
@@ -240,7 +240,7 @@
                 <w:rFonts w:ascii="TimeNewRoman" w:hAnsi="TimeNewRoman"/>
                 <w:sz w:val="30"/>
               </w:rPr>
-              <w:t>450×7=3150</w:t>
+              <w:t>230×4=920</w:t>
             </w:r>
           </w:p>
         </w:tc>
@@ -257,7 +257,7 @@
                 <w:rFonts w:ascii="TimeNewRoman" w:hAnsi="TimeNewRoman"/>
                 <w:sz w:val="30"/>
               </w:rPr>
-              <w:t>132×3=396</w:t>
+              <w:t>456×4=1824</w:t>
             </w:r>
           </w:p>
         </w:tc>
@@ -274,7 +274,7 @@
                 <w:rFonts w:ascii="TimeNewRoman" w:hAnsi="TimeNewRoman"/>
                 <w:sz w:val="30"/>
               </w:rPr>
-              <w:t>819×3=2457</w:t>
+              <w:t>499×7=3493</w:t>
             </w:r>
           </w:p>
         </w:tc>
@@ -291,7 +291,7 @@
                 <w:rFonts w:ascii="TimeNewRoman" w:hAnsi="TimeNewRoman"/>
                 <w:sz w:val="30"/>
               </w:rPr>
-              <w:t>637×8=5096</w:t>
+              <w:t>543×8=4344</w:t>
             </w:r>
           </w:p>
         </w:tc>
@@ -438,7 +438,7 @@
                 <w:rFonts w:ascii="TimeNewRoman" w:hAnsi="TimeNewRoman"/>
                 <w:sz w:val="30"/>
               </w:rPr>
-              <w:t>554×8=4432</w:t>
+              <w:t>523×8=4184</w:t>
             </w:r>
           </w:p>
         </w:tc>
@@ -455,7 +455,7 @@
                 <w:rFonts w:ascii="TimeNewRoman" w:hAnsi="TimeNewRoman"/>
                 <w:sz w:val="30"/>
               </w:rPr>
-              <w:t>477×2=954</w:t>
+              <w:t>255×9=2295</w:t>
             </w:r>
           </w:p>
         </w:tc>
@@ -472,7 +472,7 @@
                 <w:rFonts w:ascii="TimeNewRoman" w:hAnsi="TimeNewRoman"/>
                 <w:sz w:val="30"/>
               </w:rPr>
-              <w:t>182×9=1638</w:t>
+              <w:t>972×9=8748</w:t>
             </w:r>
           </w:p>
         </w:tc>
@@ -489,7 +489,7 @@
                 <w:rFonts w:ascii="TimeNewRoman" w:hAnsi="TimeNewRoman"/>
                 <w:sz w:val="30"/>
               </w:rPr>
-              <w:t>350×3=1050</w:t>
+              <w:t>314×7=2198</w:t>
             </w:r>
           </w:p>
         </w:tc>
@@ -506,7 +506,7 @@
                 <w:rFonts w:ascii="TimeNewRoman" w:hAnsi="TimeNewRoman"/>
                 <w:sz w:val="30"/>
               </w:rPr>
-              <w:t>716×3=2148</w:t>
+              <w:t>525×3=1575</w:t>
             </w:r>
           </w:p>
         </w:tc>
@@ -653,7 +653,7 @@
                 <w:rFonts w:ascii="TimeNewRoman" w:hAnsi="TimeNewRoman"/>
                 <w:sz w:val="30"/>
               </w:rPr>
-              <w:t>385×8=3080</w:t>
+              <w:t>856×6=5136</w:t>
             </w:r>
           </w:p>
         </w:tc>
@@ -670,7 +670,7 @@
                 <w:rFonts w:ascii="TimeNewRoman" w:hAnsi="TimeNewRoman"/>
                 <w:sz w:val="30"/>
               </w:rPr>
-              <w:t>370×8=2960</w:t>
+              <w:t>566×4=2264</w:t>
             </w:r>
           </w:p>
         </w:tc>
@@ -687,7 +687,7 @@
                 <w:rFonts w:ascii="TimeNewRoman" w:hAnsi="TimeNewRoman"/>
                 <w:sz w:val="30"/>
               </w:rPr>
-              <w:t>746×6=4476</w:t>
+              <w:t>404×9=3636</w:t>
             </w:r>
           </w:p>
         </w:tc>
@@ -704,7 +704,7 @@
                 <w:rFonts w:ascii="TimeNewRoman" w:hAnsi="TimeNewRoman"/>
                 <w:sz w:val="30"/>
               </w:rPr>
-              <w:t>792×3=2376</w:t>
+              <w:t>521×5=2605</w:t>
             </w:r>
           </w:p>
         </w:tc>
@@ -721,7 +721,7 @@
                 <w:rFonts w:ascii="TimeNewRoman" w:hAnsi="TimeNewRoman"/>
                 <w:sz w:val="30"/>
               </w:rPr>
-              <w:t>411×2=822</w:t>
+              <w:t>541×2=1082</w:t>
             </w:r>
           </w:p>
         </w:tc>
@@ -868,7 +868,7 @@
                 <w:rFonts w:ascii="TimeNewRoman" w:hAnsi="TimeNewRoman"/>
                 <w:sz w:val="30"/>
               </w:rPr>
-              <w:t>738×8=5904</w:t>
+              <w:t>929×7=6503</w:t>
             </w:r>
           </w:p>
         </w:tc>
@@ -885,7 +885,7 @@
                 <w:rFonts w:ascii="TimeNewRoman" w:hAnsi="TimeNewRoman"/>
                 <w:sz w:val="30"/>
               </w:rPr>
-              <w:t>596×8=4768</w:t>
+              <w:t>268×2=536</w:t>
             </w:r>
           </w:p>
         </w:tc>
@@ -902,7 +902,7 @@
                 <w:rFonts w:ascii="TimeNewRoman" w:hAnsi="TimeNewRoman"/>
                 <w:sz w:val="30"/>
               </w:rPr>
-              <w:t>326×7=2282</w:t>
+              <w:t>687×9=6183</w:t>
             </w:r>
           </w:p>
         </w:tc>
@@ -919,7 +919,7 @@
                 <w:rFonts w:ascii="TimeNewRoman" w:hAnsi="TimeNewRoman"/>
                 <w:sz w:val="30"/>
               </w:rPr>
-              <w:t>419×2=838</w:t>
+              <w:t>794×3=2382</w:t>
             </w:r>
           </w:p>
         </w:tc>
@@ -936,7 +936,7 @@
                 <w:rFonts w:ascii="TimeNewRoman" w:hAnsi="TimeNewRoman"/>
                 <w:sz w:val="30"/>
               </w:rPr>
-              <w:t>180×9=1620</w:t>
+              <w:t>645×6=3870</w:t>
             </w:r>
           </w:p>
         </w:tc>

--- a/answers-of-three-digit_number_multiplied_by_one-digit_number.docx
+++ b/answers-of-three-digit_number_multiplied_by_one-digit_number.docx
@@ -11,7 +11,7 @@
           <w:rFonts w:ascii="Arial" w:hAnsi="Arial"/>
           <w:sz w:val="30"/>
         </w:rPr>
-        <w:t>2026-10-13 Tuesday</w:t>
+        <w:t>2026-10-14 Wednesday</w:t>
       </w:r>
     </w:p>
     <w:tbl>
@@ -40,7 +40,7 @@
                 <w:rFonts w:ascii="TimeNewRoman" w:hAnsi="TimeNewRoman"/>
                 <w:sz w:val="30"/>
               </w:rPr>
-              <w:t>313×7=2191</w:t>
+              <w:t>335×9=3015</w:t>
             </w:r>
           </w:p>
         </w:tc>
@@ -57,7 +57,7 @@
                 <w:rFonts w:ascii="TimeNewRoman" w:hAnsi="TimeNewRoman"/>
                 <w:sz w:val="30"/>
               </w:rPr>
-              <w:t>932×5=4660</w:t>
+              <w:t>499×3=1497</w:t>
             </w:r>
           </w:p>
         </w:tc>
@@ -74,7 +74,7 @@
                 <w:rFonts w:ascii="TimeNewRoman" w:hAnsi="TimeNewRoman"/>
                 <w:sz w:val="30"/>
               </w:rPr>
-              <w:t>988×5=4940</w:t>
+              <w:t>753×2=1506</w:t>
             </w:r>
           </w:p>
         </w:tc>
@@ -91,7 +91,7 @@
                 <w:rFonts w:ascii="TimeNewRoman" w:hAnsi="TimeNewRoman"/>
                 <w:sz w:val="30"/>
               </w:rPr>
-              <w:t>481×2=962</w:t>
+              <w:t>119×2=238</w:t>
             </w:r>
           </w:p>
         </w:tc>
@@ -108,7 +108,7 @@
                 <w:rFonts w:ascii="TimeNewRoman" w:hAnsi="TimeNewRoman"/>
                 <w:sz w:val="30"/>
               </w:rPr>
-              <w:t>836×8=6688</w:t>
+              <w:t>113×4=452</w:t>
             </w:r>
           </w:p>
         </w:tc>
@@ -223,7 +223,7 @@
                 <w:rFonts w:ascii="TimeNewRoman" w:hAnsi="TimeNewRoman"/>
                 <w:sz w:val="30"/>
               </w:rPr>
-              <w:t>872×2=1744</w:t>
+              <w:t>216×2=432</w:t>
             </w:r>
           </w:p>
         </w:tc>
@@ -240,7 +240,7 @@
                 <w:rFonts w:ascii="TimeNewRoman" w:hAnsi="TimeNewRoman"/>
                 <w:sz w:val="30"/>
               </w:rPr>
-              <w:t>230×4=920</w:t>
+              <w:t>886×4=3544</w:t>
             </w:r>
           </w:p>
         </w:tc>
@@ -257,7 +257,7 @@
                 <w:rFonts w:ascii="TimeNewRoman" w:hAnsi="TimeNewRoman"/>
                 <w:sz w:val="30"/>
               </w:rPr>
-              <w:t>456×4=1824</w:t>
+              <w:t>354×5=1770</w:t>
             </w:r>
           </w:p>
         </w:tc>
@@ -274,7 +274,7 @@
                 <w:rFonts w:ascii="TimeNewRoman" w:hAnsi="TimeNewRoman"/>
                 <w:sz w:val="30"/>
               </w:rPr>
-              <w:t>499×7=3493</w:t>
+              <w:t>890×8=7120</w:t>
             </w:r>
           </w:p>
         </w:tc>
@@ -291,7 +291,7 @@
                 <w:rFonts w:ascii="TimeNewRoman" w:hAnsi="TimeNewRoman"/>
                 <w:sz w:val="30"/>
               </w:rPr>
-              <w:t>543×8=4344</w:t>
+              <w:t>957×5=4785</w:t>
             </w:r>
           </w:p>
         </w:tc>
@@ -438,7 +438,7 @@
                 <w:rFonts w:ascii="TimeNewRoman" w:hAnsi="TimeNewRoman"/>
                 <w:sz w:val="30"/>
               </w:rPr>
-              <w:t>523×8=4184</w:t>
+              <w:t>759×8=6072</w:t>
             </w:r>
           </w:p>
         </w:tc>
@@ -455,7 +455,7 @@
                 <w:rFonts w:ascii="TimeNewRoman" w:hAnsi="TimeNewRoman"/>
                 <w:sz w:val="30"/>
               </w:rPr>
-              <w:t>255×9=2295</w:t>
+              <w:t>337×5=1685</w:t>
             </w:r>
           </w:p>
         </w:tc>
@@ -472,7 +472,7 @@
                 <w:rFonts w:ascii="TimeNewRoman" w:hAnsi="TimeNewRoman"/>
                 <w:sz w:val="30"/>
               </w:rPr>
-              <w:t>972×9=8748</w:t>
+              <w:t>421×9=3789</w:t>
             </w:r>
           </w:p>
         </w:tc>
@@ -489,7 +489,7 @@
                 <w:rFonts w:ascii="TimeNewRoman" w:hAnsi="TimeNewRoman"/>
                 <w:sz w:val="30"/>
               </w:rPr>
-              <w:t>314×7=2198</w:t>
+              <w:t>562×4=2248</w:t>
             </w:r>
           </w:p>
         </w:tc>
@@ -506,7 +506,7 @@
                 <w:rFonts w:ascii="TimeNewRoman" w:hAnsi="TimeNewRoman"/>
                 <w:sz w:val="30"/>
               </w:rPr>
-              <w:t>525×3=1575</w:t>
+              <w:t>260×4=1040</w:t>
             </w:r>
           </w:p>
         </w:tc>
@@ -653,7 +653,7 @@
                 <w:rFonts w:ascii="TimeNewRoman" w:hAnsi="TimeNewRoman"/>
                 <w:sz w:val="30"/>
               </w:rPr>
-              <w:t>856×6=5136</w:t>
+              <w:t>684×7=4788</w:t>
             </w:r>
           </w:p>
         </w:tc>
@@ -670,7 +670,7 @@
                 <w:rFonts w:ascii="TimeNewRoman" w:hAnsi="TimeNewRoman"/>
                 <w:sz w:val="30"/>
               </w:rPr>
-              <w:t>566×4=2264</w:t>
+              <w:t>351×4=1404</w:t>
             </w:r>
           </w:p>
         </w:tc>
@@ -687,7 +687,7 @@
                 <w:rFonts w:ascii="TimeNewRoman" w:hAnsi="TimeNewRoman"/>
                 <w:sz w:val="30"/>
               </w:rPr>
-              <w:t>404×9=3636</w:t>
+              <w:t>686×2=1372</w:t>
             </w:r>
           </w:p>
         </w:tc>
@@ -704,7 +704,7 @@
                 <w:rFonts w:ascii="TimeNewRoman" w:hAnsi="TimeNewRoman"/>
                 <w:sz w:val="30"/>
               </w:rPr>
-              <w:t>521×5=2605</w:t>
+              <w:t>984×6=5904</w:t>
             </w:r>
           </w:p>
         </w:tc>
@@ -721,7 +721,7 @@
                 <w:rFonts w:ascii="TimeNewRoman" w:hAnsi="TimeNewRoman"/>
                 <w:sz w:val="30"/>
               </w:rPr>
-              <w:t>541×2=1082</w:t>
+              <w:t>903×4=3612</w:t>
             </w:r>
           </w:p>
         </w:tc>
@@ -868,7 +868,7 @@
                 <w:rFonts w:ascii="TimeNewRoman" w:hAnsi="TimeNewRoman"/>
                 <w:sz w:val="30"/>
               </w:rPr>
-              <w:t>929×7=6503</w:t>
+              <w:t>415×9=3735</w:t>
             </w:r>
           </w:p>
         </w:tc>
@@ -885,7 +885,7 @@
                 <w:rFonts w:ascii="TimeNewRoman" w:hAnsi="TimeNewRoman"/>
                 <w:sz w:val="30"/>
               </w:rPr>
-              <w:t>268×2=536</w:t>
+              <w:t>878×5=4390</w:t>
             </w:r>
           </w:p>
         </w:tc>
@@ -902,7 +902,7 @@
                 <w:rFonts w:ascii="TimeNewRoman" w:hAnsi="TimeNewRoman"/>
                 <w:sz w:val="30"/>
               </w:rPr>
-              <w:t>687×9=6183</w:t>
+              <w:t>819×4=3276</w:t>
             </w:r>
           </w:p>
         </w:tc>
@@ -919,7 +919,7 @@
                 <w:rFonts w:ascii="TimeNewRoman" w:hAnsi="TimeNewRoman"/>
                 <w:sz w:val="30"/>
               </w:rPr>
-              <w:t>794×3=2382</w:t>
+              <w:t>314×2=628</w:t>
             </w:r>
           </w:p>
         </w:tc>
@@ -936,7 +936,7 @@
                 <w:rFonts w:ascii="TimeNewRoman" w:hAnsi="TimeNewRoman"/>
                 <w:sz w:val="30"/>
               </w:rPr>
-              <w:t>645×6=3870</w:t>
+              <w:t>110×4=440</w:t>
             </w:r>
           </w:p>
         </w:tc>

--- a/answers-of-three-digit_number_multiplied_by_one-digit_number.docx
+++ b/answers-of-three-digit_number_multiplied_by_one-digit_number.docx
@@ -40,7 +40,7 @@
                 <w:rFonts w:ascii="TimeNewRoman" w:hAnsi="TimeNewRoman"/>
                 <w:sz w:val="30"/>
               </w:rPr>
-              <w:t>335×9=3015</w:t>
+              <w:t>493×4=1972</w:t>
             </w:r>
           </w:p>
         </w:tc>
@@ -57,7 +57,7 @@
                 <w:rFonts w:ascii="TimeNewRoman" w:hAnsi="TimeNewRoman"/>
                 <w:sz w:val="30"/>
               </w:rPr>
-              <w:t>499×3=1497</w:t>
+              <w:t>936×8=7488</w:t>
             </w:r>
           </w:p>
         </w:tc>
@@ -74,7 +74,7 @@
                 <w:rFonts w:ascii="TimeNewRoman" w:hAnsi="TimeNewRoman"/>
                 <w:sz w:val="30"/>
               </w:rPr>
-              <w:t>753×2=1506</w:t>
+              <w:t>620×3=1860</w:t>
             </w:r>
           </w:p>
         </w:tc>
@@ -91,7 +91,7 @@
                 <w:rFonts w:ascii="TimeNewRoman" w:hAnsi="TimeNewRoman"/>
                 <w:sz w:val="30"/>
               </w:rPr>
-              <w:t>119×2=238</w:t>
+              <w:t>319×7=2233</w:t>
             </w:r>
           </w:p>
         </w:tc>
@@ -108,7 +108,7 @@
                 <w:rFonts w:ascii="TimeNewRoman" w:hAnsi="TimeNewRoman"/>
                 <w:sz w:val="30"/>
               </w:rPr>
-              <w:t>113×4=452</w:t>
+              <w:t>220×5=1100</w:t>
             </w:r>
           </w:p>
         </w:tc>
@@ -223,7 +223,7 @@
                 <w:rFonts w:ascii="TimeNewRoman" w:hAnsi="TimeNewRoman"/>
                 <w:sz w:val="30"/>
               </w:rPr>
-              <w:t>216×2=432</w:t>
+              <w:t>898×7=6286</w:t>
             </w:r>
           </w:p>
         </w:tc>
@@ -240,7 +240,7 @@
                 <w:rFonts w:ascii="TimeNewRoman" w:hAnsi="TimeNewRoman"/>
                 <w:sz w:val="30"/>
               </w:rPr>
-              <w:t>886×4=3544</w:t>
+              <w:t>294×5=1470</w:t>
             </w:r>
           </w:p>
         </w:tc>
@@ -257,7 +257,7 @@
                 <w:rFonts w:ascii="TimeNewRoman" w:hAnsi="TimeNewRoman"/>
                 <w:sz w:val="30"/>
               </w:rPr>
-              <w:t>354×5=1770</w:t>
+              <w:t>823×4=3292</w:t>
             </w:r>
           </w:p>
         </w:tc>
@@ -274,7 +274,7 @@
                 <w:rFonts w:ascii="TimeNewRoman" w:hAnsi="TimeNewRoman"/>
                 <w:sz w:val="30"/>
               </w:rPr>
-              <w:t>890×8=7120</w:t>
+              <w:t>973×6=5838</w:t>
             </w:r>
           </w:p>
         </w:tc>
@@ -291,7 +291,7 @@
                 <w:rFonts w:ascii="TimeNewRoman" w:hAnsi="TimeNewRoman"/>
                 <w:sz w:val="30"/>
               </w:rPr>
-              <w:t>957×5=4785</w:t>
+              <w:t>460×5=2300</w:t>
             </w:r>
           </w:p>
         </w:tc>
@@ -438,7 +438,7 @@
                 <w:rFonts w:ascii="TimeNewRoman" w:hAnsi="TimeNewRoman"/>
                 <w:sz w:val="30"/>
               </w:rPr>
-              <w:t>759×8=6072</w:t>
+              <w:t>803×8=6424</w:t>
             </w:r>
           </w:p>
         </w:tc>
@@ -455,7 +455,7 @@
                 <w:rFonts w:ascii="TimeNewRoman" w:hAnsi="TimeNewRoman"/>
                 <w:sz w:val="30"/>
               </w:rPr>
-              <w:t>337×5=1685</w:t>
+              <w:t>683×3=2049</w:t>
             </w:r>
           </w:p>
         </w:tc>
@@ -472,7 +472,7 @@
                 <w:rFonts w:ascii="TimeNewRoman" w:hAnsi="TimeNewRoman"/>
                 <w:sz w:val="30"/>
               </w:rPr>
-              <w:t>421×9=3789</w:t>
+              <w:t>804×5=4020</w:t>
             </w:r>
           </w:p>
         </w:tc>
@@ -489,7 +489,7 @@
                 <w:rFonts w:ascii="TimeNewRoman" w:hAnsi="TimeNewRoman"/>
                 <w:sz w:val="30"/>
               </w:rPr>
-              <w:t>562×4=2248</w:t>
+              <w:t>779×8=6232</w:t>
             </w:r>
           </w:p>
         </w:tc>
@@ -506,7 +506,7 @@
                 <w:rFonts w:ascii="TimeNewRoman" w:hAnsi="TimeNewRoman"/>
                 <w:sz w:val="30"/>
               </w:rPr>
-              <w:t>260×4=1040</w:t>
+              <w:t>919×2=1838</w:t>
             </w:r>
           </w:p>
         </w:tc>
@@ -653,7 +653,7 @@
                 <w:rFonts w:ascii="TimeNewRoman" w:hAnsi="TimeNewRoman"/>
                 <w:sz w:val="30"/>
               </w:rPr>
-              <w:t>684×7=4788</w:t>
+              <w:t>980×8=7840</w:t>
             </w:r>
           </w:p>
         </w:tc>
@@ -670,7 +670,7 @@
                 <w:rFonts w:ascii="TimeNewRoman" w:hAnsi="TimeNewRoman"/>
                 <w:sz w:val="30"/>
               </w:rPr>
-              <w:t>351×4=1404</w:t>
+              <w:t>758×3=2274</w:t>
             </w:r>
           </w:p>
         </w:tc>
@@ -687,7 +687,7 @@
                 <w:rFonts w:ascii="TimeNewRoman" w:hAnsi="TimeNewRoman"/>
                 <w:sz w:val="30"/>
               </w:rPr>
-              <w:t>686×2=1372</w:t>
+              <w:t>123×3=369</w:t>
             </w:r>
           </w:p>
         </w:tc>
@@ -704,7 +704,7 @@
                 <w:rFonts w:ascii="TimeNewRoman" w:hAnsi="TimeNewRoman"/>
                 <w:sz w:val="30"/>
               </w:rPr>
-              <w:t>984×6=5904</w:t>
+              <w:t>771×5=3855</w:t>
             </w:r>
           </w:p>
         </w:tc>
@@ -721,7 +721,7 @@
                 <w:rFonts w:ascii="TimeNewRoman" w:hAnsi="TimeNewRoman"/>
                 <w:sz w:val="30"/>
               </w:rPr>
-              <w:t>903×4=3612</w:t>
+              <w:t>245×7=1715</w:t>
             </w:r>
           </w:p>
         </w:tc>
@@ -868,7 +868,7 @@
                 <w:rFonts w:ascii="TimeNewRoman" w:hAnsi="TimeNewRoman"/>
                 <w:sz w:val="30"/>
               </w:rPr>
-              <w:t>415×9=3735</w:t>
+              <w:t>283×3=849</w:t>
             </w:r>
           </w:p>
         </w:tc>
@@ -885,7 +885,7 @@
                 <w:rFonts w:ascii="TimeNewRoman" w:hAnsi="TimeNewRoman"/>
                 <w:sz w:val="30"/>
               </w:rPr>
-              <w:t>878×5=4390</w:t>
+              <w:t>260×2=520</w:t>
             </w:r>
           </w:p>
         </w:tc>
@@ -902,7 +902,7 @@
                 <w:rFonts w:ascii="TimeNewRoman" w:hAnsi="TimeNewRoman"/>
                 <w:sz w:val="30"/>
               </w:rPr>
-              <w:t>819×4=3276</w:t>
+              <w:t>194×9=1746</w:t>
             </w:r>
           </w:p>
         </w:tc>
@@ -919,7 +919,7 @@
                 <w:rFonts w:ascii="TimeNewRoman" w:hAnsi="TimeNewRoman"/>
                 <w:sz w:val="30"/>
               </w:rPr>
-              <w:t>314×2=628</w:t>
+              <w:t>348×5=1740</w:t>
             </w:r>
           </w:p>
         </w:tc>
@@ -936,7 +936,7 @@
                 <w:rFonts w:ascii="TimeNewRoman" w:hAnsi="TimeNewRoman"/>
                 <w:sz w:val="30"/>
               </w:rPr>
-              <w:t>110×4=440</w:t>
+              <w:t>616×6=3696</w:t>
             </w:r>
           </w:p>
         </w:tc>

--- a/answers-of-three-digit_number_multiplied_by_one-digit_number.docx
+++ b/answers-of-three-digit_number_multiplied_by_one-digit_number.docx
@@ -11,7 +11,7 @@
           <w:rFonts w:ascii="Arial" w:hAnsi="Arial"/>
           <w:sz w:val="30"/>
         </w:rPr>
-        <w:t>2026-10-14 Wednesday</w:t>
+        <w:t>2026-10-15 Thursday</w:t>
       </w:r>
     </w:p>
     <w:tbl>
@@ -40,7 +40,7 @@
                 <w:rFonts w:ascii="TimeNewRoman" w:hAnsi="TimeNewRoman"/>
                 <w:sz w:val="30"/>
               </w:rPr>
-              <w:t>493×4=1972</w:t>
+              <w:t>186×7=1302</w:t>
             </w:r>
           </w:p>
         </w:tc>
@@ -57,7 +57,7 @@
                 <w:rFonts w:ascii="TimeNewRoman" w:hAnsi="TimeNewRoman"/>
                 <w:sz w:val="30"/>
               </w:rPr>
-              <w:t>936×8=7488</w:t>
+              <w:t>686×5=3430</w:t>
             </w:r>
           </w:p>
         </w:tc>
@@ -74,7 +74,7 @@
                 <w:rFonts w:ascii="TimeNewRoman" w:hAnsi="TimeNewRoman"/>
                 <w:sz w:val="30"/>
               </w:rPr>
-              <w:t>620×3=1860</w:t>
+              <w:t>471×3=1413</w:t>
             </w:r>
           </w:p>
         </w:tc>
@@ -91,7 +91,7 @@
                 <w:rFonts w:ascii="TimeNewRoman" w:hAnsi="TimeNewRoman"/>
                 <w:sz w:val="30"/>
               </w:rPr>
-              <w:t>319×7=2233</w:t>
+              <w:t>367×8=2936</w:t>
             </w:r>
           </w:p>
         </w:tc>
@@ -108,7 +108,7 @@
                 <w:rFonts w:ascii="TimeNewRoman" w:hAnsi="TimeNewRoman"/>
                 <w:sz w:val="30"/>
               </w:rPr>
-              <w:t>220×5=1100</w:t>
+              <w:t>924×7=6468</w:t>
             </w:r>
           </w:p>
         </w:tc>
@@ -223,7 +223,7 @@
                 <w:rFonts w:ascii="TimeNewRoman" w:hAnsi="TimeNewRoman"/>
                 <w:sz w:val="30"/>
               </w:rPr>
-              <w:t>898×7=6286</w:t>
+              <w:t>398×5=1990</w:t>
             </w:r>
           </w:p>
         </w:tc>
@@ -240,7 +240,7 @@
                 <w:rFonts w:ascii="TimeNewRoman" w:hAnsi="TimeNewRoman"/>
                 <w:sz w:val="30"/>
               </w:rPr>
-              <w:t>294×5=1470</w:t>
+              <w:t>915×2=1830</w:t>
             </w:r>
           </w:p>
         </w:tc>
@@ -257,7 +257,7 @@
                 <w:rFonts w:ascii="TimeNewRoman" w:hAnsi="TimeNewRoman"/>
                 <w:sz w:val="30"/>
               </w:rPr>
-              <w:t>823×4=3292</w:t>
+              <w:t>360×6=2160</w:t>
             </w:r>
           </w:p>
         </w:tc>
@@ -274,7 +274,7 @@
                 <w:rFonts w:ascii="TimeNewRoman" w:hAnsi="TimeNewRoman"/>
                 <w:sz w:val="30"/>
               </w:rPr>
-              <w:t>973×6=5838</w:t>
+              <w:t>501×5=2505</w:t>
             </w:r>
           </w:p>
         </w:tc>
@@ -291,7 +291,7 @@
                 <w:rFonts w:ascii="TimeNewRoman" w:hAnsi="TimeNewRoman"/>
                 <w:sz w:val="30"/>
               </w:rPr>
-              <w:t>460×5=2300</w:t>
+              <w:t>349×6=2094</w:t>
             </w:r>
           </w:p>
         </w:tc>
@@ -438,7 +438,7 @@
                 <w:rFonts w:ascii="TimeNewRoman" w:hAnsi="TimeNewRoman"/>
                 <w:sz w:val="30"/>
               </w:rPr>
-              <w:t>803×8=6424</w:t>
+              <w:t>759×4=3036</w:t>
             </w:r>
           </w:p>
         </w:tc>
@@ -455,7 +455,7 @@
                 <w:rFonts w:ascii="TimeNewRoman" w:hAnsi="TimeNewRoman"/>
                 <w:sz w:val="30"/>
               </w:rPr>
-              <w:t>683×3=2049</w:t>
+              <w:t>987×7=6909</w:t>
             </w:r>
           </w:p>
         </w:tc>
@@ -472,7 +472,7 @@
                 <w:rFonts w:ascii="TimeNewRoman" w:hAnsi="TimeNewRoman"/>
                 <w:sz w:val="30"/>
               </w:rPr>
-              <w:t>804×5=4020</w:t>
+              <w:t>618×9=5562</w:t>
             </w:r>
           </w:p>
         </w:tc>
@@ -489,7 +489,7 @@
                 <w:rFonts w:ascii="TimeNewRoman" w:hAnsi="TimeNewRoman"/>
                 <w:sz w:val="30"/>
               </w:rPr>
-              <w:t>779×8=6232</w:t>
+              <w:t>491×7=3437</w:t>
             </w:r>
           </w:p>
         </w:tc>
@@ -506,7 +506,7 @@
                 <w:rFonts w:ascii="TimeNewRoman" w:hAnsi="TimeNewRoman"/>
                 <w:sz w:val="30"/>
               </w:rPr>
-              <w:t>919×2=1838</w:t>
+              <w:t>916×8=7328</w:t>
             </w:r>
           </w:p>
         </w:tc>
@@ -653,7 +653,7 @@
                 <w:rFonts w:ascii="TimeNewRoman" w:hAnsi="TimeNewRoman"/>
                 <w:sz w:val="30"/>
               </w:rPr>
-              <w:t>980×8=7840</w:t>
+              <w:t>168×9=1512</w:t>
             </w:r>
           </w:p>
         </w:tc>
@@ -670,7 +670,7 @@
                 <w:rFonts w:ascii="TimeNewRoman" w:hAnsi="TimeNewRoman"/>
                 <w:sz w:val="30"/>
               </w:rPr>
-              <w:t>758×3=2274</w:t>
+              <w:t>861×4=3444</w:t>
             </w:r>
           </w:p>
         </w:tc>
@@ -687,7 +687,7 @@
                 <w:rFonts w:ascii="TimeNewRoman" w:hAnsi="TimeNewRoman"/>
                 <w:sz w:val="30"/>
               </w:rPr>
-              <w:t>123×3=369</w:t>
+              <w:t>287×3=861</w:t>
             </w:r>
           </w:p>
         </w:tc>
@@ -704,7 +704,7 @@
                 <w:rFonts w:ascii="TimeNewRoman" w:hAnsi="TimeNewRoman"/>
                 <w:sz w:val="30"/>
               </w:rPr>
-              <w:t>771×5=3855</w:t>
+              <w:t>870×3=2610</w:t>
             </w:r>
           </w:p>
         </w:tc>
@@ -721,7 +721,7 @@
                 <w:rFonts w:ascii="TimeNewRoman" w:hAnsi="TimeNewRoman"/>
                 <w:sz w:val="30"/>
               </w:rPr>
-              <w:t>245×7=1715</w:t>
+              <w:t>176×2=352</w:t>
             </w:r>
           </w:p>
         </w:tc>
@@ -868,7 +868,7 @@
                 <w:rFonts w:ascii="TimeNewRoman" w:hAnsi="TimeNewRoman"/>
                 <w:sz w:val="30"/>
               </w:rPr>
-              <w:t>283×3=849</w:t>
+              <w:t>647×8=5176</w:t>
             </w:r>
           </w:p>
         </w:tc>
@@ -885,7 +885,7 @@
                 <w:rFonts w:ascii="TimeNewRoman" w:hAnsi="TimeNewRoman"/>
                 <w:sz w:val="30"/>
               </w:rPr>
-              <w:t>260×2=520</w:t>
+              <w:t>482×9=4338</w:t>
             </w:r>
           </w:p>
         </w:tc>
@@ -902,7 +902,7 @@
                 <w:rFonts w:ascii="TimeNewRoman" w:hAnsi="TimeNewRoman"/>
                 <w:sz w:val="30"/>
               </w:rPr>
-              <w:t>194×9=1746</w:t>
+              <w:t>665×4=2660</w:t>
             </w:r>
           </w:p>
         </w:tc>
@@ -919,7 +919,7 @@
                 <w:rFonts w:ascii="TimeNewRoman" w:hAnsi="TimeNewRoman"/>
                 <w:sz w:val="30"/>
               </w:rPr>
-              <w:t>348×5=1740</w:t>
+              <w:t>180×6=1080</w:t>
             </w:r>
           </w:p>
         </w:tc>
@@ -936,7 +936,7 @@
                 <w:rFonts w:ascii="TimeNewRoman" w:hAnsi="TimeNewRoman"/>
                 <w:sz w:val="30"/>
               </w:rPr>
-              <w:t>616×6=3696</w:t>
+              <w:t>638×3=1914</w:t>
             </w:r>
           </w:p>
         </w:tc>

--- a/answers-of-three-digit_number_multiplied_by_one-digit_number.docx
+++ b/answers-of-three-digit_number_multiplied_by_one-digit_number.docx
@@ -40,7 +40,7 @@
                 <w:rFonts w:ascii="TimeNewRoman" w:hAnsi="TimeNewRoman"/>
                 <w:sz w:val="30"/>
               </w:rPr>
-              <w:t>186×7=1302</w:t>
+              <w:t>671×3=2013</w:t>
             </w:r>
           </w:p>
         </w:tc>
@@ -57,7 +57,7 @@
                 <w:rFonts w:ascii="TimeNewRoman" w:hAnsi="TimeNewRoman"/>
                 <w:sz w:val="30"/>
               </w:rPr>
-              <w:t>686×5=3430</w:t>
+              <w:t>624×2=1248</w:t>
             </w:r>
           </w:p>
         </w:tc>
@@ -74,7 +74,7 @@
                 <w:rFonts w:ascii="TimeNewRoman" w:hAnsi="TimeNewRoman"/>
                 <w:sz w:val="30"/>
               </w:rPr>
-              <w:t>471×3=1413</w:t>
+              <w:t>987×9=8883</w:t>
             </w:r>
           </w:p>
         </w:tc>
@@ -91,7 +91,7 @@
                 <w:rFonts w:ascii="TimeNewRoman" w:hAnsi="TimeNewRoman"/>
                 <w:sz w:val="30"/>
               </w:rPr>
-              <w:t>367×8=2936</w:t>
+              <w:t>692×4=2768</w:t>
             </w:r>
           </w:p>
         </w:tc>
@@ -108,7 +108,7 @@
                 <w:rFonts w:ascii="TimeNewRoman" w:hAnsi="TimeNewRoman"/>
                 <w:sz w:val="30"/>
               </w:rPr>
-              <w:t>924×7=6468</w:t>
+              <w:t>520×7=3640</w:t>
             </w:r>
           </w:p>
         </w:tc>
@@ -223,7 +223,7 @@
                 <w:rFonts w:ascii="TimeNewRoman" w:hAnsi="TimeNewRoman"/>
                 <w:sz w:val="30"/>
               </w:rPr>
-              <w:t>398×5=1990</w:t>
+              <w:t>902×7=6314</w:t>
             </w:r>
           </w:p>
         </w:tc>
@@ -240,7 +240,7 @@
                 <w:rFonts w:ascii="TimeNewRoman" w:hAnsi="TimeNewRoman"/>
                 <w:sz w:val="30"/>
               </w:rPr>
-              <w:t>915×2=1830</w:t>
+              <w:t>958×3=2874</w:t>
             </w:r>
           </w:p>
         </w:tc>
@@ -257,7 +257,7 @@
                 <w:rFonts w:ascii="TimeNewRoman" w:hAnsi="TimeNewRoman"/>
                 <w:sz w:val="30"/>
               </w:rPr>
-              <w:t>360×6=2160</w:t>
+              <w:t>230×3=690</w:t>
             </w:r>
           </w:p>
         </w:tc>
@@ -274,7 +274,7 @@
                 <w:rFonts w:ascii="TimeNewRoman" w:hAnsi="TimeNewRoman"/>
                 <w:sz w:val="30"/>
               </w:rPr>
-              <w:t>501×5=2505</w:t>
+              <w:t>542×4=2168</w:t>
             </w:r>
           </w:p>
         </w:tc>
@@ -291,7 +291,7 @@
                 <w:rFonts w:ascii="TimeNewRoman" w:hAnsi="TimeNewRoman"/>
                 <w:sz w:val="30"/>
               </w:rPr>
-              <w:t>349×6=2094</w:t>
+              <w:t>881×7=6167</w:t>
             </w:r>
           </w:p>
         </w:tc>
@@ -438,7 +438,7 @@
                 <w:rFonts w:ascii="TimeNewRoman" w:hAnsi="TimeNewRoman"/>
                 <w:sz w:val="30"/>
               </w:rPr>
-              <w:t>759×4=3036</w:t>
+              <w:t>774×4=3096</w:t>
             </w:r>
           </w:p>
         </w:tc>
@@ -455,7 +455,7 @@
                 <w:rFonts w:ascii="TimeNewRoman" w:hAnsi="TimeNewRoman"/>
                 <w:sz w:val="30"/>
               </w:rPr>
-              <w:t>987×7=6909</w:t>
+              <w:t>217×9=1953</w:t>
             </w:r>
           </w:p>
         </w:tc>
@@ -472,7 +472,7 @@
                 <w:rFonts w:ascii="TimeNewRoman" w:hAnsi="TimeNewRoman"/>
                 <w:sz w:val="30"/>
               </w:rPr>
-              <w:t>618×9=5562</w:t>
+              <w:t>603×2=1206</w:t>
             </w:r>
           </w:p>
         </w:tc>
@@ -489,7 +489,7 @@
                 <w:rFonts w:ascii="TimeNewRoman" w:hAnsi="TimeNewRoman"/>
                 <w:sz w:val="30"/>
               </w:rPr>
-              <w:t>491×7=3437</w:t>
+              <w:t>110×7=770</w:t>
             </w:r>
           </w:p>
         </w:tc>
@@ -506,7 +506,7 @@
                 <w:rFonts w:ascii="TimeNewRoman" w:hAnsi="TimeNewRoman"/>
                 <w:sz w:val="30"/>
               </w:rPr>
-              <w:t>916×8=7328</w:t>
+              <w:t>263×3=789</w:t>
             </w:r>
           </w:p>
         </w:tc>
@@ -653,7 +653,7 @@
                 <w:rFonts w:ascii="TimeNewRoman" w:hAnsi="TimeNewRoman"/>
                 <w:sz w:val="30"/>
               </w:rPr>
-              <w:t>168×9=1512</w:t>
+              <w:t>188×7=1316</w:t>
             </w:r>
           </w:p>
         </w:tc>
@@ -670,7 +670,7 @@
                 <w:rFonts w:ascii="TimeNewRoman" w:hAnsi="TimeNewRoman"/>
                 <w:sz w:val="30"/>
               </w:rPr>
-              <w:t>861×4=3444</w:t>
+              <w:t>551×3=1653</w:t>
             </w:r>
           </w:p>
         </w:tc>
@@ -687,7 +687,7 @@
                 <w:rFonts w:ascii="TimeNewRoman" w:hAnsi="TimeNewRoman"/>
                 <w:sz w:val="30"/>
               </w:rPr>
-              <w:t>287×3=861</w:t>
+              <w:t>204×3=612</w:t>
             </w:r>
           </w:p>
         </w:tc>
@@ -704,7 +704,7 @@
                 <w:rFonts w:ascii="TimeNewRoman" w:hAnsi="TimeNewRoman"/>
                 <w:sz w:val="30"/>
               </w:rPr>
-              <w:t>870×3=2610</w:t>
+              <w:t>120×3=360</w:t>
             </w:r>
           </w:p>
         </w:tc>
@@ -721,7 +721,7 @@
                 <w:rFonts w:ascii="TimeNewRoman" w:hAnsi="TimeNewRoman"/>
                 <w:sz w:val="30"/>
               </w:rPr>
-              <w:t>176×2=352</w:t>
+              <w:t>600×5=3000</w:t>
             </w:r>
           </w:p>
         </w:tc>
@@ -868,7 +868,7 @@
                 <w:rFonts w:ascii="TimeNewRoman" w:hAnsi="TimeNewRoman"/>
                 <w:sz w:val="30"/>
               </w:rPr>
-              <w:t>647×8=5176</w:t>
+              <w:t>899×7=6293</w:t>
             </w:r>
           </w:p>
         </w:tc>
@@ -885,7 +885,7 @@
                 <w:rFonts w:ascii="TimeNewRoman" w:hAnsi="TimeNewRoman"/>
                 <w:sz w:val="30"/>
               </w:rPr>
-              <w:t>482×9=4338</w:t>
+              <w:t>733×8=5864</w:t>
             </w:r>
           </w:p>
         </w:tc>
@@ -902,7 +902,7 @@
                 <w:rFonts w:ascii="TimeNewRoman" w:hAnsi="TimeNewRoman"/>
                 <w:sz w:val="30"/>
               </w:rPr>
-              <w:t>665×4=2660</w:t>
+              <w:t>171×4=684</w:t>
             </w:r>
           </w:p>
         </w:tc>
@@ -919,7 +919,7 @@
                 <w:rFonts w:ascii="TimeNewRoman" w:hAnsi="TimeNewRoman"/>
                 <w:sz w:val="30"/>
               </w:rPr>
-              <w:t>180×6=1080</w:t>
+              <w:t>986×9=8874</w:t>
             </w:r>
           </w:p>
         </w:tc>
@@ -936,7 +936,7 @@
                 <w:rFonts w:ascii="TimeNewRoman" w:hAnsi="TimeNewRoman"/>
                 <w:sz w:val="30"/>
               </w:rPr>
-              <w:t>638×3=1914</w:t>
+              <w:t>337×2=674</w:t>
             </w:r>
           </w:p>
         </w:tc>

--- a/answers-of-three-digit_number_multiplied_by_one-digit_number.docx
+++ b/answers-of-three-digit_number_multiplied_by_one-digit_number.docx
@@ -11,7 +11,7 @@
           <w:rFonts w:ascii="Arial" w:hAnsi="Arial"/>
           <w:sz w:val="30"/>
         </w:rPr>
-        <w:t>2026-10-15 Thursday</w:t>
+        <w:t>2026-10-16 Friday</w:t>
       </w:r>
     </w:p>
     <w:tbl>
@@ -40,7 +40,7 @@
                 <w:rFonts w:ascii="TimeNewRoman" w:hAnsi="TimeNewRoman"/>
                 <w:sz w:val="30"/>
               </w:rPr>
-              <w:t>671×3=2013</w:t>
+              <w:t>904×7=6328</w:t>
             </w:r>
           </w:p>
         </w:tc>
@@ -57,7 +57,7 @@
                 <w:rFonts w:ascii="TimeNewRoman" w:hAnsi="TimeNewRoman"/>
                 <w:sz w:val="30"/>
               </w:rPr>
-              <w:t>624×2=1248</w:t>
+              <w:t>813×6=4878</w:t>
             </w:r>
           </w:p>
         </w:tc>
@@ -74,7 +74,7 @@
                 <w:rFonts w:ascii="TimeNewRoman" w:hAnsi="TimeNewRoman"/>
                 <w:sz w:val="30"/>
               </w:rPr>
-              <w:t>987×9=8883</w:t>
+              <w:t>962×7=6734</w:t>
             </w:r>
           </w:p>
         </w:tc>
@@ -91,7 +91,7 @@
                 <w:rFonts w:ascii="TimeNewRoman" w:hAnsi="TimeNewRoman"/>
                 <w:sz w:val="30"/>
               </w:rPr>
-              <w:t>692×4=2768</w:t>
+              <w:t>445×6=2670</w:t>
             </w:r>
           </w:p>
         </w:tc>
@@ -108,7 +108,7 @@
                 <w:rFonts w:ascii="TimeNewRoman" w:hAnsi="TimeNewRoman"/>
                 <w:sz w:val="30"/>
               </w:rPr>
-              <w:t>520×7=3640</w:t>
+              <w:t>245×3=735</w:t>
             </w:r>
           </w:p>
         </w:tc>
@@ -223,7 +223,7 @@
                 <w:rFonts w:ascii="TimeNewRoman" w:hAnsi="TimeNewRoman"/>
                 <w:sz w:val="30"/>
               </w:rPr>
-              <w:t>902×7=6314</w:t>
+              <w:t>963×7=6741</w:t>
             </w:r>
           </w:p>
         </w:tc>
@@ -240,7 +240,7 @@
                 <w:rFonts w:ascii="TimeNewRoman" w:hAnsi="TimeNewRoman"/>
                 <w:sz w:val="30"/>
               </w:rPr>
-              <w:t>958×3=2874</w:t>
+              <w:t>754×7=5278</w:t>
             </w:r>
           </w:p>
         </w:tc>
@@ -257,7 +257,7 @@
                 <w:rFonts w:ascii="TimeNewRoman" w:hAnsi="TimeNewRoman"/>
                 <w:sz w:val="30"/>
               </w:rPr>
-              <w:t>230×3=690</w:t>
+              <w:t>161×7=1127</w:t>
             </w:r>
           </w:p>
         </w:tc>
@@ -274,7 +274,7 @@
                 <w:rFonts w:ascii="TimeNewRoman" w:hAnsi="TimeNewRoman"/>
                 <w:sz w:val="30"/>
               </w:rPr>
-              <w:t>542×4=2168</w:t>
+              <w:t>426×3=1278</w:t>
             </w:r>
           </w:p>
         </w:tc>
@@ -291,7 +291,7 @@
                 <w:rFonts w:ascii="TimeNewRoman" w:hAnsi="TimeNewRoman"/>
                 <w:sz w:val="30"/>
               </w:rPr>
-              <w:t>881×7=6167</w:t>
+              <w:t>844×3=2532</w:t>
             </w:r>
           </w:p>
         </w:tc>
@@ -438,7 +438,7 @@
                 <w:rFonts w:ascii="TimeNewRoman" w:hAnsi="TimeNewRoman"/>
                 <w:sz w:val="30"/>
               </w:rPr>
-              <w:t>774×4=3096</w:t>
+              <w:t>553×8=4424</w:t>
             </w:r>
           </w:p>
         </w:tc>
@@ -455,7 +455,7 @@
                 <w:rFonts w:ascii="TimeNewRoman" w:hAnsi="TimeNewRoman"/>
                 <w:sz w:val="30"/>
               </w:rPr>
-              <w:t>217×9=1953</w:t>
+              <w:t>694×6=4164</w:t>
             </w:r>
           </w:p>
         </w:tc>
@@ -472,7 +472,7 @@
                 <w:rFonts w:ascii="TimeNewRoman" w:hAnsi="TimeNewRoman"/>
                 <w:sz w:val="30"/>
               </w:rPr>
-              <w:t>603×2=1206</w:t>
+              <w:t>933×6=5598</w:t>
             </w:r>
           </w:p>
         </w:tc>
@@ -489,7 +489,7 @@
                 <w:rFonts w:ascii="TimeNewRoman" w:hAnsi="TimeNewRoman"/>
                 <w:sz w:val="30"/>
               </w:rPr>
-              <w:t>110×7=770</w:t>
+              <w:t>341×5=1705</w:t>
             </w:r>
           </w:p>
         </w:tc>
@@ -506,7 +506,7 @@
                 <w:rFonts w:ascii="TimeNewRoman" w:hAnsi="TimeNewRoman"/>
                 <w:sz w:val="30"/>
               </w:rPr>
-              <w:t>263×3=789</w:t>
+              <w:t>184×7=1288</w:t>
             </w:r>
           </w:p>
         </w:tc>
@@ -653,7 +653,7 @@
                 <w:rFonts w:ascii="TimeNewRoman" w:hAnsi="TimeNewRoman"/>
                 <w:sz w:val="30"/>
               </w:rPr>
-              <w:t>188×7=1316</w:t>
+              <w:t>138×3=414</w:t>
             </w:r>
           </w:p>
         </w:tc>
@@ -670,7 +670,7 @@
                 <w:rFonts w:ascii="TimeNewRoman" w:hAnsi="TimeNewRoman"/>
                 <w:sz w:val="30"/>
               </w:rPr>
-              <w:t>551×3=1653</w:t>
+              <w:t>296×6=1776</w:t>
             </w:r>
           </w:p>
         </w:tc>
@@ -687,7 +687,7 @@
                 <w:rFonts w:ascii="TimeNewRoman" w:hAnsi="TimeNewRoman"/>
                 <w:sz w:val="30"/>
               </w:rPr>
-              <w:t>204×3=612</w:t>
+              <w:t>154×5=770</w:t>
             </w:r>
           </w:p>
         </w:tc>
@@ -704,7 +704,7 @@
                 <w:rFonts w:ascii="TimeNewRoman" w:hAnsi="TimeNewRoman"/>
                 <w:sz w:val="30"/>
               </w:rPr>
-              <w:t>120×3=360</w:t>
+              <w:t>752×2=1504</w:t>
             </w:r>
           </w:p>
         </w:tc>
@@ -721,7 +721,7 @@
                 <w:rFonts w:ascii="TimeNewRoman" w:hAnsi="TimeNewRoman"/>
                 <w:sz w:val="30"/>
               </w:rPr>
-              <w:t>600×5=3000</w:t>
+              <w:t>437×5=2185</w:t>
             </w:r>
           </w:p>
         </w:tc>
@@ -868,7 +868,7 @@
                 <w:rFonts w:ascii="TimeNewRoman" w:hAnsi="TimeNewRoman"/>
                 <w:sz w:val="30"/>
               </w:rPr>
-              <w:t>899×7=6293</w:t>
+              <w:t>828×4=3312</w:t>
             </w:r>
           </w:p>
         </w:tc>
@@ -885,7 +885,7 @@
                 <w:rFonts w:ascii="TimeNewRoman" w:hAnsi="TimeNewRoman"/>
                 <w:sz w:val="30"/>
               </w:rPr>
-              <w:t>733×8=5864</w:t>
+              <w:t>297×7=2079</w:t>
             </w:r>
           </w:p>
         </w:tc>
@@ -902,7 +902,7 @@
                 <w:rFonts w:ascii="TimeNewRoman" w:hAnsi="TimeNewRoman"/>
                 <w:sz w:val="30"/>
               </w:rPr>
-              <w:t>171×4=684</w:t>
+              <w:t>740×5=3700</w:t>
             </w:r>
           </w:p>
         </w:tc>
@@ -919,7 +919,7 @@
                 <w:rFonts w:ascii="TimeNewRoman" w:hAnsi="TimeNewRoman"/>
                 <w:sz w:val="30"/>
               </w:rPr>
-              <w:t>986×9=8874</w:t>
+              <w:t>327×7=2289</w:t>
             </w:r>
           </w:p>
         </w:tc>
@@ -936,7 +936,7 @@
                 <w:rFonts w:ascii="TimeNewRoman" w:hAnsi="TimeNewRoman"/>
                 <w:sz w:val="30"/>
               </w:rPr>
-              <w:t>337×2=674</w:t>
+              <w:t>769×5=3845</w:t>
             </w:r>
           </w:p>
         </w:tc>

--- a/answers-of-three-digit_number_multiplied_by_one-digit_number.docx
+++ b/answers-of-three-digit_number_multiplied_by_one-digit_number.docx
@@ -40,7 +40,7 @@
                 <w:rFonts w:ascii="TimeNewRoman" w:hAnsi="TimeNewRoman"/>
                 <w:sz w:val="30"/>
               </w:rPr>
-              <w:t>904×7=6328</w:t>
+              <w:t>762×4=3048</w:t>
             </w:r>
           </w:p>
         </w:tc>
@@ -57,7 +57,7 @@
                 <w:rFonts w:ascii="TimeNewRoman" w:hAnsi="TimeNewRoman"/>
                 <w:sz w:val="30"/>
               </w:rPr>
-              <w:t>813×6=4878</w:t>
+              <w:t>505×8=4040</w:t>
             </w:r>
           </w:p>
         </w:tc>
@@ -74,7 +74,7 @@
                 <w:rFonts w:ascii="TimeNewRoman" w:hAnsi="TimeNewRoman"/>
                 <w:sz w:val="30"/>
               </w:rPr>
-              <w:t>962×7=6734</w:t>
+              <w:t>962×3=2886</w:t>
             </w:r>
           </w:p>
         </w:tc>
@@ -91,7 +91,7 @@
                 <w:rFonts w:ascii="TimeNewRoman" w:hAnsi="TimeNewRoman"/>
                 <w:sz w:val="30"/>
               </w:rPr>
-              <w:t>445×6=2670</w:t>
+              <w:t>983×2=1966</w:t>
             </w:r>
           </w:p>
         </w:tc>
@@ -108,7 +108,7 @@
                 <w:rFonts w:ascii="TimeNewRoman" w:hAnsi="TimeNewRoman"/>
                 <w:sz w:val="30"/>
               </w:rPr>
-              <w:t>245×3=735</w:t>
+              <w:t>527×2=1054</w:t>
             </w:r>
           </w:p>
         </w:tc>
@@ -223,7 +223,7 @@
                 <w:rFonts w:ascii="TimeNewRoman" w:hAnsi="TimeNewRoman"/>
                 <w:sz w:val="30"/>
               </w:rPr>
-              <w:t>963×7=6741</w:t>
+              <w:t>792×7=5544</w:t>
             </w:r>
           </w:p>
         </w:tc>
@@ -240,7 +240,7 @@
                 <w:rFonts w:ascii="TimeNewRoman" w:hAnsi="TimeNewRoman"/>
                 <w:sz w:val="30"/>
               </w:rPr>
-              <w:t>754×7=5278</w:t>
+              <w:t>377×7=2639</w:t>
             </w:r>
           </w:p>
         </w:tc>
@@ -257,7 +257,7 @@
                 <w:rFonts w:ascii="TimeNewRoman" w:hAnsi="TimeNewRoman"/>
                 <w:sz w:val="30"/>
               </w:rPr>
-              <w:t>161×7=1127</w:t>
+              <w:t>139×2=278</w:t>
             </w:r>
           </w:p>
         </w:tc>
@@ -274,7 +274,7 @@
                 <w:rFonts w:ascii="TimeNewRoman" w:hAnsi="TimeNewRoman"/>
                 <w:sz w:val="30"/>
               </w:rPr>
-              <w:t>426×3=1278</w:t>
+              <w:t>421×3=1263</w:t>
             </w:r>
           </w:p>
         </w:tc>
@@ -291,7 +291,7 @@
                 <w:rFonts w:ascii="TimeNewRoman" w:hAnsi="TimeNewRoman"/>
                 <w:sz w:val="30"/>
               </w:rPr>
-              <w:t>844×3=2532</w:t>
+              <w:t>143×9=1287</w:t>
             </w:r>
           </w:p>
         </w:tc>
@@ -438,7 +438,7 @@
                 <w:rFonts w:ascii="TimeNewRoman" w:hAnsi="TimeNewRoman"/>
                 <w:sz w:val="30"/>
               </w:rPr>
-              <w:t>553×8=4424</w:t>
+              <w:t>709×2=1418</w:t>
             </w:r>
           </w:p>
         </w:tc>
@@ -455,7 +455,7 @@
                 <w:rFonts w:ascii="TimeNewRoman" w:hAnsi="TimeNewRoman"/>
                 <w:sz w:val="30"/>
               </w:rPr>
-              <w:t>694×6=4164</w:t>
+              <w:t>380×6=2280</w:t>
             </w:r>
           </w:p>
         </w:tc>
@@ -472,7 +472,7 @@
                 <w:rFonts w:ascii="TimeNewRoman" w:hAnsi="TimeNewRoman"/>
                 <w:sz w:val="30"/>
               </w:rPr>
-              <w:t>933×6=5598</w:t>
+              <w:t>603×4=2412</w:t>
             </w:r>
           </w:p>
         </w:tc>
@@ -489,7 +489,7 @@
                 <w:rFonts w:ascii="TimeNewRoman" w:hAnsi="TimeNewRoman"/>
                 <w:sz w:val="30"/>
               </w:rPr>
-              <w:t>341×5=1705</w:t>
+              <w:t>497×7=3479</w:t>
             </w:r>
           </w:p>
         </w:tc>
@@ -506,7 +506,7 @@
                 <w:rFonts w:ascii="TimeNewRoman" w:hAnsi="TimeNewRoman"/>
                 <w:sz w:val="30"/>
               </w:rPr>
-              <w:t>184×7=1288</w:t>
+              <w:t>602×9=5418</w:t>
             </w:r>
           </w:p>
         </w:tc>
@@ -653,7 +653,7 @@
                 <w:rFonts w:ascii="TimeNewRoman" w:hAnsi="TimeNewRoman"/>
                 <w:sz w:val="30"/>
               </w:rPr>
-              <w:t>138×3=414</w:t>
+              <w:t>205×2=410</w:t>
             </w:r>
           </w:p>
         </w:tc>
@@ -670,7 +670,7 @@
                 <w:rFonts w:ascii="TimeNewRoman" w:hAnsi="TimeNewRoman"/>
                 <w:sz w:val="30"/>
               </w:rPr>
-              <w:t>296×6=1776</w:t>
+              <w:t>321×2=642</w:t>
             </w:r>
           </w:p>
         </w:tc>
@@ -687,7 +687,7 @@
                 <w:rFonts w:ascii="TimeNewRoman" w:hAnsi="TimeNewRoman"/>
                 <w:sz w:val="30"/>
               </w:rPr>
-              <w:t>154×5=770</w:t>
+              <w:t>198×9=1782</w:t>
             </w:r>
           </w:p>
         </w:tc>
@@ -704,7 +704,7 @@
                 <w:rFonts w:ascii="TimeNewRoman" w:hAnsi="TimeNewRoman"/>
                 <w:sz w:val="30"/>
               </w:rPr>
-              <w:t>752×2=1504</w:t>
+              <w:t>976×3=2928</w:t>
             </w:r>
           </w:p>
         </w:tc>
@@ -721,7 +721,7 @@
                 <w:rFonts w:ascii="TimeNewRoman" w:hAnsi="TimeNewRoman"/>
                 <w:sz w:val="30"/>
               </w:rPr>
-              <w:t>437×5=2185</w:t>
+              <w:t>891×6=5346</w:t>
             </w:r>
           </w:p>
         </w:tc>
@@ -868,7 +868,7 @@
                 <w:rFonts w:ascii="TimeNewRoman" w:hAnsi="TimeNewRoman"/>
                 <w:sz w:val="30"/>
               </w:rPr>
-              <w:t>828×4=3312</w:t>
+              <w:t>335×5=1675</w:t>
             </w:r>
           </w:p>
         </w:tc>
@@ -885,7 +885,7 @@
                 <w:rFonts w:ascii="TimeNewRoman" w:hAnsi="TimeNewRoman"/>
                 <w:sz w:val="30"/>
               </w:rPr>
-              <w:t>297×7=2079</w:t>
+              <w:t>521×9=4689</w:t>
             </w:r>
           </w:p>
         </w:tc>
@@ -902,7 +902,7 @@
                 <w:rFonts w:ascii="TimeNewRoman" w:hAnsi="TimeNewRoman"/>
                 <w:sz w:val="30"/>
               </w:rPr>
-              <w:t>740×5=3700</w:t>
+              <w:t>320×9=2880</w:t>
             </w:r>
           </w:p>
         </w:tc>
@@ -919,7 +919,7 @@
                 <w:rFonts w:ascii="TimeNewRoman" w:hAnsi="TimeNewRoman"/>
                 <w:sz w:val="30"/>
               </w:rPr>
-              <w:t>327×7=2289</w:t>
+              <w:t>605×8=4840</w:t>
             </w:r>
           </w:p>
         </w:tc>
@@ -936,7 +936,7 @@
                 <w:rFonts w:ascii="TimeNewRoman" w:hAnsi="TimeNewRoman"/>
                 <w:sz w:val="30"/>
               </w:rPr>
-              <w:t>769×5=3845</w:t>
+              <w:t>142×5=710</w:t>
             </w:r>
           </w:p>
         </w:tc>

--- a/answers-of-three-digit_number_multiplied_by_one-digit_number.docx
+++ b/answers-of-three-digit_number_multiplied_by_one-digit_number.docx
@@ -11,7 +11,7 @@
           <w:rFonts w:ascii="Arial" w:hAnsi="Arial"/>
           <w:sz w:val="30"/>
         </w:rPr>
-        <w:t>2026-10-16 Friday</w:t>
+        <w:t>2026-10-17 Saturday</w:t>
       </w:r>
     </w:p>
     <w:tbl>
@@ -40,7 +40,7 @@
                 <w:rFonts w:ascii="TimeNewRoman" w:hAnsi="TimeNewRoman"/>
                 <w:sz w:val="30"/>
               </w:rPr>
-              <w:t>762×4=3048</w:t>
+              <w:t>157×6=942</w:t>
             </w:r>
           </w:p>
         </w:tc>
@@ -57,7 +57,7 @@
                 <w:rFonts w:ascii="TimeNewRoman" w:hAnsi="TimeNewRoman"/>
                 <w:sz w:val="30"/>
               </w:rPr>
-              <w:t>505×8=4040</w:t>
+              <w:t>397×9=3573</w:t>
             </w:r>
           </w:p>
         </w:tc>
@@ -74,7 +74,7 @@
                 <w:rFonts w:ascii="TimeNewRoman" w:hAnsi="TimeNewRoman"/>
                 <w:sz w:val="30"/>
               </w:rPr>
-              <w:t>962×3=2886</w:t>
+              <w:t>257×5=1285</w:t>
             </w:r>
           </w:p>
         </w:tc>
@@ -91,7 +91,7 @@
                 <w:rFonts w:ascii="TimeNewRoman" w:hAnsi="TimeNewRoman"/>
                 <w:sz w:val="30"/>
               </w:rPr>
-              <w:t>983×2=1966</w:t>
+              <w:t>887×2=1774</w:t>
             </w:r>
           </w:p>
         </w:tc>
@@ -108,7 +108,7 @@
                 <w:rFonts w:ascii="TimeNewRoman" w:hAnsi="TimeNewRoman"/>
                 <w:sz w:val="30"/>
               </w:rPr>
-              <w:t>527×2=1054</w:t>
+              <w:t>922×8=7376</w:t>
             </w:r>
           </w:p>
         </w:tc>
@@ -223,7 +223,7 @@
                 <w:rFonts w:ascii="TimeNewRoman" w:hAnsi="TimeNewRoman"/>
                 <w:sz w:val="30"/>
               </w:rPr>
-              <w:t>792×7=5544</w:t>
+              <w:t>120×9=1080</w:t>
             </w:r>
           </w:p>
         </w:tc>
@@ -240,7 +240,7 @@
                 <w:rFonts w:ascii="TimeNewRoman" w:hAnsi="TimeNewRoman"/>
                 <w:sz w:val="30"/>
               </w:rPr>
-              <w:t>377×7=2639</w:t>
+              <w:t>104×9=936</w:t>
             </w:r>
           </w:p>
         </w:tc>
@@ -257,7 +257,7 @@
                 <w:rFonts w:ascii="TimeNewRoman" w:hAnsi="TimeNewRoman"/>
                 <w:sz w:val="30"/>
               </w:rPr>
-              <w:t>139×2=278</w:t>
+              <w:t>979×8=7832</w:t>
             </w:r>
           </w:p>
         </w:tc>
@@ -274,7 +274,7 @@
                 <w:rFonts w:ascii="TimeNewRoman" w:hAnsi="TimeNewRoman"/>
                 <w:sz w:val="30"/>
               </w:rPr>
-              <w:t>421×3=1263</w:t>
+              <w:t>222×2=444</w:t>
             </w:r>
           </w:p>
         </w:tc>
@@ -291,7 +291,7 @@
                 <w:rFonts w:ascii="TimeNewRoman" w:hAnsi="TimeNewRoman"/>
                 <w:sz w:val="30"/>
               </w:rPr>
-              <w:t>143×9=1287</w:t>
+              <w:t>993×3=2979</w:t>
             </w:r>
           </w:p>
         </w:tc>
@@ -438,7 +438,7 @@
                 <w:rFonts w:ascii="TimeNewRoman" w:hAnsi="TimeNewRoman"/>
                 <w:sz w:val="30"/>
               </w:rPr>
-              <w:t>709×2=1418</w:t>
+              <w:t>823×3=2469</w:t>
             </w:r>
           </w:p>
         </w:tc>
@@ -455,7 +455,7 @@
                 <w:rFonts w:ascii="TimeNewRoman" w:hAnsi="TimeNewRoman"/>
                 <w:sz w:val="30"/>
               </w:rPr>
-              <w:t>380×6=2280</w:t>
+              <w:t>263×4=1052</w:t>
             </w:r>
           </w:p>
         </w:tc>
@@ -472,7 +472,7 @@
                 <w:rFonts w:ascii="TimeNewRoman" w:hAnsi="TimeNewRoman"/>
                 <w:sz w:val="30"/>
               </w:rPr>
-              <w:t>603×4=2412</w:t>
+              <w:t>661×7=4627</w:t>
             </w:r>
           </w:p>
         </w:tc>
@@ -489,7 +489,7 @@
                 <w:rFonts w:ascii="TimeNewRoman" w:hAnsi="TimeNewRoman"/>
                 <w:sz w:val="30"/>
               </w:rPr>
-              <w:t>497×7=3479</w:t>
+              <w:t>815×5=4075</w:t>
             </w:r>
           </w:p>
         </w:tc>
@@ -506,7 +506,7 @@
                 <w:rFonts w:ascii="TimeNewRoman" w:hAnsi="TimeNewRoman"/>
                 <w:sz w:val="30"/>
               </w:rPr>
-              <w:t>602×9=5418</w:t>
+              <w:t>916×4=3664</w:t>
             </w:r>
           </w:p>
         </w:tc>
@@ -653,7 +653,7 @@
                 <w:rFonts w:ascii="TimeNewRoman" w:hAnsi="TimeNewRoman"/>
                 <w:sz w:val="30"/>
               </w:rPr>
-              <w:t>205×2=410</w:t>
+              <w:t>247×4=988</w:t>
             </w:r>
           </w:p>
         </w:tc>
@@ -670,7 +670,7 @@
                 <w:rFonts w:ascii="TimeNewRoman" w:hAnsi="TimeNewRoman"/>
                 <w:sz w:val="30"/>
               </w:rPr>
-              <w:t>321×2=642</w:t>
+              <w:t>744×6=4464</w:t>
             </w:r>
           </w:p>
         </w:tc>
@@ -687,7 +687,7 @@
                 <w:rFonts w:ascii="TimeNewRoman" w:hAnsi="TimeNewRoman"/>
                 <w:sz w:val="30"/>
               </w:rPr>
-              <w:t>198×9=1782</w:t>
+              <w:t>776×8=6208</w:t>
             </w:r>
           </w:p>
         </w:tc>
@@ -704,7 +704,7 @@
                 <w:rFonts w:ascii="TimeNewRoman" w:hAnsi="TimeNewRoman"/>
                 <w:sz w:val="30"/>
               </w:rPr>
-              <w:t>976×3=2928</w:t>
+              <w:t>313×9=2817</w:t>
             </w:r>
           </w:p>
         </w:tc>
@@ -721,7 +721,7 @@
                 <w:rFonts w:ascii="TimeNewRoman" w:hAnsi="TimeNewRoman"/>
                 <w:sz w:val="30"/>
               </w:rPr>
-              <w:t>891×6=5346</w:t>
+              <w:t>496×6=2976</w:t>
             </w:r>
           </w:p>
         </w:tc>
@@ -868,7 +868,7 @@
                 <w:rFonts w:ascii="TimeNewRoman" w:hAnsi="TimeNewRoman"/>
                 <w:sz w:val="30"/>
               </w:rPr>
-              <w:t>335×5=1675</w:t>
+              <w:t>566×9=5094</w:t>
             </w:r>
           </w:p>
         </w:tc>
@@ -885,7 +885,7 @@
                 <w:rFonts w:ascii="TimeNewRoman" w:hAnsi="TimeNewRoman"/>
                 <w:sz w:val="30"/>
               </w:rPr>
-              <w:t>521×9=4689</w:t>
+              <w:t>831×8=6648</w:t>
             </w:r>
           </w:p>
         </w:tc>
@@ -902,7 +902,7 @@
                 <w:rFonts w:ascii="TimeNewRoman" w:hAnsi="TimeNewRoman"/>
                 <w:sz w:val="30"/>
               </w:rPr>
-              <w:t>320×9=2880</w:t>
+              <w:t>101×2=202</w:t>
             </w:r>
           </w:p>
         </w:tc>
@@ -919,7 +919,7 @@
                 <w:rFonts w:ascii="TimeNewRoman" w:hAnsi="TimeNewRoman"/>
                 <w:sz w:val="30"/>
               </w:rPr>
-              <w:t>605×8=4840</w:t>
+              <w:t>166×4=664</w:t>
             </w:r>
           </w:p>
         </w:tc>
@@ -936,7 +936,7 @@
                 <w:rFonts w:ascii="TimeNewRoman" w:hAnsi="TimeNewRoman"/>
                 <w:sz w:val="30"/>
               </w:rPr>
-              <w:t>142×5=710</w:t>
+              <w:t>863×5=4315</w:t>
             </w:r>
           </w:p>
         </w:tc>

--- a/answers-of-three-digit_number_multiplied_by_one-digit_number.docx
+++ b/answers-of-three-digit_number_multiplied_by_one-digit_number.docx
@@ -40,7 +40,7 @@
                 <w:rFonts w:ascii="TimeNewRoman" w:hAnsi="TimeNewRoman"/>
                 <w:sz w:val="30"/>
               </w:rPr>
-              <w:t>157×6=942</w:t>
+              <w:t>475×8=3800</w:t>
             </w:r>
           </w:p>
         </w:tc>
@@ -57,7 +57,7 @@
                 <w:rFonts w:ascii="TimeNewRoman" w:hAnsi="TimeNewRoman"/>
                 <w:sz w:val="30"/>
               </w:rPr>
-              <w:t>397×9=3573</w:t>
+              <w:t>479×9=4311</w:t>
             </w:r>
           </w:p>
         </w:tc>
@@ -74,7 +74,7 @@
                 <w:rFonts w:ascii="TimeNewRoman" w:hAnsi="TimeNewRoman"/>
                 <w:sz w:val="30"/>
               </w:rPr>
-              <w:t>257×5=1285</w:t>
+              <w:t>520×2=1040</w:t>
             </w:r>
           </w:p>
         </w:tc>
@@ -91,7 +91,7 @@
                 <w:rFonts w:ascii="TimeNewRoman" w:hAnsi="TimeNewRoman"/>
                 <w:sz w:val="30"/>
               </w:rPr>
-              <w:t>887×2=1774</w:t>
+              <w:t>920×6=5520</w:t>
             </w:r>
           </w:p>
         </w:tc>
@@ -108,7 +108,7 @@
                 <w:rFonts w:ascii="TimeNewRoman" w:hAnsi="TimeNewRoman"/>
                 <w:sz w:val="30"/>
               </w:rPr>
-              <w:t>922×8=7376</w:t>
+              <w:t>837×3=2511</w:t>
             </w:r>
           </w:p>
         </w:tc>
@@ -223,7 +223,7 @@
                 <w:rFonts w:ascii="TimeNewRoman" w:hAnsi="TimeNewRoman"/>
                 <w:sz w:val="30"/>
               </w:rPr>
-              <w:t>120×9=1080</w:t>
+              <w:t>811×9=7299</w:t>
             </w:r>
           </w:p>
         </w:tc>
@@ -240,7 +240,7 @@
                 <w:rFonts w:ascii="TimeNewRoman" w:hAnsi="TimeNewRoman"/>
                 <w:sz w:val="30"/>
               </w:rPr>
-              <w:t>104×9=936</w:t>
+              <w:t>757×9=6813</w:t>
             </w:r>
           </w:p>
         </w:tc>
@@ -257,7 +257,7 @@
                 <w:rFonts w:ascii="TimeNewRoman" w:hAnsi="TimeNewRoman"/>
                 <w:sz w:val="30"/>
               </w:rPr>
-              <w:t>979×8=7832</w:t>
+              <w:t>559×2=1118</w:t>
             </w:r>
           </w:p>
         </w:tc>
@@ -274,7 +274,7 @@
                 <w:rFonts w:ascii="TimeNewRoman" w:hAnsi="TimeNewRoman"/>
                 <w:sz w:val="30"/>
               </w:rPr>
-              <w:t>222×2=444</w:t>
+              <w:t>114×5=570</w:t>
             </w:r>
           </w:p>
         </w:tc>
@@ -291,7 +291,7 @@
                 <w:rFonts w:ascii="TimeNewRoman" w:hAnsi="TimeNewRoman"/>
                 <w:sz w:val="30"/>
               </w:rPr>
-              <w:t>993×3=2979</w:t>
+              <w:t>328×6=1968</w:t>
             </w:r>
           </w:p>
         </w:tc>
@@ -438,7 +438,7 @@
                 <w:rFonts w:ascii="TimeNewRoman" w:hAnsi="TimeNewRoman"/>
                 <w:sz w:val="30"/>
               </w:rPr>
-              <w:t>823×3=2469</w:t>
+              <w:t>977×9=8793</w:t>
             </w:r>
           </w:p>
         </w:tc>
@@ -455,7 +455,7 @@
                 <w:rFonts w:ascii="TimeNewRoman" w:hAnsi="TimeNewRoman"/>
                 <w:sz w:val="30"/>
               </w:rPr>
-              <w:t>263×4=1052</w:t>
+              <w:t>623×6=3738</w:t>
             </w:r>
           </w:p>
         </w:tc>
@@ -472,7 +472,7 @@
                 <w:rFonts w:ascii="TimeNewRoman" w:hAnsi="TimeNewRoman"/>
                 <w:sz w:val="30"/>
               </w:rPr>
-              <w:t>661×7=4627</w:t>
+              <w:t>267×9=2403</w:t>
             </w:r>
           </w:p>
         </w:tc>
@@ -489,7 +489,7 @@
                 <w:rFonts w:ascii="TimeNewRoman" w:hAnsi="TimeNewRoman"/>
                 <w:sz w:val="30"/>
               </w:rPr>
-              <w:t>815×5=4075</w:t>
+              <w:t>822×2=1644</w:t>
             </w:r>
           </w:p>
         </w:tc>
@@ -506,7 +506,7 @@
                 <w:rFonts w:ascii="TimeNewRoman" w:hAnsi="TimeNewRoman"/>
                 <w:sz w:val="30"/>
               </w:rPr>
-              <w:t>916×4=3664</w:t>
+              <w:t>773×3=2319</w:t>
             </w:r>
           </w:p>
         </w:tc>
@@ -653,7 +653,7 @@
                 <w:rFonts w:ascii="TimeNewRoman" w:hAnsi="TimeNewRoman"/>
                 <w:sz w:val="30"/>
               </w:rPr>
-              <w:t>247×4=988</w:t>
+              <w:t>668×4=2672</w:t>
             </w:r>
           </w:p>
         </w:tc>
@@ -670,7 +670,7 @@
                 <w:rFonts w:ascii="TimeNewRoman" w:hAnsi="TimeNewRoman"/>
                 <w:sz w:val="30"/>
               </w:rPr>
-              <w:t>744×6=4464</w:t>
+              <w:t>577×5=2885</w:t>
             </w:r>
           </w:p>
         </w:tc>
@@ -687,7 +687,7 @@
                 <w:rFonts w:ascii="TimeNewRoman" w:hAnsi="TimeNewRoman"/>
                 <w:sz w:val="30"/>
               </w:rPr>
-              <w:t>776×8=6208</w:t>
+              <w:t>301×8=2408</w:t>
             </w:r>
           </w:p>
         </w:tc>
@@ -704,7 +704,7 @@
                 <w:rFonts w:ascii="TimeNewRoman" w:hAnsi="TimeNewRoman"/>
                 <w:sz w:val="30"/>
               </w:rPr>
-              <w:t>313×9=2817</w:t>
+              <w:t>365×3=1095</w:t>
             </w:r>
           </w:p>
         </w:tc>
@@ -721,7 +721,7 @@
                 <w:rFonts w:ascii="TimeNewRoman" w:hAnsi="TimeNewRoman"/>
                 <w:sz w:val="30"/>
               </w:rPr>
-              <w:t>496×6=2976</w:t>
+              <w:t>571×4=2284</w:t>
             </w:r>
           </w:p>
         </w:tc>
@@ -868,7 +868,7 @@
                 <w:rFonts w:ascii="TimeNewRoman" w:hAnsi="TimeNewRoman"/>
                 <w:sz w:val="30"/>
               </w:rPr>
-              <w:t>566×9=5094</w:t>
+              <w:t>938×6=5628</w:t>
             </w:r>
           </w:p>
         </w:tc>
@@ -885,7 +885,7 @@
                 <w:rFonts w:ascii="TimeNewRoman" w:hAnsi="TimeNewRoman"/>
                 <w:sz w:val="30"/>
               </w:rPr>
-              <w:t>831×8=6648</w:t>
+              <w:t>600×8=4800</w:t>
             </w:r>
           </w:p>
         </w:tc>
@@ -902,7 +902,7 @@
                 <w:rFonts w:ascii="TimeNewRoman" w:hAnsi="TimeNewRoman"/>
                 <w:sz w:val="30"/>
               </w:rPr>
-              <w:t>101×2=202</w:t>
+              <w:t>756×3=2268</w:t>
             </w:r>
           </w:p>
         </w:tc>
@@ -919,7 +919,7 @@
                 <w:rFonts w:ascii="TimeNewRoman" w:hAnsi="TimeNewRoman"/>
                 <w:sz w:val="30"/>
               </w:rPr>
-              <w:t>166×4=664</w:t>
+              <w:t>963×4=3852</w:t>
             </w:r>
           </w:p>
         </w:tc>
@@ -936,7 +936,7 @@
                 <w:rFonts w:ascii="TimeNewRoman" w:hAnsi="TimeNewRoman"/>
                 <w:sz w:val="30"/>
               </w:rPr>
-              <w:t>863×5=4315</w:t>
+              <w:t>215×2=430</w:t>
             </w:r>
           </w:p>
         </w:tc>

--- a/answers-of-three-digit_number_multiplied_by_one-digit_number.docx
+++ b/answers-of-three-digit_number_multiplied_by_one-digit_number.docx
@@ -11,7 +11,7 @@
           <w:rFonts w:ascii="Arial" w:hAnsi="Arial"/>
           <w:sz w:val="30"/>
         </w:rPr>
-        <w:t>2026-10-17 Saturday</w:t>
+        <w:t>2026-10-18 Sunday</w:t>
       </w:r>
     </w:p>
     <w:tbl>
@@ -40,7 +40,7 @@
                 <w:rFonts w:ascii="TimeNewRoman" w:hAnsi="TimeNewRoman"/>
                 <w:sz w:val="30"/>
               </w:rPr>
-              <w:t>475×8=3800</w:t>
+              <w:t>993×4=3972</w:t>
             </w:r>
           </w:p>
         </w:tc>
@@ -57,7 +57,7 @@
                 <w:rFonts w:ascii="TimeNewRoman" w:hAnsi="TimeNewRoman"/>
                 <w:sz w:val="30"/>
               </w:rPr>
-              <w:t>479×9=4311</w:t>
+              <w:t>240×2=480</w:t>
             </w:r>
           </w:p>
         </w:tc>
@@ -74,7 +74,7 @@
                 <w:rFonts w:ascii="TimeNewRoman" w:hAnsi="TimeNewRoman"/>
                 <w:sz w:val="30"/>
               </w:rPr>
-              <w:t>520×2=1040</w:t>
+              <w:t>678×3=2034</w:t>
             </w:r>
           </w:p>
         </w:tc>
@@ -91,7 +91,7 @@
                 <w:rFonts w:ascii="TimeNewRoman" w:hAnsi="TimeNewRoman"/>
                 <w:sz w:val="30"/>
               </w:rPr>
-              <w:t>920×6=5520</w:t>
+              <w:t>189×2=378</w:t>
             </w:r>
           </w:p>
         </w:tc>
@@ -108,7 +108,7 @@
                 <w:rFonts w:ascii="TimeNewRoman" w:hAnsi="TimeNewRoman"/>
                 <w:sz w:val="30"/>
               </w:rPr>
-              <w:t>837×3=2511</w:t>
+              <w:t>784×8=6272</w:t>
             </w:r>
           </w:p>
         </w:tc>
@@ -223,7 +223,7 @@
                 <w:rFonts w:ascii="TimeNewRoman" w:hAnsi="TimeNewRoman"/>
                 <w:sz w:val="30"/>
               </w:rPr>
-              <w:t>811×9=7299</w:t>
+              <w:t>345×4=1380</w:t>
             </w:r>
           </w:p>
         </w:tc>
@@ -240,7 +240,7 @@
                 <w:rFonts w:ascii="TimeNewRoman" w:hAnsi="TimeNewRoman"/>
                 <w:sz w:val="30"/>
               </w:rPr>
-              <w:t>757×9=6813</w:t>
+              <w:t>365×7=2555</w:t>
             </w:r>
           </w:p>
         </w:tc>
@@ -257,7 +257,7 @@
                 <w:rFonts w:ascii="TimeNewRoman" w:hAnsi="TimeNewRoman"/>
                 <w:sz w:val="30"/>
               </w:rPr>
-              <w:t>559×2=1118</w:t>
+              <w:t>195×9=1755</w:t>
             </w:r>
           </w:p>
         </w:tc>
@@ -274,7 +274,7 @@
                 <w:rFonts w:ascii="TimeNewRoman" w:hAnsi="TimeNewRoman"/>
                 <w:sz w:val="30"/>
               </w:rPr>
-              <w:t>114×5=570</w:t>
+              <w:t>257×4=1028</w:t>
             </w:r>
           </w:p>
         </w:tc>
@@ -291,7 +291,7 @@
                 <w:rFonts w:ascii="TimeNewRoman" w:hAnsi="TimeNewRoman"/>
                 <w:sz w:val="30"/>
               </w:rPr>
-              <w:t>328×6=1968</w:t>
+              <w:t>822×3=2466</w:t>
             </w:r>
           </w:p>
         </w:tc>
@@ -438,7 +438,7 @@
                 <w:rFonts w:ascii="TimeNewRoman" w:hAnsi="TimeNewRoman"/>
                 <w:sz w:val="30"/>
               </w:rPr>
-              <w:t>977×9=8793</w:t>
+              <w:t>328×9=2952</w:t>
             </w:r>
           </w:p>
         </w:tc>
@@ -455,7 +455,7 @@
                 <w:rFonts w:ascii="TimeNewRoman" w:hAnsi="TimeNewRoman"/>
                 <w:sz w:val="30"/>
               </w:rPr>
-              <w:t>623×6=3738</w:t>
+              <w:t>786×8=6288</w:t>
             </w:r>
           </w:p>
         </w:tc>
@@ -472,7 +472,7 @@
                 <w:rFonts w:ascii="TimeNewRoman" w:hAnsi="TimeNewRoman"/>
                 <w:sz w:val="30"/>
               </w:rPr>
-              <w:t>267×9=2403</w:t>
+              <w:t>177×7=1239</w:t>
             </w:r>
           </w:p>
         </w:tc>
@@ -489,7 +489,7 @@
                 <w:rFonts w:ascii="TimeNewRoman" w:hAnsi="TimeNewRoman"/>
                 <w:sz w:val="30"/>
               </w:rPr>
-              <w:t>822×2=1644</w:t>
+              <w:t>842×5=4210</w:t>
             </w:r>
           </w:p>
         </w:tc>
@@ -506,7 +506,7 @@
                 <w:rFonts w:ascii="TimeNewRoman" w:hAnsi="TimeNewRoman"/>
                 <w:sz w:val="30"/>
               </w:rPr>
-              <w:t>773×3=2319</w:t>
+              <w:t>769×9=6921</w:t>
             </w:r>
           </w:p>
         </w:tc>
@@ -653,7 +653,7 @@
                 <w:rFonts w:ascii="TimeNewRoman" w:hAnsi="TimeNewRoman"/>
                 <w:sz w:val="30"/>
               </w:rPr>
-              <w:t>668×4=2672</w:t>
+              <w:t>903×5=4515</w:t>
             </w:r>
           </w:p>
         </w:tc>
@@ -670,7 +670,7 @@
                 <w:rFonts w:ascii="TimeNewRoman" w:hAnsi="TimeNewRoman"/>
                 <w:sz w:val="30"/>
               </w:rPr>
-              <w:t>577×5=2885</w:t>
+              <w:t>743×4=2972</w:t>
             </w:r>
           </w:p>
         </w:tc>
@@ -687,7 +687,7 @@
                 <w:rFonts w:ascii="TimeNewRoman" w:hAnsi="TimeNewRoman"/>
                 <w:sz w:val="30"/>
               </w:rPr>
-              <w:t>301×8=2408</w:t>
+              <w:t>988×5=4940</w:t>
             </w:r>
           </w:p>
         </w:tc>
@@ -704,7 +704,7 @@
                 <w:rFonts w:ascii="TimeNewRoman" w:hAnsi="TimeNewRoman"/>
                 <w:sz w:val="30"/>
               </w:rPr>
-              <w:t>365×3=1095</w:t>
+              <w:t>656×3=1968</w:t>
             </w:r>
           </w:p>
         </w:tc>
@@ -721,7 +721,7 @@
                 <w:rFonts w:ascii="TimeNewRoman" w:hAnsi="TimeNewRoman"/>
                 <w:sz w:val="30"/>
               </w:rPr>
-              <w:t>571×4=2284</w:t>
+              <w:t>571×7=3997</w:t>
             </w:r>
           </w:p>
         </w:tc>
@@ -868,7 +868,7 @@
                 <w:rFonts w:ascii="TimeNewRoman" w:hAnsi="TimeNewRoman"/>
                 <w:sz w:val="30"/>
               </w:rPr>
-              <w:t>938×6=5628</w:t>
+              <w:t>243×6=1458</w:t>
             </w:r>
           </w:p>
         </w:tc>
@@ -885,7 +885,7 @@
                 <w:rFonts w:ascii="TimeNewRoman" w:hAnsi="TimeNewRoman"/>
                 <w:sz w:val="30"/>
               </w:rPr>
-              <w:t>600×8=4800</w:t>
+              <w:t>869×3=2607</w:t>
             </w:r>
           </w:p>
         </w:tc>
@@ -902,7 +902,7 @@
                 <w:rFonts w:ascii="TimeNewRoman" w:hAnsi="TimeNewRoman"/>
                 <w:sz w:val="30"/>
               </w:rPr>
-              <w:t>756×3=2268</w:t>
+              <w:t>999×7=6993</w:t>
             </w:r>
           </w:p>
         </w:tc>
@@ -919,7 +919,7 @@
                 <w:rFonts w:ascii="TimeNewRoman" w:hAnsi="TimeNewRoman"/>
                 <w:sz w:val="30"/>
               </w:rPr>
-              <w:t>963×4=3852</w:t>
+              <w:t>258×8=2064</w:t>
             </w:r>
           </w:p>
         </w:tc>
@@ -936,7 +936,7 @@
                 <w:rFonts w:ascii="TimeNewRoman" w:hAnsi="TimeNewRoman"/>
                 <w:sz w:val="30"/>
               </w:rPr>
-              <w:t>215×2=430</w:t>
+              <w:t>845×3=2535</w:t>
             </w:r>
           </w:p>
         </w:tc>

--- a/answers-of-three-digit_number_multiplied_by_one-digit_number.docx
+++ b/answers-of-three-digit_number_multiplied_by_one-digit_number.docx
@@ -40,7 +40,7 @@
                 <w:rFonts w:ascii="TimeNewRoman" w:hAnsi="TimeNewRoman"/>
                 <w:sz w:val="30"/>
               </w:rPr>
-              <w:t>993×4=3972</w:t>
+              <w:t>934×7=6538</w:t>
             </w:r>
           </w:p>
         </w:tc>
@@ -57,7 +57,7 @@
                 <w:rFonts w:ascii="TimeNewRoman" w:hAnsi="TimeNewRoman"/>
                 <w:sz w:val="30"/>
               </w:rPr>
-              <w:t>240×2=480</w:t>
+              <w:t>832×2=1664</w:t>
             </w:r>
           </w:p>
         </w:tc>
@@ -74,7 +74,7 @@
                 <w:rFonts w:ascii="TimeNewRoman" w:hAnsi="TimeNewRoman"/>
                 <w:sz w:val="30"/>
               </w:rPr>
-              <w:t>678×3=2034</w:t>
+              <w:t>633×5=3165</w:t>
             </w:r>
           </w:p>
         </w:tc>
@@ -91,7 +91,7 @@
                 <w:rFonts w:ascii="TimeNewRoman" w:hAnsi="TimeNewRoman"/>
                 <w:sz w:val="30"/>
               </w:rPr>
-              <w:t>189×2=378</w:t>
+              <w:t>266×6=1596</w:t>
             </w:r>
           </w:p>
         </w:tc>
@@ -108,7 +108,7 @@
                 <w:rFonts w:ascii="TimeNewRoman" w:hAnsi="TimeNewRoman"/>
                 <w:sz w:val="30"/>
               </w:rPr>
-              <w:t>784×8=6272</w:t>
+              <w:t>774×2=1548</w:t>
             </w:r>
           </w:p>
         </w:tc>
@@ -223,7 +223,7 @@
                 <w:rFonts w:ascii="TimeNewRoman" w:hAnsi="TimeNewRoman"/>
                 <w:sz w:val="30"/>
               </w:rPr>
-              <w:t>345×4=1380</w:t>
+              <w:t>889×7=6223</w:t>
             </w:r>
           </w:p>
         </w:tc>
@@ -240,7 +240,7 @@
                 <w:rFonts w:ascii="TimeNewRoman" w:hAnsi="TimeNewRoman"/>
                 <w:sz w:val="30"/>
               </w:rPr>
-              <w:t>365×7=2555</w:t>
+              <w:t>161×8=1288</w:t>
             </w:r>
           </w:p>
         </w:tc>
@@ -257,7 +257,7 @@
                 <w:rFonts w:ascii="TimeNewRoman" w:hAnsi="TimeNewRoman"/>
                 <w:sz w:val="30"/>
               </w:rPr>
-              <w:t>195×9=1755</w:t>
+              <w:t>280×4=1120</w:t>
             </w:r>
           </w:p>
         </w:tc>
@@ -274,7 +274,7 @@
                 <w:rFonts w:ascii="TimeNewRoman" w:hAnsi="TimeNewRoman"/>
                 <w:sz w:val="30"/>
               </w:rPr>
-              <w:t>257×4=1028</w:t>
+              <w:t>365×8=2920</w:t>
             </w:r>
           </w:p>
         </w:tc>
@@ -291,7 +291,7 @@
                 <w:rFonts w:ascii="TimeNewRoman" w:hAnsi="TimeNewRoman"/>
                 <w:sz w:val="30"/>
               </w:rPr>
-              <w:t>822×3=2466</w:t>
+              <w:t>211×3=633</w:t>
             </w:r>
           </w:p>
         </w:tc>
@@ -438,7 +438,7 @@
                 <w:rFonts w:ascii="TimeNewRoman" w:hAnsi="TimeNewRoman"/>
                 <w:sz w:val="30"/>
               </w:rPr>
-              <w:t>328×9=2952</w:t>
+              <w:t>144×4=576</w:t>
             </w:r>
           </w:p>
         </w:tc>
@@ -455,7 +455,7 @@
                 <w:rFonts w:ascii="TimeNewRoman" w:hAnsi="TimeNewRoman"/>
                 <w:sz w:val="30"/>
               </w:rPr>
-              <w:t>786×8=6288</w:t>
+              <w:t>934×5=4670</w:t>
             </w:r>
           </w:p>
         </w:tc>
@@ -472,7 +472,7 @@
                 <w:rFonts w:ascii="TimeNewRoman" w:hAnsi="TimeNewRoman"/>
                 <w:sz w:val="30"/>
               </w:rPr>
-              <w:t>177×7=1239</w:t>
+              <w:t>741×2=1482</w:t>
             </w:r>
           </w:p>
         </w:tc>
@@ -489,7 +489,7 @@
                 <w:rFonts w:ascii="TimeNewRoman" w:hAnsi="TimeNewRoman"/>
                 <w:sz w:val="30"/>
               </w:rPr>
-              <w:t>842×5=4210</w:t>
+              <w:t>585×7=4095</w:t>
             </w:r>
           </w:p>
         </w:tc>
@@ -506,7 +506,7 @@
                 <w:rFonts w:ascii="TimeNewRoman" w:hAnsi="TimeNewRoman"/>
                 <w:sz w:val="30"/>
               </w:rPr>
-              <w:t>769×9=6921</w:t>
+              <w:t>246×3=738</w:t>
             </w:r>
           </w:p>
         </w:tc>
@@ -653,7 +653,7 @@
                 <w:rFonts w:ascii="TimeNewRoman" w:hAnsi="TimeNewRoman"/>
                 <w:sz w:val="30"/>
               </w:rPr>
-              <w:t>903×5=4515</w:t>
+              <w:t>681×3=2043</w:t>
             </w:r>
           </w:p>
         </w:tc>
@@ -670,7 +670,7 @@
                 <w:rFonts w:ascii="TimeNewRoman" w:hAnsi="TimeNewRoman"/>
                 <w:sz w:val="30"/>
               </w:rPr>
-              <w:t>743×4=2972</w:t>
+              <w:t>561×9=5049</w:t>
             </w:r>
           </w:p>
         </w:tc>
@@ -687,7 +687,7 @@
                 <w:rFonts w:ascii="TimeNewRoman" w:hAnsi="TimeNewRoman"/>
                 <w:sz w:val="30"/>
               </w:rPr>
-              <w:t>988×5=4940</w:t>
+              <w:t>567×3=1701</w:t>
             </w:r>
           </w:p>
         </w:tc>
@@ -704,7 +704,7 @@
                 <w:rFonts w:ascii="TimeNewRoman" w:hAnsi="TimeNewRoman"/>
                 <w:sz w:val="30"/>
               </w:rPr>
-              <w:t>656×3=1968</w:t>
+              <w:t>181×6=1086</w:t>
             </w:r>
           </w:p>
         </w:tc>
@@ -721,7 +721,7 @@
                 <w:rFonts w:ascii="TimeNewRoman" w:hAnsi="TimeNewRoman"/>
                 <w:sz w:val="30"/>
               </w:rPr>
-              <w:t>571×7=3997</w:t>
+              <w:t>530×5=2650</w:t>
             </w:r>
           </w:p>
         </w:tc>
@@ -868,7 +868,7 @@
                 <w:rFonts w:ascii="TimeNewRoman" w:hAnsi="TimeNewRoman"/>
                 <w:sz w:val="30"/>
               </w:rPr>
-              <w:t>243×6=1458</w:t>
+              <w:t>574×4=2296</w:t>
             </w:r>
           </w:p>
         </w:tc>
@@ -885,7 +885,7 @@
                 <w:rFonts w:ascii="TimeNewRoman" w:hAnsi="TimeNewRoman"/>
                 <w:sz w:val="30"/>
               </w:rPr>
-              <w:t>869×3=2607</w:t>
+              <w:t>383×5=1915</w:t>
             </w:r>
           </w:p>
         </w:tc>
@@ -902,7 +902,7 @@
                 <w:rFonts w:ascii="TimeNewRoman" w:hAnsi="TimeNewRoman"/>
                 <w:sz w:val="30"/>
               </w:rPr>
-              <w:t>999×7=6993</w:t>
+              <w:t>781×5=3905</w:t>
             </w:r>
           </w:p>
         </w:tc>
@@ -919,7 +919,7 @@
                 <w:rFonts w:ascii="TimeNewRoman" w:hAnsi="TimeNewRoman"/>
                 <w:sz w:val="30"/>
               </w:rPr>
-              <w:t>258×8=2064</w:t>
+              <w:t>199×7=1393</w:t>
             </w:r>
           </w:p>
         </w:tc>
@@ -936,7 +936,7 @@
                 <w:rFonts w:ascii="TimeNewRoman" w:hAnsi="TimeNewRoman"/>
                 <w:sz w:val="30"/>
               </w:rPr>
-              <w:t>845×3=2535</w:t>
+              <w:t>180×2=360</w:t>
             </w:r>
           </w:p>
         </w:tc>

--- a/answers-of-three-digit_number_multiplied_by_one-digit_number.docx
+++ b/answers-of-three-digit_number_multiplied_by_one-digit_number.docx
@@ -11,7 +11,7 @@
           <w:rFonts w:ascii="Arial" w:hAnsi="Arial"/>
           <w:sz w:val="30"/>
         </w:rPr>
-        <w:t>2026-10-18 Sunday</w:t>
+        <w:t>2026-10-19 Monday</w:t>
       </w:r>
     </w:p>
     <w:tbl>
@@ -40,7 +40,7 @@
                 <w:rFonts w:ascii="TimeNewRoman" w:hAnsi="TimeNewRoman"/>
                 <w:sz w:val="30"/>
               </w:rPr>
-              <w:t>934×7=6538</w:t>
+              <w:t>802×4=3208</w:t>
             </w:r>
           </w:p>
         </w:tc>
@@ -57,7 +57,7 @@
                 <w:rFonts w:ascii="TimeNewRoman" w:hAnsi="TimeNewRoman"/>
                 <w:sz w:val="30"/>
               </w:rPr>
-              <w:t>832×2=1664</w:t>
+              <w:t>848×7=5936</w:t>
             </w:r>
           </w:p>
         </w:tc>
@@ -74,7 +74,7 @@
                 <w:rFonts w:ascii="TimeNewRoman" w:hAnsi="TimeNewRoman"/>
                 <w:sz w:val="30"/>
               </w:rPr>
-              <w:t>633×5=3165</w:t>
+              <w:t>350×2=700</w:t>
             </w:r>
           </w:p>
         </w:tc>
@@ -91,7 +91,7 @@
                 <w:rFonts w:ascii="TimeNewRoman" w:hAnsi="TimeNewRoman"/>
                 <w:sz w:val="30"/>
               </w:rPr>
-              <w:t>266×6=1596</w:t>
+              <w:t>958×8=7664</w:t>
             </w:r>
           </w:p>
         </w:tc>
@@ -108,7 +108,7 @@
                 <w:rFonts w:ascii="TimeNewRoman" w:hAnsi="TimeNewRoman"/>
                 <w:sz w:val="30"/>
               </w:rPr>
-              <w:t>774×2=1548</w:t>
+              <w:t>133×6=798</w:t>
             </w:r>
           </w:p>
         </w:tc>
@@ -223,7 +223,7 @@
                 <w:rFonts w:ascii="TimeNewRoman" w:hAnsi="TimeNewRoman"/>
                 <w:sz w:val="30"/>
               </w:rPr>
-              <w:t>889×7=6223</w:t>
+              <w:t>401×5=2005</w:t>
             </w:r>
           </w:p>
         </w:tc>
@@ -240,7 +240,7 @@
                 <w:rFonts w:ascii="TimeNewRoman" w:hAnsi="TimeNewRoman"/>
                 <w:sz w:val="30"/>
               </w:rPr>
-              <w:t>161×8=1288</w:t>
+              <w:t>628×7=4396</w:t>
             </w:r>
           </w:p>
         </w:tc>
@@ -257,7 +257,7 @@
                 <w:rFonts w:ascii="TimeNewRoman" w:hAnsi="TimeNewRoman"/>
                 <w:sz w:val="30"/>
               </w:rPr>
-              <w:t>280×4=1120</w:t>
+              <w:t>362×3=1086</w:t>
             </w:r>
           </w:p>
         </w:tc>
@@ -274,7 +274,7 @@
                 <w:rFonts w:ascii="TimeNewRoman" w:hAnsi="TimeNewRoman"/>
                 <w:sz w:val="30"/>
               </w:rPr>
-              <w:t>365×8=2920</w:t>
+              <w:t>946×7=6622</w:t>
             </w:r>
           </w:p>
         </w:tc>
@@ -291,7 +291,7 @@
                 <w:rFonts w:ascii="TimeNewRoman" w:hAnsi="TimeNewRoman"/>
                 <w:sz w:val="30"/>
               </w:rPr>
-              <w:t>211×3=633</w:t>
+              <w:t>148×9=1332</w:t>
             </w:r>
           </w:p>
         </w:tc>
@@ -438,7 +438,7 @@
                 <w:rFonts w:ascii="TimeNewRoman" w:hAnsi="TimeNewRoman"/>
                 <w:sz w:val="30"/>
               </w:rPr>
-              <w:t>144×4=576</w:t>
+              <w:t>769×3=2307</w:t>
             </w:r>
           </w:p>
         </w:tc>
@@ -455,7 +455,7 @@
                 <w:rFonts w:ascii="TimeNewRoman" w:hAnsi="TimeNewRoman"/>
                 <w:sz w:val="30"/>
               </w:rPr>
-              <w:t>934×5=4670</w:t>
+              <w:t>443×7=3101</w:t>
             </w:r>
           </w:p>
         </w:tc>
@@ -472,7 +472,7 @@
                 <w:rFonts w:ascii="TimeNewRoman" w:hAnsi="TimeNewRoman"/>
                 <w:sz w:val="30"/>
               </w:rPr>
-              <w:t>741×2=1482</w:t>
+              <w:t>262×4=1048</w:t>
             </w:r>
           </w:p>
         </w:tc>
@@ -489,7 +489,7 @@
                 <w:rFonts w:ascii="TimeNewRoman" w:hAnsi="TimeNewRoman"/>
                 <w:sz w:val="30"/>
               </w:rPr>
-              <w:t>585×7=4095</w:t>
+              <w:t>569×2=1138</w:t>
             </w:r>
           </w:p>
         </w:tc>
@@ -506,7 +506,7 @@
                 <w:rFonts w:ascii="TimeNewRoman" w:hAnsi="TimeNewRoman"/>
                 <w:sz w:val="30"/>
               </w:rPr>
-              <w:t>246×3=738</w:t>
+              <w:t>422×7=2954</w:t>
             </w:r>
           </w:p>
         </w:tc>
@@ -653,7 +653,7 @@
                 <w:rFonts w:ascii="TimeNewRoman" w:hAnsi="TimeNewRoman"/>
                 <w:sz w:val="30"/>
               </w:rPr>
-              <w:t>681×3=2043</w:t>
+              <w:t>128×8=1024</w:t>
             </w:r>
           </w:p>
         </w:tc>
@@ -670,7 +670,7 @@
                 <w:rFonts w:ascii="TimeNewRoman" w:hAnsi="TimeNewRoman"/>
                 <w:sz w:val="30"/>
               </w:rPr>
-              <w:t>561×9=5049</w:t>
+              <w:t>994×3=2982</w:t>
             </w:r>
           </w:p>
         </w:tc>
@@ -687,7 +687,7 @@
                 <w:rFonts w:ascii="TimeNewRoman" w:hAnsi="TimeNewRoman"/>
                 <w:sz w:val="30"/>
               </w:rPr>
-              <w:t>567×3=1701</w:t>
+              <w:t>140×9=1260</w:t>
             </w:r>
           </w:p>
         </w:tc>
@@ -704,7 +704,7 @@
                 <w:rFonts w:ascii="TimeNewRoman" w:hAnsi="TimeNewRoman"/>
                 <w:sz w:val="30"/>
               </w:rPr>
-              <w:t>181×6=1086</w:t>
+              <w:t>465×4=1860</w:t>
             </w:r>
           </w:p>
         </w:tc>
@@ -721,7 +721,7 @@
                 <w:rFonts w:ascii="TimeNewRoman" w:hAnsi="TimeNewRoman"/>
                 <w:sz w:val="30"/>
               </w:rPr>
-              <w:t>530×5=2650</w:t>
+              <w:t>804×2=1608</w:t>
             </w:r>
           </w:p>
         </w:tc>
@@ -868,7 +868,7 @@
                 <w:rFonts w:ascii="TimeNewRoman" w:hAnsi="TimeNewRoman"/>
                 <w:sz w:val="30"/>
               </w:rPr>
-              <w:t>574×4=2296</w:t>
+              <w:t>305×2=610</w:t>
             </w:r>
           </w:p>
         </w:tc>
@@ -885,7 +885,7 @@
                 <w:rFonts w:ascii="TimeNewRoman" w:hAnsi="TimeNewRoman"/>
                 <w:sz w:val="30"/>
               </w:rPr>
-              <w:t>383×5=1915</w:t>
+              <w:t>373×3=1119</w:t>
             </w:r>
           </w:p>
         </w:tc>
@@ -902,7 +902,7 @@
                 <w:rFonts w:ascii="TimeNewRoman" w:hAnsi="TimeNewRoman"/>
                 <w:sz w:val="30"/>
               </w:rPr>
-              <w:t>781×5=3905</w:t>
+              <w:t>910×8=7280</w:t>
             </w:r>
           </w:p>
         </w:tc>
@@ -919,7 +919,7 @@
                 <w:rFonts w:ascii="TimeNewRoman" w:hAnsi="TimeNewRoman"/>
                 <w:sz w:val="30"/>
               </w:rPr>
-              <w:t>199×7=1393</w:t>
+              <w:t>830×8=6640</w:t>
             </w:r>
           </w:p>
         </w:tc>
@@ -936,7 +936,7 @@
                 <w:rFonts w:ascii="TimeNewRoman" w:hAnsi="TimeNewRoman"/>
                 <w:sz w:val="30"/>
               </w:rPr>
-              <w:t>180×2=360</w:t>
+              <w:t>452×6=2712</w:t>
             </w:r>
           </w:p>
         </w:tc>

--- a/answers-of-three-digit_number_multiplied_by_one-digit_number.docx
+++ b/answers-of-three-digit_number_multiplied_by_one-digit_number.docx
@@ -40,7 +40,7 @@
                 <w:rFonts w:ascii="TimeNewRoman" w:hAnsi="TimeNewRoman"/>
                 <w:sz w:val="30"/>
               </w:rPr>
-              <w:t>802×4=3208</w:t>
+              <w:t>752×7=5264</w:t>
             </w:r>
           </w:p>
         </w:tc>
@@ -57,7 +57,7 @@
                 <w:rFonts w:ascii="TimeNewRoman" w:hAnsi="TimeNewRoman"/>
                 <w:sz w:val="30"/>
               </w:rPr>
-              <w:t>848×7=5936</w:t>
+              <w:t>791×2=1582</w:t>
             </w:r>
           </w:p>
         </w:tc>
@@ -74,7 +74,7 @@
                 <w:rFonts w:ascii="TimeNewRoman" w:hAnsi="TimeNewRoman"/>
                 <w:sz w:val="30"/>
               </w:rPr>
-              <w:t>350×2=700</w:t>
+              <w:t>918×6=5508</w:t>
             </w:r>
           </w:p>
         </w:tc>
@@ -91,7 +91,7 @@
                 <w:rFonts w:ascii="TimeNewRoman" w:hAnsi="TimeNewRoman"/>
                 <w:sz w:val="30"/>
               </w:rPr>
-              <w:t>958×8=7664</w:t>
+              <w:t>592×3=1776</w:t>
             </w:r>
           </w:p>
         </w:tc>
@@ -108,7 +108,7 @@
                 <w:rFonts w:ascii="TimeNewRoman" w:hAnsi="TimeNewRoman"/>
                 <w:sz w:val="30"/>
               </w:rPr>
-              <w:t>133×6=798</w:t>
+              <w:t>643×5=3215</w:t>
             </w:r>
           </w:p>
         </w:tc>
@@ -223,7 +223,7 @@
                 <w:rFonts w:ascii="TimeNewRoman" w:hAnsi="TimeNewRoman"/>
                 <w:sz w:val="30"/>
               </w:rPr>
-              <w:t>401×5=2005</w:t>
+              <w:t>296×7=2072</w:t>
             </w:r>
           </w:p>
         </w:tc>
@@ -240,7 +240,7 @@
                 <w:rFonts w:ascii="TimeNewRoman" w:hAnsi="TimeNewRoman"/>
                 <w:sz w:val="30"/>
               </w:rPr>
-              <w:t>628×7=4396</w:t>
+              <w:t>389×7=2723</w:t>
             </w:r>
           </w:p>
         </w:tc>
@@ -257,7 +257,7 @@
                 <w:rFonts w:ascii="TimeNewRoman" w:hAnsi="TimeNewRoman"/>
                 <w:sz w:val="30"/>
               </w:rPr>
-              <w:t>362×3=1086</w:t>
+              <w:t>762×4=3048</w:t>
             </w:r>
           </w:p>
         </w:tc>
@@ -274,7 +274,7 @@
                 <w:rFonts w:ascii="TimeNewRoman" w:hAnsi="TimeNewRoman"/>
                 <w:sz w:val="30"/>
               </w:rPr>
-              <w:t>946×7=6622</w:t>
+              <w:t>544×2=1088</w:t>
             </w:r>
           </w:p>
         </w:tc>
@@ -291,7 +291,7 @@
                 <w:rFonts w:ascii="TimeNewRoman" w:hAnsi="TimeNewRoman"/>
                 <w:sz w:val="30"/>
               </w:rPr>
-              <w:t>148×9=1332</w:t>
+              <w:t>293×3=879</w:t>
             </w:r>
           </w:p>
         </w:tc>
@@ -438,7 +438,7 @@
                 <w:rFonts w:ascii="TimeNewRoman" w:hAnsi="TimeNewRoman"/>
                 <w:sz w:val="30"/>
               </w:rPr>
-              <w:t>769×3=2307</w:t>
+              <w:t>519×8=4152</w:t>
             </w:r>
           </w:p>
         </w:tc>
@@ -455,7 +455,7 @@
                 <w:rFonts w:ascii="TimeNewRoman" w:hAnsi="TimeNewRoman"/>
                 <w:sz w:val="30"/>
               </w:rPr>
-              <w:t>443×7=3101</w:t>
+              <w:t>423×7=2961</w:t>
             </w:r>
           </w:p>
         </w:tc>
@@ -472,7 +472,7 @@
                 <w:rFonts w:ascii="TimeNewRoman" w:hAnsi="TimeNewRoman"/>
                 <w:sz w:val="30"/>
               </w:rPr>
-              <w:t>262×4=1048</w:t>
+              <w:t>196×8=1568</w:t>
             </w:r>
           </w:p>
         </w:tc>
@@ -489,7 +489,7 @@
                 <w:rFonts w:ascii="TimeNewRoman" w:hAnsi="TimeNewRoman"/>
                 <w:sz w:val="30"/>
               </w:rPr>
-              <w:t>569×2=1138</w:t>
+              <w:t>642×5=3210</w:t>
             </w:r>
           </w:p>
         </w:tc>
@@ -506,7 +506,7 @@
                 <w:rFonts w:ascii="TimeNewRoman" w:hAnsi="TimeNewRoman"/>
                 <w:sz w:val="30"/>
               </w:rPr>
-              <w:t>422×7=2954</w:t>
+              <w:t>500×2=1000</w:t>
             </w:r>
           </w:p>
         </w:tc>
@@ -653,7 +653,7 @@
                 <w:rFonts w:ascii="TimeNewRoman" w:hAnsi="TimeNewRoman"/>
                 <w:sz w:val="30"/>
               </w:rPr>
-              <w:t>128×8=1024</w:t>
+              <w:t>704×7=4928</w:t>
             </w:r>
           </w:p>
         </w:tc>
@@ -670,7 +670,7 @@
                 <w:rFonts w:ascii="TimeNewRoman" w:hAnsi="TimeNewRoman"/>
                 <w:sz w:val="30"/>
               </w:rPr>
-              <w:t>994×3=2982</w:t>
+              <w:t>583×2=1166</w:t>
             </w:r>
           </w:p>
         </w:tc>
@@ -687,7 +687,7 @@
                 <w:rFonts w:ascii="TimeNewRoman" w:hAnsi="TimeNewRoman"/>
                 <w:sz w:val="30"/>
               </w:rPr>
-              <w:t>140×9=1260</w:t>
+              <w:t>358×9=3222</w:t>
             </w:r>
           </w:p>
         </w:tc>
@@ -704,7 +704,7 @@
                 <w:rFonts w:ascii="TimeNewRoman" w:hAnsi="TimeNewRoman"/>
                 <w:sz w:val="30"/>
               </w:rPr>
-              <w:t>465×4=1860</w:t>
+              <w:t>489×9=4401</w:t>
             </w:r>
           </w:p>
         </w:tc>
@@ -721,7 +721,7 @@
                 <w:rFonts w:ascii="TimeNewRoman" w:hAnsi="TimeNewRoman"/>
                 <w:sz w:val="30"/>
               </w:rPr>
-              <w:t>804×2=1608</w:t>
+              <w:t>364×4=1456</w:t>
             </w:r>
           </w:p>
         </w:tc>
@@ -868,7 +868,7 @@
                 <w:rFonts w:ascii="TimeNewRoman" w:hAnsi="TimeNewRoman"/>
                 <w:sz w:val="30"/>
               </w:rPr>
-              <w:t>305×2=610</w:t>
+              <w:t>933×6=5598</w:t>
             </w:r>
           </w:p>
         </w:tc>
@@ -885,7 +885,7 @@
                 <w:rFonts w:ascii="TimeNewRoman" w:hAnsi="TimeNewRoman"/>
                 <w:sz w:val="30"/>
               </w:rPr>
-              <w:t>373×3=1119</w:t>
+              <w:t>817×5=4085</w:t>
             </w:r>
           </w:p>
         </w:tc>
@@ -902,7 +902,7 @@
                 <w:rFonts w:ascii="TimeNewRoman" w:hAnsi="TimeNewRoman"/>
                 <w:sz w:val="30"/>
               </w:rPr>
-              <w:t>910×8=7280</w:t>
+              <w:t>392×9=3528</w:t>
             </w:r>
           </w:p>
         </w:tc>
@@ -919,7 +919,7 @@
                 <w:rFonts w:ascii="TimeNewRoman" w:hAnsi="TimeNewRoman"/>
                 <w:sz w:val="30"/>
               </w:rPr>
-              <w:t>830×8=6640</w:t>
+              <w:t>293×5=1465</w:t>
             </w:r>
           </w:p>
         </w:tc>
@@ -936,7 +936,7 @@
                 <w:rFonts w:ascii="TimeNewRoman" w:hAnsi="TimeNewRoman"/>
                 <w:sz w:val="30"/>
               </w:rPr>
-              <w:t>452×6=2712</w:t>
+              <w:t>751×4=3004</w:t>
             </w:r>
           </w:p>
         </w:tc>

--- a/answers-of-three-digit_number_multiplied_by_one-digit_number.docx
+++ b/answers-of-three-digit_number_multiplied_by_one-digit_number.docx
@@ -11,7 +11,7 @@
           <w:rFonts w:ascii="Arial" w:hAnsi="Arial"/>
           <w:sz w:val="30"/>
         </w:rPr>
-        <w:t>2026-10-19 Monday</w:t>
+        <w:t>2026-10-20 Tuesday</w:t>
       </w:r>
     </w:p>
     <w:tbl>
@@ -40,7 +40,7 @@
                 <w:rFonts w:ascii="TimeNewRoman" w:hAnsi="TimeNewRoman"/>
                 <w:sz w:val="30"/>
               </w:rPr>
-              <w:t>752×7=5264</w:t>
+              <w:t>942×6=5652</w:t>
             </w:r>
           </w:p>
         </w:tc>
@@ -57,7 +57,7 @@
                 <w:rFonts w:ascii="TimeNewRoman" w:hAnsi="TimeNewRoman"/>
                 <w:sz w:val="30"/>
               </w:rPr>
-              <w:t>791×2=1582</w:t>
+              <w:t>174×6=1044</w:t>
             </w:r>
           </w:p>
         </w:tc>
@@ -74,7 +74,7 @@
                 <w:rFonts w:ascii="TimeNewRoman" w:hAnsi="TimeNewRoman"/>
                 <w:sz w:val="30"/>
               </w:rPr>
-              <w:t>918×6=5508</w:t>
+              <w:t>838×5=4190</w:t>
             </w:r>
           </w:p>
         </w:tc>
@@ -91,7 +91,7 @@
                 <w:rFonts w:ascii="TimeNewRoman" w:hAnsi="TimeNewRoman"/>
                 <w:sz w:val="30"/>
               </w:rPr>
-              <w:t>592×3=1776</w:t>
+              <w:t>544×3=1632</w:t>
             </w:r>
           </w:p>
         </w:tc>
@@ -108,7 +108,7 @@
                 <w:rFonts w:ascii="TimeNewRoman" w:hAnsi="TimeNewRoman"/>
                 <w:sz w:val="30"/>
               </w:rPr>
-              <w:t>643×5=3215</w:t>
+              <w:t>330×8=2640</w:t>
             </w:r>
           </w:p>
         </w:tc>
@@ -223,7 +223,7 @@
                 <w:rFonts w:ascii="TimeNewRoman" w:hAnsi="TimeNewRoman"/>
                 <w:sz w:val="30"/>
               </w:rPr>
-              <w:t>296×7=2072</w:t>
+              <w:t>398×7=2786</w:t>
             </w:r>
           </w:p>
         </w:tc>
@@ -240,7 +240,7 @@
                 <w:rFonts w:ascii="TimeNewRoman" w:hAnsi="TimeNewRoman"/>
                 <w:sz w:val="30"/>
               </w:rPr>
-              <w:t>389×7=2723</w:t>
+              <w:t>344×9=3096</w:t>
             </w:r>
           </w:p>
         </w:tc>
@@ -257,7 +257,7 @@
                 <w:rFonts w:ascii="TimeNewRoman" w:hAnsi="TimeNewRoman"/>
                 <w:sz w:val="30"/>
               </w:rPr>
-              <w:t>762×4=3048</w:t>
+              <w:t>289×8=2312</w:t>
             </w:r>
           </w:p>
         </w:tc>
@@ -274,7 +274,7 @@
                 <w:rFonts w:ascii="TimeNewRoman" w:hAnsi="TimeNewRoman"/>
                 <w:sz w:val="30"/>
               </w:rPr>
-              <w:t>544×2=1088</w:t>
+              <w:t>870×6=5220</w:t>
             </w:r>
           </w:p>
         </w:tc>
@@ -291,7 +291,7 @@
                 <w:rFonts w:ascii="TimeNewRoman" w:hAnsi="TimeNewRoman"/>
                 <w:sz w:val="30"/>
               </w:rPr>
-              <w:t>293×3=879</w:t>
+              <w:t>944×3=2832</w:t>
             </w:r>
           </w:p>
         </w:tc>
@@ -438,7 +438,7 @@
                 <w:rFonts w:ascii="TimeNewRoman" w:hAnsi="TimeNewRoman"/>
                 <w:sz w:val="30"/>
               </w:rPr>
-              <w:t>519×8=4152</w:t>
+              <w:t>370×8=2960</w:t>
             </w:r>
           </w:p>
         </w:tc>
@@ -455,7 +455,7 @@
                 <w:rFonts w:ascii="TimeNewRoman" w:hAnsi="TimeNewRoman"/>
                 <w:sz w:val="30"/>
               </w:rPr>
-              <w:t>423×7=2961</w:t>
+              <w:t>592×3=1776</w:t>
             </w:r>
           </w:p>
         </w:tc>
@@ -472,7 +472,7 @@
                 <w:rFonts w:ascii="TimeNewRoman" w:hAnsi="TimeNewRoman"/>
                 <w:sz w:val="30"/>
               </w:rPr>
-              <w:t>196×8=1568</w:t>
+              <w:t>367×9=3303</w:t>
             </w:r>
           </w:p>
         </w:tc>
@@ -489,7 +489,7 @@
                 <w:rFonts w:ascii="TimeNewRoman" w:hAnsi="TimeNewRoman"/>
                 <w:sz w:val="30"/>
               </w:rPr>
-              <w:t>642×5=3210</w:t>
+              <w:t>631×2=1262</w:t>
             </w:r>
           </w:p>
         </w:tc>
@@ -506,7 +506,7 @@
                 <w:rFonts w:ascii="TimeNewRoman" w:hAnsi="TimeNewRoman"/>
                 <w:sz w:val="30"/>
               </w:rPr>
-              <w:t>500×2=1000</w:t>
+              <w:t>577×3=1731</w:t>
             </w:r>
           </w:p>
         </w:tc>
@@ -653,7 +653,7 @@
                 <w:rFonts w:ascii="TimeNewRoman" w:hAnsi="TimeNewRoman"/>
                 <w:sz w:val="30"/>
               </w:rPr>
-              <w:t>704×7=4928</w:t>
+              <w:t>148×7=1036</w:t>
             </w:r>
           </w:p>
         </w:tc>
@@ -670,7 +670,7 @@
                 <w:rFonts w:ascii="TimeNewRoman" w:hAnsi="TimeNewRoman"/>
                 <w:sz w:val="30"/>
               </w:rPr>
-              <w:t>583×2=1166</w:t>
+              <w:t>837×8=6696</w:t>
             </w:r>
           </w:p>
         </w:tc>
@@ -687,7 +687,7 @@
                 <w:rFonts w:ascii="TimeNewRoman" w:hAnsi="TimeNewRoman"/>
                 <w:sz w:val="30"/>
               </w:rPr>
-              <w:t>358×9=3222</w:t>
+              <w:t>651×7=4557</w:t>
             </w:r>
           </w:p>
         </w:tc>
@@ -704,7 +704,7 @@
                 <w:rFonts w:ascii="TimeNewRoman" w:hAnsi="TimeNewRoman"/>
                 <w:sz w:val="30"/>
               </w:rPr>
-              <w:t>489×9=4401</w:t>
+              <w:t>786×2=1572</w:t>
             </w:r>
           </w:p>
         </w:tc>
@@ -721,7 +721,7 @@
                 <w:rFonts w:ascii="TimeNewRoman" w:hAnsi="TimeNewRoman"/>
                 <w:sz w:val="30"/>
               </w:rPr>
-              <w:t>364×4=1456</w:t>
+              <w:t>500×5=2500</w:t>
             </w:r>
           </w:p>
         </w:tc>
@@ -868,7 +868,7 @@
                 <w:rFonts w:ascii="TimeNewRoman" w:hAnsi="TimeNewRoman"/>
                 <w:sz w:val="30"/>
               </w:rPr>
-              <w:t>933×6=5598</w:t>
+              <w:t>359×4=1436</w:t>
             </w:r>
           </w:p>
         </w:tc>
@@ -885,7 +885,7 @@
                 <w:rFonts w:ascii="TimeNewRoman" w:hAnsi="TimeNewRoman"/>
                 <w:sz w:val="30"/>
               </w:rPr>
-              <w:t>817×5=4085</w:t>
+              <w:t>799×5=3995</w:t>
             </w:r>
           </w:p>
         </w:tc>
@@ -902,7 +902,7 @@
                 <w:rFonts w:ascii="TimeNewRoman" w:hAnsi="TimeNewRoman"/>
                 <w:sz w:val="30"/>
               </w:rPr>
-              <w:t>392×9=3528</w:t>
+              <w:t>599×8=4792</w:t>
             </w:r>
           </w:p>
         </w:tc>
@@ -919,7 +919,7 @@
                 <w:rFonts w:ascii="TimeNewRoman" w:hAnsi="TimeNewRoman"/>
                 <w:sz w:val="30"/>
               </w:rPr>
-              <w:t>293×5=1465</w:t>
+              <w:t>231×4=924</w:t>
             </w:r>
           </w:p>
         </w:tc>
@@ -936,7 +936,7 @@
                 <w:rFonts w:ascii="TimeNewRoman" w:hAnsi="TimeNewRoman"/>
                 <w:sz w:val="30"/>
               </w:rPr>
-              <w:t>751×4=3004</w:t>
+              <w:t>294×7=2058</w:t>
             </w:r>
           </w:p>
         </w:tc>

--- a/answers-of-three-digit_number_multiplied_by_one-digit_number.docx
+++ b/answers-of-three-digit_number_multiplied_by_one-digit_number.docx
@@ -40,7 +40,7 @@
                 <w:rFonts w:ascii="TimeNewRoman" w:hAnsi="TimeNewRoman"/>
                 <w:sz w:val="30"/>
               </w:rPr>
-              <w:t>942×6=5652</w:t>
+              <w:t>813×3=2439</w:t>
             </w:r>
           </w:p>
         </w:tc>
@@ -57,7 +57,7 @@
                 <w:rFonts w:ascii="TimeNewRoman" w:hAnsi="TimeNewRoman"/>
                 <w:sz w:val="30"/>
               </w:rPr>
-              <w:t>174×6=1044</w:t>
+              <w:t>348×8=2784</w:t>
             </w:r>
           </w:p>
         </w:tc>
@@ -74,7 +74,7 @@
                 <w:rFonts w:ascii="TimeNewRoman" w:hAnsi="TimeNewRoman"/>
                 <w:sz w:val="30"/>
               </w:rPr>
-              <w:t>838×5=4190</w:t>
+              <w:t>682×8=5456</w:t>
             </w:r>
           </w:p>
         </w:tc>
@@ -91,7 +91,7 @@
                 <w:rFonts w:ascii="TimeNewRoman" w:hAnsi="TimeNewRoman"/>
                 <w:sz w:val="30"/>
               </w:rPr>
-              <w:t>544×3=1632</w:t>
+              <w:t>464×5=2320</w:t>
             </w:r>
           </w:p>
         </w:tc>
@@ -108,7 +108,7 @@
                 <w:rFonts w:ascii="TimeNewRoman" w:hAnsi="TimeNewRoman"/>
                 <w:sz w:val="30"/>
               </w:rPr>
-              <w:t>330×8=2640</w:t>
+              <w:t>233×2=466</w:t>
             </w:r>
           </w:p>
         </w:tc>
@@ -223,7 +223,7 @@
                 <w:rFonts w:ascii="TimeNewRoman" w:hAnsi="TimeNewRoman"/>
                 <w:sz w:val="30"/>
               </w:rPr>
-              <w:t>398×7=2786</w:t>
+              <w:t>473×8=3784</w:t>
             </w:r>
           </w:p>
         </w:tc>
@@ -240,7 +240,7 @@
                 <w:rFonts w:ascii="TimeNewRoman" w:hAnsi="TimeNewRoman"/>
                 <w:sz w:val="30"/>
               </w:rPr>
-              <w:t>344×9=3096</w:t>
+              <w:t>183×7=1281</w:t>
             </w:r>
           </w:p>
         </w:tc>
@@ -257,7 +257,7 @@
                 <w:rFonts w:ascii="TimeNewRoman" w:hAnsi="TimeNewRoman"/>
                 <w:sz w:val="30"/>
               </w:rPr>
-              <w:t>289×8=2312</w:t>
+              <w:t>784×5=3920</w:t>
             </w:r>
           </w:p>
         </w:tc>
@@ -274,7 +274,7 @@
                 <w:rFonts w:ascii="TimeNewRoman" w:hAnsi="TimeNewRoman"/>
                 <w:sz w:val="30"/>
               </w:rPr>
-              <w:t>870×6=5220</w:t>
+              <w:t>848×4=3392</w:t>
             </w:r>
           </w:p>
         </w:tc>
@@ -291,7 +291,7 @@
                 <w:rFonts w:ascii="TimeNewRoman" w:hAnsi="TimeNewRoman"/>
                 <w:sz w:val="30"/>
               </w:rPr>
-              <w:t>944×3=2832</w:t>
+              <w:t>962×7=6734</w:t>
             </w:r>
           </w:p>
         </w:tc>
@@ -438,7 +438,7 @@
                 <w:rFonts w:ascii="TimeNewRoman" w:hAnsi="TimeNewRoman"/>
                 <w:sz w:val="30"/>
               </w:rPr>
-              <w:t>370×8=2960</w:t>
+              <w:t>594×6=3564</w:t>
             </w:r>
           </w:p>
         </w:tc>
@@ -455,7 +455,7 @@
                 <w:rFonts w:ascii="TimeNewRoman" w:hAnsi="TimeNewRoman"/>
                 <w:sz w:val="30"/>
               </w:rPr>
-              <w:t>592×3=1776</w:t>
+              <w:t>752×6=4512</w:t>
             </w:r>
           </w:p>
         </w:tc>
@@ -472,7 +472,7 @@
                 <w:rFonts w:ascii="TimeNewRoman" w:hAnsi="TimeNewRoman"/>
                 <w:sz w:val="30"/>
               </w:rPr>
-              <w:t>367×9=3303</w:t>
+              <w:t>573×3=1719</w:t>
             </w:r>
           </w:p>
         </w:tc>
@@ -489,7 +489,7 @@
                 <w:rFonts w:ascii="TimeNewRoman" w:hAnsi="TimeNewRoman"/>
                 <w:sz w:val="30"/>
               </w:rPr>
-              <w:t>631×2=1262</w:t>
+              <w:t>767×4=3068</w:t>
             </w:r>
           </w:p>
         </w:tc>
@@ -506,7 +506,7 @@
                 <w:rFonts w:ascii="TimeNewRoman" w:hAnsi="TimeNewRoman"/>
                 <w:sz w:val="30"/>
               </w:rPr>
-              <w:t>577×3=1731</w:t>
+              <w:t>652×5=3260</w:t>
             </w:r>
           </w:p>
         </w:tc>
@@ -653,7 +653,7 @@
                 <w:rFonts w:ascii="TimeNewRoman" w:hAnsi="TimeNewRoman"/>
                 <w:sz w:val="30"/>
               </w:rPr>
-              <w:t>148×7=1036</w:t>
+              <w:t>476×6=2856</w:t>
             </w:r>
           </w:p>
         </w:tc>
@@ -670,7 +670,7 @@
                 <w:rFonts w:ascii="TimeNewRoman" w:hAnsi="TimeNewRoman"/>
                 <w:sz w:val="30"/>
               </w:rPr>
-              <w:t>837×8=6696</w:t>
+              <w:t>559×8=4472</w:t>
             </w:r>
           </w:p>
         </w:tc>
@@ -687,7 +687,7 @@
                 <w:rFonts w:ascii="TimeNewRoman" w:hAnsi="TimeNewRoman"/>
                 <w:sz w:val="30"/>
               </w:rPr>
-              <w:t>651×7=4557</w:t>
+              <w:t>671×3=2013</w:t>
             </w:r>
           </w:p>
         </w:tc>
@@ -704,7 +704,7 @@
                 <w:rFonts w:ascii="TimeNewRoman" w:hAnsi="TimeNewRoman"/>
                 <w:sz w:val="30"/>
               </w:rPr>
-              <w:t>786×2=1572</w:t>
+              <w:t>220×7=1540</w:t>
             </w:r>
           </w:p>
         </w:tc>
@@ -721,7 +721,7 @@
                 <w:rFonts w:ascii="TimeNewRoman" w:hAnsi="TimeNewRoman"/>
                 <w:sz w:val="30"/>
               </w:rPr>
-              <w:t>500×5=2500</w:t>
+              <w:t>908×3=2724</w:t>
             </w:r>
           </w:p>
         </w:tc>
@@ -868,7 +868,7 @@
                 <w:rFonts w:ascii="TimeNewRoman" w:hAnsi="TimeNewRoman"/>
                 <w:sz w:val="30"/>
               </w:rPr>
-              <w:t>359×4=1436</w:t>
+              <w:t>627×3=1881</w:t>
             </w:r>
           </w:p>
         </w:tc>
@@ -885,7 +885,7 @@
                 <w:rFonts w:ascii="TimeNewRoman" w:hAnsi="TimeNewRoman"/>
                 <w:sz w:val="30"/>
               </w:rPr>
-              <w:t>799×5=3995</w:t>
+              <w:t>419×9=3771</w:t>
             </w:r>
           </w:p>
         </w:tc>
@@ -902,7 +902,7 @@
                 <w:rFonts w:ascii="TimeNewRoman" w:hAnsi="TimeNewRoman"/>
                 <w:sz w:val="30"/>
               </w:rPr>
-              <w:t>599×8=4792</w:t>
+              <w:t>238×7=1666</w:t>
             </w:r>
           </w:p>
         </w:tc>
@@ -919,7 +919,7 @@
                 <w:rFonts w:ascii="TimeNewRoman" w:hAnsi="TimeNewRoman"/>
                 <w:sz w:val="30"/>
               </w:rPr>
-              <w:t>231×4=924</w:t>
+              <w:t>211×9=1899</w:t>
             </w:r>
           </w:p>
         </w:tc>
@@ -936,7 +936,7 @@
                 <w:rFonts w:ascii="TimeNewRoman" w:hAnsi="TimeNewRoman"/>
                 <w:sz w:val="30"/>
               </w:rPr>
-              <w:t>294×7=2058</w:t>
+              <w:t>420×3=1260</w:t>
             </w:r>
           </w:p>
         </w:tc>

--- a/answers-of-three-digit_number_multiplied_by_one-digit_number.docx
+++ b/answers-of-three-digit_number_multiplied_by_one-digit_number.docx
@@ -11,7 +11,7 @@
           <w:rFonts w:ascii="Arial" w:hAnsi="Arial"/>
           <w:sz w:val="30"/>
         </w:rPr>
-        <w:t>2026-10-20 Tuesday</w:t>
+        <w:t>2026-10-21 Wednesday</w:t>
       </w:r>
     </w:p>
     <w:tbl>
@@ -40,7 +40,7 @@
                 <w:rFonts w:ascii="TimeNewRoman" w:hAnsi="TimeNewRoman"/>
                 <w:sz w:val="30"/>
               </w:rPr>
-              <w:t>813×3=2439</w:t>
+              <w:t>110×2=220</w:t>
             </w:r>
           </w:p>
         </w:tc>
@@ -57,7 +57,7 @@
                 <w:rFonts w:ascii="TimeNewRoman" w:hAnsi="TimeNewRoman"/>
                 <w:sz w:val="30"/>
               </w:rPr>
-              <w:t>348×8=2784</w:t>
+              <w:t>388×4=1552</w:t>
             </w:r>
           </w:p>
         </w:tc>
@@ -74,7 +74,7 @@
                 <w:rFonts w:ascii="TimeNewRoman" w:hAnsi="TimeNewRoman"/>
                 <w:sz w:val="30"/>
               </w:rPr>
-              <w:t>682×8=5456</w:t>
+              <w:t>131×9=1179</w:t>
             </w:r>
           </w:p>
         </w:tc>
@@ -91,7 +91,7 @@
                 <w:rFonts w:ascii="TimeNewRoman" w:hAnsi="TimeNewRoman"/>
                 <w:sz w:val="30"/>
               </w:rPr>
-              <w:t>464×5=2320</w:t>
+              <w:t>986×8=7888</w:t>
             </w:r>
           </w:p>
         </w:tc>
@@ -108,7 +108,7 @@
                 <w:rFonts w:ascii="TimeNewRoman" w:hAnsi="TimeNewRoman"/>
                 <w:sz w:val="30"/>
               </w:rPr>
-              <w:t>233×2=466</w:t>
+              <w:t>303×8=2424</w:t>
             </w:r>
           </w:p>
         </w:tc>
@@ -223,7 +223,7 @@
                 <w:rFonts w:ascii="TimeNewRoman" w:hAnsi="TimeNewRoman"/>
                 <w:sz w:val="30"/>
               </w:rPr>
-              <w:t>473×8=3784</w:t>
+              <w:t>690×9=6210</w:t>
             </w:r>
           </w:p>
         </w:tc>
@@ -240,7 +240,7 @@
                 <w:rFonts w:ascii="TimeNewRoman" w:hAnsi="TimeNewRoman"/>
                 <w:sz w:val="30"/>
               </w:rPr>
-              <w:t>183×7=1281</w:t>
+              <w:t>215×8=1720</w:t>
             </w:r>
           </w:p>
         </w:tc>
@@ -257,7 +257,7 @@
                 <w:rFonts w:ascii="TimeNewRoman" w:hAnsi="TimeNewRoman"/>
                 <w:sz w:val="30"/>
               </w:rPr>
-              <w:t>784×5=3920</w:t>
+              <w:t>762×4=3048</w:t>
             </w:r>
           </w:p>
         </w:tc>
@@ -274,7 +274,7 @@
                 <w:rFonts w:ascii="TimeNewRoman" w:hAnsi="TimeNewRoman"/>
                 <w:sz w:val="30"/>
               </w:rPr>
-              <w:t>848×4=3392</w:t>
+              <w:t>824×9=7416</w:t>
             </w:r>
           </w:p>
         </w:tc>
@@ -291,7 +291,7 @@
                 <w:rFonts w:ascii="TimeNewRoman" w:hAnsi="TimeNewRoman"/>
                 <w:sz w:val="30"/>
               </w:rPr>
-              <w:t>962×7=6734</w:t>
+              <w:t>122×3=366</w:t>
             </w:r>
           </w:p>
         </w:tc>
@@ -438,7 +438,7 @@
                 <w:rFonts w:ascii="TimeNewRoman" w:hAnsi="TimeNewRoman"/>
                 <w:sz w:val="30"/>
               </w:rPr>
-              <w:t>594×6=3564</w:t>
+              <w:t>272×4=1088</w:t>
             </w:r>
           </w:p>
         </w:tc>
@@ -455,7 +455,7 @@
                 <w:rFonts w:ascii="TimeNewRoman" w:hAnsi="TimeNewRoman"/>
                 <w:sz w:val="30"/>
               </w:rPr>
-              <w:t>752×6=4512</w:t>
+              <w:t>117×7=819</w:t>
             </w:r>
           </w:p>
         </w:tc>
@@ -472,7 +472,7 @@
                 <w:rFonts w:ascii="TimeNewRoman" w:hAnsi="TimeNewRoman"/>
                 <w:sz w:val="30"/>
               </w:rPr>
-              <w:t>573×3=1719</w:t>
+              <w:t>936×3=2808</w:t>
             </w:r>
           </w:p>
         </w:tc>
@@ -489,7 +489,7 @@
                 <w:rFonts w:ascii="TimeNewRoman" w:hAnsi="TimeNewRoman"/>
                 <w:sz w:val="30"/>
               </w:rPr>
-              <w:t>767×4=3068</w:t>
+              <w:t>739×9=6651</w:t>
             </w:r>
           </w:p>
         </w:tc>
@@ -506,7 +506,7 @@
                 <w:rFonts w:ascii="TimeNewRoman" w:hAnsi="TimeNewRoman"/>
                 <w:sz w:val="30"/>
               </w:rPr>
-              <w:t>652×5=3260</w:t>
+              <w:t>711×9=6399</w:t>
             </w:r>
           </w:p>
         </w:tc>
@@ -653,7 +653,7 @@
                 <w:rFonts w:ascii="TimeNewRoman" w:hAnsi="TimeNewRoman"/>
                 <w:sz w:val="30"/>
               </w:rPr>
-              <w:t>476×6=2856</w:t>
+              <w:t>651×9=5859</w:t>
             </w:r>
           </w:p>
         </w:tc>
@@ -670,7 +670,7 @@
                 <w:rFonts w:ascii="TimeNewRoman" w:hAnsi="TimeNewRoman"/>
                 <w:sz w:val="30"/>
               </w:rPr>
-              <w:t>559×8=4472</w:t>
+              <w:t>840×2=1680</w:t>
             </w:r>
           </w:p>
         </w:tc>
@@ -687,7 +687,7 @@
                 <w:rFonts w:ascii="TimeNewRoman" w:hAnsi="TimeNewRoman"/>
                 <w:sz w:val="30"/>
               </w:rPr>
-              <w:t>671×3=2013</w:t>
+              <w:t>952×2=1904</w:t>
             </w:r>
           </w:p>
         </w:tc>
@@ -704,7 +704,7 @@
                 <w:rFonts w:ascii="TimeNewRoman" w:hAnsi="TimeNewRoman"/>
                 <w:sz w:val="30"/>
               </w:rPr>
-              <w:t>220×7=1540</w:t>
+              <w:t>967×5=4835</w:t>
             </w:r>
           </w:p>
         </w:tc>
@@ -721,7 +721,7 @@
                 <w:rFonts w:ascii="TimeNewRoman" w:hAnsi="TimeNewRoman"/>
                 <w:sz w:val="30"/>
               </w:rPr>
-              <w:t>908×3=2724</w:t>
+              <w:t>719×4=2876</w:t>
             </w:r>
           </w:p>
         </w:tc>
@@ -868,7 +868,7 @@
                 <w:rFonts w:ascii="TimeNewRoman" w:hAnsi="TimeNewRoman"/>
                 <w:sz w:val="30"/>
               </w:rPr>
-              <w:t>627×3=1881</w:t>
+              <w:t>524×6=3144</w:t>
             </w:r>
           </w:p>
         </w:tc>
@@ -885,7 +885,7 @@
                 <w:rFonts w:ascii="TimeNewRoman" w:hAnsi="TimeNewRoman"/>
                 <w:sz w:val="30"/>
               </w:rPr>
-              <w:t>419×9=3771</w:t>
+              <w:t>717×8=5736</w:t>
             </w:r>
           </w:p>
         </w:tc>
@@ -902,7 +902,7 @@
                 <w:rFonts w:ascii="TimeNewRoman" w:hAnsi="TimeNewRoman"/>
                 <w:sz w:val="30"/>
               </w:rPr>
-              <w:t>238×7=1666</w:t>
+              <w:t>695×4=2780</w:t>
             </w:r>
           </w:p>
         </w:tc>
@@ -919,7 +919,7 @@
                 <w:rFonts w:ascii="TimeNewRoman" w:hAnsi="TimeNewRoman"/>
                 <w:sz w:val="30"/>
               </w:rPr>
-              <w:t>211×9=1899</w:t>
+              <w:t>586×9=5274</w:t>
             </w:r>
           </w:p>
         </w:tc>
@@ -936,7 +936,7 @@
                 <w:rFonts w:ascii="TimeNewRoman" w:hAnsi="TimeNewRoman"/>
                 <w:sz w:val="30"/>
               </w:rPr>
-              <w:t>420×3=1260</w:t>
+              <w:t>403×4=1612</w:t>
             </w:r>
           </w:p>
         </w:tc>

--- a/answers-of-three-digit_number_multiplied_by_one-digit_number.docx
+++ b/answers-of-three-digit_number_multiplied_by_one-digit_number.docx
@@ -40,7 +40,7 @@
                 <w:rFonts w:ascii="TimeNewRoman" w:hAnsi="TimeNewRoman"/>
                 <w:sz w:val="30"/>
               </w:rPr>
-              <w:t>110×2=220</w:t>
+              <w:t>109×9=981</w:t>
             </w:r>
           </w:p>
         </w:tc>
@@ -57,7 +57,7 @@
                 <w:rFonts w:ascii="TimeNewRoman" w:hAnsi="TimeNewRoman"/>
                 <w:sz w:val="30"/>
               </w:rPr>
-              <w:t>388×4=1552</w:t>
+              <w:t>737×4=2948</w:t>
             </w:r>
           </w:p>
         </w:tc>
@@ -74,7 +74,7 @@
                 <w:rFonts w:ascii="TimeNewRoman" w:hAnsi="TimeNewRoman"/>
                 <w:sz w:val="30"/>
               </w:rPr>
-              <w:t>131×9=1179</w:t>
+              <w:t>660×4=2640</w:t>
             </w:r>
           </w:p>
         </w:tc>
@@ -91,7 +91,7 @@
                 <w:rFonts w:ascii="TimeNewRoman" w:hAnsi="TimeNewRoman"/>
                 <w:sz w:val="30"/>
               </w:rPr>
-              <w:t>986×8=7888</w:t>
+              <w:t>218×6=1308</w:t>
             </w:r>
           </w:p>
         </w:tc>
@@ -108,7 +108,7 @@
                 <w:rFonts w:ascii="TimeNewRoman" w:hAnsi="TimeNewRoman"/>
                 <w:sz w:val="30"/>
               </w:rPr>
-              <w:t>303×8=2424</w:t>
+              <w:t>173×2=346</w:t>
             </w:r>
           </w:p>
         </w:tc>
@@ -223,7 +223,7 @@
                 <w:rFonts w:ascii="TimeNewRoman" w:hAnsi="TimeNewRoman"/>
                 <w:sz w:val="30"/>
               </w:rPr>
-              <w:t>690×9=6210</w:t>
+              <w:t>112×6=672</w:t>
             </w:r>
           </w:p>
         </w:tc>
@@ -240,7 +240,7 @@
                 <w:rFonts w:ascii="TimeNewRoman" w:hAnsi="TimeNewRoman"/>
                 <w:sz w:val="30"/>
               </w:rPr>
-              <w:t>215×8=1720</w:t>
+              <w:t>114×4=456</w:t>
             </w:r>
           </w:p>
         </w:tc>
@@ -257,7 +257,7 @@
                 <w:rFonts w:ascii="TimeNewRoman" w:hAnsi="TimeNewRoman"/>
                 <w:sz w:val="30"/>
               </w:rPr>
-              <w:t>762×4=3048</w:t>
+              <w:t>430×2=860</w:t>
             </w:r>
           </w:p>
         </w:tc>
@@ -274,7 +274,7 @@
                 <w:rFonts w:ascii="TimeNewRoman" w:hAnsi="TimeNewRoman"/>
                 <w:sz w:val="30"/>
               </w:rPr>
-              <w:t>824×9=7416</w:t>
+              <w:t>368×6=2208</w:t>
             </w:r>
           </w:p>
         </w:tc>
@@ -291,7 +291,7 @@
                 <w:rFonts w:ascii="TimeNewRoman" w:hAnsi="TimeNewRoman"/>
                 <w:sz w:val="30"/>
               </w:rPr>
-              <w:t>122×3=366</w:t>
+              <w:t>922×9=8298</w:t>
             </w:r>
           </w:p>
         </w:tc>
@@ -438,7 +438,7 @@
                 <w:rFonts w:ascii="TimeNewRoman" w:hAnsi="TimeNewRoman"/>
                 <w:sz w:val="30"/>
               </w:rPr>
-              <w:t>272×4=1088</w:t>
+              <w:t>985×6=5910</w:t>
             </w:r>
           </w:p>
         </w:tc>
@@ -455,7 +455,7 @@
                 <w:rFonts w:ascii="TimeNewRoman" w:hAnsi="TimeNewRoman"/>
                 <w:sz w:val="30"/>
               </w:rPr>
-              <w:t>117×7=819</w:t>
+              <w:t>216×3=648</w:t>
             </w:r>
           </w:p>
         </w:tc>
@@ -472,7 +472,7 @@
                 <w:rFonts w:ascii="TimeNewRoman" w:hAnsi="TimeNewRoman"/>
                 <w:sz w:val="30"/>
               </w:rPr>
-              <w:t>936×3=2808</w:t>
+              <w:t>165×4=660</w:t>
             </w:r>
           </w:p>
         </w:tc>
@@ -489,7 +489,7 @@
                 <w:rFonts w:ascii="TimeNewRoman" w:hAnsi="TimeNewRoman"/>
                 <w:sz w:val="30"/>
               </w:rPr>
-              <w:t>739×9=6651</w:t>
+              <w:t>969×8=7752</w:t>
             </w:r>
           </w:p>
         </w:tc>
@@ -506,7 +506,7 @@
                 <w:rFonts w:ascii="TimeNewRoman" w:hAnsi="TimeNewRoman"/>
                 <w:sz w:val="30"/>
               </w:rPr>
-              <w:t>711×9=6399</w:t>
+              <w:t>683×2=1366</w:t>
             </w:r>
           </w:p>
         </w:tc>
@@ -653,7 +653,7 @@
                 <w:rFonts w:ascii="TimeNewRoman" w:hAnsi="TimeNewRoman"/>
                 <w:sz w:val="30"/>
               </w:rPr>
-              <w:t>651×9=5859</w:t>
+              <w:t>156×7=1092</w:t>
             </w:r>
           </w:p>
         </w:tc>
@@ -670,7 +670,7 @@
                 <w:rFonts w:ascii="TimeNewRoman" w:hAnsi="TimeNewRoman"/>
                 <w:sz w:val="30"/>
               </w:rPr>
-              <w:t>840×2=1680</w:t>
+              <w:t>582×7=4074</w:t>
             </w:r>
           </w:p>
         </w:tc>
@@ -687,7 +687,7 @@
                 <w:rFonts w:ascii="TimeNewRoman" w:hAnsi="TimeNewRoman"/>
                 <w:sz w:val="30"/>
               </w:rPr>
-              <w:t>952×2=1904</w:t>
+              <w:t>207×9=1863</w:t>
             </w:r>
           </w:p>
         </w:tc>
@@ -704,7 +704,7 @@
                 <w:rFonts w:ascii="TimeNewRoman" w:hAnsi="TimeNewRoman"/>
                 <w:sz w:val="30"/>
               </w:rPr>
-              <w:t>967×5=4835</w:t>
+              <w:t>546×2=1092</w:t>
             </w:r>
           </w:p>
         </w:tc>
@@ -721,7 +721,7 @@
                 <w:rFonts w:ascii="TimeNewRoman" w:hAnsi="TimeNewRoman"/>
                 <w:sz w:val="30"/>
               </w:rPr>
-              <w:t>719×4=2876</w:t>
+              <w:t>115×5=575</w:t>
             </w:r>
           </w:p>
         </w:tc>
@@ -868,7 +868,7 @@
                 <w:rFonts w:ascii="TimeNewRoman" w:hAnsi="TimeNewRoman"/>
                 <w:sz w:val="30"/>
               </w:rPr>
-              <w:t>524×6=3144</w:t>
+              <w:t>784×5=3920</w:t>
             </w:r>
           </w:p>
         </w:tc>
@@ -885,7 +885,7 @@
                 <w:rFonts w:ascii="TimeNewRoman" w:hAnsi="TimeNewRoman"/>
                 <w:sz w:val="30"/>
               </w:rPr>
-              <w:t>717×8=5736</w:t>
+              <w:t>279×3=837</w:t>
             </w:r>
           </w:p>
         </w:tc>
@@ -902,7 +902,7 @@
                 <w:rFonts w:ascii="TimeNewRoman" w:hAnsi="TimeNewRoman"/>
                 <w:sz w:val="30"/>
               </w:rPr>
-              <w:t>695×4=2780</w:t>
+              <w:t>806×8=6448</w:t>
             </w:r>
           </w:p>
         </w:tc>
@@ -919,7 +919,7 @@
                 <w:rFonts w:ascii="TimeNewRoman" w:hAnsi="TimeNewRoman"/>
                 <w:sz w:val="30"/>
               </w:rPr>
-              <w:t>586×9=5274</w:t>
+              <w:t>101×9=909</w:t>
             </w:r>
           </w:p>
         </w:tc>
@@ -936,7 +936,7 @@
                 <w:rFonts w:ascii="TimeNewRoman" w:hAnsi="TimeNewRoman"/>
                 <w:sz w:val="30"/>
               </w:rPr>
-              <w:t>403×4=1612</w:t>
+              <w:t>738×4=2952</w:t>
             </w:r>
           </w:p>
         </w:tc>

--- a/answers-of-three-digit_number_multiplied_by_one-digit_number.docx
+++ b/answers-of-three-digit_number_multiplied_by_one-digit_number.docx
@@ -11,7 +11,7 @@
           <w:rFonts w:ascii="Arial" w:hAnsi="Arial"/>
           <w:sz w:val="30"/>
         </w:rPr>
-        <w:t>2026-10-21 Wednesday</w:t>
+        <w:t>2026-10-22 Thursday</w:t>
       </w:r>
     </w:p>
     <w:tbl>
@@ -40,7 +40,7 @@
                 <w:rFonts w:ascii="TimeNewRoman" w:hAnsi="TimeNewRoman"/>
                 <w:sz w:val="30"/>
               </w:rPr>
-              <w:t>109×9=981</w:t>
+              <w:t>161×2=322</w:t>
             </w:r>
           </w:p>
         </w:tc>
@@ -57,7 +57,7 @@
                 <w:rFonts w:ascii="TimeNewRoman" w:hAnsi="TimeNewRoman"/>
                 <w:sz w:val="30"/>
               </w:rPr>
-              <w:t>737×4=2948</w:t>
+              <w:t>138×4=552</w:t>
             </w:r>
           </w:p>
         </w:tc>
@@ -74,7 +74,7 @@
                 <w:rFonts w:ascii="TimeNewRoman" w:hAnsi="TimeNewRoman"/>
                 <w:sz w:val="30"/>
               </w:rPr>
-              <w:t>660×4=2640</w:t>
+              <w:t>333×8=2664</w:t>
             </w:r>
           </w:p>
         </w:tc>
@@ -91,7 +91,7 @@
                 <w:rFonts w:ascii="TimeNewRoman" w:hAnsi="TimeNewRoman"/>
                 <w:sz w:val="30"/>
               </w:rPr>
-              <w:t>218×6=1308</w:t>
+              <w:t>841×3=2523</w:t>
             </w:r>
           </w:p>
         </w:tc>
@@ -108,7 +108,7 @@
                 <w:rFonts w:ascii="TimeNewRoman" w:hAnsi="TimeNewRoman"/>
                 <w:sz w:val="30"/>
               </w:rPr>
-              <w:t>173×2=346</w:t>
+              <w:t>182×5=910</w:t>
             </w:r>
           </w:p>
         </w:tc>
@@ -223,7 +223,7 @@
                 <w:rFonts w:ascii="TimeNewRoman" w:hAnsi="TimeNewRoman"/>
                 <w:sz w:val="30"/>
               </w:rPr>
-              <w:t>112×6=672</w:t>
+              <w:t>625×2=1250</w:t>
             </w:r>
           </w:p>
         </w:tc>
@@ -240,7 +240,7 @@
                 <w:rFonts w:ascii="TimeNewRoman" w:hAnsi="TimeNewRoman"/>
                 <w:sz w:val="30"/>
               </w:rPr>
-              <w:t>114×4=456</w:t>
+              <w:t>749×8=5992</w:t>
             </w:r>
           </w:p>
         </w:tc>
@@ -257,7 +257,7 @@
                 <w:rFonts w:ascii="TimeNewRoman" w:hAnsi="TimeNewRoman"/>
                 <w:sz w:val="30"/>
               </w:rPr>
-              <w:t>430×2=860</w:t>
+              <w:t>154×2=308</w:t>
             </w:r>
           </w:p>
         </w:tc>
@@ -274,7 +274,7 @@
                 <w:rFonts w:ascii="TimeNewRoman" w:hAnsi="TimeNewRoman"/>
                 <w:sz w:val="30"/>
               </w:rPr>
-              <w:t>368×6=2208</w:t>
+              <w:t>578×9=5202</w:t>
             </w:r>
           </w:p>
         </w:tc>
@@ -291,7 +291,7 @@
                 <w:rFonts w:ascii="TimeNewRoman" w:hAnsi="TimeNewRoman"/>
                 <w:sz w:val="30"/>
               </w:rPr>
-              <w:t>922×9=8298</w:t>
+              <w:t>766×6=4596</w:t>
             </w:r>
           </w:p>
         </w:tc>
@@ -438,7 +438,7 @@
                 <w:rFonts w:ascii="TimeNewRoman" w:hAnsi="TimeNewRoman"/>
                 <w:sz w:val="30"/>
               </w:rPr>
-              <w:t>985×6=5910</w:t>
+              <w:t>940×8=7520</w:t>
             </w:r>
           </w:p>
         </w:tc>
@@ -455,7 +455,7 @@
                 <w:rFonts w:ascii="TimeNewRoman" w:hAnsi="TimeNewRoman"/>
                 <w:sz w:val="30"/>
               </w:rPr>
-              <w:t>216×3=648</w:t>
+              <w:t>274×3=822</w:t>
             </w:r>
           </w:p>
         </w:tc>
@@ -472,7 +472,7 @@
                 <w:rFonts w:ascii="TimeNewRoman" w:hAnsi="TimeNewRoman"/>
                 <w:sz w:val="30"/>
               </w:rPr>
-              <w:t>165×4=660</w:t>
+              <w:t>805×5=4025</w:t>
             </w:r>
           </w:p>
         </w:tc>
@@ -489,7 +489,7 @@
                 <w:rFonts w:ascii="TimeNewRoman" w:hAnsi="TimeNewRoman"/>
                 <w:sz w:val="30"/>
               </w:rPr>
-              <w:t>969×8=7752</w:t>
+              <w:t>772×2=1544</w:t>
             </w:r>
           </w:p>
         </w:tc>
@@ -506,7 +506,7 @@
                 <w:rFonts w:ascii="TimeNewRoman" w:hAnsi="TimeNewRoman"/>
                 <w:sz w:val="30"/>
               </w:rPr>
-              <w:t>683×2=1366</w:t>
+              <w:t>219×5=1095</w:t>
             </w:r>
           </w:p>
         </w:tc>
@@ -653,7 +653,7 @@
                 <w:rFonts w:ascii="TimeNewRoman" w:hAnsi="TimeNewRoman"/>
                 <w:sz w:val="30"/>
               </w:rPr>
-              <w:t>156×7=1092</w:t>
+              <w:t>505×6=3030</w:t>
             </w:r>
           </w:p>
         </w:tc>
@@ -670,7 +670,7 @@
                 <w:rFonts w:ascii="TimeNewRoman" w:hAnsi="TimeNewRoman"/>
                 <w:sz w:val="30"/>
               </w:rPr>
-              <w:t>582×7=4074</w:t>
+              <w:t>733×4=2932</w:t>
             </w:r>
           </w:p>
         </w:tc>
@@ -687,7 +687,7 @@
                 <w:rFonts w:ascii="TimeNewRoman" w:hAnsi="TimeNewRoman"/>
                 <w:sz w:val="30"/>
               </w:rPr>
-              <w:t>207×9=1863</w:t>
+              <w:t>835×4=3340</w:t>
             </w:r>
           </w:p>
         </w:tc>
@@ -704,7 +704,7 @@
                 <w:rFonts w:ascii="TimeNewRoman" w:hAnsi="TimeNewRoman"/>
                 <w:sz w:val="30"/>
               </w:rPr>
-              <w:t>546×2=1092</w:t>
+              <w:t>937×6=5622</w:t>
             </w:r>
           </w:p>
         </w:tc>
@@ -721,7 +721,7 @@
                 <w:rFonts w:ascii="TimeNewRoman" w:hAnsi="TimeNewRoman"/>
                 <w:sz w:val="30"/>
               </w:rPr>
-              <w:t>115×5=575</w:t>
+              <w:t>347×8=2776</w:t>
             </w:r>
           </w:p>
         </w:tc>
@@ -868,7 +868,7 @@
                 <w:rFonts w:ascii="TimeNewRoman" w:hAnsi="TimeNewRoman"/>
                 <w:sz w:val="30"/>
               </w:rPr>
-              <w:t>784×5=3920</w:t>
+              <w:t>289×3=867</w:t>
             </w:r>
           </w:p>
         </w:tc>
@@ -885,7 +885,7 @@
                 <w:rFonts w:ascii="TimeNewRoman" w:hAnsi="TimeNewRoman"/>
                 <w:sz w:val="30"/>
               </w:rPr>
-              <w:t>279×3=837</w:t>
+              <w:t>529×8=4232</w:t>
             </w:r>
           </w:p>
         </w:tc>
@@ -902,7 +902,7 @@
                 <w:rFonts w:ascii="TimeNewRoman" w:hAnsi="TimeNewRoman"/>
                 <w:sz w:val="30"/>
               </w:rPr>
-              <w:t>806×8=6448</w:t>
+              <w:t>497×7=3479</w:t>
             </w:r>
           </w:p>
         </w:tc>
@@ -919,7 +919,7 @@
                 <w:rFonts w:ascii="TimeNewRoman" w:hAnsi="TimeNewRoman"/>
                 <w:sz w:val="30"/>
               </w:rPr>
-              <w:t>101×9=909</w:t>
+              <w:t>172×2=344</w:t>
             </w:r>
           </w:p>
         </w:tc>
@@ -936,7 +936,7 @@
                 <w:rFonts w:ascii="TimeNewRoman" w:hAnsi="TimeNewRoman"/>
                 <w:sz w:val="30"/>
               </w:rPr>
-              <w:t>738×4=2952</w:t>
+              <w:t>365×9=3285</w:t>
             </w:r>
           </w:p>
         </w:tc>

--- a/answers-of-three-digit_number_multiplied_by_one-digit_number.docx
+++ b/answers-of-three-digit_number_multiplied_by_one-digit_number.docx
@@ -40,7 +40,7 @@
                 <w:rFonts w:ascii="TimeNewRoman" w:hAnsi="TimeNewRoman"/>
                 <w:sz w:val="30"/>
               </w:rPr>
-              <w:t>161×2=322</w:t>
+              <w:t>668×5=3340</w:t>
             </w:r>
           </w:p>
         </w:tc>
@@ -57,7 +57,7 @@
                 <w:rFonts w:ascii="TimeNewRoman" w:hAnsi="TimeNewRoman"/>
                 <w:sz w:val="30"/>
               </w:rPr>
-              <w:t>138×4=552</w:t>
+              <w:t>938×2=1876</w:t>
             </w:r>
           </w:p>
         </w:tc>
@@ -74,7 +74,7 @@
                 <w:rFonts w:ascii="TimeNewRoman" w:hAnsi="TimeNewRoman"/>
                 <w:sz w:val="30"/>
               </w:rPr>
-              <w:t>333×8=2664</w:t>
+              <w:t>955×4=3820</w:t>
             </w:r>
           </w:p>
         </w:tc>
@@ -91,7 +91,7 @@
                 <w:rFonts w:ascii="TimeNewRoman" w:hAnsi="TimeNewRoman"/>
                 <w:sz w:val="30"/>
               </w:rPr>
-              <w:t>841×3=2523</w:t>
+              <w:t>400×4=1600</w:t>
             </w:r>
           </w:p>
         </w:tc>
@@ -108,7 +108,7 @@
                 <w:rFonts w:ascii="TimeNewRoman" w:hAnsi="TimeNewRoman"/>
                 <w:sz w:val="30"/>
               </w:rPr>
-              <w:t>182×5=910</w:t>
+              <w:t>428×3=1284</w:t>
             </w:r>
           </w:p>
         </w:tc>
@@ -223,7 +223,7 @@
                 <w:rFonts w:ascii="TimeNewRoman" w:hAnsi="TimeNewRoman"/>
                 <w:sz w:val="30"/>
               </w:rPr>
-              <w:t>625×2=1250</w:t>
+              <w:t>733×2=1466</w:t>
             </w:r>
           </w:p>
         </w:tc>
@@ -240,7 +240,7 @@
                 <w:rFonts w:ascii="TimeNewRoman" w:hAnsi="TimeNewRoman"/>
                 <w:sz w:val="30"/>
               </w:rPr>
-              <w:t>749×8=5992</w:t>
+              <w:t>224×8=1792</w:t>
             </w:r>
           </w:p>
         </w:tc>
@@ -257,7 +257,7 @@
                 <w:rFonts w:ascii="TimeNewRoman" w:hAnsi="TimeNewRoman"/>
                 <w:sz w:val="30"/>
               </w:rPr>
-              <w:t>154×2=308</w:t>
+              <w:t>377×5=1885</w:t>
             </w:r>
           </w:p>
         </w:tc>
@@ -274,7 +274,7 @@
                 <w:rFonts w:ascii="TimeNewRoman" w:hAnsi="TimeNewRoman"/>
                 <w:sz w:val="30"/>
               </w:rPr>
-              <w:t>578×9=5202</w:t>
+              <w:t>317×9=2853</w:t>
             </w:r>
           </w:p>
         </w:tc>
@@ -291,7 +291,7 @@
                 <w:rFonts w:ascii="TimeNewRoman" w:hAnsi="TimeNewRoman"/>
                 <w:sz w:val="30"/>
               </w:rPr>
-              <w:t>766×6=4596</w:t>
+              <w:t>273×3=819</w:t>
             </w:r>
           </w:p>
         </w:tc>
@@ -438,7 +438,7 @@
                 <w:rFonts w:ascii="TimeNewRoman" w:hAnsi="TimeNewRoman"/>
                 <w:sz w:val="30"/>
               </w:rPr>
-              <w:t>940×8=7520</w:t>
+              <w:t>150×6=900</w:t>
             </w:r>
           </w:p>
         </w:tc>
@@ -455,7 +455,7 @@
                 <w:rFonts w:ascii="TimeNewRoman" w:hAnsi="TimeNewRoman"/>
                 <w:sz w:val="30"/>
               </w:rPr>
-              <w:t>274×3=822</w:t>
+              <w:t>790×9=7110</w:t>
             </w:r>
           </w:p>
         </w:tc>
@@ -472,7 +472,7 @@
                 <w:rFonts w:ascii="TimeNewRoman" w:hAnsi="TimeNewRoman"/>
                 <w:sz w:val="30"/>
               </w:rPr>
-              <w:t>805×5=4025</w:t>
+              <w:t>369×5=1845</w:t>
             </w:r>
           </w:p>
         </w:tc>
@@ -489,7 +489,7 @@
                 <w:rFonts w:ascii="TimeNewRoman" w:hAnsi="TimeNewRoman"/>
                 <w:sz w:val="30"/>
               </w:rPr>
-              <w:t>772×2=1544</w:t>
+              <w:t>659×3=1977</w:t>
             </w:r>
           </w:p>
         </w:tc>
@@ -506,7 +506,7 @@
                 <w:rFonts w:ascii="TimeNewRoman" w:hAnsi="TimeNewRoman"/>
                 <w:sz w:val="30"/>
               </w:rPr>
-              <w:t>219×5=1095</w:t>
+              <w:t>306×7=2142</w:t>
             </w:r>
           </w:p>
         </w:tc>
@@ -653,7 +653,7 @@
                 <w:rFonts w:ascii="TimeNewRoman" w:hAnsi="TimeNewRoman"/>
                 <w:sz w:val="30"/>
               </w:rPr>
-              <w:t>505×6=3030</w:t>
+              <w:t>696×9=6264</w:t>
             </w:r>
           </w:p>
         </w:tc>
@@ -670,7 +670,7 @@
                 <w:rFonts w:ascii="TimeNewRoman" w:hAnsi="TimeNewRoman"/>
                 <w:sz w:val="30"/>
               </w:rPr>
-              <w:t>733×4=2932</w:t>
+              <w:t>573×4=2292</w:t>
             </w:r>
           </w:p>
         </w:tc>
@@ -687,7 +687,7 @@
                 <w:rFonts w:ascii="TimeNewRoman" w:hAnsi="TimeNewRoman"/>
                 <w:sz w:val="30"/>
               </w:rPr>
-              <w:t>835×4=3340</w:t>
+              <w:t>799×6=4794</w:t>
             </w:r>
           </w:p>
         </w:tc>
@@ -704,7 +704,7 @@
                 <w:rFonts w:ascii="TimeNewRoman" w:hAnsi="TimeNewRoman"/>
                 <w:sz w:val="30"/>
               </w:rPr>
-              <w:t>937×6=5622</w:t>
+              <w:t>690×6=4140</w:t>
             </w:r>
           </w:p>
         </w:tc>
@@ -721,7 +721,7 @@
                 <w:rFonts w:ascii="TimeNewRoman" w:hAnsi="TimeNewRoman"/>
                 <w:sz w:val="30"/>
               </w:rPr>
-              <w:t>347×8=2776</w:t>
+              <w:t>212×4=848</w:t>
             </w:r>
           </w:p>
         </w:tc>
@@ -868,7 +868,7 @@
                 <w:rFonts w:ascii="TimeNewRoman" w:hAnsi="TimeNewRoman"/>
                 <w:sz w:val="30"/>
               </w:rPr>
-              <w:t>289×3=867</w:t>
+              <w:t>659×9=5931</w:t>
             </w:r>
           </w:p>
         </w:tc>
@@ -885,7 +885,7 @@
                 <w:rFonts w:ascii="TimeNewRoman" w:hAnsi="TimeNewRoman"/>
                 <w:sz w:val="30"/>
               </w:rPr>
-              <w:t>529×8=4232</w:t>
+              <w:t>837×8=6696</w:t>
             </w:r>
           </w:p>
         </w:tc>
@@ -902,7 +902,7 @@
                 <w:rFonts w:ascii="TimeNewRoman" w:hAnsi="TimeNewRoman"/>
                 <w:sz w:val="30"/>
               </w:rPr>
-              <w:t>497×7=3479</w:t>
+              <w:t>352×9=3168</w:t>
             </w:r>
           </w:p>
         </w:tc>
@@ -919,7 +919,7 @@
                 <w:rFonts w:ascii="TimeNewRoman" w:hAnsi="TimeNewRoman"/>
                 <w:sz w:val="30"/>
               </w:rPr>
-              <w:t>172×2=344</w:t>
+              <w:t>926×4=3704</w:t>
             </w:r>
           </w:p>
         </w:tc>
@@ -936,7 +936,7 @@
                 <w:rFonts w:ascii="TimeNewRoman" w:hAnsi="TimeNewRoman"/>
                 <w:sz w:val="30"/>
               </w:rPr>
-              <w:t>365×9=3285</w:t>
+              <w:t>921×9=8289</w:t>
             </w:r>
           </w:p>
         </w:tc>

--- a/answers-of-three-digit_number_multiplied_by_one-digit_number.docx
+++ b/answers-of-three-digit_number_multiplied_by_one-digit_number.docx
@@ -11,7 +11,7 @@
           <w:rFonts w:ascii="Arial" w:hAnsi="Arial"/>
           <w:sz w:val="30"/>
         </w:rPr>
-        <w:t>2026-10-22 Thursday</w:t>
+        <w:t>2026-10-23 Friday</w:t>
       </w:r>
     </w:p>
     <w:tbl>
@@ -40,7 +40,7 @@
                 <w:rFonts w:ascii="TimeNewRoman" w:hAnsi="TimeNewRoman"/>
                 <w:sz w:val="30"/>
               </w:rPr>
-              <w:t>668×5=3340</w:t>
+              <w:t>551×7=3857</w:t>
             </w:r>
           </w:p>
         </w:tc>
@@ -57,7 +57,7 @@
                 <w:rFonts w:ascii="TimeNewRoman" w:hAnsi="TimeNewRoman"/>
                 <w:sz w:val="30"/>
               </w:rPr>
-              <w:t>938×2=1876</w:t>
+              <w:t>336×5=1680</w:t>
             </w:r>
           </w:p>
         </w:tc>
@@ -74,7 +74,7 @@
                 <w:rFonts w:ascii="TimeNewRoman" w:hAnsi="TimeNewRoman"/>
                 <w:sz w:val="30"/>
               </w:rPr>
-              <w:t>955×4=3820</w:t>
+              <w:t>505×9=4545</w:t>
             </w:r>
           </w:p>
         </w:tc>
@@ -91,7 +91,7 @@
                 <w:rFonts w:ascii="TimeNewRoman" w:hAnsi="TimeNewRoman"/>
                 <w:sz w:val="30"/>
               </w:rPr>
-              <w:t>400×4=1600</w:t>
+              <w:t>307×8=2456</w:t>
             </w:r>
           </w:p>
         </w:tc>
@@ -108,7 +108,7 @@
                 <w:rFonts w:ascii="TimeNewRoman" w:hAnsi="TimeNewRoman"/>
                 <w:sz w:val="30"/>
               </w:rPr>
-              <w:t>428×3=1284</w:t>
+              <w:t>994×2=1988</w:t>
             </w:r>
           </w:p>
         </w:tc>
@@ -223,7 +223,7 @@
                 <w:rFonts w:ascii="TimeNewRoman" w:hAnsi="TimeNewRoman"/>
                 <w:sz w:val="30"/>
               </w:rPr>
-              <w:t>733×2=1466</w:t>
+              <w:t>387×4=1548</w:t>
             </w:r>
           </w:p>
         </w:tc>
@@ -240,7 +240,7 @@
                 <w:rFonts w:ascii="TimeNewRoman" w:hAnsi="TimeNewRoman"/>
                 <w:sz w:val="30"/>
               </w:rPr>
-              <w:t>224×8=1792</w:t>
+              <w:t>317×4=1268</w:t>
             </w:r>
           </w:p>
         </w:tc>
@@ -257,7 +257,7 @@
                 <w:rFonts w:ascii="TimeNewRoman" w:hAnsi="TimeNewRoman"/>
                 <w:sz w:val="30"/>
               </w:rPr>
-              <w:t>377×5=1885</w:t>
+              <w:t>734×6=4404</w:t>
             </w:r>
           </w:p>
         </w:tc>
@@ -274,7 +274,7 @@
                 <w:rFonts w:ascii="TimeNewRoman" w:hAnsi="TimeNewRoman"/>
                 <w:sz w:val="30"/>
               </w:rPr>
-              <w:t>317×9=2853</w:t>
+              <w:t>522×7=3654</w:t>
             </w:r>
           </w:p>
         </w:tc>
@@ -291,7 +291,7 @@
                 <w:rFonts w:ascii="TimeNewRoman" w:hAnsi="TimeNewRoman"/>
                 <w:sz w:val="30"/>
               </w:rPr>
-              <w:t>273×3=819</w:t>
+              <w:t>174×3=522</w:t>
             </w:r>
           </w:p>
         </w:tc>
@@ -438,7 +438,7 @@
                 <w:rFonts w:ascii="TimeNewRoman" w:hAnsi="TimeNewRoman"/>
                 <w:sz w:val="30"/>
               </w:rPr>
-              <w:t>150×6=900</w:t>
+              <w:t>480×4=1920</w:t>
             </w:r>
           </w:p>
         </w:tc>
@@ -455,7 +455,7 @@
                 <w:rFonts w:ascii="TimeNewRoman" w:hAnsi="TimeNewRoman"/>
                 <w:sz w:val="30"/>
               </w:rPr>
-              <w:t>790×9=7110</w:t>
+              <w:t>556×3=1668</w:t>
             </w:r>
           </w:p>
         </w:tc>
@@ -472,7 +472,7 @@
                 <w:rFonts w:ascii="TimeNewRoman" w:hAnsi="TimeNewRoman"/>
                 <w:sz w:val="30"/>
               </w:rPr>
-              <w:t>369×5=1845</w:t>
+              <w:t>857×6=5142</w:t>
             </w:r>
           </w:p>
         </w:tc>
@@ -489,7 +489,7 @@
                 <w:rFonts w:ascii="TimeNewRoman" w:hAnsi="TimeNewRoman"/>
                 <w:sz w:val="30"/>
               </w:rPr>
-              <w:t>659×3=1977</w:t>
+              <w:t>782×8=6256</w:t>
             </w:r>
           </w:p>
         </w:tc>
@@ -506,7 +506,7 @@
                 <w:rFonts w:ascii="TimeNewRoman" w:hAnsi="TimeNewRoman"/>
                 <w:sz w:val="30"/>
               </w:rPr>
-              <w:t>306×7=2142</w:t>
+              <w:t>472×9=4248</w:t>
             </w:r>
           </w:p>
         </w:tc>
@@ -653,7 +653,7 @@
                 <w:rFonts w:ascii="TimeNewRoman" w:hAnsi="TimeNewRoman"/>
                 <w:sz w:val="30"/>
               </w:rPr>
-              <w:t>696×9=6264</w:t>
+              <w:t>603×2=1206</w:t>
             </w:r>
           </w:p>
         </w:tc>
@@ -670,7 +670,7 @@
                 <w:rFonts w:ascii="TimeNewRoman" w:hAnsi="TimeNewRoman"/>
                 <w:sz w:val="30"/>
               </w:rPr>
-              <w:t>573×4=2292</w:t>
+              <w:t>727×2=1454</w:t>
             </w:r>
           </w:p>
         </w:tc>
@@ -687,7 +687,7 @@
                 <w:rFonts w:ascii="TimeNewRoman" w:hAnsi="TimeNewRoman"/>
                 <w:sz w:val="30"/>
               </w:rPr>
-              <w:t>799×6=4794</w:t>
+              <w:t>726×4=2904</w:t>
             </w:r>
           </w:p>
         </w:tc>
@@ -704,7 +704,7 @@
                 <w:rFonts w:ascii="TimeNewRoman" w:hAnsi="TimeNewRoman"/>
                 <w:sz w:val="30"/>
               </w:rPr>
-              <w:t>690×6=4140</w:t>
+              <w:t>628×8=5024</w:t>
             </w:r>
           </w:p>
         </w:tc>
@@ -721,7 +721,7 @@
                 <w:rFonts w:ascii="TimeNewRoman" w:hAnsi="TimeNewRoman"/>
                 <w:sz w:val="30"/>
               </w:rPr>
-              <w:t>212×4=848</w:t>
+              <w:t>161×7=1127</w:t>
             </w:r>
           </w:p>
         </w:tc>
@@ -868,7 +868,7 @@
                 <w:rFonts w:ascii="TimeNewRoman" w:hAnsi="TimeNewRoman"/>
                 <w:sz w:val="30"/>
               </w:rPr>
-              <w:t>659×9=5931</w:t>
+              <w:t>219×5=1095</w:t>
             </w:r>
           </w:p>
         </w:tc>
@@ -885,7 +885,7 @@
                 <w:rFonts w:ascii="TimeNewRoman" w:hAnsi="TimeNewRoman"/>
                 <w:sz w:val="30"/>
               </w:rPr>
-              <w:t>837×8=6696</w:t>
+              <w:t>318×8=2544</w:t>
             </w:r>
           </w:p>
         </w:tc>
@@ -902,7 +902,7 @@
                 <w:rFonts w:ascii="TimeNewRoman" w:hAnsi="TimeNewRoman"/>
                 <w:sz w:val="30"/>
               </w:rPr>
-              <w:t>352×9=3168</w:t>
+              <w:t>271×5=1355</w:t>
             </w:r>
           </w:p>
         </w:tc>
@@ -919,7 +919,7 @@
                 <w:rFonts w:ascii="TimeNewRoman" w:hAnsi="TimeNewRoman"/>
                 <w:sz w:val="30"/>
               </w:rPr>
-              <w:t>926×4=3704</w:t>
+              <w:t>996×7=6972</w:t>
             </w:r>
           </w:p>
         </w:tc>
@@ -936,7 +936,7 @@
                 <w:rFonts w:ascii="TimeNewRoman" w:hAnsi="TimeNewRoman"/>
                 <w:sz w:val="30"/>
               </w:rPr>
-              <w:t>921×9=8289</w:t>
+              <w:t>199×4=796</w:t>
             </w:r>
           </w:p>
         </w:tc>

--- a/answers-of-three-digit_number_multiplied_by_one-digit_number.docx
+++ b/answers-of-three-digit_number_multiplied_by_one-digit_number.docx
@@ -40,7 +40,7 @@
                 <w:rFonts w:ascii="TimeNewRoman" w:hAnsi="TimeNewRoman"/>
                 <w:sz w:val="30"/>
               </w:rPr>
-              <w:t>551×7=3857</w:t>
+              <w:t>696×7=4872</w:t>
             </w:r>
           </w:p>
         </w:tc>
@@ -57,7 +57,7 @@
                 <w:rFonts w:ascii="TimeNewRoman" w:hAnsi="TimeNewRoman"/>
                 <w:sz w:val="30"/>
               </w:rPr>
-              <w:t>336×5=1680</w:t>
+              <w:t>970×8=7760</w:t>
             </w:r>
           </w:p>
         </w:tc>
@@ -74,7 +74,7 @@
                 <w:rFonts w:ascii="TimeNewRoman" w:hAnsi="TimeNewRoman"/>
                 <w:sz w:val="30"/>
               </w:rPr>
-              <w:t>505×9=4545</w:t>
+              <w:t>269×5=1345</w:t>
             </w:r>
           </w:p>
         </w:tc>
@@ -91,7 +91,7 @@
                 <w:rFonts w:ascii="TimeNewRoman" w:hAnsi="TimeNewRoman"/>
                 <w:sz w:val="30"/>
               </w:rPr>
-              <w:t>307×8=2456</w:t>
+              <w:t>216×4=864</w:t>
             </w:r>
           </w:p>
         </w:tc>
@@ -108,7 +108,7 @@
                 <w:rFonts w:ascii="TimeNewRoman" w:hAnsi="TimeNewRoman"/>
                 <w:sz w:val="30"/>
               </w:rPr>
-              <w:t>994×2=1988</w:t>
+              <w:t>685×7=4795</w:t>
             </w:r>
           </w:p>
         </w:tc>
@@ -223,7 +223,7 @@
                 <w:rFonts w:ascii="TimeNewRoman" w:hAnsi="TimeNewRoman"/>
                 <w:sz w:val="30"/>
               </w:rPr>
-              <w:t>387×4=1548</w:t>
+              <w:t>770×9=6930</w:t>
             </w:r>
           </w:p>
         </w:tc>
@@ -240,7 +240,7 @@
                 <w:rFonts w:ascii="TimeNewRoman" w:hAnsi="TimeNewRoman"/>
                 <w:sz w:val="30"/>
               </w:rPr>
-              <w:t>317×4=1268</w:t>
+              <w:t>128×6=768</w:t>
             </w:r>
           </w:p>
         </w:tc>
@@ -257,7 +257,7 @@
                 <w:rFonts w:ascii="TimeNewRoman" w:hAnsi="TimeNewRoman"/>
                 <w:sz w:val="30"/>
               </w:rPr>
-              <w:t>734×6=4404</w:t>
+              <w:t>322×3=966</w:t>
             </w:r>
           </w:p>
         </w:tc>
@@ -274,7 +274,7 @@
                 <w:rFonts w:ascii="TimeNewRoman" w:hAnsi="TimeNewRoman"/>
                 <w:sz w:val="30"/>
               </w:rPr>
-              <w:t>522×7=3654</w:t>
+              <w:t>978×3=2934</w:t>
             </w:r>
           </w:p>
         </w:tc>
@@ -291,7 +291,7 @@
                 <w:rFonts w:ascii="TimeNewRoman" w:hAnsi="TimeNewRoman"/>
                 <w:sz w:val="30"/>
               </w:rPr>
-              <w:t>174×3=522</w:t>
+              <w:t>204×7=1428</w:t>
             </w:r>
           </w:p>
         </w:tc>
@@ -438,7 +438,7 @@
                 <w:rFonts w:ascii="TimeNewRoman" w:hAnsi="TimeNewRoman"/>
                 <w:sz w:val="30"/>
               </w:rPr>
-              <w:t>480×4=1920</w:t>
+              <w:t>710×3=2130</w:t>
             </w:r>
           </w:p>
         </w:tc>
@@ -455,7 +455,7 @@
                 <w:rFonts w:ascii="TimeNewRoman" w:hAnsi="TimeNewRoman"/>
                 <w:sz w:val="30"/>
               </w:rPr>
-              <w:t>556×3=1668</w:t>
+              <w:t>123×7=861</w:t>
             </w:r>
           </w:p>
         </w:tc>
@@ -472,7 +472,7 @@
                 <w:rFonts w:ascii="TimeNewRoman" w:hAnsi="TimeNewRoman"/>
                 <w:sz w:val="30"/>
               </w:rPr>
-              <w:t>857×6=5142</w:t>
+              <w:t>368×2=736</w:t>
             </w:r>
           </w:p>
         </w:tc>
@@ -489,7 +489,7 @@
                 <w:rFonts w:ascii="TimeNewRoman" w:hAnsi="TimeNewRoman"/>
                 <w:sz w:val="30"/>
               </w:rPr>
-              <w:t>782×8=6256</w:t>
+              <w:t>714×3=2142</w:t>
             </w:r>
           </w:p>
         </w:tc>
@@ -506,7 +506,7 @@
                 <w:rFonts w:ascii="TimeNewRoman" w:hAnsi="TimeNewRoman"/>
                 <w:sz w:val="30"/>
               </w:rPr>
-              <w:t>472×9=4248</w:t>
+              <w:t>193×5=965</w:t>
             </w:r>
           </w:p>
         </w:tc>
@@ -653,7 +653,7 @@
                 <w:rFonts w:ascii="TimeNewRoman" w:hAnsi="TimeNewRoman"/>
                 <w:sz w:val="30"/>
               </w:rPr>
-              <w:t>603×2=1206</w:t>
+              <w:t>448×7=3136</w:t>
             </w:r>
           </w:p>
         </w:tc>
@@ -670,7 +670,7 @@
                 <w:rFonts w:ascii="TimeNewRoman" w:hAnsi="TimeNewRoman"/>
                 <w:sz w:val="30"/>
               </w:rPr>
-              <w:t>727×2=1454</w:t>
+              <w:t>505×5=2525</w:t>
             </w:r>
           </w:p>
         </w:tc>
@@ -687,7 +687,7 @@
                 <w:rFonts w:ascii="TimeNewRoman" w:hAnsi="TimeNewRoman"/>
                 <w:sz w:val="30"/>
               </w:rPr>
-              <w:t>726×4=2904</w:t>
+              <w:t>790×7=5530</w:t>
             </w:r>
           </w:p>
         </w:tc>
@@ -704,7 +704,7 @@
                 <w:rFonts w:ascii="TimeNewRoman" w:hAnsi="TimeNewRoman"/>
                 <w:sz w:val="30"/>
               </w:rPr>
-              <w:t>628×8=5024</w:t>
+              <w:t>895×7=6265</w:t>
             </w:r>
           </w:p>
         </w:tc>
@@ -721,7 +721,7 @@
                 <w:rFonts w:ascii="TimeNewRoman" w:hAnsi="TimeNewRoman"/>
                 <w:sz w:val="30"/>
               </w:rPr>
-              <w:t>161×7=1127</w:t>
+              <w:t>661×7=4627</w:t>
             </w:r>
           </w:p>
         </w:tc>
@@ -868,7 +868,7 @@
                 <w:rFonts w:ascii="TimeNewRoman" w:hAnsi="TimeNewRoman"/>
                 <w:sz w:val="30"/>
               </w:rPr>
-              <w:t>219×5=1095</w:t>
+              <w:t>129×8=1032</w:t>
             </w:r>
           </w:p>
         </w:tc>
@@ -885,7 +885,7 @@
                 <w:rFonts w:ascii="TimeNewRoman" w:hAnsi="TimeNewRoman"/>
                 <w:sz w:val="30"/>
               </w:rPr>
-              <w:t>318×8=2544</w:t>
+              <w:t>555×3=1665</w:t>
             </w:r>
           </w:p>
         </w:tc>
@@ -902,7 +902,7 @@
                 <w:rFonts w:ascii="TimeNewRoman" w:hAnsi="TimeNewRoman"/>
                 <w:sz w:val="30"/>
               </w:rPr>
-              <w:t>271×5=1355</w:t>
+              <w:t>838×6=5028</w:t>
             </w:r>
           </w:p>
         </w:tc>
@@ -919,7 +919,7 @@
                 <w:rFonts w:ascii="TimeNewRoman" w:hAnsi="TimeNewRoman"/>
                 <w:sz w:val="30"/>
               </w:rPr>
-              <w:t>996×7=6972</w:t>
+              <w:t>751×3=2253</w:t>
             </w:r>
           </w:p>
         </w:tc>
@@ -936,7 +936,7 @@
                 <w:rFonts w:ascii="TimeNewRoman" w:hAnsi="TimeNewRoman"/>
                 <w:sz w:val="30"/>
               </w:rPr>
-              <w:t>199×4=796</w:t>
+              <w:t>288×6=1728</w:t>
             </w:r>
           </w:p>
         </w:tc>

--- a/answers-of-three-digit_number_multiplied_by_one-digit_number.docx
+++ b/answers-of-three-digit_number_multiplied_by_one-digit_number.docx
@@ -11,7 +11,7 @@
           <w:rFonts w:ascii="Arial" w:hAnsi="Arial"/>
           <w:sz w:val="30"/>
         </w:rPr>
-        <w:t>2026-10-23 Friday</w:t>
+        <w:t>2026-10-24 Saturday</w:t>
       </w:r>
     </w:p>
     <w:tbl>
@@ -40,7 +40,7 @@
                 <w:rFonts w:ascii="TimeNewRoman" w:hAnsi="TimeNewRoman"/>
                 <w:sz w:val="30"/>
               </w:rPr>
-              <w:t>696×7=4872</w:t>
+              <w:t>200×5=1000</w:t>
             </w:r>
           </w:p>
         </w:tc>
@@ -57,7 +57,7 @@
                 <w:rFonts w:ascii="TimeNewRoman" w:hAnsi="TimeNewRoman"/>
                 <w:sz w:val="30"/>
               </w:rPr>
-              <w:t>970×8=7760</w:t>
+              <w:t>473×9=4257</w:t>
             </w:r>
           </w:p>
         </w:tc>
@@ -74,7 +74,7 @@
                 <w:rFonts w:ascii="TimeNewRoman" w:hAnsi="TimeNewRoman"/>
                 <w:sz w:val="30"/>
               </w:rPr>
-              <w:t>269×5=1345</w:t>
+              <w:t>792×5=3960</w:t>
             </w:r>
           </w:p>
         </w:tc>
@@ -91,7 +91,7 @@
                 <w:rFonts w:ascii="TimeNewRoman" w:hAnsi="TimeNewRoman"/>
                 <w:sz w:val="30"/>
               </w:rPr>
-              <w:t>216×4=864</w:t>
+              <w:t>594×3=1782</w:t>
             </w:r>
           </w:p>
         </w:tc>
@@ -108,7 +108,7 @@
                 <w:rFonts w:ascii="TimeNewRoman" w:hAnsi="TimeNewRoman"/>
                 <w:sz w:val="30"/>
               </w:rPr>
-              <w:t>685×7=4795</w:t>
+              <w:t>258×3=774</w:t>
             </w:r>
           </w:p>
         </w:tc>
@@ -223,7 +223,7 @@
                 <w:rFonts w:ascii="TimeNewRoman" w:hAnsi="TimeNewRoman"/>
                 <w:sz w:val="30"/>
               </w:rPr>
-              <w:t>770×9=6930</w:t>
+              <w:t>127×2=254</w:t>
             </w:r>
           </w:p>
         </w:tc>
@@ -240,7 +240,7 @@
                 <w:rFonts w:ascii="TimeNewRoman" w:hAnsi="TimeNewRoman"/>
                 <w:sz w:val="30"/>
               </w:rPr>
-              <w:t>128×6=768</w:t>
+              <w:t>552×3=1656</w:t>
             </w:r>
           </w:p>
         </w:tc>
@@ -257,7 +257,7 @@
                 <w:rFonts w:ascii="TimeNewRoman" w:hAnsi="TimeNewRoman"/>
                 <w:sz w:val="30"/>
               </w:rPr>
-              <w:t>322×3=966</w:t>
+              <w:t>505×5=2525</w:t>
             </w:r>
           </w:p>
         </w:tc>
@@ -274,7 +274,7 @@
                 <w:rFonts w:ascii="TimeNewRoman" w:hAnsi="TimeNewRoman"/>
                 <w:sz w:val="30"/>
               </w:rPr>
-              <w:t>978×3=2934</w:t>
+              <w:t>162×4=648</w:t>
             </w:r>
           </w:p>
         </w:tc>
@@ -291,7 +291,7 @@
                 <w:rFonts w:ascii="TimeNewRoman" w:hAnsi="TimeNewRoman"/>
                 <w:sz w:val="30"/>
               </w:rPr>
-              <w:t>204×7=1428</w:t>
+              <w:t>734×4=2936</w:t>
             </w:r>
           </w:p>
         </w:tc>
@@ -438,7 +438,7 @@
                 <w:rFonts w:ascii="TimeNewRoman" w:hAnsi="TimeNewRoman"/>
                 <w:sz w:val="30"/>
               </w:rPr>
-              <w:t>710×3=2130</w:t>
+              <w:t>607×7=4249</w:t>
             </w:r>
           </w:p>
         </w:tc>
@@ -455,7 +455,7 @@
                 <w:rFonts w:ascii="TimeNewRoman" w:hAnsi="TimeNewRoman"/>
                 <w:sz w:val="30"/>
               </w:rPr>
-              <w:t>123×7=861</w:t>
+              <w:t>198×5=990</w:t>
             </w:r>
           </w:p>
         </w:tc>
@@ -472,7 +472,7 @@
                 <w:rFonts w:ascii="TimeNewRoman" w:hAnsi="TimeNewRoman"/>
                 <w:sz w:val="30"/>
               </w:rPr>
-              <w:t>368×2=736</w:t>
+              <w:t>395×6=2370</w:t>
             </w:r>
           </w:p>
         </w:tc>
@@ -489,7 +489,7 @@
                 <w:rFonts w:ascii="TimeNewRoman" w:hAnsi="TimeNewRoman"/>
                 <w:sz w:val="30"/>
               </w:rPr>
-              <w:t>714×3=2142</w:t>
+              <w:t>103×2=206</w:t>
             </w:r>
           </w:p>
         </w:tc>
@@ -506,7 +506,7 @@
                 <w:rFonts w:ascii="TimeNewRoman" w:hAnsi="TimeNewRoman"/>
                 <w:sz w:val="30"/>
               </w:rPr>
-              <w:t>193×5=965</w:t>
+              <w:t>906×3=2718</w:t>
             </w:r>
           </w:p>
         </w:tc>
@@ -653,7 +653,7 @@
                 <w:rFonts w:ascii="TimeNewRoman" w:hAnsi="TimeNewRoman"/>
                 <w:sz w:val="30"/>
               </w:rPr>
-              <w:t>448×7=3136</w:t>
+              <w:t>600×7=4200</w:t>
             </w:r>
           </w:p>
         </w:tc>
@@ -670,7 +670,7 @@
                 <w:rFonts w:ascii="TimeNewRoman" w:hAnsi="TimeNewRoman"/>
                 <w:sz w:val="30"/>
               </w:rPr>
-              <w:t>505×5=2525</w:t>
+              <w:t>993×3=2979</w:t>
             </w:r>
           </w:p>
         </w:tc>
@@ -687,7 +687,7 @@
                 <w:rFonts w:ascii="TimeNewRoman" w:hAnsi="TimeNewRoman"/>
                 <w:sz w:val="30"/>
               </w:rPr>
-              <w:t>790×7=5530</w:t>
+              <w:t>958×9=8622</w:t>
             </w:r>
           </w:p>
         </w:tc>
@@ -704,7 +704,7 @@
                 <w:rFonts w:ascii="TimeNewRoman" w:hAnsi="TimeNewRoman"/>
                 <w:sz w:val="30"/>
               </w:rPr>
-              <w:t>895×7=6265</w:t>
+              <w:t>238×3=714</w:t>
             </w:r>
           </w:p>
         </w:tc>
@@ -721,7 +721,7 @@
                 <w:rFonts w:ascii="TimeNewRoman" w:hAnsi="TimeNewRoman"/>
                 <w:sz w:val="30"/>
               </w:rPr>
-              <w:t>661×7=4627</w:t>
+              <w:t>262×9=2358</w:t>
             </w:r>
           </w:p>
         </w:tc>
@@ -868,7 +868,7 @@
                 <w:rFonts w:ascii="TimeNewRoman" w:hAnsi="TimeNewRoman"/>
                 <w:sz w:val="30"/>
               </w:rPr>
-              <w:t>129×8=1032</w:t>
+              <w:t>304×6=1824</w:t>
             </w:r>
           </w:p>
         </w:tc>
@@ -885,7 +885,7 @@
                 <w:rFonts w:ascii="TimeNewRoman" w:hAnsi="TimeNewRoman"/>
                 <w:sz w:val="30"/>
               </w:rPr>
-              <w:t>555×3=1665</w:t>
+              <w:t>258×6=1548</w:t>
             </w:r>
           </w:p>
         </w:tc>
@@ -902,7 +902,7 @@
                 <w:rFonts w:ascii="TimeNewRoman" w:hAnsi="TimeNewRoman"/>
                 <w:sz w:val="30"/>
               </w:rPr>
-              <w:t>838×6=5028</w:t>
+              <w:t>376×5=1880</w:t>
             </w:r>
           </w:p>
         </w:tc>
@@ -919,7 +919,7 @@
                 <w:rFonts w:ascii="TimeNewRoman" w:hAnsi="TimeNewRoman"/>
                 <w:sz w:val="30"/>
               </w:rPr>
-              <w:t>751×3=2253</w:t>
+              <w:t>973×9=8757</w:t>
             </w:r>
           </w:p>
         </w:tc>
@@ -936,7 +936,7 @@
                 <w:rFonts w:ascii="TimeNewRoman" w:hAnsi="TimeNewRoman"/>
                 <w:sz w:val="30"/>
               </w:rPr>
-              <w:t>288×6=1728</w:t>
+              <w:t>853×6=5118</w:t>
             </w:r>
           </w:p>
         </w:tc>

--- a/answers-of-three-digit_number_multiplied_by_one-digit_number.docx
+++ b/answers-of-three-digit_number_multiplied_by_one-digit_number.docx
@@ -40,7 +40,7 @@
                 <w:rFonts w:ascii="TimeNewRoman" w:hAnsi="TimeNewRoman"/>
                 <w:sz w:val="30"/>
               </w:rPr>
-              <w:t>200×5=1000</w:t>
+              <w:t>132×7=924</w:t>
             </w:r>
           </w:p>
         </w:tc>
@@ -57,7 +57,7 @@
                 <w:rFonts w:ascii="TimeNewRoman" w:hAnsi="TimeNewRoman"/>
                 <w:sz w:val="30"/>
               </w:rPr>
-              <w:t>473×9=4257</w:t>
+              <w:t>222×9=1998</w:t>
             </w:r>
           </w:p>
         </w:tc>
@@ -74,7 +74,7 @@
                 <w:rFonts w:ascii="TimeNewRoman" w:hAnsi="TimeNewRoman"/>
                 <w:sz w:val="30"/>
               </w:rPr>
-              <w:t>792×5=3960</w:t>
+              <w:t>252×7=1764</w:t>
             </w:r>
           </w:p>
         </w:tc>
@@ -91,7 +91,7 @@
                 <w:rFonts w:ascii="TimeNewRoman" w:hAnsi="TimeNewRoman"/>
                 <w:sz w:val="30"/>
               </w:rPr>
-              <w:t>594×3=1782</w:t>
+              <w:t>740×6=4440</w:t>
             </w:r>
           </w:p>
         </w:tc>
@@ -108,7 +108,7 @@
                 <w:rFonts w:ascii="TimeNewRoman" w:hAnsi="TimeNewRoman"/>
                 <w:sz w:val="30"/>
               </w:rPr>
-              <w:t>258×3=774</w:t>
+              <w:t>273×7=1911</w:t>
             </w:r>
           </w:p>
         </w:tc>
@@ -223,7 +223,7 @@
                 <w:rFonts w:ascii="TimeNewRoman" w:hAnsi="TimeNewRoman"/>
                 <w:sz w:val="30"/>
               </w:rPr>
-              <w:t>127×2=254</w:t>
+              <w:t>174×4=696</w:t>
             </w:r>
           </w:p>
         </w:tc>
@@ -240,7 +240,7 @@
                 <w:rFonts w:ascii="TimeNewRoman" w:hAnsi="TimeNewRoman"/>
                 <w:sz w:val="30"/>
               </w:rPr>
-              <w:t>552×3=1656</w:t>
+              <w:t>812×4=3248</w:t>
             </w:r>
           </w:p>
         </w:tc>
@@ -257,7 +257,7 @@
                 <w:rFonts w:ascii="TimeNewRoman" w:hAnsi="TimeNewRoman"/>
                 <w:sz w:val="30"/>
               </w:rPr>
-              <w:t>505×5=2525</w:t>
+              <w:t>898×8=7184</w:t>
             </w:r>
           </w:p>
         </w:tc>
@@ -274,7 +274,7 @@
                 <w:rFonts w:ascii="TimeNewRoman" w:hAnsi="TimeNewRoman"/>
                 <w:sz w:val="30"/>
               </w:rPr>
-              <w:t>162×4=648</w:t>
+              <w:t>352×6=2112</w:t>
             </w:r>
           </w:p>
         </w:tc>
@@ -291,7 +291,7 @@
                 <w:rFonts w:ascii="TimeNewRoman" w:hAnsi="TimeNewRoman"/>
                 <w:sz w:val="30"/>
               </w:rPr>
-              <w:t>734×4=2936</w:t>
+              <w:t>781×8=6248</w:t>
             </w:r>
           </w:p>
         </w:tc>
@@ -438,7 +438,7 @@
                 <w:rFonts w:ascii="TimeNewRoman" w:hAnsi="TimeNewRoman"/>
                 <w:sz w:val="30"/>
               </w:rPr>
-              <w:t>607×7=4249</w:t>
+              <w:t>331×3=993</w:t>
             </w:r>
           </w:p>
         </w:tc>
@@ -455,7 +455,7 @@
                 <w:rFonts w:ascii="TimeNewRoman" w:hAnsi="TimeNewRoman"/>
                 <w:sz w:val="30"/>
               </w:rPr>
-              <w:t>198×5=990</w:t>
+              <w:t>551×5=2755</w:t>
             </w:r>
           </w:p>
         </w:tc>
@@ -472,7 +472,7 @@
                 <w:rFonts w:ascii="TimeNewRoman" w:hAnsi="TimeNewRoman"/>
                 <w:sz w:val="30"/>
               </w:rPr>
-              <w:t>395×6=2370</w:t>
+              <w:t>135×6=810</w:t>
             </w:r>
           </w:p>
         </w:tc>
@@ -489,7 +489,7 @@
                 <w:rFonts w:ascii="TimeNewRoman" w:hAnsi="TimeNewRoman"/>
                 <w:sz w:val="30"/>
               </w:rPr>
-              <w:t>103×2=206</w:t>
+              <w:t>183×7=1281</w:t>
             </w:r>
           </w:p>
         </w:tc>
@@ -506,7 +506,7 @@
                 <w:rFonts w:ascii="TimeNewRoman" w:hAnsi="TimeNewRoman"/>
                 <w:sz w:val="30"/>
               </w:rPr>
-              <w:t>906×3=2718</w:t>
+              <w:t>374×9=3366</w:t>
             </w:r>
           </w:p>
         </w:tc>
@@ -653,7 +653,7 @@
                 <w:rFonts w:ascii="TimeNewRoman" w:hAnsi="TimeNewRoman"/>
                 <w:sz w:val="30"/>
               </w:rPr>
-              <w:t>600×7=4200</w:t>
+              <w:t>784×7=5488</w:t>
             </w:r>
           </w:p>
         </w:tc>
@@ -670,7 +670,7 @@
                 <w:rFonts w:ascii="TimeNewRoman" w:hAnsi="TimeNewRoman"/>
                 <w:sz w:val="30"/>
               </w:rPr>
-              <w:t>993×3=2979</w:t>
+              <w:t>505×8=4040</w:t>
             </w:r>
           </w:p>
         </w:tc>
@@ -687,7 +687,7 @@
                 <w:rFonts w:ascii="TimeNewRoman" w:hAnsi="TimeNewRoman"/>
                 <w:sz w:val="30"/>
               </w:rPr>
-              <w:t>958×9=8622</w:t>
+              <w:t>765×4=3060</w:t>
             </w:r>
           </w:p>
         </w:tc>
@@ -704,7 +704,7 @@
                 <w:rFonts w:ascii="TimeNewRoman" w:hAnsi="TimeNewRoman"/>
                 <w:sz w:val="30"/>
               </w:rPr>
-              <w:t>238×3=714</w:t>
+              <w:t>764×4=3056</w:t>
             </w:r>
           </w:p>
         </w:tc>
@@ -721,7 +721,7 @@
                 <w:rFonts w:ascii="TimeNewRoman" w:hAnsi="TimeNewRoman"/>
                 <w:sz w:val="30"/>
               </w:rPr>
-              <w:t>262×9=2358</w:t>
+              <w:t>951×5=4755</w:t>
             </w:r>
           </w:p>
         </w:tc>
@@ -868,7 +868,7 @@
                 <w:rFonts w:ascii="TimeNewRoman" w:hAnsi="TimeNewRoman"/>
                 <w:sz w:val="30"/>
               </w:rPr>
-              <w:t>304×6=1824</w:t>
+              <w:t>531×2=1062</w:t>
             </w:r>
           </w:p>
         </w:tc>
@@ -885,7 +885,7 @@
                 <w:rFonts w:ascii="TimeNewRoman" w:hAnsi="TimeNewRoman"/>
                 <w:sz w:val="30"/>
               </w:rPr>
-              <w:t>258×6=1548</w:t>
+              <w:t>169×3=507</w:t>
             </w:r>
           </w:p>
         </w:tc>
@@ -902,7 +902,7 @@
                 <w:rFonts w:ascii="TimeNewRoman" w:hAnsi="TimeNewRoman"/>
                 <w:sz w:val="30"/>
               </w:rPr>
-              <w:t>376×5=1880</w:t>
+              <w:t>114×3=342</w:t>
             </w:r>
           </w:p>
         </w:tc>
@@ -919,7 +919,7 @@
                 <w:rFonts w:ascii="TimeNewRoman" w:hAnsi="TimeNewRoman"/>
                 <w:sz w:val="30"/>
               </w:rPr>
-              <w:t>973×9=8757</w:t>
+              <w:t>991×3=2973</w:t>
             </w:r>
           </w:p>
         </w:tc>
@@ -936,7 +936,7 @@
                 <w:rFonts w:ascii="TimeNewRoman" w:hAnsi="TimeNewRoman"/>
                 <w:sz w:val="30"/>
               </w:rPr>
-              <w:t>853×6=5118</w:t>
+              <w:t>419×3=1257</w:t>
             </w:r>
           </w:p>
         </w:tc>

--- a/answers-of-three-digit_number_multiplied_by_one-digit_number.docx
+++ b/answers-of-three-digit_number_multiplied_by_one-digit_number.docx
@@ -11,7 +11,7 @@
           <w:rFonts w:ascii="Arial" w:hAnsi="Arial"/>
           <w:sz w:val="30"/>
         </w:rPr>
-        <w:t>2026-10-24 Saturday</w:t>
+        <w:t>2026-10-25 Sunday</w:t>
       </w:r>
     </w:p>
     <w:tbl>
@@ -40,7 +40,7 @@
                 <w:rFonts w:ascii="TimeNewRoman" w:hAnsi="TimeNewRoman"/>
                 <w:sz w:val="30"/>
               </w:rPr>
-              <w:t>132×7=924</w:t>
+              <w:t>389×5=1945</w:t>
             </w:r>
           </w:p>
         </w:tc>
@@ -57,7 +57,7 @@
                 <w:rFonts w:ascii="TimeNewRoman" w:hAnsi="TimeNewRoman"/>
                 <w:sz w:val="30"/>
               </w:rPr>
-              <w:t>222×9=1998</w:t>
+              <w:t>207×9=1863</w:t>
             </w:r>
           </w:p>
         </w:tc>
@@ -74,7 +74,7 @@
                 <w:rFonts w:ascii="TimeNewRoman" w:hAnsi="TimeNewRoman"/>
                 <w:sz w:val="30"/>
               </w:rPr>
-              <w:t>252×7=1764</w:t>
+              <w:t>203×7=1421</w:t>
             </w:r>
           </w:p>
         </w:tc>
@@ -91,7 +91,7 @@
                 <w:rFonts w:ascii="TimeNewRoman" w:hAnsi="TimeNewRoman"/>
                 <w:sz w:val="30"/>
               </w:rPr>
-              <w:t>740×6=4440</w:t>
+              <w:t>191×7=1337</w:t>
             </w:r>
           </w:p>
         </w:tc>
@@ -108,7 +108,7 @@
                 <w:rFonts w:ascii="TimeNewRoman" w:hAnsi="TimeNewRoman"/>
                 <w:sz w:val="30"/>
               </w:rPr>
-              <w:t>273×7=1911</w:t>
+              <w:t>118×2=236</w:t>
             </w:r>
           </w:p>
         </w:tc>
@@ -223,7 +223,7 @@
                 <w:rFonts w:ascii="TimeNewRoman" w:hAnsi="TimeNewRoman"/>
                 <w:sz w:val="30"/>
               </w:rPr>
-              <w:t>174×4=696</w:t>
+              <w:t>830×6=4980</w:t>
             </w:r>
           </w:p>
         </w:tc>
@@ -240,7 +240,7 @@
                 <w:rFonts w:ascii="TimeNewRoman" w:hAnsi="TimeNewRoman"/>
                 <w:sz w:val="30"/>
               </w:rPr>
-              <w:t>812×4=3248</w:t>
+              <w:t>952×3=2856</w:t>
             </w:r>
           </w:p>
         </w:tc>
@@ -257,7 +257,7 @@
                 <w:rFonts w:ascii="TimeNewRoman" w:hAnsi="TimeNewRoman"/>
                 <w:sz w:val="30"/>
               </w:rPr>
-              <w:t>898×8=7184</w:t>
+              <w:t>953×5=4765</w:t>
             </w:r>
           </w:p>
         </w:tc>
@@ -274,7 +274,7 @@
                 <w:rFonts w:ascii="TimeNewRoman" w:hAnsi="TimeNewRoman"/>
                 <w:sz w:val="30"/>
               </w:rPr>
-              <w:t>352×6=2112</w:t>
+              <w:t>338×8=2704</w:t>
             </w:r>
           </w:p>
         </w:tc>
@@ -291,7 +291,7 @@
                 <w:rFonts w:ascii="TimeNewRoman" w:hAnsi="TimeNewRoman"/>
                 <w:sz w:val="30"/>
               </w:rPr>
-              <w:t>781×8=6248</w:t>
+              <w:t>811×5=4055</w:t>
             </w:r>
           </w:p>
         </w:tc>
@@ -438,7 +438,7 @@
                 <w:rFonts w:ascii="TimeNewRoman" w:hAnsi="TimeNewRoman"/>
                 <w:sz w:val="30"/>
               </w:rPr>
-              <w:t>331×3=993</w:t>
+              <w:t>396×7=2772</w:t>
             </w:r>
           </w:p>
         </w:tc>
@@ -455,7 +455,7 @@
                 <w:rFonts w:ascii="TimeNewRoman" w:hAnsi="TimeNewRoman"/>
                 <w:sz w:val="30"/>
               </w:rPr>
-              <w:t>551×5=2755</w:t>
+              <w:t>283×7=1981</w:t>
             </w:r>
           </w:p>
         </w:tc>
@@ -472,7 +472,7 @@
                 <w:rFonts w:ascii="TimeNewRoman" w:hAnsi="TimeNewRoman"/>
                 <w:sz w:val="30"/>
               </w:rPr>
-              <w:t>135×6=810</w:t>
+              <w:t>427×8=3416</w:t>
             </w:r>
           </w:p>
         </w:tc>
@@ -489,7 +489,7 @@
                 <w:rFonts w:ascii="TimeNewRoman" w:hAnsi="TimeNewRoman"/>
                 <w:sz w:val="30"/>
               </w:rPr>
-              <w:t>183×7=1281</w:t>
+              <w:t>362×6=2172</w:t>
             </w:r>
           </w:p>
         </w:tc>
@@ -506,7 +506,7 @@
                 <w:rFonts w:ascii="TimeNewRoman" w:hAnsi="TimeNewRoman"/>
                 <w:sz w:val="30"/>
               </w:rPr>
-              <w:t>374×9=3366</w:t>
+              <w:t>942×4=3768</w:t>
             </w:r>
           </w:p>
         </w:tc>
@@ -653,7 +653,7 @@
                 <w:rFonts w:ascii="TimeNewRoman" w:hAnsi="TimeNewRoman"/>
                 <w:sz w:val="30"/>
               </w:rPr>
-              <w:t>784×7=5488</w:t>
+              <w:t>775×4=3100</w:t>
             </w:r>
           </w:p>
         </w:tc>
@@ -670,7 +670,7 @@
                 <w:rFonts w:ascii="TimeNewRoman" w:hAnsi="TimeNewRoman"/>
                 <w:sz w:val="30"/>
               </w:rPr>
-              <w:t>505×8=4040</w:t>
+              <w:t>510×8=4080</w:t>
             </w:r>
           </w:p>
         </w:tc>
@@ -687,7 +687,7 @@
                 <w:rFonts w:ascii="TimeNewRoman" w:hAnsi="TimeNewRoman"/>
                 <w:sz w:val="30"/>
               </w:rPr>
-              <w:t>765×4=3060</w:t>
+              <w:t>465×5=2325</w:t>
             </w:r>
           </w:p>
         </w:tc>
@@ -704,7 +704,7 @@
                 <w:rFonts w:ascii="TimeNewRoman" w:hAnsi="TimeNewRoman"/>
                 <w:sz w:val="30"/>
               </w:rPr>
-              <w:t>764×4=3056</w:t>
+              <w:t>797×3=2391</w:t>
             </w:r>
           </w:p>
         </w:tc>
@@ -721,7 +721,7 @@
                 <w:rFonts w:ascii="TimeNewRoman" w:hAnsi="TimeNewRoman"/>
                 <w:sz w:val="30"/>
               </w:rPr>
-              <w:t>951×5=4755</w:t>
+              <w:t>229×9=2061</w:t>
             </w:r>
           </w:p>
         </w:tc>
@@ -868,7 +868,7 @@
                 <w:rFonts w:ascii="TimeNewRoman" w:hAnsi="TimeNewRoman"/>
                 <w:sz w:val="30"/>
               </w:rPr>
-              <w:t>531×2=1062</w:t>
+              <w:t>483×8=3864</w:t>
             </w:r>
           </w:p>
         </w:tc>
@@ -885,7 +885,7 @@
                 <w:rFonts w:ascii="TimeNewRoman" w:hAnsi="TimeNewRoman"/>
                 <w:sz w:val="30"/>
               </w:rPr>
-              <w:t>169×3=507</w:t>
+              <w:t>703×5=3515</w:t>
             </w:r>
           </w:p>
         </w:tc>
@@ -902,7 +902,7 @@
                 <w:rFonts w:ascii="TimeNewRoman" w:hAnsi="TimeNewRoman"/>
                 <w:sz w:val="30"/>
               </w:rPr>
-              <w:t>114×3=342</w:t>
+              <w:t>287×5=1435</w:t>
             </w:r>
           </w:p>
         </w:tc>
@@ -919,7 +919,7 @@
                 <w:rFonts w:ascii="TimeNewRoman" w:hAnsi="TimeNewRoman"/>
                 <w:sz w:val="30"/>
               </w:rPr>
-              <w:t>991×3=2973</w:t>
+              <w:t>199×4=796</w:t>
             </w:r>
           </w:p>
         </w:tc>
@@ -936,7 +936,7 @@
                 <w:rFonts w:ascii="TimeNewRoman" w:hAnsi="TimeNewRoman"/>
                 <w:sz w:val="30"/>
               </w:rPr>
-              <w:t>419×3=1257</w:t>
+              <w:t>880×5=4400</w:t>
             </w:r>
           </w:p>
         </w:tc>

--- a/answers-of-three-digit_number_multiplied_by_one-digit_number.docx
+++ b/answers-of-three-digit_number_multiplied_by_one-digit_number.docx
@@ -40,7 +40,7 @@
                 <w:rFonts w:ascii="TimeNewRoman" w:hAnsi="TimeNewRoman"/>
                 <w:sz w:val="30"/>
               </w:rPr>
-              <w:t>389×5=1945</w:t>
+              <w:t>312×3=936</w:t>
             </w:r>
           </w:p>
         </w:tc>
@@ -57,7 +57,7 @@
                 <w:rFonts w:ascii="TimeNewRoman" w:hAnsi="TimeNewRoman"/>
                 <w:sz w:val="30"/>
               </w:rPr>
-              <w:t>207×9=1863</w:t>
+              <w:t>921×6=5526</w:t>
             </w:r>
           </w:p>
         </w:tc>
@@ -74,7 +74,7 @@
                 <w:rFonts w:ascii="TimeNewRoman" w:hAnsi="TimeNewRoman"/>
                 <w:sz w:val="30"/>
               </w:rPr>
-              <w:t>203×7=1421</w:t>
+              <w:t>977×2=1954</w:t>
             </w:r>
           </w:p>
         </w:tc>
@@ -91,7 +91,7 @@
                 <w:rFonts w:ascii="TimeNewRoman" w:hAnsi="TimeNewRoman"/>
                 <w:sz w:val="30"/>
               </w:rPr>
-              <w:t>191×7=1337</w:t>
+              <w:t>142×4=568</w:t>
             </w:r>
           </w:p>
         </w:tc>
@@ -108,7 +108,7 @@
                 <w:rFonts w:ascii="TimeNewRoman" w:hAnsi="TimeNewRoman"/>
                 <w:sz w:val="30"/>
               </w:rPr>
-              <w:t>118×2=236</w:t>
+              <w:t>312×9=2808</w:t>
             </w:r>
           </w:p>
         </w:tc>
@@ -223,7 +223,7 @@
                 <w:rFonts w:ascii="TimeNewRoman" w:hAnsi="TimeNewRoman"/>
                 <w:sz w:val="30"/>
               </w:rPr>
-              <w:t>830×6=4980</w:t>
+              <w:t>772×3=2316</w:t>
             </w:r>
           </w:p>
         </w:tc>
@@ -240,7 +240,7 @@
                 <w:rFonts w:ascii="TimeNewRoman" w:hAnsi="TimeNewRoman"/>
                 <w:sz w:val="30"/>
               </w:rPr>
-              <w:t>952×3=2856</w:t>
+              <w:t>880×9=7920</w:t>
             </w:r>
           </w:p>
         </w:tc>
@@ -257,7 +257,7 @@
                 <w:rFonts w:ascii="TimeNewRoman" w:hAnsi="TimeNewRoman"/>
                 <w:sz w:val="30"/>
               </w:rPr>
-              <w:t>953×5=4765</w:t>
+              <w:t>377×4=1508</w:t>
             </w:r>
           </w:p>
         </w:tc>
@@ -274,7 +274,7 @@
                 <w:rFonts w:ascii="TimeNewRoman" w:hAnsi="TimeNewRoman"/>
                 <w:sz w:val="30"/>
               </w:rPr>
-              <w:t>338×8=2704</w:t>
+              <w:t>279×5=1395</w:t>
             </w:r>
           </w:p>
         </w:tc>
@@ -291,7 +291,7 @@
                 <w:rFonts w:ascii="TimeNewRoman" w:hAnsi="TimeNewRoman"/>
                 <w:sz w:val="30"/>
               </w:rPr>
-              <w:t>811×5=4055</w:t>
+              <w:t>440×9=3960</w:t>
             </w:r>
           </w:p>
         </w:tc>
@@ -438,7 +438,7 @@
                 <w:rFonts w:ascii="TimeNewRoman" w:hAnsi="TimeNewRoman"/>
                 <w:sz w:val="30"/>
               </w:rPr>
-              <w:t>396×7=2772</w:t>
+              <w:t>791×3=2373</w:t>
             </w:r>
           </w:p>
         </w:tc>
@@ -455,7 +455,7 @@
                 <w:rFonts w:ascii="TimeNewRoman" w:hAnsi="TimeNewRoman"/>
                 <w:sz w:val="30"/>
               </w:rPr>
-              <w:t>283×7=1981</w:t>
+              <w:t>149×4=596</w:t>
             </w:r>
           </w:p>
         </w:tc>
@@ -472,7 +472,7 @@
                 <w:rFonts w:ascii="TimeNewRoman" w:hAnsi="TimeNewRoman"/>
                 <w:sz w:val="30"/>
               </w:rPr>
-              <w:t>427×8=3416</w:t>
+              <w:t>597×9=5373</w:t>
             </w:r>
           </w:p>
         </w:tc>
@@ -489,7 +489,7 @@
                 <w:rFonts w:ascii="TimeNewRoman" w:hAnsi="TimeNewRoman"/>
                 <w:sz w:val="30"/>
               </w:rPr>
-              <w:t>362×6=2172</w:t>
+              <w:t>391×3=1173</w:t>
             </w:r>
           </w:p>
         </w:tc>
@@ -506,7 +506,7 @@
                 <w:rFonts w:ascii="TimeNewRoman" w:hAnsi="TimeNewRoman"/>
                 <w:sz w:val="30"/>
               </w:rPr>
-              <w:t>942×4=3768</w:t>
+              <w:t>317×5=1585</w:t>
             </w:r>
           </w:p>
         </w:tc>
@@ -653,7 +653,7 @@
                 <w:rFonts w:ascii="TimeNewRoman" w:hAnsi="TimeNewRoman"/>
                 <w:sz w:val="30"/>
               </w:rPr>
-              <w:t>775×4=3100</w:t>
+              <w:t>481×2=962</w:t>
             </w:r>
           </w:p>
         </w:tc>
@@ -670,7 +670,7 @@
                 <w:rFonts w:ascii="TimeNewRoman" w:hAnsi="TimeNewRoman"/>
                 <w:sz w:val="30"/>
               </w:rPr>
-              <w:t>510×8=4080</w:t>
+              <w:t>207×3=621</w:t>
             </w:r>
           </w:p>
         </w:tc>
@@ -687,7 +687,7 @@
                 <w:rFonts w:ascii="TimeNewRoman" w:hAnsi="TimeNewRoman"/>
                 <w:sz w:val="30"/>
               </w:rPr>
-              <w:t>465×5=2325</w:t>
+              <w:t>469×8=3752</w:t>
             </w:r>
           </w:p>
         </w:tc>
@@ -704,7 +704,7 @@
                 <w:rFonts w:ascii="TimeNewRoman" w:hAnsi="TimeNewRoman"/>
                 <w:sz w:val="30"/>
               </w:rPr>
-              <w:t>797×3=2391</w:t>
+              <w:t>337×5=1685</w:t>
             </w:r>
           </w:p>
         </w:tc>
@@ -721,7 +721,7 @@
                 <w:rFonts w:ascii="TimeNewRoman" w:hAnsi="TimeNewRoman"/>
                 <w:sz w:val="30"/>
               </w:rPr>
-              <w:t>229×9=2061</w:t>
+              <w:t>430×4=1720</w:t>
             </w:r>
           </w:p>
         </w:tc>
@@ -868,7 +868,7 @@
                 <w:rFonts w:ascii="TimeNewRoman" w:hAnsi="TimeNewRoman"/>
                 <w:sz w:val="30"/>
               </w:rPr>
-              <w:t>483×8=3864</w:t>
+              <w:t>483×6=2898</w:t>
             </w:r>
           </w:p>
         </w:tc>
@@ -885,7 +885,7 @@
                 <w:rFonts w:ascii="TimeNewRoman" w:hAnsi="TimeNewRoman"/>
                 <w:sz w:val="30"/>
               </w:rPr>
-              <w:t>703×5=3515</w:t>
+              <w:t>645×3=1935</w:t>
             </w:r>
           </w:p>
         </w:tc>
@@ -902,7 +902,7 @@
                 <w:rFonts w:ascii="TimeNewRoman" w:hAnsi="TimeNewRoman"/>
                 <w:sz w:val="30"/>
               </w:rPr>
-              <w:t>287×5=1435</w:t>
+              <w:t>678×6=4068</w:t>
             </w:r>
           </w:p>
         </w:tc>
@@ -919,7 +919,7 @@
                 <w:rFonts w:ascii="TimeNewRoman" w:hAnsi="TimeNewRoman"/>
                 <w:sz w:val="30"/>
               </w:rPr>
-              <w:t>199×4=796</w:t>
+              <w:t>244×7=1708</w:t>
             </w:r>
           </w:p>
         </w:tc>
@@ -936,7 +936,7 @@
                 <w:rFonts w:ascii="TimeNewRoman" w:hAnsi="TimeNewRoman"/>
                 <w:sz w:val="30"/>
               </w:rPr>
-              <w:t>880×5=4400</w:t>
+              <w:t>361×3=1083</w:t>
             </w:r>
           </w:p>
         </w:tc>

--- a/answers-of-three-digit_number_multiplied_by_one-digit_number.docx
+++ b/answers-of-three-digit_number_multiplied_by_one-digit_number.docx
@@ -11,7 +11,7 @@
           <w:rFonts w:ascii="Arial" w:hAnsi="Arial"/>
           <w:sz w:val="30"/>
         </w:rPr>
-        <w:t>2026-10-25 Sunday</w:t>
+        <w:t>2026-10-26 Monday</w:t>
       </w:r>
     </w:p>
     <w:tbl>
@@ -40,7 +40,7 @@
                 <w:rFonts w:ascii="TimeNewRoman" w:hAnsi="TimeNewRoman"/>
                 <w:sz w:val="30"/>
               </w:rPr>
-              <w:t>312×3=936</w:t>
+              <w:t>139×5=695</w:t>
             </w:r>
           </w:p>
         </w:tc>
@@ -57,7 +57,7 @@
                 <w:rFonts w:ascii="TimeNewRoman" w:hAnsi="TimeNewRoman"/>
                 <w:sz w:val="30"/>
               </w:rPr>
-              <w:t>921×6=5526</w:t>
+              <w:t>489×6=2934</w:t>
             </w:r>
           </w:p>
         </w:tc>
@@ -74,7 +74,7 @@
                 <w:rFonts w:ascii="TimeNewRoman" w:hAnsi="TimeNewRoman"/>
                 <w:sz w:val="30"/>
               </w:rPr>
-              <w:t>977×2=1954</w:t>
+              <w:t>627×9=5643</w:t>
             </w:r>
           </w:p>
         </w:tc>
@@ -91,7 +91,7 @@
                 <w:rFonts w:ascii="TimeNewRoman" w:hAnsi="TimeNewRoman"/>
                 <w:sz w:val="30"/>
               </w:rPr>
-              <w:t>142×4=568</w:t>
+              <w:t>572×3=1716</w:t>
             </w:r>
           </w:p>
         </w:tc>
@@ -108,7 +108,7 @@
                 <w:rFonts w:ascii="TimeNewRoman" w:hAnsi="TimeNewRoman"/>
                 <w:sz w:val="30"/>
               </w:rPr>
-              <w:t>312×9=2808</w:t>
+              <w:t>984×8=7872</w:t>
             </w:r>
           </w:p>
         </w:tc>
@@ -223,7 +223,7 @@
                 <w:rFonts w:ascii="TimeNewRoman" w:hAnsi="TimeNewRoman"/>
                 <w:sz w:val="30"/>
               </w:rPr>
-              <w:t>772×3=2316</w:t>
+              <w:t>151×2=302</w:t>
             </w:r>
           </w:p>
         </w:tc>
@@ -240,7 +240,7 @@
                 <w:rFonts w:ascii="TimeNewRoman" w:hAnsi="TimeNewRoman"/>
                 <w:sz w:val="30"/>
               </w:rPr>
-              <w:t>880×9=7920</w:t>
+              <w:t>323×8=2584</w:t>
             </w:r>
           </w:p>
         </w:tc>
@@ -257,7 +257,7 @@
                 <w:rFonts w:ascii="TimeNewRoman" w:hAnsi="TimeNewRoman"/>
                 <w:sz w:val="30"/>
               </w:rPr>
-              <w:t>377×4=1508</w:t>
+              <w:t>472×3=1416</w:t>
             </w:r>
           </w:p>
         </w:tc>
@@ -274,7 +274,7 @@
                 <w:rFonts w:ascii="TimeNewRoman" w:hAnsi="TimeNewRoman"/>
                 <w:sz w:val="30"/>
               </w:rPr>
-              <w:t>279×5=1395</w:t>
+              <w:t>696×5=3480</w:t>
             </w:r>
           </w:p>
         </w:tc>
@@ -291,7 +291,7 @@
                 <w:rFonts w:ascii="TimeNewRoman" w:hAnsi="TimeNewRoman"/>
                 <w:sz w:val="30"/>
               </w:rPr>
-              <w:t>440×9=3960</w:t>
+              <w:t>404×5=2020</w:t>
             </w:r>
           </w:p>
         </w:tc>
@@ -438,7 +438,7 @@
                 <w:rFonts w:ascii="TimeNewRoman" w:hAnsi="TimeNewRoman"/>
                 <w:sz w:val="30"/>
               </w:rPr>
-              <w:t>791×3=2373</w:t>
+              <w:t>576×7=4032</w:t>
             </w:r>
           </w:p>
         </w:tc>
@@ -455,7 +455,7 @@
                 <w:rFonts w:ascii="TimeNewRoman" w:hAnsi="TimeNewRoman"/>
                 <w:sz w:val="30"/>
               </w:rPr>
-              <w:t>149×4=596</w:t>
+              <w:t>346×7=2422</w:t>
             </w:r>
           </w:p>
         </w:tc>
@@ -472,7 +472,7 @@
                 <w:rFonts w:ascii="TimeNewRoman" w:hAnsi="TimeNewRoman"/>
                 <w:sz w:val="30"/>
               </w:rPr>
-              <w:t>597×9=5373</w:t>
+              <w:t>870×5=4350</w:t>
             </w:r>
           </w:p>
         </w:tc>
@@ -489,7 +489,7 @@
                 <w:rFonts w:ascii="TimeNewRoman" w:hAnsi="TimeNewRoman"/>
                 <w:sz w:val="30"/>
               </w:rPr>
-              <w:t>391×3=1173</w:t>
+              <w:t>554×8=4432</w:t>
             </w:r>
           </w:p>
         </w:tc>
@@ -506,7 +506,7 @@
                 <w:rFonts w:ascii="TimeNewRoman" w:hAnsi="TimeNewRoman"/>
                 <w:sz w:val="30"/>
               </w:rPr>
-              <w:t>317×5=1585</w:t>
+              <w:t>596×6=3576</w:t>
             </w:r>
           </w:p>
         </w:tc>
@@ -653,7 +653,7 @@
                 <w:rFonts w:ascii="TimeNewRoman" w:hAnsi="TimeNewRoman"/>
                 <w:sz w:val="30"/>
               </w:rPr>
-              <w:t>481×2=962</w:t>
+              <w:t>311×5=1555</w:t>
             </w:r>
           </w:p>
         </w:tc>
@@ -670,7 +670,7 @@
                 <w:rFonts w:ascii="TimeNewRoman" w:hAnsi="TimeNewRoman"/>
                 <w:sz w:val="30"/>
               </w:rPr>
-              <w:t>207×3=621</w:t>
+              <w:t>934×8=7472</w:t>
             </w:r>
           </w:p>
         </w:tc>
@@ -687,7 +687,7 @@
                 <w:rFonts w:ascii="TimeNewRoman" w:hAnsi="TimeNewRoman"/>
                 <w:sz w:val="30"/>
               </w:rPr>
-              <w:t>469×8=3752</w:t>
+              <w:t>507×3=1521</w:t>
             </w:r>
           </w:p>
         </w:tc>
@@ -704,7 +704,7 @@
                 <w:rFonts w:ascii="TimeNewRoman" w:hAnsi="TimeNewRoman"/>
                 <w:sz w:val="30"/>
               </w:rPr>
-              <w:t>337×5=1685</w:t>
+              <w:t>205×7=1435</w:t>
             </w:r>
           </w:p>
         </w:tc>
@@ -721,7 +721,7 @@
                 <w:rFonts w:ascii="TimeNewRoman" w:hAnsi="TimeNewRoman"/>
                 <w:sz w:val="30"/>
               </w:rPr>
-              <w:t>430×4=1720</w:t>
+              <w:t>383×2=766</w:t>
             </w:r>
           </w:p>
         </w:tc>
@@ -868,7 +868,7 @@
                 <w:rFonts w:ascii="TimeNewRoman" w:hAnsi="TimeNewRoman"/>
                 <w:sz w:val="30"/>
               </w:rPr>
-              <w:t>483×6=2898</w:t>
+              <w:t>815×8=6520</w:t>
             </w:r>
           </w:p>
         </w:tc>
@@ -885,7 +885,7 @@
                 <w:rFonts w:ascii="TimeNewRoman" w:hAnsi="TimeNewRoman"/>
                 <w:sz w:val="30"/>
               </w:rPr>
-              <w:t>645×3=1935</w:t>
+              <w:t>825×2=1650</w:t>
             </w:r>
           </w:p>
         </w:tc>
@@ -902,7 +902,7 @@
                 <w:rFonts w:ascii="TimeNewRoman" w:hAnsi="TimeNewRoman"/>
                 <w:sz w:val="30"/>
               </w:rPr>
-              <w:t>678×6=4068</w:t>
+              <w:t>706×3=2118</w:t>
             </w:r>
           </w:p>
         </w:tc>
@@ -919,7 +919,7 @@
                 <w:rFonts w:ascii="TimeNewRoman" w:hAnsi="TimeNewRoman"/>
                 <w:sz w:val="30"/>
               </w:rPr>
-              <w:t>244×7=1708</w:t>
+              <w:t>540×2=1080</w:t>
             </w:r>
           </w:p>
         </w:tc>
@@ -936,7 +936,7 @@
                 <w:rFonts w:ascii="TimeNewRoman" w:hAnsi="TimeNewRoman"/>
                 <w:sz w:val="30"/>
               </w:rPr>
-              <w:t>361×3=1083</w:t>
+              <w:t>356×7=2492</w:t>
             </w:r>
           </w:p>
         </w:tc>

--- a/answers-of-three-digit_number_multiplied_by_one-digit_number.docx
+++ b/answers-of-three-digit_number_multiplied_by_one-digit_number.docx
@@ -40,7 +40,7 @@
                 <w:rFonts w:ascii="TimeNewRoman" w:hAnsi="TimeNewRoman"/>
                 <w:sz w:val="30"/>
               </w:rPr>
-              <w:t>139×5=695</w:t>
+              <w:t>564×2=1128</w:t>
             </w:r>
           </w:p>
         </w:tc>
@@ -57,7 +57,7 @@
                 <w:rFonts w:ascii="TimeNewRoman" w:hAnsi="TimeNewRoman"/>
                 <w:sz w:val="30"/>
               </w:rPr>
-              <w:t>489×6=2934</w:t>
+              <w:t>457×2=914</w:t>
             </w:r>
           </w:p>
         </w:tc>
@@ -74,7 +74,7 @@
                 <w:rFonts w:ascii="TimeNewRoman" w:hAnsi="TimeNewRoman"/>
                 <w:sz w:val="30"/>
               </w:rPr>
-              <w:t>627×9=5643</w:t>
+              <w:t>473×9=4257</w:t>
             </w:r>
           </w:p>
         </w:tc>
@@ -91,7 +91,7 @@
                 <w:rFonts w:ascii="TimeNewRoman" w:hAnsi="TimeNewRoman"/>
                 <w:sz w:val="30"/>
               </w:rPr>
-              <w:t>572×3=1716</w:t>
+              <w:t>693×7=4851</w:t>
             </w:r>
           </w:p>
         </w:tc>
@@ -108,7 +108,7 @@
                 <w:rFonts w:ascii="TimeNewRoman" w:hAnsi="TimeNewRoman"/>
                 <w:sz w:val="30"/>
               </w:rPr>
-              <w:t>984×8=7872</w:t>
+              <w:t>750×7=5250</w:t>
             </w:r>
           </w:p>
         </w:tc>
@@ -223,7 +223,7 @@
                 <w:rFonts w:ascii="TimeNewRoman" w:hAnsi="TimeNewRoman"/>
                 <w:sz w:val="30"/>
               </w:rPr>
-              <w:t>151×2=302</w:t>
+              <w:t>122×2=244</w:t>
             </w:r>
           </w:p>
         </w:tc>
@@ -240,7 +240,7 @@
                 <w:rFonts w:ascii="TimeNewRoman" w:hAnsi="TimeNewRoman"/>
                 <w:sz w:val="30"/>
               </w:rPr>
-              <w:t>323×8=2584</w:t>
+              <w:t>394×6=2364</w:t>
             </w:r>
           </w:p>
         </w:tc>
@@ -257,7 +257,7 @@
                 <w:rFonts w:ascii="TimeNewRoman" w:hAnsi="TimeNewRoman"/>
                 <w:sz w:val="30"/>
               </w:rPr>
-              <w:t>472×3=1416</w:t>
+              <w:t>899×3=2697</w:t>
             </w:r>
           </w:p>
         </w:tc>
@@ -274,7 +274,7 @@
                 <w:rFonts w:ascii="TimeNewRoman" w:hAnsi="TimeNewRoman"/>
                 <w:sz w:val="30"/>
               </w:rPr>
-              <w:t>696×5=3480</w:t>
+              <w:t>142×9=1278</w:t>
             </w:r>
           </w:p>
         </w:tc>
@@ -291,7 +291,7 @@
                 <w:rFonts w:ascii="TimeNewRoman" w:hAnsi="TimeNewRoman"/>
                 <w:sz w:val="30"/>
               </w:rPr>
-              <w:t>404×5=2020</w:t>
+              <w:t>140×9=1260</w:t>
             </w:r>
           </w:p>
         </w:tc>
@@ -438,7 +438,7 @@
                 <w:rFonts w:ascii="TimeNewRoman" w:hAnsi="TimeNewRoman"/>
                 <w:sz w:val="30"/>
               </w:rPr>
-              <w:t>576×7=4032</w:t>
+              <w:t>460×7=3220</w:t>
             </w:r>
           </w:p>
         </w:tc>
@@ -455,7 +455,7 @@
                 <w:rFonts w:ascii="TimeNewRoman" w:hAnsi="TimeNewRoman"/>
                 <w:sz w:val="30"/>
               </w:rPr>
-              <w:t>346×7=2422</w:t>
+              <w:t>658×8=5264</w:t>
             </w:r>
           </w:p>
         </w:tc>
@@ -472,7 +472,7 @@
                 <w:rFonts w:ascii="TimeNewRoman" w:hAnsi="TimeNewRoman"/>
                 <w:sz w:val="30"/>
               </w:rPr>
-              <w:t>870×5=4350</w:t>
+              <w:t>893×9=8037</w:t>
             </w:r>
           </w:p>
         </w:tc>
@@ -489,7 +489,7 @@
                 <w:rFonts w:ascii="TimeNewRoman" w:hAnsi="TimeNewRoman"/>
                 <w:sz w:val="30"/>
               </w:rPr>
-              <w:t>554×8=4432</w:t>
+              <w:t>572×5=2860</w:t>
             </w:r>
           </w:p>
         </w:tc>
@@ -506,7 +506,7 @@
                 <w:rFonts w:ascii="TimeNewRoman" w:hAnsi="TimeNewRoman"/>
                 <w:sz w:val="30"/>
               </w:rPr>
-              <w:t>596×6=3576</w:t>
+              <w:t>317×9=2853</w:t>
             </w:r>
           </w:p>
         </w:tc>
@@ -653,7 +653,7 @@
                 <w:rFonts w:ascii="TimeNewRoman" w:hAnsi="TimeNewRoman"/>
                 <w:sz w:val="30"/>
               </w:rPr>
-              <w:t>311×5=1555</w:t>
+              <w:t>388×3=1164</w:t>
             </w:r>
           </w:p>
         </w:tc>
@@ -670,7 +670,7 @@
                 <w:rFonts w:ascii="TimeNewRoman" w:hAnsi="TimeNewRoman"/>
                 <w:sz w:val="30"/>
               </w:rPr>
-              <w:t>934×8=7472</w:t>
+              <w:t>665×6=3990</w:t>
             </w:r>
           </w:p>
         </w:tc>
@@ -687,7 +687,7 @@
                 <w:rFonts w:ascii="TimeNewRoman" w:hAnsi="TimeNewRoman"/>
                 <w:sz w:val="30"/>
               </w:rPr>
-              <w:t>507×3=1521</w:t>
+              <w:t>276×3=828</w:t>
             </w:r>
           </w:p>
         </w:tc>
@@ -704,7 +704,7 @@
                 <w:rFonts w:ascii="TimeNewRoman" w:hAnsi="TimeNewRoman"/>
                 <w:sz w:val="30"/>
               </w:rPr>
-              <w:t>205×7=1435</w:t>
+              <w:t>673×7=4711</w:t>
             </w:r>
           </w:p>
         </w:tc>
@@ -721,7 +721,7 @@
                 <w:rFonts w:ascii="TimeNewRoman" w:hAnsi="TimeNewRoman"/>
                 <w:sz w:val="30"/>
               </w:rPr>
-              <w:t>383×2=766</w:t>
+              <w:t>734×3=2202</w:t>
             </w:r>
           </w:p>
         </w:tc>
@@ -868,7 +868,7 @@
                 <w:rFonts w:ascii="TimeNewRoman" w:hAnsi="TimeNewRoman"/>
                 <w:sz w:val="30"/>
               </w:rPr>
-              <w:t>815×8=6520</w:t>
+              <w:t>805×6=4830</w:t>
             </w:r>
           </w:p>
         </w:tc>
@@ -885,7 +885,7 @@
                 <w:rFonts w:ascii="TimeNewRoman" w:hAnsi="TimeNewRoman"/>
                 <w:sz w:val="30"/>
               </w:rPr>
-              <w:t>825×2=1650</w:t>
+              <w:t>234×9=2106</w:t>
             </w:r>
           </w:p>
         </w:tc>
@@ -902,7 +902,7 @@
                 <w:rFonts w:ascii="TimeNewRoman" w:hAnsi="TimeNewRoman"/>
                 <w:sz w:val="30"/>
               </w:rPr>
-              <w:t>706×3=2118</w:t>
+              <w:t>344×7=2408</w:t>
             </w:r>
           </w:p>
         </w:tc>
@@ -919,7 +919,7 @@
                 <w:rFonts w:ascii="TimeNewRoman" w:hAnsi="TimeNewRoman"/>
                 <w:sz w:val="30"/>
               </w:rPr>
-              <w:t>540×2=1080</w:t>
+              <w:t>429×4=1716</w:t>
             </w:r>
           </w:p>
         </w:tc>
@@ -936,7 +936,7 @@
                 <w:rFonts w:ascii="TimeNewRoman" w:hAnsi="TimeNewRoman"/>
                 <w:sz w:val="30"/>
               </w:rPr>
-              <w:t>356×7=2492</w:t>
+              <w:t>474×9=4266</w:t>
             </w:r>
           </w:p>
         </w:tc>

--- a/answers-of-three-digit_number_multiplied_by_one-digit_number.docx
+++ b/answers-of-three-digit_number_multiplied_by_one-digit_number.docx
@@ -11,7 +11,7 @@
           <w:rFonts w:ascii="Arial" w:hAnsi="Arial"/>
           <w:sz w:val="30"/>
         </w:rPr>
-        <w:t>2026-10-26 Monday</w:t>
+        <w:t>2026-10-27 Tuesday</w:t>
       </w:r>
     </w:p>
     <w:tbl>
@@ -40,7 +40,7 @@
                 <w:rFonts w:ascii="TimeNewRoman" w:hAnsi="TimeNewRoman"/>
                 <w:sz w:val="30"/>
               </w:rPr>
-              <w:t>564×2=1128</w:t>
+              <w:t>318×8=2544</w:t>
             </w:r>
           </w:p>
         </w:tc>
@@ -57,7 +57,7 @@
                 <w:rFonts w:ascii="TimeNewRoman" w:hAnsi="TimeNewRoman"/>
                 <w:sz w:val="30"/>
               </w:rPr>
-              <w:t>457×2=914</w:t>
+              <w:t>230×8=1840</w:t>
             </w:r>
           </w:p>
         </w:tc>
@@ -74,7 +74,7 @@
                 <w:rFonts w:ascii="TimeNewRoman" w:hAnsi="TimeNewRoman"/>
                 <w:sz w:val="30"/>
               </w:rPr>
-              <w:t>473×9=4257</w:t>
+              <w:t>629×4=2516</w:t>
             </w:r>
           </w:p>
         </w:tc>
@@ -91,7 +91,7 @@
                 <w:rFonts w:ascii="TimeNewRoman" w:hAnsi="TimeNewRoman"/>
                 <w:sz w:val="30"/>
               </w:rPr>
-              <w:t>693×7=4851</w:t>
+              <w:t>218×3=654</w:t>
             </w:r>
           </w:p>
         </w:tc>
@@ -108,7 +108,7 @@
                 <w:rFonts w:ascii="TimeNewRoman" w:hAnsi="TimeNewRoman"/>
                 <w:sz w:val="30"/>
               </w:rPr>
-              <w:t>750×7=5250</w:t>
+              <w:t>165×5=825</w:t>
             </w:r>
           </w:p>
         </w:tc>
@@ -223,7 +223,7 @@
                 <w:rFonts w:ascii="TimeNewRoman" w:hAnsi="TimeNewRoman"/>
                 <w:sz w:val="30"/>
               </w:rPr>
-              <w:t>122×2=244</w:t>
+              <w:t>121×4=484</w:t>
             </w:r>
           </w:p>
         </w:tc>
@@ -240,7 +240,7 @@
                 <w:rFonts w:ascii="TimeNewRoman" w:hAnsi="TimeNewRoman"/>
                 <w:sz w:val="30"/>
               </w:rPr>
-              <w:t>394×6=2364</w:t>
+              <w:t>507×5=2535</w:t>
             </w:r>
           </w:p>
         </w:tc>
@@ -257,7 +257,7 @@
                 <w:rFonts w:ascii="TimeNewRoman" w:hAnsi="TimeNewRoman"/>
                 <w:sz w:val="30"/>
               </w:rPr>
-              <w:t>899×3=2697</w:t>
+              <w:t>813×6=4878</w:t>
             </w:r>
           </w:p>
         </w:tc>
@@ -274,7 +274,7 @@
                 <w:rFonts w:ascii="TimeNewRoman" w:hAnsi="TimeNewRoman"/>
                 <w:sz w:val="30"/>
               </w:rPr>
-              <w:t>142×9=1278</w:t>
+              <w:t>740×9=6660</w:t>
             </w:r>
           </w:p>
         </w:tc>
@@ -291,7 +291,7 @@
                 <w:rFonts w:ascii="TimeNewRoman" w:hAnsi="TimeNewRoman"/>
                 <w:sz w:val="30"/>
               </w:rPr>
-              <w:t>140×9=1260</w:t>
+              <w:t>248×5=1240</w:t>
             </w:r>
           </w:p>
         </w:tc>
@@ -438,7 +438,7 @@
                 <w:rFonts w:ascii="TimeNewRoman" w:hAnsi="TimeNewRoman"/>
                 <w:sz w:val="30"/>
               </w:rPr>
-              <w:t>460×7=3220</w:t>
+              <w:t>691×2=1382</w:t>
             </w:r>
           </w:p>
         </w:tc>
@@ -455,7 +455,7 @@
                 <w:rFonts w:ascii="TimeNewRoman" w:hAnsi="TimeNewRoman"/>
                 <w:sz w:val="30"/>
               </w:rPr>
-              <w:t>658×8=5264</w:t>
+              <w:t>177×5=885</w:t>
             </w:r>
           </w:p>
         </w:tc>
@@ -472,7 +472,7 @@
                 <w:rFonts w:ascii="TimeNewRoman" w:hAnsi="TimeNewRoman"/>
                 <w:sz w:val="30"/>
               </w:rPr>
-              <w:t>893×9=8037</w:t>
+              <w:t>723×8=5784</w:t>
             </w:r>
           </w:p>
         </w:tc>
@@ -489,7 +489,7 @@
                 <w:rFonts w:ascii="TimeNewRoman" w:hAnsi="TimeNewRoman"/>
                 <w:sz w:val="30"/>
               </w:rPr>
-              <w:t>572×5=2860</w:t>
+              <w:t>791×6=4746</w:t>
             </w:r>
           </w:p>
         </w:tc>
@@ -506,7 +506,7 @@
                 <w:rFonts w:ascii="TimeNewRoman" w:hAnsi="TimeNewRoman"/>
                 <w:sz w:val="30"/>
               </w:rPr>
-              <w:t>317×9=2853</w:t>
+              <w:t>305×5=1525</w:t>
             </w:r>
           </w:p>
         </w:tc>
@@ -653,7 +653,7 @@
                 <w:rFonts w:ascii="TimeNewRoman" w:hAnsi="TimeNewRoman"/>
                 <w:sz w:val="30"/>
               </w:rPr>
-              <w:t>388×3=1164</w:t>
+              <w:t>943×3=2829</w:t>
             </w:r>
           </w:p>
         </w:tc>
@@ -670,7 +670,7 @@
                 <w:rFonts w:ascii="TimeNewRoman" w:hAnsi="TimeNewRoman"/>
                 <w:sz w:val="30"/>
               </w:rPr>
-              <w:t>665×6=3990</w:t>
+              <w:t>290×2=580</w:t>
             </w:r>
           </w:p>
         </w:tc>
@@ -687,7 +687,7 @@
                 <w:rFonts w:ascii="TimeNewRoman" w:hAnsi="TimeNewRoman"/>
                 <w:sz w:val="30"/>
               </w:rPr>
-              <w:t>276×3=828</w:t>
+              <w:t>395×7=2765</w:t>
             </w:r>
           </w:p>
         </w:tc>
@@ -704,7 +704,7 @@
                 <w:rFonts w:ascii="TimeNewRoman" w:hAnsi="TimeNewRoman"/>
                 <w:sz w:val="30"/>
               </w:rPr>
-              <w:t>673×7=4711</w:t>
+              <w:t>189×2=378</w:t>
             </w:r>
           </w:p>
         </w:tc>
@@ -721,7 +721,7 @@
                 <w:rFonts w:ascii="TimeNewRoman" w:hAnsi="TimeNewRoman"/>
                 <w:sz w:val="30"/>
               </w:rPr>
-              <w:t>734×3=2202</w:t>
+              <w:t>997×7=6979</w:t>
             </w:r>
           </w:p>
         </w:tc>
@@ -868,7 +868,7 @@
                 <w:rFonts w:ascii="TimeNewRoman" w:hAnsi="TimeNewRoman"/>
                 <w:sz w:val="30"/>
               </w:rPr>
-              <w:t>805×6=4830</w:t>
+              <w:t>607×7=4249</w:t>
             </w:r>
           </w:p>
         </w:tc>
@@ -885,7 +885,7 @@
                 <w:rFonts w:ascii="TimeNewRoman" w:hAnsi="TimeNewRoman"/>
                 <w:sz w:val="30"/>
               </w:rPr>
-              <w:t>234×9=2106</w:t>
+              <w:t>973×8=7784</w:t>
             </w:r>
           </w:p>
         </w:tc>
@@ -902,7 +902,7 @@
                 <w:rFonts w:ascii="TimeNewRoman" w:hAnsi="TimeNewRoman"/>
                 <w:sz w:val="30"/>
               </w:rPr>
-              <w:t>344×7=2408</w:t>
+              <w:t>153×5=765</w:t>
             </w:r>
           </w:p>
         </w:tc>
@@ -919,7 +919,7 @@
                 <w:rFonts w:ascii="TimeNewRoman" w:hAnsi="TimeNewRoman"/>
                 <w:sz w:val="30"/>
               </w:rPr>
-              <w:t>429×4=1716</w:t>
+              <w:t>723×5=3615</w:t>
             </w:r>
           </w:p>
         </w:tc>
@@ -936,7 +936,7 @@
                 <w:rFonts w:ascii="TimeNewRoman" w:hAnsi="TimeNewRoman"/>
                 <w:sz w:val="30"/>
               </w:rPr>
-              <w:t>474×9=4266</w:t>
+              <w:t>192×6=1152</w:t>
             </w:r>
           </w:p>
         </w:tc>

--- a/answers-of-three-digit_number_multiplied_by_one-digit_number.docx
+++ b/answers-of-three-digit_number_multiplied_by_one-digit_number.docx
@@ -40,7 +40,7 @@
                 <w:rFonts w:ascii="TimeNewRoman" w:hAnsi="TimeNewRoman"/>
                 <w:sz w:val="30"/>
               </w:rPr>
-              <w:t>318×8=2544</w:t>
+              <w:t>874×7=6118</w:t>
             </w:r>
           </w:p>
         </w:tc>
@@ -57,7 +57,7 @@
                 <w:rFonts w:ascii="TimeNewRoman" w:hAnsi="TimeNewRoman"/>
                 <w:sz w:val="30"/>
               </w:rPr>
-              <w:t>230×8=1840</w:t>
+              <w:t>126×4=504</w:t>
             </w:r>
           </w:p>
         </w:tc>
@@ -74,7 +74,7 @@
                 <w:rFonts w:ascii="TimeNewRoman" w:hAnsi="TimeNewRoman"/>
                 <w:sz w:val="30"/>
               </w:rPr>
-              <w:t>629×4=2516</w:t>
+              <w:t>211×7=1477</w:t>
             </w:r>
           </w:p>
         </w:tc>
@@ -91,7 +91,7 @@
                 <w:rFonts w:ascii="TimeNewRoman" w:hAnsi="TimeNewRoman"/>
                 <w:sz w:val="30"/>
               </w:rPr>
-              <w:t>218×3=654</w:t>
+              <w:t>368×9=3312</w:t>
             </w:r>
           </w:p>
         </w:tc>
@@ -108,7 +108,7 @@
                 <w:rFonts w:ascii="TimeNewRoman" w:hAnsi="TimeNewRoman"/>
                 <w:sz w:val="30"/>
               </w:rPr>
-              <w:t>165×5=825</w:t>
+              <w:t>515×2=1030</w:t>
             </w:r>
           </w:p>
         </w:tc>
@@ -223,7 +223,7 @@
                 <w:rFonts w:ascii="TimeNewRoman" w:hAnsi="TimeNewRoman"/>
                 <w:sz w:val="30"/>
               </w:rPr>
-              <w:t>121×4=484</w:t>
+              <w:t>869×2=1738</w:t>
             </w:r>
           </w:p>
         </w:tc>
@@ -240,7 +240,7 @@
                 <w:rFonts w:ascii="TimeNewRoman" w:hAnsi="TimeNewRoman"/>
                 <w:sz w:val="30"/>
               </w:rPr>
-              <w:t>507×5=2535</w:t>
+              <w:t>982×5=4910</w:t>
             </w:r>
           </w:p>
         </w:tc>
@@ -257,7 +257,7 @@
                 <w:rFonts w:ascii="TimeNewRoman" w:hAnsi="TimeNewRoman"/>
                 <w:sz w:val="30"/>
               </w:rPr>
-              <w:t>813×6=4878</w:t>
+              <w:t>724×6=4344</w:t>
             </w:r>
           </w:p>
         </w:tc>
@@ -274,7 +274,7 @@
                 <w:rFonts w:ascii="TimeNewRoman" w:hAnsi="TimeNewRoman"/>
                 <w:sz w:val="30"/>
               </w:rPr>
-              <w:t>740×9=6660</w:t>
+              <w:t>938×9=8442</w:t>
             </w:r>
           </w:p>
         </w:tc>
@@ -291,7 +291,7 @@
                 <w:rFonts w:ascii="TimeNewRoman" w:hAnsi="TimeNewRoman"/>
                 <w:sz w:val="30"/>
               </w:rPr>
-              <w:t>248×5=1240</w:t>
+              <w:t>714×8=5712</w:t>
             </w:r>
           </w:p>
         </w:tc>
@@ -438,7 +438,7 @@
                 <w:rFonts w:ascii="TimeNewRoman" w:hAnsi="TimeNewRoman"/>
                 <w:sz w:val="30"/>
               </w:rPr>
-              <w:t>691×2=1382</w:t>
+              <w:t>975×7=6825</w:t>
             </w:r>
           </w:p>
         </w:tc>
@@ -455,7 +455,7 @@
                 <w:rFonts w:ascii="TimeNewRoman" w:hAnsi="TimeNewRoman"/>
                 <w:sz w:val="30"/>
               </w:rPr>
-              <w:t>177×5=885</w:t>
+              <w:t>466×2=932</w:t>
             </w:r>
           </w:p>
         </w:tc>
@@ -472,7 +472,7 @@
                 <w:rFonts w:ascii="TimeNewRoman" w:hAnsi="TimeNewRoman"/>
                 <w:sz w:val="30"/>
               </w:rPr>
-              <w:t>723×8=5784</w:t>
+              <w:t>527×5=2635</w:t>
             </w:r>
           </w:p>
         </w:tc>
@@ -489,7 +489,7 @@
                 <w:rFonts w:ascii="TimeNewRoman" w:hAnsi="TimeNewRoman"/>
                 <w:sz w:val="30"/>
               </w:rPr>
-              <w:t>791×6=4746</w:t>
+              <w:t>202×4=808</w:t>
             </w:r>
           </w:p>
         </w:tc>
@@ -506,7 +506,7 @@
                 <w:rFonts w:ascii="TimeNewRoman" w:hAnsi="TimeNewRoman"/>
                 <w:sz w:val="30"/>
               </w:rPr>
-              <w:t>305×5=1525</w:t>
+              <w:t>343×5=1715</w:t>
             </w:r>
           </w:p>
         </w:tc>
@@ -653,7 +653,7 @@
                 <w:rFonts w:ascii="TimeNewRoman" w:hAnsi="TimeNewRoman"/>
                 <w:sz w:val="30"/>
               </w:rPr>
-              <w:t>943×3=2829</w:t>
+              <w:t>503×3=1509</w:t>
             </w:r>
           </w:p>
         </w:tc>
@@ -670,7 +670,7 @@
                 <w:rFonts w:ascii="TimeNewRoman" w:hAnsi="TimeNewRoman"/>
                 <w:sz w:val="30"/>
               </w:rPr>
-              <w:t>290×2=580</w:t>
+              <w:t>493×7=3451</w:t>
             </w:r>
           </w:p>
         </w:tc>
@@ -687,7 +687,7 @@
                 <w:rFonts w:ascii="TimeNewRoman" w:hAnsi="TimeNewRoman"/>
                 <w:sz w:val="30"/>
               </w:rPr>
-              <w:t>395×7=2765</w:t>
+              <w:t>198×6=1188</w:t>
             </w:r>
           </w:p>
         </w:tc>
@@ -704,7 +704,7 @@
                 <w:rFonts w:ascii="TimeNewRoman" w:hAnsi="TimeNewRoman"/>
                 <w:sz w:val="30"/>
               </w:rPr>
-              <w:t>189×2=378</w:t>
+              <w:t>179×8=1432</w:t>
             </w:r>
           </w:p>
         </w:tc>
@@ -721,7 +721,7 @@
                 <w:rFonts w:ascii="TimeNewRoman" w:hAnsi="TimeNewRoman"/>
                 <w:sz w:val="30"/>
               </w:rPr>
-              <w:t>997×7=6979</w:t>
+              <w:t>892×2=1784</w:t>
             </w:r>
           </w:p>
         </w:tc>
@@ -868,7 +868,7 @@
                 <w:rFonts w:ascii="TimeNewRoman" w:hAnsi="TimeNewRoman"/>
                 <w:sz w:val="30"/>
               </w:rPr>
-              <w:t>607×7=4249</w:t>
+              <w:t>851×5=4255</w:t>
             </w:r>
           </w:p>
         </w:tc>
@@ -885,7 +885,7 @@
                 <w:rFonts w:ascii="TimeNewRoman" w:hAnsi="TimeNewRoman"/>
                 <w:sz w:val="30"/>
               </w:rPr>
-              <w:t>973×8=7784</w:t>
+              <w:t>226×8=1808</w:t>
             </w:r>
           </w:p>
         </w:tc>
@@ -902,7 +902,7 @@
                 <w:rFonts w:ascii="TimeNewRoman" w:hAnsi="TimeNewRoman"/>
                 <w:sz w:val="30"/>
               </w:rPr>
-              <w:t>153×5=765</w:t>
+              <w:t>620×5=3100</w:t>
             </w:r>
           </w:p>
         </w:tc>
@@ -919,7 +919,7 @@
                 <w:rFonts w:ascii="TimeNewRoman" w:hAnsi="TimeNewRoman"/>
                 <w:sz w:val="30"/>
               </w:rPr>
-              <w:t>723×5=3615</w:t>
+              <w:t>203×6=1218</w:t>
             </w:r>
           </w:p>
         </w:tc>
@@ -936,7 +936,7 @@
                 <w:rFonts w:ascii="TimeNewRoman" w:hAnsi="TimeNewRoman"/>
                 <w:sz w:val="30"/>
               </w:rPr>
-              <w:t>192×6=1152</w:t>
+              <w:t>273×3=819</w:t>
             </w:r>
           </w:p>
         </w:tc>

--- a/answers-of-three-digit_number_multiplied_by_one-digit_number.docx
+++ b/answers-of-three-digit_number_multiplied_by_one-digit_number.docx
@@ -11,7 +11,7 @@
           <w:rFonts w:ascii="Arial" w:hAnsi="Arial"/>
           <w:sz w:val="30"/>
         </w:rPr>
-        <w:t>2026-10-27 Tuesday</w:t>
+        <w:t>2026-10-28 Wednesday</w:t>
       </w:r>
     </w:p>
     <w:tbl>
@@ -40,7 +40,7 @@
                 <w:rFonts w:ascii="TimeNewRoman" w:hAnsi="TimeNewRoman"/>
                 <w:sz w:val="30"/>
               </w:rPr>
-              <w:t>874×7=6118</w:t>
+              <w:t>547×4=2188</w:t>
             </w:r>
           </w:p>
         </w:tc>
@@ -57,7 +57,7 @@
                 <w:rFonts w:ascii="TimeNewRoman" w:hAnsi="TimeNewRoman"/>
                 <w:sz w:val="30"/>
               </w:rPr>
-              <w:t>126×4=504</w:t>
+              <w:t>746×3=2238</w:t>
             </w:r>
           </w:p>
         </w:tc>
@@ -74,7 +74,7 @@
                 <w:rFonts w:ascii="TimeNewRoman" w:hAnsi="TimeNewRoman"/>
                 <w:sz w:val="30"/>
               </w:rPr>
-              <w:t>211×7=1477</w:t>
+              <w:t>636×5=3180</w:t>
             </w:r>
           </w:p>
         </w:tc>
@@ -91,7 +91,7 @@
                 <w:rFonts w:ascii="TimeNewRoman" w:hAnsi="TimeNewRoman"/>
                 <w:sz w:val="30"/>
               </w:rPr>
-              <w:t>368×9=3312</w:t>
+              <w:t>431×3=1293</w:t>
             </w:r>
           </w:p>
         </w:tc>
@@ -108,7 +108,7 @@
                 <w:rFonts w:ascii="TimeNewRoman" w:hAnsi="TimeNewRoman"/>
                 <w:sz w:val="30"/>
               </w:rPr>
-              <w:t>515×2=1030</w:t>
+              <w:t>432×6=2592</w:t>
             </w:r>
           </w:p>
         </w:tc>
@@ -223,7 +223,7 @@
                 <w:rFonts w:ascii="TimeNewRoman" w:hAnsi="TimeNewRoman"/>
                 <w:sz w:val="30"/>
               </w:rPr>
-              <w:t>869×2=1738</w:t>
+              <w:t>278×4=1112</w:t>
             </w:r>
           </w:p>
         </w:tc>
@@ -240,7 +240,7 @@
                 <w:rFonts w:ascii="TimeNewRoman" w:hAnsi="TimeNewRoman"/>
                 <w:sz w:val="30"/>
               </w:rPr>
-              <w:t>982×5=4910</w:t>
+              <w:t>805×2=1610</w:t>
             </w:r>
           </w:p>
         </w:tc>
@@ -257,7 +257,7 @@
                 <w:rFonts w:ascii="TimeNewRoman" w:hAnsi="TimeNewRoman"/>
                 <w:sz w:val="30"/>
               </w:rPr>
-              <w:t>724×6=4344</w:t>
+              <w:t>793×2=1586</w:t>
             </w:r>
           </w:p>
         </w:tc>
@@ -274,7 +274,7 @@
                 <w:rFonts w:ascii="TimeNewRoman" w:hAnsi="TimeNewRoman"/>
                 <w:sz w:val="30"/>
               </w:rPr>
-              <w:t>938×9=8442</w:t>
+              <w:t>574×6=3444</w:t>
             </w:r>
           </w:p>
         </w:tc>
@@ -291,7 +291,7 @@
                 <w:rFonts w:ascii="TimeNewRoman" w:hAnsi="TimeNewRoman"/>
                 <w:sz w:val="30"/>
               </w:rPr>
-              <w:t>714×8=5712</w:t>
+              <w:t>496×9=4464</w:t>
             </w:r>
           </w:p>
         </w:tc>
@@ -438,7 +438,7 @@
                 <w:rFonts w:ascii="TimeNewRoman" w:hAnsi="TimeNewRoman"/>
                 <w:sz w:val="30"/>
               </w:rPr>
-              <w:t>975×7=6825</w:t>
+              <w:t>515×5=2575</w:t>
             </w:r>
           </w:p>
         </w:tc>
@@ -455,7 +455,7 @@
                 <w:rFonts w:ascii="TimeNewRoman" w:hAnsi="TimeNewRoman"/>
                 <w:sz w:val="30"/>
               </w:rPr>
-              <w:t>466×2=932</w:t>
+              <w:t>693×4=2772</w:t>
             </w:r>
           </w:p>
         </w:tc>
@@ -472,7 +472,7 @@
                 <w:rFonts w:ascii="TimeNewRoman" w:hAnsi="TimeNewRoman"/>
                 <w:sz w:val="30"/>
               </w:rPr>
-              <w:t>527×5=2635</w:t>
+              <w:t>432×7=3024</w:t>
             </w:r>
           </w:p>
         </w:tc>
@@ -489,7 +489,7 @@
                 <w:rFonts w:ascii="TimeNewRoman" w:hAnsi="TimeNewRoman"/>
                 <w:sz w:val="30"/>
               </w:rPr>
-              <w:t>202×4=808</w:t>
+              <w:t>882×2=1764</w:t>
             </w:r>
           </w:p>
         </w:tc>
@@ -506,7 +506,7 @@
                 <w:rFonts w:ascii="TimeNewRoman" w:hAnsi="TimeNewRoman"/>
                 <w:sz w:val="30"/>
               </w:rPr>
-              <w:t>343×5=1715</w:t>
+              <w:t>542×7=3794</w:t>
             </w:r>
           </w:p>
         </w:tc>
@@ -653,7 +653,7 @@
                 <w:rFonts w:ascii="TimeNewRoman" w:hAnsi="TimeNewRoman"/>
                 <w:sz w:val="30"/>
               </w:rPr>
-              <w:t>503×3=1509</w:t>
+              <w:t>379×2=758</w:t>
             </w:r>
           </w:p>
         </w:tc>
@@ -670,7 +670,7 @@
                 <w:rFonts w:ascii="TimeNewRoman" w:hAnsi="TimeNewRoman"/>
                 <w:sz w:val="30"/>
               </w:rPr>
-              <w:t>493×7=3451</w:t>
+              <w:t>284×2=568</w:t>
             </w:r>
           </w:p>
         </w:tc>
@@ -687,7 +687,7 @@
                 <w:rFonts w:ascii="TimeNewRoman" w:hAnsi="TimeNewRoman"/>
                 <w:sz w:val="30"/>
               </w:rPr>
-              <w:t>198×6=1188</w:t>
+              <w:t>638×3=1914</w:t>
             </w:r>
           </w:p>
         </w:tc>
@@ -704,7 +704,7 @@
                 <w:rFonts w:ascii="TimeNewRoman" w:hAnsi="TimeNewRoman"/>
                 <w:sz w:val="30"/>
               </w:rPr>
-              <w:t>179×8=1432</w:t>
+              <w:t>626×6=3756</w:t>
             </w:r>
           </w:p>
         </w:tc>
@@ -721,7 +721,7 @@
                 <w:rFonts w:ascii="TimeNewRoman" w:hAnsi="TimeNewRoman"/>
                 <w:sz w:val="30"/>
               </w:rPr>
-              <w:t>892×2=1784</w:t>
+              <w:t>228×3=684</w:t>
             </w:r>
           </w:p>
         </w:tc>
@@ -868,7 +868,7 @@
                 <w:rFonts w:ascii="TimeNewRoman" w:hAnsi="TimeNewRoman"/>
                 <w:sz w:val="30"/>
               </w:rPr>
-              <w:t>851×5=4255</w:t>
+              <w:t>950×4=3800</w:t>
             </w:r>
           </w:p>
         </w:tc>
@@ -885,7 +885,7 @@
                 <w:rFonts w:ascii="TimeNewRoman" w:hAnsi="TimeNewRoman"/>
                 <w:sz w:val="30"/>
               </w:rPr>
-              <w:t>226×8=1808</w:t>
+              <w:t>284×4=1136</w:t>
             </w:r>
           </w:p>
         </w:tc>
@@ -902,7 +902,7 @@
                 <w:rFonts w:ascii="TimeNewRoman" w:hAnsi="TimeNewRoman"/>
                 <w:sz w:val="30"/>
               </w:rPr>
-              <w:t>620×5=3100</w:t>
+              <w:t>691×3=2073</w:t>
             </w:r>
           </w:p>
         </w:tc>
@@ -919,7 +919,7 @@
                 <w:rFonts w:ascii="TimeNewRoman" w:hAnsi="TimeNewRoman"/>
                 <w:sz w:val="30"/>
               </w:rPr>
-              <w:t>203×6=1218</w:t>
+              <w:t>713×7=4991</w:t>
             </w:r>
           </w:p>
         </w:tc>
@@ -936,7 +936,7 @@
                 <w:rFonts w:ascii="TimeNewRoman" w:hAnsi="TimeNewRoman"/>
                 <w:sz w:val="30"/>
               </w:rPr>
-              <w:t>273×3=819</w:t>
+              <w:t>688×6=4128</w:t>
             </w:r>
           </w:p>
         </w:tc>

--- a/answers-of-three-digit_number_multiplied_by_one-digit_number.docx
+++ b/answers-of-three-digit_number_multiplied_by_one-digit_number.docx
@@ -40,7 +40,7 @@
                 <w:rFonts w:ascii="TimeNewRoman" w:hAnsi="TimeNewRoman"/>
                 <w:sz w:val="30"/>
               </w:rPr>
-              <w:t>547×4=2188</w:t>
+              <w:t>561×8=4488</w:t>
             </w:r>
           </w:p>
         </w:tc>
@@ -57,7 +57,7 @@
                 <w:rFonts w:ascii="TimeNewRoman" w:hAnsi="TimeNewRoman"/>
                 <w:sz w:val="30"/>
               </w:rPr>
-              <w:t>746×3=2238</w:t>
+              <w:t>683×5=3415</w:t>
             </w:r>
           </w:p>
         </w:tc>
@@ -74,7 +74,7 @@
                 <w:rFonts w:ascii="TimeNewRoman" w:hAnsi="TimeNewRoman"/>
                 <w:sz w:val="30"/>
               </w:rPr>
-              <w:t>636×5=3180</w:t>
+              <w:t>923×2=1846</w:t>
             </w:r>
           </w:p>
         </w:tc>
@@ -91,7 +91,7 @@
                 <w:rFonts w:ascii="TimeNewRoman" w:hAnsi="TimeNewRoman"/>
                 <w:sz w:val="30"/>
               </w:rPr>
-              <w:t>431×3=1293</w:t>
+              <w:t>101×8=808</w:t>
             </w:r>
           </w:p>
         </w:tc>
@@ -108,7 +108,7 @@
                 <w:rFonts w:ascii="TimeNewRoman" w:hAnsi="TimeNewRoman"/>
                 <w:sz w:val="30"/>
               </w:rPr>
-              <w:t>432×6=2592</w:t>
+              <w:t>284×2=568</w:t>
             </w:r>
           </w:p>
         </w:tc>
@@ -223,7 +223,7 @@
                 <w:rFonts w:ascii="TimeNewRoman" w:hAnsi="TimeNewRoman"/>
                 <w:sz w:val="30"/>
               </w:rPr>
-              <w:t>278×4=1112</w:t>
+              <w:t>175×2=350</w:t>
             </w:r>
           </w:p>
         </w:tc>
@@ -240,7 +240,7 @@
                 <w:rFonts w:ascii="TimeNewRoman" w:hAnsi="TimeNewRoman"/>
                 <w:sz w:val="30"/>
               </w:rPr>
-              <w:t>805×2=1610</w:t>
+              <w:t>163×6=978</w:t>
             </w:r>
           </w:p>
         </w:tc>
@@ -257,7 +257,7 @@
                 <w:rFonts w:ascii="TimeNewRoman" w:hAnsi="TimeNewRoman"/>
                 <w:sz w:val="30"/>
               </w:rPr>
-              <w:t>793×2=1586</w:t>
+              <w:t>296×2=592</w:t>
             </w:r>
           </w:p>
         </w:tc>
@@ -274,7 +274,7 @@
                 <w:rFonts w:ascii="TimeNewRoman" w:hAnsi="TimeNewRoman"/>
                 <w:sz w:val="30"/>
               </w:rPr>
-              <w:t>574×6=3444</w:t>
+              <w:t>745×4=2980</w:t>
             </w:r>
           </w:p>
         </w:tc>
@@ -291,7 +291,7 @@
                 <w:rFonts w:ascii="TimeNewRoman" w:hAnsi="TimeNewRoman"/>
                 <w:sz w:val="30"/>
               </w:rPr>
-              <w:t>496×9=4464</w:t>
+              <w:t>900×3=2700</w:t>
             </w:r>
           </w:p>
         </w:tc>
@@ -438,7 +438,7 @@
                 <w:rFonts w:ascii="TimeNewRoman" w:hAnsi="TimeNewRoman"/>
                 <w:sz w:val="30"/>
               </w:rPr>
-              <w:t>515×5=2575</w:t>
+              <w:t>236×5=1180</w:t>
             </w:r>
           </w:p>
         </w:tc>
@@ -455,7 +455,7 @@
                 <w:rFonts w:ascii="TimeNewRoman" w:hAnsi="TimeNewRoman"/>
                 <w:sz w:val="30"/>
               </w:rPr>
-              <w:t>693×4=2772</w:t>
+              <w:t>108×2=216</w:t>
             </w:r>
           </w:p>
         </w:tc>
@@ -472,7 +472,7 @@
                 <w:rFonts w:ascii="TimeNewRoman" w:hAnsi="TimeNewRoman"/>
                 <w:sz w:val="30"/>
               </w:rPr>
-              <w:t>432×7=3024</w:t>
+              <w:t>967×4=3868</w:t>
             </w:r>
           </w:p>
         </w:tc>
@@ -489,7 +489,7 @@
                 <w:rFonts w:ascii="TimeNewRoman" w:hAnsi="TimeNewRoman"/>
                 <w:sz w:val="30"/>
               </w:rPr>
-              <w:t>882×2=1764</w:t>
+              <w:t>724×7=5068</w:t>
             </w:r>
           </w:p>
         </w:tc>
@@ -506,7 +506,7 @@
                 <w:rFonts w:ascii="TimeNewRoman" w:hAnsi="TimeNewRoman"/>
                 <w:sz w:val="30"/>
               </w:rPr>
-              <w:t>542×7=3794</w:t>
+              <w:t>371×6=2226</w:t>
             </w:r>
           </w:p>
         </w:tc>
@@ -653,7 +653,7 @@
                 <w:rFonts w:ascii="TimeNewRoman" w:hAnsi="TimeNewRoman"/>
                 <w:sz w:val="30"/>
               </w:rPr>
-              <w:t>379×2=758</w:t>
+              <w:t>963×8=7704</w:t>
             </w:r>
           </w:p>
         </w:tc>
@@ -670,7 +670,7 @@
                 <w:rFonts w:ascii="TimeNewRoman" w:hAnsi="TimeNewRoman"/>
                 <w:sz w:val="30"/>
               </w:rPr>
-              <w:t>284×2=568</w:t>
+              <w:t>353×2=706</w:t>
             </w:r>
           </w:p>
         </w:tc>
@@ -687,7 +687,7 @@
                 <w:rFonts w:ascii="TimeNewRoman" w:hAnsi="TimeNewRoman"/>
                 <w:sz w:val="30"/>
               </w:rPr>
-              <w:t>638×3=1914</w:t>
+              <w:t>829×5=4145</w:t>
             </w:r>
           </w:p>
         </w:tc>
@@ -704,7 +704,7 @@
                 <w:rFonts w:ascii="TimeNewRoman" w:hAnsi="TimeNewRoman"/>
                 <w:sz w:val="30"/>
               </w:rPr>
-              <w:t>626×6=3756</w:t>
+              <w:t>220×6=1320</w:t>
             </w:r>
           </w:p>
         </w:tc>
@@ -721,7 +721,7 @@
                 <w:rFonts w:ascii="TimeNewRoman" w:hAnsi="TimeNewRoman"/>
                 <w:sz w:val="30"/>
               </w:rPr>
-              <w:t>228×3=684</w:t>
+              <w:t>158×7=1106</w:t>
             </w:r>
           </w:p>
         </w:tc>
@@ -868,7 +868,7 @@
                 <w:rFonts w:ascii="TimeNewRoman" w:hAnsi="TimeNewRoman"/>
                 <w:sz w:val="30"/>
               </w:rPr>
-              <w:t>950×4=3800</w:t>
+              <w:t>708×5=3540</w:t>
             </w:r>
           </w:p>
         </w:tc>
@@ -885,7 +885,7 @@
                 <w:rFonts w:ascii="TimeNewRoman" w:hAnsi="TimeNewRoman"/>
                 <w:sz w:val="30"/>
               </w:rPr>
-              <w:t>284×4=1136</w:t>
+              <w:t>331×9=2979</w:t>
             </w:r>
           </w:p>
         </w:tc>
@@ -902,7 +902,7 @@
                 <w:rFonts w:ascii="TimeNewRoman" w:hAnsi="TimeNewRoman"/>
                 <w:sz w:val="30"/>
               </w:rPr>
-              <w:t>691×3=2073</w:t>
+              <w:t>186×6=1116</w:t>
             </w:r>
           </w:p>
         </w:tc>
@@ -919,7 +919,7 @@
                 <w:rFonts w:ascii="TimeNewRoman" w:hAnsi="TimeNewRoman"/>
                 <w:sz w:val="30"/>
               </w:rPr>
-              <w:t>713×7=4991</w:t>
+              <w:t>475×3=1425</w:t>
             </w:r>
           </w:p>
         </w:tc>
@@ -936,7 +936,7 @@
                 <w:rFonts w:ascii="TimeNewRoman" w:hAnsi="TimeNewRoman"/>
                 <w:sz w:val="30"/>
               </w:rPr>
-              <w:t>688×6=4128</w:t>
+              <w:t>472×2=944</w:t>
             </w:r>
           </w:p>
         </w:tc>

--- a/answers-of-three-digit_number_multiplied_by_one-digit_number.docx
+++ b/answers-of-three-digit_number_multiplied_by_one-digit_number.docx
@@ -11,7 +11,7 @@
           <w:rFonts w:ascii="Arial" w:hAnsi="Arial"/>
           <w:sz w:val="30"/>
         </w:rPr>
-        <w:t>2026-10-28 Wednesday</w:t>
+        <w:t>2026-10-29 Thursday</w:t>
       </w:r>
     </w:p>
     <w:tbl>
@@ -40,7 +40,7 @@
                 <w:rFonts w:ascii="TimeNewRoman" w:hAnsi="TimeNewRoman"/>
                 <w:sz w:val="30"/>
               </w:rPr>
-              <w:t>561×8=4488</w:t>
+              <w:t>945×2=1890</w:t>
             </w:r>
           </w:p>
         </w:tc>
@@ -57,7 +57,7 @@
                 <w:rFonts w:ascii="TimeNewRoman" w:hAnsi="TimeNewRoman"/>
                 <w:sz w:val="30"/>
               </w:rPr>
-              <w:t>683×5=3415</w:t>
+              <w:t>791×7=5537</w:t>
             </w:r>
           </w:p>
         </w:tc>
@@ -74,7 +74,7 @@
                 <w:rFonts w:ascii="TimeNewRoman" w:hAnsi="TimeNewRoman"/>
                 <w:sz w:val="30"/>
               </w:rPr>
-              <w:t>923×2=1846</w:t>
+              <w:t>517×9=4653</w:t>
             </w:r>
           </w:p>
         </w:tc>
@@ -91,7 +91,7 @@
                 <w:rFonts w:ascii="TimeNewRoman" w:hAnsi="TimeNewRoman"/>
                 <w:sz w:val="30"/>
               </w:rPr>
-              <w:t>101×8=808</w:t>
+              <w:t>728×3=2184</w:t>
             </w:r>
           </w:p>
         </w:tc>
@@ -108,7 +108,7 @@
                 <w:rFonts w:ascii="TimeNewRoman" w:hAnsi="TimeNewRoman"/>
                 <w:sz w:val="30"/>
               </w:rPr>
-              <w:t>284×2=568</w:t>
+              <w:t>512×6=3072</w:t>
             </w:r>
           </w:p>
         </w:tc>
@@ -223,7 +223,7 @@
                 <w:rFonts w:ascii="TimeNewRoman" w:hAnsi="TimeNewRoman"/>
                 <w:sz w:val="30"/>
               </w:rPr>
-              <w:t>175×2=350</w:t>
+              <w:t>910×9=8190</w:t>
             </w:r>
           </w:p>
         </w:tc>
@@ -240,7 +240,7 @@
                 <w:rFonts w:ascii="TimeNewRoman" w:hAnsi="TimeNewRoman"/>
                 <w:sz w:val="30"/>
               </w:rPr>
-              <w:t>163×6=978</w:t>
+              <w:t>473×4=1892</w:t>
             </w:r>
           </w:p>
         </w:tc>
@@ -257,7 +257,7 @@
                 <w:rFonts w:ascii="TimeNewRoman" w:hAnsi="TimeNewRoman"/>
                 <w:sz w:val="30"/>
               </w:rPr>
-              <w:t>296×2=592</w:t>
+              <w:t>821×2=1642</w:t>
             </w:r>
           </w:p>
         </w:tc>
@@ -274,7 +274,7 @@
                 <w:rFonts w:ascii="TimeNewRoman" w:hAnsi="TimeNewRoman"/>
                 <w:sz w:val="30"/>
               </w:rPr>
-              <w:t>745×4=2980</w:t>
+              <w:t>729×4=2916</w:t>
             </w:r>
           </w:p>
         </w:tc>
@@ -291,7 +291,7 @@
                 <w:rFonts w:ascii="TimeNewRoman" w:hAnsi="TimeNewRoman"/>
                 <w:sz w:val="30"/>
               </w:rPr>
-              <w:t>900×3=2700</w:t>
+              <w:t>448×2=896</w:t>
             </w:r>
           </w:p>
         </w:tc>
@@ -438,7 +438,7 @@
                 <w:rFonts w:ascii="TimeNewRoman" w:hAnsi="TimeNewRoman"/>
                 <w:sz w:val="30"/>
               </w:rPr>
-              <w:t>236×5=1180</w:t>
+              <w:t>857×2=1714</w:t>
             </w:r>
           </w:p>
         </w:tc>
@@ -455,7 +455,7 @@
                 <w:rFonts w:ascii="TimeNewRoman" w:hAnsi="TimeNewRoman"/>
                 <w:sz w:val="30"/>
               </w:rPr>
-              <w:t>108×2=216</w:t>
+              <w:t>691×2=1382</w:t>
             </w:r>
           </w:p>
         </w:tc>
@@ -472,7 +472,7 @@
                 <w:rFonts w:ascii="TimeNewRoman" w:hAnsi="TimeNewRoman"/>
                 <w:sz w:val="30"/>
               </w:rPr>
-              <w:t>967×4=3868</w:t>
+              <w:t>594×3=1782</w:t>
             </w:r>
           </w:p>
         </w:tc>
@@ -489,7 +489,7 @@
                 <w:rFonts w:ascii="TimeNewRoman" w:hAnsi="TimeNewRoman"/>
                 <w:sz w:val="30"/>
               </w:rPr>
-              <w:t>724×7=5068</w:t>
+              <w:t>798×7=5586</w:t>
             </w:r>
           </w:p>
         </w:tc>
@@ -506,7 +506,7 @@
                 <w:rFonts w:ascii="TimeNewRoman" w:hAnsi="TimeNewRoman"/>
                 <w:sz w:val="30"/>
               </w:rPr>
-              <w:t>371×6=2226</w:t>
+              <w:t>233×6=1398</w:t>
             </w:r>
           </w:p>
         </w:tc>
@@ -653,7 +653,7 @@
                 <w:rFonts w:ascii="TimeNewRoman" w:hAnsi="TimeNewRoman"/>
                 <w:sz w:val="30"/>
               </w:rPr>
-              <w:t>963×8=7704</w:t>
+              <w:t>785×5=3925</w:t>
             </w:r>
           </w:p>
         </w:tc>
@@ -670,7 +670,7 @@
                 <w:rFonts w:ascii="TimeNewRoman" w:hAnsi="TimeNewRoman"/>
                 <w:sz w:val="30"/>
               </w:rPr>
-              <w:t>353×2=706</w:t>
+              <w:t>929×7=6503</w:t>
             </w:r>
           </w:p>
         </w:tc>
@@ -687,7 +687,7 @@
                 <w:rFonts w:ascii="TimeNewRoman" w:hAnsi="TimeNewRoman"/>
                 <w:sz w:val="30"/>
               </w:rPr>
-              <w:t>829×5=4145</w:t>
+              <w:t>189×2=378</w:t>
             </w:r>
           </w:p>
         </w:tc>
@@ -704,7 +704,7 @@
                 <w:rFonts w:ascii="TimeNewRoman" w:hAnsi="TimeNewRoman"/>
                 <w:sz w:val="30"/>
               </w:rPr>
-              <w:t>220×6=1320</w:t>
+              <w:t>106×2=212</w:t>
             </w:r>
           </w:p>
         </w:tc>
@@ -721,7 +721,7 @@
                 <w:rFonts w:ascii="TimeNewRoman" w:hAnsi="TimeNewRoman"/>
                 <w:sz w:val="30"/>
               </w:rPr>
-              <w:t>158×7=1106</w:t>
+              <w:t>399×5=1995</w:t>
             </w:r>
           </w:p>
         </w:tc>
@@ -868,7 +868,7 @@
                 <w:rFonts w:ascii="TimeNewRoman" w:hAnsi="TimeNewRoman"/>
                 <w:sz w:val="30"/>
               </w:rPr>
-              <w:t>708×5=3540</w:t>
+              <w:t>914×6=5484</w:t>
             </w:r>
           </w:p>
         </w:tc>
@@ -885,7 +885,7 @@
                 <w:rFonts w:ascii="TimeNewRoman" w:hAnsi="TimeNewRoman"/>
                 <w:sz w:val="30"/>
               </w:rPr>
-              <w:t>331×9=2979</w:t>
+              <w:t>603×8=4824</w:t>
             </w:r>
           </w:p>
         </w:tc>
@@ -902,7 +902,7 @@
                 <w:rFonts w:ascii="TimeNewRoman" w:hAnsi="TimeNewRoman"/>
                 <w:sz w:val="30"/>
               </w:rPr>
-              <w:t>186×6=1116</w:t>
+              <w:t>520×6=3120</w:t>
             </w:r>
           </w:p>
         </w:tc>
@@ -919,7 +919,7 @@
                 <w:rFonts w:ascii="TimeNewRoman" w:hAnsi="TimeNewRoman"/>
                 <w:sz w:val="30"/>
               </w:rPr>
-              <w:t>475×3=1425</w:t>
+              <w:t>612×7=4284</w:t>
             </w:r>
           </w:p>
         </w:tc>
@@ -936,7 +936,7 @@
                 <w:rFonts w:ascii="TimeNewRoman" w:hAnsi="TimeNewRoman"/>
                 <w:sz w:val="30"/>
               </w:rPr>
-              <w:t>472×2=944</w:t>
+              <w:t>532×4=2128</w:t>
             </w:r>
           </w:p>
         </w:tc>

--- a/answers-of-three-digit_number_multiplied_by_one-digit_number.docx
+++ b/answers-of-three-digit_number_multiplied_by_one-digit_number.docx
@@ -40,7 +40,7 @@
                 <w:rFonts w:ascii="TimeNewRoman" w:hAnsi="TimeNewRoman"/>
                 <w:sz w:val="30"/>
               </w:rPr>
-              <w:t>945×2=1890</w:t>
+              <w:t>843×9=7587</w:t>
             </w:r>
           </w:p>
         </w:tc>
@@ -57,7 +57,7 @@
                 <w:rFonts w:ascii="TimeNewRoman" w:hAnsi="TimeNewRoman"/>
                 <w:sz w:val="30"/>
               </w:rPr>
-              <w:t>791×7=5537</w:t>
+              <w:t>650×5=3250</w:t>
             </w:r>
           </w:p>
         </w:tc>
@@ -74,7 +74,7 @@
                 <w:rFonts w:ascii="TimeNewRoman" w:hAnsi="TimeNewRoman"/>
                 <w:sz w:val="30"/>
               </w:rPr>
-              <w:t>517×9=4653</w:t>
+              <w:t>830×6=4980</w:t>
             </w:r>
           </w:p>
         </w:tc>
@@ -91,7 +91,7 @@
                 <w:rFonts w:ascii="TimeNewRoman" w:hAnsi="TimeNewRoman"/>
                 <w:sz w:val="30"/>
               </w:rPr>
-              <w:t>728×3=2184</w:t>
+              <w:t>897×5=4485</w:t>
             </w:r>
           </w:p>
         </w:tc>
@@ -108,7 +108,7 @@
                 <w:rFonts w:ascii="TimeNewRoman" w:hAnsi="TimeNewRoman"/>
                 <w:sz w:val="30"/>
               </w:rPr>
-              <w:t>512×6=3072</w:t>
+              <w:t>239×8=1912</w:t>
             </w:r>
           </w:p>
         </w:tc>
@@ -223,7 +223,7 @@
                 <w:rFonts w:ascii="TimeNewRoman" w:hAnsi="TimeNewRoman"/>
                 <w:sz w:val="30"/>
               </w:rPr>
-              <w:t>910×9=8190</w:t>
+              <w:t>313×8=2504</w:t>
             </w:r>
           </w:p>
         </w:tc>
@@ -240,7 +240,7 @@
                 <w:rFonts w:ascii="TimeNewRoman" w:hAnsi="TimeNewRoman"/>
                 <w:sz w:val="30"/>
               </w:rPr>
-              <w:t>473×4=1892</w:t>
+              <w:t>589×3=1767</w:t>
             </w:r>
           </w:p>
         </w:tc>
@@ -257,7 +257,7 @@
                 <w:rFonts w:ascii="TimeNewRoman" w:hAnsi="TimeNewRoman"/>
                 <w:sz w:val="30"/>
               </w:rPr>
-              <w:t>821×2=1642</w:t>
+              <w:t>251×2=502</w:t>
             </w:r>
           </w:p>
         </w:tc>
@@ -274,7 +274,7 @@
                 <w:rFonts w:ascii="TimeNewRoman" w:hAnsi="TimeNewRoman"/>
                 <w:sz w:val="30"/>
               </w:rPr>
-              <w:t>729×4=2916</w:t>
+              <w:t>140×6=840</w:t>
             </w:r>
           </w:p>
         </w:tc>
@@ -291,7 +291,7 @@
                 <w:rFonts w:ascii="TimeNewRoman" w:hAnsi="TimeNewRoman"/>
                 <w:sz w:val="30"/>
               </w:rPr>
-              <w:t>448×2=896</w:t>
+              <w:t>952×8=7616</w:t>
             </w:r>
           </w:p>
         </w:tc>
@@ -438,7 +438,7 @@
                 <w:rFonts w:ascii="TimeNewRoman" w:hAnsi="TimeNewRoman"/>
                 <w:sz w:val="30"/>
               </w:rPr>
-              <w:t>857×2=1714</w:t>
+              <w:t>830×2=1660</w:t>
             </w:r>
           </w:p>
         </w:tc>
@@ -455,7 +455,7 @@
                 <w:rFonts w:ascii="TimeNewRoman" w:hAnsi="TimeNewRoman"/>
                 <w:sz w:val="30"/>
               </w:rPr>
-              <w:t>691×2=1382</w:t>
+              <w:t>966×6=5796</w:t>
             </w:r>
           </w:p>
         </w:tc>
@@ -472,7 +472,7 @@
                 <w:rFonts w:ascii="TimeNewRoman" w:hAnsi="TimeNewRoman"/>
                 <w:sz w:val="30"/>
               </w:rPr>
-              <w:t>594×3=1782</w:t>
+              <w:t>673×4=2692</w:t>
             </w:r>
           </w:p>
         </w:tc>
@@ -489,7 +489,7 @@
                 <w:rFonts w:ascii="TimeNewRoman" w:hAnsi="TimeNewRoman"/>
                 <w:sz w:val="30"/>
               </w:rPr>
-              <w:t>798×7=5586</w:t>
+              <w:t>902×6=5412</w:t>
             </w:r>
           </w:p>
         </w:tc>
@@ -506,7 +506,7 @@
                 <w:rFonts w:ascii="TimeNewRoman" w:hAnsi="TimeNewRoman"/>
                 <w:sz w:val="30"/>
               </w:rPr>
-              <w:t>233×6=1398</w:t>
+              <w:t>837×4=3348</w:t>
             </w:r>
           </w:p>
         </w:tc>
@@ -653,7 +653,7 @@
                 <w:rFonts w:ascii="TimeNewRoman" w:hAnsi="TimeNewRoman"/>
                 <w:sz w:val="30"/>
               </w:rPr>
-              <w:t>785×5=3925</w:t>
+              <w:t>503×2=1006</w:t>
             </w:r>
           </w:p>
         </w:tc>
@@ -670,7 +670,7 @@
                 <w:rFonts w:ascii="TimeNewRoman" w:hAnsi="TimeNewRoman"/>
                 <w:sz w:val="30"/>
               </w:rPr>
-              <w:t>929×7=6503</w:t>
+              <w:t>530×6=3180</w:t>
             </w:r>
           </w:p>
         </w:tc>
@@ -687,7 +687,7 @@
                 <w:rFonts w:ascii="TimeNewRoman" w:hAnsi="TimeNewRoman"/>
                 <w:sz w:val="30"/>
               </w:rPr>
-              <w:t>189×2=378</w:t>
+              <w:t>268×7=1876</w:t>
             </w:r>
           </w:p>
         </w:tc>
@@ -704,7 +704,7 @@
                 <w:rFonts w:ascii="TimeNewRoman" w:hAnsi="TimeNewRoman"/>
                 <w:sz w:val="30"/>
               </w:rPr>
-              <w:t>106×2=212</w:t>
+              <w:t>352×9=3168</w:t>
             </w:r>
           </w:p>
         </w:tc>
@@ -721,7 +721,7 @@
                 <w:rFonts w:ascii="TimeNewRoman" w:hAnsi="TimeNewRoman"/>
                 <w:sz w:val="30"/>
               </w:rPr>
-              <w:t>399×5=1995</w:t>
+              <w:t>570×4=2280</w:t>
             </w:r>
           </w:p>
         </w:tc>
@@ -868,7 +868,7 @@
                 <w:rFonts w:ascii="TimeNewRoman" w:hAnsi="TimeNewRoman"/>
                 <w:sz w:val="30"/>
               </w:rPr>
-              <w:t>914×6=5484</w:t>
+              <w:t>757×7=5299</w:t>
             </w:r>
           </w:p>
         </w:tc>
@@ -885,7 +885,7 @@
                 <w:rFonts w:ascii="TimeNewRoman" w:hAnsi="TimeNewRoman"/>
                 <w:sz w:val="30"/>
               </w:rPr>
-              <w:t>603×8=4824</w:t>
+              <w:t>210×5=1050</w:t>
             </w:r>
           </w:p>
         </w:tc>
@@ -902,7 +902,7 @@
                 <w:rFonts w:ascii="TimeNewRoman" w:hAnsi="TimeNewRoman"/>
                 <w:sz w:val="30"/>
               </w:rPr>
-              <w:t>520×6=3120</w:t>
+              <w:t>112×3=336</w:t>
             </w:r>
           </w:p>
         </w:tc>
@@ -919,7 +919,7 @@
                 <w:rFonts w:ascii="TimeNewRoman" w:hAnsi="TimeNewRoman"/>
                 <w:sz w:val="30"/>
               </w:rPr>
-              <w:t>612×7=4284</w:t>
+              <w:t>617×3=1851</w:t>
             </w:r>
           </w:p>
         </w:tc>
@@ -936,7 +936,7 @@
                 <w:rFonts w:ascii="TimeNewRoman" w:hAnsi="TimeNewRoman"/>
                 <w:sz w:val="30"/>
               </w:rPr>
-              <w:t>532×4=2128</w:t>
+              <w:t>462×8=3696</w:t>
             </w:r>
           </w:p>
         </w:tc>

--- a/answers-of-three-digit_number_multiplied_by_one-digit_number.docx
+++ b/answers-of-three-digit_number_multiplied_by_one-digit_number.docx
@@ -11,7 +11,7 @@
           <w:rFonts w:ascii="Arial" w:hAnsi="Arial"/>
           <w:sz w:val="30"/>
         </w:rPr>
-        <w:t>2026-10-29 Thursday</w:t>
+        <w:t>2026-10-30 Friday</w:t>
       </w:r>
     </w:p>
     <w:tbl>
@@ -40,7 +40,7 @@
                 <w:rFonts w:ascii="TimeNewRoman" w:hAnsi="TimeNewRoman"/>
                 <w:sz w:val="30"/>
               </w:rPr>
-              <w:t>843×9=7587</w:t>
+              <w:t>805×8=6440</w:t>
             </w:r>
           </w:p>
         </w:tc>
@@ -57,7 +57,7 @@
                 <w:rFonts w:ascii="TimeNewRoman" w:hAnsi="TimeNewRoman"/>
                 <w:sz w:val="30"/>
               </w:rPr>
-              <w:t>650×5=3250</w:t>
+              <w:t>154×5=770</w:t>
             </w:r>
           </w:p>
         </w:tc>
@@ -74,7 +74,7 @@
                 <w:rFonts w:ascii="TimeNewRoman" w:hAnsi="TimeNewRoman"/>
                 <w:sz w:val="30"/>
               </w:rPr>
-              <w:t>830×6=4980</w:t>
+              <w:t>152×3=456</w:t>
             </w:r>
           </w:p>
         </w:tc>
@@ -91,7 +91,7 @@
                 <w:rFonts w:ascii="TimeNewRoman" w:hAnsi="TimeNewRoman"/>
                 <w:sz w:val="30"/>
               </w:rPr>
-              <w:t>897×5=4485</w:t>
+              <w:t>925×8=7400</w:t>
             </w:r>
           </w:p>
         </w:tc>
@@ -108,7 +108,7 @@
                 <w:rFonts w:ascii="TimeNewRoman" w:hAnsi="TimeNewRoman"/>
                 <w:sz w:val="30"/>
               </w:rPr>
-              <w:t>239×8=1912</w:t>
+              <w:t>295×4=1180</w:t>
             </w:r>
           </w:p>
         </w:tc>
@@ -223,7 +223,7 @@
                 <w:rFonts w:ascii="TimeNewRoman" w:hAnsi="TimeNewRoman"/>
                 <w:sz w:val="30"/>
               </w:rPr>
-              <w:t>313×8=2504</w:t>
+              <w:t>312×9=2808</w:t>
             </w:r>
           </w:p>
         </w:tc>
@@ -240,7 +240,7 @@
                 <w:rFonts w:ascii="TimeNewRoman" w:hAnsi="TimeNewRoman"/>
                 <w:sz w:val="30"/>
               </w:rPr>
-              <w:t>589×3=1767</w:t>
+              <w:t>758×9=6822</w:t>
             </w:r>
           </w:p>
         </w:tc>
@@ -257,7 +257,7 @@
                 <w:rFonts w:ascii="TimeNewRoman" w:hAnsi="TimeNewRoman"/>
                 <w:sz w:val="30"/>
               </w:rPr>
-              <w:t>251×2=502</w:t>
+              <w:t>571×9=5139</w:t>
             </w:r>
           </w:p>
         </w:tc>
@@ -274,7 +274,7 @@
                 <w:rFonts w:ascii="TimeNewRoman" w:hAnsi="TimeNewRoman"/>
                 <w:sz w:val="30"/>
               </w:rPr>
-              <w:t>140×6=840</w:t>
+              <w:t>782×7=5474</w:t>
             </w:r>
           </w:p>
         </w:tc>
@@ -291,7 +291,7 @@
                 <w:rFonts w:ascii="TimeNewRoman" w:hAnsi="TimeNewRoman"/>
                 <w:sz w:val="30"/>
               </w:rPr>
-              <w:t>952×8=7616</w:t>
+              <w:t>709×8=5672</w:t>
             </w:r>
           </w:p>
         </w:tc>
@@ -438,7 +438,7 @@
                 <w:rFonts w:ascii="TimeNewRoman" w:hAnsi="TimeNewRoman"/>
                 <w:sz w:val="30"/>
               </w:rPr>
-              <w:t>830×2=1660</w:t>
+              <w:t>908×4=3632</w:t>
             </w:r>
           </w:p>
         </w:tc>
@@ -455,7 +455,7 @@
                 <w:rFonts w:ascii="TimeNewRoman" w:hAnsi="TimeNewRoman"/>
                 <w:sz w:val="30"/>
               </w:rPr>
-              <w:t>966×6=5796</w:t>
+              <w:t>170×3=510</w:t>
             </w:r>
           </w:p>
         </w:tc>
@@ -472,7 +472,7 @@
                 <w:rFonts w:ascii="TimeNewRoman" w:hAnsi="TimeNewRoman"/>
                 <w:sz w:val="30"/>
               </w:rPr>
-              <w:t>673×4=2692</w:t>
+              <w:t>395×7=2765</w:t>
             </w:r>
           </w:p>
         </w:tc>
@@ -489,7 +489,7 @@
                 <w:rFonts w:ascii="TimeNewRoman" w:hAnsi="TimeNewRoman"/>
                 <w:sz w:val="30"/>
               </w:rPr>
-              <w:t>902×6=5412</w:t>
+              <w:t>667×3=2001</w:t>
             </w:r>
           </w:p>
         </w:tc>
@@ -506,7 +506,7 @@
                 <w:rFonts w:ascii="TimeNewRoman" w:hAnsi="TimeNewRoman"/>
                 <w:sz w:val="30"/>
               </w:rPr>
-              <w:t>837×4=3348</w:t>
+              <w:t>104×7=728</w:t>
             </w:r>
           </w:p>
         </w:tc>
@@ -653,7 +653,7 @@
                 <w:rFonts w:ascii="TimeNewRoman" w:hAnsi="TimeNewRoman"/>
                 <w:sz w:val="30"/>
               </w:rPr>
-              <w:t>503×2=1006</w:t>
+              <w:t>174×9=1566</w:t>
             </w:r>
           </w:p>
         </w:tc>
@@ -670,7 +670,7 @@
                 <w:rFonts w:ascii="TimeNewRoman" w:hAnsi="TimeNewRoman"/>
                 <w:sz w:val="30"/>
               </w:rPr>
-              <w:t>530×6=3180</w:t>
+              <w:t>574×9=5166</w:t>
             </w:r>
           </w:p>
         </w:tc>
@@ -687,7 +687,7 @@
                 <w:rFonts w:ascii="TimeNewRoman" w:hAnsi="TimeNewRoman"/>
                 <w:sz w:val="30"/>
               </w:rPr>
-              <w:t>268×7=1876</w:t>
+              <w:t>856×4=3424</w:t>
             </w:r>
           </w:p>
         </w:tc>
@@ -704,7 +704,7 @@
                 <w:rFonts w:ascii="TimeNewRoman" w:hAnsi="TimeNewRoman"/>
                 <w:sz w:val="30"/>
               </w:rPr>
-              <w:t>352×9=3168</w:t>
+              <w:t>272×7=1904</w:t>
             </w:r>
           </w:p>
         </w:tc>
@@ -721,7 +721,7 @@
                 <w:rFonts w:ascii="TimeNewRoman" w:hAnsi="TimeNewRoman"/>
                 <w:sz w:val="30"/>
               </w:rPr>
-              <w:t>570×4=2280</w:t>
+              <w:t>289×5=1445</w:t>
             </w:r>
           </w:p>
         </w:tc>
@@ -868,7 +868,7 @@
                 <w:rFonts w:ascii="TimeNewRoman" w:hAnsi="TimeNewRoman"/>
                 <w:sz w:val="30"/>
               </w:rPr>
-              <w:t>757×7=5299</w:t>
+              <w:t>344×8=2752</w:t>
             </w:r>
           </w:p>
         </w:tc>
@@ -885,7 +885,7 @@
                 <w:rFonts w:ascii="TimeNewRoman" w:hAnsi="TimeNewRoman"/>
                 <w:sz w:val="30"/>
               </w:rPr>
-              <w:t>210×5=1050</w:t>
+              <w:t>909×9=8181</w:t>
             </w:r>
           </w:p>
         </w:tc>
@@ -902,7 +902,7 @@
                 <w:rFonts w:ascii="TimeNewRoman" w:hAnsi="TimeNewRoman"/>
                 <w:sz w:val="30"/>
               </w:rPr>
-              <w:t>112×3=336</w:t>
+              <w:t>614×4=2456</w:t>
             </w:r>
           </w:p>
         </w:tc>
@@ -919,7 +919,7 @@
                 <w:rFonts w:ascii="TimeNewRoman" w:hAnsi="TimeNewRoman"/>
                 <w:sz w:val="30"/>
               </w:rPr>
-              <w:t>617×3=1851</w:t>
+              <w:t>888×5=4440</w:t>
             </w:r>
           </w:p>
         </w:tc>
@@ -936,7 +936,7 @@
                 <w:rFonts w:ascii="TimeNewRoman" w:hAnsi="TimeNewRoman"/>
                 <w:sz w:val="30"/>
               </w:rPr>
-              <w:t>462×8=3696</w:t>
+              <w:t>931×7=6517</w:t>
             </w:r>
           </w:p>
         </w:tc>

--- a/answers-of-three-digit_number_multiplied_by_one-digit_number.docx
+++ b/answers-of-three-digit_number_multiplied_by_one-digit_number.docx
@@ -40,7 +40,7 @@
                 <w:rFonts w:ascii="TimeNewRoman" w:hAnsi="TimeNewRoman"/>
                 <w:sz w:val="30"/>
               </w:rPr>
-              <w:t>805×8=6440</w:t>
+              <w:t>283×5=1415</w:t>
             </w:r>
           </w:p>
         </w:tc>
@@ -57,7 +57,7 @@
                 <w:rFonts w:ascii="TimeNewRoman" w:hAnsi="TimeNewRoman"/>
                 <w:sz w:val="30"/>
               </w:rPr>
-              <w:t>154×5=770</w:t>
+              <w:t>226×7=1582</w:t>
             </w:r>
           </w:p>
         </w:tc>
@@ -74,7 +74,7 @@
                 <w:rFonts w:ascii="TimeNewRoman" w:hAnsi="TimeNewRoman"/>
                 <w:sz w:val="30"/>
               </w:rPr>
-              <w:t>152×3=456</w:t>
+              <w:t>987×5=4935</w:t>
             </w:r>
           </w:p>
         </w:tc>
@@ -91,7 +91,7 @@
                 <w:rFonts w:ascii="TimeNewRoman" w:hAnsi="TimeNewRoman"/>
                 <w:sz w:val="30"/>
               </w:rPr>
-              <w:t>925×8=7400</w:t>
+              <w:t>982×6=5892</w:t>
             </w:r>
           </w:p>
         </w:tc>
@@ -108,7 +108,7 @@
                 <w:rFonts w:ascii="TimeNewRoman" w:hAnsi="TimeNewRoman"/>
                 <w:sz w:val="30"/>
               </w:rPr>
-              <w:t>295×4=1180</w:t>
+              <w:t>565×7=3955</w:t>
             </w:r>
           </w:p>
         </w:tc>
@@ -223,7 +223,7 @@
                 <w:rFonts w:ascii="TimeNewRoman" w:hAnsi="TimeNewRoman"/>
                 <w:sz w:val="30"/>
               </w:rPr>
-              <w:t>312×9=2808</w:t>
+              <w:t>875×7=6125</w:t>
             </w:r>
           </w:p>
         </w:tc>
@@ -240,7 +240,7 @@
                 <w:rFonts w:ascii="TimeNewRoman" w:hAnsi="TimeNewRoman"/>
                 <w:sz w:val="30"/>
               </w:rPr>
-              <w:t>758×9=6822</w:t>
+              <w:t>523×9=4707</w:t>
             </w:r>
           </w:p>
         </w:tc>
@@ -257,7 +257,7 @@
                 <w:rFonts w:ascii="TimeNewRoman" w:hAnsi="TimeNewRoman"/>
                 <w:sz w:val="30"/>
               </w:rPr>
-              <w:t>571×9=5139</w:t>
+              <w:t>840×5=4200</w:t>
             </w:r>
           </w:p>
         </w:tc>
@@ -274,7 +274,7 @@
                 <w:rFonts w:ascii="TimeNewRoman" w:hAnsi="TimeNewRoman"/>
                 <w:sz w:val="30"/>
               </w:rPr>
-              <w:t>782×7=5474</w:t>
+              <w:t>923×2=1846</w:t>
             </w:r>
           </w:p>
         </w:tc>
@@ -291,7 +291,7 @@
                 <w:rFonts w:ascii="TimeNewRoman" w:hAnsi="TimeNewRoman"/>
                 <w:sz w:val="30"/>
               </w:rPr>
-              <w:t>709×8=5672</w:t>
+              <w:t>845×7=5915</w:t>
             </w:r>
           </w:p>
         </w:tc>
@@ -438,7 +438,7 @@
                 <w:rFonts w:ascii="TimeNewRoman" w:hAnsi="TimeNewRoman"/>
                 <w:sz w:val="30"/>
               </w:rPr>
-              <w:t>908×4=3632</w:t>
+              <w:t>337×5=1685</w:t>
             </w:r>
           </w:p>
         </w:tc>
@@ -455,7 +455,7 @@
                 <w:rFonts w:ascii="TimeNewRoman" w:hAnsi="TimeNewRoman"/>
                 <w:sz w:val="30"/>
               </w:rPr>
-              <w:t>170×3=510</w:t>
+              <w:t>989×4=3956</w:t>
             </w:r>
           </w:p>
         </w:tc>
@@ -472,7 +472,7 @@
                 <w:rFonts w:ascii="TimeNewRoman" w:hAnsi="TimeNewRoman"/>
                 <w:sz w:val="30"/>
               </w:rPr>
-              <w:t>395×7=2765</w:t>
+              <w:t>827×3=2481</w:t>
             </w:r>
           </w:p>
         </w:tc>
@@ -489,7 +489,7 @@
                 <w:rFonts w:ascii="TimeNewRoman" w:hAnsi="TimeNewRoman"/>
                 <w:sz w:val="30"/>
               </w:rPr>
-              <w:t>667×3=2001</w:t>
+              <w:t>363×6=2178</w:t>
             </w:r>
           </w:p>
         </w:tc>
@@ -506,7 +506,7 @@
                 <w:rFonts w:ascii="TimeNewRoman" w:hAnsi="TimeNewRoman"/>
                 <w:sz w:val="30"/>
               </w:rPr>
-              <w:t>104×7=728</w:t>
+              <w:t>551×6=3306</w:t>
             </w:r>
           </w:p>
         </w:tc>
@@ -653,7 +653,7 @@
                 <w:rFonts w:ascii="TimeNewRoman" w:hAnsi="TimeNewRoman"/>
                 <w:sz w:val="30"/>
               </w:rPr>
-              <w:t>174×9=1566</w:t>
+              <w:t>210×4=840</w:t>
             </w:r>
           </w:p>
         </w:tc>
@@ -670,7 +670,7 @@
                 <w:rFonts w:ascii="TimeNewRoman" w:hAnsi="TimeNewRoman"/>
                 <w:sz w:val="30"/>
               </w:rPr>
-              <w:t>574×9=5166</w:t>
+              <w:t>877×8=7016</w:t>
             </w:r>
           </w:p>
         </w:tc>
@@ -687,7 +687,7 @@
                 <w:rFonts w:ascii="TimeNewRoman" w:hAnsi="TimeNewRoman"/>
                 <w:sz w:val="30"/>
               </w:rPr>
-              <w:t>856×4=3424</w:t>
+              <w:t>891×2=1782</w:t>
             </w:r>
           </w:p>
         </w:tc>
@@ -704,7 +704,7 @@
                 <w:rFonts w:ascii="TimeNewRoman" w:hAnsi="TimeNewRoman"/>
                 <w:sz w:val="30"/>
               </w:rPr>
-              <w:t>272×7=1904</w:t>
+              <w:t>232×4=928</w:t>
             </w:r>
           </w:p>
         </w:tc>
@@ -721,7 +721,7 @@
                 <w:rFonts w:ascii="TimeNewRoman" w:hAnsi="TimeNewRoman"/>
                 <w:sz w:val="30"/>
               </w:rPr>
-              <w:t>289×5=1445</w:t>
+              <w:t>624×4=2496</w:t>
             </w:r>
           </w:p>
         </w:tc>
@@ -868,7 +868,7 @@
                 <w:rFonts w:ascii="TimeNewRoman" w:hAnsi="TimeNewRoman"/>
                 <w:sz w:val="30"/>
               </w:rPr>
-              <w:t>344×8=2752</w:t>
+              <w:t>304×2=608</w:t>
             </w:r>
           </w:p>
         </w:tc>
@@ -885,7 +885,7 @@
                 <w:rFonts w:ascii="TimeNewRoman" w:hAnsi="TimeNewRoman"/>
                 <w:sz w:val="30"/>
               </w:rPr>
-              <w:t>909×9=8181</w:t>
+              <w:t>600×8=4800</w:t>
             </w:r>
           </w:p>
         </w:tc>
@@ -902,7 +902,7 @@
                 <w:rFonts w:ascii="TimeNewRoman" w:hAnsi="TimeNewRoman"/>
                 <w:sz w:val="30"/>
               </w:rPr>
-              <w:t>614×4=2456</w:t>
+              <w:t>647×8=5176</w:t>
             </w:r>
           </w:p>
         </w:tc>
@@ -919,7 +919,7 @@
                 <w:rFonts w:ascii="TimeNewRoman" w:hAnsi="TimeNewRoman"/>
                 <w:sz w:val="30"/>
               </w:rPr>
-              <w:t>888×5=4440</w:t>
+              <w:t>473×6=2838</w:t>
             </w:r>
           </w:p>
         </w:tc>
@@ -936,7 +936,7 @@
                 <w:rFonts w:ascii="TimeNewRoman" w:hAnsi="TimeNewRoman"/>
                 <w:sz w:val="30"/>
               </w:rPr>
-              <w:t>931×7=6517</w:t>
+              <w:t>846×5=4230</w:t>
             </w:r>
           </w:p>
         </w:tc>

--- a/answers-of-three-digit_number_multiplied_by_one-digit_number.docx
+++ b/answers-of-three-digit_number_multiplied_by_one-digit_number.docx
@@ -11,7 +11,7 @@
           <w:rFonts w:ascii="Arial" w:hAnsi="Arial"/>
           <w:sz w:val="30"/>
         </w:rPr>
-        <w:t>2026-10-30 Friday</w:t>
+        <w:t>2026-10-31 Saturday</w:t>
       </w:r>
     </w:p>
     <w:tbl>
@@ -40,7 +40,7 @@
                 <w:rFonts w:ascii="TimeNewRoman" w:hAnsi="TimeNewRoman"/>
                 <w:sz w:val="30"/>
               </w:rPr>
-              <w:t>283×5=1415</w:t>
+              <w:t>260×7=1820</w:t>
             </w:r>
           </w:p>
         </w:tc>
@@ -57,7 +57,7 @@
                 <w:rFonts w:ascii="TimeNewRoman" w:hAnsi="TimeNewRoman"/>
                 <w:sz w:val="30"/>
               </w:rPr>
-              <w:t>226×7=1582</w:t>
+              <w:t>386×9=3474</w:t>
             </w:r>
           </w:p>
         </w:tc>
@@ -74,7 +74,7 @@
                 <w:rFonts w:ascii="TimeNewRoman" w:hAnsi="TimeNewRoman"/>
                 <w:sz w:val="30"/>
               </w:rPr>
-              <w:t>987×5=4935</w:t>
+              <w:t>850×6=5100</w:t>
             </w:r>
           </w:p>
         </w:tc>
@@ -91,7 +91,7 @@
                 <w:rFonts w:ascii="TimeNewRoman" w:hAnsi="TimeNewRoman"/>
                 <w:sz w:val="30"/>
               </w:rPr>
-              <w:t>982×6=5892</w:t>
+              <w:t>748×4=2992</w:t>
             </w:r>
           </w:p>
         </w:tc>
@@ -108,7 +108,7 @@
                 <w:rFonts w:ascii="TimeNewRoman" w:hAnsi="TimeNewRoman"/>
                 <w:sz w:val="30"/>
               </w:rPr>
-              <w:t>565×7=3955</w:t>
+              <w:t>358×3=1074</w:t>
             </w:r>
           </w:p>
         </w:tc>
@@ -223,7 +223,7 @@
                 <w:rFonts w:ascii="TimeNewRoman" w:hAnsi="TimeNewRoman"/>
                 <w:sz w:val="30"/>
               </w:rPr>
-              <w:t>875×7=6125</w:t>
+              <w:t>912×6=5472</w:t>
             </w:r>
           </w:p>
         </w:tc>
@@ -240,7 +240,7 @@
                 <w:rFonts w:ascii="TimeNewRoman" w:hAnsi="TimeNewRoman"/>
                 <w:sz w:val="30"/>
               </w:rPr>
-              <w:t>523×9=4707</w:t>
+              <w:t>133×4=532</w:t>
             </w:r>
           </w:p>
         </w:tc>
@@ -257,7 +257,7 @@
                 <w:rFonts w:ascii="TimeNewRoman" w:hAnsi="TimeNewRoman"/>
                 <w:sz w:val="30"/>
               </w:rPr>
-              <w:t>840×5=4200</w:t>
+              <w:t>911×3=2733</w:t>
             </w:r>
           </w:p>
         </w:tc>
@@ -274,7 +274,7 @@
                 <w:rFonts w:ascii="TimeNewRoman" w:hAnsi="TimeNewRoman"/>
                 <w:sz w:val="30"/>
               </w:rPr>
-              <w:t>923×2=1846</w:t>
+              <w:t>694×5=3470</w:t>
             </w:r>
           </w:p>
         </w:tc>
@@ -291,7 +291,7 @@
                 <w:rFonts w:ascii="TimeNewRoman" w:hAnsi="TimeNewRoman"/>
                 <w:sz w:val="30"/>
               </w:rPr>
-              <w:t>845×7=5915</w:t>
+              <w:t>946×3=2838</w:t>
             </w:r>
           </w:p>
         </w:tc>
@@ -438,7 +438,7 @@
                 <w:rFonts w:ascii="TimeNewRoman" w:hAnsi="TimeNewRoman"/>
                 <w:sz w:val="30"/>
               </w:rPr>
-              <w:t>337×5=1685</w:t>
+              <w:t>673×6=4038</w:t>
             </w:r>
           </w:p>
         </w:tc>
@@ -455,7 +455,7 @@
                 <w:rFonts w:ascii="TimeNewRoman" w:hAnsi="TimeNewRoman"/>
                 <w:sz w:val="30"/>
               </w:rPr>
-              <w:t>989×4=3956</w:t>
+              <w:t>846×7=5922</w:t>
             </w:r>
           </w:p>
         </w:tc>
@@ -472,7 +472,7 @@
                 <w:rFonts w:ascii="TimeNewRoman" w:hAnsi="TimeNewRoman"/>
                 <w:sz w:val="30"/>
               </w:rPr>
-              <w:t>827×3=2481</w:t>
+              <w:t>742×2=1484</w:t>
             </w:r>
           </w:p>
         </w:tc>
@@ -489,7 +489,7 @@
                 <w:rFonts w:ascii="TimeNewRoman" w:hAnsi="TimeNewRoman"/>
                 <w:sz w:val="30"/>
               </w:rPr>
-              <w:t>363×6=2178</w:t>
+              <w:t>652×4=2608</w:t>
             </w:r>
           </w:p>
         </w:tc>
@@ -506,7 +506,7 @@
                 <w:rFonts w:ascii="TimeNewRoman" w:hAnsi="TimeNewRoman"/>
                 <w:sz w:val="30"/>
               </w:rPr>
-              <w:t>551×6=3306</w:t>
+              <w:t>670×3=2010</w:t>
             </w:r>
           </w:p>
         </w:tc>
@@ -653,7 +653,7 @@
                 <w:rFonts w:ascii="TimeNewRoman" w:hAnsi="TimeNewRoman"/>
                 <w:sz w:val="30"/>
               </w:rPr>
-              <w:t>210×4=840</w:t>
+              <w:t>534×5=2670</w:t>
             </w:r>
           </w:p>
         </w:tc>
@@ -670,7 +670,7 @@
                 <w:rFonts w:ascii="TimeNewRoman" w:hAnsi="TimeNewRoman"/>
                 <w:sz w:val="30"/>
               </w:rPr>
-              <w:t>877×8=7016</w:t>
+              <w:t>154×3=462</w:t>
             </w:r>
           </w:p>
         </w:tc>
@@ -687,7 +687,7 @@
                 <w:rFonts w:ascii="TimeNewRoman" w:hAnsi="TimeNewRoman"/>
                 <w:sz w:val="30"/>
               </w:rPr>
-              <w:t>891×2=1782</w:t>
+              <w:t>537×6=3222</w:t>
             </w:r>
           </w:p>
         </w:tc>
@@ -704,7 +704,7 @@
                 <w:rFonts w:ascii="TimeNewRoman" w:hAnsi="TimeNewRoman"/>
                 <w:sz w:val="30"/>
               </w:rPr>
-              <w:t>232×4=928</w:t>
+              <w:t>487×9=4383</w:t>
             </w:r>
           </w:p>
         </w:tc>
@@ -721,7 +721,7 @@
                 <w:rFonts w:ascii="TimeNewRoman" w:hAnsi="TimeNewRoman"/>
                 <w:sz w:val="30"/>
               </w:rPr>
-              <w:t>624×4=2496</w:t>
+              <w:t>934×6=5604</w:t>
             </w:r>
           </w:p>
         </w:tc>
@@ -868,7 +868,7 @@
                 <w:rFonts w:ascii="TimeNewRoman" w:hAnsi="TimeNewRoman"/>
                 <w:sz w:val="30"/>
               </w:rPr>
-              <w:t>304×2=608</w:t>
+              <w:t>568×2=1136</w:t>
             </w:r>
           </w:p>
         </w:tc>
@@ -885,7 +885,7 @@
                 <w:rFonts w:ascii="TimeNewRoman" w:hAnsi="TimeNewRoman"/>
                 <w:sz w:val="30"/>
               </w:rPr>
-              <w:t>600×8=4800</w:t>
+              <w:t>934×6=5604</w:t>
             </w:r>
           </w:p>
         </w:tc>
@@ -902,7 +902,7 @@
                 <w:rFonts w:ascii="TimeNewRoman" w:hAnsi="TimeNewRoman"/>
                 <w:sz w:val="30"/>
               </w:rPr>
-              <w:t>647×8=5176</w:t>
+              <w:t>378×8=3024</w:t>
             </w:r>
           </w:p>
         </w:tc>
@@ -919,7 +919,7 @@
                 <w:rFonts w:ascii="TimeNewRoman" w:hAnsi="TimeNewRoman"/>
                 <w:sz w:val="30"/>
               </w:rPr>
-              <w:t>473×6=2838</w:t>
+              <w:t>172×6=1032</w:t>
             </w:r>
           </w:p>
         </w:tc>
@@ -936,7 +936,7 @@
                 <w:rFonts w:ascii="TimeNewRoman" w:hAnsi="TimeNewRoman"/>
                 <w:sz w:val="30"/>
               </w:rPr>
-              <w:t>846×5=4230</w:t>
+              <w:t>441×9=3969</w:t>
             </w:r>
           </w:p>
         </w:tc>
